--- a/6 URS/URS 1.0.docx
+++ b/6 URS/URS 1.0.docx
@@ -7,7 +7,7 @@
         <w:spacing w:after="60" w:line="240" w:lineRule="auto"/>
         <w:jc w:val="center"/>
         <w:rPr>
-          <w:rFonts w:ascii="Times New Roman" w:eastAsia="Times New Roman" w:hAnsi="Times New Roman" w:cs="Times New Roman"/>
+          <w:rFonts w:ascii="Arial" w:eastAsia="Times New Roman" w:hAnsi="Arial" w:cs="Arial"/>
           <w:sz w:val="24"/>
           <w:szCs w:val="24"/>
           <w:lang w:eastAsia="pl-PL"/>
@@ -38,7 +38,7 @@
       <w:pPr>
         <w:spacing w:after="240" w:line="240" w:lineRule="auto"/>
         <w:rPr>
-          <w:rFonts w:ascii="Times New Roman" w:eastAsia="Times New Roman" w:hAnsi="Times New Roman" w:cs="Times New Roman"/>
+          <w:rFonts w:ascii="Arial" w:eastAsia="Times New Roman" w:hAnsi="Arial" w:cs="Arial"/>
           <w:sz w:val="24"/>
           <w:szCs w:val="24"/>
           <w:lang w:eastAsia="pl-PL"/>
@@ -60,7 +60,7 @@
       <w:pPr>
         <w:spacing w:after="0" w:line="240" w:lineRule="auto"/>
         <w:rPr>
-          <w:rFonts w:ascii="Times New Roman" w:eastAsia="Times New Roman" w:hAnsi="Times New Roman" w:cs="Times New Roman"/>
+          <w:rFonts w:ascii="Arial" w:eastAsia="Times New Roman" w:hAnsi="Arial" w:cs="Arial"/>
           <w:sz w:val="24"/>
           <w:szCs w:val="24"/>
           <w:lang w:eastAsia="pl-PL"/>
@@ -71,7 +71,7 @@
       <w:pPr>
         <w:spacing w:after="240" w:line="240" w:lineRule="auto"/>
         <w:rPr>
-          <w:rFonts w:ascii="Times New Roman" w:eastAsia="Times New Roman" w:hAnsi="Times New Roman" w:cs="Times New Roman"/>
+          <w:rFonts w:ascii="Arial" w:eastAsia="Times New Roman" w:hAnsi="Arial" w:cs="Arial"/>
           <w:sz w:val="24"/>
           <w:szCs w:val="24"/>
           <w:lang w:eastAsia="pl-PL"/>
@@ -79,7 +79,7 @@
       </w:pPr>
       <w:r>
         <w:rPr>
-          <w:rFonts w:ascii="Times New Roman" w:eastAsia="Times New Roman" w:hAnsi="Times New Roman" w:cs="Times New Roman"/>
+          <w:rFonts w:ascii="Arial" w:eastAsia="Times New Roman" w:hAnsi="Arial" w:cs="Arial"/>
           <w:sz w:val="24"/>
           <w:szCs w:val="24"/>
           <w:lang w:eastAsia="pl-PL"/>
@@ -157,7 +157,7 @@
       </w:r>
       <w:r>
         <w:rPr>
-          <w:rFonts w:ascii="Times New Roman" w:eastAsia="Times New Roman" w:hAnsi="Times New Roman" w:cs="Times New Roman"/>
+          <w:rFonts w:ascii="Arial" w:eastAsia="Times New Roman" w:hAnsi="Arial" w:cs="Arial"/>
           <w:sz w:val="24"/>
           <w:szCs w:val="24"/>
           <w:lang w:eastAsia="pl-PL"/>
@@ -166,7 +166,7 @@
       </w:r>
       <w:r>
         <w:rPr>
-          <w:rFonts w:ascii="Times New Roman" w:eastAsia="Times New Roman" w:hAnsi="Times New Roman" w:cs="Times New Roman"/>
+          <w:rFonts w:ascii="Arial" w:eastAsia="Times New Roman" w:hAnsi="Arial" w:cs="Arial"/>
           <w:sz w:val="24"/>
           <w:szCs w:val="24"/>
           <w:lang w:eastAsia="pl-PL"/>
@@ -175,7 +175,7 @@
       </w:r>
       <w:r>
         <w:rPr>
-          <w:rFonts w:ascii="Times New Roman" w:eastAsia="Times New Roman" w:hAnsi="Times New Roman" w:cs="Times New Roman"/>
+          <w:rFonts w:ascii="Arial" w:eastAsia="Times New Roman" w:hAnsi="Arial" w:cs="Arial"/>
           <w:sz w:val="24"/>
           <w:szCs w:val="24"/>
           <w:lang w:eastAsia="pl-PL"/>
@@ -184,7 +184,7 @@
       </w:r>
       <w:r>
         <w:rPr>
-          <w:rFonts w:ascii="Times New Roman" w:eastAsia="Times New Roman" w:hAnsi="Times New Roman" w:cs="Times New Roman"/>
+          <w:rFonts w:ascii="Arial" w:eastAsia="Times New Roman" w:hAnsi="Arial" w:cs="Arial"/>
           <w:sz w:val="24"/>
           <w:szCs w:val="24"/>
           <w:lang w:eastAsia="pl-PL"/>
@@ -193,7 +193,7 @@
       </w:r>
       <w:r>
         <w:rPr>
-          <w:rFonts w:ascii="Times New Roman" w:eastAsia="Times New Roman" w:hAnsi="Times New Roman" w:cs="Times New Roman"/>
+          <w:rFonts w:ascii="Arial" w:eastAsia="Times New Roman" w:hAnsi="Arial" w:cs="Arial"/>
           <w:sz w:val="24"/>
           <w:szCs w:val="24"/>
           <w:lang w:eastAsia="pl-PL"/>
@@ -202,7 +202,7 @@
       </w:r>
       <w:r>
         <w:rPr>
-          <w:rFonts w:ascii="Times New Roman" w:eastAsia="Times New Roman" w:hAnsi="Times New Roman" w:cs="Times New Roman"/>
+          <w:rFonts w:ascii="Arial" w:eastAsia="Times New Roman" w:hAnsi="Arial" w:cs="Arial"/>
           <w:sz w:val="24"/>
           <w:szCs w:val="24"/>
           <w:lang w:eastAsia="pl-PL"/>
@@ -211,7 +211,7 @@
       </w:r>
       <w:r>
         <w:rPr>
-          <w:rFonts w:ascii="Times New Roman" w:eastAsia="Times New Roman" w:hAnsi="Times New Roman" w:cs="Times New Roman"/>
+          <w:rFonts w:ascii="Arial" w:eastAsia="Times New Roman" w:hAnsi="Arial" w:cs="Arial"/>
           <w:sz w:val="24"/>
           <w:szCs w:val="24"/>
           <w:lang w:eastAsia="pl-PL"/>
@@ -220,7 +220,7 @@
       </w:r>
       <w:r>
         <w:rPr>
-          <w:rFonts w:ascii="Times New Roman" w:eastAsia="Times New Roman" w:hAnsi="Times New Roman" w:cs="Times New Roman"/>
+          <w:rFonts w:ascii="Arial" w:eastAsia="Times New Roman" w:hAnsi="Arial" w:cs="Arial"/>
           <w:sz w:val="24"/>
           <w:szCs w:val="24"/>
           <w:lang w:eastAsia="pl-PL"/>
@@ -229,7 +229,7 @@
       </w:r>
       <w:r>
         <w:rPr>
-          <w:rFonts w:ascii="Times New Roman" w:eastAsia="Times New Roman" w:hAnsi="Times New Roman" w:cs="Times New Roman"/>
+          <w:rFonts w:ascii="Arial" w:eastAsia="Times New Roman" w:hAnsi="Arial" w:cs="Arial"/>
           <w:sz w:val="24"/>
           <w:szCs w:val="24"/>
           <w:lang w:eastAsia="pl-PL"/>
@@ -238,7 +238,7 @@
       </w:r>
       <w:r>
         <w:rPr>
-          <w:rFonts w:ascii="Times New Roman" w:eastAsia="Times New Roman" w:hAnsi="Times New Roman" w:cs="Times New Roman"/>
+          <w:rFonts w:ascii="Arial" w:eastAsia="Times New Roman" w:hAnsi="Arial" w:cs="Arial"/>
           <w:sz w:val="24"/>
           <w:szCs w:val="24"/>
           <w:lang w:eastAsia="pl-PL"/>
@@ -247,7 +247,7 @@
       </w:r>
       <w:r>
         <w:rPr>
-          <w:rFonts w:ascii="Times New Roman" w:eastAsia="Times New Roman" w:hAnsi="Times New Roman" w:cs="Times New Roman"/>
+          <w:rFonts w:ascii="Arial" w:eastAsia="Times New Roman" w:hAnsi="Arial" w:cs="Arial"/>
           <w:sz w:val="24"/>
           <w:szCs w:val="24"/>
           <w:lang w:eastAsia="pl-PL"/>
@@ -256,7 +256,7 @@
       </w:r>
       <w:r>
         <w:rPr>
-          <w:rFonts w:ascii="Times New Roman" w:eastAsia="Times New Roman" w:hAnsi="Times New Roman" w:cs="Times New Roman"/>
+          <w:rFonts w:ascii="Arial" w:eastAsia="Times New Roman" w:hAnsi="Arial" w:cs="Arial"/>
           <w:sz w:val="24"/>
           <w:szCs w:val="24"/>
           <w:lang w:eastAsia="pl-PL"/>
@@ -265,7 +265,7 @@
       </w:r>
       <w:r>
         <w:rPr>
-          <w:rFonts w:ascii="Times New Roman" w:eastAsia="Times New Roman" w:hAnsi="Times New Roman" w:cs="Times New Roman"/>
+          <w:rFonts w:ascii="Arial" w:eastAsia="Times New Roman" w:hAnsi="Arial" w:cs="Arial"/>
           <w:sz w:val="24"/>
           <w:szCs w:val="24"/>
           <w:lang w:eastAsia="pl-PL"/>
@@ -277,7 +277,7 @@
       <w:pPr>
         <w:spacing w:after="240" w:line="240" w:lineRule="auto"/>
         <w:rPr>
-          <w:rFonts w:ascii="Times New Roman" w:eastAsia="Times New Roman" w:hAnsi="Times New Roman" w:cs="Times New Roman"/>
+          <w:rFonts w:ascii="Arial" w:eastAsia="Times New Roman" w:hAnsi="Arial" w:cs="Arial"/>
           <w:sz w:val="24"/>
           <w:szCs w:val="24"/>
           <w:lang w:eastAsia="pl-PL"/>
@@ -288,7 +288,7 @@
       <w:pPr>
         <w:spacing w:after="240" w:line="240" w:lineRule="auto"/>
         <w:rPr>
-          <w:rFonts w:ascii="Times New Roman" w:eastAsia="Times New Roman" w:hAnsi="Times New Roman" w:cs="Times New Roman"/>
+          <w:rFonts w:ascii="Arial" w:eastAsia="Times New Roman" w:hAnsi="Arial" w:cs="Arial"/>
           <w:sz w:val="24"/>
           <w:szCs w:val="24"/>
           <w:lang w:eastAsia="pl-PL"/>
@@ -299,7 +299,7 @@
       <w:pPr>
         <w:spacing w:after="240" w:line="240" w:lineRule="auto"/>
         <w:rPr>
-          <w:rFonts w:ascii="Times New Roman" w:eastAsia="Times New Roman" w:hAnsi="Times New Roman" w:cs="Times New Roman"/>
+          <w:rFonts w:ascii="Arial" w:eastAsia="Times New Roman" w:hAnsi="Arial" w:cs="Arial"/>
           <w:sz w:val="24"/>
           <w:szCs w:val="24"/>
           <w:lang w:eastAsia="pl-PL"/>
@@ -310,7 +310,7 @@
       <w:pPr>
         <w:spacing w:after="240" w:line="240" w:lineRule="auto"/>
         <w:rPr>
-          <w:rFonts w:ascii="Times New Roman" w:eastAsia="Times New Roman" w:hAnsi="Times New Roman" w:cs="Times New Roman"/>
+          <w:rFonts w:ascii="Arial" w:eastAsia="Times New Roman" w:hAnsi="Arial" w:cs="Arial"/>
           <w:sz w:val="24"/>
           <w:szCs w:val="24"/>
           <w:lang w:eastAsia="pl-PL"/>
@@ -321,7 +321,7 @@
       <w:pPr>
         <w:spacing w:after="240" w:line="240" w:lineRule="auto"/>
         <w:rPr>
-          <w:rFonts w:ascii="Times New Roman" w:eastAsia="Times New Roman" w:hAnsi="Times New Roman" w:cs="Times New Roman"/>
+          <w:rFonts w:ascii="Arial" w:eastAsia="Times New Roman" w:hAnsi="Arial" w:cs="Arial"/>
           <w:sz w:val="24"/>
           <w:szCs w:val="24"/>
           <w:lang w:eastAsia="pl-PL"/>
@@ -332,7 +332,7 @@
       <w:pPr>
         <w:spacing w:after="240" w:line="240" w:lineRule="auto"/>
         <w:rPr>
-          <w:rFonts w:ascii="Times New Roman" w:eastAsia="Times New Roman" w:hAnsi="Times New Roman" w:cs="Times New Roman"/>
+          <w:rFonts w:ascii="Arial" w:eastAsia="Times New Roman" w:hAnsi="Arial" w:cs="Arial"/>
           <w:sz w:val="24"/>
           <w:szCs w:val="24"/>
           <w:lang w:eastAsia="pl-PL"/>
@@ -343,7 +343,7 @@
       <w:pPr>
         <w:spacing w:after="240" w:line="240" w:lineRule="auto"/>
         <w:rPr>
-          <w:rFonts w:ascii="Times New Roman" w:eastAsia="Times New Roman" w:hAnsi="Times New Roman" w:cs="Times New Roman"/>
+          <w:rFonts w:ascii="Arial" w:eastAsia="Times New Roman" w:hAnsi="Arial" w:cs="Arial"/>
           <w:sz w:val="24"/>
           <w:szCs w:val="24"/>
           <w:lang w:eastAsia="pl-PL"/>
@@ -354,7 +354,7 @@
       <w:pPr>
         <w:spacing w:after="240" w:line="240" w:lineRule="auto"/>
         <w:rPr>
-          <w:rFonts w:ascii="Times New Roman" w:eastAsia="Times New Roman" w:hAnsi="Times New Roman" w:cs="Times New Roman"/>
+          <w:rFonts w:ascii="Arial" w:eastAsia="Times New Roman" w:hAnsi="Arial" w:cs="Arial"/>
           <w:sz w:val="24"/>
           <w:szCs w:val="24"/>
           <w:lang w:eastAsia="pl-PL"/>
@@ -365,7 +365,7 @@
       <w:pPr>
         <w:spacing w:after="240" w:line="240" w:lineRule="auto"/>
         <w:rPr>
-          <w:rFonts w:ascii="Times New Roman" w:eastAsia="Times New Roman" w:hAnsi="Times New Roman" w:cs="Times New Roman"/>
+          <w:rFonts w:ascii="Arial" w:eastAsia="Times New Roman" w:hAnsi="Arial" w:cs="Arial"/>
           <w:sz w:val="24"/>
           <w:szCs w:val="24"/>
           <w:lang w:eastAsia="pl-PL"/>
@@ -376,7 +376,7 @@
       <w:pPr>
         <w:spacing w:after="240" w:line="240" w:lineRule="auto"/>
         <w:rPr>
-          <w:rFonts w:ascii="Times New Roman" w:eastAsia="Times New Roman" w:hAnsi="Times New Roman" w:cs="Times New Roman"/>
+          <w:rFonts w:ascii="Arial" w:eastAsia="Times New Roman" w:hAnsi="Arial" w:cs="Arial"/>
           <w:sz w:val="24"/>
           <w:szCs w:val="24"/>
           <w:lang w:eastAsia="pl-PL"/>
@@ -387,7 +387,7 @@
       <w:pPr>
         <w:spacing w:after="240" w:line="240" w:lineRule="auto"/>
         <w:rPr>
-          <w:rFonts w:ascii="Times New Roman" w:eastAsia="Times New Roman" w:hAnsi="Times New Roman" w:cs="Times New Roman"/>
+          <w:rFonts w:ascii="Arial" w:eastAsia="Times New Roman" w:hAnsi="Arial" w:cs="Arial"/>
           <w:sz w:val="24"/>
           <w:szCs w:val="24"/>
           <w:lang w:eastAsia="pl-PL"/>
@@ -398,7 +398,7 @@
       <w:pPr>
         <w:spacing w:after="240" w:line="240" w:lineRule="auto"/>
         <w:rPr>
-          <w:rFonts w:ascii="Times New Roman" w:eastAsia="Times New Roman" w:hAnsi="Times New Roman" w:cs="Times New Roman"/>
+          <w:rFonts w:ascii="Arial" w:eastAsia="Times New Roman" w:hAnsi="Arial" w:cs="Arial"/>
           <w:sz w:val="24"/>
           <w:szCs w:val="24"/>
           <w:lang w:eastAsia="pl-PL"/>
@@ -446,7 +446,7 @@
               <w:spacing w:after="0" w:line="240" w:lineRule="auto"/>
               <w:ind w:left="100"/>
               <w:rPr>
-                <w:rFonts w:ascii="Times New Roman" w:eastAsia="Times New Roman" w:hAnsi="Times New Roman" w:cs="Times New Roman"/>
+                <w:rFonts w:ascii="Arial" w:eastAsia="Times New Roman" w:hAnsi="Arial" w:cs="Arial"/>
                 <w:sz w:val="24"/>
                 <w:szCs w:val="24"/>
                 <w:lang w:eastAsia="pl-PL"/>
@@ -493,6 +493,15 @@
                 <w:lang w:eastAsia="pl-PL"/>
               </w:rPr>
               <w:tab/>
+            </w:r>
+            <w:r>
+              <w:rPr>
+                <w:rFonts w:ascii="Arial" w:eastAsia="Times New Roman" w:hAnsi="Arial" w:cs="Arial"/>
+                <w:b/>
+                <w:bCs/>
+                <w:color w:val="353F49"/>
+                <w:lang w:eastAsia="pl-PL"/>
+              </w:rPr>
               <w:t>0</w:t>
             </w:r>
             <w:r>
@@ -513,7 +522,27 @@
                 <w:color w:val="353F49"/>
                 <w:lang w:eastAsia="pl-PL"/>
               </w:rPr>
-              <w:t>/04/2024</w:t>
+              <w:t>/0</w:t>
+            </w:r>
+            <w:r>
+              <w:rPr>
+                <w:rFonts w:ascii="Arial" w:eastAsia="Times New Roman" w:hAnsi="Arial" w:cs="Arial"/>
+                <w:b/>
+                <w:bCs/>
+                <w:color w:val="353F49"/>
+                <w:lang w:eastAsia="pl-PL"/>
+              </w:rPr>
+              <w:t>4</w:t>
+            </w:r>
+            <w:r>
+              <w:rPr>
+                <w:rFonts w:ascii="Arial" w:eastAsia="Times New Roman" w:hAnsi="Arial" w:cs="Arial"/>
+                <w:b/>
+                <w:bCs/>
+                <w:color w:val="353F49"/>
+                <w:lang w:eastAsia="pl-PL"/>
+              </w:rPr>
+              <w:t>/2024</w:t>
             </w:r>
           </w:p>
         </w:tc>
@@ -544,7 +573,7 @@
               <w:spacing w:after="0" w:line="240" w:lineRule="auto"/>
               <w:ind w:left="100"/>
               <w:rPr>
-                <w:rFonts w:ascii="Times New Roman" w:eastAsia="Times New Roman" w:hAnsi="Times New Roman" w:cs="Times New Roman"/>
+                <w:rFonts w:ascii="Arial" w:eastAsia="Times New Roman" w:hAnsi="Arial" w:cs="Arial"/>
                 <w:sz w:val="24"/>
                 <w:szCs w:val="24"/>
                 <w:lang w:eastAsia="pl-PL"/>
@@ -591,7 +620,26 @@
                 <w:lang w:eastAsia="pl-PL"/>
               </w:rPr>
               <w:tab/>
-              <w:t>1.0</w:t>
+            </w:r>
+            <w:r>
+              <w:rPr>
+                <w:rFonts w:ascii="Arial" w:eastAsia="Times New Roman" w:hAnsi="Arial" w:cs="Arial"/>
+                <w:b/>
+                <w:bCs/>
+                <w:color w:val="353F49"/>
+                <w:lang w:eastAsia="pl-PL"/>
+              </w:rPr>
+              <w:t>1</w:t>
+            </w:r>
+            <w:r>
+              <w:rPr>
+                <w:rFonts w:ascii="Arial" w:eastAsia="Times New Roman" w:hAnsi="Arial" w:cs="Arial"/>
+                <w:b/>
+                <w:bCs/>
+                <w:color w:val="353F49"/>
+                <w:lang w:eastAsia="pl-PL"/>
+              </w:rPr>
+              <w:t>.0</w:t>
             </w:r>
           </w:p>
         </w:tc>
@@ -622,7 +670,7 @@
               <w:spacing w:after="0" w:line="240" w:lineRule="auto"/>
               <w:ind w:left="100"/>
               <w:rPr>
-                <w:rFonts w:ascii="Times New Roman" w:eastAsia="Times New Roman" w:hAnsi="Times New Roman" w:cs="Times New Roman"/>
+                <w:rFonts w:ascii="Arial" w:eastAsia="Times New Roman" w:hAnsi="Arial" w:cs="Arial"/>
                 <w:sz w:val="24"/>
                 <w:szCs w:val="24"/>
                 <w:lang w:eastAsia="pl-PL"/>
@@ -700,7 +748,7 @@
               <w:spacing w:after="0" w:line="240" w:lineRule="auto"/>
               <w:ind w:left="100"/>
               <w:rPr>
-                <w:rFonts w:ascii="Times New Roman" w:eastAsia="Times New Roman" w:hAnsi="Times New Roman" w:cs="Times New Roman"/>
+                <w:rFonts w:ascii="Arial" w:eastAsia="Times New Roman" w:hAnsi="Arial" w:cs="Arial"/>
                 <w:sz w:val="24"/>
                 <w:szCs w:val="24"/>
                 <w:lang w:eastAsia="pl-PL"/>
@@ -716,7 +764,6 @@
               </w:rPr>
               <w:t>Author                   </w:t>
             </w:r>
-            <w:proofErr w:type="gramStart"/>
             <w:r>
               <w:rPr>
                 <w:rFonts w:ascii="Arial" w:eastAsia="Times New Roman" w:hAnsi="Arial" w:cs="Arial"/>
@@ -725,29 +772,8 @@
                 <w:color w:val="353F49"/>
                 <w:lang w:eastAsia="pl-PL"/>
               </w:rPr>
-              <w:t xml:space="preserve"> </w:t>
+              <w:t xml:space="preserve">  :</w:t>
             </w:r>
-            <w:r>
-              <w:rPr>
-                <w:rFonts w:ascii="Arial" w:eastAsia="Times New Roman" w:hAnsi="Arial" w:cs="Arial"/>
-                <w:b/>
-                <w:bCs/>
-                <w:color w:val="353F49"/>
-                <w:lang w:eastAsia="pl-PL"/>
-              </w:rPr>
-              <w:t xml:space="preserve"> </w:t>
-            </w:r>
-            <w:r>
-              <w:rPr>
-                <w:rFonts w:ascii="Arial" w:eastAsia="Times New Roman" w:hAnsi="Arial" w:cs="Arial"/>
-                <w:b/>
-                <w:bCs/>
-                <w:color w:val="353F49"/>
-                <w:lang w:eastAsia="pl-PL"/>
-              </w:rPr>
-              <w:t>:</w:t>
-            </w:r>
-            <w:proofErr w:type="gramEnd"/>
             <w:r>
               <w:rPr>
                 <w:rFonts w:ascii="Arial" w:eastAsia="Times New Roman" w:hAnsi="Arial" w:cs="Arial"/>
@@ -777,7 +803,7 @@
       <w:pPr>
         <w:spacing w:after="240" w:line="240" w:lineRule="auto"/>
         <w:rPr>
-          <w:rFonts w:ascii="Times New Roman" w:eastAsia="Times New Roman" w:hAnsi="Times New Roman" w:cs="Times New Roman"/>
+          <w:rFonts w:ascii="Arial" w:eastAsia="Times New Roman" w:hAnsi="Arial" w:cs="Arial"/>
           <w:sz w:val="24"/>
           <w:szCs w:val="24"/>
           <w:lang w:eastAsia="pl-PL"/>
@@ -831,7 +857,7 @@
         <w:spacing w:before="240" w:after="40" w:line="240" w:lineRule="auto"/>
         <w:outlineLvl w:val="0"/>
         <w:rPr>
-          <w:rFonts w:ascii="Times New Roman" w:eastAsia="Times New Roman" w:hAnsi="Times New Roman" w:cs="Times New Roman"/>
+          <w:rFonts w:ascii="Arial" w:eastAsia="Times New Roman" w:hAnsi="Arial" w:cs="Arial"/>
           <w:b/>
           <w:bCs/>
           <w:kern w:val="36"/>
@@ -850,14 +876,25 @@
           <w:lang w:eastAsia="pl-PL"/>
         </w:rPr>
         <w:lastRenderedPageBreak/>
-        <w:t>Version history</w:t>
+        <w:t xml:space="preserve">Version </w:t>
+      </w:r>
+      <w:r>
+        <w:rPr>
+          <w:rFonts w:ascii="Arial" w:eastAsia="Times New Roman" w:hAnsi="Arial" w:cs="Arial"/>
+          <w:color w:val="000000"/>
+          <w:kern w:val="36"/>
+          <w:sz w:val="40"/>
+          <w:szCs w:val="40"/>
+          <w:lang w:eastAsia="pl-PL"/>
+        </w:rPr>
+        <w:t>History</w:t>
       </w:r>
     </w:p>
     <w:p>
       <w:pPr>
         <w:spacing w:after="0" w:line="240" w:lineRule="auto"/>
         <w:rPr>
-          <w:rFonts w:ascii="Times New Roman" w:eastAsia="Times New Roman" w:hAnsi="Times New Roman" w:cs="Times New Roman"/>
+          <w:rFonts w:ascii="Arial" w:eastAsia="Times New Roman" w:hAnsi="Arial" w:cs="Arial"/>
           <w:sz w:val="24"/>
           <w:szCs w:val="24"/>
           <w:lang w:eastAsia="pl-PL"/>
@@ -877,9 +914,9 @@
       </w:tblPr>
       <w:tblGrid>
         <w:gridCol w:w="1181"/>
-        <w:gridCol w:w="1394"/>
+        <w:gridCol w:w="1502"/>
         <w:gridCol w:w="1380"/>
-        <w:gridCol w:w="3943"/>
+        <w:gridCol w:w="3835"/>
         <w:gridCol w:w="1108"/>
       </w:tblGrid>
       <w:tr>
@@ -910,7 +947,7 @@
               <w:ind w:left="100"/>
               <w:jc w:val="center"/>
               <w:rPr>
-                <w:rFonts w:ascii="Times New Roman" w:eastAsia="Times New Roman" w:hAnsi="Times New Roman" w:cs="Times New Roman"/>
+                <w:rFonts w:ascii="Arial" w:eastAsia="Times New Roman" w:hAnsi="Arial" w:cs="Arial"/>
                 <w:sz w:val="24"/>
                 <w:szCs w:val="24"/>
                 <w:lang w:eastAsia="pl-PL"/>
@@ -954,7 +991,7 @@
               <w:ind w:left="100"/>
               <w:jc w:val="center"/>
               <w:rPr>
-                <w:rFonts w:ascii="Times New Roman" w:eastAsia="Times New Roman" w:hAnsi="Times New Roman" w:cs="Times New Roman"/>
+                <w:rFonts w:ascii="Arial" w:eastAsia="Times New Roman" w:hAnsi="Arial" w:cs="Arial"/>
                 <w:sz w:val="24"/>
                 <w:szCs w:val="24"/>
                 <w:lang w:eastAsia="pl-PL"/>
@@ -998,7 +1035,7 @@
               <w:ind w:left="100"/>
               <w:jc w:val="center"/>
               <w:rPr>
-                <w:rFonts w:ascii="Times New Roman" w:eastAsia="Times New Roman" w:hAnsi="Times New Roman" w:cs="Times New Roman"/>
+                <w:rFonts w:ascii="Arial" w:eastAsia="Times New Roman" w:hAnsi="Arial" w:cs="Arial"/>
                 <w:sz w:val="24"/>
                 <w:szCs w:val="24"/>
                 <w:lang w:eastAsia="pl-PL"/>
@@ -1042,7 +1079,7 @@
               <w:ind w:left="100"/>
               <w:jc w:val="center"/>
               <w:rPr>
-                <w:rFonts w:ascii="Times New Roman" w:eastAsia="Times New Roman" w:hAnsi="Times New Roman" w:cs="Times New Roman"/>
+                <w:rFonts w:ascii="Arial" w:eastAsia="Times New Roman" w:hAnsi="Arial" w:cs="Arial"/>
                 <w:sz w:val="24"/>
                 <w:szCs w:val="24"/>
                 <w:lang w:eastAsia="pl-PL"/>
@@ -1086,7 +1123,7 @@
               <w:ind w:left="100"/>
               <w:jc w:val="center"/>
               <w:rPr>
-                <w:rFonts w:ascii="Times New Roman" w:eastAsia="Times New Roman" w:hAnsi="Times New Roman" w:cs="Times New Roman"/>
+                <w:rFonts w:ascii="Arial" w:eastAsia="Times New Roman" w:hAnsi="Arial" w:cs="Arial"/>
                 <w:sz w:val="24"/>
                 <w:szCs w:val="24"/>
                 <w:lang w:eastAsia="pl-PL"/>
@@ -1134,7 +1171,7 @@
               <w:spacing w:before="240" w:after="0" w:line="240" w:lineRule="auto"/>
               <w:jc w:val="center"/>
               <w:rPr>
-                <w:rFonts w:ascii="Times New Roman" w:eastAsia="Times New Roman" w:hAnsi="Times New Roman" w:cs="Times New Roman"/>
+                <w:rFonts w:ascii="Arial" w:eastAsia="Times New Roman" w:hAnsi="Arial" w:cs="Arial"/>
                 <w:sz w:val="24"/>
                 <w:szCs w:val="24"/>
                 <w:lang w:eastAsia="pl-PL"/>
@@ -1176,7 +1213,7 @@
               <w:ind w:left="100"/>
               <w:jc w:val="center"/>
               <w:rPr>
-                <w:rFonts w:ascii="Times New Roman" w:eastAsia="Times New Roman" w:hAnsi="Times New Roman" w:cs="Times New Roman"/>
+                <w:rFonts w:ascii="Arial" w:eastAsia="Times New Roman" w:hAnsi="Arial" w:cs="Arial"/>
                 <w:sz w:val="24"/>
                 <w:szCs w:val="24"/>
                 <w:lang w:eastAsia="pl-PL"/>
@@ -1184,7 +1221,7 @@
             </w:pPr>
             <w:r>
               <w:rPr>
-                <w:rFonts w:ascii="Times New Roman" w:eastAsia="Times New Roman" w:hAnsi="Times New Roman" w:cs="Times New Roman"/>
+                <w:rFonts w:ascii="Arial" w:eastAsia="Times New Roman" w:hAnsi="Arial" w:cs="Arial"/>
                 <w:sz w:val="24"/>
                 <w:szCs w:val="24"/>
                 <w:lang w:eastAsia="pl-PL"/>
@@ -1228,7 +1265,7 @@
               <w:spacing w:after="0" w:line="240" w:lineRule="auto"/>
               <w:jc w:val="center"/>
               <w:rPr>
-                <w:rFonts w:ascii="Times New Roman" w:eastAsia="Times New Roman" w:hAnsi="Times New Roman" w:cs="Times New Roman"/>
+                <w:rFonts w:ascii="Arial" w:eastAsia="Times New Roman" w:hAnsi="Arial" w:cs="Arial"/>
                 <w:sz w:val="24"/>
                 <w:szCs w:val="24"/>
                 <w:lang w:eastAsia="pl-PL"/>
@@ -1268,7 +1305,7 @@
               <w:spacing w:after="0" w:line="240" w:lineRule="auto"/>
               <w:jc w:val="center"/>
               <w:rPr>
-                <w:rFonts w:ascii="Times New Roman" w:eastAsia="Times New Roman" w:hAnsi="Times New Roman" w:cs="Times New Roman"/>
+                <w:rFonts w:ascii="Arial" w:eastAsia="Times New Roman" w:hAnsi="Arial" w:cs="Arial"/>
                 <w:sz w:val="24"/>
                 <w:szCs w:val="24"/>
                 <w:lang w:eastAsia="pl-PL"/>
@@ -1308,7 +1345,7 @@
               <w:spacing w:after="0" w:line="240" w:lineRule="auto"/>
               <w:jc w:val="center"/>
               <w:rPr>
-                <w:rFonts w:ascii="Times New Roman" w:eastAsia="Times New Roman" w:hAnsi="Times New Roman" w:cs="Times New Roman"/>
+                <w:rFonts w:ascii="Arial" w:eastAsia="Times New Roman" w:hAnsi="Arial" w:cs="Arial"/>
                 <w:sz w:val="24"/>
                 <w:szCs w:val="24"/>
                 <w:lang w:eastAsia="pl-PL"/>
@@ -1355,7 +1392,7 @@
               <w:ind w:left="100"/>
               <w:jc w:val="center"/>
               <w:rPr>
-                <w:rFonts w:ascii="Times New Roman" w:eastAsia="Times New Roman" w:hAnsi="Times New Roman" w:cs="Times New Roman"/>
+                <w:rFonts w:ascii="Arial" w:eastAsia="Times New Roman" w:hAnsi="Arial" w:cs="Arial"/>
                 <w:sz w:val="24"/>
                 <w:szCs w:val="24"/>
                 <w:lang w:eastAsia="pl-PL"/>
@@ -1397,7 +1434,7 @@
               <w:ind w:left="100"/>
               <w:jc w:val="center"/>
               <w:rPr>
-                <w:rFonts w:ascii="Times New Roman" w:eastAsia="Times New Roman" w:hAnsi="Times New Roman" w:cs="Times New Roman"/>
+                <w:rFonts w:ascii="Arial" w:eastAsia="Times New Roman" w:hAnsi="Arial" w:cs="Arial"/>
                 <w:sz w:val="24"/>
                 <w:szCs w:val="24"/>
                 <w:lang w:eastAsia="pl-PL"/>
@@ -1405,7 +1442,7 @@
             </w:pPr>
             <w:r>
               <w:rPr>
-                <w:rFonts w:ascii="Times New Roman" w:eastAsia="Times New Roman" w:hAnsi="Times New Roman" w:cs="Times New Roman"/>
+                <w:rFonts w:ascii="Arial" w:eastAsia="Times New Roman" w:hAnsi="Arial" w:cs="Arial"/>
                 <w:sz w:val="24"/>
                 <w:szCs w:val="24"/>
                 <w:lang w:eastAsia="pl-PL"/>
@@ -1451,7 +1488,7 @@
               <w:ind w:left="100"/>
               <w:jc w:val="center"/>
               <w:rPr>
-                <w:rFonts w:ascii="Times New Roman" w:eastAsia="Times New Roman" w:hAnsi="Times New Roman" w:cs="Times New Roman"/>
+                <w:rFonts w:ascii="Arial" w:eastAsia="Times New Roman" w:hAnsi="Arial" w:cs="Arial"/>
                 <w:sz w:val="24"/>
                 <w:szCs w:val="24"/>
                 <w:lang w:eastAsia="pl-PL"/>
@@ -1492,7 +1529,7 @@
               <w:ind w:left="100"/>
               <w:jc w:val="center"/>
               <w:rPr>
-                <w:rFonts w:ascii="Times New Roman" w:eastAsia="Times New Roman" w:hAnsi="Times New Roman" w:cs="Times New Roman"/>
+                <w:rFonts w:ascii="Arial" w:eastAsia="Times New Roman" w:hAnsi="Arial" w:cs="Arial"/>
                 <w:sz w:val="24"/>
                 <w:szCs w:val="24"/>
                 <w:lang w:eastAsia="pl-PL"/>
@@ -1532,7 +1569,7 @@
               <w:spacing w:after="0" w:line="240" w:lineRule="auto"/>
               <w:jc w:val="center"/>
               <w:rPr>
-                <w:rFonts w:ascii="Times New Roman" w:eastAsia="Times New Roman" w:hAnsi="Times New Roman" w:cs="Times New Roman"/>
+                <w:rFonts w:ascii="Arial" w:eastAsia="Times New Roman" w:hAnsi="Arial" w:cs="Arial"/>
                 <w:sz w:val="24"/>
                 <w:szCs w:val="24"/>
                 <w:lang w:eastAsia="pl-PL"/>
@@ -1556,7 +1593,7 @@
       <w:pPr>
         <w:spacing w:after="0" w:line="240" w:lineRule="auto"/>
         <w:rPr>
-          <w:rFonts w:ascii="Times New Roman" w:eastAsia="Times New Roman" w:hAnsi="Times New Roman" w:cs="Times New Roman"/>
+          <w:rFonts w:ascii="Arial" w:eastAsia="Times New Roman" w:hAnsi="Arial" w:cs="Arial"/>
           <w:sz w:val="24"/>
           <w:szCs w:val="24"/>
           <w:lang w:eastAsia="pl-PL"/>
@@ -1568,7 +1605,7 @@
         <w:spacing w:before="400" w:after="120" w:line="240" w:lineRule="auto"/>
         <w:outlineLvl w:val="0"/>
         <w:rPr>
-          <w:rFonts w:ascii="Times New Roman" w:eastAsia="Times New Roman" w:hAnsi="Times New Roman" w:cs="Times New Roman"/>
+          <w:rFonts w:ascii="Arial" w:eastAsia="Times New Roman" w:hAnsi="Arial" w:cs="Arial"/>
           <w:b/>
           <w:bCs/>
           <w:kern w:val="36"/>
@@ -1593,7 +1630,7 @@
       <w:pPr>
         <w:spacing w:after="0" w:line="240" w:lineRule="auto"/>
         <w:rPr>
-          <w:rFonts w:ascii="Times New Roman" w:eastAsia="Times New Roman" w:hAnsi="Times New Roman" w:cs="Times New Roman"/>
+          <w:rFonts w:ascii="Arial" w:eastAsia="Times New Roman" w:hAnsi="Arial" w:cs="Arial"/>
           <w:sz w:val="24"/>
           <w:szCs w:val="24"/>
           <w:lang w:eastAsia="pl-PL"/>
@@ -1621,8 +1658,8 @@
         <w:tblLook w:val="04A0" w:firstRow="1" w:lastRow="0" w:firstColumn="1" w:lastColumn="0" w:noHBand="0" w:noVBand="1"/>
       </w:tblPr>
       <w:tblGrid>
-        <w:gridCol w:w="812"/>
-        <w:gridCol w:w="2915"/>
+        <w:gridCol w:w="922"/>
+        <w:gridCol w:w="3649"/>
       </w:tblGrid>
       <w:tr>
         <w:tc>
@@ -1647,319 +1684,7 @@
               <w:spacing w:after="0" w:line="240" w:lineRule="auto"/>
               <w:jc w:val="center"/>
               <w:rPr>
-                <w:rFonts w:ascii="Times New Roman" w:eastAsia="Times New Roman" w:hAnsi="Times New Roman" w:cs="Times New Roman"/>
-                <w:sz w:val="24"/>
-                <w:szCs w:val="24"/>
-                <w:lang w:eastAsia="pl-PL"/>
-              </w:rPr>
-            </w:pPr>
-            <w:r>
-              <w:rPr>
                 <w:rFonts w:ascii="Arial" w:eastAsia="Times New Roman" w:hAnsi="Arial" w:cs="Arial"/>
-                <w:color w:val="000000"/>
-                <w:lang w:eastAsia="pl-PL"/>
-              </w:rPr>
-              <w:t>CSV</w:t>
-            </w:r>
-          </w:p>
-        </w:tc>
-        <w:tc>
-          <w:tcPr>
-            <w:tcW w:w="0" w:type="auto"/>
-            <w:tcBorders>
-              <w:top w:val="single" w:sz="8" w:space="0" w:color="000000"/>
-              <w:left w:val="single" w:sz="8" w:space="0" w:color="000000"/>
-              <w:bottom w:val="single" w:sz="8" w:space="0" w:color="000000"/>
-              <w:right w:val="single" w:sz="8" w:space="0" w:color="000000"/>
-            </w:tcBorders>
-            <w:tcMar>
-              <w:top w:w="100" w:type="dxa"/>
-              <w:left w:w="100" w:type="dxa"/>
-              <w:bottom w:w="100" w:type="dxa"/>
-              <w:right w:w="100" w:type="dxa"/>
-            </w:tcMar>
-            <w:hideMark/>
-          </w:tcPr>
-          <w:p>
-            <w:pPr>
-              <w:spacing w:after="0" w:line="240" w:lineRule="auto"/>
-              <w:jc w:val="center"/>
-              <w:rPr>
-                <w:rFonts w:ascii="Times New Roman" w:eastAsia="Times New Roman" w:hAnsi="Times New Roman" w:cs="Times New Roman"/>
-                <w:sz w:val="24"/>
-                <w:szCs w:val="24"/>
-                <w:lang w:eastAsia="pl-PL"/>
-              </w:rPr>
-            </w:pPr>
-            <w:r>
-              <w:rPr>
-                <w:rFonts w:ascii="Arial" w:eastAsia="Times New Roman" w:hAnsi="Arial" w:cs="Arial"/>
-                <w:color w:val="000000"/>
-                <w:lang w:eastAsia="pl-PL"/>
-              </w:rPr>
-              <w:t>Comma-Separated Values</w:t>
-            </w:r>
-          </w:p>
-        </w:tc>
-      </w:tr>
-      <w:tr>
-        <w:tc>
-          <w:tcPr>
-            <w:tcW w:w="0" w:type="auto"/>
-            <w:tcBorders>
-              <w:top w:val="single" w:sz="8" w:space="0" w:color="000000"/>
-              <w:left w:val="single" w:sz="8" w:space="0" w:color="000000"/>
-              <w:bottom w:val="single" w:sz="8" w:space="0" w:color="000000"/>
-              <w:right w:val="single" w:sz="8" w:space="0" w:color="000000"/>
-            </w:tcBorders>
-            <w:tcMar>
-              <w:top w:w="100" w:type="dxa"/>
-              <w:left w:w="100" w:type="dxa"/>
-              <w:bottom w:w="100" w:type="dxa"/>
-              <w:right w:w="100" w:type="dxa"/>
-            </w:tcMar>
-            <w:hideMark/>
-          </w:tcPr>
-          <w:p>
-            <w:pPr>
-              <w:spacing w:after="0" w:line="240" w:lineRule="auto"/>
-              <w:jc w:val="center"/>
-              <w:rPr>
-                <w:rFonts w:ascii="Times New Roman" w:eastAsia="Times New Roman" w:hAnsi="Times New Roman" w:cs="Times New Roman"/>
-                <w:sz w:val="24"/>
-                <w:szCs w:val="24"/>
-                <w:lang w:eastAsia="pl-PL"/>
-              </w:rPr>
-            </w:pPr>
-            <w:r>
-              <w:rPr>
-                <w:rFonts w:ascii="Arial" w:eastAsia="Times New Roman" w:hAnsi="Arial" w:cs="Arial"/>
-                <w:color w:val="000000"/>
-                <w:lang w:eastAsia="pl-PL"/>
-              </w:rPr>
-              <w:t>JSON</w:t>
-            </w:r>
-          </w:p>
-        </w:tc>
-        <w:tc>
-          <w:tcPr>
-            <w:tcW w:w="0" w:type="auto"/>
-            <w:tcBorders>
-              <w:top w:val="single" w:sz="8" w:space="0" w:color="000000"/>
-              <w:left w:val="single" w:sz="8" w:space="0" w:color="000000"/>
-              <w:bottom w:val="single" w:sz="8" w:space="0" w:color="000000"/>
-              <w:right w:val="single" w:sz="8" w:space="0" w:color="000000"/>
-            </w:tcBorders>
-            <w:tcMar>
-              <w:top w:w="100" w:type="dxa"/>
-              <w:left w:w="100" w:type="dxa"/>
-              <w:bottom w:w="100" w:type="dxa"/>
-              <w:right w:w="100" w:type="dxa"/>
-            </w:tcMar>
-            <w:hideMark/>
-          </w:tcPr>
-          <w:p>
-            <w:pPr>
-              <w:spacing w:after="0" w:line="240" w:lineRule="auto"/>
-              <w:jc w:val="center"/>
-              <w:rPr>
-                <w:rFonts w:ascii="Times New Roman" w:eastAsia="Times New Roman" w:hAnsi="Times New Roman" w:cs="Times New Roman"/>
-                <w:sz w:val="24"/>
-                <w:szCs w:val="24"/>
-                <w:lang w:eastAsia="pl-PL"/>
-              </w:rPr>
-            </w:pPr>
-            <w:r>
-              <w:rPr>
-                <w:rFonts w:ascii="Arial" w:eastAsia="Times New Roman" w:hAnsi="Arial" w:cs="Arial"/>
-                <w:color w:val="000000"/>
-                <w:lang w:eastAsia="pl-PL"/>
-              </w:rPr>
-              <w:t>JavaScript Object Notation</w:t>
-            </w:r>
-          </w:p>
-        </w:tc>
-      </w:tr>
-      <w:tr>
-        <w:tc>
-          <w:tcPr>
-            <w:tcW w:w="0" w:type="auto"/>
-            <w:tcBorders>
-              <w:top w:val="single" w:sz="8" w:space="0" w:color="000000"/>
-              <w:left w:val="single" w:sz="8" w:space="0" w:color="000000"/>
-              <w:bottom w:val="single" w:sz="8" w:space="0" w:color="000000"/>
-              <w:right w:val="single" w:sz="8" w:space="0" w:color="000000"/>
-            </w:tcBorders>
-            <w:tcMar>
-              <w:top w:w="100" w:type="dxa"/>
-              <w:left w:w="100" w:type="dxa"/>
-              <w:bottom w:w="100" w:type="dxa"/>
-              <w:right w:w="100" w:type="dxa"/>
-            </w:tcMar>
-            <w:hideMark/>
-          </w:tcPr>
-          <w:p>
-            <w:pPr>
-              <w:spacing w:after="0" w:line="240" w:lineRule="auto"/>
-              <w:jc w:val="center"/>
-              <w:rPr>
-                <w:rFonts w:ascii="Times New Roman" w:eastAsia="Times New Roman" w:hAnsi="Times New Roman" w:cs="Times New Roman"/>
-                <w:sz w:val="24"/>
-                <w:szCs w:val="24"/>
-                <w:lang w:eastAsia="pl-PL"/>
-              </w:rPr>
-            </w:pPr>
-            <w:r>
-              <w:rPr>
-                <w:rFonts w:ascii="Arial" w:eastAsia="Times New Roman" w:hAnsi="Arial" w:cs="Arial"/>
-                <w:color w:val="000000"/>
-                <w:lang w:eastAsia="pl-PL"/>
-              </w:rPr>
-              <w:t>KPIs</w:t>
-            </w:r>
-          </w:p>
-        </w:tc>
-        <w:tc>
-          <w:tcPr>
-            <w:tcW w:w="0" w:type="auto"/>
-            <w:tcBorders>
-              <w:top w:val="single" w:sz="8" w:space="0" w:color="000000"/>
-              <w:left w:val="single" w:sz="8" w:space="0" w:color="000000"/>
-              <w:bottom w:val="single" w:sz="8" w:space="0" w:color="000000"/>
-              <w:right w:val="single" w:sz="8" w:space="0" w:color="000000"/>
-            </w:tcBorders>
-            <w:tcMar>
-              <w:top w:w="100" w:type="dxa"/>
-              <w:left w:w="100" w:type="dxa"/>
-              <w:bottom w:w="100" w:type="dxa"/>
-              <w:right w:w="100" w:type="dxa"/>
-            </w:tcMar>
-            <w:hideMark/>
-          </w:tcPr>
-          <w:p>
-            <w:pPr>
-              <w:spacing w:after="0" w:line="240" w:lineRule="auto"/>
-              <w:jc w:val="center"/>
-              <w:rPr>
-                <w:rFonts w:ascii="Times New Roman" w:eastAsia="Times New Roman" w:hAnsi="Times New Roman" w:cs="Times New Roman"/>
-                <w:sz w:val="24"/>
-                <w:szCs w:val="24"/>
-                <w:lang w:eastAsia="pl-PL"/>
-              </w:rPr>
-            </w:pPr>
-            <w:r>
-              <w:rPr>
-                <w:rFonts w:ascii="Arial" w:eastAsia="Times New Roman" w:hAnsi="Arial" w:cs="Arial"/>
-                <w:color w:val="000000"/>
-                <w:lang w:eastAsia="pl-PL"/>
-              </w:rPr>
-              <w:t>Key Performance Indicators</w:t>
-            </w:r>
-          </w:p>
-        </w:tc>
-      </w:tr>
-      <w:tr>
-        <w:tc>
-          <w:tcPr>
-            <w:tcW w:w="0" w:type="auto"/>
-            <w:tcBorders>
-              <w:top w:val="single" w:sz="8" w:space="0" w:color="000000"/>
-              <w:left w:val="single" w:sz="8" w:space="0" w:color="000000"/>
-              <w:bottom w:val="single" w:sz="8" w:space="0" w:color="000000"/>
-              <w:right w:val="single" w:sz="8" w:space="0" w:color="000000"/>
-            </w:tcBorders>
-            <w:tcMar>
-              <w:top w:w="100" w:type="dxa"/>
-              <w:left w:w="100" w:type="dxa"/>
-              <w:bottom w:w="100" w:type="dxa"/>
-              <w:right w:w="100" w:type="dxa"/>
-            </w:tcMar>
-            <w:hideMark/>
-          </w:tcPr>
-          <w:p>
-            <w:pPr>
-              <w:spacing w:after="0" w:line="240" w:lineRule="auto"/>
-              <w:jc w:val="center"/>
-              <w:rPr>
-                <w:rFonts w:ascii="Times New Roman" w:eastAsia="Times New Roman" w:hAnsi="Times New Roman" w:cs="Times New Roman"/>
-                <w:sz w:val="24"/>
-                <w:szCs w:val="24"/>
-                <w:lang w:eastAsia="pl-PL"/>
-              </w:rPr>
-            </w:pPr>
-            <w:r>
-              <w:rPr>
-                <w:rFonts w:ascii="Arial" w:eastAsia="Times New Roman" w:hAnsi="Arial" w:cs="Arial"/>
-                <w:color w:val="000000"/>
-                <w:lang w:eastAsia="pl-PL"/>
-              </w:rPr>
-              <w:t>PDF</w:t>
-            </w:r>
-          </w:p>
-        </w:tc>
-        <w:tc>
-          <w:tcPr>
-            <w:tcW w:w="0" w:type="auto"/>
-            <w:tcBorders>
-              <w:top w:val="single" w:sz="8" w:space="0" w:color="000000"/>
-              <w:left w:val="single" w:sz="8" w:space="0" w:color="000000"/>
-              <w:bottom w:val="single" w:sz="8" w:space="0" w:color="000000"/>
-              <w:right w:val="single" w:sz="8" w:space="0" w:color="000000"/>
-            </w:tcBorders>
-            <w:tcMar>
-              <w:top w:w="100" w:type="dxa"/>
-              <w:left w:w="100" w:type="dxa"/>
-              <w:bottom w:w="100" w:type="dxa"/>
-              <w:right w:w="100" w:type="dxa"/>
-            </w:tcMar>
-            <w:hideMark/>
-          </w:tcPr>
-          <w:p>
-            <w:pPr>
-              <w:spacing w:after="0" w:line="240" w:lineRule="auto"/>
-              <w:jc w:val="center"/>
-              <w:rPr>
-                <w:rFonts w:ascii="Times New Roman" w:eastAsia="Times New Roman" w:hAnsi="Times New Roman" w:cs="Times New Roman"/>
-                <w:sz w:val="24"/>
-                <w:szCs w:val="24"/>
-                <w:lang w:eastAsia="pl-PL"/>
-              </w:rPr>
-            </w:pPr>
-            <w:r>
-              <w:rPr>
-                <w:rFonts w:ascii="Arial" w:eastAsia="Times New Roman" w:hAnsi="Arial" w:cs="Arial"/>
-                <w:color w:val="000000"/>
-                <w:lang w:eastAsia="pl-PL"/>
-              </w:rPr>
-              <w:t>Portable Document Format</w:t>
-            </w:r>
-          </w:p>
-        </w:tc>
-      </w:tr>
-      <w:tr>
-        <w:tc>
-          <w:tcPr>
-            <w:tcW w:w="0" w:type="auto"/>
-            <w:tcBorders>
-              <w:top w:val="single" w:sz="8" w:space="0" w:color="000000"/>
-              <w:left w:val="single" w:sz="8" w:space="0" w:color="000000"/>
-              <w:bottom w:val="single" w:sz="8" w:space="0" w:color="000000"/>
-              <w:right w:val="single" w:sz="8" w:space="0" w:color="000000"/>
-            </w:tcBorders>
-            <w:tcMar>
-              <w:top w:w="100" w:type="dxa"/>
-              <w:left w:w="100" w:type="dxa"/>
-              <w:bottom w:w="100" w:type="dxa"/>
-              <w:right w:w="100" w:type="dxa"/>
-            </w:tcMar>
-            <w:hideMark/>
-          </w:tcPr>
-          <w:p>
-            <w:pPr>
-              <w:spacing w:after="0" w:line="240" w:lineRule="auto"/>
-              <w:jc w:val="center"/>
-              <w:rPr>
-                <w:rFonts w:ascii="Times New Roman" w:eastAsia="Times New Roman" w:hAnsi="Times New Roman" w:cs="Times New Roman"/>
                 <w:sz w:val="24"/>
                 <w:szCs w:val="24"/>
                 <w:lang w:eastAsia="pl-PL"/>
@@ -1997,7 +1722,7 @@
               <w:spacing w:after="0" w:line="240" w:lineRule="auto"/>
               <w:jc w:val="center"/>
               <w:rPr>
-                <w:rFonts w:ascii="Times New Roman" w:eastAsia="Times New Roman" w:hAnsi="Times New Roman" w:cs="Times New Roman"/>
+                <w:rFonts w:ascii="Arial" w:eastAsia="Times New Roman" w:hAnsi="Arial" w:cs="Arial"/>
                 <w:sz w:val="24"/>
                 <w:szCs w:val="24"/>
                 <w:lang w:eastAsia="pl-PL"/>
@@ -2014,12 +1739,234 @@
           </w:p>
         </w:tc>
       </w:tr>
+      <w:tr>
+        <w:tc>
+          <w:tcPr>
+            <w:tcW w:w="0" w:type="auto"/>
+            <w:tcBorders>
+              <w:top w:val="single" w:sz="8" w:space="0" w:color="000000"/>
+              <w:left w:val="single" w:sz="8" w:space="0" w:color="000000"/>
+              <w:bottom w:val="single" w:sz="8" w:space="0" w:color="000000"/>
+              <w:right w:val="single" w:sz="8" w:space="0" w:color="000000"/>
+            </w:tcBorders>
+            <w:tcMar>
+              <w:top w:w="100" w:type="dxa"/>
+              <w:left w:w="100" w:type="dxa"/>
+              <w:bottom w:w="100" w:type="dxa"/>
+              <w:right w:w="100" w:type="dxa"/>
+            </w:tcMar>
+          </w:tcPr>
+          <w:p>
+            <w:pPr>
+              <w:spacing w:after="0" w:line="240" w:lineRule="auto"/>
+              <w:jc w:val="center"/>
+              <w:rPr>
+                <w:rFonts w:ascii="Arial" w:eastAsia="Times New Roman" w:hAnsi="Arial" w:cs="Arial"/>
+                <w:color w:val="000000"/>
+                <w:lang w:eastAsia="pl-PL"/>
+              </w:rPr>
+            </w:pPr>
+            <w:r>
+              <w:rPr>
+                <w:rFonts w:ascii="Arial" w:eastAsia="Times New Roman" w:hAnsi="Arial" w:cs="Arial"/>
+                <w:color w:val="000000"/>
+                <w:lang w:eastAsia="pl-PL"/>
+              </w:rPr>
+              <w:t>URS</w:t>
+            </w:r>
+          </w:p>
+        </w:tc>
+        <w:tc>
+          <w:tcPr>
+            <w:tcW w:w="0" w:type="auto"/>
+            <w:tcBorders>
+              <w:top w:val="single" w:sz="8" w:space="0" w:color="000000"/>
+              <w:left w:val="single" w:sz="8" w:space="0" w:color="000000"/>
+              <w:bottom w:val="single" w:sz="8" w:space="0" w:color="000000"/>
+              <w:right w:val="single" w:sz="8" w:space="0" w:color="000000"/>
+            </w:tcBorders>
+            <w:tcMar>
+              <w:top w:w="100" w:type="dxa"/>
+              <w:left w:w="100" w:type="dxa"/>
+              <w:bottom w:w="100" w:type="dxa"/>
+              <w:right w:w="100" w:type="dxa"/>
+            </w:tcMar>
+          </w:tcPr>
+          <w:p>
+            <w:pPr>
+              <w:spacing w:after="0" w:line="240" w:lineRule="auto"/>
+              <w:jc w:val="center"/>
+              <w:rPr>
+                <w:rFonts w:ascii="Arial" w:eastAsia="Times New Roman" w:hAnsi="Arial" w:cs="Arial"/>
+                <w:color w:val="000000"/>
+                <w:lang w:eastAsia="pl-PL"/>
+              </w:rPr>
+            </w:pPr>
+            <w:r>
+              <w:rPr>
+                <w:rFonts w:ascii="Arial" w:eastAsia="Times New Roman" w:hAnsi="Arial" w:cs="Arial"/>
+                <w:color w:val="000000"/>
+                <w:lang w:eastAsia="pl-PL"/>
+              </w:rPr>
+              <w:t>User Requirements Specification</w:t>
+            </w:r>
+          </w:p>
+        </w:tc>
+      </w:tr>
+      <w:tr>
+        <w:tc>
+          <w:tcPr>
+            <w:tcW w:w="0" w:type="auto"/>
+            <w:tcBorders>
+              <w:top w:val="single" w:sz="8" w:space="0" w:color="000000"/>
+              <w:left w:val="single" w:sz="8" w:space="0" w:color="000000"/>
+              <w:bottom w:val="single" w:sz="8" w:space="0" w:color="000000"/>
+              <w:right w:val="single" w:sz="8" w:space="0" w:color="000000"/>
+            </w:tcBorders>
+            <w:tcMar>
+              <w:top w:w="100" w:type="dxa"/>
+              <w:left w:w="100" w:type="dxa"/>
+              <w:bottom w:w="100" w:type="dxa"/>
+              <w:right w:w="100" w:type="dxa"/>
+            </w:tcMar>
+          </w:tcPr>
+          <w:p>
+            <w:pPr>
+              <w:spacing w:after="0" w:line="240" w:lineRule="auto"/>
+              <w:jc w:val="center"/>
+              <w:rPr>
+                <w:rFonts w:ascii="Arial" w:eastAsia="Times New Roman" w:hAnsi="Arial" w:cs="Arial"/>
+                <w:color w:val="000000"/>
+                <w:lang w:eastAsia="pl-PL"/>
+              </w:rPr>
+            </w:pPr>
+            <w:r>
+              <w:rPr>
+                <w:rFonts w:ascii="Arial" w:eastAsia="Times New Roman" w:hAnsi="Arial" w:cs="Arial"/>
+                <w:color w:val="000000"/>
+                <w:lang w:eastAsia="pl-PL"/>
+              </w:rPr>
+              <w:t>CRUD</w:t>
+            </w:r>
+          </w:p>
+        </w:tc>
+        <w:tc>
+          <w:tcPr>
+            <w:tcW w:w="0" w:type="auto"/>
+            <w:tcBorders>
+              <w:top w:val="single" w:sz="8" w:space="0" w:color="000000"/>
+              <w:left w:val="single" w:sz="8" w:space="0" w:color="000000"/>
+              <w:bottom w:val="single" w:sz="8" w:space="0" w:color="000000"/>
+              <w:right w:val="single" w:sz="8" w:space="0" w:color="000000"/>
+            </w:tcBorders>
+            <w:tcMar>
+              <w:top w:w="100" w:type="dxa"/>
+              <w:left w:w="100" w:type="dxa"/>
+              <w:bottom w:w="100" w:type="dxa"/>
+              <w:right w:w="100" w:type="dxa"/>
+            </w:tcMar>
+          </w:tcPr>
+          <w:p>
+            <w:pPr>
+              <w:spacing w:after="0" w:line="240" w:lineRule="auto"/>
+              <w:jc w:val="center"/>
+              <w:rPr>
+                <w:rFonts w:ascii="Arial" w:eastAsia="Times New Roman" w:hAnsi="Arial" w:cs="Arial"/>
+                <w:color w:val="000000"/>
+                <w:lang w:eastAsia="pl-PL"/>
+              </w:rPr>
+            </w:pPr>
+            <w:r>
+              <w:rPr>
+                <w:rFonts w:ascii="Arial" w:eastAsia="Times New Roman" w:hAnsi="Arial" w:cs="Arial"/>
+                <w:color w:val="000000"/>
+                <w:lang w:eastAsia="pl-PL"/>
+              </w:rPr>
+              <w:t>Create Read Update Delete</w:t>
+            </w:r>
+          </w:p>
+        </w:tc>
+      </w:tr>
+      <w:tr>
+        <w:tc>
+          <w:tcPr>
+            <w:tcW w:w="0" w:type="auto"/>
+            <w:tcBorders>
+              <w:top w:val="single" w:sz="8" w:space="0" w:color="000000"/>
+              <w:left w:val="single" w:sz="8" w:space="0" w:color="000000"/>
+              <w:bottom w:val="single" w:sz="8" w:space="0" w:color="000000"/>
+              <w:right w:val="single" w:sz="8" w:space="0" w:color="000000"/>
+            </w:tcBorders>
+            <w:tcMar>
+              <w:top w:w="100" w:type="dxa"/>
+              <w:left w:w="100" w:type="dxa"/>
+              <w:bottom w:w="100" w:type="dxa"/>
+              <w:right w:w="100" w:type="dxa"/>
+            </w:tcMar>
+          </w:tcPr>
+          <w:p>
+            <w:pPr>
+              <w:spacing w:after="0" w:line="240" w:lineRule="auto"/>
+              <w:jc w:val="center"/>
+              <w:rPr>
+                <w:rFonts w:ascii="Arial" w:eastAsia="Times New Roman" w:hAnsi="Arial" w:cs="Arial"/>
+                <w:color w:val="000000"/>
+                <w:lang w:eastAsia="pl-PL"/>
+              </w:rPr>
+            </w:pPr>
+            <w:r>
+              <w:rPr>
+                <w:rFonts w:ascii="Arial" w:eastAsia="Times New Roman" w:hAnsi="Arial" w:cs="Arial"/>
+                <w:color w:val="000000"/>
+                <w:lang w:eastAsia="pl-PL"/>
+              </w:rPr>
+              <w:t>HTTPS</w:t>
+            </w:r>
+          </w:p>
+        </w:tc>
+        <w:tc>
+          <w:tcPr>
+            <w:tcW w:w="0" w:type="auto"/>
+            <w:tcBorders>
+              <w:top w:val="single" w:sz="8" w:space="0" w:color="000000"/>
+              <w:left w:val="single" w:sz="8" w:space="0" w:color="000000"/>
+              <w:bottom w:val="single" w:sz="8" w:space="0" w:color="000000"/>
+              <w:right w:val="single" w:sz="8" w:space="0" w:color="000000"/>
+            </w:tcBorders>
+            <w:tcMar>
+              <w:top w:w="100" w:type="dxa"/>
+              <w:left w:w="100" w:type="dxa"/>
+              <w:bottom w:w="100" w:type="dxa"/>
+              <w:right w:w="100" w:type="dxa"/>
+            </w:tcMar>
+          </w:tcPr>
+          <w:p>
+            <w:pPr>
+              <w:spacing w:after="0" w:line="240" w:lineRule="auto"/>
+              <w:jc w:val="center"/>
+              <w:rPr>
+                <w:rFonts w:ascii="Arial" w:eastAsia="Times New Roman" w:hAnsi="Arial" w:cs="Arial"/>
+                <w:color w:val="000000"/>
+                <w:lang w:eastAsia="pl-PL"/>
+              </w:rPr>
+            </w:pPr>
+            <w:r>
+              <w:rPr>
+                <w:rFonts w:ascii="Arial" w:eastAsia="Times New Roman" w:hAnsi="Arial" w:cs="Arial"/>
+                <w:color w:val="000000"/>
+                <w:lang w:eastAsia="pl-PL"/>
+              </w:rPr>
+              <w:t>Hypertext Transfer Protocol Secure</w:t>
+            </w:r>
+          </w:p>
+        </w:tc>
+      </w:tr>
     </w:tbl>
     <w:p>
       <w:pPr>
         <w:spacing w:after="240" w:line="240" w:lineRule="auto"/>
         <w:rPr>
-          <w:rFonts w:ascii="Times New Roman" w:eastAsia="Times New Roman" w:hAnsi="Times New Roman" w:cs="Times New Roman"/>
+          <w:rFonts w:ascii="Arial" w:eastAsia="Times New Roman" w:hAnsi="Arial" w:cs="Arial"/>
           <w:sz w:val="24"/>
           <w:szCs w:val="24"/>
           <w:lang w:eastAsia="pl-PL"/>
@@ -2030,7 +1977,7 @@
       <w:pPr>
         <w:spacing w:after="240" w:line="240" w:lineRule="auto"/>
         <w:rPr>
-          <w:rFonts w:ascii="Times New Roman" w:eastAsia="Times New Roman" w:hAnsi="Times New Roman" w:cs="Times New Roman"/>
+          <w:rFonts w:ascii="Arial" w:eastAsia="Times New Roman" w:hAnsi="Arial" w:cs="Arial"/>
           <w:sz w:val="24"/>
           <w:szCs w:val="24"/>
           <w:lang w:eastAsia="pl-PL"/>
@@ -2038,7 +1985,7 @@
       </w:pPr>
       <w:r>
         <w:rPr>
-          <w:rFonts w:ascii="Times New Roman" w:eastAsia="Times New Roman" w:hAnsi="Times New Roman" w:cs="Times New Roman"/>
+          <w:rFonts w:ascii="Arial" w:eastAsia="Times New Roman" w:hAnsi="Arial" w:cs="Arial"/>
           <w:sz w:val="24"/>
           <w:szCs w:val="24"/>
           <w:lang w:eastAsia="pl-PL"/>
@@ -2047,7 +1994,7 @@
       </w:r>
       <w:r>
         <w:rPr>
-          <w:rFonts w:ascii="Times New Roman" w:eastAsia="Times New Roman" w:hAnsi="Times New Roman" w:cs="Times New Roman"/>
+          <w:rFonts w:ascii="Arial" w:eastAsia="Times New Roman" w:hAnsi="Arial" w:cs="Arial"/>
           <w:sz w:val="24"/>
           <w:szCs w:val="24"/>
           <w:lang w:eastAsia="pl-PL"/>
@@ -2056,7 +2003,7 @@
       </w:r>
       <w:r>
         <w:rPr>
-          <w:rFonts w:ascii="Times New Roman" w:eastAsia="Times New Roman" w:hAnsi="Times New Roman" w:cs="Times New Roman"/>
+          <w:rFonts w:ascii="Arial" w:eastAsia="Times New Roman" w:hAnsi="Arial" w:cs="Arial"/>
           <w:sz w:val="24"/>
           <w:szCs w:val="24"/>
           <w:lang w:eastAsia="pl-PL"/>
@@ -2065,7 +2012,7 @@
       </w:r>
       <w:r>
         <w:rPr>
-          <w:rFonts w:ascii="Times New Roman" w:eastAsia="Times New Roman" w:hAnsi="Times New Roman" w:cs="Times New Roman"/>
+          <w:rFonts w:ascii="Arial" w:eastAsia="Times New Roman" w:hAnsi="Arial" w:cs="Arial"/>
           <w:sz w:val="24"/>
           <w:szCs w:val="24"/>
           <w:lang w:eastAsia="pl-PL"/>
@@ -2074,7 +2021,7 @@
       </w:r>
       <w:r>
         <w:rPr>
-          <w:rFonts w:ascii="Times New Roman" w:eastAsia="Times New Roman" w:hAnsi="Times New Roman" w:cs="Times New Roman"/>
+          <w:rFonts w:ascii="Arial" w:eastAsia="Times New Roman" w:hAnsi="Arial" w:cs="Arial"/>
           <w:sz w:val="24"/>
           <w:szCs w:val="24"/>
           <w:lang w:eastAsia="pl-PL"/>
@@ -2083,7 +2030,7 @@
       </w:r>
       <w:r>
         <w:rPr>
-          <w:rFonts w:ascii="Times New Roman" w:eastAsia="Times New Roman" w:hAnsi="Times New Roman" w:cs="Times New Roman"/>
+          <w:rFonts w:ascii="Arial" w:eastAsia="Times New Roman" w:hAnsi="Arial" w:cs="Arial"/>
           <w:sz w:val="24"/>
           <w:szCs w:val="24"/>
           <w:lang w:eastAsia="pl-PL"/>
@@ -2092,7 +2039,7 @@
       </w:r>
       <w:r>
         <w:rPr>
-          <w:rFonts w:ascii="Times New Roman" w:eastAsia="Times New Roman" w:hAnsi="Times New Roman" w:cs="Times New Roman"/>
+          <w:rFonts w:ascii="Arial" w:eastAsia="Times New Roman" w:hAnsi="Arial" w:cs="Arial"/>
           <w:sz w:val="24"/>
           <w:szCs w:val="24"/>
           <w:lang w:eastAsia="pl-PL"/>
@@ -2101,7 +2048,7 @@
       </w:r>
       <w:r>
         <w:rPr>
-          <w:rFonts w:ascii="Times New Roman" w:eastAsia="Times New Roman" w:hAnsi="Times New Roman" w:cs="Times New Roman"/>
+          <w:rFonts w:ascii="Arial" w:eastAsia="Times New Roman" w:hAnsi="Arial" w:cs="Arial"/>
           <w:sz w:val="24"/>
           <w:szCs w:val="24"/>
           <w:lang w:eastAsia="pl-PL"/>
@@ -2128,7 +2075,7 @@
         <w:spacing w:before="400" w:after="120" w:line="240" w:lineRule="auto"/>
         <w:outlineLvl w:val="0"/>
         <w:rPr>
-          <w:rFonts w:ascii="Times New Roman" w:eastAsia="Times New Roman" w:hAnsi="Times New Roman" w:cs="Times New Roman"/>
+          <w:rFonts w:ascii="Arial" w:eastAsia="Times New Roman" w:hAnsi="Arial" w:cs="Arial"/>
           <w:b/>
           <w:bCs/>
           <w:kern w:val="36"/>
@@ -2152,8 +2099,9 @@
     <w:p>
       <w:pPr>
         <w:spacing w:after="0" w:line="240" w:lineRule="auto"/>
-        <w:rPr>
-          <w:rFonts w:ascii="Times New Roman" w:eastAsia="Times New Roman" w:hAnsi="Times New Roman" w:cs="Times New Roman"/>
+        <w:ind w:firstLine="708"/>
+        <w:rPr>
+          <w:rFonts w:ascii="Arial" w:eastAsia="Times New Roman" w:hAnsi="Arial" w:cs="Arial"/>
           <w:sz w:val="24"/>
           <w:szCs w:val="24"/>
           <w:lang w:eastAsia="pl-PL"/>
@@ -2196,7 +2144,7 @@
       <w:pPr>
         <w:spacing w:after="0" w:line="240" w:lineRule="auto"/>
         <w:rPr>
-          <w:rFonts w:ascii="Times New Roman" w:eastAsia="Times New Roman" w:hAnsi="Times New Roman" w:cs="Times New Roman"/>
+          <w:rFonts w:ascii="Arial" w:eastAsia="Times New Roman" w:hAnsi="Arial" w:cs="Arial"/>
           <w:sz w:val="24"/>
           <w:szCs w:val="24"/>
           <w:lang w:eastAsia="pl-PL"/>
@@ -2208,7 +2156,77 @@
         <w:spacing w:before="400" w:after="120" w:line="240" w:lineRule="auto"/>
         <w:outlineLvl w:val="0"/>
         <w:rPr>
-          <w:rFonts w:ascii="Times New Roman" w:eastAsia="Times New Roman" w:hAnsi="Times New Roman" w:cs="Times New Roman"/>
+          <w:rFonts w:ascii="Arial" w:eastAsia="Times New Roman" w:hAnsi="Arial" w:cs="Arial"/>
+          <w:color w:val="000000"/>
+          <w:kern w:val="36"/>
+          <w:sz w:val="40"/>
+          <w:szCs w:val="40"/>
+          <w:lang w:eastAsia="pl-PL"/>
+        </w:rPr>
+      </w:pPr>
+    </w:p>
+    <w:p>
+      <w:pPr>
+        <w:spacing w:before="400" w:after="120" w:line="240" w:lineRule="auto"/>
+        <w:outlineLvl w:val="0"/>
+        <w:rPr>
+          <w:rFonts w:ascii="Arial" w:eastAsia="Times New Roman" w:hAnsi="Arial" w:cs="Arial"/>
+          <w:color w:val="000000"/>
+          <w:kern w:val="36"/>
+          <w:sz w:val="40"/>
+          <w:szCs w:val="40"/>
+          <w:lang w:eastAsia="pl-PL"/>
+        </w:rPr>
+      </w:pPr>
+    </w:p>
+    <w:p>
+      <w:pPr>
+        <w:spacing w:before="400" w:after="120" w:line="240" w:lineRule="auto"/>
+        <w:outlineLvl w:val="0"/>
+        <w:rPr>
+          <w:rFonts w:ascii="Arial" w:eastAsia="Times New Roman" w:hAnsi="Arial" w:cs="Arial"/>
+          <w:color w:val="000000"/>
+          <w:kern w:val="36"/>
+          <w:sz w:val="40"/>
+          <w:szCs w:val="40"/>
+          <w:lang w:eastAsia="pl-PL"/>
+        </w:rPr>
+      </w:pPr>
+    </w:p>
+    <w:p>
+      <w:pPr>
+        <w:spacing w:before="400" w:after="120" w:line="240" w:lineRule="auto"/>
+        <w:outlineLvl w:val="0"/>
+        <w:rPr>
+          <w:rFonts w:ascii="Arial" w:eastAsia="Times New Roman" w:hAnsi="Arial" w:cs="Arial"/>
+          <w:color w:val="000000"/>
+          <w:kern w:val="36"/>
+          <w:sz w:val="40"/>
+          <w:szCs w:val="40"/>
+          <w:lang w:eastAsia="pl-PL"/>
+        </w:rPr>
+      </w:pPr>
+    </w:p>
+    <w:p>
+      <w:pPr>
+        <w:spacing w:before="400" w:after="120" w:line="240" w:lineRule="auto"/>
+        <w:outlineLvl w:val="0"/>
+        <w:rPr>
+          <w:rFonts w:ascii="Arial" w:eastAsia="Times New Roman" w:hAnsi="Arial" w:cs="Arial"/>
+          <w:color w:val="000000"/>
+          <w:kern w:val="36"/>
+          <w:sz w:val="40"/>
+          <w:szCs w:val="40"/>
+          <w:lang w:eastAsia="pl-PL"/>
+        </w:rPr>
+      </w:pPr>
+    </w:p>
+    <w:p>
+      <w:pPr>
+        <w:spacing w:before="400" w:after="120" w:line="240" w:lineRule="auto"/>
+        <w:outlineLvl w:val="0"/>
+        <w:rPr>
+          <w:rFonts w:ascii="Arial" w:eastAsia="Times New Roman" w:hAnsi="Arial" w:cs="Arial"/>
           <w:b/>
           <w:bCs/>
           <w:kern w:val="36"/>
@@ -2226,6 +2244,7 @@
           <w:szCs w:val="40"/>
           <w:lang w:eastAsia="pl-PL"/>
         </w:rPr>
+        <w:lastRenderedPageBreak/>
         <w:t>Functional Requirements</w:t>
       </w:r>
     </w:p>
@@ -2234,7 +2253,7 @@
         <w:spacing w:before="360" w:after="120" w:line="240" w:lineRule="auto"/>
         <w:outlineLvl w:val="1"/>
         <w:rPr>
-          <w:rFonts w:ascii="Times New Roman" w:eastAsia="Times New Roman" w:hAnsi="Times New Roman" w:cs="Times New Roman"/>
+          <w:rFonts w:ascii="Arial" w:eastAsia="Times New Roman" w:hAnsi="Arial" w:cs="Arial"/>
           <w:b/>
           <w:bCs/>
           <w:sz w:val="36"/>
@@ -2262,6 +2281,18 @@
         </w:rPr>
         <w:t>User Profiles and Interactions</w:t>
       </w:r>
+    </w:p>
+    <w:p>
+      <w:pPr>
+        <w:spacing w:after="0" w:line="240" w:lineRule="auto"/>
+        <w:ind w:left="1440"/>
+        <w:textAlignment w:val="baseline"/>
+        <w:rPr>
+          <w:rFonts w:ascii="Arial" w:eastAsia="Times New Roman" w:hAnsi="Arial" w:cs="Arial"/>
+          <w:color w:val="000000"/>
+          <w:lang w:eastAsia="pl-PL"/>
+        </w:rPr>
+      </w:pPr>
     </w:p>
     <w:p>
       <w:pPr>
@@ -2340,7 +2371,23 @@
           <w:color w:val="000000"/>
           <w:lang w:eastAsia="pl-PL"/>
         </w:rPr>
-        <w:t xml:space="preserve">Users shall be able to select their </w:t>
+        <w:t xml:space="preserve">Users </w:t>
+      </w:r>
+      <w:r>
+        <w:rPr>
+          <w:rFonts w:ascii="Arial" w:eastAsia="Times New Roman" w:hAnsi="Arial" w:cs="Arial"/>
+          <w:color w:val="000000"/>
+          <w:lang w:eastAsia="pl-PL"/>
+        </w:rPr>
+        <w:t>will</w:t>
+      </w:r>
+      <w:r>
+        <w:rPr>
+          <w:rFonts w:ascii="Arial" w:eastAsia="Times New Roman" w:hAnsi="Arial" w:cs="Arial"/>
+          <w:color w:val="000000"/>
+          <w:lang w:eastAsia="pl-PL"/>
+        </w:rPr>
+        <w:t xml:space="preserve"> be able to select their </w:t>
       </w:r>
       <w:r>
         <w:rPr>
@@ -2380,7 +2427,23 @@
           <w:color w:val="000000"/>
           <w:lang w:eastAsia="pl-PL"/>
         </w:rPr>
-        <w:t>Users shall be able to interact with each other by liking, commenting, and reporting comments on reviews.</w:t>
+        <w:t xml:space="preserve">Users </w:t>
+      </w:r>
+      <w:r>
+        <w:rPr>
+          <w:rFonts w:ascii="Arial" w:eastAsia="Times New Roman" w:hAnsi="Arial" w:cs="Arial"/>
+          <w:color w:val="000000"/>
+          <w:lang w:eastAsia="pl-PL"/>
+        </w:rPr>
+        <w:t>will</w:t>
+      </w:r>
+      <w:r>
+        <w:rPr>
+          <w:rFonts w:ascii="Arial" w:eastAsia="Times New Roman" w:hAnsi="Arial" w:cs="Arial"/>
+          <w:color w:val="000000"/>
+          <w:lang w:eastAsia="pl-PL"/>
+        </w:rPr>
+        <w:t xml:space="preserve"> be able to interact with each other by liking, commenting, and reporting comments on reviews.</w:t>
       </w:r>
     </w:p>
     <w:p>
@@ -2404,7 +2467,23 @@
           <w:color w:val="000000"/>
           <w:lang w:eastAsia="pl-PL"/>
         </w:rPr>
-        <w:t>Users shall have the option to receive music recommendations from other users, with mutual consent.</w:t>
+        <w:t xml:space="preserve">Users </w:t>
+      </w:r>
+      <w:r>
+        <w:rPr>
+          <w:rFonts w:ascii="Arial" w:eastAsia="Times New Roman" w:hAnsi="Arial" w:cs="Arial"/>
+          <w:color w:val="000000"/>
+          <w:lang w:eastAsia="pl-PL"/>
+        </w:rPr>
+        <w:t>will</w:t>
+      </w:r>
+      <w:r>
+        <w:rPr>
+          <w:rFonts w:ascii="Arial" w:eastAsia="Times New Roman" w:hAnsi="Arial" w:cs="Arial"/>
+          <w:color w:val="000000"/>
+          <w:lang w:eastAsia="pl-PL"/>
+        </w:rPr>
+        <w:t xml:space="preserve"> have the option to receive music recommendations from other users, with mutual consent.</w:t>
       </w:r>
     </w:p>
     <w:p>
@@ -2419,20 +2498,6 @@
           <w:lang w:eastAsia="pl-PL"/>
         </w:rPr>
       </w:pPr>
-    </w:p>
-    <w:p>
-      <w:pPr>
-        <w:spacing w:before="360" w:after="120" w:line="240" w:lineRule="auto"/>
-        <w:outlineLvl w:val="1"/>
-        <w:rPr>
-          <w:rFonts w:ascii="Times New Roman" w:eastAsia="Times New Roman" w:hAnsi="Times New Roman" w:cs="Times New Roman"/>
-          <w:b/>
-          <w:bCs/>
-          <w:sz w:val="36"/>
-          <w:szCs w:val="36"/>
-          <w:lang w:eastAsia="pl-PL"/>
-        </w:rPr>
-      </w:pPr>
       <w:r>
         <w:rPr>
           <w:rFonts w:ascii="Arial" w:eastAsia="Times New Roman" w:hAnsi="Arial" w:cs="Arial"/>
@@ -2441,7 +2506,6 @@
           <w:szCs w:val="32"/>
           <w:lang w:eastAsia="pl-PL"/>
         </w:rPr>
-        <w:lastRenderedPageBreak/>
         <w:t xml:space="preserve">FR.2 </w:t>
       </w:r>
       <w:r>
@@ -2454,6 +2518,18 @@
         </w:rPr>
         <w:t>Review System</w:t>
       </w:r>
+    </w:p>
+    <w:p>
+      <w:pPr>
+        <w:pStyle w:val="ListParagraph"/>
+        <w:spacing w:after="0" w:line="240" w:lineRule="auto"/>
+        <w:ind w:left="1428"/>
+        <w:rPr>
+          <w:rFonts w:ascii="Arial" w:eastAsia="Times New Roman" w:hAnsi="Arial" w:cs="Arial"/>
+          <w:color w:val="000000"/>
+          <w:lang w:eastAsia="pl-PL"/>
+        </w:rPr>
+      </w:pPr>
     </w:p>
     <w:p>
       <w:pPr>
@@ -2475,7 +2551,23 @@
           <w:color w:val="000000"/>
           <w:lang w:eastAsia="pl-PL"/>
         </w:rPr>
-        <w:t>Users shall be able to write and read reviews of songs, albums, and artists.</w:t>
+        <w:t xml:space="preserve">Users </w:t>
+      </w:r>
+      <w:r>
+        <w:rPr>
+          <w:rFonts w:ascii="Arial" w:eastAsia="Times New Roman" w:hAnsi="Arial" w:cs="Arial"/>
+          <w:color w:val="000000"/>
+          <w:lang w:eastAsia="pl-PL"/>
+        </w:rPr>
+        <w:t>will</w:t>
+      </w:r>
+      <w:r>
+        <w:rPr>
+          <w:rFonts w:ascii="Arial" w:eastAsia="Times New Roman" w:hAnsi="Arial" w:cs="Arial"/>
+          <w:color w:val="000000"/>
+          <w:lang w:eastAsia="pl-PL"/>
+        </w:rPr>
+        <w:t xml:space="preserve"> be able to write and read reviews of songs, albums, and artists.</w:t>
       </w:r>
     </w:p>
     <w:p>
@@ -2526,21 +2618,10 @@
     </w:p>
     <w:p>
       <w:pPr>
-        <w:spacing w:after="0" w:line="240" w:lineRule="auto"/>
-        <w:rPr>
-          <w:rFonts w:ascii="Times New Roman" w:eastAsia="Times New Roman" w:hAnsi="Times New Roman" w:cs="Times New Roman"/>
-          <w:sz w:val="24"/>
-          <w:szCs w:val="24"/>
-          <w:lang w:eastAsia="pl-PL"/>
-        </w:rPr>
-      </w:pPr>
-    </w:p>
-    <w:p>
-      <w:pPr>
         <w:spacing w:before="360" w:after="120" w:line="240" w:lineRule="auto"/>
         <w:outlineLvl w:val="1"/>
         <w:rPr>
-          <w:rFonts w:ascii="Times New Roman" w:eastAsia="Times New Roman" w:hAnsi="Times New Roman" w:cs="Times New Roman"/>
+          <w:rFonts w:ascii="Arial" w:eastAsia="Times New Roman" w:hAnsi="Arial" w:cs="Arial"/>
           <w:b/>
           <w:bCs/>
           <w:sz w:val="36"/>
@@ -2568,6 +2649,18 @@
         </w:rPr>
         <w:t>Content Display and Customization</w:t>
       </w:r>
+    </w:p>
+    <w:p>
+      <w:pPr>
+        <w:spacing w:after="0" w:line="240" w:lineRule="auto"/>
+        <w:ind w:left="1440"/>
+        <w:textAlignment w:val="baseline"/>
+        <w:rPr>
+          <w:rFonts w:ascii="Arial" w:eastAsia="Times New Roman" w:hAnsi="Arial" w:cs="Arial"/>
+          <w:color w:val="000000"/>
+          <w:lang w:eastAsia="pl-PL"/>
+        </w:rPr>
+      </w:pPr>
     </w:p>
     <w:p>
       <w:pPr>
@@ -2638,7 +2731,23 @@
           <w:color w:val="000000"/>
           <w:lang w:eastAsia="pl-PL"/>
         </w:rPr>
-        <w:t>The system shall categorize music by year, genre, and popularity for easy search and discovery.</w:t>
+        <w:t xml:space="preserve">The system shall </w:t>
+      </w:r>
+      <w:r>
+        <w:rPr>
+          <w:rFonts w:ascii="Arial" w:eastAsia="Times New Roman" w:hAnsi="Arial" w:cs="Arial"/>
+          <w:color w:val="000000"/>
+          <w:lang w:eastAsia="pl-PL"/>
+        </w:rPr>
+        <w:t>categorise</w:t>
+      </w:r>
+      <w:r>
+        <w:rPr>
+          <w:rFonts w:ascii="Arial" w:eastAsia="Times New Roman" w:hAnsi="Arial" w:cs="Arial"/>
+          <w:color w:val="000000"/>
+          <w:lang w:eastAsia="pl-PL"/>
+        </w:rPr>
+        <w:t xml:space="preserve"> music by year, genre, and popularity for easy search and discovery.</w:t>
       </w:r>
     </w:p>
     <w:p>
@@ -2662,7 +2771,39 @@
           <w:color w:val="000000"/>
           <w:lang w:eastAsia="pl-PL"/>
         </w:rPr>
-        <w:t>Users shall be able to customize their music preferences in the settings.</w:t>
+        <w:t xml:space="preserve">Users </w:t>
+      </w:r>
+      <w:r>
+        <w:rPr>
+          <w:rFonts w:ascii="Arial" w:eastAsia="Times New Roman" w:hAnsi="Arial" w:cs="Arial"/>
+          <w:color w:val="000000"/>
+          <w:lang w:eastAsia="pl-PL"/>
+        </w:rPr>
+        <w:t>will</w:t>
+      </w:r>
+      <w:r>
+        <w:rPr>
+          <w:rFonts w:ascii="Arial" w:eastAsia="Times New Roman" w:hAnsi="Arial" w:cs="Arial"/>
+          <w:color w:val="000000"/>
+          <w:lang w:eastAsia="pl-PL"/>
+        </w:rPr>
+        <w:t xml:space="preserve"> be able to </w:t>
+      </w:r>
+      <w:r>
+        <w:rPr>
+          <w:rFonts w:ascii="Arial" w:eastAsia="Times New Roman" w:hAnsi="Arial" w:cs="Arial"/>
+          <w:color w:val="000000"/>
+          <w:lang w:eastAsia="pl-PL"/>
+        </w:rPr>
+        <w:t>customise</w:t>
+      </w:r>
+      <w:r>
+        <w:rPr>
+          <w:rFonts w:ascii="Arial" w:eastAsia="Times New Roman" w:hAnsi="Arial" w:cs="Arial"/>
+          <w:color w:val="000000"/>
+          <w:lang w:eastAsia="pl-PL"/>
+        </w:rPr>
+        <w:t xml:space="preserve"> their music preferences in the settings.</w:t>
       </w:r>
     </w:p>
     <w:p>
@@ -2670,7 +2811,7 @@
         <w:spacing w:before="360" w:after="120" w:line="240" w:lineRule="auto"/>
         <w:outlineLvl w:val="1"/>
         <w:rPr>
-          <w:rFonts w:ascii="Times New Roman" w:eastAsia="Times New Roman" w:hAnsi="Times New Roman" w:cs="Times New Roman"/>
+          <w:rFonts w:ascii="Arial" w:eastAsia="Times New Roman" w:hAnsi="Arial" w:cs="Arial"/>
           <w:b/>
           <w:bCs/>
           <w:sz w:val="36"/>
@@ -2698,6 +2839,18 @@
         </w:rPr>
         <w:t>User Categorization</w:t>
       </w:r>
+    </w:p>
+    <w:p>
+      <w:pPr>
+        <w:spacing w:after="0" w:line="240" w:lineRule="auto"/>
+        <w:ind w:left="1440"/>
+        <w:textAlignment w:val="baseline"/>
+        <w:rPr>
+          <w:rFonts w:ascii="Arial" w:eastAsia="Times New Roman" w:hAnsi="Arial" w:cs="Arial"/>
+          <w:color w:val="000000"/>
+          <w:lang w:eastAsia="pl-PL"/>
+        </w:rPr>
+      </w:pPr>
     </w:p>
     <w:p>
       <w:pPr>
@@ -2744,7 +2897,25 @@
           <w:color w:val="000000"/>
           <w:lang w:eastAsia="pl-PL"/>
         </w:rPr>
-        <w:t>Comments and reviews from Professionals and Artists shall be prioritized and displayed prominently.</w:t>
+        <w:t xml:space="preserve">Comments and reviews from Professionals and Artists shall be </w:t>
+      </w:r>
+      <w:proofErr w:type="spellStart"/>
+      <w:r>
+        <w:rPr>
+          <w:rFonts w:ascii="Arial" w:eastAsia="Times New Roman" w:hAnsi="Arial" w:cs="Arial"/>
+          <w:color w:val="000000"/>
+          <w:lang w:eastAsia="pl-PL"/>
+        </w:rPr>
+        <w:t>prioritised</w:t>
+      </w:r>
+      <w:proofErr w:type="spellEnd"/>
+      <w:r>
+        <w:rPr>
+          <w:rFonts w:ascii="Arial" w:eastAsia="Times New Roman" w:hAnsi="Arial" w:cs="Arial"/>
+          <w:color w:val="000000"/>
+          <w:lang w:eastAsia="pl-PL"/>
+        </w:rPr>
+        <w:t xml:space="preserve"> and displayed prominently.</w:t>
       </w:r>
     </w:p>
     <w:p>
@@ -2752,7 +2923,63 @@
         <w:spacing w:before="400" w:after="120" w:line="240" w:lineRule="auto"/>
         <w:outlineLvl w:val="0"/>
         <w:rPr>
-          <w:rFonts w:ascii="Times New Roman" w:eastAsia="Times New Roman" w:hAnsi="Times New Roman" w:cs="Times New Roman"/>
+          <w:rFonts w:ascii="Arial" w:eastAsia="Times New Roman" w:hAnsi="Arial" w:cs="Arial"/>
+          <w:color w:val="000000"/>
+          <w:kern w:val="36"/>
+          <w:sz w:val="40"/>
+          <w:szCs w:val="40"/>
+          <w:lang w:eastAsia="pl-PL"/>
+        </w:rPr>
+      </w:pPr>
+    </w:p>
+    <w:p>
+      <w:pPr>
+        <w:spacing w:before="400" w:after="120" w:line="240" w:lineRule="auto"/>
+        <w:outlineLvl w:val="0"/>
+        <w:rPr>
+          <w:rFonts w:ascii="Arial" w:eastAsia="Times New Roman" w:hAnsi="Arial" w:cs="Arial"/>
+          <w:color w:val="000000"/>
+          <w:kern w:val="36"/>
+          <w:sz w:val="40"/>
+          <w:szCs w:val="40"/>
+          <w:lang w:eastAsia="pl-PL"/>
+        </w:rPr>
+      </w:pPr>
+    </w:p>
+    <w:p>
+      <w:pPr>
+        <w:spacing w:before="400" w:after="120" w:line="240" w:lineRule="auto"/>
+        <w:outlineLvl w:val="0"/>
+        <w:rPr>
+          <w:rFonts w:ascii="Arial" w:eastAsia="Times New Roman" w:hAnsi="Arial" w:cs="Arial"/>
+          <w:color w:val="000000"/>
+          <w:kern w:val="36"/>
+          <w:sz w:val="40"/>
+          <w:szCs w:val="40"/>
+          <w:lang w:eastAsia="pl-PL"/>
+        </w:rPr>
+      </w:pPr>
+    </w:p>
+    <w:p>
+      <w:pPr>
+        <w:spacing w:before="400" w:after="120" w:line="240" w:lineRule="auto"/>
+        <w:outlineLvl w:val="0"/>
+        <w:rPr>
+          <w:rFonts w:ascii="Arial" w:eastAsia="Times New Roman" w:hAnsi="Arial" w:cs="Arial"/>
+          <w:color w:val="000000"/>
+          <w:kern w:val="36"/>
+          <w:sz w:val="40"/>
+          <w:szCs w:val="40"/>
+          <w:lang w:eastAsia="pl-PL"/>
+        </w:rPr>
+      </w:pPr>
+    </w:p>
+    <w:p>
+      <w:pPr>
+        <w:spacing w:before="400" w:after="120" w:line="240" w:lineRule="auto"/>
+        <w:outlineLvl w:val="0"/>
+        <w:rPr>
+          <w:rFonts w:ascii="Arial" w:eastAsia="Times New Roman" w:hAnsi="Arial" w:cs="Arial"/>
           <w:b/>
           <w:bCs/>
           <w:kern w:val="36"/>
@@ -2770,6 +2997,7 @@
           <w:szCs w:val="40"/>
           <w:lang w:eastAsia="pl-PL"/>
         </w:rPr>
+        <w:lastRenderedPageBreak/>
         <w:t>Non-Functional Requirements</w:t>
       </w:r>
     </w:p>
@@ -2778,22 +3006,21 @@
         <w:spacing w:before="360" w:after="120" w:line="240" w:lineRule="auto"/>
         <w:outlineLvl w:val="1"/>
         <w:rPr>
-          <w:rFonts w:ascii="Times New Roman" w:eastAsia="Times New Roman" w:hAnsi="Times New Roman" w:cs="Times New Roman"/>
-          <w:b/>
-          <w:bCs/>
-          <w:sz w:val="36"/>
-          <w:szCs w:val="36"/>
-          <w:lang w:eastAsia="pl-PL"/>
-        </w:rPr>
-      </w:pPr>
-      <w:r>
-        <w:rPr>
           <w:rFonts w:ascii="Arial" w:eastAsia="Times New Roman" w:hAnsi="Arial" w:cs="Arial"/>
           <w:color w:val="000000"/>
           <w:sz w:val="32"/>
           <w:szCs w:val="32"/>
           <w:lang w:eastAsia="pl-PL"/>
         </w:rPr>
+      </w:pPr>
+      <w:r>
+        <w:rPr>
+          <w:rFonts w:ascii="Arial" w:eastAsia="Times New Roman" w:hAnsi="Arial" w:cs="Arial"/>
+          <w:color w:val="000000"/>
+          <w:sz w:val="32"/>
+          <w:szCs w:val="32"/>
+          <w:lang w:eastAsia="pl-PL"/>
+        </w:rPr>
         <w:t>NFR.1 Usability</w:t>
       </w:r>
     </w:p>
@@ -2801,7 +3028,17 @@
       <w:pPr>
         <w:spacing w:after="0" w:line="240" w:lineRule="auto"/>
         <w:rPr>
-          <w:rFonts w:ascii="Times New Roman" w:eastAsia="Times New Roman" w:hAnsi="Times New Roman" w:cs="Times New Roman"/>
+          <w:rFonts w:ascii="Arial" w:eastAsia="Times New Roman" w:hAnsi="Arial" w:cs="Arial"/>
+          <w:color w:val="000000"/>
+          <w:lang w:eastAsia="pl-PL"/>
+        </w:rPr>
+      </w:pPr>
+    </w:p>
+    <w:p>
+      <w:pPr>
+        <w:spacing w:after="0" w:line="240" w:lineRule="auto"/>
+        <w:rPr>
+          <w:rFonts w:ascii="Arial" w:eastAsia="Times New Roman" w:hAnsi="Arial" w:cs="Arial"/>
           <w:sz w:val="24"/>
           <w:szCs w:val="24"/>
           <w:lang w:eastAsia="pl-PL"/>
@@ -2864,22 +3101,21 @@
       <w:pPr>
         <w:spacing w:after="0" w:line="240" w:lineRule="auto"/>
         <w:rPr>
-          <w:rFonts w:ascii="Times New Roman" w:eastAsia="Times New Roman" w:hAnsi="Times New Roman" w:cs="Times New Roman"/>
-          <w:b/>
-          <w:bCs/>
-          <w:sz w:val="36"/>
-          <w:szCs w:val="36"/>
-          <w:lang w:eastAsia="pl-PL"/>
-        </w:rPr>
-      </w:pPr>
-      <w:r>
-        <w:rPr>
           <w:rFonts w:ascii="Arial" w:eastAsia="Times New Roman" w:hAnsi="Arial" w:cs="Arial"/>
           <w:color w:val="000000"/>
           <w:sz w:val="32"/>
           <w:szCs w:val="32"/>
           <w:lang w:eastAsia="pl-PL"/>
         </w:rPr>
+      </w:pPr>
+      <w:r>
+        <w:rPr>
+          <w:rFonts w:ascii="Arial" w:eastAsia="Times New Roman" w:hAnsi="Arial" w:cs="Arial"/>
+          <w:color w:val="000000"/>
+          <w:sz w:val="32"/>
+          <w:szCs w:val="32"/>
+          <w:lang w:eastAsia="pl-PL"/>
+        </w:rPr>
         <w:t>NFR.2 Scalability</w:t>
       </w:r>
     </w:p>
@@ -2887,7 +3123,17 @@
       <w:pPr>
         <w:spacing w:after="0" w:line="240" w:lineRule="auto"/>
         <w:rPr>
-          <w:rFonts w:ascii="Times New Roman" w:eastAsia="Times New Roman" w:hAnsi="Times New Roman" w:cs="Times New Roman"/>
+          <w:rFonts w:ascii="Arial" w:eastAsia="Times New Roman" w:hAnsi="Arial" w:cs="Arial"/>
+          <w:color w:val="000000"/>
+          <w:lang w:eastAsia="pl-PL"/>
+        </w:rPr>
+      </w:pPr>
+    </w:p>
+    <w:p>
+      <w:pPr>
+        <w:spacing w:after="0" w:line="240" w:lineRule="auto"/>
+        <w:rPr>
+          <w:rFonts w:ascii="Arial" w:eastAsia="Times New Roman" w:hAnsi="Arial" w:cs="Arial"/>
           <w:sz w:val="24"/>
           <w:szCs w:val="24"/>
           <w:lang w:eastAsia="pl-PL"/>
@@ -2906,63 +3152,41 @@
       <w:pPr>
         <w:spacing w:after="0" w:line="240" w:lineRule="auto"/>
         <w:rPr>
-          <w:rFonts w:ascii="Times New Roman" w:eastAsia="Times New Roman" w:hAnsi="Times New Roman" w:cs="Times New Roman"/>
+          <w:rFonts w:ascii="Arial" w:eastAsia="Times New Roman" w:hAnsi="Arial" w:cs="Arial"/>
+          <w:color w:val="000000"/>
+          <w:lang w:eastAsia="pl-PL"/>
+        </w:rPr>
+      </w:pPr>
+      <w:r>
+        <w:rPr>
+          <w:rFonts w:ascii="Arial" w:eastAsia="Times New Roman" w:hAnsi="Arial" w:cs="Arial"/>
+          <w:color w:val="000000"/>
+          <w:lang w:eastAsia="pl-PL"/>
+        </w:rPr>
+        <w:t>NFR.2.2 Modular and extensible components will be utilised to support incremental updates and enhancements to functionality.</w:t>
+      </w:r>
+    </w:p>
+    <w:p>
+      <w:pPr>
+        <w:spacing w:after="0" w:line="240" w:lineRule="auto"/>
+        <w:rPr>
+          <w:rFonts w:ascii="Arial" w:eastAsia="Times New Roman" w:hAnsi="Arial" w:cs="Arial"/>
           <w:sz w:val="24"/>
           <w:szCs w:val="24"/>
           <w:lang w:eastAsia="pl-PL"/>
         </w:rPr>
       </w:pPr>
-      <w:r>
-        <w:rPr>
-          <w:rFonts w:ascii="Arial" w:eastAsia="Times New Roman" w:hAnsi="Arial" w:cs="Arial"/>
-          <w:color w:val="000000"/>
-          <w:lang w:eastAsia="pl-PL"/>
-        </w:rPr>
-        <w:t xml:space="preserve">NFR.2.2 Modular and extensible components will be </w:t>
-      </w:r>
-      <w:proofErr w:type="spellStart"/>
-      <w:r>
-        <w:rPr>
-          <w:rFonts w:ascii="Arial" w:eastAsia="Times New Roman" w:hAnsi="Arial" w:cs="Arial"/>
-          <w:color w:val="000000"/>
-          <w:lang w:eastAsia="pl-PL"/>
-        </w:rPr>
-        <w:t>utilised</w:t>
-      </w:r>
-      <w:proofErr w:type="spellEnd"/>
-      <w:r>
-        <w:rPr>
-          <w:rFonts w:ascii="Arial" w:eastAsia="Times New Roman" w:hAnsi="Arial" w:cs="Arial"/>
-          <w:color w:val="000000"/>
-          <w:lang w:eastAsia="pl-PL"/>
-        </w:rPr>
-        <w:t xml:space="preserve"> to support incremental updates and enhancements to functionality.</w:t>
-      </w:r>
     </w:p>
     <w:p>
       <w:pPr>
         <w:spacing w:after="0" w:line="240" w:lineRule="auto"/>
         <w:rPr>
-          <w:rFonts w:ascii="Times New Roman" w:eastAsia="Times New Roman" w:hAnsi="Times New Roman" w:cs="Times New Roman"/>
+          <w:rFonts w:ascii="Arial" w:eastAsia="Times New Roman" w:hAnsi="Arial" w:cs="Arial"/>
           <w:sz w:val="24"/>
           <w:szCs w:val="24"/>
           <w:lang w:eastAsia="pl-PL"/>
         </w:rPr>
       </w:pPr>
-    </w:p>
-    <w:p>
-      <w:pPr>
-        <w:spacing w:before="360" w:after="120" w:line="240" w:lineRule="auto"/>
-        <w:outlineLvl w:val="1"/>
-        <w:rPr>
-          <w:rFonts w:ascii="Times New Roman" w:eastAsia="Times New Roman" w:hAnsi="Times New Roman" w:cs="Times New Roman"/>
-          <w:b/>
-          <w:bCs/>
-          <w:sz w:val="36"/>
-          <w:szCs w:val="36"/>
-          <w:lang w:eastAsia="pl-PL"/>
-        </w:rPr>
-      </w:pPr>
       <w:r>
         <w:rPr>
           <w:rFonts w:ascii="Arial" w:eastAsia="Times New Roman" w:hAnsi="Arial" w:cs="Arial"/>
@@ -2978,7 +3202,17 @@
       <w:pPr>
         <w:spacing w:after="0" w:line="240" w:lineRule="auto"/>
         <w:rPr>
-          <w:rFonts w:ascii="Times New Roman" w:eastAsia="Times New Roman" w:hAnsi="Times New Roman" w:cs="Times New Roman"/>
+          <w:rFonts w:ascii="Arial" w:eastAsia="Times New Roman" w:hAnsi="Arial" w:cs="Arial"/>
+          <w:color w:val="000000"/>
+          <w:lang w:eastAsia="pl-PL"/>
+        </w:rPr>
+      </w:pPr>
+    </w:p>
+    <w:p>
+      <w:pPr>
+        <w:spacing w:after="0" w:line="240" w:lineRule="auto"/>
+        <w:rPr>
+          <w:rFonts w:ascii="Arial" w:eastAsia="Times New Roman" w:hAnsi="Arial" w:cs="Arial"/>
           <w:sz w:val="24"/>
           <w:szCs w:val="24"/>
           <w:lang w:eastAsia="pl-PL"/>
@@ -2997,7 +3231,7 @@
       <w:pPr>
         <w:spacing w:after="0" w:line="240" w:lineRule="auto"/>
         <w:rPr>
-          <w:rFonts w:ascii="Times New Roman" w:eastAsia="Times New Roman" w:hAnsi="Times New Roman" w:cs="Times New Roman"/>
+          <w:rFonts w:ascii="Arial" w:eastAsia="Times New Roman" w:hAnsi="Arial" w:cs="Arial"/>
           <w:sz w:val="24"/>
           <w:szCs w:val="24"/>
           <w:lang w:eastAsia="pl-PL"/>
@@ -3016,7 +3250,7 @@
       <w:pPr>
         <w:spacing w:after="0" w:line="240" w:lineRule="auto"/>
         <w:rPr>
-          <w:rFonts w:ascii="Times New Roman" w:eastAsia="Times New Roman" w:hAnsi="Times New Roman" w:cs="Times New Roman"/>
+          <w:rFonts w:ascii="Arial" w:eastAsia="Times New Roman" w:hAnsi="Arial" w:cs="Arial"/>
           <w:sz w:val="24"/>
           <w:szCs w:val="24"/>
           <w:lang w:eastAsia="pl-PL"/>
@@ -3028,48 +3262,45 @@
           <w:color w:val="000000"/>
           <w:lang w:eastAsia="pl-PL"/>
         </w:rPr>
-        <w:t xml:space="preserve">NFR.3.3 Backup and recovery mechanisms shall be implemented to safeguard against </w:t>
-      </w:r>
-      <w:proofErr w:type="gramStart"/>
-      <w:r>
-        <w:rPr>
-          <w:rFonts w:ascii="Arial" w:eastAsia="Times New Roman" w:hAnsi="Arial" w:cs="Arial"/>
-          <w:color w:val="000000"/>
-          <w:lang w:eastAsia="pl-PL"/>
-        </w:rPr>
-        <w:t>data</w:t>
-      </w:r>
-      <w:proofErr w:type="gramEnd"/>
+        <w:t>NFR.3.3 Backup and recovery mechanisms shall be implemented to safeguard against data</w:t>
+      </w:r>
     </w:p>
     <w:p>
       <w:pPr>
         <w:spacing w:after="0" w:line="240" w:lineRule="auto"/>
         <w:rPr>
-          <w:rFonts w:ascii="Times New Roman" w:eastAsia="Times New Roman" w:hAnsi="Times New Roman" w:cs="Times New Roman"/>
+          <w:rFonts w:ascii="Arial" w:eastAsia="Times New Roman" w:hAnsi="Arial" w:cs="Arial"/>
+          <w:color w:val="000000"/>
+          <w:lang w:eastAsia="pl-PL"/>
+        </w:rPr>
+      </w:pPr>
+      <w:r>
+        <w:rPr>
+          <w:rFonts w:ascii="Arial" w:eastAsia="Times New Roman" w:hAnsi="Arial" w:cs="Arial"/>
+          <w:color w:val="000000"/>
+          <w:lang w:eastAsia="pl-PL"/>
+        </w:rPr>
+        <w:t>loss or system failures</w:t>
+      </w:r>
+    </w:p>
+    <w:p>
+      <w:pPr>
+        <w:spacing w:after="0" w:line="240" w:lineRule="auto"/>
+        <w:rPr>
+          <w:rFonts w:ascii="Arial" w:eastAsia="Times New Roman" w:hAnsi="Arial" w:cs="Arial"/>
           <w:sz w:val="24"/>
           <w:szCs w:val="24"/>
           <w:lang w:eastAsia="pl-PL"/>
         </w:rPr>
       </w:pPr>
-      <w:r>
-        <w:rPr>
-          <w:rFonts w:ascii="Arial" w:eastAsia="Times New Roman" w:hAnsi="Arial" w:cs="Arial"/>
-          <w:color w:val="000000"/>
-          <w:lang w:eastAsia="pl-PL"/>
-        </w:rPr>
-        <w:t>loss or system failures</w:t>
-      </w:r>
-    </w:p>
-    <w:p>
-      <w:pPr>
-        <w:spacing w:before="360" w:after="120" w:line="240" w:lineRule="auto"/>
-        <w:outlineLvl w:val="1"/>
-        <w:rPr>
-          <w:rFonts w:ascii="Times New Roman" w:eastAsia="Times New Roman" w:hAnsi="Times New Roman" w:cs="Times New Roman"/>
-          <w:b/>
-          <w:bCs/>
-          <w:sz w:val="36"/>
-          <w:szCs w:val="36"/>
+    </w:p>
+    <w:p>
+      <w:pPr>
+        <w:spacing w:after="0" w:line="240" w:lineRule="auto"/>
+        <w:rPr>
+          <w:rFonts w:ascii="Arial" w:eastAsia="Times New Roman" w:hAnsi="Arial" w:cs="Arial"/>
+          <w:sz w:val="24"/>
+          <w:szCs w:val="24"/>
           <w:lang w:eastAsia="pl-PL"/>
         </w:rPr>
       </w:pPr>
@@ -3088,7 +3319,17 @@
       <w:pPr>
         <w:spacing w:after="0" w:line="240" w:lineRule="auto"/>
         <w:rPr>
-          <w:rFonts w:ascii="Times New Roman" w:eastAsia="Times New Roman" w:hAnsi="Times New Roman" w:cs="Times New Roman"/>
+          <w:rFonts w:ascii="Arial" w:eastAsia="Times New Roman" w:hAnsi="Arial" w:cs="Arial"/>
+          <w:color w:val="000000"/>
+          <w:lang w:eastAsia="pl-PL"/>
+        </w:rPr>
+      </w:pPr>
+    </w:p>
+    <w:p>
+      <w:pPr>
+        <w:spacing w:after="0" w:line="240" w:lineRule="auto"/>
+        <w:rPr>
+          <w:rFonts w:ascii="Arial" w:eastAsia="Times New Roman" w:hAnsi="Arial" w:cs="Arial"/>
           <w:sz w:val="24"/>
           <w:szCs w:val="24"/>
           <w:lang w:eastAsia="pl-PL"/>
@@ -3107,7 +3348,7 @@
       <w:pPr>
         <w:spacing w:after="0" w:line="240" w:lineRule="auto"/>
         <w:rPr>
-          <w:rFonts w:ascii="Times New Roman" w:eastAsia="Times New Roman" w:hAnsi="Times New Roman" w:cs="Times New Roman"/>
+          <w:rFonts w:ascii="Arial" w:eastAsia="Times New Roman" w:hAnsi="Arial" w:cs="Arial"/>
           <w:sz w:val="24"/>
           <w:szCs w:val="24"/>
           <w:lang w:eastAsia="pl-PL"/>
@@ -3119,7 +3360,6 @@
           <w:color w:val="000000"/>
           <w:lang w:eastAsia="pl-PL"/>
         </w:rPr>
-        <w:lastRenderedPageBreak/>
         <w:t>NFR.4.2 The system will implement user authentication mechanisms (e.g., username/password, multi-factor authentication). This will help to verify the identity of users and add another layer of security to the system.</w:t>
       </w:r>
     </w:p>
@@ -3127,31 +3367,38 @@
       <w:pPr>
         <w:spacing w:after="0" w:line="240" w:lineRule="auto"/>
         <w:rPr>
-          <w:rFonts w:ascii="Times New Roman" w:eastAsia="Times New Roman" w:hAnsi="Times New Roman" w:cs="Times New Roman"/>
+          <w:rFonts w:ascii="Arial" w:eastAsia="Times New Roman" w:hAnsi="Arial" w:cs="Arial"/>
+          <w:color w:val="000000"/>
+          <w:lang w:eastAsia="pl-PL"/>
+        </w:rPr>
+      </w:pPr>
+      <w:r>
+        <w:rPr>
+          <w:rFonts w:ascii="Arial" w:eastAsia="Times New Roman" w:hAnsi="Arial" w:cs="Arial"/>
+          <w:color w:val="000000"/>
+          <w:lang w:eastAsia="pl-PL"/>
+        </w:rPr>
+        <w:t>NFR.4.3 The system will implement data encryption protocols to protect confidential data during transmission (e.g., https). This will ensure that confidential data is protected.</w:t>
+      </w:r>
+    </w:p>
+    <w:p>
+      <w:pPr>
+        <w:spacing w:after="0" w:line="240" w:lineRule="auto"/>
+        <w:rPr>
+          <w:rFonts w:ascii="Arial" w:eastAsia="Times New Roman" w:hAnsi="Arial" w:cs="Arial"/>
           <w:sz w:val="24"/>
           <w:szCs w:val="24"/>
           <w:lang w:eastAsia="pl-PL"/>
         </w:rPr>
       </w:pPr>
-      <w:r>
-        <w:rPr>
-          <w:rFonts w:ascii="Arial" w:eastAsia="Times New Roman" w:hAnsi="Arial" w:cs="Arial"/>
-          <w:color w:val="000000"/>
-          <w:lang w:eastAsia="pl-PL"/>
-        </w:rPr>
-        <w:t>NFR.4.3 The system will implement data encryption protocols to protect confidential data during transmission (e.g., https). This will ensure that confidential data is protected.</w:t>
-      </w:r>
-    </w:p>
-    <w:p>
-      <w:pPr>
-        <w:spacing w:before="360" w:after="120" w:line="240" w:lineRule="auto"/>
-        <w:outlineLvl w:val="1"/>
-        <w:rPr>
-          <w:rFonts w:ascii="Times New Roman" w:eastAsia="Times New Roman" w:hAnsi="Times New Roman" w:cs="Times New Roman"/>
-          <w:b/>
-          <w:bCs/>
-          <w:sz w:val="36"/>
-          <w:szCs w:val="36"/>
+    </w:p>
+    <w:p>
+      <w:pPr>
+        <w:spacing w:after="0" w:line="240" w:lineRule="auto"/>
+        <w:rPr>
+          <w:rFonts w:ascii="Arial" w:eastAsia="Times New Roman" w:hAnsi="Arial" w:cs="Arial"/>
+          <w:sz w:val="24"/>
+          <w:szCs w:val="24"/>
           <w:lang w:eastAsia="pl-PL"/>
         </w:rPr>
       </w:pPr>
@@ -3175,6 +3422,16 @@
           <w:lang w:eastAsia="pl-PL"/>
         </w:rPr>
       </w:pPr>
+    </w:p>
+    <w:p>
+      <w:pPr>
+        <w:spacing w:after="0" w:line="240" w:lineRule="auto"/>
+        <w:rPr>
+          <w:rFonts w:ascii="Arial" w:eastAsia="Times New Roman" w:hAnsi="Arial" w:cs="Arial"/>
+          <w:color w:val="000000"/>
+          <w:lang w:eastAsia="pl-PL"/>
+        </w:rPr>
+      </w:pPr>
       <w:r>
         <w:rPr>
           <w:rFonts w:ascii="Arial" w:eastAsia="Times New Roman" w:hAnsi="Arial" w:cs="Arial"/>
@@ -3196,7 +3453,7 @@
       <w:pPr>
         <w:spacing w:after="0" w:line="240" w:lineRule="auto"/>
         <w:rPr>
-          <w:rFonts w:ascii="Times New Roman" w:eastAsia="Times New Roman" w:hAnsi="Times New Roman" w:cs="Times New Roman"/>
+          <w:rFonts w:ascii="Arial" w:eastAsia="Times New Roman" w:hAnsi="Arial" w:cs="Arial"/>
           <w:sz w:val="24"/>
           <w:szCs w:val="24"/>
           <w:lang w:eastAsia="pl-PL"/>
@@ -3215,28 +3472,64 @@
       <w:pPr>
         <w:spacing w:after="240" w:line="240" w:lineRule="auto"/>
         <w:rPr>
-          <w:rFonts w:ascii="Times New Roman" w:eastAsia="Times New Roman" w:hAnsi="Times New Roman" w:cs="Times New Roman"/>
+          <w:rFonts w:ascii="Arial" w:eastAsia="Times New Roman" w:hAnsi="Arial" w:cs="Arial"/>
           <w:sz w:val="24"/>
           <w:szCs w:val="24"/>
           <w:lang w:eastAsia="pl-PL"/>
         </w:rPr>
       </w:pPr>
-      <w:r>
-        <w:rPr>
-          <w:rFonts w:ascii="Times New Roman" w:eastAsia="Times New Roman" w:hAnsi="Times New Roman" w:cs="Times New Roman"/>
+    </w:p>
+    <w:p>
+      <w:pPr>
+        <w:spacing w:after="240" w:line="240" w:lineRule="auto"/>
+        <w:rPr>
+          <w:rFonts w:ascii="Arial" w:eastAsia="Times New Roman" w:hAnsi="Arial" w:cs="Arial"/>
           <w:sz w:val="24"/>
           <w:szCs w:val="24"/>
           <w:lang w:eastAsia="pl-PL"/>
         </w:rPr>
-        <w:br/>
-      </w:r>
+      </w:pPr>
+    </w:p>
+    <w:p>
+      <w:pPr>
+        <w:spacing w:after="240" w:line="240" w:lineRule="auto"/>
+        <w:rPr>
+          <w:rFonts w:ascii="Arial" w:eastAsia="Times New Roman" w:hAnsi="Arial" w:cs="Arial"/>
+          <w:sz w:val="24"/>
+          <w:szCs w:val="24"/>
+          <w:lang w:eastAsia="pl-PL"/>
+        </w:rPr>
+      </w:pPr>
+    </w:p>
+    <w:p>
+      <w:pPr>
+        <w:spacing w:after="240" w:line="240" w:lineRule="auto"/>
+        <w:rPr>
+          <w:rFonts w:ascii="Arial" w:eastAsia="Times New Roman" w:hAnsi="Arial" w:cs="Arial"/>
+          <w:sz w:val="24"/>
+          <w:szCs w:val="24"/>
+          <w:lang w:eastAsia="pl-PL"/>
+        </w:rPr>
+      </w:pPr>
     </w:p>
     <w:p>
       <w:pPr>
         <w:spacing w:before="400" w:after="120" w:line="240" w:lineRule="auto"/>
         <w:outlineLvl w:val="0"/>
         <w:rPr>
-          <w:rFonts w:ascii="Times New Roman" w:eastAsia="Times New Roman" w:hAnsi="Times New Roman" w:cs="Times New Roman"/>
+          <w:rFonts w:ascii="Arial" w:eastAsia="Times New Roman" w:hAnsi="Arial" w:cs="Arial"/>
+          <w:sz w:val="24"/>
+          <w:szCs w:val="24"/>
+          <w:lang w:eastAsia="pl-PL"/>
+        </w:rPr>
+      </w:pPr>
+    </w:p>
+    <w:p>
+      <w:pPr>
+        <w:spacing w:before="400" w:after="120" w:line="240" w:lineRule="auto"/>
+        <w:outlineLvl w:val="0"/>
+        <w:rPr>
+          <w:rFonts w:ascii="Arial" w:eastAsia="Times New Roman" w:hAnsi="Arial" w:cs="Arial"/>
           <w:b/>
           <w:bCs/>
           <w:kern w:val="36"/>
@@ -3254,6 +3547,7 @@
           <w:szCs w:val="40"/>
           <w:lang w:eastAsia="pl-PL"/>
         </w:rPr>
+        <w:lastRenderedPageBreak/>
         <w:t>Use Cases</w:t>
       </w:r>
     </w:p>
@@ -3262,7 +3556,7 @@
         <w:spacing w:before="360" w:after="120" w:line="240" w:lineRule="auto"/>
         <w:outlineLvl w:val="1"/>
         <w:rPr>
-          <w:rFonts w:ascii="Times New Roman" w:eastAsia="Times New Roman" w:hAnsi="Times New Roman" w:cs="Times New Roman"/>
+          <w:rFonts w:ascii="Arial" w:eastAsia="Times New Roman" w:hAnsi="Arial" w:cs="Arial"/>
           <w:b/>
           <w:bCs/>
           <w:sz w:val="36"/>
@@ -3295,7 +3589,7 @@
       <w:pPr>
         <w:spacing w:after="0" w:line="240" w:lineRule="auto"/>
         <w:rPr>
-          <w:rFonts w:ascii="Times New Roman" w:eastAsia="Times New Roman" w:hAnsi="Times New Roman" w:cs="Times New Roman"/>
+          <w:rFonts w:ascii="Arial" w:eastAsia="Times New Roman" w:hAnsi="Arial" w:cs="Arial"/>
           <w:sz w:val="24"/>
           <w:szCs w:val="24"/>
           <w:lang w:eastAsia="pl-PL"/>
@@ -3322,7 +3616,7 @@
       <w:pPr>
         <w:spacing w:after="0" w:line="240" w:lineRule="auto"/>
         <w:rPr>
-          <w:rFonts w:ascii="Times New Roman" w:eastAsia="Times New Roman" w:hAnsi="Times New Roman" w:cs="Times New Roman"/>
+          <w:rFonts w:ascii="Arial" w:eastAsia="Times New Roman" w:hAnsi="Arial" w:cs="Arial"/>
           <w:sz w:val="24"/>
           <w:szCs w:val="24"/>
           <w:lang w:eastAsia="pl-PL"/>
@@ -3381,7 +3675,7 @@
       <w:pPr>
         <w:spacing w:after="0" w:line="240" w:lineRule="auto"/>
         <w:rPr>
-          <w:rFonts w:ascii="Times New Roman" w:eastAsia="Times New Roman" w:hAnsi="Times New Roman" w:cs="Times New Roman"/>
+          <w:rFonts w:ascii="Arial" w:eastAsia="Times New Roman" w:hAnsi="Arial" w:cs="Arial"/>
           <w:sz w:val="24"/>
           <w:szCs w:val="24"/>
           <w:lang w:eastAsia="pl-PL"/>
@@ -3416,7 +3710,7 @@
       <w:pPr>
         <w:spacing w:after="0" w:line="240" w:lineRule="auto"/>
         <w:rPr>
-          <w:rFonts w:ascii="Times New Roman" w:eastAsia="Times New Roman" w:hAnsi="Times New Roman" w:cs="Times New Roman"/>
+          <w:rFonts w:ascii="Arial" w:eastAsia="Times New Roman" w:hAnsi="Arial" w:cs="Arial"/>
           <w:sz w:val="24"/>
           <w:szCs w:val="24"/>
           <w:lang w:eastAsia="pl-PL"/>
@@ -3427,7 +3721,7 @@
       <w:pPr>
         <w:spacing w:after="0" w:line="240" w:lineRule="auto"/>
         <w:rPr>
-          <w:rFonts w:ascii="Times New Roman" w:eastAsia="Times New Roman" w:hAnsi="Times New Roman" w:cs="Times New Roman"/>
+          <w:rFonts w:ascii="Arial" w:eastAsia="Times New Roman" w:hAnsi="Arial" w:cs="Arial"/>
           <w:sz w:val="24"/>
           <w:szCs w:val="24"/>
           <w:lang w:eastAsia="pl-PL"/>
@@ -3441,20 +3735,9 @@
         </w:rPr>
         <w:t>Main Success Scenario: </w:t>
       </w:r>
-    </w:p>
-    <w:p>
-      <w:pPr>
-        <w:spacing w:after="0" w:line="240" w:lineRule="auto"/>
-        <w:rPr>
-          <w:rFonts w:ascii="Times New Roman" w:eastAsia="Times New Roman" w:hAnsi="Times New Roman" w:cs="Times New Roman"/>
-          <w:sz w:val="24"/>
-          <w:szCs w:val="24"/>
-          <w:lang w:eastAsia="pl-PL"/>
-        </w:rPr>
-      </w:pPr>
-      <w:r>
-        <w:rPr>
-          <w:rFonts w:ascii="Times New Roman" w:eastAsia="Times New Roman" w:hAnsi="Times New Roman" w:cs="Times New Roman"/>
+      <w:r>
+        <w:rPr>
+          <w:rFonts w:ascii="Arial" w:eastAsia="Times New Roman" w:hAnsi="Arial" w:cs="Arial"/>
           <w:sz w:val="24"/>
           <w:szCs w:val="24"/>
           <w:lang w:eastAsia="pl-PL"/>
@@ -3611,7 +3894,7 @@
         <w:spacing w:after="0" w:line="240" w:lineRule="auto"/>
         <w:textAlignment w:val="baseline"/>
         <w:rPr>
-          <w:rFonts w:ascii="Times New Roman" w:eastAsia="Times New Roman" w:hAnsi="Times New Roman" w:cs="Times New Roman"/>
+          <w:rFonts w:ascii="Arial" w:eastAsia="Times New Roman" w:hAnsi="Arial" w:cs="Arial"/>
           <w:sz w:val="24"/>
           <w:szCs w:val="24"/>
           <w:lang w:eastAsia="pl-PL"/>
@@ -3643,7 +3926,7 @@
         <w:spacing w:after="0" w:line="240" w:lineRule="auto"/>
         <w:textAlignment w:val="baseline"/>
         <w:rPr>
-          <w:rFonts w:ascii="Times New Roman" w:eastAsia="Times New Roman" w:hAnsi="Times New Roman" w:cs="Times New Roman"/>
+          <w:rFonts w:ascii="Arial" w:eastAsia="Times New Roman" w:hAnsi="Arial" w:cs="Arial"/>
           <w:sz w:val="24"/>
           <w:szCs w:val="24"/>
           <w:lang w:eastAsia="pl-PL"/>
@@ -3671,7 +3954,7 @@
         <w:spacing w:after="0" w:line="240" w:lineRule="auto"/>
         <w:textAlignment w:val="baseline"/>
         <w:rPr>
-          <w:rFonts w:ascii="Times New Roman" w:eastAsia="Times New Roman" w:hAnsi="Times New Roman" w:cs="Times New Roman"/>
+          <w:rFonts w:ascii="Arial" w:eastAsia="Times New Roman" w:hAnsi="Arial" w:cs="Arial"/>
           <w:sz w:val="24"/>
           <w:szCs w:val="24"/>
           <w:lang w:eastAsia="pl-PL"/>
@@ -3682,21 +3965,42 @@
       <w:pPr>
         <w:spacing w:after="0" w:line="240" w:lineRule="auto"/>
         <w:rPr>
-          <w:rFonts w:ascii="Times New Roman" w:eastAsia="Times New Roman" w:hAnsi="Times New Roman" w:cs="Times New Roman"/>
-          <w:sz w:val="24"/>
-          <w:szCs w:val="24"/>
-          <w:lang w:eastAsia="pl-PL"/>
-        </w:rPr>
-      </w:pPr>
-      <w:r>
-        <w:rPr>
           <w:rFonts w:ascii="Arial" w:eastAsia="Times New Roman" w:hAnsi="Arial" w:cs="Arial"/>
           <w:b/>
           <w:bCs/>
           <w:color w:val="000000"/>
           <w:lang w:eastAsia="pl-PL"/>
         </w:rPr>
+      </w:pPr>
+      <w:r>
+        <w:rPr>
+          <w:rFonts w:ascii="Arial" w:eastAsia="Times New Roman" w:hAnsi="Arial" w:cs="Arial"/>
+          <w:b/>
+          <w:bCs/>
+          <w:color w:val="000000"/>
+          <w:lang w:eastAsia="pl-PL"/>
+        </w:rPr>
         <w:t>Extensions:</w:t>
+      </w:r>
+    </w:p>
+    <w:p>
+      <w:pPr>
+        <w:spacing w:after="0" w:line="240" w:lineRule="auto"/>
+        <w:ind w:left="720"/>
+        <w:textAlignment w:val="baseline"/>
+        <w:rPr>
+          <w:rFonts w:ascii="Arial" w:eastAsia="Times New Roman" w:hAnsi="Arial" w:cs="Arial"/>
+          <w:color w:val="0D0D0D"/>
+          <w:lang w:eastAsia="pl-PL"/>
+        </w:rPr>
+      </w:pPr>
+      <w:r>
+        <w:rPr>
+          <w:rFonts w:ascii="Arial" w:eastAsia="Times New Roman" w:hAnsi="Arial" w:cs="Arial"/>
+          <w:color w:val="0D0D0D"/>
+          <w:lang w:eastAsia="pl-PL"/>
+        </w:rPr>
+        <w:t> </w:t>
       </w:r>
     </w:p>
     <w:p>
@@ -3719,14 +4023,6 @@
           <w:color w:val="0D0D0D"/>
           <w:lang w:eastAsia="pl-PL"/>
         </w:rPr>
-        <w:t> </w:t>
-      </w:r>
-      <w:r>
-        <w:rPr>
-          <w:rFonts w:ascii="Arial" w:eastAsia="Times New Roman" w:hAnsi="Arial" w:cs="Arial"/>
-          <w:color w:val="0D0D0D"/>
-          <w:lang w:eastAsia="pl-PL"/>
-        </w:rPr>
         <w:t>I</w:t>
       </w:r>
       <w:r>
@@ -3758,14 +4054,6 @@
           <w:color w:val="0D0D0D"/>
           <w:lang w:eastAsia="pl-PL"/>
         </w:rPr>
-        <w:t> </w:t>
-      </w:r>
-      <w:r>
-        <w:rPr>
-          <w:rFonts w:ascii="Arial" w:eastAsia="Times New Roman" w:hAnsi="Arial" w:cs="Arial"/>
-          <w:color w:val="0D0D0D"/>
-          <w:lang w:eastAsia="pl-PL"/>
-        </w:rPr>
         <w:t>I</w:t>
       </w:r>
       <w:r>
@@ -3782,7 +4070,7 @@
         <w:spacing w:before="360" w:after="120" w:line="240" w:lineRule="auto"/>
         <w:outlineLvl w:val="1"/>
         <w:rPr>
-          <w:rFonts w:ascii="Times New Roman" w:eastAsia="Times New Roman" w:hAnsi="Times New Roman" w:cs="Times New Roman"/>
+          <w:rFonts w:ascii="Arial" w:eastAsia="Times New Roman" w:hAnsi="Arial" w:cs="Arial"/>
           <w:b/>
           <w:bCs/>
           <w:sz w:val="36"/>
@@ -3815,7 +4103,7 @@
       <w:pPr>
         <w:spacing w:after="0" w:line="240" w:lineRule="auto"/>
         <w:rPr>
-          <w:rFonts w:ascii="Times New Roman" w:eastAsia="Times New Roman" w:hAnsi="Times New Roman" w:cs="Times New Roman"/>
+          <w:rFonts w:ascii="Arial" w:eastAsia="Times New Roman" w:hAnsi="Arial" w:cs="Arial"/>
           <w:sz w:val="24"/>
           <w:szCs w:val="24"/>
           <w:lang w:eastAsia="pl-PL"/>
@@ -3842,7 +4130,7 @@
       <w:pPr>
         <w:spacing w:after="0" w:line="240" w:lineRule="auto"/>
         <w:rPr>
-          <w:rFonts w:ascii="Times New Roman" w:eastAsia="Times New Roman" w:hAnsi="Times New Roman" w:cs="Times New Roman"/>
+          <w:rFonts w:ascii="Arial" w:eastAsia="Times New Roman" w:hAnsi="Arial" w:cs="Arial"/>
           <w:sz w:val="24"/>
           <w:szCs w:val="24"/>
           <w:lang w:eastAsia="pl-PL"/>
@@ -3877,7 +4165,7 @@
       <w:pPr>
         <w:spacing w:after="0" w:line="240" w:lineRule="auto"/>
         <w:rPr>
-          <w:rFonts w:ascii="Times New Roman" w:eastAsia="Times New Roman" w:hAnsi="Times New Roman" w:cs="Times New Roman"/>
+          <w:rFonts w:ascii="Arial" w:eastAsia="Times New Roman" w:hAnsi="Arial" w:cs="Arial"/>
           <w:sz w:val="24"/>
           <w:szCs w:val="24"/>
           <w:lang w:eastAsia="pl-PL"/>
@@ -3899,22 +4187,20 @@
         </w:rPr>
         <w:t xml:space="preserve">a registered </w:t>
       </w:r>
-      <w:proofErr w:type="gramStart"/>
       <w:r>
         <w:rPr>
           <w:rFonts w:ascii="Arial" w:eastAsia="Times New Roman" w:hAnsi="Arial" w:cs="Arial"/>
           <w:color w:val="0D0D0D"/>
           <w:lang w:eastAsia="pl-PL"/>
         </w:rPr>
-        <w:t>user</w:t>
-      </w:r>
-      <w:proofErr w:type="gramEnd"/>
+        <w:t>user.</w:t>
+      </w:r>
     </w:p>
     <w:p>
       <w:pPr>
         <w:spacing w:after="0" w:line="240" w:lineRule="auto"/>
         <w:rPr>
-          <w:rFonts w:ascii="Times New Roman" w:eastAsia="Times New Roman" w:hAnsi="Times New Roman" w:cs="Times New Roman"/>
+          <w:rFonts w:ascii="Arial" w:eastAsia="Times New Roman" w:hAnsi="Arial" w:cs="Arial"/>
           <w:sz w:val="24"/>
           <w:szCs w:val="24"/>
           <w:lang w:eastAsia="pl-PL"/>
@@ -3925,7 +4211,7 @@
       <w:pPr>
         <w:spacing w:after="0" w:line="240" w:lineRule="auto"/>
         <w:rPr>
-          <w:rFonts w:ascii="Times New Roman" w:eastAsia="Times New Roman" w:hAnsi="Times New Roman" w:cs="Times New Roman"/>
+          <w:rFonts w:ascii="Arial" w:eastAsia="Times New Roman" w:hAnsi="Arial" w:cs="Arial"/>
           <w:sz w:val="24"/>
           <w:szCs w:val="24"/>
           <w:lang w:eastAsia="pl-PL"/>
@@ -3939,20 +4225,9 @@
         </w:rPr>
         <w:t>Main Success Scenario: </w:t>
       </w:r>
-    </w:p>
-    <w:p>
-      <w:pPr>
-        <w:spacing w:after="0" w:line="240" w:lineRule="auto"/>
-        <w:rPr>
-          <w:rFonts w:ascii="Times New Roman" w:eastAsia="Times New Roman" w:hAnsi="Times New Roman" w:cs="Times New Roman"/>
-          <w:sz w:val="24"/>
-          <w:szCs w:val="24"/>
-          <w:lang w:eastAsia="pl-PL"/>
-        </w:rPr>
-      </w:pPr>
-      <w:r>
-        <w:rPr>
-          <w:rFonts w:ascii="Times New Roman" w:eastAsia="Times New Roman" w:hAnsi="Times New Roman" w:cs="Times New Roman"/>
+      <w:r>
+        <w:rPr>
+          <w:rFonts w:ascii="Arial" w:eastAsia="Times New Roman" w:hAnsi="Arial" w:cs="Arial"/>
           <w:sz w:val="24"/>
           <w:szCs w:val="24"/>
           <w:lang w:eastAsia="pl-PL"/>
@@ -3988,7 +4263,31 @@
           <w:color w:val="000000"/>
           <w:lang w:eastAsia="pl-PL"/>
         </w:rPr>
-        <w:t>he User navigates to a review and selects "Like" or "Comment".</w:t>
+        <w:t>he User navigates to a review and selects "Like"</w:t>
+      </w:r>
+      <w:r>
+        <w:rPr>
+          <w:rFonts w:ascii="Arial" w:eastAsia="Times New Roman" w:hAnsi="Arial" w:cs="Arial"/>
+          <w:color w:val="000000"/>
+          <w:lang w:eastAsia="pl-PL"/>
+        </w:rPr>
+        <w:t xml:space="preserve"> or</w:t>
+      </w:r>
+      <w:r>
+        <w:rPr>
+          <w:rFonts w:ascii="Arial" w:eastAsia="Times New Roman" w:hAnsi="Arial" w:cs="Arial"/>
+          <w:color w:val="000000"/>
+          <w:lang w:eastAsia="pl-PL"/>
+        </w:rPr>
+        <w:t xml:space="preserve"> "Comment"</w:t>
+      </w:r>
+      <w:r>
+        <w:rPr>
+          <w:rFonts w:ascii="Arial" w:eastAsia="Times New Roman" w:hAnsi="Arial" w:cs="Arial"/>
+          <w:color w:val="000000"/>
+          <w:lang w:eastAsia="pl-PL"/>
+        </w:rPr>
+        <w:t>.</w:t>
       </w:r>
     </w:p>
     <w:p>
@@ -4050,7 +4349,39 @@
           <w:color w:val="000000"/>
           <w:lang w:eastAsia="pl-PL"/>
         </w:rPr>
-        <w:t>he User can also report inappropriate comments.</w:t>
+        <w:t>he User can also</w:t>
+      </w:r>
+      <w:r>
+        <w:rPr>
+          <w:rFonts w:ascii="Arial" w:eastAsia="Times New Roman" w:hAnsi="Arial" w:cs="Arial"/>
+          <w:color w:val="000000"/>
+          <w:lang w:eastAsia="pl-PL"/>
+        </w:rPr>
+        <w:t xml:space="preserve"> select “Report”</w:t>
+      </w:r>
+      <w:r>
+        <w:rPr>
+          <w:rFonts w:ascii="Arial" w:eastAsia="Times New Roman" w:hAnsi="Arial" w:cs="Arial"/>
+          <w:color w:val="000000"/>
+          <w:lang w:eastAsia="pl-PL"/>
+        </w:rPr>
+        <w:t xml:space="preserve"> </w:t>
+      </w:r>
+      <w:r>
+        <w:rPr>
+          <w:rFonts w:ascii="Arial" w:eastAsia="Times New Roman" w:hAnsi="Arial" w:cs="Arial"/>
+          <w:color w:val="000000"/>
+          <w:lang w:eastAsia="pl-PL"/>
+        </w:rPr>
+        <w:t xml:space="preserve">to </w:t>
+      </w:r>
+      <w:r>
+        <w:rPr>
+          <w:rFonts w:ascii="Arial" w:eastAsia="Times New Roman" w:hAnsi="Arial" w:cs="Arial"/>
+          <w:color w:val="000000"/>
+          <w:lang w:eastAsia="pl-PL"/>
+        </w:rPr>
+        <w:t>report inappropriate comments.</w:t>
       </w:r>
     </w:p>
     <w:p>
@@ -4067,7 +4398,7 @@
       <w:pPr>
         <w:spacing w:after="0" w:line="240" w:lineRule="auto"/>
         <w:rPr>
-          <w:rFonts w:ascii="Times New Roman" w:eastAsia="Times New Roman" w:hAnsi="Times New Roman" w:cs="Times New Roman"/>
+          <w:rFonts w:ascii="Arial" w:eastAsia="Times New Roman" w:hAnsi="Arial" w:cs="Arial"/>
           <w:sz w:val="24"/>
           <w:szCs w:val="24"/>
           <w:lang w:eastAsia="pl-PL"/>
@@ -4081,7 +4412,6 @@
           <w:color w:val="000000"/>
           <w:lang w:eastAsia="pl-PL"/>
         </w:rPr>
-        <w:lastRenderedPageBreak/>
         <w:t>Extensions:</w:t>
       </w:r>
     </w:p>
@@ -4125,7 +4455,59 @@
         <w:spacing w:before="360" w:after="120" w:line="240" w:lineRule="auto"/>
         <w:outlineLvl w:val="1"/>
         <w:rPr>
-          <w:rFonts w:ascii="Times New Roman" w:eastAsia="Times New Roman" w:hAnsi="Times New Roman" w:cs="Times New Roman"/>
+          <w:rFonts w:ascii="Arial" w:eastAsia="Times New Roman" w:hAnsi="Arial" w:cs="Arial"/>
+          <w:color w:val="000000"/>
+          <w:sz w:val="32"/>
+          <w:szCs w:val="32"/>
+          <w:lang w:eastAsia="pl-PL"/>
+        </w:rPr>
+      </w:pPr>
+    </w:p>
+    <w:p>
+      <w:pPr>
+        <w:spacing w:before="360" w:after="120" w:line="240" w:lineRule="auto"/>
+        <w:outlineLvl w:val="1"/>
+        <w:rPr>
+          <w:rFonts w:ascii="Arial" w:eastAsia="Times New Roman" w:hAnsi="Arial" w:cs="Arial"/>
+          <w:color w:val="000000"/>
+          <w:sz w:val="32"/>
+          <w:szCs w:val="32"/>
+          <w:lang w:eastAsia="pl-PL"/>
+        </w:rPr>
+      </w:pPr>
+    </w:p>
+    <w:p>
+      <w:pPr>
+        <w:spacing w:before="360" w:after="120" w:line="240" w:lineRule="auto"/>
+        <w:outlineLvl w:val="1"/>
+        <w:rPr>
+          <w:rFonts w:ascii="Arial" w:eastAsia="Times New Roman" w:hAnsi="Arial" w:cs="Arial"/>
+          <w:color w:val="000000"/>
+          <w:sz w:val="32"/>
+          <w:szCs w:val="32"/>
+          <w:lang w:eastAsia="pl-PL"/>
+        </w:rPr>
+      </w:pPr>
+    </w:p>
+    <w:p>
+      <w:pPr>
+        <w:spacing w:before="360" w:after="120" w:line="240" w:lineRule="auto"/>
+        <w:outlineLvl w:val="1"/>
+        <w:rPr>
+          <w:rFonts w:ascii="Arial" w:eastAsia="Times New Roman" w:hAnsi="Arial" w:cs="Arial"/>
+          <w:color w:val="000000"/>
+          <w:sz w:val="32"/>
+          <w:szCs w:val="32"/>
+          <w:lang w:eastAsia="pl-PL"/>
+        </w:rPr>
+      </w:pPr>
+    </w:p>
+    <w:p>
+      <w:pPr>
+        <w:spacing w:before="360" w:after="120" w:line="240" w:lineRule="auto"/>
+        <w:outlineLvl w:val="1"/>
+        <w:rPr>
+          <w:rFonts w:ascii="Arial" w:eastAsia="Times New Roman" w:hAnsi="Arial" w:cs="Arial"/>
           <w:b/>
           <w:bCs/>
           <w:sz w:val="36"/>
@@ -4141,6 +4523,7 @@
           <w:szCs w:val="32"/>
           <w:lang w:eastAsia="pl-PL"/>
         </w:rPr>
+        <w:lastRenderedPageBreak/>
         <w:t xml:space="preserve">UC3. </w:t>
       </w:r>
       <w:r>
@@ -4158,7 +4541,7 @@
       <w:pPr>
         <w:spacing w:after="0" w:line="240" w:lineRule="auto"/>
         <w:rPr>
-          <w:rFonts w:ascii="Times New Roman" w:eastAsia="Times New Roman" w:hAnsi="Times New Roman" w:cs="Times New Roman"/>
+          <w:rFonts w:ascii="Arial" w:eastAsia="Times New Roman" w:hAnsi="Arial" w:cs="Arial"/>
           <w:sz w:val="24"/>
           <w:szCs w:val="24"/>
           <w:lang w:eastAsia="pl-PL"/>
@@ -4185,7 +4568,7 @@
       <w:pPr>
         <w:spacing w:after="0" w:line="240" w:lineRule="auto"/>
         <w:rPr>
-          <w:rFonts w:ascii="Times New Roman" w:eastAsia="Times New Roman" w:hAnsi="Times New Roman" w:cs="Times New Roman"/>
+          <w:rFonts w:ascii="Arial" w:eastAsia="Times New Roman" w:hAnsi="Arial" w:cs="Arial"/>
           <w:sz w:val="24"/>
           <w:szCs w:val="24"/>
           <w:lang w:eastAsia="pl-PL"/>
@@ -4212,7 +4595,7 @@
       <w:pPr>
         <w:spacing w:after="0" w:line="240" w:lineRule="auto"/>
         <w:rPr>
-          <w:rFonts w:ascii="Times New Roman" w:eastAsia="Times New Roman" w:hAnsi="Times New Roman" w:cs="Times New Roman"/>
+          <w:rFonts w:ascii="Arial" w:eastAsia="Times New Roman" w:hAnsi="Arial" w:cs="Arial"/>
           <w:sz w:val="24"/>
           <w:szCs w:val="24"/>
           <w:lang w:eastAsia="pl-PL"/>
@@ -4232,24 +4615,14 @@
           <w:color w:val="0D0D0D"/>
           <w:lang w:eastAsia="pl-PL"/>
         </w:rPr>
-        <w:t xml:space="preserve">a registered </w:t>
-      </w:r>
-      <w:proofErr w:type="gramStart"/>
-      <w:r>
-        <w:rPr>
-          <w:rFonts w:ascii="Arial" w:eastAsia="Times New Roman" w:hAnsi="Arial" w:cs="Arial"/>
-          <w:color w:val="0D0D0D"/>
-          <w:lang w:eastAsia="pl-PL"/>
-        </w:rPr>
-        <w:t>user</w:t>
-      </w:r>
-      <w:proofErr w:type="gramEnd"/>
+        <w:t>a registered user</w:t>
+      </w:r>
     </w:p>
     <w:p>
       <w:pPr>
         <w:spacing w:after="0" w:line="240" w:lineRule="auto"/>
         <w:rPr>
-          <w:rFonts w:ascii="Times New Roman" w:eastAsia="Times New Roman" w:hAnsi="Times New Roman" w:cs="Times New Roman"/>
+          <w:rFonts w:ascii="Arial" w:eastAsia="Times New Roman" w:hAnsi="Arial" w:cs="Arial"/>
           <w:sz w:val="24"/>
           <w:szCs w:val="24"/>
           <w:lang w:eastAsia="pl-PL"/>
@@ -4260,7 +4633,7 @@
       <w:pPr>
         <w:spacing w:after="0" w:line="240" w:lineRule="auto"/>
         <w:rPr>
-          <w:rFonts w:ascii="Times New Roman" w:eastAsia="Times New Roman" w:hAnsi="Times New Roman" w:cs="Times New Roman"/>
+          <w:rFonts w:ascii="Arial" w:eastAsia="Times New Roman" w:hAnsi="Arial" w:cs="Arial"/>
           <w:sz w:val="24"/>
           <w:szCs w:val="24"/>
           <w:lang w:eastAsia="pl-PL"/>
@@ -4278,22 +4651,14 @@
     <w:p>
       <w:pPr>
         <w:spacing w:after="0" w:line="240" w:lineRule="auto"/>
-        <w:rPr>
-          <w:rFonts w:ascii="Times New Roman" w:eastAsia="Times New Roman" w:hAnsi="Times New Roman" w:cs="Times New Roman"/>
-          <w:sz w:val="24"/>
-          <w:szCs w:val="24"/>
-          <w:lang w:eastAsia="pl-PL"/>
-        </w:rPr>
-      </w:pPr>
-      <w:r>
-        <w:rPr>
-          <w:rFonts w:ascii="Times New Roman" w:eastAsia="Times New Roman" w:hAnsi="Times New Roman" w:cs="Times New Roman"/>
-          <w:sz w:val="24"/>
-          <w:szCs w:val="24"/>
-          <w:lang w:eastAsia="pl-PL"/>
-        </w:rPr>
-        <w:br/>
-      </w:r>
+        <w:ind w:left="720"/>
+        <w:textAlignment w:val="baseline"/>
+        <w:rPr>
+          <w:rFonts w:ascii="Arial" w:eastAsia="Times New Roman" w:hAnsi="Arial" w:cs="Arial"/>
+          <w:color w:val="000000"/>
+          <w:lang w:eastAsia="pl-PL"/>
+        </w:rPr>
+      </w:pPr>
     </w:p>
     <w:p>
       <w:pPr>
@@ -4434,7 +4799,7 @@
       <w:pPr>
         <w:spacing w:after="0" w:line="240" w:lineRule="auto"/>
         <w:rPr>
-          <w:rFonts w:ascii="Times New Roman" w:eastAsia="Times New Roman" w:hAnsi="Times New Roman" w:cs="Times New Roman"/>
+          <w:rFonts w:ascii="Arial" w:eastAsia="Times New Roman" w:hAnsi="Arial" w:cs="Arial"/>
           <w:sz w:val="24"/>
           <w:szCs w:val="24"/>
           <w:lang w:eastAsia="pl-PL"/>
@@ -4458,7 +4823,8 @@
         <w:textAlignment w:val="baseline"/>
         <w:rPr>
           <w:rFonts w:ascii="Arial" w:eastAsia="Times New Roman" w:hAnsi="Arial" w:cs="Arial"/>
-          <w:color w:val="0D0D0D"/>
+          <w:sz w:val="24"/>
+          <w:szCs w:val="24"/>
           <w:lang w:eastAsia="pl-PL"/>
         </w:rPr>
       </w:pPr>
@@ -4500,7 +4866,7 @@
         <w:spacing w:before="360" w:after="120" w:line="240" w:lineRule="auto"/>
         <w:outlineLvl w:val="1"/>
         <w:rPr>
-          <w:rFonts w:ascii="Times New Roman" w:eastAsia="Times New Roman" w:hAnsi="Times New Roman" w:cs="Times New Roman"/>
+          <w:rFonts w:ascii="Arial" w:eastAsia="Times New Roman" w:hAnsi="Arial" w:cs="Arial"/>
           <w:b/>
           <w:bCs/>
           <w:sz w:val="36"/>
@@ -4543,7 +4909,7 @@
       <w:pPr>
         <w:spacing w:after="0" w:line="240" w:lineRule="auto"/>
         <w:rPr>
-          <w:rFonts w:ascii="Times New Roman" w:eastAsia="Times New Roman" w:hAnsi="Times New Roman" w:cs="Times New Roman"/>
+          <w:rFonts w:ascii="Arial" w:eastAsia="Times New Roman" w:hAnsi="Arial" w:cs="Arial"/>
           <w:sz w:val="24"/>
           <w:szCs w:val="24"/>
           <w:lang w:eastAsia="pl-PL"/>
@@ -4555,14 +4921,22 @@
           <w:color w:val="0D0D0D"/>
           <w:lang w:eastAsia="pl-PL"/>
         </w:rPr>
-        <w:t>Actor: Employee</w:t>
+        <w:t xml:space="preserve">Actor: </w:t>
+      </w:r>
+      <w:r>
+        <w:rPr>
+          <w:rFonts w:ascii="Arial" w:eastAsia="Times New Roman" w:hAnsi="Arial" w:cs="Arial"/>
+          <w:color w:val="0D0D0D"/>
+          <w:lang w:eastAsia="pl-PL"/>
+        </w:rPr>
+        <w:t>Admin</w:t>
       </w:r>
     </w:p>
     <w:p>
       <w:pPr>
         <w:spacing w:after="0" w:line="240" w:lineRule="auto"/>
         <w:rPr>
-          <w:rFonts w:ascii="Times New Roman" w:eastAsia="Times New Roman" w:hAnsi="Times New Roman" w:cs="Times New Roman"/>
+          <w:rFonts w:ascii="Arial" w:eastAsia="Times New Roman" w:hAnsi="Arial" w:cs="Arial"/>
           <w:sz w:val="24"/>
           <w:szCs w:val="24"/>
           <w:lang w:eastAsia="pl-PL"/>
@@ -4597,7 +4971,7 @@
       <w:pPr>
         <w:spacing w:after="0" w:line="240" w:lineRule="auto"/>
         <w:rPr>
-          <w:rFonts w:ascii="Times New Roman" w:eastAsia="Times New Roman" w:hAnsi="Times New Roman" w:cs="Times New Roman"/>
+          <w:rFonts w:ascii="Arial" w:eastAsia="Times New Roman" w:hAnsi="Arial" w:cs="Arial"/>
           <w:sz w:val="24"/>
           <w:szCs w:val="24"/>
           <w:lang w:eastAsia="pl-PL"/>
@@ -4625,24 +4999,14 @@
           <w:color w:val="0D0D0D"/>
           <w:lang w:eastAsia="pl-PL"/>
         </w:rPr>
-        <w:t xml:space="preserve">opens </w:t>
-      </w:r>
-      <w:proofErr w:type="gramStart"/>
-      <w:r>
-        <w:rPr>
-          <w:rFonts w:ascii="Arial" w:eastAsia="Times New Roman" w:hAnsi="Arial" w:cs="Arial"/>
-          <w:color w:val="0D0D0D"/>
-          <w:lang w:eastAsia="pl-PL"/>
-        </w:rPr>
-        <w:t>App</w:t>
-      </w:r>
-      <w:proofErr w:type="gramEnd"/>
+        <w:t>opens App</w:t>
+      </w:r>
     </w:p>
     <w:p>
       <w:pPr>
         <w:spacing w:after="0" w:line="240" w:lineRule="auto"/>
         <w:rPr>
-          <w:rFonts w:ascii="Times New Roman" w:eastAsia="Times New Roman" w:hAnsi="Times New Roman" w:cs="Times New Roman"/>
+          <w:rFonts w:ascii="Arial" w:eastAsia="Times New Roman" w:hAnsi="Arial" w:cs="Arial"/>
           <w:sz w:val="24"/>
           <w:szCs w:val="24"/>
           <w:lang w:eastAsia="pl-PL"/>
@@ -4653,7 +5017,7 @@
       <w:pPr>
         <w:spacing w:after="0" w:line="240" w:lineRule="auto"/>
         <w:rPr>
-          <w:rFonts w:ascii="Times New Roman" w:eastAsia="Times New Roman" w:hAnsi="Times New Roman" w:cs="Times New Roman"/>
+          <w:rFonts w:ascii="Arial" w:eastAsia="Times New Roman" w:hAnsi="Arial" w:cs="Arial"/>
           <w:sz w:val="24"/>
           <w:szCs w:val="24"/>
           <w:lang w:eastAsia="pl-PL"/>
@@ -4671,22 +5035,16 @@
     <w:p>
       <w:pPr>
         <w:spacing w:after="0" w:line="240" w:lineRule="auto"/>
-        <w:rPr>
-          <w:rFonts w:ascii="Times New Roman" w:eastAsia="Times New Roman" w:hAnsi="Times New Roman" w:cs="Times New Roman"/>
+        <w:ind w:left="1440"/>
+        <w:textAlignment w:val="baseline"/>
+        <w:rPr>
+          <w:rFonts w:ascii="Arial" w:eastAsia="Times New Roman" w:hAnsi="Arial" w:cs="Arial"/>
+          <w:color w:val="0D0D0D"/>
           <w:sz w:val="24"/>
           <w:szCs w:val="24"/>
           <w:lang w:eastAsia="pl-PL"/>
         </w:rPr>
       </w:pPr>
-      <w:r>
-        <w:rPr>
-          <w:rFonts w:ascii="Times New Roman" w:eastAsia="Times New Roman" w:hAnsi="Times New Roman" w:cs="Times New Roman"/>
-          <w:sz w:val="24"/>
-          <w:szCs w:val="24"/>
-          <w:lang w:eastAsia="pl-PL"/>
-        </w:rPr>
-        <w:br/>
-      </w:r>
     </w:p>
     <w:p>
       <w:pPr>
@@ -4698,7 +5056,7 @@
         <w:ind w:left="1440"/>
         <w:textAlignment w:val="baseline"/>
         <w:rPr>
-          <w:rFonts w:ascii="Roboto" w:eastAsia="Times New Roman" w:hAnsi="Roboto" w:cs="Times New Roman"/>
+          <w:rFonts w:ascii="Arial" w:eastAsia="Times New Roman" w:hAnsi="Arial" w:cs="Arial"/>
           <w:color w:val="0D0D0D"/>
           <w:sz w:val="24"/>
           <w:szCs w:val="24"/>
@@ -4735,43 +5093,39 @@
           <w:color w:val="000000"/>
           <w:lang w:eastAsia="pl-PL"/>
         </w:rPr>
-        <w:t xml:space="preserve">The system displays a Dashboard with a </w:t>
-      </w:r>
-      <w:proofErr w:type="spellStart"/>
-      <w:r>
-        <w:rPr>
-          <w:rFonts w:ascii="Arial" w:eastAsia="Times New Roman" w:hAnsi="Arial" w:cs="Arial"/>
-          <w:color w:val="000000"/>
-          <w:lang w:eastAsia="pl-PL"/>
-        </w:rPr>
-        <w:t>listbox</w:t>
-      </w:r>
-      <w:proofErr w:type="spellEnd"/>
-      <w:r>
-        <w:rPr>
-          <w:rFonts w:ascii="Arial" w:eastAsia="Times New Roman" w:hAnsi="Arial" w:cs="Arial"/>
-          <w:color w:val="000000"/>
-          <w:lang w:eastAsia="pl-PL"/>
-        </w:rPr>
-        <w:t xml:space="preserve"> with tasks, animals, </w:t>
-      </w:r>
-      <w:proofErr w:type="gramStart"/>
-      <w:r>
-        <w:rPr>
-          <w:rFonts w:ascii="Arial" w:eastAsia="Times New Roman" w:hAnsi="Arial" w:cs="Arial"/>
-          <w:color w:val="000000"/>
-          <w:lang w:eastAsia="pl-PL"/>
-        </w:rPr>
-        <w:t>locations</w:t>
-      </w:r>
-      <w:proofErr w:type="gramEnd"/>
-      <w:r>
-        <w:rPr>
-          <w:rFonts w:ascii="Arial" w:eastAsia="Times New Roman" w:hAnsi="Arial" w:cs="Arial"/>
-          <w:color w:val="000000"/>
-          <w:lang w:eastAsia="pl-PL"/>
-        </w:rPr>
-        <w:t xml:space="preserve"> and employees as well as buttons to Create, Update or Delete an item.</w:t>
+        <w:t>The system displays a Dashboard with</w:t>
+      </w:r>
+      <w:r>
+        <w:rPr>
+          <w:rFonts w:ascii="Arial" w:eastAsia="Times New Roman" w:hAnsi="Arial" w:cs="Arial"/>
+          <w:color w:val="000000"/>
+          <w:lang w:eastAsia="pl-PL"/>
+        </w:rPr>
+        <w:t xml:space="preserve"> </w:t>
+      </w:r>
+      <w:r>
+        <w:rPr>
+          <w:rFonts w:ascii="Arial" w:eastAsia="Times New Roman" w:hAnsi="Arial" w:cs="Arial"/>
+          <w:color w:val="000000"/>
+          <w:lang w:eastAsia="pl-PL"/>
+        </w:rPr>
+        <w:t xml:space="preserve">three buttons to navigate through the system. Users, </w:t>
+      </w:r>
+      <w:r>
+        <w:rPr>
+          <w:rFonts w:ascii="Arial" w:eastAsia="Times New Roman" w:hAnsi="Arial" w:cs="Arial"/>
+          <w:color w:val="000000"/>
+          <w:lang w:eastAsia="pl-PL"/>
+        </w:rPr>
+        <w:t>Music,</w:t>
+      </w:r>
+      <w:r>
+        <w:rPr>
+          <w:rFonts w:ascii="Arial" w:eastAsia="Times New Roman" w:hAnsi="Arial" w:cs="Arial"/>
+          <w:color w:val="000000"/>
+          <w:lang w:eastAsia="pl-PL"/>
+        </w:rPr>
+        <w:t xml:space="preserve"> and Reviews</w:t>
       </w:r>
     </w:p>
     <w:p>
@@ -4795,7 +5149,23 @@
           <w:color w:val="000000"/>
           <w:lang w:eastAsia="pl-PL"/>
         </w:rPr>
-        <w:t>The actor filters by category.</w:t>
+        <w:t xml:space="preserve">The actor </w:t>
+      </w:r>
+      <w:r>
+        <w:rPr>
+          <w:rFonts w:ascii="Arial" w:eastAsia="Times New Roman" w:hAnsi="Arial" w:cs="Arial"/>
+          <w:color w:val="000000"/>
+          <w:lang w:eastAsia="pl-PL"/>
+        </w:rPr>
+        <w:t xml:space="preserve">selects one of the buttons </w:t>
+      </w:r>
+      <w:r>
+        <w:rPr>
+          <w:rFonts w:ascii="Arial" w:eastAsia="Times New Roman" w:hAnsi="Arial" w:cs="Arial"/>
+          <w:color w:val="000000"/>
+          <w:lang w:eastAsia="pl-PL"/>
+        </w:rPr>
+        <w:t>depending on what they want to do.</w:t>
       </w:r>
     </w:p>
     <w:p>
@@ -4808,7 +5178,7 @@
         <w:ind w:left="1440"/>
         <w:textAlignment w:val="baseline"/>
         <w:rPr>
-          <w:rFonts w:ascii="Roboto" w:eastAsia="Times New Roman" w:hAnsi="Roboto" w:cs="Times New Roman"/>
+          <w:rFonts w:ascii="Arial" w:eastAsia="Times New Roman" w:hAnsi="Arial" w:cs="Arial"/>
           <w:color w:val="0D0D0D"/>
           <w:sz w:val="24"/>
           <w:szCs w:val="24"/>
@@ -4821,7 +5191,23 @@
           <w:color w:val="000000"/>
           <w:lang w:eastAsia="pl-PL"/>
         </w:rPr>
-        <w:t>The system shows appropriate items.</w:t>
+        <w:t xml:space="preserve">The system </w:t>
+      </w:r>
+      <w:r>
+        <w:rPr>
+          <w:rFonts w:ascii="Arial" w:eastAsia="Times New Roman" w:hAnsi="Arial" w:cs="Arial"/>
+          <w:color w:val="000000"/>
+          <w:lang w:eastAsia="pl-PL"/>
+        </w:rPr>
+        <w:t>opens the appropriate form</w:t>
+      </w:r>
+      <w:r>
+        <w:rPr>
+          <w:rFonts w:ascii="Arial" w:eastAsia="Times New Roman" w:hAnsi="Arial" w:cs="Arial"/>
+          <w:color w:val="000000"/>
+          <w:lang w:eastAsia="pl-PL"/>
+        </w:rPr>
+        <w:t>.</w:t>
       </w:r>
     </w:p>
     <w:p>
@@ -4845,7 +5231,23 @@
           <w:color w:val="000000"/>
           <w:lang w:eastAsia="pl-PL"/>
         </w:rPr>
-        <w:t>The actor selects an item.</w:t>
+        <w:t xml:space="preserve">The actor </w:t>
+      </w:r>
+      <w:r>
+        <w:rPr>
+          <w:rFonts w:ascii="Arial" w:eastAsia="Times New Roman" w:hAnsi="Arial" w:cs="Arial"/>
+          <w:color w:val="000000"/>
+          <w:lang w:eastAsia="pl-PL"/>
+        </w:rPr>
+        <w:t>does or changes what he wants</w:t>
+      </w:r>
+      <w:r>
+        <w:rPr>
+          <w:rFonts w:ascii="Arial" w:eastAsia="Times New Roman" w:hAnsi="Arial" w:cs="Arial"/>
+          <w:color w:val="000000"/>
+          <w:lang w:eastAsia="pl-PL"/>
+        </w:rPr>
+        <w:t>.</w:t>
       </w:r>
     </w:p>
     <w:p>
@@ -4869,14 +5271,22 @@
           <w:color w:val="0D0D0D"/>
           <w:lang w:eastAsia="pl-PL"/>
         </w:rPr>
-        <w:t>The system shows item information.</w:t>
+        <w:t xml:space="preserve">The system </w:t>
+      </w:r>
+      <w:r>
+        <w:rPr>
+          <w:rFonts w:ascii="Arial" w:eastAsia="Times New Roman" w:hAnsi="Arial" w:cs="Arial"/>
+          <w:color w:val="0D0D0D"/>
+          <w:lang w:eastAsia="pl-PL"/>
+        </w:rPr>
+        <w:t>saves the changes if any were made.</w:t>
       </w:r>
     </w:p>
     <w:p>
       <w:pPr>
         <w:spacing w:after="0" w:line="240" w:lineRule="auto"/>
         <w:rPr>
-          <w:rFonts w:ascii="Times New Roman" w:eastAsia="Times New Roman" w:hAnsi="Times New Roman" w:cs="Times New Roman"/>
+          <w:rFonts w:ascii="Arial" w:eastAsia="Times New Roman" w:hAnsi="Arial" w:cs="Arial"/>
           <w:sz w:val="24"/>
           <w:szCs w:val="24"/>
           <w:lang w:eastAsia="pl-PL"/>
@@ -4887,7 +5297,7 @@
       <w:pPr>
         <w:spacing w:after="0" w:line="240" w:lineRule="auto"/>
         <w:rPr>
-          <w:rFonts w:ascii="Times New Roman" w:eastAsia="Times New Roman" w:hAnsi="Times New Roman" w:cs="Times New Roman"/>
+          <w:rFonts w:ascii="Arial" w:eastAsia="Times New Roman" w:hAnsi="Arial" w:cs="Arial"/>
           <w:sz w:val="24"/>
           <w:szCs w:val="24"/>
           <w:lang w:eastAsia="pl-PL"/>
@@ -4902,6 +5312,26 @@
           <w:lang w:eastAsia="pl-PL"/>
         </w:rPr>
         <w:t>Extensions:</w:t>
+      </w:r>
+    </w:p>
+    <w:p>
+      <w:pPr>
+        <w:spacing w:after="0" w:line="240" w:lineRule="auto"/>
+        <w:ind w:left="720"/>
+        <w:textAlignment w:val="baseline"/>
+        <w:rPr>
+          <w:rFonts w:ascii="Arial" w:eastAsia="Times New Roman" w:hAnsi="Arial" w:cs="Arial"/>
+          <w:color w:val="0D0D0D"/>
+          <w:lang w:eastAsia="pl-PL"/>
+        </w:rPr>
+      </w:pPr>
+      <w:r>
+        <w:rPr>
+          <w:rFonts w:ascii="Arial" w:eastAsia="Times New Roman" w:hAnsi="Arial" w:cs="Arial"/>
+          <w:color w:val="0D0D0D"/>
+          <w:lang w:eastAsia="pl-PL"/>
+        </w:rPr>
+        <w:t> </w:t>
       </w:r>
     </w:p>
     <w:p>
@@ -4924,7 +5354,7 @@
           <w:color w:val="0D0D0D"/>
           <w:lang w:eastAsia="pl-PL"/>
         </w:rPr>
-        <w:t> The Username and Password don’t match the records in the Database.</w:t>
+        <w:t>The Username and Password don’t match the records in the Database.</w:t>
       </w:r>
     </w:p>
     <w:p>
@@ -4947,7 +5377,7 @@
           <w:color w:val="0D0D0D"/>
           <w:lang w:eastAsia="pl-PL"/>
         </w:rPr>
-        <w:t> The System tells the Actor that the password and username don’t match any known User.</w:t>
+        <w:t>The System tells the Actor that the password and username don’t match any known User.</w:t>
       </w:r>
     </w:p>
     <w:p>
@@ -4970,7 +5400,7 @@
           <w:color w:val="0D0D0D"/>
           <w:lang w:eastAsia="pl-PL"/>
         </w:rPr>
-        <w:t> The Actor inputs the right username and password.</w:t>
+        <w:t>The Actor inputs the right username and password.</w:t>
       </w:r>
     </w:p>
     <w:p>
@@ -4993,30 +5423,20 @@
           <w:color w:val="0D0D0D"/>
           <w:lang w:eastAsia="pl-PL"/>
         </w:rPr>
-        <w:t> Proceed to step 2.</w:t>
+        <w:t>Proceed to step 2.</w:t>
       </w:r>
     </w:p>
     <w:p>
       <w:pPr>
         <w:spacing w:after="0" w:line="240" w:lineRule="auto"/>
         <w:rPr>
-          <w:rFonts w:ascii="Times New Roman" w:eastAsia="Times New Roman" w:hAnsi="Times New Roman" w:cs="Times New Roman"/>
+          <w:rFonts w:ascii="Arial" w:eastAsia="Times New Roman" w:hAnsi="Arial" w:cs="Arial"/>
           <w:sz w:val="24"/>
           <w:szCs w:val="24"/>
           <w:lang w:eastAsia="pl-PL"/>
         </w:rPr>
       </w:pPr>
-      <w:r>
-        <w:rPr>
-          <w:rFonts w:ascii="Times New Roman" w:eastAsia="Times New Roman" w:hAnsi="Times New Roman" w:cs="Times New Roman"/>
-          <w:sz w:val="24"/>
-          <w:szCs w:val="24"/>
-          <w:lang w:eastAsia="pl-PL"/>
-        </w:rPr>
-        <w:br/>
-      </w:r>
-    </w:p>
-    <w:p/>
+    </w:p>
     <w:sectPr>
       <w:pgSz w:w="11906" w:h="16838"/>
       <w:pgMar w:top="1440" w:right="1440" w:bottom="1440" w:left="1440" w:header="708" w:footer="708" w:gutter="0"/>

--- a/6 URS/URS 1.0.docx
+++ b/6 URS/URS 1.0.docx
@@ -80,6 +80,7 @@
       <w:r>
         <w:rPr>
           <w:rFonts w:ascii="Arial" w:eastAsia="Times New Roman" w:hAnsi="Arial" w:cs="Arial"/>
+          <w:noProof/>
           <w:sz w:val="24"/>
           <w:szCs w:val="24"/>
           <w:lang w:eastAsia="pl-PL"/>
@@ -502,17 +503,7 @@
                 <w:color w:val="353F49"/>
                 <w:lang w:eastAsia="pl-PL"/>
               </w:rPr>
-              <w:t>0</w:t>
-            </w:r>
-            <w:r>
-              <w:rPr>
-                <w:rFonts w:ascii="Arial" w:eastAsia="Times New Roman" w:hAnsi="Arial" w:cs="Arial"/>
-                <w:b/>
-                <w:bCs/>
-                <w:color w:val="353F49"/>
-                <w:lang w:eastAsia="pl-PL"/>
-              </w:rPr>
-              <w:t>4</w:t>
+              <w:t>04</w:t>
             </w:r>
             <w:r>
               <w:rPr>
@@ -764,6 +755,7 @@
               </w:rPr>
               <w:t>Author                   </w:t>
             </w:r>
+            <w:proofErr w:type="gramStart"/>
             <w:r>
               <w:rPr>
                 <w:rFonts w:ascii="Arial" w:eastAsia="Times New Roman" w:hAnsi="Arial" w:cs="Arial"/>
@@ -774,6 +766,7 @@
               </w:rPr>
               <w:t xml:space="preserve">  :</w:t>
             </w:r>
+            <w:proofErr w:type="gramEnd"/>
             <w:r>
               <w:rPr>
                 <w:rFonts w:ascii="Arial" w:eastAsia="Times New Roman" w:hAnsi="Arial" w:cs="Arial"/>
@@ -1146,7 +1139,7 @@
       </w:tr>
       <w:tr>
         <w:trPr>
-          <w:trHeight w:val="525"/>
+          <w:trHeight w:val="907"/>
         </w:trPr>
         <w:tc>
           <w:tcPr>
@@ -1306,6 +1299,7 @@
               <w:jc w:val="center"/>
               <w:rPr>
                 <w:rFonts w:ascii="Arial" w:eastAsia="Times New Roman" w:hAnsi="Arial" w:cs="Arial"/>
+                <w:color w:val="000000"/>
                 <w:sz w:val="24"/>
                 <w:szCs w:val="24"/>
                 <w:lang w:eastAsia="pl-PL"/>
@@ -1319,7 +1313,17 @@
                 <w:szCs w:val="24"/>
                 <w:lang w:eastAsia="pl-PL"/>
               </w:rPr>
-              <w:t>Made a beginning on the URS plan.</w:t>
+              <w:t>Made a beginning on the URS plan</w:t>
+            </w:r>
+            <w:r>
+              <w:rPr>
+                <w:rFonts w:ascii="Arial" w:eastAsia="Times New Roman" w:hAnsi="Arial" w:cs="Arial"/>
+                <w:color w:val="000000"/>
+                <w:sz w:val="24"/>
+                <w:szCs w:val="24"/>
+                <w:lang w:eastAsia="pl-PL"/>
+              </w:rPr>
+              <w:t>.</w:t>
             </w:r>
           </w:p>
         </w:tc>
@@ -1366,7 +1370,7 @@
       </w:tr>
       <w:tr>
         <w:trPr>
-          <w:trHeight w:val="345"/>
+          <w:trHeight w:val="880"/>
         </w:trPr>
         <w:tc>
           <w:tcPr>
@@ -1471,7 +1475,6 @@
           <w:p>
             <w:pPr>
               <w:spacing w:after="0" w:line="240" w:lineRule="auto"/>
-              <w:ind w:left="100"/>
               <w:jc w:val="center"/>
               <w:rPr>
                 <w:rFonts w:ascii="Arial" w:eastAsia="Times New Roman" w:hAnsi="Arial" w:cs="Arial"/>
@@ -1485,10 +1488,10 @@
           <w:p>
             <w:pPr>
               <w:spacing w:after="0" w:line="240" w:lineRule="auto"/>
-              <w:ind w:left="100"/>
               <w:jc w:val="center"/>
               <w:rPr>
                 <w:rFonts w:ascii="Arial" w:eastAsia="Times New Roman" w:hAnsi="Arial" w:cs="Arial"/>
+                <w:color w:val="000000"/>
                 <w:sz w:val="24"/>
                 <w:szCs w:val="24"/>
                 <w:lang w:eastAsia="pl-PL"/>
@@ -1570,6 +1573,229 @@
               <w:jc w:val="center"/>
               <w:rPr>
                 <w:rFonts w:ascii="Arial" w:eastAsia="Times New Roman" w:hAnsi="Arial" w:cs="Arial"/>
+                <w:sz w:val="24"/>
+                <w:szCs w:val="24"/>
+                <w:lang w:eastAsia="pl-PL"/>
+              </w:rPr>
+            </w:pPr>
+            <w:r>
+              <w:rPr>
+                <w:rFonts w:ascii="Arial" w:eastAsia="Times New Roman" w:hAnsi="Arial" w:cs="Arial"/>
+                <w:color w:val="000000"/>
+                <w:sz w:val="24"/>
+                <w:szCs w:val="24"/>
+                <w:lang w:eastAsia="pl-PL"/>
+              </w:rPr>
+              <w:t>Finished</w:t>
+            </w:r>
+          </w:p>
+        </w:tc>
+      </w:tr>
+      <w:tr>
+        <w:trPr>
+          <w:trHeight w:val="345"/>
+        </w:trPr>
+        <w:tc>
+          <w:tcPr>
+            <w:tcW w:w="0" w:type="auto"/>
+            <w:tcBorders>
+              <w:top w:val="single" w:sz="8" w:space="0" w:color="DDD9C3"/>
+              <w:left w:val="single" w:sz="8" w:space="0" w:color="DDD9C3"/>
+              <w:bottom w:val="single" w:sz="8" w:space="0" w:color="DDD9C3"/>
+              <w:right w:val="single" w:sz="8" w:space="0" w:color="DDD9C3"/>
+            </w:tcBorders>
+            <w:tcMar>
+              <w:top w:w="0" w:type="dxa"/>
+              <w:left w:w="100" w:type="dxa"/>
+              <w:bottom w:w="0" w:type="dxa"/>
+              <w:right w:w="100" w:type="dxa"/>
+            </w:tcMar>
+            <w:vAlign w:val="center"/>
+          </w:tcPr>
+          <w:p>
+            <w:pPr>
+              <w:spacing w:after="0" w:line="240" w:lineRule="auto"/>
+              <w:ind w:left="100"/>
+              <w:jc w:val="center"/>
+              <w:rPr>
+                <w:rFonts w:ascii="Arial" w:eastAsia="Times New Roman" w:hAnsi="Arial" w:cs="Arial"/>
+                <w:color w:val="000000"/>
+                <w:sz w:val="24"/>
+                <w:szCs w:val="24"/>
+                <w:lang w:eastAsia="pl-PL"/>
+              </w:rPr>
+            </w:pPr>
+            <w:r>
+              <w:rPr>
+                <w:rFonts w:ascii="Arial" w:eastAsia="Times New Roman" w:hAnsi="Arial" w:cs="Arial"/>
+                <w:color w:val="000000"/>
+                <w:sz w:val="24"/>
+                <w:szCs w:val="24"/>
+                <w:lang w:eastAsia="pl-PL"/>
+              </w:rPr>
+              <w:t>1.1</w:t>
+            </w:r>
+          </w:p>
+        </w:tc>
+        <w:tc>
+          <w:tcPr>
+            <w:tcW w:w="0" w:type="auto"/>
+            <w:tcBorders>
+              <w:top w:val="single" w:sz="8" w:space="0" w:color="DDD9C3"/>
+              <w:left w:val="single" w:sz="8" w:space="0" w:color="DDD9C3"/>
+              <w:bottom w:val="single" w:sz="8" w:space="0" w:color="DDD9C3"/>
+              <w:right w:val="single" w:sz="8" w:space="0" w:color="DDD9C3"/>
+            </w:tcBorders>
+            <w:tcMar>
+              <w:top w:w="0" w:type="dxa"/>
+              <w:left w:w="100" w:type="dxa"/>
+              <w:bottom w:w="0" w:type="dxa"/>
+              <w:right w:w="100" w:type="dxa"/>
+            </w:tcMar>
+            <w:vAlign w:val="center"/>
+          </w:tcPr>
+          <w:p>
+            <w:pPr>
+              <w:spacing w:after="0" w:line="240" w:lineRule="auto"/>
+              <w:ind w:left="100"/>
+              <w:jc w:val="center"/>
+              <w:rPr>
+                <w:rFonts w:ascii="Arial" w:eastAsia="Times New Roman" w:hAnsi="Arial" w:cs="Arial"/>
+                <w:sz w:val="24"/>
+                <w:szCs w:val="24"/>
+                <w:lang w:eastAsia="pl-PL"/>
+              </w:rPr>
+            </w:pPr>
+            <w:r>
+              <w:rPr>
+                <w:rFonts w:ascii="Arial" w:eastAsia="Times New Roman" w:hAnsi="Arial" w:cs="Arial"/>
+                <w:sz w:val="24"/>
+                <w:szCs w:val="24"/>
+                <w:lang w:eastAsia="pl-PL"/>
+              </w:rPr>
+              <w:t>05/04/2024</w:t>
+            </w:r>
+          </w:p>
+        </w:tc>
+        <w:tc>
+          <w:tcPr>
+            <w:tcW w:w="0" w:type="auto"/>
+            <w:tcBorders>
+              <w:top w:val="single" w:sz="8" w:space="0" w:color="DDD9C3"/>
+              <w:left w:val="single" w:sz="8" w:space="0" w:color="DDD9C3"/>
+              <w:bottom w:val="single" w:sz="8" w:space="0" w:color="DDD9C3"/>
+              <w:right w:val="single" w:sz="8" w:space="0" w:color="DDD9C3"/>
+            </w:tcBorders>
+            <w:tcMar>
+              <w:top w:w="0" w:type="dxa"/>
+              <w:left w:w="100" w:type="dxa"/>
+              <w:bottom w:w="0" w:type="dxa"/>
+              <w:right w:w="100" w:type="dxa"/>
+            </w:tcMar>
+          </w:tcPr>
+          <w:p>
+            <w:pPr>
+              <w:spacing w:after="0" w:line="240" w:lineRule="auto"/>
+              <w:ind w:left="100"/>
+              <w:jc w:val="center"/>
+              <w:rPr>
+                <w:rFonts w:ascii="Arial" w:eastAsia="Times New Roman" w:hAnsi="Arial" w:cs="Arial"/>
+                <w:color w:val="000000"/>
+                <w:sz w:val="24"/>
+                <w:szCs w:val="24"/>
+                <w:lang w:eastAsia="pl-PL"/>
+              </w:rPr>
+            </w:pPr>
+          </w:p>
+          <w:p>
+            <w:pPr>
+              <w:spacing w:after="0" w:line="240" w:lineRule="auto"/>
+              <w:ind w:left="100"/>
+              <w:jc w:val="center"/>
+              <w:rPr>
+                <w:rFonts w:ascii="Arial" w:eastAsia="Times New Roman" w:hAnsi="Arial" w:cs="Arial"/>
+                <w:color w:val="000000"/>
+                <w:sz w:val="24"/>
+                <w:szCs w:val="24"/>
+                <w:lang w:eastAsia="pl-PL"/>
+              </w:rPr>
+            </w:pPr>
+            <w:r>
+              <w:rPr>
+                <w:rFonts w:ascii="Arial" w:eastAsia="Times New Roman" w:hAnsi="Arial" w:cs="Arial"/>
+                <w:color w:val="000000"/>
+                <w:sz w:val="24"/>
+                <w:szCs w:val="24"/>
+                <w:lang w:eastAsia="pl-PL"/>
+              </w:rPr>
+              <w:t>Szymon</w:t>
+            </w:r>
+          </w:p>
+        </w:tc>
+        <w:tc>
+          <w:tcPr>
+            <w:tcW w:w="0" w:type="auto"/>
+            <w:tcBorders>
+              <w:top w:val="single" w:sz="8" w:space="0" w:color="DDD9C3"/>
+              <w:left w:val="single" w:sz="8" w:space="0" w:color="DDD9C3"/>
+              <w:bottom w:val="single" w:sz="8" w:space="0" w:color="DDD9C3"/>
+              <w:right w:val="single" w:sz="8" w:space="0" w:color="DDD9C3"/>
+            </w:tcBorders>
+            <w:tcMar>
+              <w:top w:w="0" w:type="dxa"/>
+              <w:left w:w="100" w:type="dxa"/>
+              <w:bottom w:w="0" w:type="dxa"/>
+              <w:right w:w="100" w:type="dxa"/>
+            </w:tcMar>
+          </w:tcPr>
+          <w:p>
+            <w:pPr>
+              <w:spacing w:after="0" w:line="240" w:lineRule="auto"/>
+              <w:ind w:left="100"/>
+              <w:jc w:val="center"/>
+              <w:rPr>
+                <w:rFonts w:ascii="Arial" w:eastAsia="Times New Roman" w:hAnsi="Arial" w:cs="Arial"/>
+                <w:color w:val="000000"/>
+                <w:sz w:val="24"/>
+                <w:szCs w:val="24"/>
+                <w:lang w:eastAsia="pl-PL"/>
+              </w:rPr>
+            </w:pPr>
+            <w:r>
+              <w:rPr>
+                <w:rFonts w:ascii="Arial" w:eastAsia="Times New Roman" w:hAnsi="Arial" w:cs="Arial"/>
+                <w:color w:val="000000"/>
+                <w:sz w:val="24"/>
+                <w:szCs w:val="24"/>
+                <w:lang w:eastAsia="pl-PL"/>
+              </w:rPr>
+              <w:t>Updated the URS according to small feedback from the WKS teacher</w:t>
+            </w:r>
+          </w:p>
+        </w:tc>
+        <w:tc>
+          <w:tcPr>
+            <w:tcW w:w="0" w:type="auto"/>
+            <w:tcBorders>
+              <w:top w:val="single" w:sz="8" w:space="0" w:color="DDD9C3"/>
+              <w:left w:val="single" w:sz="8" w:space="0" w:color="DDD9C3"/>
+              <w:bottom w:val="single" w:sz="8" w:space="0" w:color="DDD9C3"/>
+              <w:right w:val="single" w:sz="8" w:space="0" w:color="DDD9C3"/>
+            </w:tcBorders>
+            <w:tcMar>
+              <w:top w:w="0" w:type="dxa"/>
+              <w:left w:w="100" w:type="dxa"/>
+              <w:bottom w:w="0" w:type="dxa"/>
+              <w:right w:w="100" w:type="dxa"/>
+            </w:tcMar>
+          </w:tcPr>
+          <w:p>
+            <w:pPr>
+              <w:spacing w:after="0" w:line="240" w:lineRule="auto"/>
+              <w:jc w:val="center"/>
+              <w:rPr>
+                <w:rFonts w:ascii="Arial" w:eastAsia="Times New Roman" w:hAnsi="Arial" w:cs="Arial"/>
+                <w:color w:val="000000"/>
                 <w:sz w:val="24"/>
                 <w:szCs w:val="24"/>
                 <w:lang w:eastAsia="pl-PL"/>
@@ -2199,34 +2425,6 @@
         <w:outlineLvl w:val="0"/>
         <w:rPr>
           <w:rFonts w:ascii="Arial" w:eastAsia="Times New Roman" w:hAnsi="Arial" w:cs="Arial"/>
-          <w:color w:val="000000"/>
-          <w:kern w:val="36"/>
-          <w:sz w:val="40"/>
-          <w:szCs w:val="40"/>
-          <w:lang w:eastAsia="pl-PL"/>
-        </w:rPr>
-      </w:pPr>
-    </w:p>
-    <w:p>
-      <w:pPr>
-        <w:spacing w:before="400" w:after="120" w:line="240" w:lineRule="auto"/>
-        <w:outlineLvl w:val="0"/>
-        <w:rPr>
-          <w:rFonts w:ascii="Arial" w:eastAsia="Times New Roman" w:hAnsi="Arial" w:cs="Arial"/>
-          <w:color w:val="000000"/>
-          <w:kern w:val="36"/>
-          <w:sz w:val="40"/>
-          <w:szCs w:val="40"/>
-          <w:lang w:eastAsia="pl-PL"/>
-        </w:rPr>
-      </w:pPr>
-    </w:p>
-    <w:p>
-      <w:pPr>
-        <w:spacing w:before="400" w:after="120" w:line="240" w:lineRule="auto"/>
-        <w:outlineLvl w:val="0"/>
-        <w:rPr>
-          <w:rFonts w:ascii="Arial" w:eastAsia="Times New Roman" w:hAnsi="Arial" w:cs="Arial"/>
           <w:b/>
           <w:bCs/>
           <w:kern w:val="36"/>
@@ -2387,23 +2585,7 @@
           <w:color w:val="000000"/>
           <w:lang w:eastAsia="pl-PL"/>
         </w:rPr>
-        <w:t xml:space="preserve"> be able to select their </w:t>
-      </w:r>
-      <w:r>
-        <w:rPr>
-          <w:rFonts w:ascii="Arial" w:eastAsia="Times New Roman" w:hAnsi="Arial" w:cs="Arial"/>
-          <w:color w:val="000000"/>
-          <w:lang w:eastAsia="pl-PL"/>
-        </w:rPr>
-        <w:t>favourite</w:t>
-      </w:r>
-      <w:r>
-        <w:rPr>
-          <w:rFonts w:ascii="Arial" w:eastAsia="Times New Roman" w:hAnsi="Arial" w:cs="Arial"/>
-          <w:color w:val="000000"/>
-          <w:lang w:eastAsia="pl-PL"/>
-        </w:rPr>
-        <w:t xml:space="preserve"> albums and songs to display on their profiles.</w:t>
+        <w:t xml:space="preserve"> be able to select their favourite albums and songs to display on their profiles.</w:t>
       </w:r>
     </w:p>
     <w:p>
@@ -2536,7 +2718,7 @@
         <w:pStyle w:val="ListParagraph"/>
         <w:numPr>
           <w:ilvl w:val="0"/>
-          <w:numId w:val="46"/>
+          <w:numId w:val="10"/>
         </w:numPr>
         <w:spacing w:after="0" w:line="240" w:lineRule="auto"/>
         <w:rPr>
@@ -2575,7 +2757,7 @@
         <w:pStyle w:val="ListParagraph"/>
         <w:numPr>
           <w:ilvl w:val="0"/>
-          <w:numId w:val="46"/>
+          <w:numId w:val="10"/>
         </w:numPr>
         <w:spacing w:after="0" w:line="240" w:lineRule="auto"/>
         <w:rPr>
@@ -2598,7 +2780,7 @@
         <w:pStyle w:val="ListParagraph"/>
         <w:numPr>
           <w:ilvl w:val="0"/>
-          <w:numId w:val="46"/>
+          <w:numId w:val="10"/>
         </w:numPr>
         <w:spacing w:after="0" w:line="240" w:lineRule="auto"/>
         <w:rPr>
@@ -2666,7 +2848,7 @@
       <w:pPr>
         <w:numPr>
           <w:ilvl w:val="0"/>
-          <w:numId w:val="3"/>
+          <w:numId w:val="2"/>
         </w:numPr>
         <w:spacing w:after="0" w:line="240" w:lineRule="auto"/>
         <w:ind w:left="1440"/>
@@ -2685,6 +2867,172 @@
         </w:rPr>
         <w:t>The system shall display the most recent and upcoming albums.</w:t>
       </w:r>
+    </w:p>
+    <w:p>
+      <w:pPr>
+        <w:numPr>
+          <w:ilvl w:val="0"/>
+          <w:numId w:val="2"/>
+        </w:numPr>
+        <w:spacing w:after="0" w:line="240" w:lineRule="auto"/>
+        <w:ind w:left="1440"/>
+        <w:textAlignment w:val="baseline"/>
+        <w:rPr>
+          <w:rFonts w:ascii="Arial" w:eastAsia="Times New Roman" w:hAnsi="Arial" w:cs="Arial"/>
+          <w:color w:val="000000"/>
+          <w:lang w:eastAsia="pl-PL"/>
+        </w:rPr>
+      </w:pPr>
+      <w:r>
+        <w:rPr>
+          <w:rFonts w:ascii="Arial" w:eastAsia="Times New Roman" w:hAnsi="Arial" w:cs="Arial"/>
+          <w:color w:val="000000"/>
+          <w:lang w:eastAsia="pl-PL"/>
+        </w:rPr>
+        <w:t>Users will be able to set notifications for new album and song releases.</w:t>
+      </w:r>
+    </w:p>
+    <w:p>
+      <w:pPr>
+        <w:numPr>
+          <w:ilvl w:val="0"/>
+          <w:numId w:val="2"/>
+        </w:numPr>
+        <w:spacing w:after="0" w:line="240" w:lineRule="auto"/>
+        <w:ind w:left="1440"/>
+        <w:textAlignment w:val="baseline"/>
+        <w:rPr>
+          <w:rFonts w:ascii="Arial" w:eastAsia="Times New Roman" w:hAnsi="Arial" w:cs="Arial"/>
+          <w:color w:val="000000"/>
+          <w:lang w:eastAsia="pl-PL"/>
+        </w:rPr>
+      </w:pPr>
+      <w:r>
+        <w:rPr>
+          <w:rFonts w:ascii="Arial" w:eastAsia="Times New Roman" w:hAnsi="Arial" w:cs="Arial"/>
+          <w:color w:val="000000"/>
+          <w:lang w:eastAsia="pl-PL"/>
+        </w:rPr>
+        <w:t xml:space="preserve">The system shall </w:t>
+      </w:r>
+      <w:r>
+        <w:rPr>
+          <w:rFonts w:ascii="Arial" w:eastAsia="Times New Roman" w:hAnsi="Arial" w:cs="Arial"/>
+          <w:color w:val="000000"/>
+          <w:lang w:eastAsia="pl-PL"/>
+        </w:rPr>
+        <w:t>categorise</w:t>
+      </w:r>
+      <w:r>
+        <w:rPr>
+          <w:rFonts w:ascii="Arial" w:eastAsia="Times New Roman" w:hAnsi="Arial" w:cs="Arial"/>
+          <w:color w:val="000000"/>
+          <w:lang w:eastAsia="pl-PL"/>
+        </w:rPr>
+        <w:t xml:space="preserve"> music by year, genre, and popularity for easy search and discovery.</w:t>
+      </w:r>
+    </w:p>
+    <w:p>
+      <w:pPr>
+        <w:numPr>
+          <w:ilvl w:val="0"/>
+          <w:numId w:val="2"/>
+        </w:numPr>
+        <w:spacing w:after="0" w:line="240" w:lineRule="auto"/>
+        <w:ind w:left="1440"/>
+        <w:textAlignment w:val="baseline"/>
+        <w:rPr>
+          <w:rFonts w:ascii="Arial" w:eastAsia="Times New Roman" w:hAnsi="Arial" w:cs="Arial"/>
+          <w:color w:val="000000"/>
+          <w:lang w:eastAsia="pl-PL"/>
+        </w:rPr>
+      </w:pPr>
+      <w:r>
+        <w:rPr>
+          <w:rFonts w:ascii="Arial" w:eastAsia="Times New Roman" w:hAnsi="Arial" w:cs="Arial"/>
+          <w:color w:val="000000"/>
+          <w:lang w:eastAsia="pl-PL"/>
+        </w:rPr>
+        <w:t xml:space="preserve">Users </w:t>
+      </w:r>
+      <w:r>
+        <w:rPr>
+          <w:rFonts w:ascii="Arial" w:eastAsia="Times New Roman" w:hAnsi="Arial" w:cs="Arial"/>
+          <w:color w:val="000000"/>
+          <w:lang w:eastAsia="pl-PL"/>
+        </w:rPr>
+        <w:t>will</w:t>
+      </w:r>
+      <w:r>
+        <w:rPr>
+          <w:rFonts w:ascii="Arial" w:eastAsia="Times New Roman" w:hAnsi="Arial" w:cs="Arial"/>
+          <w:color w:val="000000"/>
+          <w:lang w:eastAsia="pl-PL"/>
+        </w:rPr>
+        <w:t xml:space="preserve"> be able to </w:t>
+      </w:r>
+      <w:r>
+        <w:rPr>
+          <w:rFonts w:ascii="Arial" w:eastAsia="Times New Roman" w:hAnsi="Arial" w:cs="Arial"/>
+          <w:color w:val="000000"/>
+          <w:lang w:eastAsia="pl-PL"/>
+        </w:rPr>
+        <w:t>customise</w:t>
+      </w:r>
+      <w:r>
+        <w:rPr>
+          <w:rFonts w:ascii="Arial" w:eastAsia="Times New Roman" w:hAnsi="Arial" w:cs="Arial"/>
+          <w:color w:val="000000"/>
+          <w:lang w:eastAsia="pl-PL"/>
+        </w:rPr>
+        <w:t xml:space="preserve"> their music preferences in the settings.</w:t>
+      </w:r>
+    </w:p>
+    <w:p>
+      <w:pPr>
+        <w:spacing w:before="360" w:after="120" w:line="240" w:lineRule="auto"/>
+        <w:outlineLvl w:val="1"/>
+        <w:rPr>
+          <w:rFonts w:ascii="Arial" w:eastAsia="Times New Roman" w:hAnsi="Arial" w:cs="Arial"/>
+          <w:b/>
+          <w:bCs/>
+          <w:sz w:val="36"/>
+          <w:szCs w:val="36"/>
+          <w:lang w:eastAsia="pl-PL"/>
+        </w:rPr>
+      </w:pPr>
+      <w:r>
+        <w:rPr>
+          <w:rFonts w:ascii="Arial" w:eastAsia="Times New Roman" w:hAnsi="Arial" w:cs="Arial"/>
+          <w:color w:val="000000"/>
+          <w:sz w:val="32"/>
+          <w:szCs w:val="32"/>
+          <w:lang w:eastAsia="pl-PL"/>
+        </w:rPr>
+        <w:t xml:space="preserve">FR.4 </w:t>
+      </w:r>
+      <w:r>
+        <w:rPr>
+          <w:rFonts w:ascii="Arial" w:eastAsia="Times New Roman" w:hAnsi="Arial" w:cs="Arial"/>
+          <w:color w:val="000000"/>
+          <w:sz w:val="32"/>
+          <w:szCs w:val="32"/>
+          <w:lang w:eastAsia="pl-PL"/>
+        </w:rPr>
+        <w:t>User Categorization</w:t>
+      </w:r>
+    </w:p>
+    <w:p>
+      <w:pPr>
+        <w:spacing w:after="0" w:line="240" w:lineRule="auto"/>
+        <w:ind w:left="1440"/>
+        <w:textAlignment w:val="baseline"/>
+        <w:rPr>
+          <w:rFonts w:ascii="Arial" w:eastAsia="Times New Roman" w:hAnsi="Arial" w:cs="Arial"/>
+          <w:color w:val="000000"/>
+          <w:lang w:eastAsia="pl-PL"/>
+        </w:rPr>
+      </w:pPr>
     </w:p>
     <w:p>
       <w:pPr>
@@ -2707,7 +3055,7 @@
           <w:color w:val="000000"/>
           <w:lang w:eastAsia="pl-PL"/>
         </w:rPr>
-        <w:t>Users will be able to set notifications for new album and song releases.</w:t>
+        <w:t xml:space="preserve">The users shall be categorized as Professionals, Amateurs or Artists based on their engagement and expertise. </w:t>
       </w:r>
     </w:p>
     <w:p>
@@ -2715,172 +3063,6 @@
         <w:numPr>
           <w:ilvl w:val="0"/>
           <w:numId w:val="3"/>
-        </w:numPr>
-        <w:spacing w:after="0" w:line="240" w:lineRule="auto"/>
-        <w:ind w:left="1440"/>
-        <w:textAlignment w:val="baseline"/>
-        <w:rPr>
-          <w:rFonts w:ascii="Arial" w:eastAsia="Times New Roman" w:hAnsi="Arial" w:cs="Arial"/>
-          <w:color w:val="000000"/>
-          <w:lang w:eastAsia="pl-PL"/>
-        </w:rPr>
-      </w:pPr>
-      <w:r>
-        <w:rPr>
-          <w:rFonts w:ascii="Arial" w:eastAsia="Times New Roman" w:hAnsi="Arial" w:cs="Arial"/>
-          <w:color w:val="000000"/>
-          <w:lang w:eastAsia="pl-PL"/>
-        </w:rPr>
-        <w:t xml:space="preserve">The system shall </w:t>
-      </w:r>
-      <w:r>
-        <w:rPr>
-          <w:rFonts w:ascii="Arial" w:eastAsia="Times New Roman" w:hAnsi="Arial" w:cs="Arial"/>
-          <w:color w:val="000000"/>
-          <w:lang w:eastAsia="pl-PL"/>
-        </w:rPr>
-        <w:t>categorise</w:t>
-      </w:r>
-      <w:r>
-        <w:rPr>
-          <w:rFonts w:ascii="Arial" w:eastAsia="Times New Roman" w:hAnsi="Arial" w:cs="Arial"/>
-          <w:color w:val="000000"/>
-          <w:lang w:eastAsia="pl-PL"/>
-        </w:rPr>
-        <w:t xml:space="preserve"> music by year, genre, and popularity for easy search and discovery.</w:t>
-      </w:r>
-    </w:p>
-    <w:p>
-      <w:pPr>
-        <w:numPr>
-          <w:ilvl w:val="0"/>
-          <w:numId w:val="3"/>
-        </w:numPr>
-        <w:spacing w:after="0" w:line="240" w:lineRule="auto"/>
-        <w:ind w:left="1440"/>
-        <w:textAlignment w:val="baseline"/>
-        <w:rPr>
-          <w:rFonts w:ascii="Arial" w:eastAsia="Times New Roman" w:hAnsi="Arial" w:cs="Arial"/>
-          <w:color w:val="000000"/>
-          <w:lang w:eastAsia="pl-PL"/>
-        </w:rPr>
-      </w:pPr>
-      <w:r>
-        <w:rPr>
-          <w:rFonts w:ascii="Arial" w:eastAsia="Times New Roman" w:hAnsi="Arial" w:cs="Arial"/>
-          <w:color w:val="000000"/>
-          <w:lang w:eastAsia="pl-PL"/>
-        </w:rPr>
-        <w:t xml:space="preserve">Users </w:t>
-      </w:r>
-      <w:r>
-        <w:rPr>
-          <w:rFonts w:ascii="Arial" w:eastAsia="Times New Roman" w:hAnsi="Arial" w:cs="Arial"/>
-          <w:color w:val="000000"/>
-          <w:lang w:eastAsia="pl-PL"/>
-        </w:rPr>
-        <w:t>will</w:t>
-      </w:r>
-      <w:r>
-        <w:rPr>
-          <w:rFonts w:ascii="Arial" w:eastAsia="Times New Roman" w:hAnsi="Arial" w:cs="Arial"/>
-          <w:color w:val="000000"/>
-          <w:lang w:eastAsia="pl-PL"/>
-        </w:rPr>
-        <w:t xml:space="preserve"> be able to </w:t>
-      </w:r>
-      <w:r>
-        <w:rPr>
-          <w:rFonts w:ascii="Arial" w:eastAsia="Times New Roman" w:hAnsi="Arial" w:cs="Arial"/>
-          <w:color w:val="000000"/>
-          <w:lang w:eastAsia="pl-PL"/>
-        </w:rPr>
-        <w:t>customise</w:t>
-      </w:r>
-      <w:r>
-        <w:rPr>
-          <w:rFonts w:ascii="Arial" w:eastAsia="Times New Roman" w:hAnsi="Arial" w:cs="Arial"/>
-          <w:color w:val="000000"/>
-          <w:lang w:eastAsia="pl-PL"/>
-        </w:rPr>
-        <w:t xml:space="preserve"> their music preferences in the settings.</w:t>
-      </w:r>
-    </w:p>
-    <w:p>
-      <w:pPr>
-        <w:spacing w:before="360" w:after="120" w:line="240" w:lineRule="auto"/>
-        <w:outlineLvl w:val="1"/>
-        <w:rPr>
-          <w:rFonts w:ascii="Arial" w:eastAsia="Times New Roman" w:hAnsi="Arial" w:cs="Arial"/>
-          <w:b/>
-          <w:bCs/>
-          <w:sz w:val="36"/>
-          <w:szCs w:val="36"/>
-          <w:lang w:eastAsia="pl-PL"/>
-        </w:rPr>
-      </w:pPr>
-      <w:r>
-        <w:rPr>
-          <w:rFonts w:ascii="Arial" w:eastAsia="Times New Roman" w:hAnsi="Arial" w:cs="Arial"/>
-          <w:color w:val="000000"/>
-          <w:sz w:val="32"/>
-          <w:szCs w:val="32"/>
-          <w:lang w:eastAsia="pl-PL"/>
-        </w:rPr>
-        <w:t xml:space="preserve">FR.4 </w:t>
-      </w:r>
-      <w:r>
-        <w:rPr>
-          <w:rFonts w:ascii="Arial" w:eastAsia="Times New Roman" w:hAnsi="Arial" w:cs="Arial"/>
-          <w:color w:val="000000"/>
-          <w:sz w:val="32"/>
-          <w:szCs w:val="32"/>
-          <w:lang w:eastAsia="pl-PL"/>
-        </w:rPr>
-        <w:t>User Categorization</w:t>
-      </w:r>
-    </w:p>
-    <w:p>
-      <w:pPr>
-        <w:spacing w:after="0" w:line="240" w:lineRule="auto"/>
-        <w:ind w:left="1440"/>
-        <w:textAlignment w:val="baseline"/>
-        <w:rPr>
-          <w:rFonts w:ascii="Arial" w:eastAsia="Times New Roman" w:hAnsi="Arial" w:cs="Arial"/>
-          <w:color w:val="000000"/>
-          <w:lang w:eastAsia="pl-PL"/>
-        </w:rPr>
-      </w:pPr>
-    </w:p>
-    <w:p>
-      <w:pPr>
-        <w:numPr>
-          <w:ilvl w:val="0"/>
-          <w:numId w:val="4"/>
-        </w:numPr>
-        <w:spacing w:after="0" w:line="240" w:lineRule="auto"/>
-        <w:ind w:left="1440"/>
-        <w:textAlignment w:val="baseline"/>
-        <w:rPr>
-          <w:rFonts w:ascii="Arial" w:eastAsia="Times New Roman" w:hAnsi="Arial" w:cs="Arial"/>
-          <w:color w:val="000000"/>
-          <w:lang w:eastAsia="pl-PL"/>
-        </w:rPr>
-      </w:pPr>
-      <w:r>
-        <w:rPr>
-          <w:rFonts w:ascii="Arial" w:eastAsia="Times New Roman" w:hAnsi="Arial" w:cs="Arial"/>
-          <w:color w:val="000000"/>
-          <w:lang w:eastAsia="pl-PL"/>
-        </w:rPr>
-        <w:t xml:space="preserve">The users shall be categorized as Professionals, Amateurs or Artists based on their engagement and expertise. </w:t>
-      </w:r>
-    </w:p>
-    <w:p>
-      <w:pPr>
-        <w:numPr>
-          <w:ilvl w:val="0"/>
-          <w:numId w:val="4"/>
         </w:numPr>
         <w:spacing w:after="0" w:line="240" w:lineRule="auto"/>
         <w:ind w:left="1440"/>
@@ -3262,8 +3444,18 @@
           <w:color w:val="000000"/>
           <w:lang w:eastAsia="pl-PL"/>
         </w:rPr>
-        <w:t>NFR.3.3 Backup and recovery mechanisms shall be implemented to safeguard against data</w:t>
-      </w:r>
+        <w:t xml:space="preserve">NFR.3.3 Backup and recovery mechanisms shall be implemented to safeguard against </w:t>
+      </w:r>
+      <w:proofErr w:type="gramStart"/>
+      <w:r>
+        <w:rPr>
+          <w:rFonts w:ascii="Arial" w:eastAsia="Times New Roman" w:hAnsi="Arial" w:cs="Arial"/>
+          <w:color w:val="000000"/>
+          <w:lang w:eastAsia="pl-PL"/>
+        </w:rPr>
+        <w:t>data</w:t>
+      </w:r>
+      <w:proofErr w:type="gramEnd"/>
     </w:p>
     <w:p>
       <w:pPr>
@@ -3749,7 +3941,7 @@
       <w:pPr>
         <w:numPr>
           <w:ilvl w:val="0"/>
-          <w:numId w:val="7"/>
+          <w:numId w:val="4"/>
         </w:numPr>
         <w:spacing w:after="0" w:line="240" w:lineRule="auto"/>
         <w:textAlignment w:val="baseline"/>
@@ -3807,6 +3999,1061 @@
         </w:rPr>
         <w:t>menu.</w:t>
       </w:r>
+    </w:p>
+    <w:p>
+      <w:pPr>
+        <w:numPr>
+          <w:ilvl w:val="0"/>
+          <w:numId w:val="4"/>
+        </w:numPr>
+        <w:spacing w:after="0" w:line="240" w:lineRule="auto"/>
+        <w:textAlignment w:val="baseline"/>
+        <w:rPr>
+          <w:rFonts w:ascii="Arial" w:eastAsia="Times New Roman" w:hAnsi="Arial" w:cs="Arial"/>
+          <w:color w:val="000000"/>
+          <w:lang w:eastAsia="pl-PL"/>
+        </w:rPr>
+      </w:pPr>
+      <w:r>
+        <w:rPr>
+          <w:rFonts w:ascii="Arial" w:eastAsia="Times New Roman" w:hAnsi="Arial" w:cs="Arial"/>
+          <w:color w:val="000000"/>
+          <w:lang w:eastAsia="pl-PL"/>
+        </w:rPr>
+        <w:t>The system displays the user's profile information.</w:t>
+      </w:r>
+    </w:p>
+    <w:p>
+      <w:pPr>
+        <w:numPr>
+          <w:ilvl w:val="0"/>
+          <w:numId w:val="4"/>
+        </w:numPr>
+        <w:spacing w:after="0" w:line="240" w:lineRule="auto"/>
+        <w:textAlignment w:val="baseline"/>
+        <w:rPr>
+          <w:rFonts w:ascii="Arial" w:eastAsia="Times New Roman" w:hAnsi="Arial" w:cs="Arial"/>
+          <w:color w:val="000000"/>
+          <w:lang w:eastAsia="pl-PL"/>
+        </w:rPr>
+      </w:pPr>
+      <w:r>
+        <w:rPr>
+          <w:rFonts w:ascii="Arial" w:eastAsia="Times New Roman" w:hAnsi="Arial" w:cs="Arial"/>
+          <w:color w:val="000000"/>
+          <w:lang w:eastAsia="pl-PL"/>
+        </w:rPr>
+        <w:t>The User selects “Delete” to delete their profile.</w:t>
+      </w:r>
+    </w:p>
+    <w:p>
+      <w:pPr>
+        <w:numPr>
+          <w:ilvl w:val="0"/>
+          <w:numId w:val="4"/>
+        </w:numPr>
+        <w:spacing w:after="0" w:line="240" w:lineRule="auto"/>
+        <w:textAlignment w:val="baseline"/>
+        <w:rPr>
+          <w:rFonts w:ascii="Arial" w:eastAsia="Times New Roman" w:hAnsi="Arial" w:cs="Arial"/>
+          <w:color w:val="000000"/>
+          <w:lang w:eastAsia="pl-PL"/>
+        </w:rPr>
+      </w:pPr>
+      <w:r>
+        <w:rPr>
+          <w:rFonts w:ascii="Arial" w:eastAsia="Times New Roman" w:hAnsi="Arial" w:cs="Arial"/>
+          <w:color w:val="000000"/>
+          <w:lang w:eastAsia="pl-PL"/>
+        </w:rPr>
+        <w:t>The User selects "Edit" to update their profile.</w:t>
+      </w:r>
+    </w:p>
+    <w:p>
+      <w:pPr>
+        <w:numPr>
+          <w:ilvl w:val="0"/>
+          <w:numId w:val="4"/>
+        </w:numPr>
+        <w:spacing w:after="0" w:line="240" w:lineRule="auto"/>
+        <w:textAlignment w:val="baseline"/>
+        <w:rPr>
+          <w:rFonts w:ascii="Arial" w:eastAsia="Times New Roman" w:hAnsi="Arial" w:cs="Arial"/>
+          <w:color w:val="0D0D0D"/>
+          <w:lang w:eastAsia="pl-PL"/>
+        </w:rPr>
+      </w:pPr>
+      <w:r>
+        <w:rPr>
+          <w:rFonts w:ascii="Arial" w:eastAsia="Times New Roman" w:hAnsi="Arial" w:cs="Arial"/>
+          <w:color w:val="0D0D0D"/>
+          <w:lang w:eastAsia="pl-PL"/>
+        </w:rPr>
+        <w:t>T</w:t>
+      </w:r>
+      <w:r>
+        <w:rPr>
+          <w:rFonts w:ascii="Arial" w:eastAsia="Times New Roman" w:hAnsi="Arial" w:cs="Arial"/>
+          <w:color w:val="0D0D0D"/>
+          <w:lang w:eastAsia="pl-PL"/>
+        </w:rPr>
+        <w:t>he User makes the desired changes and saves.</w:t>
+      </w:r>
+    </w:p>
+    <w:p>
+      <w:pPr>
+        <w:numPr>
+          <w:ilvl w:val="0"/>
+          <w:numId w:val="4"/>
+        </w:numPr>
+        <w:spacing w:after="0" w:line="240" w:lineRule="auto"/>
+        <w:textAlignment w:val="baseline"/>
+        <w:rPr>
+          <w:rFonts w:ascii="Arial" w:eastAsia="Times New Roman" w:hAnsi="Arial" w:cs="Arial"/>
+          <w:sz w:val="24"/>
+          <w:szCs w:val="24"/>
+          <w:lang w:eastAsia="pl-PL"/>
+        </w:rPr>
+      </w:pPr>
+      <w:r>
+        <w:rPr>
+          <w:rFonts w:ascii="Arial" w:eastAsia="Times New Roman" w:hAnsi="Arial" w:cs="Arial"/>
+          <w:color w:val="0D0D0D"/>
+          <w:lang w:eastAsia="pl-PL"/>
+        </w:rPr>
+        <w:t>T</w:t>
+      </w:r>
+      <w:r>
+        <w:rPr>
+          <w:rFonts w:ascii="Arial" w:eastAsia="Times New Roman" w:hAnsi="Arial" w:cs="Arial"/>
+          <w:color w:val="0D0D0D"/>
+          <w:lang w:eastAsia="pl-PL"/>
+        </w:rPr>
+        <w:t>he system updates the user's profile.</w:t>
+      </w:r>
+    </w:p>
+    <w:p>
+      <w:pPr>
+        <w:numPr>
+          <w:ilvl w:val="0"/>
+          <w:numId w:val="4"/>
+        </w:numPr>
+        <w:spacing w:after="0" w:line="240" w:lineRule="auto"/>
+        <w:textAlignment w:val="baseline"/>
+        <w:rPr>
+          <w:rFonts w:ascii="Arial" w:eastAsia="Times New Roman" w:hAnsi="Arial" w:cs="Arial"/>
+          <w:sz w:val="24"/>
+          <w:szCs w:val="24"/>
+          <w:lang w:eastAsia="pl-PL"/>
+        </w:rPr>
+      </w:pPr>
+      <w:r>
+        <w:rPr>
+          <w:rFonts w:ascii="Arial" w:eastAsia="Times New Roman" w:hAnsi="Arial" w:cs="Arial"/>
+          <w:color w:val="0D0D0D"/>
+          <w:lang w:eastAsia="pl-PL"/>
+        </w:rPr>
+        <w:t>The User navigates back to the Dashboard.</w:t>
+      </w:r>
+    </w:p>
+    <w:p>
+      <w:pPr>
+        <w:spacing w:after="0" w:line="240" w:lineRule="auto"/>
+        <w:textAlignment w:val="baseline"/>
+        <w:rPr>
+          <w:rFonts w:ascii="Arial" w:eastAsia="Times New Roman" w:hAnsi="Arial" w:cs="Arial"/>
+          <w:sz w:val="24"/>
+          <w:szCs w:val="24"/>
+          <w:lang w:eastAsia="pl-PL"/>
+        </w:rPr>
+      </w:pPr>
+    </w:p>
+    <w:p>
+      <w:pPr>
+        <w:spacing w:after="0" w:line="240" w:lineRule="auto"/>
+        <w:rPr>
+          <w:rFonts w:ascii="Arial" w:eastAsia="Times New Roman" w:hAnsi="Arial" w:cs="Arial"/>
+          <w:b/>
+          <w:bCs/>
+          <w:color w:val="000000"/>
+          <w:lang w:eastAsia="pl-PL"/>
+        </w:rPr>
+      </w:pPr>
+      <w:r>
+        <w:rPr>
+          <w:rFonts w:ascii="Arial" w:eastAsia="Times New Roman" w:hAnsi="Arial" w:cs="Arial"/>
+          <w:b/>
+          <w:bCs/>
+          <w:color w:val="000000"/>
+          <w:lang w:eastAsia="pl-PL"/>
+        </w:rPr>
+        <w:t>Extensions:</w:t>
+      </w:r>
+    </w:p>
+    <w:p>
+      <w:pPr>
+        <w:pStyle w:val="ListParagraph"/>
+        <w:spacing w:after="0" w:line="240" w:lineRule="auto"/>
+        <w:textAlignment w:val="baseline"/>
+        <w:rPr>
+          <w:rFonts w:ascii="Arial" w:eastAsia="Times New Roman" w:hAnsi="Arial" w:cs="Arial"/>
+          <w:color w:val="0D0D0D"/>
+          <w:lang w:eastAsia="pl-PL"/>
+        </w:rPr>
+      </w:pPr>
+    </w:p>
+    <w:p>
+      <w:pPr>
+        <w:pStyle w:val="ListParagraph"/>
+        <w:numPr>
+          <w:ilvl w:val="0"/>
+          <w:numId w:val="3"/>
+        </w:numPr>
+        <w:spacing w:after="0" w:line="240" w:lineRule="auto"/>
+        <w:textAlignment w:val="baseline"/>
+        <w:rPr>
+          <w:rFonts w:ascii="Arial" w:eastAsia="Times New Roman" w:hAnsi="Arial" w:cs="Arial"/>
+          <w:color w:val="0D0D0D"/>
+          <w:lang w:eastAsia="pl-PL"/>
+        </w:rPr>
+      </w:pPr>
+      <w:r>
+        <w:rPr>
+          <w:rFonts w:ascii="Arial" w:eastAsia="Times New Roman" w:hAnsi="Arial" w:cs="Arial"/>
+          <w:color w:val="0D0D0D"/>
+          <w:lang w:eastAsia="pl-PL"/>
+        </w:rPr>
+        <w:t>If the user tries to delete their profile, the system prompts for confirmation.</w:t>
+      </w:r>
+    </w:p>
+    <w:p>
+      <w:pPr>
+        <w:pStyle w:val="ListParagraph"/>
+        <w:numPr>
+          <w:ilvl w:val="0"/>
+          <w:numId w:val="13"/>
+        </w:numPr>
+        <w:spacing w:after="0" w:line="240" w:lineRule="auto"/>
+        <w:textAlignment w:val="baseline"/>
+        <w:rPr>
+          <w:rFonts w:ascii="Arial" w:eastAsia="Times New Roman" w:hAnsi="Arial" w:cs="Arial"/>
+          <w:color w:val="0D0D0D"/>
+          <w:lang w:eastAsia="pl-PL"/>
+        </w:rPr>
+      </w:pPr>
+      <w:r>
+        <w:rPr>
+          <w:rFonts w:ascii="Arial" w:eastAsia="Times New Roman" w:hAnsi="Arial" w:cs="Arial"/>
+          <w:color w:val="0D0D0D"/>
+          <w:lang w:eastAsia="pl-PL"/>
+        </w:rPr>
+        <w:t>If the user encounters an error while updating their profile, an error message is displayed.</w:t>
+      </w:r>
+    </w:p>
+    <w:p>
+      <w:pPr>
+        <w:spacing w:before="360" w:after="120" w:line="240" w:lineRule="auto"/>
+        <w:outlineLvl w:val="1"/>
+        <w:rPr>
+          <w:rFonts w:ascii="Arial" w:eastAsia="Times New Roman" w:hAnsi="Arial" w:cs="Arial"/>
+          <w:b/>
+          <w:bCs/>
+          <w:sz w:val="36"/>
+          <w:szCs w:val="36"/>
+          <w:lang w:eastAsia="pl-PL"/>
+        </w:rPr>
+      </w:pPr>
+      <w:r>
+        <w:rPr>
+          <w:rFonts w:ascii="Arial" w:eastAsia="Times New Roman" w:hAnsi="Arial" w:cs="Arial"/>
+          <w:color w:val="000000"/>
+          <w:sz w:val="32"/>
+          <w:szCs w:val="32"/>
+          <w:lang w:eastAsia="pl-PL"/>
+        </w:rPr>
+        <w:t xml:space="preserve">UC2. </w:t>
+      </w:r>
+      <w:r>
+        <w:rPr>
+          <w:rFonts w:ascii="Arial" w:eastAsia="Times New Roman" w:hAnsi="Arial" w:cs="Arial"/>
+          <w:color w:val="000000"/>
+          <w:sz w:val="32"/>
+          <w:szCs w:val="32"/>
+          <w:lang w:eastAsia="pl-PL"/>
+        </w:rPr>
+        <w:t>Interacting with Reviews</w:t>
+      </w:r>
+    </w:p>
+    <w:p>
+      <w:pPr>
+        <w:spacing w:after="0" w:line="240" w:lineRule="auto"/>
+        <w:rPr>
+          <w:rFonts w:ascii="Arial" w:eastAsia="Times New Roman" w:hAnsi="Arial" w:cs="Arial"/>
+          <w:sz w:val="24"/>
+          <w:szCs w:val="24"/>
+          <w:lang w:eastAsia="pl-PL"/>
+        </w:rPr>
+      </w:pPr>
+      <w:r>
+        <w:rPr>
+          <w:rFonts w:ascii="Arial" w:eastAsia="Times New Roman" w:hAnsi="Arial" w:cs="Arial"/>
+          <w:color w:val="0D0D0D"/>
+          <w:lang w:eastAsia="pl-PL"/>
+        </w:rPr>
+        <w:t xml:space="preserve">Actor: </w:t>
+      </w:r>
+      <w:r>
+        <w:rPr>
+          <w:rFonts w:ascii="Arial" w:eastAsia="Times New Roman" w:hAnsi="Arial" w:cs="Arial"/>
+          <w:color w:val="0D0D0D"/>
+          <w:lang w:eastAsia="pl-PL"/>
+        </w:rPr>
+        <w:t>User</w:t>
+      </w:r>
+    </w:p>
+    <w:p>
+      <w:pPr>
+        <w:spacing w:after="0" w:line="240" w:lineRule="auto"/>
+        <w:rPr>
+          <w:rFonts w:ascii="Arial" w:eastAsia="Times New Roman" w:hAnsi="Arial" w:cs="Arial"/>
+          <w:sz w:val="24"/>
+          <w:szCs w:val="24"/>
+          <w:lang w:eastAsia="pl-PL"/>
+        </w:rPr>
+      </w:pPr>
+      <w:r>
+        <w:rPr>
+          <w:rFonts w:ascii="Arial" w:eastAsia="Times New Roman" w:hAnsi="Arial" w:cs="Arial"/>
+          <w:color w:val="0D0D0D"/>
+          <w:lang w:eastAsia="pl-PL"/>
+        </w:rPr>
+        <w:t>Requirement: FR</w:t>
+      </w:r>
+      <w:r>
+        <w:rPr>
+          <w:rFonts w:ascii="Arial" w:eastAsia="Times New Roman" w:hAnsi="Arial" w:cs="Arial"/>
+          <w:color w:val="0D0D0D"/>
+          <w:lang w:eastAsia="pl-PL"/>
+        </w:rPr>
+        <w:t xml:space="preserve"> </w:t>
+      </w:r>
+      <w:r>
+        <w:rPr>
+          <w:rFonts w:ascii="Arial" w:eastAsia="Times New Roman" w:hAnsi="Arial" w:cs="Arial"/>
+          <w:color w:val="0D0D0D"/>
+          <w:lang w:eastAsia="pl-PL"/>
+        </w:rPr>
+        <w:t>3</w:t>
+      </w:r>
+    </w:p>
+    <w:p>
+      <w:pPr>
+        <w:spacing w:after="0" w:line="240" w:lineRule="auto"/>
+        <w:rPr>
+          <w:rFonts w:ascii="Arial" w:eastAsia="Times New Roman" w:hAnsi="Arial" w:cs="Arial"/>
+          <w:sz w:val="24"/>
+          <w:szCs w:val="24"/>
+          <w:lang w:eastAsia="pl-PL"/>
+        </w:rPr>
+      </w:pPr>
+      <w:r>
+        <w:rPr>
+          <w:rFonts w:ascii="Arial" w:eastAsia="Times New Roman" w:hAnsi="Arial" w:cs="Arial"/>
+          <w:color w:val="0D0D0D"/>
+          <w:lang w:eastAsia="pl-PL"/>
+        </w:rPr>
+        <w:t xml:space="preserve">Pre-conditions: Logged in as </w:t>
+      </w:r>
+      <w:r>
+        <w:rPr>
+          <w:rFonts w:ascii="Arial" w:eastAsia="Times New Roman" w:hAnsi="Arial" w:cs="Arial"/>
+          <w:color w:val="0D0D0D"/>
+          <w:lang w:eastAsia="pl-PL"/>
+        </w:rPr>
+        <w:t xml:space="preserve">a registered </w:t>
+      </w:r>
+      <w:r>
+        <w:rPr>
+          <w:rFonts w:ascii="Arial" w:eastAsia="Times New Roman" w:hAnsi="Arial" w:cs="Arial"/>
+          <w:color w:val="0D0D0D"/>
+          <w:lang w:eastAsia="pl-PL"/>
+        </w:rPr>
+        <w:t>user.</w:t>
+      </w:r>
+    </w:p>
+    <w:p>
+      <w:pPr>
+        <w:spacing w:after="0" w:line="240" w:lineRule="auto"/>
+        <w:rPr>
+          <w:rFonts w:ascii="Arial" w:eastAsia="Times New Roman" w:hAnsi="Arial" w:cs="Arial"/>
+          <w:sz w:val="24"/>
+          <w:szCs w:val="24"/>
+          <w:lang w:eastAsia="pl-PL"/>
+        </w:rPr>
+      </w:pPr>
+    </w:p>
+    <w:p>
+      <w:pPr>
+        <w:spacing w:after="0" w:line="240" w:lineRule="auto"/>
+        <w:rPr>
+          <w:rFonts w:ascii="Arial" w:eastAsia="Times New Roman" w:hAnsi="Arial" w:cs="Arial"/>
+          <w:sz w:val="24"/>
+          <w:szCs w:val="24"/>
+          <w:lang w:eastAsia="pl-PL"/>
+        </w:rPr>
+      </w:pPr>
+      <w:r>
+        <w:rPr>
+          <w:rFonts w:ascii="Arial" w:eastAsia="Times New Roman" w:hAnsi="Arial" w:cs="Arial"/>
+          <w:color w:val="0D0D0D"/>
+          <w:lang w:eastAsia="pl-PL"/>
+        </w:rPr>
+        <w:t>Main Success Scenario: </w:t>
+      </w:r>
+      <w:r>
+        <w:rPr>
+          <w:rFonts w:ascii="Arial" w:eastAsia="Times New Roman" w:hAnsi="Arial" w:cs="Arial"/>
+          <w:sz w:val="24"/>
+          <w:szCs w:val="24"/>
+          <w:lang w:eastAsia="pl-PL"/>
+        </w:rPr>
+        <w:br/>
+      </w:r>
+    </w:p>
+    <w:p>
+      <w:pPr>
+        <w:numPr>
+          <w:ilvl w:val="0"/>
+          <w:numId w:val="5"/>
+        </w:numPr>
+        <w:spacing w:after="0" w:line="240" w:lineRule="auto"/>
+        <w:textAlignment w:val="baseline"/>
+        <w:rPr>
+          <w:rFonts w:ascii="Arial" w:eastAsia="Times New Roman" w:hAnsi="Arial" w:cs="Arial"/>
+          <w:color w:val="000000"/>
+          <w:lang w:eastAsia="pl-PL"/>
+        </w:rPr>
+      </w:pPr>
+      <w:r>
+        <w:rPr>
+          <w:rFonts w:ascii="Arial" w:eastAsia="Times New Roman" w:hAnsi="Arial" w:cs="Arial"/>
+          <w:color w:val="000000"/>
+          <w:lang w:eastAsia="pl-PL"/>
+        </w:rPr>
+        <w:t>T</w:t>
+      </w:r>
+      <w:r>
+        <w:rPr>
+          <w:rFonts w:ascii="Arial" w:eastAsia="Times New Roman" w:hAnsi="Arial" w:cs="Arial"/>
+          <w:color w:val="000000"/>
+          <w:lang w:eastAsia="pl-PL"/>
+        </w:rPr>
+        <w:t>he User navigates to a review and selects "Like"</w:t>
+      </w:r>
+      <w:r>
+        <w:rPr>
+          <w:rFonts w:ascii="Arial" w:eastAsia="Times New Roman" w:hAnsi="Arial" w:cs="Arial"/>
+          <w:color w:val="000000"/>
+          <w:lang w:eastAsia="pl-PL"/>
+        </w:rPr>
+        <w:t xml:space="preserve"> or</w:t>
+      </w:r>
+      <w:r>
+        <w:rPr>
+          <w:rFonts w:ascii="Arial" w:eastAsia="Times New Roman" w:hAnsi="Arial" w:cs="Arial"/>
+          <w:color w:val="000000"/>
+          <w:lang w:eastAsia="pl-PL"/>
+        </w:rPr>
+        <w:t xml:space="preserve"> "Comment"</w:t>
+      </w:r>
+      <w:r>
+        <w:rPr>
+          <w:rFonts w:ascii="Arial" w:eastAsia="Times New Roman" w:hAnsi="Arial" w:cs="Arial"/>
+          <w:color w:val="000000"/>
+          <w:lang w:eastAsia="pl-PL"/>
+        </w:rPr>
+        <w:t>.</w:t>
+      </w:r>
+    </w:p>
+    <w:p>
+      <w:pPr>
+        <w:numPr>
+          <w:ilvl w:val="0"/>
+          <w:numId w:val="5"/>
+        </w:numPr>
+        <w:spacing w:after="0" w:line="240" w:lineRule="auto"/>
+        <w:textAlignment w:val="baseline"/>
+        <w:rPr>
+          <w:rFonts w:ascii="Arial" w:eastAsia="Times New Roman" w:hAnsi="Arial" w:cs="Arial"/>
+          <w:color w:val="000000"/>
+          <w:lang w:eastAsia="pl-PL"/>
+        </w:rPr>
+      </w:pPr>
+      <w:r>
+        <w:rPr>
+          <w:rFonts w:ascii="Arial" w:eastAsia="Times New Roman" w:hAnsi="Arial" w:cs="Arial"/>
+          <w:color w:val="000000"/>
+          <w:lang w:eastAsia="pl-PL"/>
+        </w:rPr>
+        <w:t xml:space="preserve">The system checks if </w:t>
+      </w:r>
+      <w:r>
+        <w:rPr>
+          <w:rFonts w:ascii="Arial" w:eastAsia="Times New Roman" w:hAnsi="Arial" w:cs="Arial"/>
+          <w:color w:val="000000"/>
+          <w:lang w:eastAsia="pl-PL"/>
+        </w:rPr>
+        <w:t xml:space="preserve">the </w:t>
+      </w:r>
+      <w:r>
+        <w:rPr>
+          <w:rFonts w:ascii="Arial" w:eastAsia="Times New Roman" w:hAnsi="Arial" w:cs="Arial"/>
+          <w:color w:val="000000"/>
+          <w:lang w:eastAsia="pl-PL"/>
+        </w:rPr>
+        <w:t>User’s action violates community guidelines.</w:t>
+      </w:r>
+    </w:p>
+    <w:p>
+      <w:pPr>
+        <w:numPr>
+          <w:ilvl w:val="0"/>
+          <w:numId w:val="5"/>
+        </w:numPr>
+        <w:spacing w:after="0" w:line="240" w:lineRule="auto"/>
+        <w:textAlignment w:val="baseline"/>
+        <w:rPr>
+          <w:rFonts w:ascii="Arial" w:eastAsia="Times New Roman" w:hAnsi="Arial" w:cs="Arial"/>
+          <w:color w:val="000000"/>
+          <w:lang w:eastAsia="pl-PL"/>
+        </w:rPr>
+      </w:pPr>
+      <w:r>
+        <w:rPr>
+          <w:rFonts w:ascii="Arial" w:eastAsia="Times New Roman" w:hAnsi="Arial" w:cs="Arial"/>
+          <w:color w:val="000000"/>
+          <w:lang w:eastAsia="pl-PL"/>
+        </w:rPr>
+        <w:t>T</w:t>
+      </w:r>
+      <w:r>
+        <w:rPr>
+          <w:rFonts w:ascii="Arial" w:eastAsia="Times New Roman" w:hAnsi="Arial" w:cs="Arial"/>
+          <w:color w:val="000000"/>
+          <w:lang w:eastAsia="pl-PL"/>
+        </w:rPr>
+        <w:t>he system updates the review accordingly.</w:t>
+      </w:r>
+    </w:p>
+    <w:p>
+      <w:pPr>
+        <w:numPr>
+          <w:ilvl w:val="0"/>
+          <w:numId w:val="5"/>
+        </w:numPr>
+        <w:spacing w:after="0" w:line="240" w:lineRule="auto"/>
+        <w:textAlignment w:val="baseline"/>
+        <w:rPr>
+          <w:rFonts w:ascii="Arial" w:eastAsia="Times New Roman" w:hAnsi="Arial" w:cs="Arial"/>
+          <w:color w:val="000000"/>
+          <w:lang w:eastAsia="pl-PL"/>
+        </w:rPr>
+      </w:pPr>
+      <w:r>
+        <w:rPr>
+          <w:rFonts w:ascii="Arial" w:eastAsia="Times New Roman" w:hAnsi="Arial" w:cs="Arial"/>
+          <w:color w:val="000000"/>
+          <w:lang w:eastAsia="pl-PL"/>
+        </w:rPr>
+        <w:t>T</w:t>
+      </w:r>
+      <w:r>
+        <w:rPr>
+          <w:rFonts w:ascii="Arial" w:eastAsia="Times New Roman" w:hAnsi="Arial" w:cs="Arial"/>
+          <w:color w:val="000000"/>
+          <w:lang w:eastAsia="pl-PL"/>
+        </w:rPr>
+        <w:t>he User can also</w:t>
+      </w:r>
+      <w:r>
+        <w:rPr>
+          <w:rFonts w:ascii="Arial" w:eastAsia="Times New Roman" w:hAnsi="Arial" w:cs="Arial"/>
+          <w:color w:val="000000"/>
+          <w:lang w:eastAsia="pl-PL"/>
+        </w:rPr>
+        <w:t xml:space="preserve"> select “Report”</w:t>
+      </w:r>
+      <w:r>
+        <w:rPr>
+          <w:rFonts w:ascii="Arial" w:eastAsia="Times New Roman" w:hAnsi="Arial" w:cs="Arial"/>
+          <w:color w:val="000000"/>
+          <w:lang w:eastAsia="pl-PL"/>
+        </w:rPr>
+        <w:t xml:space="preserve"> </w:t>
+      </w:r>
+      <w:r>
+        <w:rPr>
+          <w:rFonts w:ascii="Arial" w:eastAsia="Times New Roman" w:hAnsi="Arial" w:cs="Arial"/>
+          <w:color w:val="000000"/>
+          <w:lang w:eastAsia="pl-PL"/>
+        </w:rPr>
+        <w:t xml:space="preserve">to </w:t>
+      </w:r>
+      <w:r>
+        <w:rPr>
+          <w:rFonts w:ascii="Arial" w:eastAsia="Times New Roman" w:hAnsi="Arial" w:cs="Arial"/>
+          <w:color w:val="000000"/>
+          <w:lang w:eastAsia="pl-PL"/>
+        </w:rPr>
+        <w:t>report inappropriate comments.</w:t>
+      </w:r>
+    </w:p>
+    <w:p>
+      <w:pPr>
+        <w:spacing w:after="0" w:line="240" w:lineRule="auto"/>
+        <w:rPr>
+          <w:rFonts w:ascii="Arial" w:eastAsia="Times New Roman" w:hAnsi="Arial" w:cs="Arial"/>
+          <w:color w:val="000000"/>
+          <w:lang w:eastAsia="pl-PL"/>
+        </w:rPr>
+      </w:pPr>
+    </w:p>
+    <w:p>
+      <w:pPr>
+        <w:spacing w:after="0" w:line="240" w:lineRule="auto"/>
+        <w:rPr>
+          <w:rFonts w:ascii="Arial" w:eastAsia="Times New Roman" w:hAnsi="Arial" w:cs="Arial"/>
+          <w:sz w:val="24"/>
+          <w:szCs w:val="24"/>
+          <w:lang w:eastAsia="pl-PL"/>
+        </w:rPr>
+      </w:pPr>
+      <w:r>
+        <w:rPr>
+          <w:rFonts w:ascii="Arial" w:eastAsia="Times New Roman" w:hAnsi="Arial" w:cs="Arial"/>
+          <w:b/>
+          <w:bCs/>
+          <w:color w:val="000000"/>
+          <w:lang w:eastAsia="pl-PL"/>
+        </w:rPr>
+        <w:t>Extensions:</w:t>
+      </w:r>
+    </w:p>
+    <w:p>
+      <w:pPr>
+        <w:spacing w:after="0" w:line="240" w:lineRule="auto"/>
+        <w:ind w:left="720"/>
+        <w:textAlignment w:val="baseline"/>
+        <w:rPr>
+          <w:rFonts w:ascii="Arial" w:eastAsia="Times New Roman" w:hAnsi="Arial" w:cs="Arial"/>
+          <w:color w:val="0D0D0D"/>
+          <w:lang w:eastAsia="pl-PL"/>
+        </w:rPr>
+      </w:pPr>
+    </w:p>
+    <w:p>
+      <w:pPr>
+        <w:numPr>
+          <w:ilvl w:val="0"/>
+          <w:numId w:val="11"/>
+        </w:numPr>
+        <w:spacing w:after="0" w:line="240" w:lineRule="auto"/>
+        <w:textAlignment w:val="baseline"/>
+        <w:rPr>
+          <w:rFonts w:ascii="Arial" w:eastAsia="Times New Roman" w:hAnsi="Arial" w:cs="Arial"/>
+          <w:color w:val="0D0D0D"/>
+          <w:lang w:eastAsia="pl-PL"/>
+        </w:rPr>
+      </w:pPr>
+      <w:r>
+        <w:rPr>
+          <w:rFonts w:ascii="Arial" w:eastAsia="Times New Roman" w:hAnsi="Arial" w:cs="Arial"/>
+          <w:color w:val="0D0D0D"/>
+          <w:lang w:eastAsia="pl-PL"/>
+        </w:rPr>
+        <w:t>If the User’s action violates community guidelines, the system displays a warning message.</w:t>
+      </w:r>
+    </w:p>
+    <w:p>
+      <w:pPr>
+        <w:numPr>
+          <w:ilvl w:val="0"/>
+          <w:numId w:val="14"/>
+        </w:numPr>
+        <w:spacing w:after="0" w:line="240" w:lineRule="auto"/>
+        <w:textAlignment w:val="baseline"/>
+        <w:rPr>
+          <w:rFonts w:ascii="Arial" w:eastAsia="Times New Roman" w:hAnsi="Arial" w:cs="Arial"/>
+          <w:color w:val="0D0D0D"/>
+          <w:lang w:eastAsia="pl-PL"/>
+        </w:rPr>
+      </w:pPr>
+      <w:r>
+        <w:rPr>
+          <w:rFonts w:ascii="Arial" w:eastAsia="Times New Roman" w:hAnsi="Arial" w:cs="Arial"/>
+          <w:color w:val="0D0D0D"/>
+          <w:lang w:eastAsia="pl-PL"/>
+        </w:rPr>
+        <w:t>The system prompts for confirmation.</w:t>
+      </w:r>
+    </w:p>
+    <w:p>
+      <w:pPr>
+        <w:spacing w:before="360" w:after="120" w:line="240" w:lineRule="auto"/>
+        <w:outlineLvl w:val="1"/>
+        <w:rPr>
+          <w:rFonts w:ascii="Arial" w:eastAsia="Times New Roman" w:hAnsi="Arial" w:cs="Arial"/>
+          <w:color w:val="000000"/>
+          <w:sz w:val="32"/>
+          <w:szCs w:val="32"/>
+          <w:lang w:eastAsia="pl-PL"/>
+        </w:rPr>
+      </w:pPr>
+    </w:p>
+    <w:p>
+      <w:pPr>
+        <w:spacing w:before="360" w:after="120" w:line="240" w:lineRule="auto"/>
+        <w:outlineLvl w:val="1"/>
+        <w:rPr>
+          <w:rFonts w:ascii="Arial" w:eastAsia="Times New Roman" w:hAnsi="Arial" w:cs="Arial"/>
+          <w:color w:val="000000"/>
+          <w:sz w:val="32"/>
+          <w:szCs w:val="32"/>
+          <w:lang w:eastAsia="pl-PL"/>
+        </w:rPr>
+      </w:pPr>
+    </w:p>
+    <w:p>
+      <w:pPr>
+        <w:spacing w:before="360" w:after="120" w:line="240" w:lineRule="auto"/>
+        <w:outlineLvl w:val="1"/>
+        <w:rPr>
+          <w:rFonts w:ascii="Arial" w:eastAsia="Times New Roman" w:hAnsi="Arial" w:cs="Arial"/>
+          <w:color w:val="000000"/>
+          <w:sz w:val="32"/>
+          <w:szCs w:val="32"/>
+          <w:lang w:eastAsia="pl-PL"/>
+        </w:rPr>
+      </w:pPr>
+    </w:p>
+    <w:p>
+      <w:pPr>
+        <w:spacing w:before="360" w:after="120" w:line="240" w:lineRule="auto"/>
+        <w:outlineLvl w:val="1"/>
+        <w:rPr>
+          <w:rFonts w:ascii="Arial" w:eastAsia="Times New Roman" w:hAnsi="Arial" w:cs="Arial"/>
+          <w:b/>
+          <w:bCs/>
+          <w:sz w:val="36"/>
+          <w:szCs w:val="36"/>
+          <w:lang w:eastAsia="pl-PL"/>
+        </w:rPr>
+      </w:pPr>
+      <w:r>
+        <w:rPr>
+          <w:rFonts w:ascii="Arial" w:eastAsia="Times New Roman" w:hAnsi="Arial" w:cs="Arial"/>
+          <w:color w:val="000000"/>
+          <w:sz w:val="32"/>
+          <w:szCs w:val="32"/>
+          <w:lang w:eastAsia="pl-PL"/>
+        </w:rPr>
+        <w:lastRenderedPageBreak/>
+        <w:t xml:space="preserve">UC3. </w:t>
+      </w:r>
+      <w:r>
+        <w:rPr>
+          <w:rFonts w:ascii="Arial" w:eastAsia="Times New Roman" w:hAnsi="Arial" w:cs="Arial"/>
+          <w:color w:val="000000"/>
+          <w:sz w:val="32"/>
+          <w:szCs w:val="32"/>
+          <w:lang w:eastAsia="pl-PL"/>
+        </w:rPr>
+        <w:t>Writing Reviews</w:t>
+      </w:r>
+    </w:p>
+    <w:p>
+      <w:pPr>
+        <w:spacing w:after="0" w:line="240" w:lineRule="auto"/>
+        <w:rPr>
+          <w:rFonts w:ascii="Arial" w:eastAsia="Times New Roman" w:hAnsi="Arial" w:cs="Arial"/>
+          <w:sz w:val="24"/>
+          <w:szCs w:val="24"/>
+          <w:lang w:eastAsia="pl-PL"/>
+        </w:rPr>
+      </w:pPr>
+      <w:r>
+        <w:rPr>
+          <w:rFonts w:ascii="Arial" w:eastAsia="Times New Roman" w:hAnsi="Arial" w:cs="Arial"/>
+          <w:color w:val="0D0D0D"/>
+          <w:lang w:eastAsia="pl-PL"/>
+        </w:rPr>
+        <w:t xml:space="preserve">Actor: </w:t>
+      </w:r>
+      <w:r>
+        <w:rPr>
+          <w:rFonts w:ascii="Arial" w:eastAsia="Times New Roman" w:hAnsi="Arial" w:cs="Arial"/>
+          <w:color w:val="0D0D0D"/>
+          <w:lang w:eastAsia="pl-PL"/>
+        </w:rPr>
+        <w:t>User</w:t>
+      </w:r>
+    </w:p>
+    <w:p>
+      <w:pPr>
+        <w:spacing w:after="0" w:line="240" w:lineRule="auto"/>
+        <w:rPr>
+          <w:rFonts w:ascii="Arial" w:eastAsia="Times New Roman" w:hAnsi="Arial" w:cs="Arial"/>
+          <w:sz w:val="24"/>
+          <w:szCs w:val="24"/>
+          <w:lang w:eastAsia="pl-PL"/>
+        </w:rPr>
+      </w:pPr>
+      <w:r>
+        <w:rPr>
+          <w:rFonts w:ascii="Arial" w:eastAsia="Times New Roman" w:hAnsi="Arial" w:cs="Arial"/>
+          <w:color w:val="0D0D0D"/>
+          <w:lang w:eastAsia="pl-PL"/>
+        </w:rPr>
+        <w:t>Requirement: FR</w:t>
+      </w:r>
+      <w:r>
+        <w:rPr>
+          <w:rFonts w:ascii="Arial" w:eastAsia="Times New Roman" w:hAnsi="Arial" w:cs="Arial"/>
+          <w:color w:val="0D0D0D"/>
+          <w:lang w:eastAsia="pl-PL"/>
+        </w:rPr>
+        <w:t>2</w:t>
+      </w:r>
+    </w:p>
+    <w:p>
+      <w:pPr>
+        <w:spacing w:after="0" w:line="240" w:lineRule="auto"/>
+        <w:rPr>
+          <w:rFonts w:ascii="Arial" w:eastAsia="Times New Roman" w:hAnsi="Arial" w:cs="Arial"/>
+          <w:sz w:val="24"/>
+          <w:szCs w:val="24"/>
+          <w:lang w:eastAsia="pl-PL"/>
+        </w:rPr>
+      </w:pPr>
+      <w:r>
+        <w:rPr>
+          <w:rFonts w:ascii="Arial" w:eastAsia="Times New Roman" w:hAnsi="Arial" w:cs="Arial"/>
+          <w:color w:val="0D0D0D"/>
+          <w:lang w:eastAsia="pl-PL"/>
+        </w:rPr>
+        <w:t xml:space="preserve">Pre-conditions: Logged in as </w:t>
+      </w:r>
+      <w:r>
+        <w:rPr>
+          <w:rFonts w:ascii="Arial" w:eastAsia="Times New Roman" w:hAnsi="Arial" w:cs="Arial"/>
+          <w:color w:val="0D0D0D"/>
+          <w:lang w:eastAsia="pl-PL"/>
+        </w:rPr>
+        <w:t xml:space="preserve">a registered </w:t>
+      </w:r>
+      <w:r>
+        <w:rPr>
+          <w:rFonts w:ascii="Arial" w:eastAsia="Times New Roman" w:hAnsi="Arial" w:cs="Arial"/>
+          <w:color w:val="0D0D0D"/>
+          <w:lang w:eastAsia="pl-PL"/>
+        </w:rPr>
+        <w:t>user.</w:t>
+      </w:r>
+    </w:p>
+    <w:p>
+      <w:pPr>
+        <w:spacing w:after="0" w:line="240" w:lineRule="auto"/>
+        <w:rPr>
+          <w:rFonts w:ascii="Arial" w:eastAsia="Times New Roman" w:hAnsi="Arial" w:cs="Arial"/>
+          <w:sz w:val="24"/>
+          <w:szCs w:val="24"/>
+          <w:lang w:eastAsia="pl-PL"/>
+        </w:rPr>
+      </w:pPr>
+    </w:p>
+    <w:p>
+      <w:pPr>
+        <w:spacing w:after="0" w:line="240" w:lineRule="auto"/>
+        <w:rPr>
+          <w:rFonts w:ascii="Arial" w:eastAsia="Times New Roman" w:hAnsi="Arial" w:cs="Arial"/>
+          <w:sz w:val="24"/>
+          <w:szCs w:val="24"/>
+          <w:lang w:eastAsia="pl-PL"/>
+        </w:rPr>
+      </w:pPr>
+      <w:r>
+        <w:rPr>
+          <w:rFonts w:ascii="Arial" w:eastAsia="Times New Roman" w:hAnsi="Arial" w:cs="Arial"/>
+          <w:color w:val="0D0D0D"/>
+          <w:lang w:eastAsia="pl-PL"/>
+        </w:rPr>
+        <w:t>Main Success Scenario: </w:t>
+      </w:r>
+    </w:p>
+    <w:p>
+      <w:pPr>
+        <w:spacing w:after="0" w:line="240" w:lineRule="auto"/>
+        <w:ind w:left="720"/>
+        <w:textAlignment w:val="baseline"/>
+        <w:rPr>
+          <w:rFonts w:ascii="Arial" w:eastAsia="Times New Roman" w:hAnsi="Arial" w:cs="Arial"/>
+          <w:color w:val="000000"/>
+          <w:lang w:eastAsia="pl-PL"/>
+        </w:rPr>
+      </w:pPr>
+    </w:p>
+    <w:p>
+      <w:pPr>
+        <w:numPr>
+          <w:ilvl w:val="0"/>
+          <w:numId w:val="6"/>
+        </w:numPr>
+        <w:spacing w:after="0" w:line="240" w:lineRule="auto"/>
+        <w:textAlignment w:val="baseline"/>
+        <w:rPr>
+          <w:rFonts w:ascii="Arial" w:eastAsia="Times New Roman" w:hAnsi="Arial" w:cs="Arial"/>
+          <w:color w:val="000000"/>
+          <w:lang w:eastAsia="pl-PL"/>
+        </w:rPr>
+      </w:pPr>
+      <w:r>
+        <w:rPr>
+          <w:rFonts w:ascii="Arial" w:eastAsia="Times New Roman" w:hAnsi="Arial" w:cs="Arial"/>
+          <w:color w:val="000000"/>
+          <w:lang w:eastAsia="pl-PL"/>
+        </w:rPr>
+        <w:t>T</w:t>
+      </w:r>
+      <w:r>
+        <w:rPr>
+          <w:rFonts w:ascii="Arial" w:eastAsia="Times New Roman" w:hAnsi="Arial" w:cs="Arial"/>
+          <w:color w:val="000000"/>
+          <w:lang w:eastAsia="pl-PL"/>
+        </w:rPr>
+        <w:t>he User selects "Write Review" for a song, album, or artist.</w:t>
+      </w:r>
+    </w:p>
+    <w:p>
+      <w:pPr>
+        <w:numPr>
+          <w:ilvl w:val="0"/>
+          <w:numId w:val="6"/>
+        </w:numPr>
+        <w:spacing w:after="0" w:line="240" w:lineRule="auto"/>
+        <w:textAlignment w:val="baseline"/>
+        <w:rPr>
+          <w:rFonts w:ascii="Arial" w:eastAsia="Times New Roman" w:hAnsi="Arial" w:cs="Arial"/>
+          <w:color w:val="000000"/>
+          <w:lang w:eastAsia="pl-PL"/>
+        </w:rPr>
+      </w:pPr>
+      <w:r>
+        <w:rPr>
+          <w:rFonts w:ascii="Arial" w:eastAsia="Times New Roman" w:hAnsi="Arial" w:cs="Arial"/>
+          <w:color w:val="000000"/>
+          <w:lang w:eastAsia="pl-PL"/>
+        </w:rPr>
+        <w:t>T</w:t>
+      </w:r>
+      <w:r>
+        <w:rPr>
+          <w:rFonts w:ascii="Arial" w:eastAsia="Times New Roman" w:hAnsi="Arial" w:cs="Arial"/>
+          <w:color w:val="000000"/>
+          <w:lang w:eastAsia="pl-PL"/>
+        </w:rPr>
+        <w:t>he system displays a form for the user to write their review.</w:t>
+      </w:r>
+    </w:p>
+    <w:p>
+      <w:pPr>
+        <w:numPr>
+          <w:ilvl w:val="0"/>
+          <w:numId w:val="6"/>
+        </w:numPr>
+        <w:spacing w:after="0" w:line="240" w:lineRule="auto"/>
+        <w:textAlignment w:val="baseline"/>
+        <w:rPr>
+          <w:rFonts w:ascii="Arial" w:eastAsia="Times New Roman" w:hAnsi="Arial" w:cs="Arial"/>
+          <w:color w:val="000000"/>
+          <w:lang w:eastAsia="pl-PL"/>
+        </w:rPr>
+      </w:pPr>
+      <w:r>
+        <w:rPr>
+          <w:rFonts w:ascii="Arial" w:eastAsia="Times New Roman" w:hAnsi="Arial" w:cs="Arial"/>
+          <w:color w:val="000000"/>
+          <w:lang w:eastAsia="pl-PL"/>
+        </w:rPr>
+        <w:t>The User fills in the review details and submits.</w:t>
+      </w:r>
+    </w:p>
+    <w:p>
+      <w:pPr>
+        <w:numPr>
+          <w:ilvl w:val="0"/>
+          <w:numId w:val="6"/>
+        </w:numPr>
+        <w:spacing w:after="0" w:line="240" w:lineRule="auto"/>
+        <w:textAlignment w:val="baseline"/>
+        <w:rPr>
+          <w:rFonts w:ascii="Arial" w:eastAsia="Times New Roman" w:hAnsi="Arial" w:cs="Arial"/>
+          <w:color w:val="000000"/>
+          <w:lang w:eastAsia="pl-PL"/>
+        </w:rPr>
+      </w:pPr>
+      <w:r>
+        <w:rPr>
+          <w:rFonts w:ascii="Arial" w:eastAsia="Times New Roman" w:hAnsi="Arial" w:cs="Arial"/>
+          <w:color w:val="000000"/>
+          <w:lang w:eastAsia="pl-PL"/>
+        </w:rPr>
+        <w:t>The system saves the review and displays it on the relevant page.</w:t>
+      </w:r>
+    </w:p>
+    <w:p>
+      <w:pPr>
+        <w:spacing w:after="0" w:line="240" w:lineRule="auto"/>
+        <w:textAlignment w:val="baseline"/>
+        <w:rPr>
+          <w:rFonts w:ascii="Arial" w:eastAsia="Times New Roman" w:hAnsi="Arial" w:cs="Arial"/>
+          <w:color w:val="000000"/>
+          <w:lang w:eastAsia="pl-PL"/>
+        </w:rPr>
+      </w:pPr>
+    </w:p>
+    <w:p>
+      <w:pPr>
+        <w:spacing w:after="0" w:line="240" w:lineRule="auto"/>
+        <w:rPr>
+          <w:rFonts w:ascii="Arial" w:eastAsia="Times New Roman" w:hAnsi="Arial" w:cs="Arial"/>
+          <w:sz w:val="24"/>
+          <w:szCs w:val="24"/>
+          <w:lang w:eastAsia="pl-PL"/>
+        </w:rPr>
+      </w:pPr>
+      <w:r>
+        <w:rPr>
+          <w:rFonts w:ascii="Arial" w:eastAsia="Times New Roman" w:hAnsi="Arial" w:cs="Arial"/>
+          <w:b/>
+          <w:bCs/>
+          <w:color w:val="000000"/>
+          <w:lang w:eastAsia="pl-PL"/>
+        </w:rPr>
+        <w:t>Extensions:</w:t>
+      </w:r>
+    </w:p>
+    <w:p>
+      <w:pPr>
+        <w:spacing w:after="0" w:line="240" w:lineRule="auto"/>
+        <w:ind w:left="720"/>
+        <w:textAlignment w:val="baseline"/>
+        <w:rPr>
+          <w:rFonts w:ascii="Arial" w:eastAsia="Times New Roman" w:hAnsi="Arial" w:cs="Arial"/>
+          <w:sz w:val="24"/>
+          <w:szCs w:val="24"/>
+          <w:lang w:eastAsia="pl-PL"/>
+        </w:rPr>
+      </w:pPr>
     </w:p>
     <w:p>
       <w:pPr>
@@ -3818,190 +5065,212 @@
         <w:textAlignment w:val="baseline"/>
         <w:rPr>
           <w:rFonts w:ascii="Arial" w:eastAsia="Times New Roman" w:hAnsi="Arial" w:cs="Arial"/>
-          <w:color w:val="000000"/>
-          <w:lang w:eastAsia="pl-PL"/>
-        </w:rPr>
-      </w:pPr>
-      <w:r>
-        <w:rPr>
-          <w:rFonts w:ascii="Arial" w:eastAsia="Times New Roman" w:hAnsi="Arial" w:cs="Arial"/>
-          <w:color w:val="000000"/>
-          <w:lang w:eastAsia="pl-PL"/>
-        </w:rPr>
-        <w:t>The system displays the user's profile information.</w:t>
-      </w:r>
-    </w:p>
-    <w:p>
-      <w:pPr>
-        <w:numPr>
-          <w:ilvl w:val="0"/>
-          <w:numId w:val="7"/>
-        </w:numPr>
-        <w:spacing w:after="0" w:line="240" w:lineRule="auto"/>
-        <w:textAlignment w:val="baseline"/>
-        <w:rPr>
-          <w:rFonts w:ascii="Arial" w:eastAsia="Times New Roman" w:hAnsi="Arial" w:cs="Arial"/>
-          <w:color w:val="000000"/>
-          <w:lang w:eastAsia="pl-PL"/>
-        </w:rPr>
-      </w:pPr>
-      <w:r>
-        <w:rPr>
-          <w:rFonts w:ascii="Arial" w:eastAsia="Times New Roman" w:hAnsi="Arial" w:cs="Arial"/>
-          <w:color w:val="000000"/>
-          <w:lang w:eastAsia="pl-PL"/>
-        </w:rPr>
-        <w:t>The User selects "Edit" to update their profile.</w:t>
-      </w:r>
-    </w:p>
-    <w:p>
-      <w:pPr>
-        <w:numPr>
-          <w:ilvl w:val="0"/>
-          <w:numId w:val="7"/>
-        </w:numPr>
-        <w:spacing w:after="0" w:line="240" w:lineRule="auto"/>
-        <w:textAlignment w:val="baseline"/>
-        <w:rPr>
-          <w:rFonts w:ascii="Arial" w:eastAsia="Times New Roman" w:hAnsi="Arial" w:cs="Arial"/>
-          <w:color w:val="0D0D0D"/>
-          <w:lang w:eastAsia="pl-PL"/>
-        </w:rPr>
-      </w:pPr>
-      <w:r>
-        <w:rPr>
-          <w:rFonts w:ascii="Arial" w:eastAsia="Times New Roman" w:hAnsi="Arial" w:cs="Arial"/>
-          <w:color w:val="0D0D0D"/>
-          <w:lang w:eastAsia="pl-PL"/>
-        </w:rPr>
-        <w:t>T</w:t>
-      </w:r>
-      <w:r>
-        <w:rPr>
-          <w:rFonts w:ascii="Arial" w:eastAsia="Times New Roman" w:hAnsi="Arial" w:cs="Arial"/>
-          <w:color w:val="0D0D0D"/>
-          <w:lang w:eastAsia="pl-PL"/>
-        </w:rPr>
-        <w:t>he User makes the desired changes and saves.</w:t>
-      </w:r>
-    </w:p>
-    <w:p>
-      <w:pPr>
-        <w:numPr>
-          <w:ilvl w:val="0"/>
-          <w:numId w:val="7"/>
-        </w:numPr>
-        <w:spacing w:after="0" w:line="240" w:lineRule="auto"/>
-        <w:textAlignment w:val="baseline"/>
-        <w:rPr>
-          <w:rFonts w:ascii="Arial" w:eastAsia="Times New Roman" w:hAnsi="Arial" w:cs="Arial"/>
-          <w:sz w:val="24"/>
-          <w:szCs w:val="24"/>
-          <w:lang w:eastAsia="pl-PL"/>
-        </w:rPr>
-      </w:pPr>
-      <w:r>
-        <w:rPr>
-          <w:rFonts w:ascii="Arial" w:eastAsia="Times New Roman" w:hAnsi="Arial" w:cs="Arial"/>
-          <w:color w:val="0D0D0D"/>
-          <w:lang w:eastAsia="pl-PL"/>
-        </w:rPr>
-        <w:t>T</w:t>
-      </w:r>
-      <w:r>
-        <w:rPr>
-          <w:rFonts w:ascii="Arial" w:eastAsia="Times New Roman" w:hAnsi="Arial" w:cs="Arial"/>
-          <w:color w:val="0D0D0D"/>
-          <w:lang w:eastAsia="pl-PL"/>
-        </w:rPr>
-        <w:t>he system updates the user's profile.</w:t>
-      </w:r>
-    </w:p>
-    <w:p>
-      <w:pPr>
-        <w:numPr>
-          <w:ilvl w:val="0"/>
-          <w:numId w:val="7"/>
-        </w:numPr>
-        <w:spacing w:after="0" w:line="240" w:lineRule="auto"/>
-        <w:textAlignment w:val="baseline"/>
-        <w:rPr>
-          <w:rFonts w:ascii="Arial" w:eastAsia="Times New Roman" w:hAnsi="Arial" w:cs="Arial"/>
-          <w:sz w:val="24"/>
-          <w:szCs w:val="24"/>
-          <w:lang w:eastAsia="pl-PL"/>
-        </w:rPr>
-      </w:pPr>
-      <w:r>
-        <w:rPr>
-          <w:rFonts w:ascii="Arial" w:eastAsia="Times New Roman" w:hAnsi="Arial" w:cs="Arial"/>
-          <w:color w:val="0D0D0D"/>
-          <w:lang w:eastAsia="pl-PL"/>
-        </w:rPr>
-        <w:t>T</w:t>
-      </w:r>
-      <w:r>
-        <w:rPr>
-          <w:rFonts w:ascii="Arial" w:eastAsia="Times New Roman" w:hAnsi="Arial" w:cs="Arial"/>
-          <w:color w:val="0D0D0D"/>
-          <w:lang w:eastAsia="pl-PL"/>
-        </w:rPr>
-        <w:t>he User navigates back to the Dashboard.</w:t>
-      </w:r>
-    </w:p>
-    <w:p>
-      <w:pPr>
-        <w:spacing w:after="0" w:line="240" w:lineRule="auto"/>
-        <w:textAlignment w:val="baseline"/>
-        <w:rPr>
-          <w:rFonts w:ascii="Arial" w:eastAsia="Times New Roman" w:hAnsi="Arial" w:cs="Arial"/>
-          <w:sz w:val="24"/>
-          <w:szCs w:val="24"/>
-          <w:lang w:eastAsia="pl-PL"/>
-        </w:rPr>
-      </w:pPr>
-    </w:p>
-    <w:p>
-      <w:pPr>
-        <w:spacing w:after="0" w:line="240" w:lineRule="auto"/>
+          <w:sz w:val="24"/>
+          <w:szCs w:val="24"/>
+          <w:lang w:eastAsia="pl-PL"/>
+        </w:rPr>
+      </w:pPr>
+      <w:r>
+        <w:rPr>
+          <w:rFonts w:ascii="Arial" w:eastAsia="Times New Roman" w:hAnsi="Arial" w:cs="Arial"/>
+          <w:color w:val="0D0D0D"/>
+          <w:lang w:eastAsia="pl-PL"/>
+        </w:rPr>
+        <w:t>If the review submission encounters errors, the system prompts the User to correct them.</w:t>
+      </w:r>
+    </w:p>
+    <w:p>
+      <w:pPr>
+        <w:spacing w:before="360" w:after="120" w:line="240" w:lineRule="auto"/>
+        <w:outlineLvl w:val="1"/>
         <w:rPr>
           <w:rFonts w:ascii="Arial" w:eastAsia="Times New Roman" w:hAnsi="Arial" w:cs="Arial"/>
           <w:b/>
           <w:bCs/>
-          <w:color w:val="000000"/>
-          <w:lang w:eastAsia="pl-PL"/>
-        </w:rPr>
-      </w:pPr>
-      <w:r>
-        <w:rPr>
-          <w:rFonts w:ascii="Arial" w:eastAsia="Times New Roman" w:hAnsi="Arial" w:cs="Arial"/>
-          <w:b/>
-          <w:bCs/>
-          <w:color w:val="000000"/>
-          <w:lang w:eastAsia="pl-PL"/>
-        </w:rPr>
-        <w:t>Extensions:</w:t>
-      </w:r>
-    </w:p>
-    <w:p>
-      <w:pPr>
-        <w:spacing w:after="0" w:line="240" w:lineRule="auto"/>
-        <w:ind w:left="720"/>
+          <w:sz w:val="36"/>
+          <w:szCs w:val="36"/>
+          <w:lang w:eastAsia="pl-PL"/>
+        </w:rPr>
+      </w:pPr>
+      <w:r>
+        <w:rPr>
+          <w:rFonts w:ascii="Arial" w:eastAsia="Times New Roman" w:hAnsi="Arial" w:cs="Arial"/>
+          <w:color w:val="000000"/>
+          <w:sz w:val="32"/>
+          <w:szCs w:val="32"/>
+          <w:lang w:eastAsia="pl-PL"/>
+        </w:rPr>
+        <w:t>UC</w:t>
+      </w:r>
+      <w:r>
+        <w:rPr>
+          <w:rFonts w:ascii="Arial" w:eastAsia="Times New Roman" w:hAnsi="Arial" w:cs="Arial"/>
+          <w:color w:val="000000"/>
+          <w:sz w:val="32"/>
+          <w:szCs w:val="32"/>
+          <w:lang w:eastAsia="pl-PL"/>
+        </w:rPr>
+        <w:t>4</w:t>
+      </w:r>
+      <w:r>
+        <w:rPr>
+          <w:rFonts w:ascii="Arial" w:eastAsia="Times New Roman" w:hAnsi="Arial" w:cs="Arial"/>
+          <w:color w:val="000000"/>
+          <w:sz w:val="32"/>
+          <w:szCs w:val="32"/>
+          <w:lang w:eastAsia="pl-PL"/>
+        </w:rPr>
+        <w:t>. Admin Login</w:t>
+      </w:r>
+    </w:p>
+    <w:p>
+      <w:pPr>
+        <w:spacing w:after="0" w:line="240" w:lineRule="auto"/>
+        <w:rPr>
+          <w:rFonts w:ascii="Arial" w:eastAsia="Times New Roman" w:hAnsi="Arial" w:cs="Arial"/>
+          <w:sz w:val="24"/>
+          <w:szCs w:val="24"/>
+          <w:lang w:eastAsia="pl-PL"/>
+        </w:rPr>
+      </w:pPr>
+      <w:r>
+        <w:rPr>
+          <w:rFonts w:ascii="Arial" w:eastAsia="Times New Roman" w:hAnsi="Arial" w:cs="Arial"/>
+          <w:color w:val="0D0D0D"/>
+          <w:lang w:eastAsia="pl-PL"/>
+        </w:rPr>
+        <w:t xml:space="preserve">Actor: </w:t>
+      </w:r>
+      <w:r>
+        <w:rPr>
+          <w:rFonts w:ascii="Arial" w:eastAsia="Times New Roman" w:hAnsi="Arial" w:cs="Arial"/>
+          <w:color w:val="0D0D0D"/>
+          <w:lang w:eastAsia="pl-PL"/>
+        </w:rPr>
+        <w:t>Admin</w:t>
+      </w:r>
+    </w:p>
+    <w:p>
+      <w:pPr>
+        <w:spacing w:after="0" w:line="240" w:lineRule="auto"/>
+        <w:rPr>
+          <w:rFonts w:ascii="Arial" w:eastAsia="Times New Roman" w:hAnsi="Arial" w:cs="Arial"/>
+          <w:sz w:val="24"/>
+          <w:szCs w:val="24"/>
+          <w:lang w:eastAsia="pl-PL"/>
+        </w:rPr>
+      </w:pPr>
+      <w:r>
+        <w:rPr>
+          <w:rFonts w:ascii="Arial" w:eastAsia="Times New Roman" w:hAnsi="Arial" w:cs="Arial"/>
+          <w:color w:val="0D0D0D"/>
+          <w:lang w:eastAsia="pl-PL"/>
+        </w:rPr>
+        <w:t>Requirement: FR1, FR</w:t>
+      </w:r>
+      <w:r>
+        <w:rPr>
+          <w:rFonts w:ascii="Arial" w:eastAsia="Times New Roman" w:hAnsi="Arial" w:cs="Arial"/>
+          <w:color w:val="0D0D0D"/>
+          <w:lang w:eastAsia="pl-PL"/>
+        </w:rPr>
+        <w:t>2</w:t>
+      </w:r>
+      <w:r>
+        <w:rPr>
+          <w:rFonts w:ascii="Arial" w:eastAsia="Times New Roman" w:hAnsi="Arial" w:cs="Arial"/>
+          <w:color w:val="0D0D0D"/>
+          <w:lang w:eastAsia="pl-PL"/>
+        </w:rPr>
+        <w:t>, FR3, FR4</w:t>
+      </w:r>
+    </w:p>
+    <w:p>
+      <w:pPr>
+        <w:spacing w:after="0" w:line="240" w:lineRule="auto"/>
+        <w:rPr>
+          <w:rFonts w:ascii="Arial" w:eastAsia="Times New Roman" w:hAnsi="Arial" w:cs="Arial"/>
+          <w:sz w:val="24"/>
+          <w:szCs w:val="24"/>
+          <w:lang w:eastAsia="pl-PL"/>
+        </w:rPr>
+      </w:pPr>
+      <w:r>
+        <w:rPr>
+          <w:rFonts w:ascii="Arial" w:eastAsia="Times New Roman" w:hAnsi="Arial" w:cs="Arial"/>
+          <w:color w:val="0D0D0D"/>
+          <w:lang w:eastAsia="pl-PL"/>
+        </w:rPr>
+        <w:t>Pre-conditions: Admin</w:t>
+      </w:r>
+      <w:r>
+        <w:rPr>
+          <w:rFonts w:ascii="Arial" w:eastAsia="Times New Roman" w:hAnsi="Arial" w:cs="Arial"/>
+          <w:color w:val="0D0D0D"/>
+          <w:lang w:eastAsia="pl-PL"/>
+        </w:rPr>
+        <w:t xml:space="preserve"> </w:t>
+      </w:r>
+      <w:r>
+        <w:rPr>
+          <w:rFonts w:ascii="Arial" w:eastAsia="Times New Roman" w:hAnsi="Arial" w:cs="Arial"/>
+          <w:color w:val="0D0D0D"/>
+          <w:lang w:eastAsia="pl-PL"/>
+        </w:rPr>
+        <w:t xml:space="preserve">opens </w:t>
+      </w:r>
+      <w:r>
+        <w:rPr>
+          <w:rFonts w:ascii="Arial" w:eastAsia="Times New Roman" w:hAnsi="Arial" w:cs="Arial"/>
+          <w:color w:val="0D0D0D"/>
+          <w:lang w:eastAsia="pl-PL"/>
+        </w:rPr>
+        <w:t>App.</w:t>
+      </w:r>
+    </w:p>
+    <w:p>
+      <w:pPr>
+        <w:spacing w:after="0" w:line="240" w:lineRule="auto"/>
+        <w:rPr>
+          <w:rFonts w:ascii="Arial" w:eastAsia="Times New Roman" w:hAnsi="Arial" w:cs="Arial"/>
+          <w:sz w:val="24"/>
+          <w:szCs w:val="24"/>
+          <w:lang w:eastAsia="pl-PL"/>
+        </w:rPr>
+      </w:pPr>
+    </w:p>
+    <w:p>
+      <w:pPr>
+        <w:spacing w:after="0" w:line="240" w:lineRule="auto"/>
+        <w:rPr>
+          <w:rFonts w:ascii="Arial" w:eastAsia="Times New Roman" w:hAnsi="Arial" w:cs="Arial"/>
+          <w:sz w:val="24"/>
+          <w:szCs w:val="24"/>
+          <w:lang w:eastAsia="pl-PL"/>
+        </w:rPr>
+      </w:pPr>
+      <w:r>
+        <w:rPr>
+          <w:rFonts w:ascii="Arial" w:eastAsia="Times New Roman" w:hAnsi="Arial" w:cs="Arial"/>
+          <w:color w:val="0D0D0D"/>
+          <w:lang w:eastAsia="pl-PL"/>
+        </w:rPr>
+        <w:t>Main Success Scenario: </w:t>
+      </w:r>
+    </w:p>
+    <w:p>
+      <w:pPr>
+        <w:spacing w:after="0" w:line="240" w:lineRule="auto"/>
+        <w:ind w:left="1440"/>
         <w:textAlignment w:val="baseline"/>
         <w:rPr>
           <w:rFonts w:ascii="Arial" w:eastAsia="Times New Roman" w:hAnsi="Arial" w:cs="Arial"/>
           <w:color w:val="0D0D0D"/>
-          <w:lang w:eastAsia="pl-PL"/>
-        </w:rPr>
-      </w:pPr>
-      <w:r>
-        <w:rPr>
-          <w:rFonts w:ascii="Arial" w:eastAsia="Times New Roman" w:hAnsi="Arial" w:cs="Arial"/>
-          <w:color w:val="0D0D0D"/>
-          <w:lang w:eastAsia="pl-PL"/>
-        </w:rPr>
-        <w:t> </w:t>
-      </w:r>
+          <w:sz w:val="24"/>
+          <w:szCs w:val="24"/>
+          <w:lang w:eastAsia="pl-PL"/>
+        </w:rPr>
+      </w:pPr>
     </w:p>
     <w:p>
       <w:pPr>
@@ -4010,28 +5279,23 @@
           <w:numId w:val="8"/>
         </w:numPr>
         <w:spacing w:after="0" w:line="240" w:lineRule="auto"/>
+        <w:ind w:left="1440"/>
         <w:textAlignment w:val="baseline"/>
         <w:rPr>
           <w:rFonts w:ascii="Arial" w:eastAsia="Times New Roman" w:hAnsi="Arial" w:cs="Arial"/>
           <w:color w:val="0D0D0D"/>
-          <w:lang w:eastAsia="pl-PL"/>
-        </w:rPr>
-      </w:pPr>
-      <w:r>
-        <w:rPr>
-          <w:rFonts w:ascii="Arial" w:eastAsia="Times New Roman" w:hAnsi="Arial" w:cs="Arial"/>
-          <w:color w:val="0D0D0D"/>
-          <w:lang w:eastAsia="pl-PL"/>
-        </w:rPr>
-        <w:t>I</w:t>
-      </w:r>
-      <w:r>
-        <w:rPr>
-          <w:rFonts w:ascii="Arial" w:eastAsia="Times New Roman" w:hAnsi="Arial" w:cs="Arial"/>
-          <w:color w:val="0D0D0D"/>
-          <w:lang w:eastAsia="pl-PL"/>
-        </w:rPr>
-        <w:t>f the user tries to delete their profile, the system prompts for confirmation.</w:t>
+          <w:sz w:val="24"/>
+          <w:szCs w:val="24"/>
+          <w:lang w:eastAsia="pl-PL"/>
+        </w:rPr>
+      </w:pPr>
+      <w:r>
+        <w:rPr>
+          <w:rFonts w:ascii="Arial" w:eastAsia="Times New Roman" w:hAnsi="Arial" w:cs="Arial"/>
+          <w:color w:val="000000"/>
+          <w:lang w:eastAsia="pl-PL"/>
+        </w:rPr>
+        <w:t>The Actor uses his password and username to log in.</w:t>
       </w:r>
     </w:p>
     <w:p>
@@ -4041,29 +5305,427 @@
           <w:numId w:val="8"/>
         </w:numPr>
         <w:spacing w:after="0" w:line="240" w:lineRule="auto"/>
+        <w:ind w:left="1440"/>
         <w:textAlignment w:val="baseline"/>
         <w:rPr>
           <w:rFonts w:ascii="Arial" w:eastAsia="Times New Roman" w:hAnsi="Arial" w:cs="Arial"/>
           <w:color w:val="0D0D0D"/>
-          <w:lang w:eastAsia="pl-PL"/>
-        </w:rPr>
-      </w:pPr>
-      <w:r>
-        <w:rPr>
-          <w:rFonts w:ascii="Arial" w:eastAsia="Times New Roman" w:hAnsi="Arial" w:cs="Arial"/>
-          <w:color w:val="0D0D0D"/>
-          <w:lang w:eastAsia="pl-PL"/>
-        </w:rPr>
-        <w:t>I</w:t>
-      </w:r>
-      <w:r>
-        <w:rPr>
-          <w:rFonts w:ascii="Arial" w:eastAsia="Times New Roman" w:hAnsi="Arial" w:cs="Arial"/>
-          <w:color w:val="0D0D0D"/>
-          <w:lang w:eastAsia="pl-PL"/>
-        </w:rPr>
-        <w:t>f the user encounters an error while updating their profile, an error message is displayed.</w:t>
-      </w:r>
+          <w:sz w:val="24"/>
+          <w:szCs w:val="24"/>
+          <w:lang w:eastAsia="pl-PL"/>
+        </w:rPr>
+      </w:pPr>
+      <w:r>
+        <w:rPr>
+          <w:rFonts w:ascii="Arial" w:eastAsia="Times New Roman" w:hAnsi="Arial" w:cs="Arial"/>
+          <w:color w:val="000000"/>
+          <w:lang w:eastAsia="pl-PL"/>
+        </w:rPr>
+        <w:t>The system checks if the username and password match the records in the Database.</w:t>
+      </w:r>
+    </w:p>
+    <w:p>
+      <w:pPr>
+        <w:numPr>
+          <w:ilvl w:val="0"/>
+          <w:numId w:val="8"/>
+        </w:numPr>
+        <w:spacing w:after="0" w:line="240" w:lineRule="auto"/>
+        <w:ind w:left="1440"/>
+        <w:textAlignment w:val="baseline"/>
+        <w:rPr>
+          <w:rFonts w:ascii="Arial" w:eastAsia="Times New Roman" w:hAnsi="Arial" w:cs="Arial"/>
+          <w:color w:val="000000"/>
+          <w:lang w:eastAsia="pl-PL"/>
+        </w:rPr>
+      </w:pPr>
+      <w:r>
+        <w:rPr>
+          <w:rFonts w:ascii="Arial" w:eastAsia="Times New Roman" w:hAnsi="Arial" w:cs="Arial"/>
+          <w:color w:val="000000"/>
+          <w:lang w:eastAsia="pl-PL"/>
+        </w:rPr>
+        <w:t>The system displays a Dashboard with</w:t>
+      </w:r>
+      <w:r>
+        <w:rPr>
+          <w:rFonts w:ascii="Arial" w:eastAsia="Times New Roman" w:hAnsi="Arial" w:cs="Arial"/>
+          <w:color w:val="000000"/>
+          <w:lang w:eastAsia="pl-PL"/>
+        </w:rPr>
+        <w:t xml:space="preserve"> </w:t>
+      </w:r>
+      <w:r>
+        <w:rPr>
+          <w:rFonts w:ascii="Arial" w:eastAsia="Times New Roman" w:hAnsi="Arial" w:cs="Arial"/>
+          <w:color w:val="000000"/>
+          <w:lang w:eastAsia="pl-PL"/>
+        </w:rPr>
+        <w:t xml:space="preserve">three buttons to navigate through the system. Users, </w:t>
+      </w:r>
+      <w:r>
+        <w:rPr>
+          <w:rFonts w:ascii="Arial" w:eastAsia="Times New Roman" w:hAnsi="Arial" w:cs="Arial"/>
+          <w:color w:val="000000"/>
+          <w:lang w:eastAsia="pl-PL"/>
+        </w:rPr>
+        <w:t>Music,</w:t>
+      </w:r>
+      <w:r>
+        <w:rPr>
+          <w:rFonts w:ascii="Arial" w:eastAsia="Times New Roman" w:hAnsi="Arial" w:cs="Arial"/>
+          <w:color w:val="000000"/>
+          <w:lang w:eastAsia="pl-PL"/>
+        </w:rPr>
+        <w:t xml:space="preserve"> and Reviews</w:t>
+      </w:r>
+    </w:p>
+    <w:p>
+      <w:pPr>
+        <w:numPr>
+          <w:ilvl w:val="0"/>
+          <w:numId w:val="8"/>
+        </w:numPr>
+        <w:spacing w:after="0" w:line="240" w:lineRule="auto"/>
+        <w:ind w:left="1440"/>
+        <w:textAlignment w:val="baseline"/>
+        <w:rPr>
+          <w:rFonts w:ascii="Arial" w:eastAsia="Times New Roman" w:hAnsi="Arial" w:cs="Arial"/>
+          <w:color w:val="000000"/>
+          <w:lang w:eastAsia="pl-PL"/>
+        </w:rPr>
+      </w:pPr>
+      <w:r>
+        <w:rPr>
+          <w:rFonts w:ascii="Arial" w:eastAsia="Times New Roman" w:hAnsi="Arial" w:cs="Arial"/>
+          <w:color w:val="000000"/>
+          <w:lang w:eastAsia="pl-PL"/>
+        </w:rPr>
+        <w:t xml:space="preserve">The actor </w:t>
+      </w:r>
+      <w:r>
+        <w:rPr>
+          <w:rFonts w:ascii="Arial" w:eastAsia="Times New Roman" w:hAnsi="Arial" w:cs="Arial"/>
+          <w:color w:val="000000"/>
+          <w:lang w:eastAsia="pl-PL"/>
+        </w:rPr>
+        <w:t xml:space="preserve">selects one of the buttons </w:t>
+      </w:r>
+      <w:r>
+        <w:rPr>
+          <w:rFonts w:ascii="Arial" w:eastAsia="Times New Roman" w:hAnsi="Arial" w:cs="Arial"/>
+          <w:color w:val="000000"/>
+          <w:lang w:eastAsia="pl-PL"/>
+        </w:rPr>
+        <w:t>depending on what they want to do.</w:t>
+      </w:r>
+    </w:p>
+    <w:p>
+      <w:pPr>
+        <w:numPr>
+          <w:ilvl w:val="0"/>
+          <w:numId w:val="8"/>
+        </w:numPr>
+        <w:spacing w:after="0" w:line="240" w:lineRule="auto"/>
+        <w:ind w:left="1440"/>
+        <w:textAlignment w:val="baseline"/>
+        <w:rPr>
+          <w:rFonts w:ascii="Arial" w:eastAsia="Times New Roman" w:hAnsi="Arial" w:cs="Arial"/>
+          <w:color w:val="0D0D0D"/>
+          <w:sz w:val="24"/>
+          <w:szCs w:val="24"/>
+          <w:lang w:eastAsia="pl-PL"/>
+        </w:rPr>
+      </w:pPr>
+      <w:r>
+        <w:rPr>
+          <w:rFonts w:ascii="Arial" w:eastAsia="Times New Roman" w:hAnsi="Arial" w:cs="Arial"/>
+          <w:color w:val="000000"/>
+          <w:lang w:eastAsia="pl-PL"/>
+        </w:rPr>
+        <w:t xml:space="preserve">The system </w:t>
+      </w:r>
+      <w:r>
+        <w:rPr>
+          <w:rFonts w:ascii="Arial" w:eastAsia="Times New Roman" w:hAnsi="Arial" w:cs="Arial"/>
+          <w:color w:val="000000"/>
+          <w:lang w:eastAsia="pl-PL"/>
+        </w:rPr>
+        <w:t>opens the appropriate form</w:t>
+      </w:r>
+      <w:r>
+        <w:rPr>
+          <w:rFonts w:ascii="Arial" w:eastAsia="Times New Roman" w:hAnsi="Arial" w:cs="Arial"/>
+          <w:color w:val="000000"/>
+          <w:lang w:eastAsia="pl-PL"/>
+        </w:rPr>
+        <w:t>.</w:t>
+      </w:r>
+    </w:p>
+    <w:p>
+      <w:pPr>
+        <w:numPr>
+          <w:ilvl w:val="0"/>
+          <w:numId w:val="8"/>
+        </w:numPr>
+        <w:spacing w:after="0" w:line="240" w:lineRule="auto"/>
+        <w:ind w:left="1440"/>
+        <w:textAlignment w:val="baseline"/>
+        <w:rPr>
+          <w:rFonts w:ascii="Arial" w:eastAsia="Times New Roman" w:hAnsi="Arial" w:cs="Arial"/>
+          <w:color w:val="000000"/>
+          <w:lang w:eastAsia="pl-PL"/>
+        </w:rPr>
+      </w:pPr>
+      <w:r>
+        <w:rPr>
+          <w:rFonts w:ascii="Arial" w:eastAsia="Times New Roman" w:hAnsi="Arial" w:cs="Arial"/>
+          <w:color w:val="000000"/>
+          <w:lang w:eastAsia="pl-PL"/>
+        </w:rPr>
+        <w:t xml:space="preserve">The actor </w:t>
+      </w:r>
+      <w:r>
+        <w:rPr>
+          <w:rFonts w:ascii="Arial" w:eastAsia="Times New Roman" w:hAnsi="Arial" w:cs="Arial"/>
+          <w:color w:val="000000"/>
+          <w:lang w:eastAsia="pl-PL"/>
+        </w:rPr>
+        <w:t>does or changes what he wants</w:t>
+      </w:r>
+      <w:r>
+        <w:rPr>
+          <w:rFonts w:ascii="Arial" w:eastAsia="Times New Roman" w:hAnsi="Arial" w:cs="Arial"/>
+          <w:color w:val="000000"/>
+          <w:lang w:eastAsia="pl-PL"/>
+        </w:rPr>
+        <w:t>.</w:t>
+      </w:r>
+    </w:p>
+    <w:p>
+      <w:pPr>
+        <w:numPr>
+          <w:ilvl w:val="0"/>
+          <w:numId w:val="8"/>
+        </w:numPr>
+        <w:spacing w:after="0" w:line="240" w:lineRule="auto"/>
+        <w:ind w:left="1440"/>
+        <w:textAlignment w:val="baseline"/>
+        <w:rPr>
+          <w:rFonts w:ascii="Arial" w:eastAsia="Times New Roman" w:hAnsi="Arial" w:cs="Arial"/>
+          <w:color w:val="0D0D0D"/>
+          <w:lang w:eastAsia="pl-PL"/>
+        </w:rPr>
+      </w:pPr>
+      <w:r>
+        <w:rPr>
+          <w:rFonts w:ascii="Arial" w:eastAsia="Times New Roman" w:hAnsi="Arial" w:cs="Arial"/>
+          <w:color w:val="0D0D0D"/>
+          <w:lang w:eastAsia="pl-PL"/>
+        </w:rPr>
+        <w:t xml:space="preserve">The system </w:t>
+      </w:r>
+      <w:r>
+        <w:rPr>
+          <w:rFonts w:ascii="Arial" w:eastAsia="Times New Roman" w:hAnsi="Arial" w:cs="Arial"/>
+          <w:color w:val="0D0D0D"/>
+          <w:lang w:eastAsia="pl-PL"/>
+        </w:rPr>
+        <w:t>saves the changes if any were made.</w:t>
+      </w:r>
+    </w:p>
+    <w:p>
+      <w:pPr>
+        <w:spacing w:after="0" w:line="240" w:lineRule="auto"/>
+        <w:rPr>
+          <w:rFonts w:ascii="Arial" w:eastAsia="Times New Roman" w:hAnsi="Arial" w:cs="Arial"/>
+          <w:sz w:val="24"/>
+          <w:szCs w:val="24"/>
+          <w:lang w:eastAsia="pl-PL"/>
+        </w:rPr>
+      </w:pPr>
+    </w:p>
+    <w:p>
+      <w:pPr>
+        <w:spacing w:after="0" w:line="240" w:lineRule="auto"/>
+        <w:rPr>
+          <w:rFonts w:ascii="Arial" w:eastAsia="Times New Roman" w:hAnsi="Arial" w:cs="Arial"/>
+          <w:sz w:val="24"/>
+          <w:szCs w:val="24"/>
+          <w:lang w:eastAsia="pl-PL"/>
+        </w:rPr>
+      </w:pPr>
+      <w:r>
+        <w:rPr>
+          <w:rFonts w:ascii="Arial" w:eastAsia="Times New Roman" w:hAnsi="Arial" w:cs="Arial"/>
+          <w:b/>
+          <w:bCs/>
+          <w:color w:val="0D0D0D"/>
+          <w:lang w:eastAsia="pl-PL"/>
+        </w:rPr>
+        <w:t>Extensions:</w:t>
+      </w:r>
+    </w:p>
+    <w:p>
+      <w:pPr>
+        <w:spacing w:after="0" w:line="240" w:lineRule="auto"/>
+        <w:ind w:left="720"/>
+        <w:textAlignment w:val="baseline"/>
+        <w:rPr>
+          <w:rFonts w:ascii="Arial" w:eastAsia="Times New Roman" w:hAnsi="Arial" w:cs="Arial"/>
+          <w:color w:val="0D0D0D"/>
+          <w:lang w:eastAsia="pl-PL"/>
+        </w:rPr>
+      </w:pPr>
+      <w:r>
+        <w:rPr>
+          <w:rFonts w:ascii="Arial" w:eastAsia="Times New Roman" w:hAnsi="Arial" w:cs="Arial"/>
+          <w:color w:val="0D0D0D"/>
+          <w:lang w:eastAsia="pl-PL"/>
+        </w:rPr>
+        <w:t> </w:t>
+      </w:r>
+    </w:p>
+    <w:p>
+      <w:pPr>
+        <w:numPr>
+          <w:ilvl w:val="0"/>
+          <w:numId w:val="9"/>
+        </w:numPr>
+        <w:spacing w:after="0" w:line="240" w:lineRule="auto"/>
+        <w:textAlignment w:val="baseline"/>
+        <w:rPr>
+          <w:rFonts w:ascii="Arial" w:eastAsia="Times New Roman" w:hAnsi="Arial" w:cs="Arial"/>
+          <w:color w:val="0D0D0D"/>
+          <w:lang w:eastAsia="pl-PL"/>
+        </w:rPr>
+      </w:pPr>
+      <w:r>
+        <w:rPr>
+          <w:rFonts w:ascii="Arial" w:eastAsia="Times New Roman" w:hAnsi="Arial" w:cs="Arial"/>
+          <w:color w:val="0D0D0D"/>
+          <w:lang w:eastAsia="pl-PL"/>
+        </w:rPr>
+        <w:t xml:space="preserve">The </w:t>
+      </w:r>
+      <w:r>
+        <w:rPr>
+          <w:rFonts w:ascii="Arial" w:eastAsia="Times New Roman" w:hAnsi="Arial" w:cs="Arial"/>
+          <w:color w:val="0D0D0D"/>
+          <w:lang w:eastAsia="pl-PL"/>
+        </w:rPr>
+        <w:t>u</w:t>
+      </w:r>
+      <w:r>
+        <w:rPr>
+          <w:rFonts w:ascii="Arial" w:eastAsia="Times New Roman" w:hAnsi="Arial" w:cs="Arial"/>
+          <w:color w:val="0D0D0D"/>
+          <w:lang w:eastAsia="pl-PL"/>
+        </w:rPr>
+        <w:t xml:space="preserve">sername and </w:t>
+      </w:r>
+      <w:r>
+        <w:rPr>
+          <w:rFonts w:ascii="Arial" w:eastAsia="Times New Roman" w:hAnsi="Arial" w:cs="Arial"/>
+          <w:color w:val="0D0D0D"/>
+          <w:lang w:eastAsia="pl-PL"/>
+        </w:rPr>
+        <w:t>p</w:t>
+      </w:r>
+      <w:r>
+        <w:rPr>
+          <w:rFonts w:ascii="Arial" w:eastAsia="Times New Roman" w:hAnsi="Arial" w:cs="Arial"/>
+          <w:color w:val="0D0D0D"/>
+          <w:lang w:eastAsia="pl-PL"/>
+        </w:rPr>
+        <w:t>assword don’t match the records in the Database.</w:t>
+      </w:r>
+    </w:p>
+    <w:p>
+      <w:pPr>
+        <w:numPr>
+          <w:ilvl w:val="0"/>
+          <w:numId w:val="15"/>
+        </w:numPr>
+        <w:spacing w:after="0" w:line="240" w:lineRule="auto"/>
+        <w:textAlignment w:val="baseline"/>
+        <w:rPr>
+          <w:rFonts w:ascii="Arial" w:eastAsia="Times New Roman" w:hAnsi="Arial" w:cs="Arial"/>
+          <w:color w:val="0D0D0D"/>
+          <w:lang w:eastAsia="pl-PL"/>
+        </w:rPr>
+      </w:pPr>
+      <w:r>
+        <w:rPr>
+          <w:rFonts w:ascii="Arial" w:eastAsia="Times New Roman" w:hAnsi="Arial" w:cs="Arial"/>
+          <w:color w:val="0D0D0D"/>
+          <w:lang w:eastAsia="pl-PL"/>
+        </w:rPr>
+        <w:t>The System tells the Actor that the password and username don’t match any known User.</w:t>
+      </w:r>
+    </w:p>
+    <w:p>
+      <w:pPr>
+        <w:spacing w:after="0" w:line="240" w:lineRule="auto"/>
+        <w:textAlignment w:val="baseline"/>
+        <w:rPr>
+          <w:rFonts w:ascii="Arial" w:eastAsia="Times New Roman" w:hAnsi="Arial" w:cs="Arial"/>
+          <w:color w:val="0D0D0D"/>
+          <w:lang w:eastAsia="pl-PL"/>
+        </w:rPr>
+      </w:pPr>
+    </w:p>
+    <w:p>
+      <w:pPr>
+        <w:spacing w:before="360" w:after="120" w:line="240" w:lineRule="auto"/>
+        <w:outlineLvl w:val="1"/>
+        <w:rPr>
+          <w:rFonts w:ascii="Arial" w:eastAsia="Times New Roman" w:hAnsi="Arial" w:cs="Arial"/>
+          <w:color w:val="000000"/>
+          <w:sz w:val="32"/>
+          <w:szCs w:val="32"/>
+          <w:lang w:eastAsia="pl-PL"/>
+        </w:rPr>
+      </w:pPr>
+    </w:p>
+    <w:p>
+      <w:pPr>
+        <w:spacing w:before="360" w:after="120" w:line="240" w:lineRule="auto"/>
+        <w:outlineLvl w:val="1"/>
+        <w:rPr>
+          <w:rFonts w:ascii="Arial" w:eastAsia="Times New Roman" w:hAnsi="Arial" w:cs="Arial"/>
+          <w:color w:val="000000"/>
+          <w:sz w:val="32"/>
+          <w:szCs w:val="32"/>
+          <w:lang w:eastAsia="pl-PL"/>
+        </w:rPr>
+      </w:pPr>
+    </w:p>
+    <w:p>
+      <w:pPr>
+        <w:spacing w:before="360" w:after="120" w:line="240" w:lineRule="auto"/>
+        <w:outlineLvl w:val="1"/>
+        <w:rPr>
+          <w:rFonts w:ascii="Arial" w:eastAsia="Times New Roman" w:hAnsi="Arial" w:cs="Arial"/>
+          <w:color w:val="000000"/>
+          <w:sz w:val="32"/>
+          <w:szCs w:val="32"/>
+          <w:lang w:eastAsia="pl-PL"/>
+        </w:rPr>
+      </w:pPr>
+    </w:p>
+    <w:p>
+      <w:pPr>
+        <w:spacing w:before="360" w:after="120" w:line="240" w:lineRule="auto"/>
+        <w:outlineLvl w:val="1"/>
+        <w:rPr>
+          <w:rFonts w:ascii="Arial" w:eastAsia="Times New Roman" w:hAnsi="Arial" w:cs="Arial"/>
+          <w:color w:val="000000"/>
+          <w:sz w:val="32"/>
+          <w:szCs w:val="32"/>
+          <w:lang w:eastAsia="pl-PL"/>
+        </w:rPr>
+      </w:pPr>
     </w:p>
     <w:p>
       <w:pPr>
@@ -4086,7 +5748,8 @@
           <w:szCs w:val="32"/>
           <w:lang w:eastAsia="pl-PL"/>
         </w:rPr>
-        <w:t xml:space="preserve">UC2. </w:t>
+        <w:lastRenderedPageBreak/>
+        <w:t>UC</w:t>
       </w:r>
       <w:r>
         <w:rPr>
@@ -4096,7 +5759,27 @@
           <w:szCs w:val="32"/>
           <w:lang w:eastAsia="pl-PL"/>
         </w:rPr>
-        <w:t>Interacting with Reviews</w:t>
+        <w:t>5</w:t>
+      </w:r>
+      <w:r>
+        <w:rPr>
+          <w:rFonts w:ascii="Arial" w:eastAsia="Times New Roman" w:hAnsi="Arial" w:cs="Arial"/>
+          <w:color w:val="000000"/>
+          <w:sz w:val="32"/>
+          <w:szCs w:val="32"/>
+          <w:lang w:eastAsia="pl-PL"/>
+        </w:rPr>
+        <w:t xml:space="preserve">. </w:t>
+      </w:r>
+      <w:r>
+        <w:rPr>
+          <w:rFonts w:ascii="Arial" w:eastAsia="Times New Roman" w:hAnsi="Arial" w:cs="Arial"/>
+          <w:color w:val="000000"/>
+          <w:sz w:val="32"/>
+          <w:szCs w:val="32"/>
+          <w:lang w:eastAsia="pl-PL"/>
+        </w:rPr>
+        <w:t>Music Recommendation</w:t>
       </w:r>
     </w:p>
     <w:p>
@@ -4142,58 +5825,34 @@
           <w:color w:val="0D0D0D"/>
           <w:lang w:eastAsia="pl-PL"/>
         </w:rPr>
-        <w:t>Requirement: FR</w:t>
-      </w:r>
-      <w:r>
-        <w:rPr>
-          <w:rFonts w:ascii="Arial" w:eastAsia="Times New Roman" w:hAnsi="Arial" w:cs="Arial"/>
-          <w:color w:val="0D0D0D"/>
-          <w:lang w:eastAsia="pl-PL"/>
-        </w:rPr>
-        <w:t xml:space="preserve"> </w:t>
-      </w:r>
-      <w:r>
-        <w:rPr>
-          <w:rFonts w:ascii="Arial" w:eastAsia="Times New Roman" w:hAnsi="Arial" w:cs="Arial"/>
-          <w:color w:val="0D0D0D"/>
-          <w:lang w:eastAsia="pl-PL"/>
-        </w:rPr>
-        <w:t>3</w:t>
-      </w:r>
-    </w:p>
-    <w:p>
-      <w:pPr>
-        <w:spacing w:after="0" w:line="240" w:lineRule="auto"/>
-        <w:rPr>
-          <w:rFonts w:ascii="Arial" w:eastAsia="Times New Roman" w:hAnsi="Arial" w:cs="Arial"/>
-          <w:sz w:val="24"/>
-          <w:szCs w:val="24"/>
-          <w:lang w:eastAsia="pl-PL"/>
-        </w:rPr>
-      </w:pPr>
-      <w:r>
-        <w:rPr>
-          <w:rFonts w:ascii="Arial" w:eastAsia="Times New Roman" w:hAnsi="Arial" w:cs="Arial"/>
-          <w:color w:val="0D0D0D"/>
-          <w:lang w:eastAsia="pl-PL"/>
-        </w:rPr>
-        <w:t xml:space="preserve">Pre-conditions: Logged in as </w:t>
-      </w:r>
-      <w:r>
-        <w:rPr>
-          <w:rFonts w:ascii="Arial" w:eastAsia="Times New Roman" w:hAnsi="Arial" w:cs="Arial"/>
-          <w:color w:val="0D0D0D"/>
-          <w:lang w:eastAsia="pl-PL"/>
-        </w:rPr>
-        <w:t xml:space="preserve">a registered </w:t>
-      </w:r>
-      <w:r>
-        <w:rPr>
-          <w:rFonts w:ascii="Arial" w:eastAsia="Times New Roman" w:hAnsi="Arial" w:cs="Arial"/>
-          <w:color w:val="0D0D0D"/>
-          <w:lang w:eastAsia="pl-PL"/>
-        </w:rPr>
-        <w:t>user.</w:t>
+        <w:t>Requirement: FR1</w:t>
+      </w:r>
+    </w:p>
+    <w:p>
+      <w:pPr>
+        <w:spacing w:after="0" w:line="240" w:lineRule="auto"/>
+        <w:rPr>
+          <w:rFonts w:ascii="Arial" w:eastAsia="Times New Roman" w:hAnsi="Arial" w:cs="Arial"/>
+          <w:sz w:val="24"/>
+          <w:szCs w:val="24"/>
+          <w:lang w:eastAsia="pl-PL"/>
+        </w:rPr>
+      </w:pPr>
+      <w:r>
+        <w:rPr>
+          <w:rFonts w:ascii="Arial" w:eastAsia="Times New Roman" w:hAnsi="Arial" w:cs="Arial"/>
+          <w:color w:val="0D0D0D"/>
+          <w:lang w:eastAsia="pl-PL"/>
+        </w:rPr>
+        <w:t xml:space="preserve">Pre-conditions: </w:t>
+      </w:r>
+      <w:r>
+        <w:rPr>
+          <w:rFonts w:ascii="Arial" w:eastAsia="Times New Roman" w:hAnsi="Arial" w:cs="Arial"/>
+          <w:color w:val="0D0D0D"/>
+          <w:lang w:eastAsia="pl-PL"/>
+        </w:rPr>
+        <w:t>Logged in as a registered user.</w:t>
       </w:r>
     </w:p>
     <w:p>
@@ -4225,107 +5884,76 @@
         </w:rPr>
         <w:t>Main Success Scenario: </w:t>
       </w:r>
-      <w:r>
-        <w:rPr>
-          <w:rFonts w:ascii="Arial" w:eastAsia="Times New Roman" w:hAnsi="Arial" w:cs="Arial"/>
-          <w:sz w:val="24"/>
-          <w:szCs w:val="24"/>
-          <w:lang w:eastAsia="pl-PL"/>
-        </w:rPr>
-        <w:br/>
-      </w:r>
+    </w:p>
+    <w:p>
+      <w:pPr>
+        <w:spacing w:after="0" w:line="240" w:lineRule="auto"/>
+        <w:ind w:left="1440"/>
+        <w:textAlignment w:val="baseline"/>
+        <w:rPr>
+          <w:rFonts w:ascii="Arial" w:eastAsia="Times New Roman" w:hAnsi="Arial" w:cs="Arial"/>
+          <w:color w:val="0D0D0D"/>
+          <w:sz w:val="24"/>
+          <w:szCs w:val="24"/>
+          <w:lang w:eastAsia="pl-PL"/>
+        </w:rPr>
+      </w:pPr>
     </w:p>
     <w:p>
       <w:pPr>
         <w:numPr>
           <w:ilvl w:val="0"/>
-          <w:numId w:val="9"/>
+          <w:numId w:val="17"/>
         </w:numPr>
         <w:spacing w:after="0" w:line="240" w:lineRule="auto"/>
         <w:textAlignment w:val="baseline"/>
         <w:rPr>
           <w:rFonts w:ascii="Arial" w:eastAsia="Times New Roman" w:hAnsi="Arial" w:cs="Arial"/>
-          <w:color w:val="000000"/>
-          <w:lang w:eastAsia="pl-PL"/>
-        </w:rPr>
-      </w:pPr>
-      <w:r>
-        <w:rPr>
-          <w:rFonts w:ascii="Arial" w:eastAsia="Times New Roman" w:hAnsi="Arial" w:cs="Arial"/>
-          <w:color w:val="000000"/>
-          <w:lang w:eastAsia="pl-PL"/>
-        </w:rPr>
-        <w:t>T</w:t>
-      </w:r>
-      <w:r>
-        <w:rPr>
-          <w:rFonts w:ascii="Arial" w:eastAsia="Times New Roman" w:hAnsi="Arial" w:cs="Arial"/>
-          <w:color w:val="000000"/>
-          <w:lang w:eastAsia="pl-PL"/>
-        </w:rPr>
-        <w:t>he User navigates to a review and selects "Like"</w:t>
-      </w:r>
-      <w:r>
-        <w:rPr>
-          <w:rFonts w:ascii="Arial" w:eastAsia="Times New Roman" w:hAnsi="Arial" w:cs="Arial"/>
-          <w:color w:val="000000"/>
-          <w:lang w:eastAsia="pl-PL"/>
-        </w:rPr>
-        <w:t xml:space="preserve"> or</w:t>
-      </w:r>
-      <w:r>
-        <w:rPr>
-          <w:rFonts w:ascii="Arial" w:eastAsia="Times New Roman" w:hAnsi="Arial" w:cs="Arial"/>
-          <w:color w:val="000000"/>
-          <w:lang w:eastAsia="pl-PL"/>
-        </w:rPr>
-        <w:t xml:space="preserve"> "Comment"</w:t>
-      </w:r>
-      <w:r>
-        <w:rPr>
-          <w:rFonts w:ascii="Arial" w:eastAsia="Times New Roman" w:hAnsi="Arial" w:cs="Arial"/>
-          <w:color w:val="000000"/>
-          <w:lang w:eastAsia="pl-PL"/>
-        </w:rPr>
-        <w:t>.</w:t>
+          <w:color w:val="0D0D0D"/>
+          <w:sz w:val="24"/>
+          <w:szCs w:val="24"/>
+          <w:lang w:eastAsia="pl-PL"/>
+        </w:rPr>
+      </w:pPr>
+      <w:r>
+        <w:rPr>
+          <w:rFonts w:ascii="Arial" w:eastAsia="Times New Roman" w:hAnsi="Arial" w:cs="Arial"/>
+          <w:color w:val="000000"/>
+          <w:lang w:eastAsia="pl-PL"/>
+        </w:rPr>
+        <w:t>The Actor uses his password and username to log in.</w:t>
       </w:r>
     </w:p>
     <w:p>
       <w:pPr>
         <w:numPr>
           <w:ilvl w:val="0"/>
-          <w:numId w:val="9"/>
+          <w:numId w:val="17"/>
         </w:numPr>
         <w:spacing w:after="0" w:line="240" w:lineRule="auto"/>
         <w:textAlignment w:val="baseline"/>
         <w:rPr>
           <w:rFonts w:ascii="Arial" w:eastAsia="Times New Roman" w:hAnsi="Arial" w:cs="Arial"/>
-          <w:color w:val="000000"/>
-          <w:lang w:eastAsia="pl-PL"/>
-        </w:rPr>
-      </w:pPr>
-      <w:r>
-        <w:rPr>
-          <w:rFonts w:ascii="Arial" w:eastAsia="Times New Roman" w:hAnsi="Arial" w:cs="Arial"/>
-          <w:color w:val="000000"/>
-          <w:lang w:eastAsia="pl-PL"/>
-        </w:rPr>
-        <w:t>T</w:t>
-      </w:r>
-      <w:r>
-        <w:rPr>
-          <w:rFonts w:ascii="Arial" w:eastAsia="Times New Roman" w:hAnsi="Arial" w:cs="Arial"/>
-          <w:color w:val="000000"/>
-          <w:lang w:eastAsia="pl-PL"/>
-        </w:rPr>
-        <w:t>he system updates the review accordingly.</w:t>
+          <w:color w:val="0D0D0D"/>
+          <w:sz w:val="24"/>
+          <w:szCs w:val="24"/>
+          <w:lang w:eastAsia="pl-PL"/>
+        </w:rPr>
+      </w:pPr>
+      <w:r>
+        <w:rPr>
+          <w:rFonts w:ascii="Arial" w:eastAsia="Times New Roman" w:hAnsi="Arial" w:cs="Arial"/>
+          <w:color w:val="000000"/>
+          <w:lang w:eastAsia="pl-PL"/>
+        </w:rPr>
+        <w:t>The system checks if the username and password match the records in the Database.</w:t>
       </w:r>
     </w:p>
     <w:p>
       <w:pPr>
         <w:numPr>
           <w:ilvl w:val="0"/>
-          <w:numId w:val="9"/>
+          <w:numId w:val="17"/>
         </w:numPr>
         <w:spacing w:after="0" w:line="240" w:lineRule="auto"/>
         <w:textAlignment w:val="baseline"/>
@@ -4341,55 +5969,75 @@
           <w:color w:val="000000"/>
           <w:lang w:eastAsia="pl-PL"/>
         </w:rPr>
-        <w:t>T</w:t>
-      </w:r>
-      <w:r>
-        <w:rPr>
-          <w:rFonts w:ascii="Arial" w:eastAsia="Times New Roman" w:hAnsi="Arial" w:cs="Arial"/>
-          <w:color w:val="000000"/>
-          <w:lang w:eastAsia="pl-PL"/>
-        </w:rPr>
-        <w:t>he User can also</w:t>
-      </w:r>
-      <w:r>
-        <w:rPr>
-          <w:rFonts w:ascii="Arial" w:eastAsia="Times New Roman" w:hAnsi="Arial" w:cs="Arial"/>
-          <w:color w:val="000000"/>
-          <w:lang w:eastAsia="pl-PL"/>
-        </w:rPr>
-        <w:t xml:space="preserve"> select “Report”</w:t>
-      </w:r>
-      <w:r>
-        <w:rPr>
-          <w:rFonts w:ascii="Arial" w:eastAsia="Times New Roman" w:hAnsi="Arial" w:cs="Arial"/>
-          <w:color w:val="000000"/>
-          <w:lang w:eastAsia="pl-PL"/>
-        </w:rPr>
-        <w:t xml:space="preserve"> </w:t>
-      </w:r>
-      <w:r>
-        <w:rPr>
-          <w:rFonts w:ascii="Arial" w:eastAsia="Times New Roman" w:hAnsi="Arial" w:cs="Arial"/>
-          <w:color w:val="000000"/>
-          <w:lang w:eastAsia="pl-PL"/>
-        </w:rPr>
-        <w:t xml:space="preserve">to </w:t>
-      </w:r>
-      <w:r>
-        <w:rPr>
-          <w:rFonts w:ascii="Arial" w:eastAsia="Times New Roman" w:hAnsi="Arial" w:cs="Arial"/>
-          <w:color w:val="000000"/>
-          <w:lang w:eastAsia="pl-PL"/>
-        </w:rPr>
-        <w:t>report inappropriate comments.</w:t>
-      </w:r>
-    </w:p>
-    <w:p>
-      <w:pPr>
-        <w:spacing w:after="0" w:line="240" w:lineRule="auto"/>
-        <w:rPr>
-          <w:rFonts w:ascii="Arial" w:eastAsia="Times New Roman" w:hAnsi="Arial" w:cs="Arial"/>
-          <w:color w:val="000000"/>
+        <w:t>The User navigates to the “Recommendations” section.</w:t>
+      </w:r>
+    </w:p>
+    <w:p>
+      <w:pPr>
+        <w:numPr>
+          <w:ilvl w:val="0"/>
+          <w:numId w:val="17"/>
+        </w:numPr>
+        <w:spacing w:after="0" w:line="240" w:lineRule="auto"/>
+        <w:textAlignment w:val="baseline"/>
+        <w:rPr>
+          <w:rFonts w:ascii="Arial" w:eastAsia="Times New Roman" w:hAnsi="Arial" w:cs="Arial"/>
+          <w:sz w:val="24"/>
+          <w:szCs w:val="24"/>
+          <w:lang w:eastAsia="pl-PL"/>
+        </w:rPr>
+      </w:pPr>
+      <w:r>
+        <w:rPr>
+          <w:rFonts w:ascii="Arial" w:eastAsia="Times New Roman" w:hAnsi="Arial" w:cs="Arial"/>
+          <w:color w:val="000000"/>
+          <w:lang w:eastAsia="pl-PL"/>
+        </w:rPr>
+        <w:t>The system suggests music based on the user’s preferences.</w:t>
+      </w:r>
+    </w:p>
+    <w:p>
+      <w:pPr>
+        <w:numPr>
+          <w:ilvl w:val="0"/>
+          <w:numId w:val="17"/>
+        </w:numPr>
+        <w:spacing w:after="0" w:line="240" w:lineRule="auto"/>
+        <w:textAlignment w:val="baseline"/>
+        <w:rPr>
+          <w:rFonts w:ascii="Arial" w:eastAsia="Times New Roman" w:hAnsi="Arial" w:cs="Arial"/>
+          <w:sz w:val="24"/>
+          <w:szCs w:val="24"/>
+          <w:lang w:eastAsia="pl-PL"/>
+        </w:rPr>
+      </w:pPr>
+      <w:r>
+        <w:rPr>
+          <w:rFonts w:ascii="Arial" w:eastAsia="Times New Roman" w:hAnsi="Arial" w:cs="Arial"/>
+          <w:color w:val="000000"/>
+          <w:lang w:eastAsia="pl-PL"/>
+        </w:rPr>
+        <w:t>The User can choose to accept or reject the recommendations</w:t>
+      </w:r>
+      <w:r>
+        <w:rPr>
+          <w:rFonts w:ascii="Arial" w:eastAsia="Times New Roman" w:hAnsi="Arial" w:cs="Arial"/>
+          <w:sz w:val="24"/>
+          <w:szCs w:val="24"/>
+          <w:lang w:eastAsia="pl-PL"/>
+        </w:rPr>
+        <w:t>.</w:t>
+      </w:r>
+    </w:p>
+    <w:p>
+      <w:pPr>
+        <w:spacing w:after="0" w:line="240" w:lineRule="auto"/>
+        <w:ind w:left="1440"/>
+        <w:textAlignment w:val="baseline"/>
+        <w:rPr>
+          <w:rFonts w:ascii="Arial" w:eastAsia="Times New Roman" w:hAnsi="Arial" w:cs="Arial"/>
+          <w:sz w:val="24"/>
+          <w:szCs w:val="24"/>
           <w:lang w:eastAsia="pl-PL"/>
         </w:rPr>
       </w:pPr>
@@ -4409,7 +6057,7 @@
           <w:rFonts w:ascii="Arial" w:eastAsia="Times New Roman" w:hAnsi="Arial" w:cs="Arial"/>
           <w:b/>
           <w:bCs/>
-          <w:color w:val="000000"/>
+          <w:color w:val="0D0D0D"/>
           <w:lang w:eastAsia="pl-PL"/>
         </w:rPr>
         <w:t>Extensions:</w:t>
@@ -4426,12 +6074,20 @@
           <w:lang w:eastAsia="pl-PL"/>
         </w:rPr>
       </w:pPr>
+      <w:r>
+        <w:rPr>
+          <w:rFonts w:ascii="Arial" w:eastAsia="Times New Roman" w:hAnsi="Arial" w:cs="Arial"/>
+          <w:color w:val="0D0D0D"/>
+          <w:lang w:eastAsia="pl-PL"/>
+        </w:rPr>
+        <w:t> </w:t>
+      </w:r>
     </w:p>
     <w:p>
       <w:pPr>
         <w:numPr>
           <w:ilvl w:val="0"/>
-          <w:numId w:val="47"/>
+          <w:numId w:val="18"/>
         </w:numPr>
         <w:spacing w:after="0" w:line="240" w:lineRule="auto"/>
         <w:textAlignment w:val="baseline"/>
@@ -4447,57 +6103,125 @@
           <w:color w:val="0D0D0D"/>
           <w:lang w:eastAsia="pl-PL"/>
         </w:rPr>
-        <w:t>If the User’s action violates community guidelines, the system displays a warning message.</w:t>
-      </w:r>
-    </w:p>
-    <w:p>
-      <w:pPr>
-        <w:spacing w:before="360" w:after="120" w:line="240" w:lineRule="auto"/>
-        <w:outlineLvl w:val="1"/>
-        <w:rPr>
-          <w:rFonts w:ascii="Arial" w:eastAsia="Times New Roman" w:hAnsi="Arial" w:cs="Arial"/>
-          <w:color w:val="000000"/>
-          <w:sz w:val="32"/>
-          <w:szCs w:val="32"/>
-          <w:lang w:eastAsia="pl-PL"/>
-        </w:rPr>
-      </w:pPr>
-    </w:p>
-    <w:p>
-      <w:pPr>
-        <w:spacing w:before="360" w:after="120" w:line="240" w:lineRule="auto"/>
-        <w:outlineLvl w:val="1"/>
-        <w:rPr>
-          <w:rFonts w:ascii="Arial" w:eastAsia="Times New Roman" w:hAnsi="Arial" w:cs="Arial"/>
-          <w:color w:val="000000"/>
-          <w:sz w:val="32"/>
-          <w:szCs w:val="32"/>
-          <w:lang w:eastAsia="pl-PL"/>
-        </w:rPr>
-      </w:pPr>
-    </w:p>
-    <w:p>
-      <w:pPr>
-        <w:spacing w:before="360" w:after="120" w:line="240" w:lineRule="auto"/>
-        <w:outlineLvl w:val="1"/>
-        <w:rPr>
-          <w:rFonts w:ascii="Arial" w:eastAsia="Times New Roman" w:hAnsi="Arial" w:cs="Arial"/>
-          <w:color w:val="000000"/>
-          <w:sz w:val="32"/>
-          <w:szCs w:val="32"/>
-          <w:lang w:eastAsia="pl-PL"/>
-        </w:rPr>
-      </w:pPr>
-    </w:p>
-    <w:p>
-      <w:pPr>
-        <w:spacing w:before="360" w:after="120" w:line="240" w:lineRule="auto"/>
-        <w:outlineLvl w:val="1"/>
-        <w:rPr>
-          <w:rFonts w:ascii="Arial" w:eastAsia="Times New Roman" w:hAnsi="Arial" w:cs="Arial"/>
-          <w:color w:val="000000"/>
-          <w:sz w:val="32"/>
-          <w:szCs w:val="32"/>
+        <w:t xml:space="preserve">The </w:t>
+      </w:r>
+      <w:r>
+        <w:rPr>
+          <w:rFonts w:ascii="Arial" w:eastAsia="Times New Roman" w:hAnsi="Arial" w:cs="Arial"/>
+          <w:color w:val="0D0D0D"/>
+          <w:lang w:eastAsia="pl-PL"/>
+        </w:rPr>
+        <w:t>u</w:t>
+      </w:r>
+      <w:r>
+        <w:rPr>
+          <w:rFonts w:ascii="Arial" w:eastAsia="Times New Roman" w:hAnsi="Arial" w:cs="Arial"/>
+          <w:color w:val="0D0D0D"/>
+          <w:lang w:eastAsia="pl-PL"/>
+        </w:rPr>
+        <w:t xml:space="preserve">sername and </w:t>
+      </w:r>
+      <w:r>
+        <w:rPr>
+          <w:rFonts w:ascii="Arial" w:eastAsia="Times New Roman" w:hAnsi="Arial" w:cs="Arial"/>
+          <w:color w:val="0D0D0D"/>
+          <w:lang w:eastAsia="pl-PL"/>
+        </w:rPr>
+        <w:t>p</w:t>
+      </w:r>
+      <w:r>
+        <w:rPr>
+          <w:rFonts w:ascii="Arial" w:eastAsia="Times New Roman" w:hAnsi="Arial" w:cs="Arial"/>
+          <w:color w:val="0D0D0D"/>
+          <w:lang w:eastAsia="pl-PL"/>
+        </w:rPr>
+        <w:t>assword don’t match the records in the Database.</w:t>
+      </w:r>
+    </w:p>
+    <w:p>
+      <w:pPr>
+        <w:numPr>
+          <w:ilvl w:val="0"/>
+          <w:numId w:val="19"/>
+        </w:numPr>
+        <w:spacing w:after="0" w:line="240" w:lineRule="auto"/>
+        <w:textAlignment w:val="baseline"/>
+        <w:rPr>
+          <w:rFonts w:ascii="Arial" w:eastAsia="Times New Roman" w:hAnsi="Arial" w:cs="Arial"/>
+          <w:color w:val="0D0D0D"/>
+          <w:lang w:eastAsia="pl-PL"/>
+        </w:rPr>
+      </w:pPr>
+      <w:r>
+        <w:rPr>
+          <w:rFonts w:ascii="Arial" w:eastAsia="Times New Roman" w:hAnsi="Arial" w:cs="Arial"/>
+          <w:color w:val="0D0D0D"/>
+          <w:lang w:eastAsia="pl-PL"/>
+        </w:rPr>
+        <w:t>The System tells the Actor that the password and username don’t match any known User.</w:t>
+      </w:r>
+    </w:p>
+    <w:p>
+      <w:pPr>
+        <w:numPr>
+          <w:ilvl w:val="0"/>
+          <w:numId w:val="20"/>
+        </w:numPr>
+        <w:spacing w:after="0" w:line="240" w:lineRule="auto"/>
+        <w:textAlignment w:val="baseline"/>
+        <w:rPr>
+          <w:rFonts w:ascii="Arial" w:eastAsia="Times New Roman" w:hAnsi="Arial" w:cs="Arial"/>
+          <w:color w:val="0D0D0D"/>
+          <w:lang w:eastAsia="pl-PL"/>
+        </w:rPr>
+      </w:pPr>
+      <w:r>
+        <w:rPr>
+          <w:rFonts w:ascii="Arial" w:eastAsia="Times New Roman" w:hAnsi="Arial" w:cs="Arial"/>
+          <w:color w:val="0D0D0D"/>
+          <w:lang w:eastAsia="pl-PL"/>
+        </w:rPr>
+        <w:t>If accepted recommendations, the system updates the user’s profile with the recommended music.</w:t>
+      </w:r>
+    </w:p>
+    <w:p>
+      <w:pPr>
+        <w:numPr>
+          <w:ilvl w:val="0"/>
+          <w:numId w:val="21"/>
+        </w:numPr>
+        <w:spacing w:after="0" w:line="240" w:lineRule="auto"/>
+        <w:textAlignment w:val="baseline"/>
+        <w:rPr>
+          <w:rFonts w:ascii="Arial" w:eastAsia="Times New Roman" w:hAnsi="Arial" w:cs="Arial"/>
+          <w:color w:val="0D0D0D"/>
+          <w:lang w:eastAsia="pl-PL"/>
+        </w:rPr>
+      </w:pPr>
+      <w:r>
+        <w:rPr>
+          <w:rFonts w:ascii="Arial" w:eastAsia="Times New Roman" w:hAnsi="Arial" w:cs="Arial"/>
+          <w:color w:val="0D0D0D"/>
+          <w:lang w:eastAsia="pl-PL"/>
+        </w:rPr>
+        <w:t xml:space="preserve">If rejected recommendations, the system </w:t>
+      </w:r>
+      <w:r>
+        <w:rPr>
+          <w:rFonts w:ascii="Arial" w:eastAsia="Times New Roman" w:hAnsi="Arial" w:cs="Arial"/>
+          <w:color w:val="0D0D0D"/>
+          <w:lang w:eastAsia="pl-PL"/>
+        </w:rPr>
+        <w:t>adjusts its algorithm based on the feedback from the user.</w:t>
+      </w:r>
+    </w:p>
+    <w:p>
+      <w:pPr>
+        <w:spacing w:after="0" w:line="240" w:lineRule="auto"/>
+        <w:textAlignment w:val="baseline"/>
+        <w:rPr>
+          <w:rFonts w:ascii="Arial" w:eastAsia="Times New Roman" w:hAnsi="Arial" w:cs="Arial"/>
+          <w:color w:val="0D0D0D"/>
           <w:lang w:eastAsia="pl-PL"/>
         </w:rPr>
       </w:pPr>
@@ -4523,8 +6247,7 @@
           <w:szCs w:val="32"/>
           <w:lang w:eastAsia="pl-PL"/>
         </w:rPr>
-        <w:lastRenderedPageBreak/>
-        <w:t xml:space="preserve">UC3. </w:t>
+        <w:t>UC</w:t>
       </w:r>
       <w:r>
         <w:rPr>
@@ -4534,7 +6257,37 @@
           <w:szCs w:val="32"/>
           <w:lang w:eastAsia="pl-PL"/>
         </w:rPr>
-        <w:t>Writing Reviews</w:t>
+        <w:t>6</w:t>
+      </w:r>
+      <w:r>
+        <w:rPr>
+          <w:rFonts w:ascii="Arial" w:eastAsia="Times New Roman" w:hAnsi="Arial" w:cs="Arial"/>
+          <w:color w:val="000000"/>
+          <w:sz w:val="32"/>
+          <w:szCs w:val="32"/>
+          <w:lang w:eastAsia="pl-PL"/>
+        </w:rPr>
+        <w:t xml:space="preserve">. </w:t>
+      </w:r>
+      <w:r>
+        <w:rPr>
+          <w:rFonts w:ascii="Arial" w:eastAsia="Times New Roman" w:hAnsi="Arial" w:cs="Arial"/>
+          <w:color w:val="000000"/>
+          <w:sz w:val="32"/>
+          <w:szCs w:val="32"/>
+          <w:lang w:eastAsia="pl-PL"/>
+        </w:rPr>
+        <w:t>Notification Sett</w:t>
+      </w:r>
+      <w:r>
+        <w:rPr>
+          <w:rFonts w:ascii="Arial" w:eastAsia="Times New Roman" w:hAnsi="Arial" w:cs="Arial"/>
+          <w:color w:val="000000"/>
+          <w:sz w:val="32"/>
+          <w:szCs w:val="32"/>
+          <w:lang w:eastAsia="pl-PL"/>
+        </w:rPr>
+        <w:t>ings</w:t>
       </w:r>
     </w:p>
     <w:p>
@@ -4588,34 +6341,34 @@
           <w:color w:val="0D0D0D"/>
           <w:lang w:eastAsia="pl-PL"/>
         </w:rPr>
-        <w:t>2</w:t>
-      </w:r>
-    </w:p>
-    <w:p>
-      <w:pPr>
-        <w:spacing w:after="0" w:line="240" w:lineRule="auto"/>
-        <w:rPr>
-          <w:rFonts w:ascii="Arial" w:eastAsia="Times New Roman" w:hAnsi="Arial" w:cs="Arial"/>
-          <w:sz w:val="24"/>
-          <w:szCs w:val="24"/>
-          <w:lang w:eastAsia="pl-PL"/>
-        </w:rPr>
-      </w:pPr>
-      <w:r>
-        <w:rPr>
-          <w:rFonts w:ascii="Arial" w:eastAsia="Times New Roman" w:hAnsi="Arial" w:cs="Arial"/>
-          <w:color w:val="0D0D0D"/>
-          <w:lang w:eastAsia="pl-PL"/>
-        </w:rPr>
-        <w:t xml:space="preserve">Pre-conditions: Logged in as </w:t>
-      </w:r>
-      <w:r>
-        <w:rPr>
-          <w:rFonts w:ascii="Arial" w:eastAsia="Times New Roman" w:hAnsi="Arial" w:cs="Arial"/>
-          <w:color w:val="0D0D0D"/>
-          <w:lang w:eastAsia="pl-PL"/>
-        </w:rPr>
-        <w:t>a registered user</w:t>
+        <w:t>3</w:t>
+      </w:r>
+    </w:p>
+    <w:p>
+      <w:pPr>
+        <w:spacing w:after="0" w:line="240" w:lineRule="auto"/>
+        <w:rPr>
+          <w:rFonts w:ascii="Arial" w:eastAsia="Times New Roman" w:hAnsi="Arial" w:cs="Arial"/>
+          <w:sz w:val="24"/>
+          <w:szCs w:val="24"/>
+          <w:lang w:eastAsia="pl-PL"/>
+        </w:rPr>
+      </w:pPr>
+      <w:r>
+        <w:rPr>
+          <w:rFonts w:ascii="Arial" w:eastAsia="Times New Roman" w:hAnsi="Arial" w:cs="Arial"/>
+          <w:color w:val="0D0D0D"/>
+          <w:lang w:eastAsia="pl-PL"/>
+        </w:rPr>
+        <w:t xml:space="preserve">Pre-conditions: </w:t>
+      </w:r>
+      <w:r>
+        <w:rPr>
+          <w:rFonts w:ascii="Arial" w:eastAsia="Times New Roman" w:hAnsi="Arial" w:cs="Arial"/>
+          <w:color w:val="0D0D0D"/>
+          <w:lang w:eastAsia="pl-PL"/>
+        </w:rPr>
+        <w:t>Logged in as a registered user.</w:t>
       </w:r>
     </w:p>
     <w:p>
@@ -4646,6 +6399,231 @@
           <w:lang w:eastAsia="pl-PL"/>
         </w:rPr>
         <w:t>Main Success Scenario: </w:t>
+      </w:r>
+    </w:p>
+    <w:p>
+      <w:pPr>
+        <w:spacing w:after="0" w:line="240" w:lineRule="auto"/>
+        <w:ind w:left="1440"/>
+        <w:textAlignment w:val="baseline"/>
+        <w:rPr>
+          <w:rFonts w:ascii="Arial" w:eastAsia="Times New Roman" w:hAnsi="Arial" w:cs="Arial"/>
+          <w:color w:val="0D0D0D"/>
+          <w:sz w:val="24"/>
+          <w:szCs w:val="24"/>
+          <w:lang w:eastAsia="pl-PL"/>
+        </w:rPr>
+      </w:pPr>
+    </w:p>
+    <w:p>
+      <w:pPr>
+        <w:numPr>
+          <w:ilvl w:val="0"/>
+          <w:numId w:val="22"/>
+        </w:numPr>
+        <w:spacing w:after="0" w:line="240" w:lineRule="auto"/>
+        <w:textAlignment w:val="baseline"/>
+        <w:rPr>
+          <w:rFonts w:ascii="Arial" w:eastAsia="Times New Roman" w:hAnsi="Arial" w:cs="Arial"/>
+          <w:color w:val="0D0D0D"/>
+          <w:sz w:val="24"/>
+          <w:szCs w:val="24"/>
+          <w:lang w:eastAsia="pl-PL"/>
+        </w:rPr>
+      </w:pPr>
+      <w:r>
+        <w:rPr>
+          <w:rFonts w:ascii="Arial" w:eastAsia="Times New Roman" w:hAnsi="Arial" w:cs="Arial"/>
+          <w:color w:val="000000"/>
+          <w:lang w:eastAsia="pl-PL"/>
+        </w:rPr>
+        <w:t>The Actor uses his password and username to log in.</w:t>
+      </w:r>
+    </w:p>
+    <w:p>
+      <w:pPr>
+        <w:numPr>
+          <w:ilvl w:val="0"/>
+          <w:numId w:val="22"/>
+        </w:numPr>
+        <w:spacing w:after="0" w:line="240" w:lineRule="auto"/>
+        <w:textAlignment w:val="baseline"/>
+        <w:rPr>
+          <w:rFonts w:ascii="Arial" w:eastAsia="Times New Roman" w:hAnsi="Arial" w:cs="Arial"/>
+          <w:color w:val="0D0D0D"/>
+          <w:sz w:val="24"/>
+          <w:szCs w:val="24"/>
+          <w:lang w:eastAsia="pl-PL"/>
+        </w:rPr>
+      </w:pPr>
+      <w:r>
+        <w:rPr>
+          <w:rFonts w:ascii="Arial" w:eastAsia="Times New Roman" w:hAnsi="Arial" w:cs="Arial"/>
+          <w:color w:val="000000"/>
+          <w:lang w:eastAsia="pl-PL"/>
+        </w:rPr>
+        <w:t>The system checks if the username and password match the records in the Database.</w:t>
+      </w:r>
+    </w:p>
+    <w:p>
+      <w:pPr>
+        <w:numPr>
+          <w:ilvl w:val="0"/>
+          <w:numId w:val="22"/>
+        </w:numPr>
+        <w:spacing w:after="0" w:line="240" w:lineRule="auto"/>
+        <w:textAlignment w:val="baseline"/>
+        <w:rPr>
+          <w:rFonts w:ascii="Arial" w:eastAsia="Times New Roman" w:hAnsi="Arial" w:cs="Arial"/>
+          <w:color w:val="000000"/>
+          <w:lang w:eastAsia="pl-PL"/>
+        </w:rPr>
+      </w:pPr>
+      <w:r>
+        <w:rPr>
+          <w:rFonts w:ascii="Arial" w:eastAsia="Times New Roman" w:hAnsi="Arial" w:cs="Arial"/>
+          <w:color w:val="000000"/>
+          <w:lang w:eastAsia="pl-PL"/>
+        </w:rPr>
+        <w:t>The User navigates to the “</w:t>
+      </w:r>
+      <w:r>
+        <w:rPr>
+          <w:rFonts w:ascii="Arial" w:eastAsia="Times New Roman" w:hAnsi="Arial" w:cs="Arial"/>
+          <w:color w:val="000000"/>
+          <w:lang w:eastAsia="pl-PL"/>
+        </w:rPr>
+        <w:t>Notifications</w:t>
+      </w:r>
+      <w:r>
+        <w:rPr>
+          <w:rFonts w:ascii="Arial" w:eastAsia="Times New Roman" w:hAnsi="Arial" w:cs="Arial"/>
+          <w:color w:val="000000"/>
+          <w:lang w:eastAsia="pl-PL"/>
+        </w:rPr>
+        <w:t>” section.</w:t>
+      </w:r>
+    </w:p>
+    <w:p>
+      <w:pPr>
+        <w:numPr>
+          <w:ilvl w:val="0"/>
+          <w:numId w:val="22"/>
+        </w:numPr>
+        <w:spacing w:after="0" w:line="240" w:lineRule="auto"/>
+        <w:textAlignment w:val="baseline"/>
+        <w:rPr>
+          <w:rFonts w:ascii="Arial" w:eastAsia="Times New Roman" w:hAnsi="Arial" w:cs="Arial"/>
+          <w:sz w:val="24"/>
+          <w:szCs w:val="24"/>
+          <w:lang w:eastAsia="pl-PL"/>
+        </w:rPr>
+      </w:pPr>
+      <w:r>
+        <w:rPr>
+          <w:rFonts w:ascii="Arial" w:eastAsia="Times New Roman" w:hAnsi="Arial" w:cs="Arial"/>
+          <w:color w:val="000000"/>
+          <w:lang w:eastAsia="pl-PL"/>
+        </w:rPr>
+        <w:t xml:space="preserve">The system </w:t>
+      </w:r>
+      <w:r>
+        <w:rPr>
+          <w:rFonts w:ascii="Arial" w:eastAsia="Times New Roman" w:hAnsi="Arial" w:cs="Arial"/>
+          <w:color w:val="000000"/>
+          <w:lang w:eastAsia="pl-PL"/>
+        </w:rPr>
+        <w:t xml:space="preserve">displays options to enable/disable notifications for new releases, comments, likes, etc. </w:t>
+      </w:r>
+    </w:p>
+    <w:p>
+      <w:pPr>
+        <w:numPr>
+          <w:ilvl w:val="0"/>
+          <w:numId w:val="22"/>
+        </w:numPr>
+        <w:spacing w:after="0" w:line="240" w:lineRule="auto"/>
+        <w:textAlignment w:val="baseline"/>
+        <w:rPr>
+          <w:rFonts w:ascii="Arial" w:eastAsia="Times New Roman" w:hAnsi="Arial" w:cs="Arial"/>
+          <w:sz w:val="24"/>
+          <w:szCs w:val="24"/>
+          <w:lang w:eastAsia="pl-PL"/>
+        </w:rPr>
+      </w:pPr>
+      <w:r>
+        <w:rPr>
+          <w:rFonts w:ascii="Arial" w:eastAsia="Times New Roman" w:hAnsi="Arial" w:cs="Arial"/>
+          <w:color w:val="000000"/>
+          <w:lang w:eastAsia="pl-PL"/>
+        </w:rPr>
+        <w:t xml:space="preserve">The User </w:t>
+      </w:r>
+      <w:r>
+        <w:rPr>
+          <w:rFonts w:ascii="Arial" w:eastAsia="Times New Roman" w:hAnsi="Arial" w:cs="Arial"/>
+          <w:color w:val="000000"/>
+          <w:lang w:eastAsia="pl-PL"/>
+        </w:rPr>
+        <w:t>selects their preferred notification settings.</w:t>
+      </w:r>
+    </w:p>
+    <w:p>
+      <w:pPr>
+        <w:numPr>
+          <w:ilvl w:val="0"/>
+          <w:numId w:val="22"/>
+        </w:numPr>
+        <w:spacing w:after="0" w:line="240" w:lineRule="auto"/>
+        <w:textAlignment w:val="baseline"/>
+        <w:rPr>
+          <w:rFonts w:ascii="Arial" w:eastAsia="Times New Roman" w:hAnsi="Arial" w:cs="Arial"/>
+          <w:sz w:val="24"/>
+          <w:szCs w:val="24"/>
+          <w:lang w:eastAsia="pl-PL"/>
+        </w:rPr>
+      </w:pPr>
+      <w:r>
+        <w:rPr>
+          <w:rFonts w:ascii="Arial" w:eastAsia="Times New Roman" w:hAnsi="Arial" w:cs="Arial"/>
+          <w:color w:val="000000"/>
+          <w:lang w:eastAsia="pl-PL"/>
+        </w:rPr>
+        <w:t>The system saves their settings.</w:t>
+      </w:r>
+    </w:p>
+    <w:p>
+      <w:pPr>
+        <w:spacing w:after="0" w:line="240" w:lineRule="auto"/>
+        <w:ind w:left="1440"/>
+        <w:textAlignment w:val="baseline"/>
+        <w:rPr>
+          <w:rFonts w:ascii="Arial" w:eastAsia="Times New Roman" w:hAnsi="Arial" w:cs="Arial"/>
+          <w:sz w:val="24"/>
+          <w:szCs w:val="24"/>
+          <w:lang w:eastAsia="pl-PL"/>
+        </w:rPr>
+      </w:pPr>
+    </w:p>
+    <w:p>
+      <w:pPr>
+        <w:spacing w:after="0" w:line="240" w:lineRule="auto"/>
+        <w:rPr>
+          <w:rFonts w:ascii="Arial" w:eastAsia="Times New Roman" w:hAnsi="Arial" w:cs="Arial"/>
+          <w:sz w:val="24"/>
+          <w:szCs w:val="24"/>
+          <w:lang w:eastAsia="pl-PL"/>
+        </w:rPr>
+      </w:pPr>
+      <w:r>
+        <w:rPr>
+          <w:rFonts w:ascii="Arial" w:eastAsia="Times New Roman" w:hAnsi="Arial" w:cs="Arial"/>
+          <w:b/>
+          <w:bCs/>
+          <w:color w:val="0D0D0D"/>
+          <w:lang w:eastAsia="pl-PL"/>
+        </w:rPr>
+        <w:t>Extensions:</w:t>
       </w:r>
     </w:p>
     <w:p>
@@ -4655,787 +6633,127 @@
         <w:textAlignment w:val="baseline"/>
         <w:rPr>
           <w:rFonts w:ascii="Arial" w:eastAsia="Times New Roman" w:hAnsi="Arial" w:cs="Arial"/>
-          <w:color w:val="000000"/>
-          <w:lang w:eastAsia="pl-PL"/>
-        </w:rPr>
-      </w:pPr>
+          <w:color w:val="0D0D0D"/>
+          <w:lang w:eastAsia="pl-PL"/>
+        </w:rPr>
+      </w:pPr>
+      <w:r>
+        <w:rPr>
+          <w:rFonts w:ascii="Arial" w:eastAsia="Times New Roman" w:hAnsi="Arial" w:cs="Arial"/>
+          <w:color w:val="0D0D0D"/>
+          <w:lang w:eastAsia="pl-PL"/>
+        </w:rPr>
+        <w:t> </w:t>
+      </w:r>
     </w:p>
     <w:p>
       <w:pPr>
         <w:numPr>
           <w:ilvl w:val="0"/>
-          <w:numId w:val="10"/>
+          <w:numId w:val="23"/>
         </w:numPr>
         <w:spacing w:after="0" w:line="240" w:lineRule="auto"/>
         <w:textAlignment w:val="baseline"/>
         <w:rPr>
           <w:rFonts w:ascii="Arial" w:eastAsia="Times New Roman" w:hAnsi="Arial" w:cs="Arial"/>
-          <w:color w:val="000000"/>
-          <w:lang w:eastAsia="pl-PL"/>
-        </w:rPr>
-      </w:pPr>
-      <w:r>
-        <w:rPr>
-          <w:rFonts w:ascii="Arial" w:eastAsia="Times New Roman" w:hAnsi="Arial" w:cs="Arial"/>
-          <w:color w:val="000000"/>
-          <w:lang w:eastAsia="pl-PL"/>
-        </w:rPr>
-        <w:t>T</w:t>
-      </w:r>
-      <w:r>
-        <w:rPr>
-          <w:rFonts w:ascii="Arial" w:eastAsia="Times New Roman" w:hAnsi="Arial" w:cs="Arial"/>
-          <w:color w:val="000000"/>
-          <w:lang w:eastAsia="pl-PL"/>
-        </w:rPr>
-        <w:t>he User selects "Write Review" for a song, album, or artist.</w:t>
+          <w:color w:val="0D0D0D"/>
+          <w:lang w:eastAsia="pl-PL"/>
+        </w:rPr>
+      </w:pPr>
+      <w:r>
+        <w:rPr>
+          <w:rFonts w:ascii="Arial" w:eastAsia="Times New Roman" w:hAnsi="Arial" w:cs="Arial"/>
+          <w:color w:val="0D0D0D"/>
+          <w:lang w:eastAsia="pl-PL"/>
+        </w:rPr>
+        <w:t xml:space="preserve">The </w:t>
+      </w:r>
+      <w:r>
+        <w:rPr>
+          <w:rFonts w:ascii="Arial" w:eastAsia="Times New Roman" w:hAnsi="Arial" w:cs="Arial"/>
+          <w:color w:val="0D0D0D"/>
+          <w:lang w:eastAsia="pl-PL"/>
+        </w:rPr>
+        <w:t>u</w:t>
+      </w:r>
+      <w:r>
+        <w:rPr>
+          <w:rFonts w:ascii="Arial" w:eastAsia="Times New Roman" w:hAnsi="Arial" w:cs="Arial"/>
+          <w:color w:val="0D0D0D"/>
+          <w:lang w:eastAsia="pl-PL"/>
+        </w:rPr>
+        <w:t xml:space="preserve">sername and </w:t>
+      </w:r>
+      <w:r>
+        <w:rPr>
+          <w:rFonts w:ascii="Arial" w:eastAsia="Times New Roman" w:hAnsi="Arial" w:cs="Arial"/>
+          <w:color w:val="0D0D0D"/>
+          <w:lang w:eastAsia="pl-PL"/>
+        </w:rPr>
+        <w:t>p</w:t>
+      </w:r>
+      <w:r>
+        <w:rPr>
+          <w:rFonts w:ascii="Arial" w:eastAsia="Times New Roman" w:hAnsi="Arial" w:cs="Arial"/>
+          <w:color w:val="0D0D0D"/>
+          <w:lang w:eastAsia="pl-PL"/>
+        </w:rPr>
+        <w:t>assword don’t match the records in the Database.</w:t>
       </w:r>
     </w:p>
     <w:p>
       <w:pPr>
         <w:numPr>
           <w:ilvl w:val="0"/>
-          <w:numId w:val="10"/>
+          <w:numId w:val="24"/>
         </w:numPr>
         <w:spacing w:after="0" w:line="240" w:lineRule="auto"/>
         <w:textAlignment w:val="baseline"/>
         <w:rPr>
           <w:rFonts w:ascii="Arial" w:eastAsia="Times New Roman" w:hAnsi="Arial" w:cs="Arial"/>
-          <w:color w:val="000000"/>
-          <w:lang w:eastAsia="pl-PL"/>
-        </w:rPr>
-      </w:pPr>
-      <w:r>
-        <w:rPr>
-          <w:rFonts w:ascii="Arial" w:eastAsia="Times New Roman" w:hAnsi="Arial" w:cs="Arial"/>
-          <w:color w:val="000000"/>
-          <w:lang w:eastAsia="pl-PL"/>
-        </w:rPr>
-        <w:t>T</w:t>
-      </w:r>
-      <w:r>
-        <w:rPr>
-          <w:rFonts w:ascii="Arial" w:eastAsia="Times New Roman" w:hAnsi="Arial" w:cs="Arial"/>
-          <w:color w:val="000000"/>
-          <w:lang w:eastAsia="pl-PL"/>
-        </w:rPr>
-        <w:t>he system displays a form for the user to write their review.</w:t>
+          <w:color w:val="0D0D0D"/>
+          <w:lang w:eastAsia="pl-PL"/>
+        </w:rPr>
+      </w:pPr>
+      <w:r>
+        <w:rPr>
+          <w:rFonts w:ascii="Arial" w:eastAsia="Times New Roman" w:hAnsi="Arial" w:cs="Arial"/>
+          <w:color w:val="0D0D0D"/>
+          <w:lang w:eastAsia="pl-PL"/>
+        </w:rPr>
+        <w:t>The System tells the Actor that the password and username don’t match any known User.</w:t>
       </w:r>
     </w:p>
     <w:p>
       <w:pPr>
         <w:numPr>
           <w:ilvl w:val="0"/>
-          <w:numId w:val="10"/>
+          <w:numId w:val="25"/>
         </w:numPr>
         <w:spacing w:after="0" w:line="240" w:lineRule="auto"/>
         <w:textAlignment w:val="baseline"/>
         <w:rPr>
           <w:rFonts w:ascii="Arial" w:eastAsia="Times New Roman" w:hAnsi="Arial" w:cs="Arial"/>
-          <w:color w:val="000000"/>
-          <w:lang w:eastAsia="pl-PL"/>
-        </w:rPr>
-      </w:pPr>
-      <w:r>
-        <w:rPr>
-          <w:rFonts w:ascii="Arial" w:eastAsia="Times New Roman" w:hAnsi="Arial" w:cs="Arial"/>
-          <w:color w:val="000000"/>
-          <w:lang w:eastAsia="pl-PL"/>
-        </w:rPr>
-        <w:t>T</w:t>
-      </w:r>
-      <w:r>
-        <w:rPr>
-          <w:rFonts w:ascii="Arial" w:eastAsia="Times New Roman" w:hAnsi="Arial" w:cs="Arial"/>
-          <w:color w:val="000000"/>
-          <w:lang w:eastAsia="pl-PL"/>
-        </w:rPr>
-        <w:t>he User fills in the review details and submits.</w:t>
-      </w:r>
-    </w:p>
-    <w:p>
-      <w:pPr>
-        <w:numPr>
-          <w:ilvl w:val="0"/>
-          <w:numId w:val="10"/>
-        </w:numPr>
-        <w:spacing w:after="0" w:line="240" w:lineRule="auto"/>
-        <w:textAlignment w:val="baseline"/>
-        <w:rPr>
-          <w:rFonts w:ascii="Arial" w:eastAsia="Times New Roman" w:hAnsi="Arial" w:cs="Arial"/>
-          <w:color w:val="000000"/>
-          <w:lang w:eastAsia="pl-PL"/>
-        </w:rPr>
-      </w:pPr>
-      <w:r>
-        <w:rPr>
-          <w:rFonts w:ascii="Arial" w:eastAsia="Times New Roman" w:hAnsi="Arial" w:cs="Arial"/>
-          <w:color w:val="000000"/>
-          <w:lang w:eastAsia="pl-PL"/>
-        </w:rPr>
-        <w:t>Th</w:t>
-      </w:r>
-      <w:r>
-        <w:rPr>
-          <w:rFonts w:ascii="Arial" w:eastAsia="Times New Roman" w:hAnsi="Arial" w:cs="Arial"/>
-          <w:color w:val="000000"/>
-          <w:lang w:eastAsia="pl-PL"/>
-        </w:rPr>
-        <w:t>e system saves the review and displays it on the relevant page.</w:t>
-      </w:r>
-    </w:p>
-    <w:p>
-      <w:pPr>
-        <w:spacing w:after="0" w:line="240" w:lineRule="auto"/>
-        <w:textAlignment w:val="baseline"/>
-        <w:rPr>
-          <w:rFonts w:ascii="Arial" w:eastAsia="Times New Roman" w:hAnsi="Arial" w:cs="Arial"/>
-          <w:color w:val="000000"/>
-          <w:lang w:eastAsia="pl-PL"/>
-        </w:rPr>
-      </w:pPr>
-    </w:p>
-    <w:p>
-      <w:pPr>
-        <w:spacing w:after="0" w:line="240" w:lineRule="auto"/>
-        <w:rPr>
-          <w:rFonts w:ascii="Arial" w:eastAsia="Times New Roman" w:hAnsi="Arial" w:cs="Arial"/>
-          <w:sz w:val="24"/>
-          <w:szCs w:val="24"/>
-          <w:lang w:eastAsia="pl-PL"/>
-        </w:rPr>
-      </w:pPr>
-      <w:r>
-        <w:rPr>
-          <w:rFonts w:ascii="Arial" w:eastAsia="Times New Roman" w:hAnsi="Arial" w:cs="Arial"/>
-          <w:b/>
-          <w:bCs/>
-          <w:color w:val="000000"/>
-          <w:lang w:eastAsia="pl-PL"/>
-        </w:rPr>
-        <w:t>Extensions:</w:t>
-      </w:r>
-    </w:p>
-    <w:p>
-      <w:pPr>
-        <w:spacing w:after="0" w:line="240" w:lineRule="auto"/>
-        <w:ind w:left="720"/>
-        <w:textAlignment w:val="baseline"/>
-        <w:rPr>
-          <w:rFonts w:ascii="Arial" w:eastAsia="Times New Roman" w:hAnsi="Arial" w:cs="Arial"/>
-          <w:sz w:val="24"/>
-          <w:szCs w:val="24"/>
-          <w:lang w:eastAsia="pl-PL"/>
-        </w:rPr>
-      </w:pPr>
-    </w:p>
-    <w:p>
-      <w:pPr>
-        <w:numPr>
-          <w:ilvl w:val="0"/>
-          <w:numId w:val="11"/>
-        </w:numPr>
-        <w:spacing w:after="0" w:line="240" w:lineRule="auto"/>
-        <w:textAlignment w:val="baseline"/>
-        <w:rPr>
-          <w:rFonts w:ascii="Arial" w:eastAsia="Times New Roman" w:hAnsi="Arial" w:cs="Arial"/>
-          <w:sz w:val="24"/>
-          <w:szCs w:val="24"/>
-          <w:lang w:eastAsia="pl-PL"/>
-        </w:rPr>
-      </w:pPr>
-      <w:r>
-        <w:rPr>
-          <w:rFonts w:ascii="Arial" w:eastAsia="Times New Roman" w:hAnsi="Arial" w:cs="Arial"/>
-          <w:color w:val="0D0D0D"/>
-          <w:lang w:eastAsia="pl-PL"/>
-        </w:rPr>
-        <w:t>I</w:t>
-      </w:r>
-      <w:r>
-        <w:rPr>
-          <w:rFonts w:ascii="Arial" w:eastAsia="Times New Roman" w:hAnsi="Arial" w:cs="Arial"/>
-          <w:color w:val="0D0D0D"/>
-          <w:lang w:eastAsia="pl-PL"/>
-        </w:rPr>
-        <w:t>f the review submission encounters errors, the system prompts the User to correct them.</w:t>
-      </w:r>
-    </w:p>
-    <w:p>
-      <w:pPr>
-        <w:spacing w:before="360" w:after="120" w:line="240" w:lineRule="auto"/>
-        <w:outlineLvl w:val="1"/>
-        <w:rPr>
-          <w:rFonts w:ascii="Arial" w:eastAsia="Times New Roman" w:hAnsi="Arial" w:cs="Arial"/>
-          <w:b/>
-          <w:bCs/>
-          <w:sz w:val="36"/>
-          <w:szCs w:val="36"/>
-          <w:lang w:eastAsia="pl-PL"/>
-        </w:rPr>
-      </w:pPr>
-      <w:r>
-        <w:rPr>
-          <w:rFonts w:ascii="Arial" w:eastAsia="Times New Roman" w:hAnsi="Arial" w:cs="Arial"/>
-          <w:color w:val="000000"/>
-          <w:sz w:val="32"/>
-          <w:szCs w:val="32"/>
-          <w:lang w:eastAsia="pl-PL"/>
-        </w:rPr>
-        <w:t>UC</w:t>
-      </w:r>
-      <w:r>
-        <w:rPr>
-          <w:rFonts w:ascii="Arial" w:eastAsia="Times New Roman" w:hAnsi="Arial" w:cs="Arial"/>
-          <w:color w:val="000000"/>
-          <w:sz w:val="32"/>
-          <w:szCs w:val="32"/>
-          <w:lang w:eastAsia="pl-PL"/>
-        </w:rPr>
-        <w:t>4</w:t>
-      </w:r>
-      <w:r>
-        <w:rPr>
-          <w:rFonts w:ascii="Arial" w:eastAsia="Times New Roman" w:hAnsi="Arial" w:cs="Arial"/>
-          <w:color w:val="000000"/>
-          <w:sz w:val="32"/>
-          <w:szCs w:val="32"/>
-          <w:lang w:eastAsia="pl-PL"/>
-        </w:rPr>
-        <w:t>. Admin Login</w:t>
-      </w:r>
-    </w:p>
-    <w:p>
-      <w:pPr>
-        <w:spacing w:after="0" w:line="240" w:lineRule="auto"/>
-        <w:rPr>
-          <w:rFonts w:ascii="Arial" w:eastAsia="Times New Roman" w:hAnsi="Arial" w:cs="Arial"/>
-          <w:sz w:val="24"/>
-          <w:szCs w:val="24"/>
-          <w:lang w:eastAsia="pl-PL"/>
-        </w:rPr>
-      </w:pPr>
-      <w:r>
-        <w:rPr>
-          <w:rFonts w:ascii="Arial" w:eastAsia="Times New Roman" w:hAnsi="Arial" w:cs="Arial"/>
-          <w:color w:val="0D0D0D"/>
-          <w:lang w:eastAsia="pl-PL"/>
-        </w:rPr>
-        <w:t xml:space="preserve">Actor: </w:t>
-      </w:r>
-      <w:r>
-        <w:rPr>
-          <w:rFonts w:ascii="Arial" w:eastAsia="Times New Roman" w:hAnsi="Arial" w:cs="Arial"/>
-          <w:color w:val="0D0D0D"/>
-          <w:lang w:eastAsia="pl-PL"/>
-        </w:rPr>
-        <w:t>Admin</w:t>
-      </w:r>
-    </w:p>
-    <w:p>
-      <w:pPr>
-        <w:spacing w:after="0" w:line="240" w:lineRule="auto"/>
-        <w:rPr>
-          <w:rFonts w:ascii="Arial" w:eastAsia="Times New Roman" w:hAnsi="Arial" w:cs="Arial"/>
-          <w:sz w:val="24"/>
-          <w:szCs w:val="24"/>
-          <w:lang w:eastAsia="pl-PL"/>
-        </w:rPr>
-      </w:pPr>
-      <w:r>
-        <w:rPr>
-          <w:rFonts w:ascii="Arial" w:eastAsia="Times New Roman" w:hAnsi="Arial" w:cs="Arial"/>
-          <w:color w:val="0D0D0D"/>
-          <w:lang w:eastAsia="pl-PL"/>
-        </w:rPr>
-        <w:t>Requirement: FR1, FR</w:t>
-      </w:r>
-      <w:r>
-        <w:rPr>
-          <w:rFonts w:ascii="Arial" w:eastAsia="Times New Roman" w:hAnsi="Arial" w:cs="Arial"/>
-          <w:color w:val="0D0D0D"/>
-          <w:lang w:eastAsia="pl-PL"/>
-        </w:rPr>
-        <w:t>2</w:t>
-      </w:r>
-      <w:r>
-        <w:rPr>
-          <w:rFonts w:ascii="Arial" w:eastAsia="Times New Roman" w:hAnsi="Arial" w:cs="Arial"/>
-          <w:color w:val="0D0D0D"/>
-          <w:lang w:eastAsia="pl-PL"/>
-        </w:rPr>
-        <w:t>, FR3, FR4</w:t>
-      </w:r>
-    </w:p>
-    <w:p>
-      <w:pPr>
-        <w:spacing w:after="0" w:line="240" w:lineRule="auto"/>
-        <w:rPr>
-          <w:rFonts w:ascii="Arial" w:eastAsia="Times New Roman" w:hAnsi="Arial" w:cs="Arial"/>
-          <w:sz w:val="24"/>
-          <w:szCs w:val="24"/>
-          <w:lang w:eastAsia="pl-PL"/>
-        </w:rPr>
-      </w:pPr>
-      <w:r>
-        <w:rPr>
-          <w:rFonts w:ascii="Arial" w:eastAsia="Times New Roman" w:hAnsi="Arial" w:cs="Arial"/>
-          <w:color w:val="0D0D0D"/>
-          <w:lang w:eastAsia="pl-PL"/>
-        </w:rPr>
-        <w:t>Pre-conditions: Admin</w:t>
-      </w:r>
-      <w:r>
-        <w:rPr>
-          <w:rFonts w:ascii="Arial" w:eastAsia="Times New Roman" w:hAnsi="Arial" w:cs="Arial"/>
-          <w:color w:val="0D0D0D"/>
-          <w:lang w:eastAsia="pl-PL"/>
-        </w:rPr>
-        <w:t xml:space="preserve"> </w:t>
-      </w:r>
-      <w:r>
-        <w:rPr>
-          <w:rFonts w:ascii="Arial" w:eastAsia="Times New Roman" w:hAnsi="Arial" w:cs="Arial"/>
-          <w:color w:val="0D0D0D"/>
-          <w:lang w:eastAsia="pl-PL"/>
-        </w:rPr>
-        <w:t>opens App</w:t>
-      </w:r>
-    </w:p>
-    <w:p>
-      <w:pPr>
-        <w:spacing w:after="0" w:line="240" w:lineRule="auto"/>
-        <w:rPr>
-          <w:rFonts w:ascii="Arial" w:eastAsia="Times New Roman" w:hAnsi="Arial" w:cs="Arial"/>
-          <w:sz w:val="24"/>
-          <w:szCs w:val="24"/>
-          <w:lang w:eastAsia="pl-PL"/>
-        </w:rPr>
-      </w:pPr>
-    </w:p>
-    <w:p>
-      <w:pPr>
-        <w:spacing w:after="0" w:line="240" w:lineRule="auto"/>
-        <w:rPr>
-          <w:rFonts w:ascii="Arial" w:eastAsia="Times New Roman" w:hAnsi="Arial" w:cs="Arial"/>
-          <w:sz w:val="24"/>
-          <w:szCs w:val="24"/>
-          <w:lang w:eastAsia="pl-PL"/>
-        </w:rPr>
-      </w:pPr>
-      <w:r>
-        <w:rPr>
-          <w:rFonts w:ascii="Arial" w:eastAsia="Times New Roman" w:hAnsi="Arial" w:cs="Arial"/>
-          <w:color w:val="0D0D0D"/>
-          <w:lang w:eastAsia="pl-PL"/>
-        </w:rPr>
-        <w:t>Main Success Scenario: </w:t>
-      </w:r>
-    </w:p>
-    <w:p>
-      <w:pPr>
-        <w:spacing w:after="0" w:line="240" w:lineRule="auto"/>
-        <w:ind w:left="1440"/>
-        <w:textAlignment w:val="baseline"/>
-        <w:rPr>
-          <w:rFonts w:ascii="Arial" w:eastAsia="Times New Roman" w:hAnsi="Arial" w:cs="Arial"/>
-          <w:color w:val="0D0D0D"/>
-          <w:sz w:val="24"/>
-          <w:szCs w:val="24"/>
-          <w:lang w:eastAsia="pl-PL"/>
-        </w:rPr>
-      </w:pPr>
-    </w:p>
-    <w:p>
-      <w:pPr>
-        <w:numPr>
-          <w:ilvl w:val="0"/>
-          <w:numId w:val="17"/>
-        </w:numPr>
-        <w:spacing w:after="0" w:line="240" w:lineRule="auto"/>
-        <w:ind w:left="1440"/>
-        <w:textAlignment w:val="baseline"/>
-        <w:rPr>
-          <w:rFonts w:ascii="Arial" w:eastAsia="Times New Roman" w:hAnsi="Arial" w:cs="Arial"/>
-          <w:color w:val="0D0D0D"/>
-          <w:sz w:val="24"/>
-          <w:szCs w:val="24"/>
-          <w:lang w:eastAsia="pl-PL"/>
-        </w:rPr>
-      </w:pPr>
-      <w:r>
-        <w:rPr>
-          <w:rFonts w:ascii="Arial" w:eastAsia="Times New Roman" w:hAnsi="Arial" w:cs="Arial"/>
-          <w:color w:val="000000"/>
-          <w:lang w:eastAsia="pl-PL"/>
-        </w:rPr>
-        <w:t>The Actor uses his password and username to log in.</w:t>
-      </w:r>
-    </w:p>
-    <w:p>
-      <w:pPr>
-        <w:numPr>
-          <w:ilvl w:val="0"/>
-          <w:numId w:val="17"/>
-        </w:numPr>
-        <w:spacing w:after="0" w:line="240" w:lineRule="auto"/>
-        <w:ind w:left="1440"/>
-        <w:textAlignment w:val="baseline"/>
-        <w:rPr>
-          <w:rFonts w:ascii="Arial" w:eastAsia="Times New Roman" w:hAnsi="Arial" w:cs="Arial"/>
-          <w:color w:val="000000"/>
-          <w:lang w:eastAsia="pl-PL"/>
-        </w:rPr>
-      </w:pPr>
-      <w:r>
-        <w:rPr>
-          <w:rFonts w:ascii="Arial" w:eastAsia="Times New Roman" w:hAnsi="Arial" w:cs="Arial"/>
-          <w:color w:val="000000"/>
-          <w:lang w:eastAsia="pl-PL"/>
-        </w:rPr>
-        <w:t>The system displays a Dashboard with</w:t>
-      </w:r>
-      <w:r>
-        <w:rPr>
-          <w:rFonts w:ascii="Arial" w:eastAsia="Times New Roman" w:hAnsi="Arial" w:cs="Arial"/>
-          <w:color w:val="000000"/>
-          <w:lang w:eastAsia="pl-PL"/>
-        </w:rPr>
-        <w:t xml:space="preserve"> </w:t>
-      </w:r>
-      <w:r>
-        <w:rPr>
-          <w:rFonts w:ascii="Arial" w:eastAsia="Times New Roman" w:hAnsi="Arial" w:cs="Arial"/>
-          <w:color w:val="000000"/>
-          <w:lang w:eastAsia="pl-PL"/>
-        </w:rPr>
-        <w:t xml:space="preserve">three buttons to navigate through the system. Users, </w:t>
-      </w:r>
-      <w:r>
-        <w:rPr>
-          <w:rFonts w:ascii="Arial" w:eastAsia="Times New Roman" w:hAnsi="Arial" w:cs="Arial"/>
-          <w:color w:val="000000"/>
-          <w:lang w:eastAsia="pl-PL"/>
-        </w:rPr>
-        <w:t>Music,</w:t>
-      </w:r>
-      <w:r>
-        <w:rPr>
-          <w:rFonts w:ascii="Arial" w:eastAsia="Times New Roman" w:hAnsi="Arial" w:cs="Arial"/>
-          <w:color w:val="000000"/>
-          <w:lang w:eastAsia="pl-PL"/>
-        </w:rPr>
-        <w:t xml:space="preserve"> and Reviews</w:t>
-      </w:r>
-    </w:p>
-    <w:p>
-      <w:pPr>
-        <w:numPr>
-          <w:ilvl w:val="0"/>
-          <w:numId w:val="17"/>
-        </w:numPr>
-        <w:spacing w:after="0" w:line="240" w:lineRule="auto"/>
-        <w:ind w:left="1440"/>
-        <w:textAlignment w:val="baseline"/>
-        <w:rPr>
-          <w:rFonts w:ascii="Arial" w:eastAsia="Times New Roman" w:hAnsi="Arial" w:cs="Arial"/>
-          <w:color w:val="000000"/>
-          <w:lang w:eastAsia="pl-PL"/>
-        </w:rPr>
-      </w:pPr>
-      <w:r>
-        <w:rPr>
-          <w:rFonts w:ascii="Arial" w:eastAsia="Times New Roman" w:hAnsi="Arial" w:cs="Arial"/>
-          <w:color w:val="000000"/>
-          <w:lang w:eastAsia="pl-PL"/>
-        </w:rPr>
-        <w:t xml:space="preserve">The actor </w:t>
-      </w:r>
-      <w:r>
-        <w:rPr>
-          <w:rFonts w:ascii="Arial" w:eastAsia="Times New Roman" w:hAnsi="Arial" w:cs="Arial"/>
-          <w:color w:val="000000"/>
-          <w:lang w:eastAsia="pl-PL"/>
-        </w:rPr>
-        <w:t xml:space="preserve">selects one of the buttons </w:t>
-      </w:r>
-      <w:r>
-        <w:rPr>
-          <w:rFonts w:ascii="Arial" w:eastAsia="Times New Roman" w:hAnsi="Arial" w:cs="Arial"/>
-          <w:color w:val="000000"/>
-          <w:lang w:eastAsia="pl-PL"/>
-        </w:rPr>
-        <w:t>depending on what they want to do.</w:t>
-      </w:r>
-    </w:p>
-    <w:p>
-      <w:pPr>
-        <w:numPr>
-          <w:ilvl w:val="0"/>
-          <w:numId w:val="17"/>
-        </w:numPr>
-        <w:spacing w:after="0" w:line="240" w:lineRule="auto"/>
-        <w:ind w:left="1440"/>
-        <w:textAlignment w:val="baseline"/>
-        <w:rPr>
-          <w:rFonts w:ascii="Arial" w:eastAsia="Times New Roman" w:hAnsi="Arial" w:cs="Arial"/>
-          <w:color w:val="0D0D0D"/>
-          <w:sz w:val="24"/>
-          <w:szCs w:val="24"/>
-          <w:lang w:eastAsia="pl-PL"/>
-        </w:rPr>
-      </w:pPr>
-      <w:r>
-        <w:rPr>
-          <w:rFonts w:ascii="Arial" w:eastAsia="Times New Roman" w:hAnsi="Arial" w:cs="Arial"/>
-          <w:color w:val="000000"/>
-          <w:lang w:eastAsia="pl-PL"/>
-        </w:rPr>
-        <w:t xml:space="preserve">The system </w:t>
-      </w:r>
-      <w:r>
-        <w:rPr>
-          <w:rFonts w:ascii="Arial" w:eastAsia="Times New Roman" w:hAnsi="Arial" w:cs="Arial"/>
-          <w:color w:val="000000"/>
-          <w:lang w:eastAsia="pl-PL"/>
-        </w:rPr>
-        <w:t>opens the appropriate form</w:t>
-      </w:r>
-      <w:r>
-        <w:rPr>
-          <w:rFonts w:ascii="Arial" w:eastAsia="Times New Roman" w:hAnsi="Arial" w:cs="Arial"/>
-          <w:color w:val="000000"/>
-          <w:lang w:eastAsia="pl-PL"/>
-        </w:rPr>
-        <w:t>.</w:t>
-      </w:r>
-    </w:p>
-    <w:p>
-      <w:pPr>
-        <w:numPr>
-          <w:ilvl w:val="0"/>
-          <w:numId w:val="17"/>
-        </w:numPr>
-        <w:spacing w:after="0" w:line="240" w:lineRule="auto"/>
-        <w:ind w:left="1440"/>
-        <w:textAlignment w:val="baseline"/>
-        <w:rPr>
-          <w:rFonts w:ascii="Arial" w:eastAsia="Times New Roman" w:hAnsi="Arial" w:cs="Arial"/>
-          <w:color w:val="000000"/>
-          <w:lang w:eastAsia="pl-PL"/>
-        </w:rPr>
-      </w:pPr>
-      <w:r>
-        <w:rPr>
-          <w:rFonts w:ascii="Arial" w:eastAsia="Times New Roman" w:hAnsi="Arial" w:cs="Arial"/>
-          <w:color w:val="000000"/>
-          <w:lang w:eastAsia="pl-PL"/>
-        </w:rPr>
-        <w:t xml:space="preserve">The actor </w:t>
-      </w:r>
-      <w:r>
-        <w:rPr>
-          <w:rFonts w:ascii="Arial" w:eastAsia="Times New Roman" w:hAnsi="Arial" w:cs="Arial"/>
-          <w:color w:val="000000"/>
-          <w:lang w:eastAsia="pl-PL"/>
-        </w:rPr>
-        <w:t>does or changes what he wants</w:t>
-      </w:r>
-      <w:r>
-        <w:rPr>
-          <w:rFonts w:ascii="Arial" w:eastAsia="Times New Roman" w:hAnsi="Arial" w:cs="Arial"/>
-          <w:color w:val="000000"/>
-          <w:lang w:eastAsia="pl-PL"/>
-        </w:rPr>
-        <w:t>.</w:t>
-      </w:r>
-    </w:p>
-    <w:p>
-      <w:pPr>
-        <w:numPr>
-          <w:ilvl w:val="0"/>
-          <w:numId w:val="17"/>
-        </w:numPr>
-        <w:spacing w:after="0" w:line="240" w:lineRule="auto"/>
-        <w:ind w:left="1440"/>
-        <w:textAlignment w:val="baseline"/>
-        <w:rPr>
-          <w:rFonts w:ascii="Arial" w:eastAsia="Times New Roman" w:hAnsi="Arial" w:cs="Arial"/>
-          <w:color w:val="0D0D0D"/>
-          <w:lang w:eastAsia="pl-PL"/>
-        </w:rPr>
-      </w:pPr>
-      <w:r>
-        <w:rPr>
-          <w:rFonts w:ascii="Arial" w:eastAsia="Times New Roman" w:hAnsi="Arial" w:cs="Arial"/>
-          <w:color w:val="0D0D0D"/>
-          <w:lang w:eastAsia="pl-PL"/>
-        </w:rPr>
-        <w:t xml:space="preserve">The system </w:t>
-      </w:r>
-      <w:r>
-        <w:rPr>
-          <w:rFonts w:ascii="Arial" w:eastAsia="Times New Roman" w:hAnsi="Arial" w:cs="Arial"/>
-          <w:color w:val="0D0D0D"/>
-          <w:lang w:eastAsia="pl-PL"/>
-        </w:rPr>
-        <w:t>saves the changes if any were made.</w:t>
-      </w:r>
-    </w:p>
-    <w:p>
-      <w:pPr>
-        <w:spacing w:after="0" w:line="240" w:lineRule="auto"/>
-        <w:rPr>
-          <w:rFonts w:ascii="Arial" w:eastAsia="Times New Roman" w:hAnsi="Arial" w:cs="Arial"/>
-          <w:sz w:val="24"/>
-          <w:szCs w:val="24"/>
-          <w:lang w:eastAsia="pl-PL"/>
-        </w:rPr>
-      </w:pPr>
-    </w:p>
-    <w:p>
-      <w:pPr>
-        <w:spacing w:after="0" w:line="240" w:lineRule="auto"/>
-        <w:rPr>
-          <w:rFonts w:ascii="Arial" w:eastAsia="Times New Roman" w:hAnsi="Arial" w:cs="Arial"/>
-          <w:sz w:val="24"/>
-          <w:szCs w:val="24"/>
-          <w:lang w:eastAsia="pl-PL"/>
-        </w:rPr>
-      </w:pPr>
-      <w:r>
-        <w:rPr>
-          <w:rFonts w:ascii="Arial" w:eastAsia="Times New Roman" w:hAnsi="Arial" w:cs="Arial"/>
-          <w:b/>
-          <w:bCs/>
-          <w:color w:val="0D0D0D"/>
-          <w:lang w:eastAsia="pl-PL"/>
-        </w:rPr>
-        <w:t>Extensions:</w:t>
-      </w:r>
-    </w:p>
-    <w:p>
-      <w:pPr>
-        <w:spacing w:after="0" w:line="240" w:lineRule="auto"/>
-        <w:ind w:left="720"/>
-        <w:textAlignment w:val="baseline"/>
-        <w:rPr>
-          <w:rFonts w:ascii="Arial" w:eastAsia="Times New Roman" w:hAnsi="Arial" w:cs="Arial"/>
-          <w:color w:val="0D0D0D"/>
-          <w:lang w:eastAsia="pl-PL"/>
-        </w:rPr>
-      </w:pPr>
-      <w:r>
-        <w:rPr>
-          <w:rFonts w:ascii="Arial" w:eastAsia="Times New Roman" w:hAnsi="Arial" w:cs="Arial"/>
-          <w:color w:val="0D0D0D"/>
-          <w:lang w:eastAsia="pl-PL"/>
-        </w:rPr>
-        <w:t> </w:t>
-      </w:r>
-    </w:p>
-    <w:p>
-      <w:pPr>
-        <w:numPr>
-          <w:ilvl w:val="0"/>
-          <w:numId w:val="18"/>
-        </w:numPr>
-        <w:spacing w:after="0" w:line="240" w:lineRule="auto"/>
-        <w:textAlignment w:val="baseline"/>
-        <w:rPr>
-          <w:rFonts w:ascii="Arial" w:eastAsia="Times New Roman" w:hAnsi="Arial" w:cs="Arial"/>
-          <w:color w:val="0D0D0D"/>
-          <w:lang w:eastAsia="pl-PL"/>
-        </w:rPr>
-      </w:pPr>
-      <w:r>
-        <w:rPr>
-          <w:rFonts w:ascii="Arial" w:eastAsia="Times New Roman" w:hAnsi="Arial" w:cs="Arial"/>
-          <w:color w:val="0D0D0D"/>
-          <w:lang w:eastAsia="pl-PL"/>
-        </w:rPr>
-        <w:t>The Username and Password don’t match the records in the Database.</w:t>
-      </w:r>
-    </w:p>
-    <w:p>
-      <w:pPr>
-        <w:numPr>
-          <w:ilvl w:val="0"/>
-          <w:numId w:val="18"/>
-        </w:numPr>
-        <w:spacing w:after="0" w:line="240" w:lineRule="auto"/>
-        <w:textAlignment w:val="baseline"/>
-        <w:rPr>
-          <w:rFonts w:ascii="Arial" w:eastAsia="Times New Roman" w:hAnsi="Arial" w:cs="Arial"/>
-          <w:color w:val="0D0D0D"/>
-          <w:lang w:eastAsia="pl-PL"/>
-        </w:rPr>
-      </w:pPr>
-      <w:r>
-        <w:rPr>
-          <w:rFonts w:ascii="Arial" w:eastAsia="Times New Roman" w:hAnsi="Arial" w:cs="Arial"/>
-          <w:color w:val="0D0D0D"/>
-          <w:lang w:eastAsia="pl-PL"/>
-        </w:rPr>
-        <w:t>The System tells the Actor that the password and username don’t match any known User.</w:t>
-      </w:r>
-    </w:p>
-    <w:p>
-      <w:pPr>
-        <w:numPr>
-          <w:ilvl w:val="0"/>
-          <w:numId w:val="18"/>
-        </w:numPr>
-        <w:spacing w:after="0" w:line="240" w:lineRule="auto"/>
-        <w:textAlignment w:val="baseline"/>
-        <w:rPr>
-          <w:rFonts w:ascii="Arial" w:eastAsia="Times New Roman" w:hAnsi="Arial" w:cs="Arial"/>
-          <w:color w:val="0D0D0D"/>
-          <w:lang w:eastAsia="pl-PL"/>
-        </w:rPr>
-      </w:pPr>
-      <w:r>
-        <w:rPr>
-          <w:rFonts w:ascii="Arial" w:eastAsia="Times New Roman" w:hAnsi="Arial" w:cs="Arial"/>
-          <w:color w:val="0D0D0D"/>
-          <w:lang w:eastAsia="pl-PL"/>
-        </w:rPr>
-        <w:t>The Actor inputs the right username and password.</w:t>
-      </w:r>
-    </w:p>
-    <w:p>
-      <w:pPr>
-        <w:numPr>
-          <w:ilvl w:val="0"/>
-          <w:numId w:val="18"/>
-        </w:numPr>
-        <w:spacing w:after="0" w:line="240" w:lineRule="auto"/>
-        <w:textAlignment w:val="baseline"/>
-        <w:rPr>
-          <w:rFonts w:ascii="Arial" w:eastAsia="Times New Roman" w:hAnsi="Arial" w:cs="Arial"/>
-          <w:color w:val="0D0D0D"/>
-          <w:lang w:eastAsia="pl-PL"/>
-        </w:rPr>
-      </w:pPr>
-      <w:r>
-        <w:rPr>
-          <w:rFonts w:ascii="Arial" w:eastAsia="Times New Roman" w:hAnsi="Arial" w:cs="Arial"/>
-          <w:color w:val="0D0D0D"/>
-          <w:lang w:eastAsia="pl-PL"/>
-        </w:rPr>
-        <w:t>Proceed to step 2.</w:t>
-      </w:r>
-    </w:p>
-    <w:p>
-      <w:pPr>
-        <w:spacing w:after="0" w:line="240" w:lineRule="auto"/>
-        <w:rPr>
-          <w:rFonts w:ascii="Arial" w:eastAsia="Times New Roman" w:hAnsi="Arial" w:cs="Arial"/>
-          <w:sz w:val="24"/>
-          <w:szCs w:val="24"/>
-          <w:lang w:eastAsia="pl-PL"/>
-        </w:rPr>
-      </w:pPr>
+          <w:color w:val="0D0D0D"/>
+          <w:lang w:eastAsia="pl-PL"/>
+        </w:rPr>
+      </w:pPr>
+      <w:r>
+        <w:rPr>
+          <w:rFonts w:ascii="Arial" w:eastAsia="Times New Roman" w:hAnsi="Arial" w:cs="Arial"/>
+          <w:color w:val="0D0D0D"/>
+          <w:lang w:eastAsia="pl-PL"/>
+        </w:rPr>
+        <w:t>If there</w:t>
+      </w:r>
+      <w:r>
+        <w:rPr>
+          <w:rFonts w:ascii="Arial" w:eastAsia="Times New Roman" w:hAnsi="Arial" w:cs="Arial"/>
+          <w:color w:val="0D0D0D"/>
+          <w:lang w:eastAsia="pl-PL"/>
+        </w:rPr>
+        <w:t>’s an error in saving settings, the system prompts the User to retry or contact support.</w:t>
+      </w:r>
     </w:p>
     <w:sectPr>
       <w:pgSz w:w="11906" w:h="16838"/>
@@ -5500,11 +6818,11 @@
 <file path=word/numbering.xml><?xml version="1.0" encoding="utf-8"?>
 <w:numbering xmlns:wpc="http://schemas.microsoft.com/office/word/2010/wordprocessingCanvas" xmlns:cx="http://schemas.microsoft.com/office/drawing/2014/chartex" xmlns:cx1="http://schemas.microsoft.com/office/drawing/2015/9/8/chartex" xmlns:cx2="http://schemas.microsoft.com/office/drawing/2015/10/21/chartex" xmlns:cx3="http://schemas.microsoft.com/office/drawing/2016/5/9/chartex" xmlns:cx4="http://schemas.microsoft.com/office/drawing/2016/5/10/chartex" xmlns:cx5="http://schemas.microsoft.com/office/drawing/2016/5/11/chartex" xmlns:cx6="http://schemas.microsoft.com/office/drawing/2016/5/12/chartex" xmlns:cx7="http://schemas.microsoft.com/office/drawing/2016/5/13/chartex" xmlns:cx8="http://schemas.microsoft.com/office/drawing/2016/5/14/chartex" xmlns:mc="http://schemas.openxmlformats.org/markup-compatibility/2006" xmlns:aink="http://schemas.microsoft.com/office/drawing/2016/ink" xmlns:am3d="http://schemas.microsoft.com/office/drawing/2017/model3d" xmlns:o="urn:schemas-microsoft-com:office:office" xmlns:oel="http://schemas.microsoft.com/office/2019/extlst" xmlns:r="http://schemas.openxmlformats.org/officeDocument/2006/relationships" xmlns:m="http://schemas.openxmlformats.org/officeDocument/2006/math" xmlns:v="urn:schemas-microsoft-com:vml" xmlns:wp14="http://schemas.microsoft.com/office/word/2010/wordprocessingDrawing" xmlns:wp="http://schemas.openxmlformats.org/drawingml/2006/wordprocessingDrawing" xmlns:w10="urn:schemas-microsoft-com:office:word" xmlns:w="http://schemas.openxmlformats.org/wordprocessingml/2006/main" xmlns:w14="http://schemas.microsoft.com/office/word/2010/wordml" xmlns:w15="http://schemas.microsoft.com/office/word/2012/wordml" xmlns:w16cex="http://schemas.microsoft.com/office/word/2018/wordml/cex" xmlns:w16cid="http://schemas.microsoft.com/office/word/2016/wordml/cid" xmlns:w16="http://schemas.microsoft.com/office/word/2018/wordml" xmlns:w16sdtdh="http://schemas.microsoft.com/office/word/2020/wordml/sdtdatahash" xmlns:w16se="http://schemas.microsoft.com/office/word/2015/wordml/symex" xmlns:wpg="http://schemas.microsoft.com/office/word/2010/wordprocessingGroup" xmlns:wpi="http://schemas.microsoft.com/office/word/2010/wordprocessingInk" xmlns:wne="http://schemas.microsoft.com/office/word/2006/wordml" xmlns:wps="http://schemas.microsoft.com/office/word/2010/wordprocessingShape" mc:Ignorable="w14 w15 w16se w16cid w16 w16cex w16sdtdh wp14">
   <w:abstractNum w:abstractNumId="0" w15:restartNumberingAfterBreak="0">
-    <w:nsid w:val="00817CA1"/>
+    <w:nsid w:val="1407139A"/>
     <w:multiLevelType w:val="multilevel"/>
-    <w:tmpl w:val="066CBE8E"/>
+    <w:tmpl w:val="E116C9B4"/>
     <w:lvl w:ilvl="0">
-      <w:start w:val="1"/>
+      <w:start w:val="5"/>
       <w:numFmt w:val="decimal"/>
       <w:lvlText w:val="%1."/>
       <w:lvlJc w:val="left"/>
@@ -5514,8 +6832,11 @@
         </w:tabs>
         <w:ind w:left="720" w:hanging="360"/>
       </w:pPr>
-    </w:lvl>
-    <w:lvl w:ilvl="1" w:tentative="1">
+      <w:rPr>
+        <w:rFonts w:hint="default"/>
+      </w:rPr>
+    </w:lvl>
+    <w:lvl w:ilvl="1">
       <w:start w:val="1"/>
       <w:numFmt w:val="decimal"/>
       <w:lvlText w:val="%2."/>
@@ -5526,8 +6847,11 @@
         </w:tabs>
         <w:ind w:left="1440" w:hanging="360"/>
       </w:pPr>
-    </w:lvl>
-    <w:lvl w:ilvl="2" w:tentative="1">
+      <w:rPr>
+        <w:rFonts w:hint="default"/>
+      </w:rPr>
+    </w:lvl>
+    <w:lvl w:ilvl="2">
       <w:start w:val="1"/>
       <w:numFmt w:val="decimal"/>
       <w:lvlText w:val="%3."/>
@@ -5538,8 +6862,11 @@
         </w:tabs>
         <w:ind w:left="2160" w:hanging="360"/>
       </w:pPr>
-    </w:lvl>
-    <w:lvl w:ilvl="3" w:tentative="1">
+      <w:rPr>
+        <w:rFonts w:hint="default"/>
+      </w:rPr>
+    </w:lvl>
+    <w:lvl w:ilvl="3">
       <w:start w:val="1"/>
       <w:numFmt w:val="decimal"/>
       <w:lvlText w:val="%4."/>
@@ -5550,8 +6877,11 @@
         </w:tabs>
         <w:ind w:left="2880" w:hanging="360"/>
       </w:pPr>
-    </w:lvl>
-    <w:lvl w:ilvl="4" w:tentative="1">
+      <w:rPr>
+        <w:rFonts w:hint="default"/>
+      </w:rPr>
+    </w:lvl>
+    <w:lvl w:ilvl="4">
       <w:start w:val="1"/>
       <w:numFmt w:val="decimal"/>
       <w:lvlText w:val="%5."/>
@@ -5562,8 +6892,11 @@
         </w:tabs>
         <w:ind w:left="3600" w:hanging="360"/>
       </w:pPr>
-    </w:lvl>
-    <w:lvl w:ilvl="5" w:tentative="1">
+      <w:rPr>
+        <w:rFonts w:hint="default"/>
+      </w:rPr>
+    </w:lvl>
+    <w:lvl w:ilvl="5">
       <w:start w:val="1"/>
       <w:numFmt w:val="decimal"/>
       <w:lvlText w:val="%6."/>
@@ -5574,8 +6907,11 @@
         </w:tabs>
         <w:ind w:left="4320" w:hanging="360"/>
       </w:pPr>
-    </w:lvl>
-    <w:lvl w:ilvl="6" w:tentative="1">
+      <w:rPr>
+        <w:rFonts w:hint="default"/>
+      </w:rPr>
+    </w:lvl>
+    <w:lvl w:ilvl="6">
       <w:start w:val="1"/>
       <w:numFmt w:val="decimal"/>
       <w:lvlText w:val="%7."/>
@@ -5586,8 +6922,11 @@
         </w:tabs>
         <w:ind w:left="5040" w:hanging="360"/>
       </w:pPr>
-    </w:lvl>
-    <w:lvl w:ilvl="7" w:tentative="1">
+      <w:rPr>
+        <w:rFonts w:hint="default"/>
+      </w:rPr>
+    </w:lvl>
+    <w:lvl w:ilvl="7">
       <w:start w:val="1"/>
       <w:numFmt w:val="decimal"/>
       <w:lvlText w:val="%8."/>
@@ -5598,8 +6937,11 @@
         </w:tabs>
         <w:ind w:left="5760" w:hanging="360"/>
       </w:pPr>
-    </w:lvl>
-    <w:lvl w:ilvl="8" w:tentative="1">
+      <w:rPr>
+        <w:rFonts w:hint="default"/>
+      </w:rPr>
+    </w:lvl>
+    <w:lvl w:ilvl="8">
       <w:start w:val="1"/>
       <w:numFmt w:val="decimal"/>
       <w:lvlText w:val="%9."/>
@@ -5610,12 +6952,15 @@
         </w:tabs>
         <w:ind w:left="6480" w:hanging="360"/>
       </w:pPr>
+      <w:rPr>
+        <w:rFonts w:hint="default"/>
+      </w:rPr>
     </w:lvl>
   </w:abstractNum>
   <w:abstractNum w:abstractNumId="1" w15:restartNumberingAfterBreak="0">
-    <w:nsid w:val="04F9628F"/>
+    <w:nsid w:val="1430223C"/>
     <w:multiLevelType w:val="multilevel"/>
-    <w:tmpl w:val="C374C87C"/>
+    <w:tmpl w:val="1408D4BA"/>
     <w:lvl w:ilvl="0">
       <w:start w:val="1"/>
       <w:numFmt w:val="decimal"/>
@@ -5628,17 +6973,17 @@
         <w:ind w:left="720" w:hanging="360"/>
       </w:pPr>
     </w:lvl>
-    <w:lvl w:ilvl="1" w:tentative="1">
-      <w:start w:val="1"/>
-      <w:numFmt w:val="decimal"/>
-      <w:lvlText w:val="%2."/>
-      <w:lvlJc w:val="left"/>
-      <w:pPr>
-        <w:tabs>
-          <w:tab w:val="num" w:pos="1440"/>
-        </w:tabs>
+    <w:lvl w:ilvl="1">
+      <w:start w:val="2"/>
+      <w:numFmt w:val="decimal"/>
+      <w:lvlText w:val="%2"/>
+      <w:lvlJc w:val="left"/>
+      <w:pPr>
         <w:ind w:left="1440" w:hanging="360"/>
       </w:pPr>
+      <w:rPr>
+        <w:rFonts w:hint="default"/>
+      </w:rPr>
     </w:lvl>
     <w:lvl w:ilvl="2" w:tentative="1">
       <w:start w:val="1"/>
@@ -5726,9 +7071,10 @@
     </w:lvl>
   </w:abstractNum>
   <w:abstractNum w:abstractNumId="2" w15:restartNumberingAfterBreak="0">
-    <w:nsid w:val="05232FB2"/>
+    <w:nsid w:val="165446B8"/>
     <w:multiLevelType w:val="multilevel"/>
-    <w:tmpl w:val="EB7E0228"/>
+    <w:tmpl w:val="755A662C"/>
+    <w:styleLink w:val="CurrentList1"/>
     <w:lvl w:ilvl="0">
       <w:start w:val="1"/>
       <w:numFmt w:val="decimal"/>
@@ -5741,7 +7087,7 @@
         <w:ind w:left="720" w:hanging="360"/>
       </w:pPr>
     </w:lvl>
-    <w:lvl w:ilvl="1" w:tentative="1">
+    <w:lvl w:ilvl="1">
       <w:start w:val="1"/>
       <w:numFmt w:val="decimal"/>
       <w:lvlText w:val="%2."/>
@@ -5753,7 +7099,7 @@
         <w:ind w:left="1440" w:hanging="360"/>
       </w:pPr>
     </w:lvl>
-    <w:lvl w:ilvl="2" w:tentative="1">
+    <w:lvl w:ilvl="2">
       <w:start w:val="1"/>
       <w:numFmt w:val="decimal"/>
       <w:lvlText w:val="%3."/>
@@ -5765,7 +7111,7 @@
         <w:ind w:left="2160" w:hanging="360"/>
       </w:pPr>
     </w:lvl>
-    <w:lvl w:ilvl="3" w:tentative="1">
+    <w:lvl w:ilvl="3">
       <w:start w:val="1"/>
       <w:numFmt w:val="decimal"/>
       <w:lvlText w:val="%4."/>
@@ -5777,7 +7123,7 @@
         <w:ind w:left="2880" w:hanging="360"/>
       </w:pPr>
     </w:lvl>
-    <w:lvl w:ilvl="4" w:tentative="1">
+    <w:lvl w:ilvl="4">
       <w:start w:val="1"/>
       <w:numFmt w:val="decimal"/>
       <w:lvlText w:val="%5."/>
@@ -5789,7 +7135,7 @@
         <w:ind w:left="3600" w:hanging="360"/>
       </w:pPr>
     </w:lvl>
-    <w:lvl w:ilvl="5" w:tentative="1">
+    <w:lvl w:ilvl="5">
       <w:start w:val="1"/>
       <w:numFmt w:val="decimal"/>
       <w:lvlText w:val="%6."/>
@@ -5801,7 +7147,7 @@
         <w:ind w:left="4320" w:hanging="360"/>
       </w:pPr>
     </w:lvl>
-    <w:lvl w:ilvl="6" w:tentative="1">
+    <w:lvl w:ilvl="6">
       <w:start w:val="1"/>
       <w:numFmt w:val="decimal"/>
       <w:lvlText w:val="%7."/>
@@ -5813,7 +7159,7 @@
         <w:ind w:left="5040" w:hanging="360"/>
       </w:pPr>
     </w:lvl>
-    <w:lvl w:ilvl="7" w:tentative="1">
+    <w:lvl w:ilvl="7">
       <w:start w:val="1"/>
       <w:numFmt w:val="decimal"/>
       <w:lvlText w:val="%8."/>
@@ -5825,7 +7171,7 @@
         <w:ind w:left="5760" w:hanging="360"/>
       </w:pPr>
     </w:lvl>
-    <w:lvl w:ilvl="8" w:tentative="1">
+    <w:lvl w:ilvl="8">
       <w:start w:val="1"/>
       <w:numFmt w:val="decimal"/>
       <w:lvlText w:val="%9."/>
@@ -5839,11 +7185,11 @@
     </w:lvl>
   </w:abstractNum>
   <w:abstractNum w:abstractNumId="3" w15:restartNumberingAfterBreak="0">
-    <w:nsid w:val="0BF14F97"/>
+    <w:nsid w:val="201C7C87"/>
     <w:multiLevelType w:val="multilevel"/>
-    <w:tmpl w:val="43D48094"/>
+    <w:tmpl w:val="4B2C3EB2"/>
     <w:lvl w:ilvl="0">
-      <w:start w:val="1"/>
+      <w:start w:val="5"/>
       <w:numFmt w:val="decimal"/>
       <w:lvlText w:val="%1."/>
       <w:lvlJc w:val="left"/>
@@ -5853,8 +7199,11 @@
         </w:tabs>
         <w:ind w:left="720" w:hanging="360"/>
       </w:pPr>
-    </w:lvl>
-    <w:lvl w:ilvl="1" w:tentative="1">
+      <w:rPr>
+        <w:rFonts w:hint="default"/>
+      </w:rPr>
+    </w:lvl>
+    <w:lvl w:ilvl="1">
       <w:start w:val="1"/>
       <w:numFmt w:val="decimal"/>
       <w:lvlText w:val="%2."/>
@@ -5865,8 +7214,11 @@
         </w:tabs>
         <w:ind w:left="1440" w:hanging="360"/>
       </w:pPr>
-    </w:lvl>
-    <w:lvl w:ilvl="2" w:tentative="1">
+      <w:rPr>
+        <w:rFonts w:hint="default"/>
+      </w:rPr>
+    </w:lvl>
+    <w:lvl w:ilvl="2">
       <w:start w:val="1"/>
       <w:numFmt w:val="decimal"/>
       <w:lvlText w:val="%3."/>
@@ -5877,8 +7229,11 @@
         </w:tabs>
         <w:ind w:left="2160" w:hanging="360"/>
       </w:pPr>
-    </w:lvl>
-    <w:lvl w:ilvl="3" w:tentative="1">
+      <w:rPr>
+        <w:rFonts w:hint="default"/>
+      </w:rPr>
+    </w:lvl>
+    <w:lvl w:ilvl="3">
       <w:start w:val="1"/>
       <w:numFmt w:val="decimal"/>
       <w:lvlText w:val="%4."/>
@@ -5889,8 +7244,11 @@
         </w:tabs>
         <w:ind w:left="2880" w:hanging="360"/>
       </w:pPr>
-    </w:lvl>
-    <w:lvl w:ilvl="4" w:tentative="1">
+      <w:rPr>
+        <w:rFonts w:hint="default"/>
+      </w:rPr>
+    </w:lvl>
+    <w:lvl w:ilvl="4">
       <w:start w:val="1"/>
       <w:numFmt w:val="decimal"/>
       <w:lvlText w:val="%5."/>
@@ -5901,8 +7259,11 @@
         </w:tabs>
         <w:ind w:left="3600" w:hanging="360"/>
       </w:pPr>
-    </w:lvl>
-    <w:lvl w:ilvl="5" w:tentative="1">
+      <w:rPr>
+        <w:rFonts w:hint="default"/>
+      </w:rPr>
+    </w:lvl>
+    <w:lvl w:ilvl="5">
       <w:start w:val="1"/>
       <w:numFmt w:val="decimal"/>
       <w:lvlText w:val="%6."/>
@@ -5913,8 +7274,11 @@
         </w:tabs>
         <w:ind w:left="4320" w:hanging="360"/>
       </w:pPr>
-    </w:lvl>
-    <w:lvl w:ilvl="6" w:tentative="1">
+      <w:rPr>
+        <w:rFonts w:hint="default"/>
+      </w:rPr>
+    </w:lvl>
+    <w:lvl w:ilvl="6">
       <w:start w:val="1"/>
       <w:numFmt w:val="decimal"/>
       <w:lvlText w:val="%7."/>
@@ -5925,8 +7289,11 @@
         </w:tabs>
         <w:ind w:left="5040" w:hanging="360"/>
       </w:pPr>
-    </w:lvl>
-    <w:lvl w:ilvl="7" w:tentative="1">
+      <w:rPr>
+        <w:rFonts w:hint="default"/>
+      </w:rPr>
+    </w:lvl>
+    <w:lvl w:ilvl="7">
       <w:start w:val="1"/>
       <w:numFmt w:val="decimal"/>
       <w:lvlText w:val="%8."/>
@@ -5937,8 +7304,11 @@
         </w:tabs>
         <w:ind w:left="5760" w:hanging="360"/>
       </w:pPr>
-    </w:lvl>
-    <w:lvl w:ilvl="8" w:tentative="1">
+      <w:rPr>
+        <w:rFonts w:hint="default"/>
+      </w:rPr>
+    </w:lvl>
+    <w:lvl w:ilvl="8">
       <w:start w:val="1"/>
       <w:numFmt w:val="decimal"/>
       <w:lvlText w:val="%9."/>
@@ -5949,14 +7319,17 @@
         </w:tabs>
         <w:ind w:left="6480" w:hanging="360"/>
       </w:pPr>
+      <w:rPr>
+        <w:rFonts w:hint="default"/>
+      </w:rPr>
     </w:lvl>
   </w:abstractNum>
   <w:abstractNum w:abstractNumId="4" w15:restartNumberingAfterBreak="0">
-    <w:nsid w:val="0F3F0E55"/>
+    <w:nsid w:val="21062A16"/>
     <w:multiLevelType w:val="multilevel"/>
-    <w:tmpl w:val="1A6AABD4"/>
+    <w:tmpl w:val="3F5033A4"/>
     <w:lvl w:ilvl="0">
-      <w:start w:val="1"/>
+      <w:start w:val="2"/>
       <w:numFmt w:val="decimal"/>
       <w:lvlText w:val="%1."/>
       <w:lvlJc w:val="left"/>
@@ -5966,8 +7339,11 @@
         </w:tabs>
         <w:ind w:left="720" w:hanging="360"/>
       </w:pPr>
-    </w:lvl>
-    <w:lvl w:ilvl="1" w:tentative="1">
+      <w:rPr>
+        <w:rFonts w:hint="default"/>
+      </w:rPr>
+    </w:lvl>
+    <w:lvl w:ilvl="1">
       <w:start w:val="1"/>
       <w:numFmt w:val="decimal"/>
       <w:lvlText w:val="%2."/>
@@ -5978,8 +7354,11 @@
         </w:tabs>
         <w:ind w:left="1440" w:hanging="360"/>
       </w:pPr>
-    </w:lvl>
-    <w:lvl w:ilvl="2" w:tentative="1">
+      <w:rPr>
+        <w:rFonts w:hint="default"/>
+      </w:rPr>
+    </w:lvl>
+    <w:lvl w:ilvl="2">
       <w:start w:val="1"/>
       <w:numFmt w:val="decimal"/>
       <w:lvlText w:val="%3."/>
@@ -5990,8 +7369,11 @@
         </w:tabs>
         <w:ind w:left="2160" w:hanging="360"/>
       </w:pPr>
-    </w:lvl>
-    <w:lvl w:ilvl="3" w:tentative="1">
+      <w:rPr>
+        <w:rFonts w:hint="default"/>
+      </w:rPr>
+    </w:lvl>
+    <w:lvl w:ilvl="3">
       <w:start w:val="1"/>
       <w:numFmt w:val="decimal"/>
       <w:lvlText w:val="%4."/>
@@ -6002,8 +7384,11 @@
         </w:tabs>
         <w:ind w:left="2880" w:hanging="360"/>
       </w:pPr>
-    </w:lvl>
-    <w:lvl w:ilvl="4" w:tentative="1">
+      <w:rPr>
+        <w:rFonts w:hint="default"/>
+      </w:rPr>
+    </w:lvl>
+    <w:lvl w:ilvl="4">
       <w:start w:val="1"/>
       <w:numFmt w:val="decimal"/>
       <w:lvlText w:val="%5."/>
@@ -6014,8 +7399,11 @@
         </w:tabs>
         <w:ind w:left="3600" w:hanging="360"/>
       </w:pPr>
-    </w:lvl>
-    <w:lvl w:ilvl="5" w:tentative="1">
+      <w:rPr>
+        <w:rFonts w:hint="default"/>
+      </w:rPr>
+    </w:lvl>
+    <w:lvl w:ilvl="5">
       <w:start w:val="1"/>
       <w:numFmt w:val="decimal"/>
       <w:lvlText w:val="%6."/>
@@ -6026,8 +7414,11 @@
         </w:tabs>
         <w:ind w:left="4320" w:hanging="360"/>
       </w:pPr>
-    </w:lvl>
-    <w:lvl w:ilvl="6" w:tentative="1">
+      <w:rPr>
+        <w:rFonts w:hint="default"/>
+      </w:rPr>
+    </w:lvl>
+    <w:lvl w:ilvl="6">
       <w:start w:val="1"/>
       <w:numFmt w:val="decimal"/>
       <w:lvlText w:val="%7."/>
@@ -6038,8 +7429,11 @@
         </w:tabs>
         <w:ind w:left="5040" w:hanging="360"/>
       </w:pPr>
-    </w:lvl>
-    <w:lvl w:ilvl="7" w:tentative="1">
+      <w:rPr>
+        <w:rFonts w:hint="default"/>
+      </w:rPr>
+    </w:lvl>
+    <w:lvl w:ilvl="7">
       <w:start w:val="1"/>
       <w:numFmt w:val="decimal"/>
       <w:lvlText w:val="%8."/>
@@ -6050,8 +7444,11 @@
         </w:tabs>
         <w:ind w:left="5760" w:hanging="360"/>
       </w:pPr>
-    </w:lvl>
-    <w:lvl w:ilvl="8" w:tentative="1">
+      <w:rPr>
+        <w:rFonts w:hint="default"/>
+      </w:rPr>
+    </w:lvl>
+    <w:lvl w:ilvl="8">
       <w:start w:val="1"/>
       <w:numFmt w:val="decimal"/>
       <w:lvlText w:val="%9."/>
@@ -6062,14 +7459,17 @@
         </w:tabs>
         <w:ind w:left="6480" w:hanging="360"/>
       </w:pPr>
+      <w:rPr>
+        <w:rFonts w:hint="default"/>
+      </w:rPr>
     </w:lvl>
   </w:abstractNum>
   <w:abstractNum w:abstractNumId="5" w15:restartNumberingAfterBreak="0">
-    <w:nsid w:val="11CE4B84"/>
+    <w:nsid w:val="236A62E7"/>
     <w:multiLevelType w:val="multilevel"/>
-    <w:tmpl w:val="BA7CC9A8"/>
+    <w:tmpl w:val="20E43B7A"/>
     <w:lvl w:ilvl="0">
-      <w:start w:val="1"/>
+      <w:start w:val="4"/>
       <w:numFmt w:val="decimal"/>
       <w:lvlText w:val="%1."/>
       <w:lvlJc w:val="left"/>
@@ -6079,8 +7479,11 @@
         </w:tabs>
         <w:ind w:left="720" w:hanging="360"/>
       </w:pPr>
-    </w:lvl>
-    <w:lvl w:ilvl="1" w:tentative="1">
+      <w:rPr>
+        <w:rFonts w:hint="default"/>
+      </w:rPr>
+    </w:lvl>
+    <w:lvl w:ilvl="1">
       <w:start w:val="1"/>
       <w:numFmt w:val="decimal"/>
       <w:lvlText w:val="%2."/>
@@ -6091,8 +7494,11 @@
         </w:tabs>
         <w:ind w:left="1440" w:hanging="360"/>
       </w:pPr>
-    </w:lvl>
-    <w:lvl w:ilvl="2" w:tentative="1">
+      <w:rPr>
+        <w:rFonts w:hint="default"/>
+      </w:rPr>
+    </w:lvl>
+    <w:lvl w:ilvl="2">
       <w:start w:val="1"/>
       <w:numFmt w:val="decimal"/>
       <w:lvlText w:val="%3."/>
@@ -6103,8 +7509,11 @@
         </w:tabs>
         <w:ind w:left="2160" w:hanging="360"/>
       </w:pPr>
-    </w:lvl>
-    <w:lvl w:ilvl="3" w:tentative="1">
+      <w:rPr>
+        <w:rFonts w:hint="default"/>
+      </w:rPr>
+    </w:lvl>
+    <w:lvl w:ilvl="3">
       <w:start w:val="1"/>
       <w:numFmt w:val="decimal"/>
       <w:lvlText w:val="%4."/>
@@ -6115,8 +7524,11 @@
         </w:tabs>
         <w:ind w:left="2880" w:hanging="360"/>
       </w:pPr>
-    </w:lvl>
-    <w:lvl w:ilvl="4" w:tentative="1">
+      <w:rPr>
+        <w:rFonts w:hint="default"/>
+      </w:rPr>
+    </w:lvl>
+    <w:lvl w:ilvl="4">
       <w:start w:val="1"/>
       <w:numFmt w:val="decimal"/>
       <w:lvlText w:val="%5."/>
@@ -6127,8 +7539,11 @@
         </w:tabs>
         <w:ind w:left="3600" w:hanging="360"/>
       </w:pPr>
-    </w:lvl>
-    <w:lvl w:ilvl="5" w:tentative="1">
+      <w:rPr>
+        <w:rFonts w:hint="default"/>
+      </w:rPr>
+    </w:lvl>
+    <w:lvl w:ilvl="5">
       <w:start w:val="1"/>
       <w:numFmt w:val="decimal"/>
       <w:lvlText w:val="%6."/>
@@ -6139,8 +7554,11 @@
         </w:tabs>
         <w:ind w:left="4320" w:hanging="360"/>
       </w:pPr>
-    </w:lvl>
-    <w:lvl w:ilvl="6" w:tentative="1">
+      <w:rPr>
+        <w:rFonts w:hint="default"/>
+      </w:rPr>
+    </w:lvl>
+    <w:lvl w:ilvl="6">
       <w:start w:val="1"/>
       <w:numFmt w:val="decimal"/>
       <w:lvlText w:val="%7."/>
@@ -6151,8 +7569,11 @@
         </w:tabs>
         <w:ind w:left="5040" w:hanging="360"/>
       </w:pPr>
-    </w:lvl>
-    <w:lvl w:ilvl="7" w:tentative="1">
+      <w:rPr>
+        <w:rFonts w:hint="default"/>
+      </w:rPr>
+    </w:lvl>
+    <w:lvl w:ilvl="7">
       <w:start w:val="1"/>
       <w:numFmt w:val="decimal"/>
       <w:lvlText w:val="%8."/>
@@ -6163,8 +7584,11 @@
         </w:tabs>
         <w:ind w:left="5760" w:hanging="360"/>
       </w:pPr>
-    </w:lvl>
-    <w:lvl w:ilvl="8" w:tentative="1">
+      <w:rPr>
+        <w:rFonts w:hint="default"/>
+      </w:rPr>
+    </w:lvl>
+    <w:lvl w:ilvl="8">
       <w:start w:val="1"/>
       <w:numFmt w:val="decimal"/>
       <w:lvlText w:val="%9."/>
@@ -6175,800 +7599,12 @@
         </w:tabs>
         <w:ind w:left="6480" w:hanging="360"/>
       </w:pPr>
+      <w:rPr>
+        <w:rFonts w:hint="default"/>
+      </w:rPr>
     </w:lvl>
   </w:abstractNum>
   <w:abstractNum w:abstractNumId="6" w15:restartNumberingAfterBreak="0">
-    <w:nsid w:val="1430223C"/>
-    <w:multiLevelType w:val="multilevel"/>
-    <w:tmpl w:val="234C7964"/>
-    <w:lvl w:ilvl="0">
-      <w:start w:val="1"/>
-      <w:numFmt w:val="decimal"/>
-      <w:lvlText w:val="%1."/>
-      <w:lvlJc w:val="left"/>
-      <w:pPr>
-        <w:tabs>
-          <w:tab w:val="num" w:pos="720"/>
-        </w:tabs>
-        <w:ind w:left="720" w:hanging="360"/>
-      </w:pPr>
-    </w:lvl>
-    <w:lvl w:ilvl="1" w:tentative="1">
-      <w:start w:val="1"/>
-      <w:numFmt w:val="decimal"/>
-      <w:lvlText w:val="%2."/>
-      <w:lvlJc w:val="left"/>
-      <w:pPr>
-        <w:tabs>
-          <w:tab w:val="num" w:pos="1440"/>
-        </w:tabs>
-        <w:ind w:left="1440" w:hanging="360"/>
-      </w:pPr>
-    </w:lvl>
-    <w:lvl w:ilvl="2" w:tentative="1">
-      <w:start w:val="1"/>
-      <w:numFmt w:val="decimal"/>
-      <w:lvlText w:val="%3."/>
-      <w:lvlJc w:val="left"/>
-      <w:pPr>
-        <w:tabs>
-          <w:tab w:val="num" w:pos="2160"/>
-        </w:tabs>
-        <w:ind w:left="2160" w:hanging="360"/>
-      </w:pPr>
-    </w:lvl>
-    <w:lvl w:ilvl="3" w:tentative="1">
-      <w:start w:val="1"/>
-      <w:numFmt w:val="decimal"/>
-      <w:lvlText w:val="%4."/>
-      <w:lvlJc w:val="left"/>
-      <w:pPr>
-        <w:tabs>
-          <w:tab w:val="num" w:pos="2880"/>
-        </w:tabs>
-        <w:ind w:left="2880" w:hanging="360"/>
-      </w:pPr>
-    </w:lvl>
-    <w:lvl w:ilvl="4" w:tentative="1">
-      <w:start w:val="1"/>
-      <w:numFmt w:val="decimal"/>
-      <w:lvlText w:val="%5."/>
-      <w:lvlJc w:val="left"/>
-      <w:pPr>
-        <w:tabs>
-          <w:tab w:val="num" w:pos="3600"/>
-        </w:tabs>
-        <w:ind w:left="3600" w:hanging="360"/>
-      </w:pPr>
-    </w:lvl>
-    <w:lvl w:ilvl="5" w:tentative="1">
-      <w:start w:val="1"/>
-      <w:numFmt w:val="decimal"/>
-      <w:lvlText w:val="%6."/>
-      <w:lvlJc w:val="left"/>
-      <w:pPr>
-        <w:tabs>
-          <w:tab w:val="num" w:pos="4320"/>
-        </w:tabs>
-        <w:ind w:left="4320" w:hanging="360"/>
-      </w:pPr>
-    </w:lvl>
-    <w:lvl w:ilvl="6" w:tentative="1">
-      <w:start w:val="1"/>
-      <w:numFmt w:val="decimal"/>
-      <w:lvlText w:val="%7."/>
-      <w:lvlJc w:val="left"/>
-      <w:pPr>
-        <w:tabs>
-          <w:tab w:val="num" w:pos="5040"/>
-        </w:tabs>
-        <w:ind w:left="5040" w:hanging="360"/>
-      </w:pPr>
-    </w:lvl>
-    <w:lvl w:ilvl="7" w:tentative="1">
-      <w:start w:val="1"/>
-      <w:numFmt w:val="decimal"/>
-      <w:lvlText w:val="%8."/>
-      <w:lvlJc w:val="left"/>
-      <w:pPr>
-        <w:tabs>
-          <w:tab w:val="num" w:pos="5760"/>
-        </w:tabs>
-        <w:ind w:left="5760" w:hanging="360"/>
-      </w:pPr>
-    </w:lvl>
-    <w:lvl w:ilvl="8" w:tentative="1">
-      <w:start w:val="1"/>
-      <w:numFmt w:val="decimal"/>
-      <w:lvlText w:val="%9."/>
-      <w:lvlJc w:val="left"/>
-      <w:pPr>
-        <w:tabs>
-          <w:tab w:val="num" w:pos="6480"/>
-        </w:tabs>
-        <w:ind w:left="6480" w:hanging="360"/>
-      </w:pPr>
-    </w:lvl>
-  </w:abstractNum>
-  <w:abstractNum w:abstractNumId="7" w15:restartNumberingAfterBreak="0">
-    <w:nsid w:val="1B6235CC"/>
-    <w:multiLevelType w:val="multilevel"/>
-    <w:tmpl w:val="2EB67C1A"/>
-    <w:lvl w:ilvl="0">
-      <w:start w:val="1"/>
-      <w:numFmt w:val="decimal"/>
-      <w:lvlText w:val="%1."/>
-      <w:lvlJc w:val="left"/>
-      <w:pPr>
-        <w:tabs>
-          <w:tab w:val="num" w:pos="720"/>
-        </w:tabs>
-        <w:ind w:left="720" w:hanging="360"/>
-      </w:pPr>
-    </w:lvl>
-    <w:lvl w:ilvl="1" w:tentative="1">
-      <w:start w:val="1"/>
-      <w:numFmt w:val="decimal"/>
-      <w:lvlText w:val="%2."/>
-      <w:lvlJc w:val="left"/>
-      <w:pPr>
-        <w:tabs>
-          <w:tab w:val="num" w:pos="1440"/>
-        </w:tabs>
-        <w:ind w:left="1440" w:hanging="360"/>
-      </w:pPr>
-    </w:lvl>
-    <w:lvl w:ilvl="2" w:tentative="1">
-      <w:start w:val="1"/>
-      <w:numFmt w:val="decimal"/>
-      <w:lvlText w:val="%3."/>
-      <w:lvlJc w:val="left"/>
-      <w:pPr>
-        <w:tabs>
-          <w:tab w:val="num" w:pos="2160"/>
-        </w:tabs>
-        <w:ind w:left="2160" w:hanging="360"/>
-      </w:pPr>
-    </w:lvl>
-    <w:lvl w:ilvl="3" w:tentative="1">
-      <w:start w:val="1"/>
-      <w:numFmt w:val="decimal"/>
-      <w:lvlText w:val="%4."/>
-      <w:lvlJc w:val="left"/>
-      <w:pPr>
-        <w:tabs>
-          <w:tab w:val="num" w:pos="2880"/>
-        </w:tabs>
-        <w:ind w:left="2880" w:hanging="360"/>
-      </w:pPr>
-    </w:lvl>
-    <w:lvl w:ilvl="4" w:tentative="1">
-      <w:start w:val="1"/>
-      <w:numFmt w:val="decimal"/>
-      <w:lvlText w:val="%5."/>
-      <w:lvlJc w:val="left"/>
-      <w:pPr>
-        <w:tabs>
-          <w:tab w:val="num" w:pos="3600"/>
-        </w:tabs>
-        <w:ind w:left="3600" w:hanging="360"/>
-      </w:pPr>
-    </w:lvl>
-    <w:lvl w:ilvl="5" w:tentative="1">
-      <w:start w:val="1"/>
-      <w:numFmt w:val="decimal"/>
-      <w:lvlText w:val="%6."/>
-      <w:lvlJc w:val="left"/>
-      <w:pPr>
-        <w:tabs>
-          <w:tab w:val="num" w:pos="4320"/>
-        </w:tabs>
-        <w:ind w:left="4320" w:hanging="360"/>
-      </w:pPr>
-    </w:lvl>
-    <w:lvl w:ilvl="6" w:tentative="1">
-      <w:start w:val="1"/>
-      <w:numFmt w:val="decimal"/>
-      <w:lvlText w:val="%7."/>
-      <w:lvlJc w:val="left"/>
-      <w:pPr>
-        <w:tabs>
-          <w:tab w:val="num" w:pos="5040"/>
-        </w:tabs>
-        <w:ind w:left="5040" w:hanging="360"/>
-      </w:pPr>
-    </w:lvl>
-    <w:lvl w:ilvl="7" w:tentative="1">
-      <w:start w:val="1"/>
-      <w:numFmt w:val="decimal"/>
-      <w:lvlText w:val="%8."/>
-      <w:lvlJc w:val="left"/>
-      <w:pPr>
-        <w:tabs>
-          <w:tab w:val="num" w:pos="5760"/>
-        </w:tabs>
-        <w:ind w:left="5760" w:hanging="360"/>
-      </w:pPr>
-    </w:lvl>
-    <w:lvl w:ilvl="8" w:tentative="1">
-      <w:start w:val="1"/>
-      <w:numFmt w:val="decimal"/>
-      <w:lvlText w:val="%9."/>
-      <w:lvlJc w:val="left"/>
-      <w:pPr>
-        <w:tabs>
-          <w:tab w:val="num" w:pos="6480"/>
-        </w:tabs>
-        <w:ind w:left="6480" w:hanging="360"/>
-      </w:pPr>
-    </w:lvl>
-  </w:abstractNum>
-  <w:abstractNum w:abstractNumId="8" w15:restartNumberingAfterBreak="0">
-    <w:nsid w:val="1D057195"/>
-    <w:multiLevelType w:val="multilevel"/>
-    <w:tmpl w:val="561CCF42"/>
-    <w:lvl w:ilvl="0">
-      <w:start w:val="1"/>
-      <w:numFmt w:val="decimal"/>
-      <w:lvlText w:val="%1."/>
-      <w:lvlJc w:val="left"/>
-      <w:pPr>
-        <w:tabs>
-          <w:tab w:val="num" w:pos="720"/>
-        </w:tabs>
-        <w:ind w:left="720" w:hanging="360"/>
-      </w:pPr>
-    </w:lvl>
-    <w:lvl w:ilvl="1" w:tentative="1">
-      <w:start w:val="1"/>
-      <w:numFmt w:val="decimal"/>
-      <w:lvlText w:val="%2."/>
-      <w:lvlJc w:val="left"/>
-      <w:pPr>
-        <w:tabs>
-          <w:tab w:val="num" w:pos="1440"/>
-        </w:tabs>
-        <w:ind w:left="1440" w:hanging="360"/>
-      </w:pPr>
-    </w:lvl>
-    <w:lvl w:ilvl="2" w:tentative="1">
-      <w:start w:val="1"/>
-      <w:numFmt w:val="decimal"/>
-      <w:lvlText w:val="%3."/>
-      <w:lvlJc w:val="left"/>
-      <w:pPr>
-        <w:tabs>
-          <w:tab w:val="num" w:pos="2160"/>
-        </w:tabs>
-        <w:ind w:left="2160" w:hanging="360"/>
-      </w:pPr>
-    </w:lvl>
-    <w:lvl w:ilvl="3" w:tentative="1">
-      <w:start w:val="1"/>
-      <w:numFmt w:val="decimal"/>
-      <w:lvlText w:val="%4."/>
-      <w:lvlJc w:val="left"/>
-      <w:pPr>
-        <w:tabs>
-          <w:tab w:val="num" w:pos="2880"/>
-        </w:tabs>
-        <w:ind w:left="2880" w:hanging="360"/>
-      </w:pPr>
-    </w:lvl>
-    <w:lvl w:ilvl="4" w:tentative="1">
-      <w:start w:val="1"/>
-      <w:numFmt w:val="decimal"/>
-      <w:lvlText w:val="%5."/>
-      <w:lvlJc w:val="left"/>
-      <w:pPr>
-        <w:tabs>
-          <w:tab w:val="num" w:pos="3600"/>
-        </w:tabs>
-        <w:ind w:left="3600" w:hanging="360"/>
-      </w:pPr>
-    </w:lvl>
-    <w:lvl w:ilvl="5" w:tentative="1">
-      <w:start w:val="1"/>
-      <w:numFmt w:val="decimal"/>
-      <w:lvlText w:val="%6."/>
-      <w:lvlJc w:val="left"/>
-      <w:pPr>
-        <w:tabs>
-          <w:tab w:val="num" w:pos="4320"/>
-        </w:tabs>
-        <w:ind w:left="4320" w:hanging="360"/>
-      </w:pPr>
-    </w:lvl>
-    <w:lvl w:ilvl="6" w:tentative="1">
-      <w:start w:val="1"/>
-      <w:numFmt w:val="decimal"/>
-      <w:lvlText w:val="%7."/>
-      <w:lvlJc w:val="left"/>
-      <w:pPr>
-        <w:tabs>
-          <w:tab w:val="num" w:pos="5040"/>
-        </w:tabs>
-        <w:ind w:left="5040" w:hanging="360"/>
-      </w:pPr>
-    </w:lvl>
-    <w:lvl w:ilvl="7" w:tentative="1">
-      <w:start w:val="1"/>
-      <w:numFmt w:val="decimal"/>
-      <w:lvlText w:val="%8."/>
-      <w:lvlJc w:val="left"/>
-      <w:pPr>
-        <w:tabs>
-          <w:tab w:val="num" w:pos="5760"/>
-        </w:tabs>
-        <w:ind w:left="5760" w:hanging="360"/>
-      </w:pPr>
-    </w:lvl>
-    <w:lvl w:ilvl="8" w:tentative="1">
-      <w:start w:val="1"/>
-      <w:numFmt w:val="decimal"/>
-      <w:lvlText w:val="%9."/>
-      <w:lvlJc w:val="left"/>
-      <w:pPr>
-        <w:tabs>
-          <w:tab w:val="num" w:pos="6480"/>
-        </w:tabs>
-        <w:ind w:left="6480" w:hanging="360"/>
-      </w:pPr>
-    </w:lvl>
-  </w:abstractNum>
-  <w:abstractNum w:abstractNumId="9" w15:restartNumberingAfterBreak="0">
-    <w:nsid w:val="1EE02577"/>
-    <w:multiLevelType w:val="multilevel"/>
-    <w:tmpl w:val="F512513C"/>
-    <w:lvl w:ilvl="0">
-      <w:start w:val="1"/>
-      <w:numFmt w:val="decimal"/>
-      <w:lvlText w:val="%1."/>
-      <w:lvlJc w:val="left"/>
-      <w:pPr>
-        <w:tabs>
-          <w:tab w:val="num" w:pos="720"/>
-        </w:tabs>
-        <w:ind w:left="720" w:hanging="360"/>
-      </w:pPr>
-    </w:lvl>
-    <w:lvl w:ilvl="1" w:tentative="1">
-      <w:start w:val="1"/>
-      <w:numFmt w:val="decimal"/>
-      <w:lvlText w:val="%2."/>
-      <w:lvlJc w:val="left"/>
-      <w:pPr>
-        <w:tabs>
-          <w:tab w:val="num" w:pos="1440"/>
-        </w:tabs>
-        <w:ind w:left="1440" w:hanging="360"/>
-      </w:pPr>
-    </w:lvl>
-    <w:lvl w:ilvl="2" w:tentative="1">
-      <w:start w:val="1"/>
-      <w:numFmt w:val="decimal"/>
-      <w:lvlText w:val="%3."/>
-      <w:lvlJc w:val="left"/>
-      <w:pPr>
-        <w:tabs>
-          <w:tab w:val="num" w:pos="2160"/>
-        </w:tabs>
-        <w:ind w:left="2160" w:hanging="360"/>
-      </w:pPr>
-    </w:lvl>
-    <w:lvl w:ilvl="3" w:tentative="1">
-      <w:start w:val="1"/>
-      <w:numFmt w:val="decimal"/>
-      <w:lvlText w:val="%4."/>
-      <w:lvlJc w:val="left"/>
-      <w:pPr>
-        <w:tabs>
-          <w:tab w:val="num" w:pos="2880"/>
-        </w:tabs>
-        <w:ind w:left="2880" w:hanging="360"/>
-      </w:pPr>
-    </w:lvl>
-    <w:lvl w:ilvl="4" w:tentative="1">
-      <w:start w:val="1"/>
-      <w:numFmt w:val="decimal"/>
-      <w:lvlText w:val="%5."/>
-      <w:lvlJc w:val="left"/>
-      <w:pPr>
-        <w:tabs>
-          <w:tab w:val="num" w:pos="3600"/>
-        </w:tabs>
-        <w:ind w:left="3600" w:hanging="360"/>
-      </w:pPr>
-    </w:lvl>
-    <w:lvl w:ilvl="5" w:tentative="1">
-      <w:start w:val="1"/>
-      <w:numFmt w:val="decimal"/>
-      <w:lvlText w:val="%6."/>
-      <w:lvlJc w:val="left"/>
-      <w:pPr>
-        <w:tabs>
-          <w:tab w:val="num" w:pos="4320"/>
-        </w:tabs>
-        <w:ind w:left="4320" w:hanging="360"/>
-      </w:pPr>
-    </w:lvl>
-    <w:lvl w:ilvl="6" w:tentative="1">
-      <w:start w:val="1"/>
-      <w:numFmt w:val="decimal"/>
-      <w:lvlText w:val="%7."/>
-      <w:lvlJc w:val="left"/>
-      <w:pPr>
-        <w:tabs>
-          <w:tab w:val="num" w:pos="5040"/>
-        </w:tabs>
-        <w:ind w:left="5040" w:hanging="360"/>
-      </w:pPr>
-    </w:lvl>
-    <w:lvl w:ilvl="7" w:tentative="1">
-      <w:start w:val="1"/>
-      <w:numFmt w:val="decimal"/>
-      <w:lvlText w:val="%8."/>
-      <w:lvlJc w:val="left"/>
-      <w:pPr>
-        <w:tabs>
-          <w:tab w:val="num" w:pos="5760"/>
-        </w:tabs>
-        <w:ind w:left="5760" w:hanging="360"/>
-      </w:pPr>
-    </w:lvl>
-    <w:lvl w:ilvl="8" w:tentative="1">
-      <w:start w:val="1"/>
-      <w:numFmt w:val="decimal"/>
-      <w:lvlText w:val="%9."/>
-      <w:lvlJc w:val="left"/>
-      <w:pPr>
-        <w:tabs>
-          <w:tab w:val="num" w:pos="6480"/>
-        </w:tabs>
-        <w:ind w:left="6480" w:hanging="360"/>
-      </w:pPr>
-    </w:lvl>
-  </w:abstractNum>
-  <w:abstractNum w:abstractNumId="10" w15:restartNumberingAfterBreak="0">
-    <w:nsid w:val="21F601AB"/>
-    <w:multiLevelType w:val="multilevel"/>
-    <w:tmpl w:val="42146BC8"/>
-    <w:lvl w:ilvl="0">
-      <w:start w:val="1"/>
-      <w:numFmt w:val="decimal"/>
-      <w:lvlText w:val="%1."/>
-      <w:lvlJc w:val="left"/>
-      <w:pPr>
-        <w:tabs>
-          <w:tab w:val="num" w:pos="720"/>
-        </w:tabs>
-        <w:ind w:left="720" w:hanging="360"/>
-      </w:pPr>
-    </w:lvl>
-    <w:lvl w:ilvl="1" w:tentative="1">
-      <w:start w:val="1"/>
-      <w:numFmt w:val="decimal"/>
-      <w:lvlText w:val="%2."/>
-      <w:lvlJc w:val="left"/>
-      <w:pPr>
-        <w:tabs>
-          <w:tab w:val="num" w:pos="1440"/>
-        </w:tabs>
-        <w:ind w:left="1440" w:hanging="360"/>
-      </w:pPr>
-    </w:lvl>
-    <w:lvl w:ilvl="2" w:tentative="1">
-      <w:start w:val="1"/>
-      <w:numFmt w:val="decimal"/>
-      <w:lvlText w:val="%3."/>
-      <w:lvlJc w:val="left"/>
-      <w:pPr>
-        <w:tabs>
-          <w:tab w:val="num" w:pos="2160"/>
-        </w:tabs>
-        <w:ind w:left="2160" w:hanging="360"/>
-      </w:pPr>
-    </w:lvl>
-    <w:lvl w:ilvl="3" w:tentative="1">
-      <w:start w:val="1"/>
-      <w:numFmt w:val="decimal"/>
-      <w:lvlText w:val="%4."/>
-      <w:lvlJc w:val="left"/>
-      <w:pPr>
-        <w:tabs>
-          <w:tab w:val="num" w:pos="2880"/>
-        </w:tabs>
-        <w:ind w:left="2880" w:hanging="360"/>
-      </w:pPr>
-    </w:lvl>
-    <w:lvl w:ilvl="4" w:tentative="1">
-      <w:start w:val="1"/>
-      <w:numFmt w:val="decimal"/>
-      <w:lvlText w:val="%5."/>
-      <w:lvlJc w:val="left"/>
-      <w:pPr>
-        <w:tabs>
-          <w:tab w:val="num" w:pos="3600"/>
-        </w:tabs>
-        <w:ind w:left="3600" w:hanging="360"/>
-      </w:pPr>
-    </w:lvl>
-    <w:lvl w:ilvl="5" w:tentative="1">
-      <w:start w:val="1"/>
-      <w:numFmt w:val="decimal"/>
-      <w:lvlText w:val="%6."/>
-      <w:lvlJc w:val="left"/>
-      <w:pPr>
-        <w:tabs>
-          <w:tab w:val="num" w:pos="4320"/>
-        </w:tabs>
-        <w:ind w:left="4320" w:hanging="360"/>
-      </w:pPr>
-    </w:lvl>
-    <w:lvl w:ilvl="6" w:tentative="1">
-      <w:start w:val="1"/>
-      <w:numFmt w:val="decimal"/>
-      <w:lvlText w:val="%7."/>
-      <w:lvlJc w:val="left"/>
-      <w:pPr>
-        <w:tabs>
-          <w:tab w:val="num" w:pos="5040"/>
-        </w:tabs>
-        <w:ind w:left="5040" w:hanging="360"/>
-      </w:pPr>
-    </w:lvl>
-    <w:lvl w:ilvl="7" w:tentative="1">
-      <w:start w:val="1"/>
-      <w:numFmt w:val="decimal"/>
-      <w:lvlText w:val="%8."/>
-      <w:lvlJc w:val="left"/>
-      <w:pPr>
-        <w:tabs>
-          <w:tab w:val="num" w:pos="5760"/>
-        </w:tabs>
-        <w:ind w:left="5760" w:hanging="360"/>
-      </w:pPr>
-    </w:lvl>
-    <w:lvl w:ilvl="8" w:tentative="1">
-      <w:start w:val="1"/>
-      <w:numFmt w:val="decimal"/>
-      <w:lvlText w:val="%9."/>
-      <w:lvlJc w:val="left"/>
-      <w:pPr>
-        <w:tabs>
-          <w:tab w:val="num" w:pos="6480"/>
-        </w:tabs>
-        <w:ind w:left="6480" w:hanging="360"/>
-      </w:pPr>
-    </w:lvl>
-  </w:abstractNum>
-  <w:abstractNum w:abstractNumId="11" w15:restartNumberingAfterBreak="0">
-    <w:nsid w:val="236A62E7"/>
-    <w:multiLevelType w:val="multilevel"/>
-    <w:tmpl w:val="28022F88"/>
-    <w:lvl w:ilvl="0">
-      <w:start w:val="1"/>
-      <w:numFmt w:val="decimal"/>
-      <w:lvlText w:val="%1."/>
-      <w:lvlJc w:val="left"/>
-      <w:pPr>
-        <w:tabs>
-          <w:tab w:val="num" w:pos="720"/>
-        </w:tabs>
-        <w:ind w:left="720" w:hanging="360"/>
-      </w:pPr>
-    </w:lvl>
-    <w:lvl w:ilvl="1" w:tentative="1">
-      <w:start w:val="1"/>
-      <w:numFmt w:val="decimal"/>
-      <w:lvlText w:val="%2."/>
-      <w:lvlJc w:val="left"/>
-      <w:pPr>
-        <w:tabs>
-          <w:tab w:val="num" w:pos="1440"/>
-        </w:tabs>
-        <w:ind w:left="1440" w:hanging="360"/>
-      </w:pPr>
-    </w:lvl>
-    <w:lvl w:ilvl="2" w:tentative="1">
-      <w:start w:val="1"/>
-      <w:numFmt w:val="decimal"/>
-      <w:lvlText w:val="%3."/>
-      <w:lvlJc w:val="left"/>
-      <w:pPr>
-        <w:tabs>
-          <w:tab w:val="num" w:pos="2160"/>
-        </w:tabs>
-        <w:ind w:left="2160" w:hanging="360"/>
-      </w:pPr>
-    </w:lvl>
-    <w:lvl w:ilvl="3" w:tentative="1">
-      <w:start w:val="1"/>
-      <w:numFmt w:val="decimal"/>
-      <w:lvlText w:val="%4."/>
-      <w:lvlJc w:val="left"/>
-      <w:pPr>
-        <w:tabs>
-          <w:tab w:val="num" w:pos="2880"/>
-        </w:tabs>
-        <w:ind w:left="2880" w:hanging="360"/>
-      </w:pPr>
-    </w:lvl>
-    <w:lvl w:ilvl="4" w:tentative="1">
-      <w:start w:val="1"/>
-      <w:numFmt w:val="decimal"/>
-      <w:lvlText w:val="%5."/>
-      <w:lvlJc w:val="left"/>
-      <w:pPr>
-        <w:tabs>
-          <w:tab w:val="num" w:pos="3600"/>
-        </w:tabs>
-        <w:ind w:left="3600" w:hanging="360"/>
-      </w:pPr>
-    </w:lvl>
-    <w:lvl w:ilvl="5" w:tentative="1">
-      <w:start w:val="1"/>
-      <w:numFmt w:val="decimal"/>
-      <w:lvlText w:val="%6."/>
-      <w:lvlJc w:val="left"/>
-      <w:pPr>
-        <w:tabs>
-          <w:tab w:val="num" w:pos="4320"/>
-        </w:tabs>
-        <w:ind w:left="4320" w:hanging="360"/>
-      </w:pPr>
-    </w:lvl>
-    <w:lvl w:ilvl="6" w:tentative="1">
-      <w:start w:val="1"/>
-      <w:numFmt w:val="decimal"/>
-      <w:lvlText w:val="%7."/>
-      <w:lvlJc w:val="left"/>
-      <w:pPr>
-        <w:tabs>
-          <w:tab w:val="num" w:pos="5040"/>
-        </w:tabs>
-        <w:ind w:left="5040" w:hanging="360"/>
-      </w:pPr>
-    </w:lvl>
-    <w:lvl w:ilvl="7" w:tentative="1">
-      <w:start w:val="1"/>
-      <w:numFmt w:val="decimal"/>
-      <w:lvlText w:val="%8."/>
-      <w:lvlJc w:val="left"/>
-      <w:pPr>
-        <w:tabs>
-          <w:tab w:val="num" w:pos="5760"/>
-        </w:tabs>
-        <w:ind w:left="5760" w:hanging="360"/>
-      </w:pPr>
-    </w:lvl>
-    <w:lvl w:ilvl="8" w:tentative="1">
-      <w:start w:val="1"/>
-      <w:numFmt w:val="decimal"/>
-      <w:lvlText w:val="%9."/>
-      <w:lvlJc w:val="left"/>
-      <w:pPr>
-        <w:tabs>
-          <w:tab w:val="num" w:pos="6480"/>
-        </w:tabs>
-        <w:ind w:left="6480" w:hanging="360"/>
-      </w:pPr>
-    </w:lvl>
-  </w:abstractNum>
-  <w:abstractNum w:abstractNumId="12" w15:restartNumberingAfterBreak="0">
-    <w:nsid w:val="239F4019"/>
-    <w:multiLevelType w:val="multilevel"/>
-    <w:tmpl w:val="9DAC3700"/>
-    <w:lvl w:ilvl="0">
-      <w:start w:val="1"/>
-      <w:numFmt w:val="decimal"/>
-      <w:lvlText w:val="%1."/>
-      <w:lvlJc w:val="left"/>
-      <w:pPr>
-        <w:tabs>
-          <w:tab w:val="num" w:pos="720"/>
-        </w:tabs>
-        <w:ind w:left="720" w:hanging="360"/>
-      </w:pPr>
-    </w:lvl>
-    <w:lvl w:ilvl="1" w:tentative="1">
-      <w:start w:val="1"/>
-      <w:numFmt w:val="decimal"/>
-      <w:lvlText w:val="%2."/>
-      <w:lvlJc w:val="left"/>
-      <w:pPr>
-        <w:tabs>
-          <w:tab w:val="num" w:pos="1440"/>
-        </w:tabs>
-        <w:ind w:left="1440" w:hanging="360"/>
-      </w:pPr>
-    </w:lvl>
-    <w:lvl w:ilvl="2" w:tentative="1">
-      <w:start w:val="1"/>
-      <w:numFmt w:val="decimal"/>
-      <w:lvlText w:val="%3."/>
-      <w:lvlJc w:val="left"/>
-      <w:pPr>
-        <w:tabs>
-          <w:tab w:val="num" w:pos="2160"/>
-        </w:tabs>
-        <w:ind w:left="2160" w:hanging="360"/>
-      </w:pPr>
-    </w:lvl>
-    <w:lvl w:ilvl="3" w:tentative="1">
-      <w:start w:val="1"/>
-      <w:numFmt w:val="decimal"/>
-      <w:lvlText w:val="%4."/>
-      <w:lvlJc w:val="left"/>
-      <w:pPr>
-        <w:tabs>
-          <w:tab w:val="num" w:pos="2880"/>
-        </w:tabs>
-        <w:ind w:left="2880" w:hanging="360"/>
-      </w:pPr>
-    </w:lvl>
-    <w:lvl w:ilvl="4" w:tentative="1">
-      <w:start w:val="1"/>
-      <w:numFmt w:val="decimal"/>
-      <w:lvlText w:val="%5."/>
-      <w:lvlJc w:val="left"/>
-      <w:pPr>
-        <w:tabs>
-          <w:tab w:val="num" w:pos="3600"/>
-        </w:tabs>
-        <w:ind w:left="3600" w:hanging="360"/>
-      </w:pPr>
-    </w:lvl>
-    <w:lvl w:ilvl="5" w:tentative="1">
-      <w:start w:val="1"/>
-      <w:numFmt w:val="decimal"/>
-      <w:lvlText w:val="%6."/>
-      <w:lvlJc w:val="left"/>
-      <w:pPr>
-        <w:tabs>
-          <w:tab w:val="num" w:pos="4320"/>
-        </w:tabs>
-        <w:ind w:left="4320" w:hanging="360"/>
-      </w:pPr>
-    </w:lvl>
-    <w:lvl w:ilvl="6" w:tentative="1">
-      <w:start w:val="1"/>
-      <w:numFmt w:val="decimal"/>
-      <w:lvlText w:val="%7."/>
-      <w:lvlJc w:val="left"/>
-      <w:pPr>
-        <w:tabs>
-          <w:tab w:val="num" w:pos="5040"/>
-        </w:tabs>
-        <w:ind w:left="5040" w:hanging="360"/>
-      </w:pPr>
-    </w:lvl>
-    <w:lvl w:ilvl="7" w:tentative="1">
-      <w:start w:val="1"/>
-      <w:numFmt w:val="decimal"/>
-      <w:lvlText w:val="%8."/>
-      <w:lvlJc w:val="left"/>
-      <w:pPr>
-        <w:tabs>
-          <w:tab w:val="num" w:pos="5760"/>
-        </w:tabs>
-        <w:ind w:left="5760" w:hanging="360"/>
-      </w:pPr>
-    </w:lvl>
-    <w:lvl w:ilvl="8" w:tentative="1">
-      <w:start w:val="1"/>
-      <w:numFmt w:val="decimal"/>
-      <w:lvlText w:val="%9."/>
-      <w:lvlJc w:val="left"/>
-      <w:pPr>
-        <w:tabs>
-          <w:tab w:val="num" w:pos="6480"/>
-        </w:tabs>
-        <w:ind w:left="6480" w:hanging="360"/>
-      </w:pPr>
-    </w:lvl>
-  </w:abstractNum>
-  <w:abstractNum w:abstractNumId="13" w15:restartNumberingAfterBreak="0">
     <w:nsid w:val="24A034A7"/>
     <w:multiLevelType w:val="multilevel"/>
     <w:tmpl w:val="6810A1AA"/>
@@ -7081,125 +7717,12 @@
       </w:pPr>
     </w:lvl>
   </w:abstractNum>
-  <w:abstractNum w:abstractNumId="14" w15:restartNumberingAfterBreak="0">
-    <w:nsid w:val="2A1470AB"/>
-    <w:multiLevelType w:val="multilevel"/>
-    <w:tmpl w:val="4266AFBA"/>
-    <w:lvl w:ilvl="0">
-      <w:start w:val="1"/>
-      <w:numFmt w:val="decimal"/>
-      <w:lvlText w:val="%1."/>
-      <w:lvlJc w:val="left"/>
-      <w:pPr>
-        <w:tabs>
-          <w:tab w:val="num" w:pos="720"/>
-        </w:tabs>
-        <w:ind w:left="720" w:hanging="360"/>
-      </w:pPr>
-    </w:lvl>
-    <w:lvl w:ilvl="1" w:tentative="1">
-      <w:start w:val="1"/>
-      <w:numFmt w:val="decimal"/>
-      <w:lvlText w:val="%2."/>
-      <w:lvlJc w:val="left"/>
-      <w:pPr>
-        <w:tabs>
-          <w:tab w:val="num" w:pos="1440"/>
-        </w:tabs>
-        <w:ind w:left="1440" w:hanging="360"/>
-      </w:pPr>
-    </w:lvl>
-    <w:lvl w:ilvl="2" w:tentative="1">
-      <w:start w:val="1"/>
-      <w:numFmt w:val="decimal"/>
-      <w:lvlText w:val="%3."/>
-      <w:lvlJc w:val="left"/>
-      <w:pPr>
-        <w:tabs>
-          <w:tab w:val="num" w:pos="2160"/>
-        </w:tabs>
-        <w:ind w:left="2160" w:hanging="360"/>
-      </w:pPr>
-    </w:lvl>
-    <w:lvl w:ilvl="3" w:tentative="1">
-      <w:start w:val="1"/>
-      <w:numFmt w:val="decimal"/>
-      <w:lvlText w:val="%4."/>
-      <w:lvlJc w:val="left"/>
-      <w:pPr>
-        <w:tabs>
-          <w:tab w:val="num" w:pos="2880"/>
-        </w:tabs>
-        <w:ind w:left="2880" w:hanging="360"/>
-      </w:pPr>
-    </w:lvl>
-    <w:lvl w:ilvl="4" w:tentative="1">
-      <w:start w:val="1"/>
-      <w:numFmt w:val="decimal"/>
-      <w:lvlText w:val="%5."/>
-      <w:lvlJc w:val="left"/>
-      <w:pPr>
-        <w:tabs>
-          <w:tab w:val="num" w:pos="3600"/>
-        </w:tabs>
-        <w:ind w:left="3600" w:hanging="360"/>
-      </w:pPr>
-    </w:lvl>
-    <w:lvl w:ilvl="5" w:tentative="1">
-      <w:start w:val="1"/>
-      <w:numFmt w:val="decimal"/>
-      <w:lvlText w:val="%6."/>
-      <w:lvlJc w:val="left"/>
-      <w:pPr>
-        <w:tabs>
-          <w:tab w:val="num" w:pos="4320"/>
-        </w:tabs>
-        <w:ind w:left="4320" w:hanging="360"/>
-      </w:pPr>
-    </w:lvl>
-    <w:lvl w:ilvl="6" w:tentative="1">
-      <w:start w:val="1"/>
-      <w:numFmt w:val="decimal"/>
-      <w:lvlText w:val="%7."/>
-      <w:lvlJc w:val="left"/>
-      <w:pPr>
-        <w:tabs>
-          <w:tab w:val="num" w:pos="5040"/>
-        </w:tabs>
-        <w:ind w:left="5040" w:hanging="360"/>
-      </w:pPr>
-    </w:lvl>
-    <w:lvl w:ilvl="7" w:tentative="1">
-      <w:start w:val="1"/>
-      <w:numFmt w:val="decimal"/>
-      <w:lvlText w:val="%8."/>
-      <w:lvlJc w:val="left"/>
-      <w:pPr>
-        <w:tabs>
-          <w:tab w:val="num" w:pos="5760"/>
-        </w:tabs>
-        <w:ind w:left="5760" w:hanging="360"/>
-      </w:pPr>
-    </w:lvl>
-    <w:lvl w:ilvl="8" w:tentative="1">
-      <w:start w:val="1"/>
-      <w:numFmt w:val="decimal"/>
-      <w:lvlText w:val="%9."/>
-      <w:lvlJc w:val="left"/>
-      <w:pPr>
-        <w:tabs>
-          <w:tab w:val="num" w:pos="6480"/>
-        </w:tabs>
-        <w:ind w:left="6480" w:hanging="360"/>
-      </w:pPr>
-    </w:lvl>
-  </w:abstractNum>
-  <w:abstractNum w:abstractNumId="15" w15:restartNumberingAfterBreak="0">
+  <w:abstractNum w:abstractNumId="7" w15:restartNumberingAfterBreak="0">
     <w:nsid w:val="2ABC1736"/>
     <w:multiLevelType w:val="multilevel"/>
-    <w:tmpl w:val="4404BF04"/>
+    <w:tmpl w:val="349E1846"/>
     <w:lvl w:ilvl="0">
-      <w:start w:val="1"/>
+      <w:start w:val="2"/>
       <w:numFmt w:val="decimal"/>
       <w:lvlText w:val="%1."/>
       <w:lvlJc w:val="left"/>
@@ -7209,8 +7732,11 @@
         </w:tabs>
         <w:ind w:left="720" w:hanging="360"/>
       </w:pPr>
-    </w:lvl>
-    <w:lvl w:ilvl="1" w:tentative="1">
+      <w:rPr>
+        <w:rFonts w:hint="default"/>
+      </w:rPr>
+    </w:lvl>
+    <w:lvl w:ilvl="1">
       <w:start w:val="1"/>
       <w:numFmt w:val="decimal"/>
       <w:lvlText w:val="%2."/>
@@ -7221,8 +7747,11 @@
         </w:tabs>
         <w:ind w:left="1440" w:hanging="360"/>
       </w:pPr>
-    </w:lvl>
-    <w:lvl w:ilvl="2" w:tentative="1">
+      <w:rPr>
+        <w:rFonts w:hint="default"/>
+      </w:rPr>
+    </w:lvl>
+    <w:lvl w:ilvl="2">
       <w:start w:val="1"/>
       <w:numFmt w:val="decimal"/>
       <w:lvlText w:val="%3."/>
@@ -7233,8 +7762,11 @@
         </w:tabs>
         <w:ind w:left="2160" w:hanging="360"/>
       </w:pPr>
-    </w:lvl>
-    <w:lvl w:ilvl="3" w:tentative="1">
+      <w:rPr>
+        <w:rFonts w:hint="default"/>
+      </w:rPr>
+    </w:lvl>
+    <w:lvl w:ilvl="3">
       <w:start w:val="1"/>
       <w:numFmt w:val="decimal"/>
       <w:lvlText w:val="%4."/>
@@ -7245,8 +7777,11 @@
         </w:tabs>
         <w:ind w:left="2880" w:hanging="360"/>
       </w:pPr>
-    </w:lvl>
-    <w:lvl w:ilvl="4" w:tentative="1">
+      <w:rPr>
+        <w:rFonts w:hint="default"/>
+      </w:rPr>
+    </w:lvl>
+    <w:lvl w:ilvl="4">
       <w:start w:val="1"/>
       <w:numFmt w:val="decimal"/>
       <w:lvlText w:val="%5."/>
@@ -7257,8 +7792,11 @@
         </w:tabs>
         <w:ind w:left="3600" w:hanging="360"/>
       </w:pPr>
-    </w:lvl>
-    <w:lvl w:ilvl="5" w:tentative="1">
+      <w:rPr>
+        <w:rFonts w:hint="default"/>
+      </w:rPr>
+    </w:lvl>
+    <w:lvl w:ilvl="5">
       <w:start w:val="1"/>
       <w:numFmt w:val="decimal"/>
       <w:lvlText w:val="%6."/>
@@ -7269,8 +7807,11 @@
         </w:tabs>
         <w:ind w:left="4320" w:hanging="360"/>
       </w:pPr>
-    </w:lvl>
-    <w:lvl w:ilvl="6" w:tentative="1">
+      <w:rPr>
+        <w:rFonts w:hint="default"/>
+      </w:rPr>
+    </w:lvl>
+    <w:lvl w:ilvl="6">
       <w:start w:val="1"/>
       <w:numFmt w:val="decimal"/>
       <w:lvlText w:val="%7."/>
@@ -7281,8 +7822,11 @@
         </w:tabs>
         <w:ind w:left="5040" w:hanging="360"/>
       </w:pPr>
-    </w:lvl>
-    <w:lvl w:ilvl="7" w:tentative="1">
+      <w:rPr>
+        <w:rFonts w:hint="default"/>
+      </w:rPr>
+    </w:lvl>
+    <w:lvl w:ilvl="7">
       <w:start w:val="1"/>
       <w:numFmt w:val="decimal"/>
       <w:lvlText w:val="%8."/>
@@ -7293,8 +7837,11 @@
         </w:tabs>
         <w:ind w:left="5760" w:hanging="360"/>
       </w:pPr>
-    </w:lvl>
-    <w:lvl w:ilvl="8" w:tentative="1">
+      <w:rPr>
+        <w:rFonts w:hint="default"/>
+      </w:rPr>
+    </w:lvl>
+    <w:lvl w:ilvl="8">
       <w:start w:val="1"/>
       <w:numFmt w:val="decimal"/>
       <w:lvlText w:val="%9."/>
@@ -7305,9 +7852,12 @@
         </w:tabs>
         <w:ind w:left="6480" w:hanging="360"/>
       </w:pPr>
+      <w:rPr>
+        <w:rFonts w:hint="default"/>
+      </w:rPr>
     </w:lvl>
   </w:abstractNum>
-  <w:abstractNum w:abstractNumId="16" w15:restartNumberingAfterBreak="0">
+  <w:abstractNum w:abstractNumId="8" w15:restartNumberingAfterBreak="0">
     <w:nsid w:val="2B4A6B5A"/>
     <w:multiLevelType w:val="hybridMultilevel"/>
     <w:tmpl w:val="DBB6670E"/>
@@ -7396,10 +7946,10 @@
       </w:pPr>
     </w:lvl>
   </w:abstractNum>
-  <w:abstractNum w:abstractNumId="17" w15:restartNumberingAfterBreak="0">
-    <w:nsid w:val="2F3136CA"/>
+  <w:abstractNum w:abstractNumId="9" w15:restartNumberingAfterBreak="0">
+    <w:nsid w:val="2CA21072"/>
     <w:multiLevelType w:val="multilevel"/>
-    <w:tmpl w:val="417A6BFA"/>
+    <w:tmpl w:val="A8DA4178"/>
     <w:lvl w:ilvl="0">
       <w:start w:val="1"/>
       <w:numFmt w:val="decimal"/>
@@ -7407,12 +7957,128 @@
       <w:lvlJc w:val="left"/>
       <w:pPr>
         <w:tabs>
+          <w:tab w:val="num" w:pos="1440"/>
+        </w:tabs>
+        <w:ind w:left="1440" w:hanging="360"/>
+      </w:pPr>
+    </w:lvl>
+    <w:lvl w:ilvl="1" w:tentative="1">
+      <w:start w:val="1"/>
+      <w:numFmt w:val="decimal"/>
+      <w:lvlText w:val="%2."/>
+      <w:lvlJc w:val="left"/>
+      <w:pPr>
+        <w:tabs>
+          <w:tab w:val="num" w:pos="2160"/>
+        </w:tabs>
+        <w:ind w:left="2160" w:hanging="360"/>
+      </w:pPr>
+    </w:lvl>
+    <w:lvl w:ilvl="2" w:tentative="1">
+      <w:start w:val="1"/>
+      <w:numFmt w:val="decimal"/>
+      <w:lvlText w:val="%3."/>
+      <w:lvlJc w:val="left"/>
+      <w:pPr>
+        <w:tabs>
+          <w:tab w:val="num" w:pos="2880"/>
+        </w:tabs>
+        <w:ind w:left="2880" w:hanging="360"/>
+      </w:pPr>
+    </w:lvl>
+    <w:lvl w:ilvl="3" w:tentative="1">
+      <w:start w:val="1"/>
+      <w:numFmt w:val="decimal"/>
+      <w:lvlText w:val="%4."/>
+      <w:lvlJc w:val="left"/>
+      <w:pPr>
+        <w:tabs>
+          <w:tab w:val="num" w:pos="3600"/>
+        </w:tabs>
+        <w:ind w:left="3600" w:hanging="360"/>
+      </w:pPr>
+    </w:lvl>
+    <w:lvl w:ilvl="4" w:tentative="1">
+      <w:start w:val="1"/>
+      <w:numFmt w:val="decimal"/>
+      <w:lvlText w:val="%5."/>
+      <w:lvlJc w:val="left"/>
+      <w:pPr>
+        <w:tabs>
+          <w:tab w:val="num" w:pos="4320"/>
+        </w:tabs>
+        <w:ind w:left="4320" w:hanging="360"/>
+      </w:pPr>
+    </w:lvl>
+    <w:lvl w:ilvl="5" w:tentative="1">
+      <w:start w:val="1"/>
+      <w:numFmt w:val="decimal"/>
+      <w:lvlText w:val="%6."/>
+      <w:lvlJc w:val="left"/>
+      <w:pPr>
+        <w:tabs>
+          <w:tab w:val="num" w:pos="5040"/>
+        </w:tabs>
+        <w:ind w:left="5040" w:hanging="360"/>
+      </w:pPr>
+    </w:lvl>
+    <w:lvl w:ilvl="6" w:tentative="1">
+      <w:start w:val="1"/>
+      <w:numFmt w:val="decimal"/>
+      <w:lvlText w:val="%7."/>
+      <w:lvlJc w:val="left"/>
+      <w:pPr>
+        <w:tabs>
+          <w:tab w:val="num" w:pos="5760"/>
+        </w:tabs>
+        <w:ind w:left="5760" w:hanging="360"/>
+      </w:pPr>
+    </w:lvl>
+    <w:lvl w:ilvl="7" w:tentative="1">
+      <w:start w:val="1"/>
+      <w:numFmt w:val="decimal"/>
+      <w:lvlText w:val="%8."/>
+      <w:lvlJc w:val="left"/>
+      <w:pPr>
+        <w:tabs>
+          <w:tab w:val="num" w:pos="6480"/>
+        </w:tabs>
+        <w:ind w:left="6480" w:hanging="360"/>
+      </w:pPr>
+    </w:lvl>
+    <w:lvl w:ilvl="8" w:tentative="1">
+      <w:start w:val="1"/>
+      <w:numFmt w:val="decimal"/>
+      <w:lvlText w:val="%9."/>
+      <w:lvlJc w:val="left"/>
+      <w:pPr>
+        <w:tabs>
+          <w:tab w:val="num" w:pos="7200"/>
+        </w:tabs>
+        <w:ind w:left="7200" w:hanging="360"/>
+      </w:pPr>
+    </w:lvl>
+  </w:abstractNum>
+  <w:abstractNum w:abstractNumId="10" w15:restartNumberingAfterBreak="0">
+    <w:nsid w:val="36F232A0"/>
+    <w:multiLevelType w:val="multilevel"/>
+    <w:tmpl w:val="1508150E"/>
+    <w:lvl w:ilvl="0">
+      <w:start w:val="2"/>
+      <w:numFmt w:val="decimal"/>
+      <w:lvlText w:val="%1."/>
+      <w:lvlJc w:val="left"/>
+      <w:pPr>
+        <w:tabs>
           <w:tab w:val="num" w:pos="720"/>
         </w:tabs>
         <w:ind w:left="720" w:hanging="360"/>
       </w:pPr>
-    </w:lvl>
-    <w:lvl w:ilvl="1" w:tentative="1">
+      <w:rPr>
+        <w:rFonts w:hint="default"/>
+      </w:rPr>
+    </w:lvl>
+    <w:lvl w:ilvl="1">
       <w:start w:val="1"/>
       <w:numFmt w:val="decimal"/>
       <w:lvlText w:val="%2."/>
@@ -7423,8 +8089,11 @@
         </w:tabs>
         <w:ind w:left="1440" w:hanging="360"/>
       </w:pPr>
-    </w:lvl>
-    <w:lvl w:ilvl="2" w:tentative="1">
+      <w:rPr>
+        <w:rFonts w:hint="default"/>
+      </w:rPr>
+    </w:lvl>
+    <w:lvl w:ilvl="2">
       <w:start w:val="1"/>
       <w:numFmt w:val="decimal"/>
       <w:lvlText w:val="%3."/>
@@ -7435,8 +8104,11 @@
         </w:tabs>
         <w:ind w:left="2160" w:hanging="360"/>
       </w:pPr>
-    </w:lvl>
-    <w:lvl w:ilvl="3" w:tentative="1">
+      <w:rPr>
+        <w:rFonts w:hint="default"/>
+      </w:rPr>
+    </w:lvl>
+    <w:lvl w:ilvl="3">
       <w:start w:val="1"/>
       <w:numFmt w:val="decimal"/>
       <w:lvlText w:val="%4."/>
@@ -7447,8 +8119,11 @@
         </w:tabs>
         <w:ind w:left="2880" w:hanging="360"/>
       </w:pPr>
-    </w:lvl>
-    <w:lvl w:ilvl="4" w:tentative="1">
+      <w:rPr>
+        <w:rFonts w:hint="default"/>
+      </w:rPr>
+    </w:lvl>
+    <w:lvl w:ilvl="4">
       <w:start w:val="1"/>
       <w:numFmt w:val="decimal"/>
       <w:lvlText w:val="%5."/>
@@ -7459,8 +8134,11 @@
         </w:tabs>
         <w:ind w:left="3600" w:hanging="360"/>
       </w:pPr>
-    </w:lvl>
-    <w:lvl w:ilvl="5" w:tentative="1">
+      <w:rPr>
+        <w:rFonts w:hint="default"/>
+      </w:rPr>
+    </w:lvl>
+    <w:lvl w:ilvl="5">
       <w:start w:val="1"/>
       <w:numFmt w:val="decimal"/>
       <w:lvlText w:val="%6."/>
@@ -7471,8 +8149,11 @@
         </w:tabs>
         <w:ind w:left="4320" w:hanging="360"/>
       </w:pPr>
-    </w:lvl>
-    <w:lvl w:ilvl="6" w:tentative="1">
+      <w:rPr>
+        <w:rFonts w:hint="default"/>
+      </w:rPr>
+    </w:lvl>
+    <w:lvl w:ilvl="6">
       <w:start w:val="1"/>
       <w:numFmt w:val="decimal"/>
       <w:lvlText w:val="%7."/>
@@ -7483,8 +8164,11 @@
         </w:tabs>
         <w:ind w:left="5040" w:hanging="360"/>
       </w:pPr>
-    </w:lvl>
-    <w:lvl w:ilvl="7" w:tentative="1">
+      <w:rPr>
+        <w:rFonts w:hint="default"/>
+      </w:rPr>
+    </w:lvl>
+    <w:lvl w:ilvl="7">
       <w:start w:val="1"/>
       <w:numFmt w:val="decimal"/>
       <w:lvlText w:val="%8."/>
@@ -7495,8 +8179,11 @@
         </w:tabs>
         <w:ind w:left="5760" w:hanging="360"/>
       </w:pPr>
-    </w:lvl>
-    <w:lvl w:ilvl="8" w:tentative="1">
+      <w:rPr>
+        <w:rFonts w:hint="default"/>
+      </w:rPr>
+    </w:lvl>
+    <w:lvl w:ilvl="8">
       <w:start w:val="1"/>
       <w:numFmt w:val="decimal"/>
       <w:lvlText w:val="%9."/>
@@ -7507,235 +8194,12 @@
         </w:tabs>
         <w:ind w:left="6480" w:hanging="360"/>
       </w:pPr>
+      <w:rPr>
+        <w:rFonts w:hint="default"/>
+      </w:rPr>
     </w:lvl>
   </w:abstractNum>
-  <w:abstractNum w:abstractNumId="18" w15:restartNumberingAfterBreak="0">
-    <w:nsid w:val="2FA1729C"/>
-    <w:multiLevelType w:val="multilevel"/>
-    <w:tmpl w:val="46768348"/>
-    <w:lvl w:ilvl="0">
-      <w:start w:val="1"/>
-      <w:numFmt w:val="decimal"/>
-      <w:lvlText w:val="%1."/>
-      <w:lvlJc w:val="left"/>
-      <w:pPr>
-        <w:tabs>
-          <w:tab w:val="num" w:pos="720"/>
-        </w:tabs>
-        <w:ind w:left="720" w:hanging="360"/>
-      </w:pPr>
-    </w:lvl>
-    <w:lvl w:ilvl="1" w:tentative="1">
-      <w:start w:val="1"/>
-      <w:numFmt w:val="decimal"/>
-      <w:lvlText w:val="%2."/>
-      <w:lvlJc w:val="left"/>
-      <w:pPr>
-        <w:tabs>
-          <w:tab w:val="num" w:pos="1440"/>
-        </w:tabs>
-        <w:ind w:left="1440" w:hanging="360"/>
-      </w:pPr>
-    </w:lvl>
-    <w:lvl w:ilvl="2" w:tentative="1">
-      <w:start w:val="1"/>
-      <w:numFmt w:val="decimal"/>
-      <w:lvlText w:val="%3."/>
-      <w:lvlJc w:val="left"/>
-      <w:pPr>
-        <w:tabs>
-          <w:tab w:val="num" w:pos="2160"/>
-        </w:tabs>
-        <w:ind w:left="2160" w:hanging="360"/>
-      </w:pPr>
-    </w:lvl>
-    <w:lvl w:ilvl="3" w:tentative="1">
-      <w:start w:val="1"/>
-      <w:numFmt w:val="decimal"/>
-      <w:lvlText w:val="%4."/>
-      <w:lvlJc w:val="left"/>
-      <w:pPr>
-        <w:tabs>
-          <w:tab w:val="num" w:pos="2880"/>
-        </w:tabs>
-        <w:ind w:left="2880" w:hanging="360"/>
-      </w:pPr>
-    </w:lvl>
-    <w:lvl w:ilvl="4" w:tentative="1">
-      <w:start w:val="1"/>
-      <w:numFmt w:val="decimal"/>
-      <w:lvlText w:val="%5."/>
-      <w:lvlJc w:val="left"/>
-      <w:pPr>
-        <w:tabs>
-          <w:tab w:val="num" w:pos="3600"/>
-        </w:tabs>
-        <w:ind w:left="3600" w:hanging="360"/>
-      </w:pPr>
-    </w:lvl>
-    <w:lvl w:ilvl="5" w:tentative="1">
-      <w:start w:val="1"/>
-      <w:numFmt w:val="decimal"/>
-      <w:lvlText w:val="%6."/>
-      <w:lvlJc w:val="left"/>
-      <w:pPr>
-        <w:tabs>
-          <w:tab w:val="num" w:pos="4320"/>
-        </w:tabs>
-        <w:ind w:left="4320" w:hanging="360"/>
-      </w:pPr>
-    </w:lvl>
-    <w:lvl w:ilvl="6" w:tentative="1">
-      <w:start w:val="1"/>
-      <w:numFmt w:val="decimal"/>
-      <w:lvlText w:val="%7."/>
-      <w:lvlJc w:val="left"/>
-      <w:pPr>
-        <w:tabs>
-          <w:tab w:val="num" w:pos="5040"/>
-        </w:tabs>
-        <w:ind w:left="5040" w:hanging="360"/>
-      </w:pPr>
-    </w:lvl>
-    <w:lvl w:ilvl="7" w:tentative="1">
-      <w:start w:val="1"/>
-      <w:numFmt w:val="decimal"/>
-      <w:lvlText w:val="%8."/>
-      <w:lvlJc w:val="left"/>
-      <w:pPr>
-        <w:tabs>
-          <w:tab w:val="num" w:pos="5760"/>
-        </w:tabs>
-        <w:ind w:left="5760" w:hanging="360"/>
-      </w:pPr>
-    </w:lvl>
-    <w:lvl w:ilvl="8" w:tentative="1">
-      <w:start w:val="1"/>
-      <w:numFmt w:val="decimal"/>
-      <w:lvlText w:val="%9."/>
-      <w:lvlJc w:val="left"/>
-      <w:pPr>
-        <w:tabs>
-          <w:tab w:val="num" w:pos="6480"/>
-        </w:tabs>
-        <w:ind w:left="6480" w:hanging="360"/>
-      </w:pPr>
-    </w:lvl>
-  </w:abstractNum>
-  <w:abstractNum w:abstractNumId="19" w15:restartNumberingAfterBreak="0">
-    <w:nsid w:val="33370EC7"/>
-    <w:multiLevelType w:val="multilevel"/>
-    <w:tmpl w:val="46DA66F6"/>
-    <w:lvl w:ilvl="0">
-      <w:start w:val="1"/>
-      <w:numFmt w:val="decimal"/>
-      <w:lvlText w:val="%1."/>
-      <w:lvlJc w:val="left"/>
-      <w:pPr>
-        <w:tabs>
-          <w:tab w:val="num" w:pos="720"/>
-        </w:tabs>
-        <w:ind w:left="720" w:hanging="360"/>
-      </w:pPr>
-    </w:lvl>
-    <w:lvl w:ilvl="1" w:tentative="1">
-      <w:start w:val="1"/>
-      <w:numFmt w:val="decimal"/>
-      <w:lvlText w:val="%2."/>
-      <w:lvlJc w:val="left"/>
-      <w:pPr>
-        <w:tabs>
-          <w:tab w:val="num" w:pos="1440"/>
-        </w:tabs>
-        <w:ind w:left="1440" w:hanging="360"/>
-      </w:pPr>
-    </w:lvl>
-    <w:lvl w:ilvl="2" w:tentative="1">
-      <w:start w:val="1"/>
-      <w:numFmt w:val="decimal"/>
-      <w:lvlText w:val="%3."/>
-      <w:lvlJc w:val="left"/>
-      <w:pPr>
-        <w:tabs>
-          <w:tab w:val="num" w:pos="2160"/>
-        </w:tabs>
-        <w:ind w:left="2160" w:hanging="360"/>
-      </w:pPr>
-    </w:lvl>
-    <w:lvl w:ilvl="3" w:tentative="1">
-      <w:start w:val="1"/>
-      <w:numFmt w:val="decimal"/>
-      <w:lvlText w:val="%4."/>
-      <w:lvlJc w:val="left"/>
-      <w:pPr>
-        <w:tabs>
-          <w:tab w:val="num" w:pos="2880"/>
-        </w:tabs>
-        <w:ind w:left="2880" w:hanging="360"/>
-      </w:pPr>
-    </w:lvl>
-    <w:lvl w:ilvl="4" w:tentative="1">
-      <w:start w:val="1"/>
-      <w:numFmt w:val="decimal"/>
-      <w:lvlText w:val="%5."/>
-      <w:lvlJc w:val="left"/>
-      <w:pPr>
-        <w:tabs>
-          <w:tab w:val="num" w:pos="3600"/>
-        </w:tabs>
-        <w:ind w:left="3600" w:hanging="360"/>
-      </w:pPr>
-    </w:lvl>
-    <w:lvl w:ilvl="5" w:tentative="1">
-      <w:start w:val="1"/>
-      <w:numFmt w:val="decimal"/>
-      <w:lvlText w:val="%6."/>
-      <w:lvlJc w:val="left"/>
-      <w:pPr>
-        <w:tabs>
-          <w:tab w:val="num" w:pos="4320"/>
-        </w:tabs>
-        <w:ind w:left="4320" w:hanging="360"/>
-      </w:pPr>
-    </w:lvl>
-    <w:lvl w:ilvl="6" w:tentative="1">
-      <w:start w:val="1"/>
-      <w:numFmt w:val="decimal"/>
-      <w:lvlText w:val="%7."/>
-      <w:lvlJc w:val="left"/>
-      <w:pPr>
-        <w:tabs>
-          <w:tab w:val="num" w:pos="5040"/>
-        </w:tabs>
-        <w:ind w:left="5040" w:hanging="360"/>
-      </w:pPr>
-    </w:lvl>
-    <w:lvl w:ilvl="7" w:tentative="1">
-      <w:start w:val="1"/>
-      <w:numFmt w:val="decimal"/>
-      <w:lvlText w:val="%8."/>
-      <w:lvlJc w:val="left"/>
-      <w:pPr>
-        <w:tabs>
-          <w:tab w:val="num" w:pos="5760"/>
-        </w:tabs>
-        <w:ind w:left="5760" w:hanging="360"/>
-      </w:pPr>
-    </w:lvl>
-    <w:lvl w:ilvl="8" w:tentative="1">
-      <w:start w:val="1"/>
-      <w:numFmt w:val="decimal"/>
-      <w:lvlText w:val="%9."/>
-      <w:lvlJc w:val="left"/>
-      <w:pPr>
-        <w:tabs>
-          <w:tab w:val="num" w:pos="6480"/>
-        </w:tabs>
-        <w:ind w:left="6480" w:hanging="360"/>
-      </w:pPr>
-    </w:lvl>
-  </w:abstractNum>
-  <w:abstractNum w:abstractNumId="20" w15:restartNumberingAfterBreak="0">
+  <w:abstractNum w:abstractNumId="11" w15:restartNumberingAfterBreak="0">
     <w:nsid w:val="37625D26"/>
     <w:multiLevelType w:val="multilevel"/>
     <w:tmpl w:val="AA889E66"/>
@@ -7848,120 +8312,7 @@
       </w:pPr>
     </w:lvl>
   </w:abstractNum>
-  <w:abstractNum w:abstractNumId="21" w15:restartNumberingAfterBreak="0">
-    <w:nsid w:val="38985664"/>
-    <w:multiLevelType w:val="multilevel"/>
-    <w:tmpl w:val="E4A8B36A"/>
-    <w:lvl w:ilvl="0">
-      <w:start w:val="1"/>
-      <w:numFmt w:val="decimal"/>
-      <w:lvlText w:val="%1."/>
-      <w:lvlJc w:val="left"/>
-      <w:pPr>
-        <w:tabs>
-          <w:tab w:val="num" w:pos="720"/>
-        </w:tabs>
-        <w:ind w:left="720" w:hanging="360"/>
-      </w:pPr>
-    </w:lvl>
-    <w:lvl w:ilvl="1" w:tentative="1">
-      <w:start w:val="1"/>
-      <w:numFmt w:val="decimal"/>
-      <w:lvlText w:val="%2."/>
-      <w:lvlJc w:val="left"/>
-      <w:pPr>
-        <w:tabs>
-          <w:tab w:val="num" w:pos="1440"/>
-        </w:tabs>
-        <w:ind w:left="1440" w:hanging="360"/>
-      </w:pPr>
-    </w:lvl>
-    <w:lvl w:ilvl="2" w:tentative="1">
-      <w:start w:val="1"/>
-      <w:numFmt w:val="decimal"/>
-      <w:lvlText w:val="%3."/>
-      <w:lvlJc w:val="left"/>
-      <w:pPr>
-        <w:tabs>
-          <w:tab w:val="num" w:pos="2160"/>
-        </w:tabs>
-        <w:ind w:left="2160" w:hanging="360"/>
-      </w:pPr>
-    </w:lvl>
-    <w:lvl w:ilvl="3" w:tentative="1">
-      <w:start w:val="1"/>
-      <w:numFmt w:val="decimal"/>
-      <w:lvlText w:val="%4."/>
-      <w:lvlJc w:val="left"/>
-      <w:pPr>
-        <w:tabs>
-          <w:tab w:val="num" w:pos="2880"/>
-        </w:tabs>
-        <w:ind w:left="2880" w:hanging="360"/>
-      </w:pPr>
-    </w:lvl>
-    <w:lvl w:ilvl="4" w:tentative="1">
-      <w:start w:val="1"/>
-      <w:numFmt w:val="decimal"/>
-      <w:lvlText w:val="%5."/>
-      <w:lvlJc w:val="left"/>
-      <w:pPr>
-        <w:tabs>
-          <w:tab w:val="num" w:pos="3600"/>
-        </w:tabs>
-        <w:ind w:left="3600" w:hanging="360"/>
-      </w:pPr>
-    </w:lvl>
-    <w:lvl w:ilvl="5" w:tentative="1">
-      <w:start w:val="1"/>
-      <w:numFmt w:val="decimal"/>
-      <w:lvlText w:val="%6."/>
-      <w:lvlJc w:val="left"/>
-      <w:pPr>
-        <w:tabs>
-          <w:tab w:val="num" w:pos="4320"/>
-        </w:tabs>
-        <w:ind w:left="4320" w:hanging="360"/>
-      </w:pPr>
-    </w:lvl>
-    <w:lvl w:ilvl="6" w:tentative="1">
-      <w:start w:val="1"/>
-      <w:numFmt w:val="decimal"/>
-      <w:lvlText w:val="%7."/>
-      <w:lvlJc w:val="left"/>
-      <w:pPr>
-        <w:tabs>
-          <w:tab w:val="num" w:pos="5040"/>
-        </w:tabs>
-        <w:ind w:left="5040" w:hanging="360"/>
-      </w:pPr>
-    </w:lvl>
-    <w:lvl w:ilvl="7" w:tentative="1">
-      <w:start w:val="1"/>
-      <w:numFmt w:val="decimal"/>
-      <w:lvlText w:val="%8."/>
-      <w:lvlJc w:val="left"/>
-      <w:pPr>
-        <w:tabs>
-          <w:tab w:val="num" w:pos="5760"/>
-        </w:tabs>
-        <w:ind w:left="5760" w:hanging="360"/>
-      </w:pPr>
-    </w:lvl>
-    <w:lvl w:ilvl="8" w:tentative="1">
-      <w:start w:val="1"/>
-      <w:numFmt w:val="decimal"/>
-      <w:lvlText w:val="%9."/>
-      <w:lvlJc w:val="left"/>
-      <w:pPr>
-        <w:tabs>
-          <w:tab w:val="num" w:pos="6480"/>
-        </w:tabs>
-        <w:ind w:left="6480" w:hanging="360"/>
-      </w:pPr>
-    </w:lvl>
-  </w:abstractNum>
-  <w:abstractNum w:abstractNumId="22" w15:restartNumberingAfterBreak="0">
+  <w:abstractNum w:abstractNumId="12" w15:restartNumberingAfterBreak="0">
     <w:nsid w:val="39547AA5"/>
     <w:multiLevelType w:val="multilevel"/>
     <w:tmpl w:val="A0BA8CC8"/>
@@ -8074,349 +8425,10 @@
       </w:pPr>
     </w:lvl>
   </w:abstractNum>
-  <w:abstractNum w:abstractNumId="23" w15:restartNumberingAfterBreak="0">
-    <w:nsid w:val="3F777B7A"/>
+  <w:abstractNum w:abstractNumId="13" w15:restartNumberingAfterBreak="0">
+    <w:nsid w:val="3A8835A6"/>
     <w:multiLevelType w:val="multilevel"/>
-    <w:tmpl w:val="74485A7A"/>
-    <w:lvl w:ilvl="0">
-      <w:start w:val="1"/>
-      <w:numFmt w:val="decimal"/>
-      <w:lvlText w:val="%1."/>
-      <w:lvlJc w:val="left"/>
-      <w:pPr>
-        <w:tabs>
-          <w:tab w:val="num" w:pos="720"/>
-        </w:tabs>
-        <w:ind w:left="720" w:hanging="360"/>
-      </w:pPr>
-    </w:lvl>
-    <w:lvl w:ilvl="1" w:tentative="1">
-      <w:start w:val="1"/>
-      <w:numFmt w:val="decimal"/>
-      <w:lvlText w:val="%2."/>
-      <w:lvlJc w:val="left"/>
-      <w:pPr>
-        <w:tabs>
-          <w:tab w:val="num" w:pos="1440"/>
-        </w:tabs>
-        <w:ind w:left="1440" w:hanging="360"/>
-      </w:pPr>
-    </w:lvl>
-    <w:lvl w:ilvl="2" w:tentative="1">
-      <w:start w:val="1"/>
-      <w:numFmt w:val="decimal"/>
-      <w:lvlText w:val="%3."/>
-      <w:lvlJc w:val="left"/>
-      <w:pPr>
-        <w:tabs>
-          <w:tab w:val="num" w:pos="2160"/>
-        </w:tabs>
-        <w:ind w:left="2160" w:hanging="360"/>
-      </w:pPr>
-    </w:lvl>
-    <w:lvl w:ilvl="3" w:tentative="1">
-      <w:start w:val="1"/>
-      <w:numFmt w:val="decimal"/>
-      <w:lvlText w:val="%4."/>
-      <w:lvlJc w:val="left"/>
-      <w:pPr>
-        <w:tabs>
-          <w:tab w:val="num" w:pos="2880"/>
-        </w:tabs>
-        <w:ind w:left="2880" w:hanging="360"/>
-      </w:pPr>
-    </w:lvl>
-    <w:lvl w:ilvl="4" w:tentative="1">
-      <w:start w:val="1"/>
-      <w:numFmt w:val="decimal"/>
-      <w:lvlText w:val="%5."/>
-      <w:lvlJc w:val="left"/>
-      <w:pPr>
-        <w:tabs>
-          <w:tab w:val="num" w:pos="3600"/>
-        </w:tabs>
-        <w:ind w:left="3600" w:hanging="360"/>
-      </w:pPr>
-    </w:lvl>
-    <w:lvl w:ilvl="5" w:tentative="1">
-      <w:start w:val="1"/>
-      <w:numFmt w:val="decimal"/>
-      <w:lvlText w:val="%6."/>
-      <w:lvlJc w:val="left"/>
-      <w:pPr>
-        <w:tabs>
-          <w:tab w:val="num" w:pos="4320"/>
-        </w:tabs>
-        <w:ind w:left="4320" w:hanging="360"/>
-      </w:pPr>
-    </w:lvl>
-    <w:lvl w:ilvl="6" w:tentative="1">
-      <w:start w:val="1"/>
-      <w:numFmt w:val="decimal"/>
-      <w:lvlText w:val="%7."/>
-      <w:lvlJc w:val="left"/>
-      <w:pPr>
-        <w:tabs>
-          <w:tab w:val="num" w:pos="5040"/>
-        </w:tabs>
-        <w:ind w:left="5040" w:hanging="360"/>
-      </w:pPr>
-    </w:lvl>
-    <w:lvl w:ilvl="7" w:tentative="1">
-      <w:start w:val="1"/>
-      <w:numFmt w:val="decimal"/>
-      <w:lvlText w:val="%8."/>
-      <w:lvlJc w:val="left"/>
-      <w:pPr>
-        <w:tabs>
-          <w:tab w:val="num" w:pos="5760"/>
-        </w:tabs>
-        <w:ind w:left="5760" w:hanging="360"/>
-      </w:pPr>
-    </w:lvl>
-    <w:lvl w:ilvl="8" w:tentative="1">
-      <w:start w:val="1"/>
-      <w:numFmt w:val="decimal"/>
-      <w:lvlText w:val="%9."/>
-      <w:lvlJc w:val="left"/>
-      <w:pPr>
-        <w:tabs>
-          <w:tab w:val="num" w:pos="6480"/>
-        </w:tabs>
-        <w:ind w:left="6480" w:hanging="360"/>
-      </w:pPr>
-    </w:lvl>
-  </w:abstractNum>
-  <w:abstractNum w:abstractNumId="24" w15:restartNumberingAfterBreak="0">
-    <w:nsid w:val="414E21A1"/>
-    <w:multiLevelType w:val="multilevel"/>
-    <w:tmpl w:val="B47EB454"/>
-    <w:lvl w:ilvl="0">
-      <w:start w:val="1"/>
-      <w:numFmt w:val="decimal"/>
-      <w:lvlText w:val="%1."/>
-      <w:lvlJc w:val="left"/>
-      <w:pPr>
-        <w:tabs>
-          <w:tab w:val="num" w:pos="720"/>
-        </w:tabs>
-        <w:ind w:left="720" w:hanging="360"/>
-      </w:pPr>
-    </w:lvl>
-    <w:lvl w:ilvl="1" w:tentative="1">
-      <w:start w:val="1"/>
-      <w:numFmt w:val="decimal"/>
-      <w:lvlText w:val="%2."/>
-      <w:lvlJc w:val="left"/>
-      <w:pPr>
-        <w:tabs>
-          <w:tab w:val="num" w:pos="1440"/>
-        </w:tabs>
-        <w:ind w:left="1440" w:hanging="360"/>
-      </w:pPr>
-    </w:lvl>
-    <w:lvl w:ilvl="2" w:tentative="1">
-      <w:start w:val="1"/>
-      <w:numFmt w:val="decimal"/>
-      <w:lvlText w:val="%3."/>
-      <w:lvlJc w:val="left"/>
-      <w:pPr>
-        <w:tabs>
-          <w:tab w:val="num" w:pos="2160"/>
-        </w:tabs>
-        <w:ind w:left="2160" w:hanging="360"/>
-      </w:pPr>
-    </w:lvl>
-    <w:lvl w:ilvl="3" w:tentative="1">
-      <w:start w:val="1"/>
-      <w:numFmt w:val="decimal"/>
-      <w:lvlText w:val="%4."/>
-      <w:lvlJc w:val="left"/>
-      <w:pPr>
-        <w:tabs>
-          <w:tab w:val="num" w:pos="2880"/>
-        </w:tabs>
-        <w:ind w:left="2880" w:hanging="360"/>
-      </w:pPr>
-    </w:lvl>
-    <w:lvl w:ilvl="4" w:tentative="1">
-      <w:start w:val="1"/>
-      <w:numFmt w:val="decimal"/>
-      <w:lvlText w:val="%5."/>
-      <w:lvlJc w:val="left"/>
-      <w:pPr>
-        <w:tabs>
-          <w:tab w:val="num" w:pos="3600"/>
-        </w:tabs>
-        <w:ind w:left="3600" w:hanging="360"/>
-      </w:pPr>
-    </w:lvl>
-    <w:lvl w:ilvl="5" w:tentative="1">
-      <w:start w:val="1"/>
-      <w:numFmt w:val="decimal"/>
-      <w:lvlText w:val="%6."/>
-      <w:lvlJc w:val="left"/>
-      <w:pPr>
-        <w:tabs>
-          <w:tab w:val="num" w:pos="4320"/>
-        </w:tabs>
-        <w:ind w:left="4320" w:hanging="360"/>
-      </w:pPr>
-    </w:lvl>
-    <w:lvl w:ilvl="6" w:tentative="1">
-      <w:start w:val="1"/>
-      <w:numFmt w:val="decimal"/>
-      <w:lvlText w:val="%7."/>
-      <w:lvlJc w:val="left"/>
-      <w:pPr>
-        <w:tabs>
-          <w:tab w:val="num" w:pos="5040"/>
-        </w:tabs>
-        <w:ind w:left="5040" w:hanging="360"/>
-      </w:pPr>
-    </w:lvl>
-    <w:lvl w:ilvl="7" w:tentative="1">
-      <w:start w:val="1"/>
-      <w:numFmt w:val="decimal"/>
-      <w:lvlText w:val="%8."/>
-      <w:lvlJc w:val="left"/>
-      <w:pPr>
-        <w:tabs>
-          <w:tab w:val="num" w:pos="5760"/>
-        </w:tabs>
-        <w:ind w:left="5760" w:hanging="360"/>
-      </w:pPr>
-    </w:lvl>
-    <w:lvl w:ilvl="8" w:tentative="1">
-      <w:start w:val="1"/>
-      <w:numFmt w:val="decimal"/>
-      <w:lvlText w:val="%9."/>
-      <w:lvlJc w:val="left"/>
-      <w:pPr>
-        <w:tabs>
-          <w:tab w:val="num" w:pos="6480"/>
-        </w:tabs>
-        <w:ind w:left="6480" w:hanging="360"/>
-      </w:pPr>
-    </w:lvl>
-  </w:abstractNum>
-  <w:abstractNum w:abstractNumId="25" w15:restartNumberingAfterBreak="0">
-    <w:nsid w:val="46267146"/>
-    <w:multiLevelType w:val="multilevel"/>
-    <w:tmpl w:val="D6FAC104"/>
-    <w:lvl w:ilvl="0">
-      <w:start w:val="1"/>
-      <w:numFmt w:val="decimal"/>
-      <w:lvlText w:val="%1."/>
-      <w:lvlJc w:val="left"/>
-      <w:pPr>
-        <w:tabs>
-          <w:tab w:val="num" w:pos="720"/>
-        </w:tabs>
-        <w:ind w:left="720" w:hanging="360"/>
-      </w:pPr>
-    </w:lvl>
-    <w:lvl w:ilvl="1" w:tentative="1">
-      <w:start w:val="1"/>
-      <w:numFmt w:val="decimal"/>
-      <w:lvlText w:val="%2."/>
-      <w:lvlJc w:val="left"/>
-      <w:pPr>
-        <w:tabs>
-          <w:tab w:val="num" w:pos="1440"/>
-        </w:tabs>
-        <w:ind w:left="1440" w:hanging="360"/>
-      </w:pPr>
-    </w:lvl>
-    <w:lvl w:ilvl="2" w:tentative="1">
-      <w:start w:val="1"/>
-      <w:numFmt w:val="decimal"/>
-      <w:lvlText w:val="%3."/>
-      <w:lvlJc w:val="left"/>
-      <w:pPr>
-        <w:tabs>
-          <w:tab w:val="num" w:pos="2160"/>
-        </w:tabs>
-        <w:ind w:left="2160" w:hanging="360"/>
-      </w:pPr>
-    </w:lvl>
-    <w:lvl w:ilvl="3" w:tentative="1">
-      <w:start w:val="1"/>
-      <w:numFmt w:val="decimal"/>
-      <w:lvlText w:val="%4."/>
-      <w:lvlJc w:val="left"/>
-      <w:pPr>
-        <w:tabs>
-          <w:tab w:val="num" w:pos="2880"/>
-        </w:tabs>
-        <w:ind w:left="2880" w:hanging="360"/>
-      </w:pPr>
-    </w:lvl>
-    <w:lvl w:ilvl="4" w:tentative="1">
-      <w:start w:val="1"/>
-      <w:numFmt w:val="decimal"/>
-      <w:lvlText w:val="%5."/>
-      <w:lvlJc w:val="left"/>
-      <w:pPr>
-        <w:tabs>
-          <w:tab w:val="num" w:pos="3600"/>
-        </w:tabs>
-        <w:ind w:left="3600" w:hanging="360"/>
-      </w:pPr>
-    </w:lvl>
-    <w:lvl w:ilvl="5" w:tentative="1">
-      <w:start w:val="1"/>
-      <w:numFmt w:val="decimal"/>
-      <w:lvlText w:val="%6."/>
-      <w:lvlJc w:val="left"/>
-      <w:pPr>
-        <w:tabs>
-          <w:tab w:val="num" w:pos="4320"/>
-        </w:tabs>
-        <w:ind w:left="4320" w:hanging="360"/>
-      </w:pPr>
-    </w:lvl>
-    <w:lvl w:ilvl="6" w:tentative="1">
-      <w:start w:val="1"/>
-      <w:numFmt w:val="decimal"/>
-      <w:lvlText w:val="%7."/>
-      <w:lvlJc w:val="left"/>
-      <w:pPr>
-        <w:tabs>
-          <w:tab w:val="num" w:pos="5040"/>
-        </w:tabs>
-        <w:ind w:left="5040" w:hanging="360"/>
-      </w:pPr>
-    </w:lvl>
-    <w:lvl w:ilvl="7" w:tentative="1">
-      <w:start w:val="1"/>
-      <w:numFmt w:val="decimal"/>
-      <w:lvlText w:val="%8."/>
-      <w:lvlJc w:val="left"/>
-      <w:pPr>
-        <w:tabs>
-          <w:tab w:val="num" w:pos="5760"/>
-        </w:tabs>
-        <w:ind w:left="5760" w:hanging="360"/>
-      </w:pPr>
-    </w:lvl>
-    <w:lvl w:ilvl="8" w:tentative="1">
-      <w:start w:val="1"/>
-      <w:numFmt w:val="decimal"/>
-      <w:lvlText w:val="%9."/>
-      <w:lvlJc w:val="left"/>
-      <w:pPr>
-        <w:tabs>
-          <w:tab w:val="num" w:pos="6480"/>
-        </w:tabs>
-        <w:ind w:left="6480" w:hanging="360"/>
-      </w:pPr>
-    </w:lvl>
-  </w:abstractNum>
-  <w:abstractNum w:abstractNumId="26" w15:restartNumberingAfterBreak="0">
-    <w:nsid w:val="49EF1FEF"/>
-    <w:multiLevelType w:val="multilevel"/>
-    <w:tmpl w:val="AF16727E"/>
+    <w:tmpl w:val="D9B8F012"/>
     <w:lvl w:ilvl="0">
       <w:start w:val="5"/>
       <w:numFmt w:val="decimal"/>
@@ -8428,8 +8440,11 @@
         </w:tabs>
         <w:ind w:left="720" w:hanging="360"/>
       </w:pPr>
-    </w:lvl>
-    <w:lvl w:ilvl="1" w:tentative="1">
+      <w:rPr>
+        <w:rFonts w:hint="default"/>
+      </w:rPr>
+    </w:lvl>
+    <w:lvl w:ilvl="1">
       <w:start w:val="1"/>
       <w:numFmt w:val="decimal"/>
       <w:lvlText w:val="%2."/>
@@ -8440,8 +8455,11 @@
         </w:tabs>
         <w:ind w:left="1440" w:hanging="360"/>
       </w:pPr>
-    </w:lvl>
-    <w:lvl w:ilvl="2" w:tentative="1">
+      <w:rPr>
+        <w:rFonts w:hint="default"/>
+      </w:rPr>
+    </w:lvl>
+    <w:lvl w:ilvl="2">
       <w:start w:val="1"/>
       <w:numFmt w:val="decimal"/>
       <w:lvlText w:val="%3."/>
@@ -8452,8 +8470,11 @@
         </w:tabs>
         <w:ind w:left="2160" w:hanging="360"/>
       </w:pPr>
-    </w:lvl>
-    <w:lvl w:ilvl="3" w:tentative="1">
+      <w:rPr>
+        <w:rFonts w:hint="default"/>
+      </w:rPr>
+    </w:lvl>
+    <w:lvl w:ilvl="3">
       <w:start w:val="1"/>
       <w:numFmt w:val="decimal"/>
       <w:lvlText w:val="%4."/>
@@ -8464,8 +8485,11 @@
         </w:tabs>
         <w:ind w:left="2880" w:hanging="360"/>
       </w:pPr>
-    </w:lvl>
-    <w:lvl w:ilvl="4" w:tentative="1">
+      <w:rPr>
+        <w:rFonts w:hint="default"/>
+      </w:rPr>
+    </w:lvl>
+    <w:lvl w:ilvl="4">
       <w:start w:val="1"/>
       <w:numFmt w:val="decimal"/>
       <w:lvlText w:val="%5."/>
@@ -8476,8 +8500,11 @@
         </w:tabs>
         <w:ind w:left="3600" w:hanging="360"/>
       </w:pPr>
-    </w:lvl>
-    <w:lvl w:ilvl="5" w:tentative="1">
+      <w:rPr>
+        <w:rFonts w:hint="default"/>
+      </w:rPr>
+    </w:lvl>
+    <w:lvl w:ilvl="5">
       <w:start w:val="1"/>
       <w:numFmt w:val="decimal"/>
       <w:lvlText w:val="%6."/>
@@ -8488,8 +8515,11 @@
         </w:tabs>
         <w:ind w:left="4320" w:hanging="360"/>
       </w:pPr>
-    </w:lvl>
-    <w:lvl w:ilvl="6" w:tentative="1">
+      <w:rPr>
+        <w:rFonts w:hint="default"/>
+      </w:rPr>
+    </w:lvl>
+    <w:lvl w:ilvl="6">
       <w:start w:val="1"/>
       <w:numFmt w:val="decimal"/>
       <w:lvlText w:val="%7."/>
@@ -8500,8 +8530,11 @@
         </w:tabs>
         <w:ind w:left="5040" w:hanging="360"/>
       </w:pPr>
-    </w:lvl>
-    <w:lvl w:ilvl="7" w:tentative="1">
+      <w:rPr>
+        <w:rFonts w:hint="default"/>
+      </w:rPr>
+    </w:lvl>
+    <w:lvl w:ilvl="7">
       <w:start w:val="1"/>
       <w:numFmt w:val="decimal"/>
       <w:lvlText w:val="%8."/>
@@ -8512,8 +8545,11 @@
         </w:tabs>
         <w:ind w:left="5760" w:hanging="360"/>
       </w:pPr>
-    </w:lvl>
-    <w:lvl w:ilvl="8" w:tentative="1">
+      <w:rPr>
+        <w:rFonts w:hint="default"/>
+      </w:rPr>
+    </w:lvl>
+    <w:lvl w:ilvl="8">
       <w:start w:val="1"/>
       <w:numFmt w:val="decimal"/>
       <w:lvlText w:val="%9."/>
@@ -8524,9 +8560,292 @@
         </w:tabs>
         <w:ind w:left="6480" w:hanging="360"/>
       </w:pPr>
+      <w:rPr>
+        <w:rFonts w:hint="default"/>
+      </w:rPr>
     </w:lvl>
   </w:abstractNum>
-  <w:abstractNum w:abstractNumId="27" w15:restartNumberingAfterBreak="0">
+  <w:abstractNum w:abstractNumId="14" w15:restartNumberingAfterBreak="0">
+    <w:nsid w:val="3E630CE3"/>
+    <w:multiLevelType w:val="multilevel"/>
+    <w:tmpl w:val="1C30A65A"/>
+    <w:lvl w:ilvl="0">
+      <w:start w:val="2"/>
+      <w:numFmt w:val="decimal"/>
+      <w:lvlText w:val="%1."/>
+      <w:lvlJc w:val="left"/>
+      <w:pPr>
+        <w:tabs>
+          <w:tab w:val="num" w:pos="720"/>
+        </w:tabs>
+        <w:ind w:left="720" w:hanging="360"/>
+      </w:pPr>
+      <w:rPr>
+        <w:rFonts w:hint="default"/>
+      </w:rPr>
+    </w:lvl>
+    <w:lvl w:ilvl="1">
+      <w:start w:val="1"/>
+      <w:numFmt w:val="decimal"/>
+      <w:lvlText w:val="%2."/>
+      <w:lvlJc w:val="left"/>
+      <w:pPr>
+        <w:tabs>
+          <w:tab w:val="num" w:pos="1440"/>
+        </w:tabs>
+        <w:ind w:left="1440" w:hanging="360"/>
+      </w:pPr>
+      <w:rPr>
+        <w:rFonts w:hint="default"/>
+      </w:rPr>
+    </w:lvl>
+    <w:lvl w:ilvl="2">
+      <w:start w:val="1"/>
+      <w:numFmt w:val="decimal"/>
+      <w:lvlText w:val="%3."/>
+      <w:lvlJc w:val="left"/>
+      <w:pPr>
+        <w:tabs>
+          <w:tab w:val="num" w:pos="2160"/>
+        </w:tabs>
+        <w:ind w:left="2160" w:hanging="360"/>
+      </w:pPr>
+      <w:rPr>
+        <w:rFonts w:hint="default"/>
+      </w:rPr>
+    </w:lvl>
+    <w:lvl w:ilvl="3">
+      <w:start w:val="1"/>
+      <w:numFmt w:val="decimal"/>
+      <w:lvlText w:val="%4."/>
+      <w:lvlJc w:val="left"/>
+      <w:pPr>
+        <w:tabs>
+          <w:tab w:val="num" w:pos="2880"/>
+        </w:tabs>
+        <w:ind w:left="2880" w:hanging="360"/>
+      </w:pPr>
+      <w:rPr>
+        <w:rFonts w:hint="default"/>
+      </w:rPr>
+    </w:lvl>
+    <w:lvl w:ilvl="4">
+      <w:start w:val="1"/>
+      <w:numFmt w:val="decimal"/>
+      <w:lvlText w:val="%5."/>
+      <w:lvlJc w:val="left"/>
+      <w:pPr>
+        <w:tabs>
+          <w:tab w:val="num" w:pos="3600"/>
+        </w:tabs>
+        <w:ind w:left="3600" w:hanging="360"/>
+      </w:pPr>
+      <w:rPr>
+        <w:rFonts w:hint="default"/>
+      </w:rPr>
+    </w:lvl>
+    <w:lvl w:ilvl="5">
+      <w:start w:val="1"/>
+      <w:numFmt w:val="decimal"/>
+      <w:lvlText w:val="%6."/>
+      <w:lvlJc w:val="left"/>
+      <w:pPr>
+        <w:tabs>
+          <w:tab w:val="num" w:pos="4320"/>
+        </w:tabs>
+        <w:ind w:left="4320" w:hanging="360"/>
+      </w:pPr>
+      <w:rPr>
+        <w:rFonts w:hint="default"/>
+      </w:rPr>
+    </w:lvl>
+    <w:lvl w:ilvl="6">
+      <w:start w:val="1"/>
+      <w:numFmt w:val="decimal"/>
+      <w:lvlText w:val="%7."/>
+      <w:lvlJc w:val="left"/>
+      <w:pPr>
+        <w:tabs>
+          <w:tab w:val="num" w:pos="5040"/>
+        </w:tabs>
+        <w:ind w:left="5040" w:hanging="360"/>
+      </w:pPr>
+      <w:rPr>
+        <w:rFonts w:hint="default"/>
+      </w:rPr>
+    </w:lvl>
+    <w:lvl w:ilvl="7">
+      <w:start w:val="1"/>
+      <w:numFmt w:val="decimal"/>
+      <w:lvlText w:val="%8."/>
+      <w:lvlJc w:val="left"/>
+      <w:pPr>
+        <w:tabs>
+          <w:tab w:val="num" w:pos="5760"/>
+        </w:tabs>
+        <w:ind w:left="5760" w:hanging="360"/>
+      </w:pPr>
+      <w:rPr>
+        <w:rFonts w:hint="default"/>
+      </w:rPr>
+    </w:lvl>
+    <w:lvl w:ilvl="8">
+      <w:start w:val="1"/>
+      <w:numFmt w:val="decimal"/>
+      <w:lvlText w:val="%9."/>
+      <w:lvlJc w:val="left"/>
+      <w:pPr>
+        <w:tabs>
+          <w:tab w:val="num" w:pos="6480"/>
+        </w:tabs>
+        <w:ind w:left="6480" w:hanging="360"/>
+      </w:pPr>
+      <w:rPr>
+        <w:rFonts w:hint="default"/>
+      </w:rPr>
+    </w:lvl>
+  </w:abstractNum>
+  <w:abstractNum w:abstractNumId="15" w15:restartNumberingAfterBreak="0">
+    <w:nsid w:val="45726916"/>
+    <w:multiLevelType w:val="multilevel"/>
+    <w:tmpl w:val="0FE4F732"/>
+    <w:lvl w:ilvl="0">
+      <w:start w:val="5"/>
+      <w:numFmt w:val="decimal"/>
+      <w:lvlText w:val="%1."/>
+      <w:lvlJc w:val="left"/>
+      <w:pPr>
+        <w:tabs>
+          <w:tab w:val="num" w:pos="720"/>
+        </w:tabs>
+        <w:ind w:left="720" w:hanging="360"/>
+      </w:pPr>
+      <w:rPr>
+        <w:rFonts w:hint="default"/>
+      </w:rPr>
+    </w:lvl>
+    <w:lvl w:ilvl="1">
+      <w:start w:val="1"/>
+      <w:numFmt w:val="decimal"/>
+      <w:lvlText w:val="%2."/>
+      <w:lvlJc w:val="left"/>
+      <w:pPr>
+        <w:tabs>
+          <w:tab w:val="num" w:pos="1440"/>
+        </w:tabs>
+        <w:ind w:left="1440" w:hanging="360"/>
+      </w:pPr>
+      <w:rPr>
+        <w:rFonts w:hint="default"/>
+      </w:rPr>
+    </w:lvl>
+    <w:lvl w:ilvl="2">
+      <w:start w:val="1"/>
+      <w:numFmt w:val="decimal"/>
+      <w:lvlText w:val="%3."/>
+      <w:lvlJc w:val="left"/>
+      <w:pPr>
+        <w:tabs>
+          <w:tab w:val="num" w:pos="2160"/>
+        </w:tabs>
+        <w:ind w:left="2160" w:hanging="360"/>
+      </w:pPr>
+      <w:rPr>
+        <w:rFonts w:hint="default"/>
+      </w:rPr>
+    </w:lvl>
+    <w:lvl w:ilvl="3">
+      <w:start w:val="1"/>
+      <w:numFmt w:val="decimal"/>
+      <w:lvlText w:val="%4."/>
+      <w:lvlJc w:val="left"/>
+      <w:pPr>
+        <w:tabs>
+          <w:tab w:val="num" w:pos="2880"/>
+        </w:tabs>
+        <w:ind w:left="2880" w:hanging="360"/>
+      </w:pPr>
+      <w:rPr>
+        <w:rFonts w:hint="default"/>
+      </w:rPr>
+    </w:lvl>
+    <w:lvl w:ilvl="4">
+      <w:start w:val="1"/>
+      <w:numFmt w:val="decimal"/>
+      <w:lvlText w:val="%5."/>
+      <w:lvlJc w:val="left"/>
+      <w:pPr>
+        <w:tabs>
+          <w:tab w:val="num" w:pos="3600"/>
+        </w:tabs>
+        <w:ind w:left="3600" w:hanging="360"/>
+      </w:pPr>
+      <w:rPr>
+        <w:rFonts w:hint="default"/>
+      </w:rPr>
+    </w:lvl>
+    <w:lvl w:ilvl="5">
+      <w:start w:val="1"/>
+      <w:numFmt w:val="decimal"/>
+      <w:lvlText w:val="%6."/>
+      <w:lvlJc w:val="left"/>
+      <w:pPr>
+        <w:tabs>
+          <w:tab w:val="num" w:pos="4320"/>
+        </w:tabs>
+        <w:ind w:left="4320" w:hanging="360"/>
+      </w:pPr>
+      <w:rPr>
+        <w:rFonts w:hint="default"/>
+      </w:rPr>
+    </w:lvl>
+    <w:lvl w:ilvl="6">
+      <w:start w:val="1"/>
+      <w:numFmt w:val="decimal"/>
+      <w:lvlText w:val="%7."/>
+      <w:lvlJc w:val="left"/>
+      <w:pPr>
+        <w:tabs>
+          <w:tab w:val="num" w:pos="5040"/>
+        </w:tabs>
+        <w:ind w:left="5040" w:hanging="360"/>
+      </w:pPr>
+      <w:rPr>
+        <w:rFonts w:hint="default"/>
+      </w:rPr>
+    </w:lvl>
+    <w:lvl w:ilvl="7">
+      <w:start w:val="1"/>
+      <w:numFmt w:val="decimal"/>
+      <w:lvlText w:val="%8."/>
+      <w:lvlJc w:val="left"/>
+      <w:pPr>
+        <w:tabs>
+          <w:tab w:val="num" w:pos="5760"/>
+        </w:tabs>
+        <w:ind w:left="5760" w:hanging="360"/>
+      </w:pPr>
+      <w:rPr>
+        <w:rFonts w:hint="default"/>
+      </w:rPr>
+    </w:lvl>
+    <w:lvl w:ilvl="8">
+      <w:start w:val="1"/>
+      <w:numFmt w:val="decimal"/>
+      <w:lvlText w:val="%9."/>
+      <w:lvlJc w:val="left"/>
+      <w:pPr>
+        <w:tabs>
+          <w:tab w:val="num" w:pos="6480"/>
+        </w:tabs>
+        <w:ind w:left="6480" w:hanging="360"/>
+      </w:pPr>
+      <w:rPr>
+        <w:rFonts w:hint="default"/>
+      </w:rPr>
+    </w:lvl>
+  </w:abstractNum>
+  <w:abstractNum w:abstractNumId="16" w15:restartNumberingAfterBreak="0">
     <w:nsid w:val="4D9E6981"/>
     <w:multiLevelType w:val="multilevel"/>
     <w:tmpl w:val="A8DA4178"/>
@@ -8639,12 +8958,12 @@
       </w:pPr>
     </w:lvl>
   </w:abstractNum>
-  <w:abstractNum w:abstractNumId="28" w15:restartNumberingAfterBreak="0">
-    <w:nsid w:val="4F094343"/>
+  <w:abstractNum w:abstractNumId="17" w15:restartNumberingAfterBreak="0">
+    <w:nsid w:val="520439BE"/>
     <w:multiLevelType w:val="multilevel"/>
-    <w:tmpl w:val="461AD2BA"/>
+    <w:tmpl w:val="E30AB322"/>
     <w:lvl w:ilvl="0">
-      <w:start w:val="1"/>
+      <w:start w:val="2"/>
       <w:numFmt w:val="decimal"/>
       <w:lvlText w:val="%1."/>
       <w:lvlJc w:val="left"/>
@@ -8654,8 +8973,11 @@
         </w:tabs>
         <w:ind w:left="720" w:hanging="360"/>
       </w:pPr>
-    </w:lvl>
-    <w:lvl w:ilvl="1" w:tentative="1">
+      <w:rPr>
+        <w:rFonts w:hint="default"/>
+      </w:rPr>
+    </w:lvl>
+    <w:lvl w:ilvl="1">
       <w:start w:val="1"/>
       <w:numFmt w:val="decimal"/>
       <w:lvlText w:val="%2."/>
@@ -8666,8 +8988,11 @@
         </w:tabs>
         <w:ind w:left="1440" w:hanging="360"/>
       </w:pPr>
-    </w:lvl>
-    <w:lvl w:ilvl="2" w:tentative="1">
+      <w:rPr>
+        <w:rFonts w:hint="default"/>
+      </w:rPr>
+    </w:lvl>
+    <w:lvl w:ilvl="2">
       <w:start w:val="1"/>
       <w:numFmt w:val="decimal"/>
       <w:lvlText w:val="%3."/>
@@ -8678,8 +9003,11 @@
         </w:tabs>
         <w:ind w:left="2160" w:hanging="360"/>
       </w:pPr>
-    </w:lvl>
-    <w:lvl w:ilvl="3" w:tentative="1">
+      <w:rPr>
+        <w:rFonts w:hint="default"/>
+      </w:rPr>
+    </w:lvl>
+    <w:lvl w:ilvl="3">
       <w:start w:val="1"/>
       <w:numFmt w:val="decimal"/>
       <w:lvlText w:val="%4."/>
@@ -8690,8 +9018,11 @@
         </w:tabs>
         <w:ind w:left="2880" w:hanging="360"/>
       </w:pPr>
-    </w:lvl>
-    <w:lvl w:ilvl="4" w:tentative="1">
+      <w:rPr>
+        <w:rFonts w:hint="default"/>
+      </w:rPr>
+    </w:lvl>
+    <w:lvl w:ilvl="4">
       <w:start w:val="1"/>
       <w:numFmt w:val="decimal"/>
       <w:lvlText w:val="%5."/>
@@ -8702,8 +9033,11 @@
         </w:tabs>
         <w:ind w:left="3600" w:hanging="360"/>
       </w:pPr>
-    </w:lvl>
-    <w:lvl w:ilvl="5" w:tentative="1">
+      <w:rPr>
+        <w:rFonts w:hint="default"/>
+      </w:rPr>
+    </w:lvl>
+    <w:lvl w:ilvl="5">
       <w:start w:val="1"/>
       <w:numFmt w:val="decimal"/>
       <w:lvlText w:val="%6."/>
@@ -8714,8 +9048,11 @@
         </w:tabs>
         <w:ind w:left="4320" w:hanging="360"/>
       </w:pPr>
-    </w:lvl>
-    <w:lvl w:ilvl="6" w:tentative="1">
+      <w:rPr>
+        <w:rFonts w:hint="default"/>
+      </w:rPr>
+    </w:lvl>
+    <w:lvl w:ilvl="6">
       <w:start w:val="1"/>
       <w:numFmt w:val="decimal"/>
       <w:lvlText w:val="%7."/>
@@ -8726,8 +9063,11 @@
         </w:tabs>
         <w:ind w:left="5040" w:hanging="360"/>
       </w:pPr>
-    </w:lvl>
-    <w:lvl w:ilvl="7" w:tentative="1">
+      <w:rPr>
+        <w:rFonts w:hint="default"/>
+      </w:rPr>
+    </w:lvl>
+    <w:lvl w:ilvl="7">
       <w:start w:val="1"/>
       <w:numFmt w:val="decimal"/>
       <w:lvlText w:val="%8."/>
@@ -8738,8 +9078,11 @@
         </w:tabs>
         <w:ind w:left="5760" w:hanging="360"/>
       </w:pPr>
-    </w:lvl>
-    <w:lvl w:ilvl="8" w:tentative="1">
+      <w:rPr>
+        <w:rFonts w:hint="default"/>
+      </w:rPr>
+    </w:lvl>
+    <w:lvl w:ilvl="8">
       <w:start w:val="1"/>
       <w:numFmt w:val="decimal"/>
       <w:lvlText w:val="%9."/>
@@ -8750,122 +9093,12 @@
         </w:tabs>
         <w:ind w:left="6480" w:hanging="360"/>
       </w:pPr>
+      <w:rPr>
+        <w:rFonts w:hint="default"/>
+      </w:rPr>
     </w:lvl>
   </w:abstractNum>
-  <w:abstractNum w:abstractNumId="29" w15:restartNumberingAfterBreak="0">
-    <w:nsid w:val="511A1523"/>
-    <w:multiLevelType w:val="multilevel"/>
-    <w:tmpl w:val="2D349A0C"/>
-    <w:lvl w:ilvl="0">
-      <w:start w:val="1"/>
-      <w:numFmt w:val="decimal"/>
-      <w:lvlText w:val="%1."/>
-      <w:lvlJc w:val="left"/>
-      <w:pPr>
-        <w:tabs>
-          <w:tab w:val="num" w:pos="720"/>
-        </w:tabs>
-        <w:ind w:left="720" w:hanging="360"/>
-      </w:pPr>
-    </w:lvl>
-    <w:lvl w:ilvl="1" w:tentative="1">
-      <w:start w:val="1"/>
-      <w:numFmt w:val="decimal"/>
-      <w:lvlText w:val="%2."/>
-      <w:lvlJc w:val="left"/>
-      <w:pPr>
-        <w:tabs>
-          <w:tab w:val="num" w:pos="1440"/>
-        </w:tabs>
-        <w:ind w:left="1440" w:hanging="360"/>
-      </w:pPr>
-    </w:lvl>
-    <w:lvl w:ilvl="2" w:tentative="1">
-      <w:start w:val="1"/>
-      <w:numFmt w:val="decimal"/>
-      <w:lvlText w:val="%3."/>
-      <w:lvlJc w:val="left"/>
-      <w:pPr>
-        <w:tabs>
-          <w:tab w:val="num" w:pos="2160"/>
-        </w:tabs>
-        <w:ind w:left="2160" w:hanging="360"/>
-      </w:pPr>
-    </w:lvl>
-    <w:lvl w:ilvl="3" w:tentative="1">
-      <w:start w:val="1"/>
-      <w:numFmt w:val="decimal"/>
-      <w:lvlText w:val="%4."/>
-      <w:lvlJc w:val="left"/>
-      <w:pPr>
-        <w:tabs>
-          <w:tab w:val="num" w:pos="2880"/>
-        </w:tabs>
-        <w:ind w:left="2880" w:hanging="360"/>
-      </w:pPr>
-    </w:lvl>
-    <w:lvl w:ilvl="4" w:tentative="1">
-      <w:start w:val="1"/>
-      <w:numFmt w:val="decimal"/>
-      <w:lvlText w:val="%5."/>
-      <w:lvlJc w:val="left"/>
-      <w:pPr>
-        <w:tabs>
-          <w:tab w:val="num" w:pos="3600"/>
-        </w:tabs>
-        <w:ind w:left="3600" w:hanging="360"/>
-      </w:pPr>
-    </w:lvl>
-    <w:lvl w:ilvl="5" w:tentative="1">
-      <w:start w:val="1"/>
-      <w:numFmt w:val="decimal"/>
-      <w:lvlText w:val="%6."/>
-      <w:lvlJc w:val="left"/>
-      <w:pPr>
-        <w:tabs>
-          <w:tab w:val="num" w:pos="4320"/>
-        </w:tabs>
-        <w:ind w:left="4320" w:hanging="360"/>
-      </w:pPr>
-    </w:lvl>
-    <w:lvl w:ilvl="6" w:tentative="1">
-      <w:start w:val="1"/>
-      <w:numFmt w:val="decimal"/>
-      <w:lvlText w:val="%7."/>
-      <w:lvlJc w:val="left"/>
-      <w:pPr>
-        <w:tabs>
-          <w:tab w:val="num" w:pos="5040"/>
-        </w:tabs>
-        <w:ind w:left="5040" w:hanging="360"/>
-      </w:pPr>
-    </w:lvl>
-    <w:lvl w:ilvl="7" w:tentative="1">
-      <w:start w:val="1"/>
-      <w:numFmt w:val="decimal"/>
-      <w:lvlText w:val="%8."/>
-      <w:lvlJc w:val="left"/>
-      <w:pPr>
-        <w:tabs>
-          <w:tab w:val="num" w:pos="5760"/>
-        </w:tabs>
-        <w:ind w:left="5760" w:hanging="360"/>
-      </w:pPr>
-    </w:lvl>
-    <w:lvl w:ilvl="8" w:tentative="1">
-      <w:start w:val="1"/>
-      <w:numFmt w:val="decimal"/>
-      <w:lvlText w:val="%9."/>
-      <w:lvlJc w:val="left"/>
-      <w:pPr>
-        <w:tabs>
-          <w:tab w:val="num" w:pos="6480"/>
-        </w:tabs>
-        <w:ind w:left="6480" w:hanging="360"/>
-      </w:pPr>
-    </w:lvl>
-  </w:abstractNum>
-  <w:abstractNum w:abstractNumId="30" w15:restartNumberingAfterBreak="0">
+  <w:abstractNum w:abstractNumId="18" w15:restartNumberingAfterBreak="0">
     <w:nsid w:val="55DF200D"/>
     <w:multiLevelType w:val="multilevel"/>
     <w:tmpl w:val="98B835F6"/>
@@ -8978,120 +9211,7 @@
       </w:pPr>
     </w:lvl>
   </w:abstractNum>
-  <w:abstractNum w:abstractNumId="31" w15:restartNumberingAfterBreak="0">
-    <w:nsid w:val="55FC658B"/>
-    <w:multiLevelType w:val="multilevel"/>
-    <w:tmpl w:val="AFE8F13A"/>
-    <w:lvl w:ilvl="0">
-      <w:start w:val="1"/>
-      <w:numFmt w:val="decimal"/>
-      <w:lvlText w:val="%1."/>
-      <w:lvlJc w:val="left"/>
-      <w:pPr>
-        <w:tabs>
-          <w:tab w:val="num" w:pos="720"/>
-        </w:tabs>
-        <w:ind w:left="720" w:hanging="360"/>
-      </w:pPr>
-    </w:lvl>
-    <w:lvl w:ilvl="1" w:tentative="1">
-      <w:start w:val="1"/>
-      <w:numFmt w:val="decimal"/>
-      <w:lvlText w:val="%2."/>
-      <w:lvlJc w:val="left"/>
-      <w:pPr>
-        <w:tabs>
-          <w:tab w:val="num" w:pos="1440"/>
-        </w:tabs>
-        <w:ind w:left="1440" w:hanging="360"/>
-      </w:pPr>
-    </w:lvl>
-    <w:lvl w:ilvl="2" w:tentative="1">
-      <w:start w:val="1"/>
-      <w:numFmt w:val="decimal"/>
-      <w:lvlText w:val="%3."/>
-      <w:lvlJc w:val="left"/>
-      <w:pPr>
-        <w:tabs>
-          <w:tab w:val="num" w:pos="2160"/>
-        </w:tabs>
-        <w:ind w:left="2160" w:hanging="360"/>
-      </w:pPr>
-    </w:lvl>
-    <w:lvl w:ilvl="3" w:tentative="1">
-      <w:start w:val="1"/>
-      <w:numFmt w:val="decimal"/>
-      <w:lvlText w:val="%4."/>
-      <w:lvlJc w:val="left"/>
-      <w:pPr>
-        <w:tabs>
-          <w:tab w:val="num" w:pos="2880"/>
-        </w:tabs>
-        <w:ind w:left="2880" w:hanging="360"/>
-      </w:pPr>
-    </w:lvl>
-    <w:lvl w:ilvl="4" w:tentative="1">
-      <w:start w:val="1"/>
-      <w:numFmt w:val="decimal"/>
-      <w:lvlText w:val="%5."/>
-      <w:lvlJc w:val="left"/>
-      <w:pPr>
-        <w:tabs>
-          <w:tab w:val="num" w:pos="3600"/>
-        </w:tabs>
-        <w:ind w:left="3600" w:hanging="360"/>
-      </w:pPr>
-    </w:lvl>
-    <w:lvl w:ilvl="5" w:tentative="1">
-      <w:start w:val="1"/>
-      <w:numFmt w:val="decimal"/>
-      <w:lvlText w:val="%6."/>
-      <w:lvlJc w:val="left"/>
-      <w:pPr>
-        <w:tabs>
-          <w:tab w:val="num" w:pos="4320"/>
-        </w:tabs>
-        <w:ind w:left="4320" w:hanging="360"/>
-      </w:pPr>
-    </w:lvl>
-    <w:lvl w:ilvl="6" w:tentative="1">
-      <w:start w:val="1"/>
-      <w:numFmt w:val="decimal"/>
-      <w:lvlText w:val="%7."/>
-      <w:lvlJc w:val="left"/>
-      <w:pPr>
-        <w:tabs>
-          <w:tab w:val="num" w:pos="5040"/>
-        </w:tabs>
-        <w:ind w:left="5040" w:hanging="360"/>
-      </w:pPr>
-    </w:lvl>
-    <w:lvl w:ilvl="7" w:tentative="1">
-      <w:start w:val="1"/>
-      <w:numFmt w:val="decimal"/>
-      <w:lvlText w:val="%8."/>
-      <w:lvlJc w:val="left"/>
-      <w:pPr>
-        <w:tabs>
-          <w:tab w:val="num" w:pos="5760"/>
-        </w:tabs>
-        <w:ind w:left="5760" w:hanging="360"/>
-      </w:pPr>
-    </w:lvl>
-    <w:lvl w:ilvl="8" w:tentative="1">
-      <w:start w:val="1"/>
-      <w:numFmt w:val="decimal"/>
-      <w:lvlText w:val="%9."/>
-      <w:lvlJc w:val="left"/>
-      <w:pPr>
-        <w:tabs>
-          <w:tab w:val="num" w:pos="6480"/>
-        </w:tabs>
-        <w:ind w:left="6480" w:hanging="360"/>
-      </w:pPr>
-    </w:lvl>
-  </w:abstractNum>
-  <w:abstractNum w:abstractNumId="32" w15:restartNumberingAfterBreak="0">
+  <w:abstractNum w:abstractNumId="19" w15:restartNumberingAfterBreak="0">
     <w:nsid w:val="566C44DB"/>
     <w:multiLevelType w:val="multilevel"/>
     <w:tmpl w:val="755A662C"/>
@@ -9204,464 +9324,12 @@
       </w:pPr>
     </w:lvl>
   </w:abstractNum>
-  <w:abstractNum w:abstractNumId="33" w15:restartNumberingAfterBreak="0">
-    <w:nsid w:val="56954BA4"/>
-    <w:multiLevelType w:val="multilevel"/>
-    <w:tmpl w:val="5128C9D6"/>
-    <w:lvl w:ilvl="0">
-      <w:start w:val="1"/>
-      <w:numFmt w:val="decimal"/>
-      <w:lvlText w:val="%1."/>
-      <w:lvlJc w:val="left"/>
-      <w:pPr>
-        <w:tabs>
-          <w:tab w:val="num" w:pos="720"/>
-        </w:tabs>
-        <w:ind w:left="720" w:hanging="360"/>
-      </w:pPr>
-    </w:lvl>
-    <w:lvl w:ilvl="1" w:tentative="1">
-      <w:start w:val="1"/>
-      <w:numFmt w:val="decimal"/>
-      <w:lvlText w:val="%2."/>
-      <w:lvlJc w:val="left"/>
-      <w:pPr>
-        <w:tabs>
-          <w:tab w:val="num" w:pos="1440"/>
-        </w:tabs>
-        <w:ind w:left="1440" w:hanging="360"/>
-      </w:pPr>
-    </w:lvl>
-    <w:lvl w:ilvl="2" w:tentative="1">
-      <w:start w:val="1"/>
-      <w:numFmt w:val="decimal"/>
-      <w:lvlText w:val="%3."/>
-      <w:lvlJc w:val="left"/>
-      <w:pPr>
-        <w:tabs>
-          <w:tab w:val="num" w:pos="2160"/>
-        </w:tabs>
-        <w:ind w:left="2160" w:hanging="360"/>
-      </w:pPr>
-    </w:lvl>
-    <w:lvl w:ilvl="3" w:tentative="1">
-      <w:start w:val="1"/>
-      <w:numFmt w:val="decimal"/>
-      <w:lvlText w:val="%4."/>
-      <w:lvlJc w:val="left"/>
-      <w:pPr>
-        <w:tabs>
-          <w:tab w:val="num" w:pos="2880"/>
-        </w:tabs>
-        <w:ind w:left="2880" w:hanging="360"/>
-      </w:pPr>
-    </w:lvl>
-    <w:lvl w:ilvl="4" w:tentative="1">
-      <w:start w:val="1"/>
-      <w:numFmt w:val="decimal"/>
-      <w:lvlText w:val="%5."/>
-      <w:lvlJc w:val="left"/>
-      <w:pPr>
-        <w:tabs>
-          <w:tab w:val="num" w:pos="3600"/>
-        </w:tabs>
-        <w:ind w:left="3600" w:hanging="360"/>
-      </w:pPr>
-    </w:lvl>
-    <w:lvl w:ilvl="5" w:tentative="1">
-      <w:start w:val="1"/>
-      <w:numFmt w:val="decimal"/>
-      <w:lvlText w:val="%6."/>
-      <w:lvlJc w:val="left"/>
-      <w:pPr>
-        <w:tabs>
-          <w:tab w:val="num" w:pos="4320"/>
-        </w:tabs>
-        <w:ind w:left="4320" w:hanging="360"/>
-      </w:pPr>
-    </w:lvl>
-    <w:lvl w:ilvl="6" w:tentative="1">
-      <w:start w:val="1"/>
-      <w:numFmt w:val="decimal"/>
-      <w:lvlText w:val="%7."/>
-      <w:lvlJc w:val="left"/>
-      <w:pPr>
-        <w:tabs>
-          <w:tab w:val="num" w:pos="5040"/>
-        </w:tabs>
-        <w:ind w:left="5040" w:hanging="360"/>
-      </w:pPr>
-    </w:lvl>
-    <w:lvl w:ilvl="7" w:tentative="1">
-      <w:start w:val="1"/>
-      <w:numFmt w:val="decimal"/>
-      <w:lvlText w:val="%8."/>
-      <w:lvlJc w:val="left"/>
-      <w:pPr>
-        <w:tabs>
-          <w:tab w:val="num" w:pos="5760"/>
-        </w:tabs>
-        <w:ind w:left="5760" w:hanging="360"/>
-      </w:pPr>
-    </w:lvl>
-    <w:lvl w:ilvl="8" w:tentative="1">
-      <w:start w:val="1"/>
-      <w:numFmt w:val="decimal"/>
-      <w:lvlText w:val="%9."/>
-      <w:lvlJc w:val="left"/>
-      <w:pPr>
-        <w:tabs>
-          <w:tab w:val="num" w:pos="6480"/>
-        </w:tabs>
-        <w:ind w:left="6480" w:hanging="360"/>
-      </w:pPr>
-    </w:lvl>
-  </w:abstractNum>
-  <w:abstractNum w:abstractNumId="34" w15:restartNumberingAfterBreak="0">
-    <w:nsid w:val="58557AC5"/>
-    <w:multiLevelType w:val="multilevel"/>
-    <w:tmpl w:val="510A4508"/>
-    <w:lvl w:ilvl="0">
-      <w:start w:val="1"/>
-      <w:numFmt w:val="decimal"/>
-      <w:lvlText w:val="%1."/>
-      <w:lvlJc w:val="left"/>
-      <w:pPr>
-        <w:tabs>
-          <w:tab w:val="num" w:pos="720"/>
-        </w:tabs>
-        <w:ind w:left="720" w:hanging="360"/>
-      </w:pPr>
-    </w:lvl>
-    <w:lvl w:ilvl="1" w:tentative="1">
-      <w:start w:val="1"/>
-      <w:numFmt w:val="decimal"/>
-      <w:lvlText w:val="%2."/>
-      <w:lvlJc w:val="left"/>
-      <w:pPr>
-        <w:tabs>
-          <w:tab w:val="num" w:pos="1440"/>
-        </w:tabs>
-        <w:ind w:left="1440" w:hanging="360"/>
-      </w:pPr>
-    </w:lvl>
-    <w:lvl w:ilvl="2" w:tentative="1">
-      <w:start w:val="1"/>
-      <w:numFmt w:val="decimal"/>
-      <w:lvlText w:val="%3."/>
-      <w:lvlJc w:val="left"/>
-      <w:pPr>
-        <w:tabs>
-          <w:tab w:val="num" w:pos="2160"/>
-        </w:tabs>
-        <w:ind w:left="2160" w:hanging="360"/>
-      </w:pPr>
-    </w:lvl>
-    <w:lvl w:ilvl="3" w:tentative="1">
-      <w:start w:val="1"/>
-      <w:numFmt w:val="decimal"/>
-      <w:lvlText w:val="%4."/>
-      <w:lvlJc w:val="left"/>
-      <w:pPr>
-        <w:tabs>
-          <w:tab w:val="num" w:pos="2880"/>
-        </w:tabs>
-        <w:ind w:left="2880" w:hanging="360"/>
-      </w:pPr>
-    </w:lvl>
-    <w:lvl w:ilvl="4" w:tentative="1">
-      <w:start w:val="1"/>
-      <w:numFmt w:val="decimal"/>
-      <w:lvlText w:val="%5."/>
-      <w:lvlJc w:val="left"/>
-      <w:pPr>
-        <w:tabs>
-          <w:tab w:val="num" w:pos="3600"/>
-        </w:tabs>
-        <w:ind w:left="3600" w:hanging="360"/>
-      </w:pPr>
-    </w:lvl>
-    <w:lvl w:ilvl="5" w:tentative="1">
-      <w:start w:val="1"/>
-      <w:numFmt w:val="decimal"/>
-      <w:lvlText w:val="%6."/>
-      <w:lvlJc w:val="left"/>
-      <w:pPr>
-        <w:tabs>
-          <w:tab w:val="num" w:pos="4320"/>
-        </w:tabs>
-        <w:ind w:left="4320" w:hanging="360"/>
-      </w:pPr>
-    </w:lvl>
-    <w:lvl w:ilvl="6" w:tentative="1">
-      <w:start w:val="1"/>
-      <w:numFmt w:val="decimal"/>
-      <w:lvlText w:val="%7."/>
-      <w:lvlJc w:val="left"/>
-      <w:pPr>
-        <w:tabs>
-          <w:tab w:val="num" w:pos="5040"/>
-        </w:tabs>
-        <w:ind w:left="5040" w:hanging="360"/>
-      </w:pPr>
-    </w:lvl>
-    <w:lvl w:ilvl="7" w:tentative="1">
-      <w:start w:val="1"/>
-      <w:numFmt w:val="decimal"/>
-      <w:lvlText w:val="%8."/>
-      <w:lvlJc w:val="left"/>
-      <w:pPr>
-        <w:tabs>
-          <w:tab w:val="num" w:pos="5760"/>
-        </w:tabs>
-        <w:ind w:left="5760" w:hanging="360"/>
-      </w:pPr>
-    </w:lvl>
-    <w:lvl w:ilvl="8" w:tentative="1">
-      <w:start w:val="1"/>
-      <w:numFmt w:val="decimal"/>
-      <w:lvlText w:val="%9."/>
-      <w:lvlJc w:val="left"/>
-      <w:pPr>
-        <w:tabs>
-          <w:tab w:val="num" w:pos="6480"/>
-        </w:tabs>
-        <w:ind w:left="6480" w:hanging="360"/>
-      </w:pPr>
-    </w:lvl>
-  </w:abstractNum>
-  <w:abstractNum w:abstractNumId="35" w15:restartNumberingAfterBreak="0">
-    <w:nsid w:val="5B1A3277"/>
-    <w:multiLevelType w:val="multilevel"/>
-    <w:tmpl w:val="6472C02A"/>
-    <w:lvl w:ilvl="0">
-      <w:start w:val="1"/>
-      <w:numFmt w:val="decimal"/>
-      <w:lvlText w:val="%1."/>
-      <w:lvlJc w:val="left"/>
-      <w:pPr>
-        <w:tabs>
-          <w:tab w:val="num" w:pos="720"/>
-        </w:tabs>
-        <w:ind w:left="720" w:hanging="360"/>
-      </w:pPr>
-    </w:lvl>
-    <w:lvl w:ilvl="1" w:tentative="1">
-      <w:start w:val="1"/>
-      <w:numFmt w:val="decimal"/>
-      <w:lvlText w:val="%2."/>
-      <w:lvlJc w:val="left"/>
-      <w:pPr>
-        <w:tabs>
-          <w:tab w:val="num" w:pos="1440"/>
-        </w:tabs>
-        <w:ind w:left="1440" w:hanging="360"/>
-      </w:pPr>
-    </w:lvl>
-    <w:lvl w:ilvl="2" w:tentative="1">
-      <w:start w:val="1"/>
-      <w:numFmt w:val="decimal"/>
-      <w:lvlText w:val="%3."/>
-      <w:lvlJc w:val="left"/>
-      <w:pPr>
-        <w:tabs>
-          <w:tab w:val="num" w:pos="2160"/>
-        </w:tabs>
-        <w:ind w:left="2160" w:hanging="360"/>
-      </w:pPr>
-    </w:lvl>
-    <w:lvl w:ilvl="3" w:tentative="1">
-      <w:start w:val="1"/>
-      <w:numFmt w:val="decimal"/>
-      <w:lvlText w:val="%4."/>
-      <w:lvlJc w:val="left"/>
-      <w:pPr>
-        <w:tabs>
-          <w:tab w:val="num" w:pos="2880"/>
-        </w:tabs>
-        <w:ind w:left="2880" w:hanging="360"/>
-      </w:pPr>
-    </w:lvl>
-    <w:lvl w:ilvl="4" w:tentative="1">
-      <w:start w:val="1"/>
-      <w:numFmt w:val="decimal"/>
-      <w:lvlText w:val="%5."/>
-      <w:lvlJc w:val="left"/>
-      <w:pPr>
-        <w:tabs>
-          <w:tab w:val="num" w:pos="3600"/>
-        </w:tabs>
-        <w:ind w:left="3600" w:hanging="360"/>
-      </w:pPr>
-    </w:lvl>
-    <w:lvl w:ilvl="5" w:tentative="1">
-      <w:start w:val="1"/>
-      <w:numFmt w:val="decimal"/>
-      <w:lvlText w:val="%6."/>
-      <w:lvlJc w:val="left"/>
-      <w:pPr>
-        <w:tabs>
-          <w:tab w:val="num" w:pos="4320"/>
-        </w:tabs>
-        <w:ind w:left="4320" w:hanging="360"/>
-      </w:pPr>
-    </w:lvl>
-    <w:lvl w:ilvl="6" w:tentative="1">
-      <w:start w:val="1"/>
-      <w:numFmt w:val="decimal"/>
-      <w:lvlText w:val="%7."/>
-      <w:lvlJc w:val="left"/>
-      <w:pPr>
-        <w:tabs>
-          <w:tab w:val="num" w:pos="5040"/>
-        </w:tabs>
-        <w:ind w:left="5040" w:hanging="360"/>
-      </w:pPr>
-    </w:lvl>
-    <w:lvl w:ilvl="7" w:tentative="1">
-      <w:start w:val="1"/>
-      <w:numFmt w:val="decimal"/>
-      <w:lvlText w:val="%8."/>
-      <w:lvlJc w:val="left"/>
-      <w:pPr>
-        <w:tabs>
-          <w:tab w:val="num" w:pos="5760"/>
-        </w:tabs>
-        <w:ind w:left="5760" w:hanging="360"/>
-      </w:pPr>
-    </w:lvl>
-    <w:lvl w:ilvl="8" w:tentative="1">
-      <w:start w:val="1"/>
-      <w:numFmt w:val="decimal"/>
-      <w:lvlText w:val="%9."/>
-      <w:lvlJc w:val="left"/>
-      <w:pPr>
-        <w:tabs>
-          <w:tab w:val="num" w:pos="6480"/>
-        </w:tabs>
-        <w:ind w:left="6480" w:hanging="360"/>
-      </w:pPr>
-    </w:lvl>
-  </w:abstractNum>
-  <w:abstractNum w:abstractNumId="36" w15:restartNumberingAfterBreak="0">
-    <w:nsid w:val="5B28459F"/>
-    <w:multiLevelType w:val="multilevel"/>
-    <w:tmpl w:val="4404BF04"/>
-    <w:lvl w:ilvl="0">
-      <w:start w:val="1"/>
-      <w:numFmt w:val="decimal"/>
-      <w:lvlText w:val="%1."/>
-      <w:lvlJc w:val="left"/>
-      <w:pPr>
-        <w:tabs>
-          <w:tab w:val="num" w:pos="720"/>
-        </w:tabs>
-        <w:ind w:left="720" w:hanging="360"/>
-      </w:pPr>
-    </w:lvl>
-    <w:lvl w:ilvl="1" w:tentative="1">
-      <w:start w:val="1"/>
-      <w:numFmt w:val="decimal"/>
-      <w:lvlText w:val="%2."/>
-      <w:lvlJc w:val="left"/>
-      <w:pPr>
-        <w:tabs>
-          <w:tab w:val="num" w:pos="1440"/>
-        </w:tabs>
-        <w:ind w:left="1440" w:hanging="360"/>
-      </w:pPr>
-    </w:lvl>
-    <w:lvl w:ilvl="2" w:tentative="1">
-      <w:start w:val="1"/>
-      <w:numFmt w:val="decimal"/>
-      <w:lvlText w:val="%3."/>
-      <w:lvlJc w:val="left"/>
-      <w:pPr>
-        <w:tabs>
-          <w:tab w:val="num" w:pos="2160"/>
-        </w:tabs>
-        <w:ind w:left="2160" w:hanging="360"/>
-      </w:pPr>
-    </w:lvl>
-    <w:lvl w:ilvl="3" w:tentative="1">
-      <w:start w:val="1"/>
-      <w:numFmt w:val="decimal"/>
-      <w:lvlText w:val="%4."/>
-      <w:lvlJc w:val="left"/>
-      <w:pPr>
-        <w:tabs>
-          <w:tab w:val="num" w:pos="2880"/>
-        </w:tabs>
-        <w:ind w:left="2880" w:hanging="360"/>
-      </w:pPr>
-    </w:lvl>
-    <w:lvl w:ilvl="4" w:tentative="1">
-      <w:start w:val="1"/>
-      <w:numFmt w:val="decimal"/>
-      <w:lvlText w:val="%5."/>
-      <w:lvlJc w:val="left"/>
-      <w:pPr>
-        <w:tabs>
-          <w:tab w:val="num" w:pos="3600"/>
-        </w:tabs>
-        <w:ind w:left="3600" w:hanging="360"/>
-      </w:pPr>
-    </w:lvl>
-    <w:lvl w:ilvl="5" w:tentative="1">
-      <w:start w:val="1"/>
-      <w:numFmt w:val="decimal"/>
-      <w:lvlText w:val="%6."/>
-      <w:lvlJc w:val="left"/>
-      <w:pPr>
-        <w:tabs>
-          <w:tab w:val="num" w:pos="4320"/>
-        </w:tabs>
-        <w:ind w:left="4320" w:hanging="360"/>
-      </w:pPr>
-    </w:lvl>
-    <w:lvl w:ilvl="6" w:tentative="1">
-      <w:start w:val="1"/>
-      <w:numFmt w:val="decimal"/>
-      <w:lvlText w:val="%7."/>
-      <w:lvlJc w:val="left"/>
-      <w:pPr>
-        <w:tabs>
-          <w:tab w:val="num" w:pos="5040"/>
-        </w:tabs>
-        <w:ind w:left="5040" w:hanging="360"/>
-      </w:pPr>
-    </w:lvl>
-    <w:lvl w:ilvl="7" w:tentative="1">
-      <w:start w:val="1"/>
-      <w:numFmt w:val="decimal"/>
-      <w:lvlText w:val="%8."/>
-      <w:lvlJc w:val="left"/>
-      <w:pPr>
-        <w:tabs>
-          <w:tab w:val="num" w:pos="5760"/>
-        </w:tabs>
-        <w:ind w:left="5760" w:hanging="360"/>
-      </w:pPr>
-    </w:lvl>
-    <w:lvl w:ilvl="8" w:tentative="1">
-      <w:start w:val="1"/>
-      <w:numFmt w:val="decimal"/>
-      <w:lvlText w:val="%9."/>
-      <w:lvlJc w:val="left"/>
-      <w:pPr>
-        <w:tabs>
-          <w:tab w:val="num" w:pos="6480"/>
-        </w:tabs>
-        <w:ind w:left="6480" w:hanging="360"/>
-      </w:pPr>
-    </w:lvl>
-  </w:abstractNum>
-  <w:abstractNum w:abstractNumId="37" w15:restartNumberingAfterBreak="0">
+  <w:abstractNum w:abstractNumId="20" w15:restartNumberingAfterBreak="0">
     <w:nsid w:val="5CEE556E"/>
     <w:multiLevelType w:val="multilevel"/>
-    <w:tmpl w:val="2D56A88C"/>
+    <w:tmpl w:val="5A723B60"/>
     <w:lvl w:ilvl="0">
-      <w:start w:val="1"/>
+      <w:start w:val="2"/>
       <w:numFmt w:val="decimal"/>
       <w:lvlText w:val="%1."/>
       <w:lvlJc w:val="left"/>
@@ -9671,6 +9339,146 @@
         </w:tabs>
         <w:ind w:left="720" w:hanging="360"/>
       </w:pPr>
+      <w:rPr>
+        <w:rFonts w:hint="default"/>
+      </w:rPr>
+    </w:lvl>
+    <w:lvl w:ilvl="1">
+      <w:start w:val="1"/>
+      <w:numFmt w:val="decimal"/>
+      <w:lvlText w:val="%2."/>
+      <w:lvlJc w:val="left"/>
+      <w:pPr>
+        <w:tabs>
+          <w:tab w:val="num" w:pos="1440"/>
+        </w:tabs>
+        <w:ind w:left="1440" w:hanging="360"/>
+      </w:pPr>
+      <w:rPr>
+        <w:rFonts w:hint="default"/>
+      </w:rPr>
+    </w:lvl>
+    <w:lvl w:ilvl="2">
+      <w:start w:val="1"/>
+      <w:numFmt w:val="decimal"/>
+      <w:lvlText w:val="%3."/>
+      <w:lvlJc w:val="left"/>
+      <w:pPr>
+        <w:tabs>
+          <w:tab w:val="num" w:pos="2160"/>
+        </w:tabs>
+        <w:ind w:left="2160" w:hanging="360"/>
+      </w:pPr>
+      <w:rPr>
+        <w:rFonts w:hint="default"/>
+      </w:rPr>
+    </w:lvl>
+    <w:lvl w:ilvl="3">
+      <w:start w:val="1"/>
+      <w:numFmt w:val="decimal"/>
+      <w:lvlText w:val="%4."/>
+      <w:lvlJc w:val="left"/>
+      <w:pPr>
+        <w:tabs>
+          <w:tab w:val="num" w:pos="2880"/>
+        </w:tabs>
+        <w:ind w:left="2880" w:hanging="360"/>
+      </w:pPr>
+      <w:rPr>
+        <w:rFonts w:hint="default"/>
+      </w:rPr>
+    </w:lvl>
+    <w:lvl w:ilvl="4">
+      <w:start w:val="1"/>
+      <w:numFmt w:val="decimal"/>
+      <w:lvlText w:val="%5."/>
+      <w:lvlJc w:val="left"/>
+      <w:pPr>
+        <w:tabs>
+          <w:tab w:val="num" w:pos="3600"/>
+        </w:tabs>
+        <w:ind w:left="3600" w:hanging="360"/>
+      </w:pPr>
+      <w:rPr>
+        <w:rFonts w:hint="default"/>
+      </w:rPr>
+    </w:lvl>
+    <w:lvl w:ilvl="5">
+      <w:start w:val="1"/>
+      <w:numFmt w:val="decimal"/>
+      <w:lvlText w:val="%6."/>
+      <w:lvlJc w:val="left"/>
+      <w:pPr>
+        <w:tabs>
+          <w:tab w:val="num" w:pos="4320"/>
+        </w:tabs>
+        <w:ind w:left="4320" w:hanging="360"/>
+      </w:pPr>
+      <w:rPr>
+        <w:rFonts w:hint="default"/>
+      </w:rPr>
+    </w:lvl>
+    <w:lvl w:ilvl="6">
+      <w:start w:val="1"/>
+      <w:numFmt w:val="decimal"/>
+      <w:lvlText w:val="%7."/>
+      <w:lvlJc w:val="left"/>
+      <w:pPr>
+        <w:tabs>
+          <w:tab w:val="num" w:pos="5040"/>
+        </w:tabs>
+        <w:ind w:left="5040" w:hanging="360"/>
+      </w:pPr>
+      <w:rPr>
+        <w:rFonts w:hint="default"/>
+      </w:rPr>
+    </w:lvl>
+    <w:lvl w:ilvl="7">
+      <w:start w:val="1"/>
+      <w:numFmt w:val="decimal"/>
+      <w:lvlText w:val="%8."/>
+      <w:lvlJc w:val="left"/>
+      <w:pPr>
+        <w:tabs>
+          <w:tab w:val="num" w:pos="5760"/>
+        </w:tabs>
+        <w:ind w:left="5760" w:hanging="360"/>
+      </w:pPr>
+      <w:rPr>
+        <w:rFonts w:hint="default"/>
+      </w:rPr>
+    </w:lvl>
+    <w:lvl w:ilvl="8">
+      <w:start w:val="1"/>
+      <w:numFmt w:val="decimal"/>
+      <w:lvlText w:val="%9."/>
+      <w:lvlJc w:val="left"/>
+      <w:pPr>
+        <w:tabs>
+          <w:tab w:val="num" w:pos="6480"/>
+        </w:tabs>
+        <w:ind w:left="6480" w:hanging="360"/>
+      </w:pPr>
+      <w:rPr>
+        <w:rFonts w:hint="default"/>
+      </w:rPr>
+    </w:lvl>
+  </w:abstractNum>
+  <w:abstractNum w:abstractNumId="21" w15:restartNumberingAfterBreak="0">
+    <w:nsid w:val="72D93F80"/>
+    <w:multiLevelType w:val="multilevel"/>
+    <w:tmpl w:val="A8DA4178"/>
+    <w:lvl w:ilvl="0">
+      <w:start w:val="1"/>
+      <w:numFmt w:val="decimal"/>
+      <w:lvlText w:val="%1."/>
+      <w:lvlJc w:val="left"/>
+      <w:pPr>
+        <w:tabs>
+          <w:tab w:val="num" w:pos="1440"/>
+        </w:tabs>
+        <w:ind w:left="1440" w:hanging="360"/>
+      </w:pPr>
     </w:lvl>
     <w:lvl w:ilvl="1" w:tentative="1">
       <w:start w:val="1"/>
@@ -9679,11 +9487,124 @@
       <w:lvlJc w:val="left"/>
       <w:pPr>
         <w:tabs>
+          <w:tab w:val="num" w:pos="2160"/>
+        </w:tabs>
+        <w:ind w:left="2160" w:hanging="360"/>
+      </w:pPr>
+    </w:lvl>
+    <w:lvl w:ilvl="2" w:tentative="1">
+      <w:start w:val="1"/>
+      <w:numFmt w:val="decimal"/>
+      <w:lvlText w:val="%3."/>
+      <w:lvlJc w:val="left"/>
+      <w:pPr>
+        <w:tabs>
+          <w:tab w:val="num" w:pos="2880"/>
+        </w:tabs>
+        <w:ind w:left="2880" w:hanging="360"/>
+      </w:pPr>
+    </w:lvl>
+    <w:lvl w:ilvl="3" w:tentative="1">
+      <w:start w:val="1"/>
+      <w:numFmt w:val="decimal"/>
+      <w:lvlText w:val="%4."/>
+      <w:lvlJc w:val="left"/>
+      <w:pPr>
+        <w:tabs>
+          <w:tab w:val="num" w:pos="3600"/>
+        </w:tabs>
+        <w:ind w:left="3600" w:hanging="360"/>
+      </w:pPr>
+    </w:lvl>
+    <w:lvl w:ilvl="4" w:tentative="1">
+      <w:start w:val="1"/>
+      <w:numFmt w:val="decimal"/>
+      <w:lvlText w:val="%5."/>
+      <w:lvlJc w:val="left"/>
+      <w:pPr>
+        <w:tabs>
+          <w:tab w:val="num" w:pos="4320"/>
+        </w:tabs>
+        <w:ind w:left="4320" w:hanging="360"/>
+      </w:pPr>
+    </w:lvl>
+    <w:lvl w:ilvl="5" w:tentative="1">
+      <w:start w:val="1"/>
+      <w:numFmt w:val="decimal"/>
+      <w:lvlText w:val="%6."/>
+      <w:lvlJc w:val="left"/>
+      <w:pPr>
+        <w:tabs>
+          <w:tab w:val="num" w:pos="5040"/>
+        </w:tabs>
+        <w:ind w:left="5040" w:hanging="360"/>
+      </w:pPr>
+    </w:lvl>
+    <w:lvl w:ilvl="6" w:tentative="1">
+      <w:start w:val="1"/>
+      <w:numFmt w:val="decimal"/>
+      <w:lvlText w:val="%7."/>
+      <w:lvlJc w:val="left"/>
+      <w:pPr>
+        <w:tabs>
+          <w:tab w:val="num" w:pos="5760"/>
+        </w:tabs>
+        <w:ind w:left="5760" w:hanging="360"/>
+      </w:pPr>
+    </w:lvl>
+    <w:lvl w:ilvl="7" w:tentative="1">
+      <w:start w:val="1"/>
+      <w:numFmt w:val="decimal"/>
+      <w:lvlText w:val="%8."/>
+      <w:lvlJc w:val="left"/>
+      <w:pPr>
+        <w:tabs>
+          <w:tab w:val="num" w:pos="6480"/>
+        </w:tabs>
+        <w:ind w:left="6480" w:hanging="360"/>
+      </w:pPr>
+    </w:lvl>
+    <w:lvl w:ilvl="8" w:tentative="1">
+      <w:start w:val="1"/>
+      <w:numFmt w:val="decimal"/>
+      <w:lvlText w:val="%9."/>
+      <w:lvlJc w:val="left"/>
+      <w:pPr>
+        <w:tabs>
+          <w:tab w:val="num" w:pos="7200"/>
+        </w:tabs>
+        <w:ind w:left="7200" w:hanging="360"/>
+      </w:pPr>
+    </w:lvl>
+  </w:abstractNum>
+  <w:abstractNum w:abstractNumId="22" w15:restartNumberingAfterBreak="0">
+    <w:nsid w:val="74970E2C"/>
+    <w:multiLevelType w:val="multilevel"/>
+    <w:tmpl w:val="A8DA4178"/>
+    <w:lvl w:ilvl="0">
+      <w:start w:val="1"/>
+      <w:numFmt w:val="decimal"/>
+      <w:lvlText w:val="%1."/>
+      <w:lvlJc w:val="left"/>
+      <w:pPr>
+        <w:tabs>
           <w:tab w:val="num" w:pos="1440"/>
         </w:tabs>
         <w:ind w:left="1440" w:hanging="360"/>
       </w:pPr>
     </w:lvl>
+    <w:lvl w:ilvl="1" w:tentative="1">
+      <w:start w:val="1"/>
+      <w:numFmt w:val="decimal"/>
+      <w:lvlText w:val="%2."/>
+      <w:lvlJc w:val="left"/>
+      <w:pPr>
+        <w:tabs>
+          <w:tab w:val="num" w:pos="2160"/>
+        </w:tabs>
+        <w:ind w:left="2160" w:hanging="360"/>
+      </w:pPr>
+    </w:lvl>
     <w:lvl w:ilvl="2" w:tentative="1">
       <w:start w:val="1"/>
       <w:numFmt w:val="decimal"/>
@@ -9691,12 +9612,134 @@
       <w:lvlJc w:val="left"/>
       <w:pPr>
         <w:tabs>
+          <w:tab w:val="num" w:pos="2880"/>
+        </w:tabs>
+        <w:ind w:left="2880" w:hanging="360"/>
+      </w:pPr>
+    </w:lvl>
+    <w:lvl w:ilvl="3" w:tentative="1">
+      <w:start w:val="1"/>
+      <w:numFmt w:val="decimal"/>
+      <w:lvlText w:val="%4."/>
+      <w:lvlJc w:val="left"/>
+      <w:pPr>
+        <w:tabs>
+          <w:tab w:val="num" w:pos="3600"/>
+        </w:tabs>
+        <w:ind w:left="3600" w:hanging="360"/>
+      </w:pPr>
+    </w:lvl>
+    <w:lvl w:ilvl="4" w:tentative="1">
+      <w:start w:val="1"/>
+      <w:numFmt w:val="decimal"/>
+      <w:lvlText w:val="%5."/>
+      <w:lvlJc w:val="left"/>
+      <w:pPr>
+        <w:tabs>
+          <w:tab w:val="num" w:pos="4320"/>
+        </w:tabs>
+        <w:ind w:left="4320" w:hanging="360"/>
+      </w:pPr>
+    </w:lvl>
+    <w:lvl w:ilvl="5" w:tentative="1">
+      <w:start w:val="1"/>
+      <w:numFmt w:val="decimal"/>
+      <w:lvlText w:val="%6."/>
+      <w:lvlJc w:val="left"/>
+      <w:pPr>
+        <w:tabs>
+          <w:tab w:val="num" w:pos="5040"/>
+        </w:tabs>
+        <w:ind w:left="5040" w:hanging="360"/>
+      </w:pPr>
+    </w:lvl>
+    <w:lvl w:ilvl="6" w:tentative="1">
+      <w:start w:val="1"/>
+      <w:numFmt w:val="decimal"/>
+      <w:lvlText w:val="%7."/>
+      <w:lvlJc w:val="left"/>
+      <w:pPr>
+        <w:tabs>
+          <w:tab w:val="num" w:pos="5760"/>
+        </w:tabs>
+        <w:ind w:left="5760" w:hanging="360"/>
+      </w:pPr>
+    </w:lvl>
+    <w:lvl w:ilvl="7" w:tentative="1">
+      <w:start w:val="1"/>
+      <w:numFmt w:val="decimal"/>
+      <w:lvlText w:val="%8."/>
+      <w:lvlJc w:val="left"/>
+      <w:pPr>
+        <w:tabs>
+          <w:tab w:val="num" w:pos="6480"/>
+        </w:tabs>
+        <w:ind w:left="6480" w:hanging="360"/>
+      </w:pPr>
+    </w:lvl>
+    <w:lvl w:ilvl="8" w:tentative="1">
+      <w:start w:val="1"/>
+      <w:numFmt w:val="decimal"/>
+      <w:lvlText w:val="%9."/>
+      <w:lvlJc w:val="left"/>
+      <w:pPr>
+        <w:tabs>
+          <w:tab w:val="num" w:pos="7200"/>
+        </w:tabs>
+        <w:ind w:left="7200" w:hanging="360"/>
+      </w:pPr>
+    </w:lvl>
+  </w:abstractNum>
+  <w:abstractNum w:abstractNumId="23" w15:restartNumberingAfterBreak="0">
+    <w:nsid w:val="795A3303"/>
+    <w:multiLevelType w:val="multilevel"/>
+    <w:tmpl w:val="037CFBD6"/>
+    <w:lvl w:ilvl="0">
+      <w:start w:val="2"/>
+      <w:numFmt w:val="decimal"/>
+      <w:lvlText w:val="%1."/>
+      <w:lvlJc w:val="left"/>
+      <w:pPr>
+        <w:tabs>
+          <w:tab w:val="num" w:pos="720"/>
+        </w:tabs>
+        <w:ind w:left="720" w:hanging="360"/>
+      </w:pPr>
+      <w:rPr>
+        <w:rFonts w:hint="default"/>
+      </w:rPr>
+    </w:lvl>
+    <w:lvl w:ilvl="1">
+      <w:start w:val="1"/>
+      <w:numFmt w:val="decimal"/>
+      <w:lvlText w:val="%2."/>
+      <w:lvlJc w:val="left"/>
+      <w:pPr>
+        <w:tabs>
+          <w:tab w:val="num" w:pos="1440"/>
+        </w:tabs>
+        <w:ind w:left="1440" w:hanging="360"/>
+      </w:pPr>
+      <w:rPr>
+        <w:rFonts w:hint="default"/>
+      </w:rPr>
+    </w:lvl>
+    <w:lvl w:ilvl="2">
+      <w:start w:val="1"/>
+      <w:numFmt w:val="decimal"/>
+      <w:lvlText w:val="%3."/>
+      <w:lvlJc w:val="left"/>
+      <w:pPr>
+        <w:tabs>
           <w:tab w:val="num" w:pos="2160"/>
         </w:tabs>
         <w:ind w:left="2160" w:hanging="360"/>
       </w:pPr>
-    </w:lvl>
-    <w:lvl w:ilvl="3" w:tentative="1">
+      <w:rPr>
+        <w:rFonts w:hint="default"/>
+      </w:rPr>
+    </w:lvl>
+    <w:lvl w:ilvl="3">
       <w:start w:val="1"/>
       <w:numFmt w:val="decimal"/>
       <w:lvlText w:val="%4."/>
@@ -9707,8 +9750,11 @@
         </w:tabs>
         <w:ind w:left="2880" w:hanging="360"/>
       </w:pPr>
-    </w:lvl>
-    <w:lvl w:ilvl="4" w:tentative="1">
+      <w:rPr>
+        <w:rFonts w:hint="default"/>
+      </w:rPr>
+    </w:lvl>
+    <w:lvl w:ilvl="4">
       <w:start w:val="1"/>
       <w:numFmt w:val="decimal"/>
       <w:lvlText w:val="%5."/>
@@ -9719,8 +9765,11 @@
         </w:tabs>
         <w:ind w:left="3600" w:hanging="360"/>
       </w:pPr>
-    </w:lvl>
-    <w:lvl w:ilvl="5" w:tentative="1">
+      <w:rPr>
+        <w:rFonts w:hint="default"/>
+      </w:rPr>
+    </w:lvl>
+    <w:lvl w:ilvl="5">
       <w:start w:val="1"/>
       <w:numFmt w:val="decimal"/>
       <w:lvlText w:val="%6."/>
@@ -9731,8 +9780,11 @@
         </w:tabs>
         <w:ind w:left="4320" w:hanging="360"/>
       </w:pPr>
-    </w:lvl>
-    <w:lvl w:ilvl="6" w:tentative="1">
+      <w:rPr>
+        <w:rFonts w:hint="default"/>
+      </w:rPr>
+    </w:lvl>
+    <w:lvl w:ilvl="6">
       <w:start w:val="1"/>
       <w:numFmt w:val="decimal"/>
       <w:lvlText w:val="%7."/>
@@ -9743,8 +9795,11 @@
         </w:tabs>
         <w:ind w:left="5040" w:hanging="360"/>
       </w:pPr>
-    </w:lvl>
-    <w:lvl w:ilvl="7" w:tentative="1">
+      <w:rPr>
+        <w:rFonts w:hint="default"/>
+      </w:rPr>
+    </w:lvl>
+    <w:lvl w:ilvl="7">
       <w:start w:val="1"/>
       <w:numFmt w:val="decimal"/>
       <w:lvlText w:val="%8."/>
@@ -9755,8 +9810,11 @@
         </w:tabs>
         <w:ind w:left="5760" w:hanging="360"/>
       </w:pPr>
-    </w:lvl>
-    <w:lvl w:ilvl="8" w:tentative="1">
+      <w:rPr>
+        <w:rFonts w:hint="default"/>
+      </w:rPr>
+    </w:lvl>
+    <w:lvl w:ilvl="8">
       <w:start w:val="1"/>
       <w:numFmt w:val="decimal"/>
       <w:lvlText w:val="%9."/>
@@ -9767,14 +9825,17 @@
         </w:tabs>
         <w:ind w:left="6480" w:hanging="360"/>
       </w:pPr>
+      <w:rPr>
+        <w:rFonts w:hint="default"/>
+      </w:rPr>
     </w:lvl>
   </w:abstractNum>
-  <w:abstractNum w:abstractNumId="38" w15:restartNumberingAfterBreak="0">
-    <w:nsid w:val="5DB06D1E"/>
+  <w:abstractNum w:abstractNumId="24" w15:restartNumberingAfterBreak="0">
+    <w:nsid w:val="7CBC11D8"/>
     <w:multiLevelType w:val="multilevel"/>
-    <w:tmpl w:val="B464EA3A"/>
+    <w:tmpl w:val="CE58B5AA"/>
     <w:lvl w:ilvl="0">
-      <w:start w:val="1"/>
+      <w:start w:val="4"/>
       <w:numFmt w:val="decimal"/>
       <w:lvlText w:val="%1."/>
       <w:lvlJc w:val="left"/>
@@ -9784,8 +9845,11 @@
         </w:tabs>
         <w:ind w:left="720" w:hanging="360"/>
       </w:pPr>
-    </w:lvl>
-    <w:lvl w:ilvl="1" w:tentative="1">
+      <w:rPr>
+        <w:rFonts w:hint="default"/>
+      </w:rPr>
+    </w:lvl>
+    <w:lvl w:ilvl="1">
       <w:start w:val="1"/>
       <w:numFmt w:val="decimal"/>
       <w:lvlText w:val="%2."/>
@@ -9796,8 +9860,11 @@
         </w:tabs>
         <w:ind w:left="1440" w:hanging="360"/>
       </w:pPr>
-    </w:lvl>
-    <w:lvl w:ilvl="2" w:tentative="1">
+      <w:rPr>
+        <w:rFonts w:hint="default"/>
+      </w:rPr>
+    </w:lvl>
+    <w:lvl w:ilvl="2">
       <w:start w:val="1"/>
       <w:numFmt w:val="decimal"/>
       <w:lvlText w:val="%3."/>
@@ -9808,8 +9875,11 @@
         </w:tabs>
         <w:ind w:left="2160" w:hanging="360"/>
       </w:pPr>
-    </w:lvl>
-    <w:lvl w:ilvl="3" w:tentative="1">
+      <w:rPr>
+        <w:rFonts w:hint="default"/>
+      </w:rPr>
+    </w:lvl>
+    <w:lvl w:ilvl="3">
       <w:start w:val="1"/>
       <w:numFmt w:val="decimal"/>
       <w:lvlText w:val="%4."/>
@@ -9820,8 +9890,11 @@
         </w:tabs>
         <w:ind w:left="2880" w:hanging="360"/>
       </w:pPr>
-    </w:lvl>
-    <w:lvl w:ilvl="4" w:tentative="1">
+      <w:rPr>
+        <w:rFonts w:hint="default"/>
+      </w:rPr>
+    </w:lvl>
+    <w:lvl w:ilvl="4">
       <w:start w:val="1"/>
       <w:numFmt w:val="decimal"/>
       <w:lvlText w:val="%5."/>
@@ -9832,8 +9905,11 @@
         </w:tabs>
         <w:ind w:left="3600" w:hanging="360"/>
       </w:pPr>
-    </w:lvl>
-    <w:lvl w:ilvl="5" w:tentative="1">
+      <w:rPr>
+        <w:rFonts w:hint="default"/>
+      </w:rPr>
+    </w:lvl>
+    <w:lvl w:ilvl="5">
       <w:start w:val="1"/>
       <w:numFmt w:val="decimal"/>
       <w:lvlText w:val="%6."/>
@@ -9844,8 +9920,11 @@
         </w:tabs>
         <w:ind w:left="4320" w:hanging="360"/>
       </w:pPr>
-    </w:lvl>
-    <w:lvl w:ilvl="6" w:tentative="1">
+      <w:rPr>
+        <w:rFonts w:hint="default"/>
+      </w:rPr>
+    </w:lvl>
+    <w:lvl w:ilvl="6">
       <w:start w:val="1"/>
       <w:numFmt w:val="decimal"/>
       <w:lvlText w:val="%7."/>
@@ -9856,8 +9935,11 @@
         </w:tabs>
         <w:ind w:left="5040" w:hanging="360"/>
       </w:pPr>
-    </w:lvl>
-    <w:lvl w:ilvl="7" w:tentative="1">
+      <w:rPr>
+        <w:rFonts w:hint="default"/>
+      </w:rPr>
+    </w:lvl>
+    <w:lvl w:ilvl="7">
       <w:start w:val="1"/>
       <w:numFmt w:val="decimal"/>
       <w:lvlText w:val="%8."/>
@@ -9868,8 +9950,11 @@
         </w:tabs>
         <w:ind w:left="5760" w:hanging="360"/>
       </w:pPr>
-    </w:lvl>
-    <w:lvl w:ilvl="8" w:tentative="1">
+      <w:rPr>
+        <w:rFonts w:hint="default"/>
+      </w:rPr>
+    </w:lvl>
+    <w:lvl w:ilvl="8">
       <w:start w:val="1"/>
       <w:numFmt w:val="decimal"/>
       <w:lvlText w:val="%9."/>
@@ -9880,742 +9965,87 @@
         </w:tabs>
         <w:ind w:left="6480" w:hanging="360"/>
       </w:pPr>
-    </w:lvl>
-  </w:abstractNum>
-  <w:abstractNum w:abstractNumId="39" w15:restartNumberingAfterBreak="0">
-    <w:nsid w:val="63502F4A"/>
-    <w:multiLevelType w:val="multilevel"/>
-    <w:tmpl w:val="C032C9F8"/>
-    <w:lvl w:ilvl="0">
-      <w:start w:val="1"/>
-      <w:numFmt w:val="decimal"/>
-      <w:lvlText w:val="%1."/>
-      <w:lvlJc w:val="left"/>
-      <w:pPr>
-        <w:tabs>
-          <w:tab w:val="num" w:pos="720"/>
-        </w:tabs>
-        <w:ind w:left="720" w:hanging="360"/>
-      </w:pPr>
-    </w:lvl>
-    <w:lvl w:ilvl="1" w:tentative="1">
-      <w:start w:val="1"/>
-      <w:numFmt w:val="decimal"/>
-      <w:lvlText w:val="%2."/>
-      <w:lvlJc w:val="left"/>
-      <w:pPr>
-        <w:tabs>
-          <w:tab w:val="num" w:pos="1440"/>
-        </w:tabs>
-        <w:ind w:left="1440" w:hanging="360"/>
-      </w:pPr>
-    </w:lvl>
-    <w:lvl w:ilvl="2" w:tentative="1">
-      <w:start w:val="1"/>
-      <w:numFmt w:val="decimal"/>
-      <w:lvlText w:val="%3."/>
-      <w:lvlJc w:val="left"/>
-      <w:pPr>
-        <w:tabs>
-          <w:tab w:val="num" w:pos="2160"/>
-        </w:tabs>
-        <w:ind w:left="2160" w:hanging="360"/>
-      </w:pPr>
-    </w:lvl>
-    <w:lvl w:ilvl="3" w:tentative="1">
-      <w:start w:val="1"/>
-      <w:numFmt w:val="decimal"/>
-      <w:lvlText w:val="%4."/>
-      <w:lvlJc w:val="left"/>
-      <w:pPr>
-        <w:tabs>
-          <w:tab w:val="num" w:pos="2880"/>
-        </w:tabs>
-        <w:ind w:left="2880" w:hanging="360"/>
-      </w:pPr>
-    </w:lvl>
-    <w:lvl w:ilvl="4" w:tentative="1">
-      <w:start w:val="1"/>
-      <w:numFmt w:val="decimal"/>
-      <w:lvlText w:val="%5."/>
-      <w:lvlJc w:val="left"/>
-      <w:pPr>
-        <w:tabs>
-          <w:tab w:val="num" w:pos="3600"/>
-        </w:tabs>
-        <w:ind w:left="3600" w:hanging="360"/>
-      </w:pPr>
-    </w:lvl>
-    <w:lvl w:ilvl="5" w:tentative="1">
-      <w:start w:val="1"/>
-      <w:numFmt w:val="decimal"/>
-      <w:lvlText w:val="%6."/>
-      <w:lvlJc w:val="left"/>
-      <w:pPr>
-        <w:tabs>
-          <w:tab w:val="num" w:pos="4320"/>
-        </w:tabs>
-        <w:ind w:left="4320" w:hanging="360"/>
-      </w:pPr>
-    </w:lvl>
-    <w:lvl w:ilvl="6" w:tentative="1">
-      <w:start w:val="1"/>
-      <w:numFmt w:val="decimal"/>
-      <w:lvlText w:val="%7."/>
-      <w:lvlJc w:val="left"/>
-      <w:pPr>
-        <w:tabs>
-          <w:tab w:val="num" w:pos="5040"/>
-        </w:tabs>
-        <w:ind w:left="5040" w:hanging="360"/>
-      </w:pPr>
-    </w:lvl>
-    <w:lvl w:ilvl="7" w:tentative="1">
-      <w:start w:val="1"/>
-      <w:numFmt w:val="decimal"/>
-      <w:lvlText w:val="%8."/>
-      <w:lvlJc w:val="left"/>
-      <w:pPr>
-        <w:tabs>
-          <w:tab w:val="num" w:pos="5760"/>
-        </w:tabs>
-        <w:ind w:left="5760" w:hanging="360"/>
-      </w:pPr>
-    </w:lvl>
-    <w:lvl w:ilvl="8" w:tentative="1">
-      <w:start w:val="1"/>
-      <w:numFmt w:val="decimal"/>
-      <w:lvlText w:val="%9."/>
-      <w:lvlJc w:val="left"/>
-      <w:pPr>
-        <w:tabs>
-          <w:tab w:val="num" w:pos="6480"/>
-        </w:tabs>
-        <w:ind w:left="6480" w:hanging="360"/>
-      </w:pPr>
-    </w:lvl>
-  </w:abstractNum>
-  <w:abstractNum w:abstractNumId="40" w15:restartNumberingAfterBreak="0">
-    <w:nsid w:val="637258C7"/>
-    <w:multiLevelType w:val="multilevel"/>
-    <w:tmpl w:val="2950532E"/>
-    <w:lvl w:ilvl="0">
-      <w:start w:val="1"/>
-      <w:numFmt w:val="decimal"/>
-      <w:lvlText w:val="%1."/>
-      <w:lvlJc w:val="left"/>
-      <w:pPr>
-        <w:tabs>
-          <w:tab w:val="num" w:pos="720"/>
-        </w:tabs>
-        <w:ind w:left="720" w:hanging="360"/>
-      </w:pPr>
-    </w:lvl>
-    <w:lvl w:ilvl="1" w:tentative="1">
-      <w:start w:val="1"/>
-      <w:numFmt w:val="decimal"/>
-      <w:lvlText w:val="%2."/>
-      <w:lvlJc w:val="left"/>
-      <w:pPr>
-        <w:tabs>
-          <w:tab w:val="num" w:pos="1440"/>
-        </w:tabs>
-        <w:ind w:left="1440" w:hanging="360"/>
-      </w:pPr>
-    </w:lvl>
-    <w:lvl w:ilvl="2" w:tentative="1">
-      <w:start w:val="1"/>
-      <w:numFmt w:val="decimal"/>
-      <w:lvlText w:val="%3."/>
-      <w:lvlJc w:val="left"/>
-      <w:pPr>
-        <w:tabs>
-          <w:tab w:val="num" w:pos="2160"/>
-        </w:tabs>
-        <w:ind w:left="2160" w:hanging="360"/>
-      </w:pPr>
-    </w:lvl>
-    <w:lvl w:ilvl="3" w:tentative="1">
-      <w:start w:val="1"/>
-      <w:numFmt w:val="decimal"/>
-      <w:lvlText w:val="%4."/>
-      <w:lvlJc w:val="left"/>
-      <w:pPr>
-        <w:tabs>
-          <w:tab w:val="num" w:pos="2880"/>
-        </w:tabs>
-        <w:ind w:left="2880" w:hanging="360"/>
-      </w:pPr>
-    </w:lvl>
-    <w:lvl w:ilvl="4" w:tentative="1">
-      <w:start w:val="1"/>
-      <w:numFmt w:val="decimal"/>
-      <w:lvlText w:val="%5."/>
-      <w:lvlJc w:val="left"/>
-      <w:pPr>
-        <w:tabs>
-          <w:tab w:val="num" w:pos="3600"/>
-        </w:tabs>
-        <w:ind w:left="3600" w:hanging="360"/>
-      </w:pPr>
-    </w:lvl>
-    <w:lvl w:ilvl="5" w:tentative="1">
-      <w:start w:val="1"/>
-      <w:numFmt w:val="decimal"/>
-      <w:lvlText w:val="%6."/>
-      <w:lvlJc w:val="left"/>
-      <w:pPr>
-        <w:tabs>
-          <w:tab w:val="num" w:pos="4320"/>
-        </w:tabs>
-        <w:ind w:left="4320" w:hanging="360"/>
-      </w:pPr>
-    </w:lvl>
-    <w:lvl w:ilvl="6" w:tentative="1">
-      <w:start w:val="1"/>
-      <w:numFmt w:val="decimal"/>
-      <w:lvlText w:val="%7."/>
-      <w:lvlJc w:val="left"/>
-      <w:pPr>
-        <w:tabs>
-          <w:tab w:val="num" w:pos="5040"/>
-        </w:tabs>
-        <w:ind w:left="5040" w:hanging="360"/>
-      </w:pPr>
-    </w:lvl>
-    <w:lvl w:ilvl="7" w:tentative="1">
-      <w:start w:val="1"/>
-      <w:numFmt w:val="decimal"/>
-      <w:lvlText w:val="%8."/>
-      <w:lvlJc w:val="left"/>
-      <w:pPr>
-        <w:tabs>
-          <w:tab w:val="num" w:pos="5760"/>
-        </w:tabs>
-        <w:ind w:left="5760" w:hanging="360"/>
-      </w:pPr>
-    </w:lvl>
-    <w:lvl w:ilvl="8" w:tentative="1">
-      <w:start w:val="1"/>
-      <w:numFmt w:val="decimal"/>
-      <w:lvlText w:val="%9."/>
-      <w:lvlJc w:val="left"/>
-      <w:pPr>
-        <w:tabs>
-          <w:tab w:val="num" w:pos="6480"/>
-        </w:tabs>
-        <w:ind w:left="6480" w:hanging="360"/>
-      </w:pPr>
-    </w:lvl>
-  </w:abstractNum>
-  <w:abstractNum w:abstractNumId="41" w15:restartNumberingAfterBreak="0">
-    <w:nsid w:val="69E67BB0"/>
-    <w:multiLevelType w:val="multilevel"/>
-    <w:tmpl w:val="BB02AF06"/>
-    <w:lvl w:ilvl="0">
-      <w:start w:val="1"/>
-      <w:numFmt w:val="decimal"/>
-      <w:lvlText w:val="%1."/>
-      <w:lvlJc w:val="left"/>
-      <w:pPr>
-        <w:tabs>
-          <w:tab w:val="num" w:pos="720"/>
-        </w:tabs>
-        <w:ind w:left="720" w:hanging="360"/>
-      </w:pPr>
-    </w:lvl>
-    <w:lvl w:ilvl="1" w:tentative="1">
-      <w:start w:val="1"/>
-      <w:numFmt w:val="decimal"/>
-      <w:lvlText w:val="%2."/>
-      <w:lvlJc w:val="left"/>
-      <w:pPr>
-        <w:tabs>
-          <w:tab w:val="num" w:pos="1440"/>
-        </w:tabs>
-        <w:ind w:left="1440" w:hanging="360"/>
-      </w:pPr>
-    </w:lvl>
-    <w:lvl w:ilvl="2" w:tentative="1">
-      <w:start w:val="1"/>
-      <w:numFmt w:val="decimal"/>
-      <w:lvlText w:val="%3."/>
-      <w:lvlJc w:val="left"/>
-      <w:pPr>
-        <w:tabs>
-          <w:tab w:val="num" w:pos="2160"/>
-        </w:tabs>
-        <w:ind w:left="2160" w:hanging="360"/>
-      </w:pPr>
-    </w:lvl>
-    <w:lvl w:ilvl="3" w:tentative="1">
-      <w:start w:val="1"/>
-      <w:numFmt w:val="decimal"/>
-      <w:lvlText w:val="%4."/>
-      <w:lvlJc w:val="left"/>
-      <w:pPr>
-        <w:tabs>
-          <w:tab w:val="num" w:pos="2880"/>
-        </w:tabs>
-        <w:ind w:left="2880" w:hanging="360"/>
-      </w:pPr>
-    </w:lvl>
-    <w:lvl w:ilvl="4" w:tentative="1">
-      <w:start w:val="1"/>
-      <w:numFmt w:val="decimal"/>
-      <w:lvlText w:val="%5."/>
-      <w:lvlJc w:val="left"/>
-      <w:pPr>
-        <w:tabs>
-          <w:tab w:val="num" w:pos="3600"/>
-        </w:tabs>
-        <w:ind w:left="3600" w:hanging="360"/>
-      </w:pPr>
-    </w:lvl>
-    <w:lvl w:ilvl="5" w:tentative="1">
-      <w:start w:val="1"/>
-      <w:numFmt w:val="decimal"/>
-      <w:lvlText w:val="%6."/>
-      <w:lvlJc w:val="left"/>
-      <w:pPr>
-        <w:tabs>
-          <w:tab w:val="num" w:pos="4320"/>
-        </w:tabs>
-        <w:ind w:left="4320" w:hanging="360"/>
-      </w:pPr>
-    </w:lvl>
-    <w:lvl w:ilvl="6" w:tentative="1">
-      <w:start w:val="1"/>
-      <w:numFmt w:val="decimal"/>
-      <w:lvlText w:val="%7."/>
-      <w:lvlJc w:val="left"/>
-      <w:pPr>
-        <w:tabs>
-          <w:tab w:val="num" w:pos="5040"/>
-        </w:tabs>
-        <w:ind w:left="5040" w:hanging="360"/>
-      </w:pPr>
-    </w:lvl>
-    <w:lvl w:ilvl="7" w:tentative="1">
-      <w:start w:val="1"/>
-      <w:numFmt w:val="decimal"/>
-      <w:lvlText w:val="%8."/>
-      <w:lvlJc w:val="left"/>
-      <w:pPr>
-        <w:tabs>
-          <w:tab w:val="num" w:pos="5760"/>
-        </w:tabs>
-        <w:ind w:left="5760" w:hanging="360"/>
-      </w:pPr>
-    </w:lvl>
-    <w:lvl w:ilvl="8" w:tentative="1">
-      <w:start w:val="1"/>
-      <w:numFmt w:val="decimal"/>
-      <w:lvlText w:val="%9."/>
-      <w:lvlJc w:val="left"/>
-      <w:pPr>
-        <w:tabs>
-          <w:tab w:val="num" w:pos="6480"/>
-        </w:tabs>
-        <w:ind w:left="6480" w:hanging="360"/>
-      </w:pPr>
-    </w:lvl>
-  </w:abstractNum>
-  <w:abstractNum w:abstractNumId="42" w15:restartNumberingAfterBreak="0">
-    <w:nsid w:val="776F217F"/>
-    <w:multiLevelType w:val="multilevel"/>
-    <w:tmpl w:val="74A44E4A"/>
-    <w:lvl w:ilvl="0">
-      <w:start w:val="1"/>
-      <w:numFmt w:val="decimal"/>
-      <w:lvlText w:val="%1."/>
-      <w:lvlJc w:val="left"/>
-      <w:pPr>
-        <w:tabs>
-          <w:tab w:val="num" w:pos="720"/>
-        </w:tabs>
-        <w:ind w:left="720" w:hanging="360"/>
-      </w:pPr>
-    </w:lvl>
-    <w:lvl w:ilvl="1" w:tentative="1">
-      <w:start w:val="1"/>
-      <w:numFmt w:val="decimal"/>
-      <w:lvlText w:val="%2."/>
-      <w:lvlJc w:val="left"/>
-      <w:pPr>
-        <w:tabs>
-          <w:tab w:val="num" w:pos="1440"/>
-        </w:tabs>
-        <w:ind w:left="1440" w:hanging="360"/>
-      </w:pPr>
-    </w:lvl>
-    <w:lvl w:ilvl="2" w:tentative="1">
-      <w:start w:val="1"/>
-      <w:numFmt w:val="decimal"/>
-      <w:lvlText w:val="%3."/>
-      <w:lvlJc w:val="left"/>
-      <w:pPr>
-        <w:tabs>
-          <w:tab w:val="num" w:pos="2160"/>
-        </w:tabs>
-        <w:ind w:left="2160" w:hanging="360"/>
-      </w:pPr>
-    </w:lvl>
-    <w:lvl w:ilvl="3" w:tentative="1">
-      <w:start w:val="1"/>
-      <w:numFmt w:val="decimal"/>
-      <w:lvlText w:val="%4."/>
-      <w:lvlJc w:val="left"/>
-      <w:pPr>
-        <w:tabs>
-          <w:tab w:val="num" w:pos="2880"/>
-        </w:tabs>
-        <w:ind w:left="2880" w:hanging="360"/>
-      </w:pPr>
-    </w:lvl>
-    <w:lvl w:ilvl="4" w:tentative="1">
-      <w:start w:val="1"/>
-      <w:numFmt w:val="decimal"/>
-      <w:lvlText w:val="%5."/>
-      <w:lvlJc w:val="left"/>
-      <w:pPr>
-        <w:tabs>
-          <w:tab w:val="num" w:pos="3600"/>
-        </w:tabs>
-        <w:ind w:left="3600" w:hanging="360"/>
-      </w:pPr>
-    </w:lvl>
-    <w:lvl w:ilvl="5" w:tentative="1">
-      <w:start w:val="1"/>
-      <w:numFmt w:val="decimal"/>
-      <w:lvlText w:val="%6."/>
-      <w:lvlJc w:val="left"/>
-      <w:pPr>
-        <w:tabs>
-          <w:tab w:val="num" w:pos="4320"/>
-        </w:tabs>
-        <w:ind w:left="4320" w:hanging="360"/>
-      </w:pPr>
-    </w:lvl>
-    <w:lvl w:ilvl="6" w:tentative="1">
-      <w:start w:val="1"/>
-      <w:numFmt w:val="decimal"/>
-      <w:lvlText w:val="%7."/>
-      <w:lvlJc w:val="left"/>
-      <w:pPr>
-        <w:tabs>
-          <w:tab w:val="num" w:pos="5040"/>
-        </w:tabs>
-        <w:ind w:left="5040" w:hanging="360"/>
-      </w:pPr>
-    </w:lvl>
-    <w:lvl w:ilvl="7" w:tentative="1">
-      <w:start w:val="1"/>
-      <w:numFmt w:val="decimal"/>
-      <w:lvlText w:val="%8."/>
-      <w:lvlJc w:val="left"/>
-      <w:pPr>
-        <w:tabs>
-          <w:tab w:val="num" w:pos="5760"/>
-        </w:tabs>
-        <w:ind w:left="5760" w:hanging="360"/>
-      </w:pPr>
-    </w:lvl>
-    <w:lvl w:ilvl="8" w:tentative="1">
-      <w:start w:val="1"/>
-      <w:numFmt w:val="decimal"/>
-      <w:lvlText w:val="%9."/>
-      <w:lvlJc w:val="left"/>
-      <w:pPr>
-        <w:tabs>
-          <w:tab w:val="num" w:pos="6480"/>
-        </w:tabs>
-        <w:ind w:left="6480" w:hanging="360"/>
-      </w:pPr>
-    </w:lvl>
-  </w:abstractNum>
-  <w:abstractNum w:abstractNumId="43" w15:restartNumberingAfterBreak="0">
-    <w:nsid w:val="7A7E74D7"/>
-    <w:multiLevelType w:val="multilevel"/>
-    <w:tmpl w:val="62525C68"/>
-    <w:lvl w:ilvl="0">
-      <w:start w:val="1"/>
-      <w:numFmt w:val="decimal"/>
-      <w:lvlText w:val="%1."/>
-      <w:lvlJc w:val="left"/>
-      <w:pPr>
-        <w:tabs>
-          <w:tab w:val="num" w:pos="720"/>
-        </w:tabs>
-        <w:ind w:left="720" w:hanging="360"/>
-      </w:pPr>
-    </w:lvl>
-    <w:lvl w:ilvl="1" w:tentative="1">
-      <w:start w:val="1"/>
-      <w:numFmt w:val="decimal"/>
-      <w:lvlText w:val="%2."/>
-      <w:lvlJc w:val="left"/>
-      <w:pPr>
-        <w:tabs>
-          <w:tab w:val="num" w:pos="1440"/>
-        </w:tabs>
-        <w:ind w:left="1440" w:hanging="360"/>
-      </w:pPr>
-    </w:lvl>
-    <w:lvl w:ilvl="2" w:tentative="1">
-      <w:start w:val="1"/>
-      <w:numFmt w:val="decimal"/>
-      <w:lvlText w:val="%3."/>
-      <w:lvlJc w:val="left"/>
-      <w:pPr>
-        <w:tabs>
-          <w:tab w:val="num" w:pos="2160"/>
-        </w:tabs>
-        <w:ind w:left="2160" w:hanging="360"/>
-      </w:pPr>
-    </w:lvl>
-    <w:lvl w:ilvl="3" w:tentative="1">
-      <w:start w:val="1"/>
-      <w:numFmt w:val="decimal"/>
-      <w:lvlText w:val="%4."/>
-      <w:lvlJc w:val="left"/>
-      <w:pPr>
-        <w:tabs>
-          <w:tab w:val="num" w:pos="2880"/>
-        </w:tabs>
-        <w:ind w:left="2880" w:hanging="360"/>
-      </w:pPr>
-    </w:lvl>
-    <w:lvl w:ilvl="4" w:tentative="1">
-      <w:start w:val="1"/>
-      <w:numFmt w:val="decimal"/>
-      <w:lvlText w:val="%5."/>
-      <w:lvlJc w:val="left"/>
-      <w:pPr>
-        <w:tabs>
-          <w:tab w:val="num" w:pos="3600"/>
-        </w:tabs>
-        <w:ind w:left="3600" w:hanging="360"/>
-      </w:pPr>
-    </w:lvl>
-    <w:lvl w:ilvl="5" w:tentative="1">
-      <w:start w:val="1"/>
-      <w:numFmt w:val="decimal"/>
-      <w:lvlText w:val="%6."/>
-      <w:lvlJc w:val="left"/>
-      <w:pPr>
-        <w:tabs>
-          <w:tab w:val="num" w:pos="4320"/>
-        </w:tabs>
-        <w:ind w:left="4320" w:hanging="360"/>
-      </w:pPr>
-    </w:lvl>
-    <w:lvl w:ilvl="6" w:tentative="1">
-      <w:start w:val="1"/>
-      <w:numFmt w:val="decimal"/>
-      <w:lvlText w:val="%7."/>
-      <w:lvlJc w:val="left"/>
-      <w:pPr>
-        <w:tabs>
-          <w:tab w:val="num" w:pos="5040"/>
-        </w:tabs>
-        <w:ind w:left="5040" w:hanging="360"/>
-      </w:pPr>
-    </w:lvl>
-    <w:lvl w:ilvl="7" w:tentative="1">
-      <w:start w:val="1"/>
-      <w:numFmt w:val="decimal"/>
-      <w:lvlText w:val="%8."/>
-      <w:lvlJc w:val="left"/>
-      <w:pPr>
-        <w:tabs>
-          <w:tab w:val="num" w:pos="5760"/>
-        </w:tabs>
-        <w:ind w:left="5760" w:hanging="360"/>
-      </w:pPr>
-    </w:lvl>
-    <w:lvl w:ilvl="8" w:tentative="1">
-      <w:start w:val="1"/>
-      <w:numFmt w:val="decimal"/>
-      <w:lvlText w:val="%9."/>
-      <w:lvlJc w:val="left"/>
-      <w:pPr>
-        <w:tabs>
-          <w:tab w:val="num" w:pos="6480"/>
-        </w:tabs>
-        <w:ind w:left="6480" w:hanging="360"/>
-      </w:pPr>
+      <w:rPr>
+        <w:rFonts w:hint="default"/>
+      </w:rPr>
     </w:lvl>
   </w:abstractNum>
   <w:num w:numId="1" w16cid:durableId="808399730">
+    <w:abstractNumId w:val="11"/>
+  </w:num>
+  <w:num w:numId="2" w16cid:durableId="825633646">
+    <w:abstractNumId w:val="6"/>
+  </w:num>
+  <w:num w:numId="3" w16cid:durableId="366610433">
+    <w:abstractNumId w:val="19"/>
+  </w:num>
+  <w:num w:numId="4" w16cid:durableId="1199244720">
+    <w:abstractNumId w:val="1"/>
+  </w:num>
+  <w:num w:numId="5" w16cid:durableId="902643250">
+    <w:abstractNumId w:val="12"/>
+  </w:num>
+  <w:num w:numId="6" w16cid:durableId="1031568212">
+    <w:abstractNumId w:val="18"/>
+  </w:num>
+  <w:num w:numId="7" w16cid:durableId="1633749798">
+    <w:abstractNumId w:val="5"/>
+  </w:num>
+  <w:num w:numId="8" w16cid:durableId="259876152">
+    <w:abstractNumId w:val="16"/>
+  </w:num>
+  <w:num w:numId="9" w16cid:durableId="1383404314">
     <w:abstractNumId w:val="20"/>
   </w:num>
-  <w:num w:numId="2" w16cid:durableId="791675891">
-    <w:abstractNumId w:val="38"/>
+  <w:num w:numId="10" w16cid:durableId="1977953835">
+    <w:abstractNumId w:val="8"/>
   </w:num>
-  <w:num w:numId="3" w16cid:durableId="825633646">
+  <w:num w:numId="11" w16cid:durableId="839079589">
+    <w:abstractNumId w:val="7"/>
+  </w:num>
+  <w:num w:numId="12" w16cid:durableId="1039010458">
+    <w:abstractNumId w:val="2"/>
+  </w:num>
+  <w:num w:numId="13" w16cid:durableId="1584342031">
+    <w:abstractNumId w:val="0"/>
+  </w:num>
+  <w:num w:numId="14" w16cid:durableId="1742367070">
+    <w:abstractNumId w:val="24"/>
+  </w:num>
+  <w:num w:numId="15" w16cid:durableId="814758332">
+    <w:abstractNumId w:val="4"/>
+  </w:num>
+  <w:num w:numId="16" w16cid:durableId="1366755887">
+    <w:abstractNumId w:val="22"/>
+  </w:num>
+  <w:num w:numId="17" w16cid:durableId="529951027">
+    <w:abstractNumId w:val="9"/>
+  </w:num>
+  <w:num w:numId="18" w16cid:durableId="1232347973">
+    <w:abstractNumId w:val="17"/>
+  </w:num>
+  <w:num w:numId="19" w16cid:durableId="426001907">
+    <w:abstractNumId w:val="14"/>
+  </w:num>
+  <w:num w:numId="20" w16cid:durableId="1217937235">
+    <w:abstractNumId w:val="3"/>
+  </w:num>
+  <w:num w:numId="21" w16cid:durableId="1052461759">
     <w:abstractNumId w:val="13"/>
   </w:num>
-  <w:num w:numId="4" w16cid:durableId="366610433">
-    <w:abstractNumId w:val="32"/>
-  </w:num>
-  <w:num w:numId="5" w16cid:durableId="806238314">
+  <w:num w:numId="22" w16cid:durableId="1202013861">
     <w:abstractNumId w:val="21"/>
   </w:num>
-  <w:num w:numId="6" w16cid:durableId="2030597338">
-    <w:abstractNumId w:val="42"/>
+  <w:num w:numId="23" w16cid:durableId="813714608">
+    <w:abstractNumId w:val="10"/>
   </w:num>
-  <w:num w:numId="7" w16cid:durableId="1199244720">
-    <w:abstractNumId w:val="6"/>
-  </w:num>
-  <w:num w:numId="8" w16cid:durableId="1252397261">
-    <w:abstractNumId w:val="36"/>
-  </w:num>
-  <w:num w:numId="9" w16cid:durableId="902643250">
-    <w:abstractNumId w:val="22"/>
-  </w:num>
-  <w:num w:numId="10" w16cid:durableId="1031568212">
-    <w:abstractNumId w:val="30"/>
-  </w:num>
-  <w:num w:numId="11" w16cid:durableId="1633749798">
-    <w:abstractNumId w:val="11"/>
-  </w:num>
-  <w:num w:numId="12" w16cid:durableId="1134444877">
-    <w:abstractNumId w:val="40"/>
-  </w:num>
-  <w:num w:numId="13" w16cid:durableId="1601447186">
-    <w:abstractNumId w:val="31"/>
-  </w:num>
-  <w:num w:numId="14" w16cid:durableId="1806700225">
-    <w:abstractNumId w:val="39"/>
-  </w:num>
-  <w:num w:numId="15" w16cid:durableId="1198926578">
-    <w:abstractNumId w:val="24"/>
-  </w:num>
-  <w:num w:numId="16" w16cid:durableId="1754082018">
-    <w:abstractNumId w:val="18"/>
-  </w:num>
-  <w:num w:numId="17" w16cid:durableId="259876152">
-    <w:abstractNumId w:val="27"/>
-  </w:num>
-  <w:num w:numId="18" w16cid:durableId="1383404314">
-    <w:abstractNumId w:val="37"/>
-  </w:num>
-  <w:num w:numId="19" w16cid:durableId="830678811">
-    <w:abstractNumId w:val="43"/>
-  </w:num>
-  <w:num w:numId="20" w16cid:durableId="1591310779">
-    <w:abstractNumId w:val="0"/>
-  </w:num>
-  <w:num w:numId="21" w16cid:durableId="1478378188">
-    <w:abstractNumId w:val="34"/>
-  </w:num>
-  <w:num w:numId="22" w16cid:durableId="1887258532">
-    <w:abstractNumId w:val="26"/>
-    <w:lvlOverride w:ilvl="0">
-      <w:lvl w:ilvl="0">
-        <w:numFmt w:val="decimal"/>
-        <w:lvlText w:val="%1."/>
-        <w:lvlJc w:val="left"/>
-      </w:lvl>
-    </w:lvlOverride>
-  </w:num>
-  <w:num w:numId="23" w16cid:durableId="1290744507">
-    <w:abstractNumId w:val="26"/>
-    <w:lvlOverride w:ilvl="0">
-      <w:lvl w:ilvl="0">
-        <w:numFmt w:val="decimal"/>
-        <w:lvlText w:val="%1."/>
-        <w:lvlJc w:val="left"/>
-      </w:lvl>
-    </w:lvlOverride>
-  </w:num>
-  <w:num w:numId="24" w16cid:durableId="132212689">
-    <w:abstractNumId w:val="26"/>
-    <w:lvlOverride w:ilvl="0">
-      <w:lvl w:ilvl="0">
-        <w:numFmt w:val="decimal"/>
-        <w:lvlText w:val="%1."/>
-        <w:lvlJc w:val="left"/>
-      </w:lvl>
-    </w:lvlOverride>
-  </w:num>
-  <w:num w:numId="25" w16cid:durableId="646326733">
-    <w:abstractNumId w:val="26"/>
-    <w:lvlOverride w:ilvl="0">
-      <w:lvl w:ilvl="0">
-        <w:numFmt w:val="decimal"/>
-        <w:lvlText w:val="%1."/>
-        <w:lvlJc w:val="left"/>
-      </w:lvl>
-    </w:lvlOverride>
-  </w:num>
-  <w:num w:numId="26" w16cid:durableId="751127074">
-    <w:abstractNumId w:val="19"/>
-  </w:num>
-  <w:num w:numId="27" w16cid:durableId="750548100">
+  <w:num w:numId="24" w16cid:durableId="84421764">
     <w:abstractNumId w:val="23"/>
   </w:num>
-  <w:num w:numId="28" w16cid:durableId="810943161">
-    <w:abstractNumId w:val="25"/>
-  </w:num>
-  <w:num w:numId="29" w16cid:durableId="1910117567">
-    <w:abstractNumId w:val="14"/>
-  </w:num>
-  <w:num w:numId="30" w16cid:durableId="1656101756">
-    <w:abstractNumId w:val="1"/>
-  </w:num>
-  <w:num w:numId="31" w16cid:durableId="1134178652">
-    <w:abstractNumId w:val="12"/>
-  </w:num>
-  <w:num w:numId="32" w16cid:durableId="1746995015">
-    <w:abstractNumId w:val="33"/>
-  </w:num>
-  <w:num w:numId="33" w16cid:durableId="1472405632">
-    <w:abstractNumId w:val="28"/>
-  </w:num>
-  <w:num w:numId="34" w16cid:durableId="1069226025">
-    <w:abstractNumId w:val="4"/>
-  </w:num>
-  <w:num w:numId="35" w16cid:durableId="74474823">
-    <w:abstractNumId w:val="2"/>
-  </w:num>
-  <w:num w:numId="36" w16cid:durableId="1969387952">
-    <w:abstractNumId w:val="5"/>
-  </w:num>
-  <w:num w:numId="37" w16cid:durableId="1529874552">
-    <w:abstractNumId w:val="8"/>
-  </w:num>
-  <w:num w:numId="38" w16cid:durableId="1122698781">
-    <w:abstractNumId w:val="7"/>
-  </w:num>
-  <w:num w:numId="39" w16cid:durableId="1807504241">
-    <w:abstractNumId w:val="17"/>
-  </w:num>
-  <w:num w:numId="40" w16cid:durableId="372537547">
-    <w:abstractNumId w:val="29"/>
-  </w:num>
-  <w:num w:numId="41" w16cid:durableId="1113325951">
-    <w:abstractNumId w:val="35"/>
-  </w:num>
-  <w:num w:numId="42" w16cid:durableId="393358825">
-    <w:abstractNumId w:val="10"/>
-  </w:num>
-  <w:num w:numId="43" w16cid:durableId="581833674">
-    <w:abstractNumId w:val="3"/>
-  </w:num>
-  <w:num w:numId="44" w16cid:durableId="1991782910">
-    <w:abstractNumId w:val="41"/>
-  </w:num>
-  <w:num w:numId="45" w16cid:durableId="2136487955">
-    <w:abstractNumId w:val="9"/>
-  </w:num>
-  <w:num w:numId="46" w16cid:durableId="1977953835">
-    <w:abstractNumId w:val="16"/>
-  </w:num>
-  <w:num w:numId="47" w16cid:durableId="839079589">
+  <w:num w:numId="25" w16cid:durableId="631255691">
     <w:abstractNumId w:val="15"/>
   </w:num>
+  <w:numIdMacAtCleanup w:val="13"/>
 </w:numbering>
 </file>
 
@@ -11203,6 +10633,16 @@
       <w:lang w:val="en-US"/>
     </w:rPr>
   </w:style>
+  <w:style w:type="numbering" w:customStyle="1" w:styleId="CurrentList1">
+    <w:name w:val="Current List1"/>
+    <w:uiPriority w:val="99"/>
+    <w:rsid w:val="00060112"/>
+    <w:pPr>
+      <w:numPr>
+        <w:numId w:val="12"/>
+      </w:numPr>
+    </w:pPr>
+  </w:style>
 </w:styles>
 </file>
 

--- a/6 URS/URS 1.0.docx
+++ b/6 URS/URS 1.0.docx
@@ -80,7 +80,6 @@
       <w:r>
         <w:rPr>
           <w:rFonts w:ascii="Arial" w:eastAsia="Times New Roman" w:hAnsi="Arial" w:cs="Arial"/>
-          <w:noProof/>
           <w:sz w:val="24"/>
           <w:szCs w:val="24"/>
           <w:lang w:eastAsia="pl-PL"/>
@@ -503,7 +502,17 @@
                 <w:color w:val="353F49"/>
                 <w:lang w:eastAsia="pl-PL"/>
               </w:rPr>
-              <w:t>04</w:t>
+              <w:t>0</w:t>
+            </w:r>
+            <w:r>
+              <w:rPr>
+                <w:rFonts w:ascii="Arial" w:eastAsia="Times New Roman" w:hAnsi="Arial" w:cs="Arial"/>
+                <w:b/>
+                <w:bCs/>
+                <w:color w:val="353F49"/>
+                <w:lang w:eastAsia="pl-PL"/>
+              </w:rPr>
+              <w:t>4</w:t>
             </w:r>
             <w:r>
               <w:rPr>
@@ -755,7 +764,6 @@
               </w:rPr>
               <w:t>Author                   </w:t>
             </w:r>
-            <w:proofErr w:type="gramStart"/>
             <w:r>
               <w:rPr>
                 <w:rFonts w:ascii="Arial" w:eastAsia="Times New Roman" w:hAnsi="Arial" w:cs="Arial"/>
@@ -766,7 +774,6 @@
               </w:rPr>
               <w:t xml:space="preserve">  :</w:t>
             </w:r>
-            <w:proofErr w:type="gramEnd"/>
             <w:r>
               <w:rPr>
                 <w:rFonts w:ascii="Arial" w:eastAsia="Times New Roman" w:hAnsi="Arial" w:cs="Arial"/>
@@ -1139,7 +1146,7 @@
       </w:tr>
       <w:tr>
         <w:trPr>
-          <w:trHeight w:val="907"/>
+          <w:trHeight w:val="525"/>
         </w:trPr>
         <w:tc>
           <w:tcPr>
@@ -1299,7 +1306,6 @@
               <w:jc w:val="center"/>
               <w:rPr>
                 <w:rFonts w:ascii="Arial" w:eastAsia="Times New Roman" w:hAnsi="Arial" w:cs="Arial"/>
-                <w:color w:val="000000"/>
                 <w:sz w:val="24"/>
                 <w:szCs w:val="24"/>
                 <w:lang w:eastAsia="pl-PL"/>
@@ -1313,17 +1319,7 @@
                 <w:szCs w:val="24"/>
                 <w:lang w:eastAsia="pl-PL"/>
               </w:rPr>
-              <w:t>Made a beginning on the URS plan</w:t>
-            </w:r>
-            <w:r>
-              <w:rPr>
-                <w:rFonts w:ascii="Arial" w:eastAsia="Times New Roman" w:hAnsi="Arial" w:cs="Arial"/>
-                <w:color w:val="000000"/>
-                <w:sz w:val="24"/>
-                <w:szCs w:val="24"/>
-                <w:lang w:eastAsia="pl-PL"/>
-              </w:rPr>
-              <w:t>.</w:t>
+              <w:t>Made a beginning on the URS plan.</w:t>
             </w:r>
           </w:p>
         </w:tc>
@@ -1370,7 +1366,7 @@
       </w:tr>
       <w:tr>
         <w:trPr>
-          <w:trHeight w:val="880"/>
+          <w:trHeight w:val="345"/>
         </w:trPr>
         <w:tc>
           <w:tcPr>
@@ -1475,6 +1471,7 @@
           <w:p>
             <w:pPr>
               <w:spacing w:after="0" w:line="240" w:lineRule="auto"/>
+              <w:ind w:left="100"/>
               <w:jc w:val="center"/>
               <w:rPr>
                 <w:rFonts w:ascii="Arial" w:eastAsia="Times New Roman" w:hAnsi="Arial" w:cs="Arial"/>
@@ -1488,10 +1485,10 @@
           <w:p>
             <w:pPr>
               <w:spacing w:after="0" w:line="240" w:lineRule="auto"/>
+              <w:ind w:left="100"/>
               <w:jc w:val="center"/>
               <w:rPr>
                 <w:rFonts w:ascii="Arial" w:eastAsia="Times New Roman" w:hAnsi="Arial" w:cs="Arial"/>
-                <w:color w:val="000000"/>
                 <w:sz w:val="24"/>
                 <w:szCs w:val="24"/>
                 <w:lang w:eastAsia="pl-PL"/>
@@ -1573,229 +1570,6 @@
               <w:jc w:val="center"/>
               <w:rPr>
                 <w:rFonts w:ascii="Arial" w:eastAsia="Times New Roman" w:hAnsi="Arial" w:cs="Arial"/>
-                <w:sz w:val="24"/>
-                <w:szCs w:val="24"/>
-                <w:lang w:eastAsia="pl-PL"/>
-              </w:rPr>
-            </w:pPr>
-            <w:r>
-              <w:rPr>
-                <w:rFonts w:ascii="Arial" w:eastAsia="Times New Roman" w:hAnsi="Arial" w:cs="Arial"/>
-                <w:color w:val="000000"/>
-                <w:sz w:val="24"/>
-                <w:szCs w:val="24"/>
-                <w:lang w:eastAsia="pl-PL"/>
-              </w:rPr>
-              <w:t>Finished</w:t>
-            </w:r>
-          </w:p>
-        </w:tc>
-      </w:tr>
-      <w:tr>
-        <w:trPr>
-          <w:trHeight w:val="345"/>
-        </w:trPr>
-        <w:tc>
-          <w:tcPr>
-            <w:tcW w:w="0" w:type="auto"/>
-            <w:tcBorders>
-              <w:top w:val="single" w:sz="8" w:space="0" w:color="DDD9C3"/>
-              <w:left w:val="single" w:sz="8" w:space="0" w:color="DDD9C3"/>
-              <w:bottom w:val="single" w:sz="8" w:space="0" w:color="DDD9C3"/>
-              <w:right w:val="single" w:sz="8" w:space="0" w:color="DDD9C3"/>
-            </w:tcBorders>
-            <w:tcMar>
-              <w:top w:w="0" w:type="dxa"/>
-              <w:left w:w="100" w:type="dxa"/>
-              <w:bottom w:w="0" w:type="dxa"/>
-              <w:right w:w="100" w:type="dxa"/>
-            </w:tcMar>
-            <w:vAlign w:val="center"/>
-          </w:tcPr>
-          <w:p>
-            <w:pPr>
-              <w:spacing w:after="0" w:line="240" w:lineRule="auto"/>
-              <w:ind w:left="100"/>
-              <w:jc w:val="center"/>
-              <w:rPr>
-                <w:rFonts w:ascii="Arial" w:eastAsia="Times New Roman" w:hAnsi="Arial" w:cs="Arial"/>
-                <w:color w:val="000000"/>
-                <w:sz w:val="24"/>
-                <w:szCs w:val="24"/>
-                <w:lang w:eastAsia="pl-PL"/>
-              </w:rPr>
-            </w:pPr>
-            <w:r>
-              <w:rPr>
-                <w:rFonts w:ascii="Arial" w:eastAsia="Times New Roman" w:hAnsi="Arial" w:cs="Arial"/>
-                <w:color w:val="000000"/>
-                <w:sz w:val="24"/>
-                <w:szCs w:val="24"/>
-                <w:lang w:eastAsia="pl-PL"/>
-              </w:rPr>
-              <w:t>1.1</w:t>
-            </w:r>
-          </w:p>
-        </w:tc>
-        <w:tc>
-          <w:tcPr>
-            <w:tcW w:w="0" w:type="auto"/>
-            <w:tcBorders>
-              <w:top w:val="single" w:sz="8" w:space="0" w:color="DDD9C3"/>
-              <w:left w:val="single" w:sz="8" w:space="0" w:color="DDD9C3"/>
-              <w:bottom w:val="single" w:sz="8" w:space="0" w:color="DDD9C3"/>
-              <w:right w:val="single" w:sz="8" w:space="0" w:color="DDD9C3"/>
-            </w:tcBorders>
-            <w:tcMar>
-              <w:top w:w="0" w:type="dxa"/>
-              <w:left w:w="100" w:type="dxa"/>
-              <w:bottom w:w="0" w:type="dxa"/>
-              <w:right w:w="100" w:type="dxa"/>
-            </w:tcMar>
-            <w:vAlign w:val="center"/>
-          </w:tcPr>
-          <w:p>
-            <w:pPr>
-              <w:spacing w:after="0" w:line="240" w:lineRule="auto"/>
-              <w:ind w:left="100"/>
-              <w:jc w:val="center"/>
-              <w:rPr>
-                <w:rFonts w:ascii="Arial" w:eastAsia="Times New Roman" w:hAnsi="Arial" w:cs="Arial"/>
-                <w:sz w:val="24"/>
-                <w:szCs w:val="24"/>
-                <w:lang w:eastAsia="pl-PL"/>
-              </w:rPr>
-            </w:pPr>
-            <w:r>
-              <w:rPr>
-                <w:rFonts w:ascii="Arial" w:eastAsia="Times New Roman" w:hAnsi="Arial" w:cs="Arial"/>
-                <w:sz w:val="24"/>
-                <w:szCs w:val="24"/>
-                <w:lang w:eastAsia="pl-PL"/>
-              </w:rPr>
-              <w:t>05/04/2024</w:t>
-            </w:r>
-          </w:p>
-        </w:tc>
-        <w:tc>
-          <w:tcPr>
-            <w:tcW w:w="0" w:type="auto"/>
-            <w:tcBorders>
-              <w:top w:val="single" w:sz="8" w:space="0" w:color="DDD9C3"/>
-              <w:left w:val="single" w:sz="8" w:space="0" w:color="DDD9C3"/>
-              <w:bottom w:val="single" w:sz="8" w:space="0" w:color="DDD9C3"/>
-              <w:right w:val="single" w:sz="8" w:space="0" w:color="DDD9C3"/>
-            </w:tcBorders>
-            <w:tcMar>
-              <w:top w:w="0" w:type="dxa"/>
-              <w:left w:w="100" w:type="dxa"/>
-              <w:bottom w:w="0" w:type="dxa"/>
-              <w:right w:w="100" w:type="dxa"/>
-            </w:tcMar>
-          </w:tcPr>
-          <w:p>
-            <w:pPr>
-              <w:spacing w:after="0" w:line="240" w:lineRule="auto"/>
-              <w:ind w:left="100"/>
-              <w:jc w:val="center"/>
-              <w:rPr>
-                <w:rFonts w:ascii="Arial" w:eastAsia="Times New Roman" w:hAnsi="Arial" w:cs="Arial"/>
-                <w:color w:val="000000"/>
-                <w:sz w:val="24"/>
-                <w:szCs w:val="24"/>
-                <w:lang w:eastAsia="pl-PL"/>
-              </w:rPr>
-            </w:pPr>
-          </w:p>
-          <w:p>
-            <w:pPr>
-              <w:spacing w:after="0" w:line="240" w:lineRule="auto"/>
-              <w:ind w:left="100"/>
-              <w:jc w:val="center"/>
-              <w:rPr>
-                <w:rFonts w:ascii="Arial" w:eastAsia="Times New Roman" w:hAnsi="Arial" w:cs="Arial"/>
-                <w:color w:val="000000"/>
-                <w:sz w:val="24"/>
-                <w:szCs w:val="24"/>
-                <w:lang w:eastAsia="pl-PL"/>
-              </w:rPr>
-            </w:pPr>
-            <w:r>
-              <w:rPr>
-                <w:rFonts w:ascii="Arial" w:eastAsia="Times New Roman" w:hAnsi="Arial" w:cs="Arial"/>
-                <w:color w:val="000000"/>
-                <w:sz w:val="24"/>
-                <w:szCs w:val="24"/>
-                <w:lang w:eastAsia="pl-PL"/>
-              </w:rPr>
-              <w:t>Szymon</w:t>
-            </w:r>
-          </w:p>
-        </w:tc>
-        <w:tc>
-          <w:tcPr>
-            <w:tcW w:w="0" w:type="auto"/>
-            <w:tcBorders>
-              <w:top w:val="single" w:sz="8" w:space="0" w:color="DDD9C3"/>
-              <w:left w:val="single" w:sz="8" w:space="0" w:color="DDD9C3"/>
-              <w:bottom w:val="single" w:sz="8" w:space="0" w:color="DDD9C3"/>
-              <w:right w:val="single" w:sz="8" w:space="0" w:color="DDD9C3"/>
-            </w:tcBorders>
-            <w:tcMar>
-              <w:top w:w="0" w:type="dxa"/>
-              <w:left w:w="100" w:type="dxa"/>
-              <w:bottom w:w="0" w:type="dxa"/>
-              <w:right w:w="100" w:type="dxa"/>
-            </w:tcMar>
-          </w:tcPr>
-          <w:p>
-            <w:pPr>
-              <w:spacing w:after="0" w:line="240" w:lineRule="auto"/>
-              <w:ind w:left="100"/>
-              <w:jc w:val="center"/>
-              <w:rPr>
-                <w:rFonts w:ascii="Arial" w:eastAsia="Times New Roman" w:hAnsi="Arial" w:cs="Arial"/>
-                <w:color w:val="000000"/>
-                <w:sz w:val="24"/>
-                <w:szCs w:val="24"/>
-                <w:lang w:eastAsia="pl-PL"/>
-              </w:rPr>
-            </w:pPr>
-            <w:r>
-              <w:rPr>
-                <w:rFonts w:ascii="Arial" w:eastAsia="Times New Roman" w:hAnsi="Arial" w:cs="Arial"/>
-                <w:color w:val="000000"/>
-                <w:sz w:val="24"/>
-                <w:szCs w:val="24"/>
-                <w:lang w:eastAsia="pl-PL"/>
-              </w:rPr>
-              <w:t>Updated the URS according to small feedback from the WKS teacher</w:t>
-            </w:r>
-          </w:p>
-        </w:tc>
-        <w:tc>
-          <w:tcPr>
-            <w:tcW w:w="0" w:type="auto"/>
-            <w:tcBorders>
-              <w:top w:val="single" w:sz="8" w:space="0" w:color="DDD9C3"/>
-              <w:left w:val="single" w:sz="8" w:space="0" w:color="DDD9C3"/>
-              <w:bottom w:val="single" w:sz="8" w:space="0" w:color="DDD9C3"/>
-              <w:right w:val="single" w:sz="8" w:space="0" w:color="DDD9C3"/>
-            </w:tcBorders>
-            <w:tcMar>
-              <w:top w:w="0" w:type="dxa"/>
-              <w:left w:w="100" w:type="dxa"/>
-              <w:bottom w:w="0" w:type="dxa"/>
-              <w:right w:w="100" w:type="dxa"/>
-            </w:tcMar>
-          </w:tcPr>
-          <w:p>
-            <w:pPr>
-              <w:spacing w:after="0" w:line="240" w:lineRule="auto"/>
-              <w:jc w:val="center"/>
-              <w:rPr>
-                <w:rFonts w:ascii="Arial" w:eastAsia="Times New Roman" w:hAnsi="Arial" w:cs="Arial"/>
-                <w:color w:val="000000"/>
                 <w:sz w:val="24"/>
                 <w:szCs w:val="24"/>
                 <w:lang w:eastAsia="pl-PL"/>
@@ -2425,6 +2199,34 @@
         <w:outlineLvl w:val="0"/>
         <w:rPr>
           <w:rFonts w:ascii="Arial" w:eastAsia="Times New Roman" w:hAnsi="Arial" w:cs="Arial"/>
+          <w:color w:val="000000"/>
+          <w:kern w:val="36"/>
+          <w:sz w:val="40"/>
+          <w:szCs w:val="40"/>
+          <w:lang w:eastAsia="pl-PL"/>
+        </w:rPr>
+      </w:pPr>
+    </w:p>
+    <w:p>
+      <w:pPr>
+        <w:spacing w:before="400" w:after="120" w:line="240" w:lineRule="auto"/>
+        <w:outlineLvl w:val="0"/>
+        <w:rPr>
+          <w:rFonts w:ascii="Arial" w:eastAsia="Times New Roman" w:hAnsi="Arial" w:cs="Arial"/>
+          <w:color w:val="000000"/>
+          <w:kern w:val="36"/>
+          <w:sz w:val="40"/>
+          <w:szCs w:val="40"/>
+          <w:lang w:eastAsia="pl-PL"/>
+        </w:rPr>
+      </w:pPr>
+    </w:p>
+    <w:p>
+      <w:pPr>
+        <w:spacing w:before="400" w:after="120" w:line="240" w:lineRule="auto"/>
+        <w:outlineLvl w:val="0"/>
+        <w:rPr>
+          <w:rFonts w:ascii="Arial" w:eastAsia="Times New Roman" w:hAnsi="Arial" w:cs="Arial"/>
           <w:b/>
           <w:bCs/>
           <w:kern w:val="36"/>
@@ -2585,7 +2387,23 @@
           <w:color w:val="000000"/>
           <w:lang w:eastAsia="pl-PL"/>
         </w:rPr>
-        <w:t xml:space="preserve"> be able to select their favourite albums and songs to display on their profiles.</w:t>
+        <w:t xml:space="preserve"> be able to select their </w:t>
+      </w:r>
+      <w:r>
+        <w:rPr>
+          <w:rFonts w:ascii="Arial" w:eastAsia="Times New Roman" w:hAnsi="Arial" w:cs="Arial"/>
+          <w:color w:val="000000"/>
+          <w:lang w:eastAsia="pl-PL"/>
+        </w:rPr>
+        <w:t>favourite</w:t>
+      </w:r>
+      <w:r>
+        <w:rPr>
+          <w:rFonts w:ascii="Arial" w:eastAsia="Times New Roman" w:hAnsi="Arial" w:cs="Arial"/>
+          <w:color w:val="000000"/>
+          <w:lang w:eastAsia="pl-PL"/>
+        </w:rPr>
+        <w:t xml:space="preserve"> albums and songs to display on their profiles.</w:t>
       </w:r>
     </w:p>
     <w:p>
@@ -2718,7 +2536,7 @@
         <w:pStyle w:val="ListParagraph"/>
         <w:numPr>
           <w:ilvl w:val="0"/>
-          <w:numId w:val="10"/>
+          <w:numId w:val="46"/>
         </w:numPr>
         <w:spacing w:after="0" w:line="240" w:lineRule="auto"/>
         <w:rPr>
@@ -2757,7 +2575,7 @@
         <w:pStyle w:val="ListParagraph"/>
         <w:numPr>
           <w:ilvl w:val="0"/>
-          <w:numId w:val="10"/>
+          <w:numId w:val="46"/>
         </w:numPr>
         <w:spacing w:after="0" w:line="240" w:lineRule="auto"/>
         <w:rPr>
@@ -2780,7 +2598,7 @@
         <w:pStyle w:val="ListParagraph"/>
         <w:numPr>
           <w:ilvl w:val="0"/>
-          <w:numId w:val="10"/>
+          <w:numId w:val="46"/>
         </w:numPr>
         <w:spacing w:after="0" w:line="240" w:lineRule="auto"/>
         <w:rPr>
@@ -2830,196 +2648,6 @@
           <w:lang w:eastAsia="pl-PL"/>
         </w:rPr>
         <w:t>Content Display and Customization</w:t>
-      </w:r>
-    </w:p>
-    <w:p>
-      <w:pPr>
-        <w:spacing w:after="0" w:line="240" w:lineRule="auto"/>
-        <w:ind w:left="1440"/>
-        <w:textAlignment w:val="baseline"/>
-        <w:rPr>
-          <w:rFonts w:ascii="Arial" w:eastAsia="Times New Roman" w:hAnsi="Arial" w:cs="Arial"/>
-          <w:color w:val="000000"/>
-          <w:lang w:eastAsia="pl-PL"/>
-        </w:rPr>
-      </w:pPr>
-    </w:p>
-    <w:p>
-      <w:pPr>
-        <w:numPr>
-          <w:ilvl w:val="0"/>
-          <w:numId w:val="2"/>
-        </w:numPr>
-        <w:spacing w:after="0" w:line="240" w:lineRule="auto"/>
-        <w:ind w:left="1440"/>
-        <w:textAlignment w:val="baseline"/>
-        <w:rPr>
-          <w:rFonts w:ascii="Arial" w:eastAsia="Times New Roman" w:hAnsi="Arial" w:cs="Arial"/>
-          <w:color w:val="000000"/>
-          <w:lang w:eastAsia="pl-PL"/>
-        </w:rPr>
-      </w:pPr>
-      <w:r>
-        <w:rPr>
-          <w:rFonts w:ascii="Arial" w:eastAsia="Times New Roman" w:hAnsi="Arial" w:cs="Arial"/>
-          <w:color w:val="000000"/>
-          <w:lang w:eastAsia="pl-PL"/>
-        </w:rPr>
-        <w:t>The system shall display the most recent and upcoming albums.</w:t>
-      </w:r>
-    </w:p>
-    <w:p>
-      <w:pPr>
-        <w:numPr>
-          <w:ilvl w:val="0"/>
-          <w:numId w:val="2"/>
-        </w:numPr>
-        <w:spacing w:after="0" w:line="240" w:lineRule="auto"/>
-        <w:ind w:left="1440"/>
-        <w:textAlignment w:val="baseline"/>
-        <w:rPr>
-          <w:rFonts w:ascii="Arial" w:eastAsia="Times New Roman" w:hAnsi="Arial" w:cs="Arial"/>
-          <w:color w:val="000000"/>
-          <w:lang w:eastAsia="pl-PL"/>
-        </w:rPr>
-      </w:pPr>
-      <w:r>
-        <w:rPr>
-          <w:rFonts w:ascii="Arial" w:eastAsia="Times New Roman" w:hAnsi="Arial" w:cs="Arial"/>
-          <w:color w:val="000000"/>
-          <w:lang w:eastAsia="pl-PL"/>
-        </w:rPr>
-        <w:t>Users will be able to set notifications for new album and song releases.</w:t>
-      </w:r>
-    </w:p>
-    <w:p>
-      <w:pPr>
-        <w:numPr>
-          <w:ilvl w:val="0"/>
-          <w:numId w:val="2"/>
-        </w:numPr>
-        <w:spacing w:after="0" w:line="240" w:lineRule="auto"/>
-        <w:ind w:left="1440"/>
-        <w:textAlignment w:val="baseline"/>
-        <w:rPr>
-          <w:rFonts w:ascii="Arial" w:eastAsia="Times New Roman" w:hAnsi="Arial" w:cs="Arial"/>
-          <w:color w:val="000000"/>
-          <w:lang w:eastAsia="pl-PL"/>
-        </w:rPr>
-      </w:pPr>
-      <w:r>
-        <w:rPr>
-          <w:rFonts w:ascii="Arial" w:eastAsia="Times New Roman" w:hAnsi="Arial" w:cs="Arial"/>
-          <w:color w:val="000000"/>
-          <w:lang w:eastAsia="pl-PL"/>
-        </w:rPr>
-        <w:t xml:space="preserve">The system shall </w:t>
-      </w:r>
-      <w:r>
-        <w:rPr>
-          <w:rFonts w:ascii="Arial" w:eastAsia="Times New Roman" w:hAnsi="Arial" w:cs="Arial"/>
-          <w:color w:val="000000"/>
-          <w:lang w:eastAsia="pl-PL"/>
-        </w:rPr>
-        <w:t>categorise</w:t>
-      </w:r>
-      <w:r>
-        <w:rPr>
-          <w:rFonts w:ascii="Arial" w:eastAsia="Times New Roman" w:hAnsi="Arial" w:cs="Arial"/>
-          <w:color w:val="000000"/>
-          <w:lang w:eastAsia="pl-PL"/>
-        </w:rPr>
-        <w:t xml:space="preserve"> music by year, genre, and popularity for easy search and discovery.</w:t>
-      </w:r>
-    </w:p>
-    <w:p>
-      <w:pPr>
-        <w:numPr>
-          <w:ilvl w:val="0"/>
-          <w:numId w:val="2"/>
-        </w:numPr>
-        <w:spacing w:after="0" w:line="240" w:lineRule="auto"/>
-        <w:ind w:left="1440"/>
-        <w:textAlignment w:val="baseline"/>
-        <w:rPr>
-          <w:rFonts w:ascii="Arial" w:eastAsia="Times New Roman" w:hAnsi="Arial" w:cs="Arial"/>
-          <w:color w:val="000000"/>
-          <w:lang w:eastAsia="pl-PL"/>
-        </w:rPr>
-      </w:pPr>
-      <w:r>
-        <w:rPr>
-          <w:rFonts w:ascii="Arial" w:eastAsia="Times New Roman" w:hAnsi="Arial" w:cs="Arial"/>
-          <w:color w:val="000000"/>
-          <w:lang w:eastAsia="pl-PL"/>
-        </w:rPr>
-        <w:t xml:space="preserve">Users </w:t>
-      </w:r>
-      <w:r>
-        <w:rPr>
-          <w:rFonts w:ascii="Arial" w:eastAsia="Times New Roman" w:hAnsi="Arial" w:cs="Arial"/>
-          <w:color w:val="000000"/>
-          <w:lang w:eastAsia="pl-PL"/>
-        </w:rPr>
-        <w:t>will</w:t>
-      </w:r>
-      <w:r>
-        <w:rPr>
-          <w:rFonts w:ascii="Arial" w:eastAsia="Times New Roman" w:hAnsi="Arial" w:cs="Arial"/>
-          <w:color w:val="000000"/>
-          <w:lang w:eastAsia="pl-PL"/>
-        </w:rPr>
-        <w:t xml:space="preserve"> be able to </w:t>
-      </w:r>
-      <w:r>
-        <w:rPr>
-          <w:rFonts w:ascii="Arial" w:eastAsia="Times New Roman" w:hAnsi="Arial" w:cs="Arial"/>
-          <w:color w:val="000000"/>
-          <w:lang w:eastAsia="pl-PL"/>
-        </w:rPr>
-        <w:t>customise</w:t>
-      </w:r>
-      <w:r>
-        <w:rPr>
-          <w:rFonts w:ascii="Arial" w:eastAsia="Times New Roman" w:hAnsi="Arial" w:cs="Arial"/>
-          <w:color w:val="000000"/>
-          <w:lang w:eastAsia="pl-PL"/>
-        </w:rPr>
-        <w:t xml:space="preserve"> their music preferences in the settings.</w:t>
-      </w:r>
-    </w:p>
-    <w:p>
-      <w:pPr>
-        <w:spacing w:before="360" w:after="120" w:line="240" w:lineRule="auto"/>
-        <w:outlineLvl w:val="1"/>
-        <w:rPr>
-          <w:rFonts w:ascii="Arial" w:eastAsia="Times New Roman" w:hAnsi="Arial" w:cs="Arial"/>
-          <w:b/>
-          <w:bCs/>
-          <w:sz w:val="36"/>
-          <w:szCs w:val="36"/>
-          <w:lang w:eastAsia="pl-PL"/>
-        </w:rPr>
-      </w:pPr>
-      <w:r>
-        <w:rPr>
-          <w:rFonts w:ascii="Arial" w:eastAsia="Times New Roman" w:hAnsi="Arial" w:cs="Arial"/>
-          <w:color w:val="000000"/>
-          <w:sz w:val="32"/>
-          <w:szCs w:val="32"/>
-          <w:lang w:eastAsia="pl-PL"/>
-        </w:rPr>
-        <w:t xml:space="preserve">FR.4 </w:t>
-      </w:r>
-      <w:r>
-        <w:rPr>
-          <w:rFonts w:ascii="Arial" w:eastAsia="Times New Roman" w:hAnsi="Arial" w:cs="Arial"/>
-          <w:color w:val="000000"/>
-          <w:sz w:val="32"/>
-          <w:szCs w:val="32"/>
-          <w:lang w:eastAsia="pl-PL"/>
-        </w:rPr>
-        <w:t>User Categorization</w:t>
       </w:r>
     </w:p>
     <w:p>
@@ -3055,7 +2683,7 @@
           <w:color w:val="000000"/>
           <w:lang w:eastAsia="pl-PL"/>
         </w:rPr>
-        <w:t xml:space="preserve">The users shall be categorized as Professionals, Amateurs or Artists based on their engagement and expertise. </w:t>
+        <w:t>The system shall display the most recent and upcoming albums.</w:t>
       </w:r>
     </w:p>
     <w:p>
@@ -3079,6 +2707,196 @@
           <w:color w:val="000000"/>
           <w:lang w:eastAsia="pl-PL"/>
         </w:rPr>
+        <w:t>Users will be able to set notifications for new album and song releases.</w:t>
+      </w:r>
+    </w:p>
+    <w:p>
+      <w:pPr>
+        <w:numPr>
+          <w:ilvl w:val="0"/>
+          <w:numId w:val="3"/>
+        </w:numPr>
+        <w:spacing w:after="0" w:line="240" w:lineRule="auto"/>
+        <w:ind w:left="1440"/>
+        <w:textAlignment w:val="baseline"/>
+        <w:rPr>
+          <w:rFonts w:ascii="Arial" w:eastAsia="Times New Roman" w:hAnsi="Arial" w:cs="Arial"/>
+          <w:color w:val="000000"/>
+          <w:lang w:eastAsia="pl-PL"/>
+        </w:rPr>
+      </w:pPr>
+      <w:r>
+        <w:rPr>
+          <w:rFonts w:ascii="Arial" w:eastAsia="Times New Roman" w:hAnsi="Arial" w:cs="Arial"/>
+          <w:color w:val="000000"/>
+          <w:lang w:eastAsia="pl-PL"/>
+        </w:rPr>
+        <w:t xml:space="preserve">The system shall </w:t>
+      </w:r>
+      <w:r>
+        <w:rPr>
+          <w:rFonts w:ascii="Arial" w:eastAsia="Times New Roman" w:hAnsi="Arial" w:cs="Arial"/>
+          <w:color w:val="000000"/>
+          <w:lang w:eastAsia="pl-PL"/>
+        </w:rPr>
+        <w:t>categorise</w:t>
+      </w:r>
+      <w:r>
+        <w:rPr>
+          <w:rFonts w:ascii="Arial" w:eastAsia="Times New Roman" w:hAnsi="Arial" w:cs="Arial"/>
+          <w:color w:val="000000"/>
+          <w:lang w:eastAsia="pl-PL"/>
+        </w:rPr>
+        <w:t xml:space="preserve"> music by year, genre, and popularity for easy search and discovery.</w:t>
+      </w:r>
+    </w:p>
+    <w:p>
+      <w:pPr>
+        <w:numPr>
+          <w:ilvl w:val="0"/>
+          <w:numId w:val="3"/>
+        </w:numPr>
+        <w:spacing w:after="0" w:line="240" w:lineRule="auto"/>
+        <w:ind w:left="1440"/>
+        <w:textAlignment w:val="baseline"/>
+        <w:rPr>
+          <w:rFonts w:ascii="Arial" w:eastAsia="Times New Roman" w:hAnsi="Arial" w:cs="Arial"/>
+          <w:color w:val="000000"/>
+          <w:lang w:eastAsia="pl-PL"/>
+        </w:rPr>
+      </w:pPr>
+      <w:r>
+        <w:rPr>
+          <w:rFonts w:ascii="Arial" w:eastAsia="Times New Roman" w:hAnsi="Arial" w:cs="Arial"/>
+          <w:color w:val="000000"/>
+          <w:lang w:eastAsia="pl-PL"/>
+        </w:rPr>
+        <w:t xml:space="preserve">Users </w:t>
+      </w:r>
+      <w:r>
+        <w:rPr>
+          <w:rFonts w:ascii="Arial" w:eastAsia="Times New Roman" w:hAnsi="Arial" w:cs="Arial"/>
+          <w:color w:val="000000"/>
+          <w:lang w:eastAsia="pl-PL"/>
+        </w:rPr>
+        <w:t>will</w:t>
+      </w:r>
+      <w:r>
+        <w:rPr>
+          <w:rFonts w:ascii="Arial" w:eastAsia="Times New Roman" w:hAnsi="Arial" w:cs="Arial"/>
+          <w:color w:val="000000"/>
+          <w:lang w:eastAsia="pl-PL"/>
+        </w:rPr>
+        <w:t xml:space="preserve"> be able to </w:t>
+      </w:r>
+      <w:r>
+        <w:rPr>
+          <w:rFonts w:ascii="Arial" w:eastAsia="Times New Roman" w:hAnsi="Arial" w:cs="Arial"/>
+          <w:color w:val="000000"/>
+          <w:lang w:eastAsia="pl-PL"/>
+        </w:rPr>
+        <w:t>customise</w:t>
+      </w:r>
+      <w:r>
+        <w:rPr>
+          <w:rFonts w:ascii="Arial" w:eastAsia="Times New Roman" w:hAnsi="Arial" w:cs="Arial"/>
+          <w:color w:val="000000"/>
+          <w:lang w:eastAsia="pl-PL"/>
+        </w:rPr>
+        <w:t xml:space="preserve"> their music preferences in the settings.</w:t>
+      </w:r>
+    </w:p>
+    <w:p>
+      <w:pPr>
+        <w:spacing w:before="360" w:after="120" w:line="240" w:lineRule="auto"/>
+        <w:outlineLvl w:val="1"/>
+        <w:rPr>
+          <w:rFonts w:ascii="Arial" w:eastAsia="Times New Roman" w:hAnsi="Arial" w:cs="Arial"/>
+          <w:b/>
+          <w:bCs/>
+          <w:sz w:val="36"/>
+          <w:szCs w:val="36"/>
+          <w:lang w:eastAsia="pl-PL"/>
+        </w:rPr>
+      </w:pPr>
+      <w:r>
+        <w:rPr>
+          <w:rFonts w:ascii="Arial" w:eastAsia="Times New Roman" w:hAnsi="Arial" w:cs="Arial"/>
+          <w:color w:val="000000"/>
+          <w:sz w:val="32"/>
+          <w:szCs w:val="32"/>
+          <w:lang w:eastAsia="pl-PL"/>
+        </w:rPr>
+        <w:t xml:space="preserve">FR.4 </w:t>
+      </w:r>
+      <w:r>
+        <w:rPr>
+          <w:rFonts w:ascii="Arial" w:eastAsia="Times New Roman" w:hAnsi="Arial" w:cs="Arial"/>
+          <w:color w:val="000000"/>
+          <w:sz w:val="32"/>
+          <w:szCs w:val="32"/>
+          <w:lang w:eastAsia="pl-PL"/>
+        </w:rPr>
+        <w:t>User Categorization</w:t>
+      </w:r>
+    </w:p>
+    <w:p>
+      <w:pPr>
+        <w:spacing w:after="0" w:line="240" w:lineRule="auto"/>
+        <w:ind w:left="1440"/>
+        <w:textAlignment w:val="baseline"/>
+        <w:rPr>
+          <w:rFonts w:ascii="Arial" w:eastAsia="Times New Roman" w:hAnsi="Arial" w:cs="Arial"/>
+          <w:color w:val="000000"/>
+          <w:lang w:eastAsia="pl-PL"/>
+        </w:rPr>
+      </w:pPr>
+    </w:p>
+    <w:p>
+      <w:pPr>
+        <w:numPr>
+          <w:ilvl w:val="0"/>
+          <w:numId w:val="4"/>
+        </w:numPr>
+        <w:spacing w:after="0" w:line="240" w:lineRule="auto"/>
+        <w:ind w:left="1440"/>
+        <w:textAlignment w:val="baseline"/>
+        <w:rPr>
+          <w:rFonts w:ascii="Arial" w:eastAsia="Times New Roman" w:hAnsi="Arial" w:cs="Arial"/>
+          <w:color w:val="000000"/>
+          <w:lang w:eastAsia="pl-PL"/>
+        </w:rPr>
+      </w:pPr>
+      <w:r>
+        <w:rPr>
+          <w:rFonts w:ascii="Arial" w:eastAsia="Times New Roman" w:hAnsi="Arial" w:cs="Arial"/>
+          <w:color w:val="000000"/>
+          <w:lang w:eastAsia="pl-PL"/>
+        </w:rPr>
+        <w:t xml:space="preserve">The users shall be categorized as Professionals, Amateurs or Artists based on their engagement and expertise. </w:t>
+      </w:r>
+    </w:p>
+    <w:p>
+      <w:pPr>
+        <w:numPr>
+          <w:ilvl w:val="0"/>
+          <w:numId w:val="4"/>
+        </w:numPr>
+        <w:spacing w:after="0" w:line="240" w:lineRule="auto"/>
+        <w:ind w:left="1440"/>
+        <w:textAlignment w:val="baseline"/>
+        <w:rPr>
+          <w:rFonts w:ascii="Arial" w:eastAsia="Times New Roman" w:hAnsi="Arial" w:cs="Arial"/>
+          <w:color w:val="000000"/>
+          <w:lang w:eastAsia="pl-PL"/>
+        </w:rPr>
+      </w:pPr>
+      <w:r>
+        <w:rPr>
+          <w:rFonts w:ascii="Arial" w:eastAsia="Times New Roman" w:hAnsi="Arial" w:cs="Arial"/>
+          <w:color w:val="000000"/>
+          <w:lang w:eastAsia="pl-PL"/>
+        </w:rPr>
         <w:t xml:space="preserve">Comments and reviews from Professionals and Artists shall be </w:t>
       </w:r>
       <w:proofErr w:type="spellStart"/>
@@ -3444,18 +3262,8 @@
           <w:color w:val="000000"/>
           <w:lang w:eastAsia="pl-PL"/>
         </w:rPr>
-        <w:t xml:space="preserve">NFR.3.3 Backup and recovery mechanisms shall be implemented to safeguard against </w:t>
-      </w:r>
-      <w:proofErr w:type="gramStart"/>
-      <w:r>
-        <w:rPr>
-          <w:rFonts w:ascii="Arial" w:eastAsia="Times New Roman" w:hAnsi="Arial" w:cs="Arial"/>
-          <w:color w:val="000000"/>
-          <w:lang w:eastAsia="pl-PL"/>
-        </w:rPr>
-        <w:t>data</w:t>
-      </w:r>
-      <w:proofErr w:type="gramEnd"/>
+        <w:t>NFR.3.3 Backup and recovery mechanisms shall be implemented to safeguard against data</w:t>
+      </w:r>
     </w:p>
     <w:p>
       <w:pPr>
@@ -3941,7 +3749,7 @@
       <w:pPr>
         <w:numPr>
           <w:ilvl w:val="0"/>
-          <w:numId w:val="4"/>
+          <w:numId w:val="7"/>
         </w:numPr>
         <w:spacing w:after="0" w:line="240" w:lineRule="auto"/>
         <w:textAlignment w:val="baseline"/>
@@ -4004,7 +3812,7 @@
       <w:pPr>
         <w:numPr>
           <w:ilvl w:val="0"/>
-          <w:numId w:val="4"/>
+          <w:numId w:val="7"/>
         </w:numPr>
         <w:spacing w:after="0" w:line="240" w:lineRule="auto"/>
         <w:textAlignment w:val="baseline"/>
@@ -4027,7 +3835,7 @@
       <w:pPr>
         <w:numPr>
           <w:ilvl w:val="0"/>
-          <w:numId w:val="4"/>
+          <w:numId w:val="7"/>
         </w:numPr>
         <w:spacing w:after="0" w:line="240" w:lineRule="auto"/>
         <w:textAlignment w:val="baseline"/>
@@ -4043,68 +3851,77 @@
           <w:color w:val="000000"/>
           <w:lang w:eastAsia="pl-PL"/>
         </w:rPr>
-        <w:t>The User selects “Delete” to delete their profile.</w:t>
+        <w:t>The User selects "Edit" to update their profile.</w:t>
       </w:r>
     </w:p>
     <w:p>
       <w:pPr>
         <w:numPr>
           <w:ilvl w:val="0"/>
-          <w:numId w:val="4"/>
+          <w:numId w:val="7"/>
         </w:numPr>
         <w:spacing w:after="0" w:line="240" w:lineRule="auto"/>
         <w:textAlignment w:val="baseline"/>
         <w:rPr>
           <w:rFonts w:ascii="Arial" w:eastAsia="Times New Roman" w:hAnsi="Arial" w:cs="Arial"/>
-          <w:color w:val="000000"/>
-          <w:lang w:eastAsia="pl-PL"/>
-        </w:rPr>
-      </w:pPr>
-      <w:r>
-        <w:rPr>
-          <w:rFonts w:ascii="Arial" w:eastAsia="Times New Roman" w:hAnsi="Arial" w:cs="Arial"/>
-          <w:color w:val="000000"/>
-          <w:lang w:eastAsia="pl-PL"/>
-        </w:rPr>
-        <w:t>The User selects "Edit" to update their profile.</w:t>
+          <w:color w:val="0D0D0D"/>
+          <w:lang w:eastAsia="pl-PL"/>
+        </w:rPr>
+      </w:pPr>
+      <w:r>
+        <w:rPr>
+          <w:rFonts w:ascii="Arial" w:eastAsia="Times New Roman" w:hAnsi="Arial" w:cs="Arial"/>
+          <w:color w:val="0D0D0D"/>
+          <w:lang w:eastAsia="pl-PL"/>
+        </w:rPr>
+        <w:t>T</w:t>
+      </w:r>
+      <w:r>
+        <w:rPr>
+          <w:rFonts w:ascii="Arial" w:eastAsia="Times New Roman" w:hAnsi="Arial" w:cs="Arial"/>
+          <w:color w:val="0D0D0D"/>
+          <w:lang w:eastAsia="pl-PL"/>
+        </w:rPr>
+        <w:t>he User makes the desired changes and saves.</w:t>
       </w:r>
     </w:p>
     <w:p>
       <w:pPr>
         <w:numPr>
           <w:ilvl w:val="0"/>
-          <w:numId w:val="4"/>
+          <w:numId w:val="7"/>
         </w:numPr>
         <w:spacing w:after="0" w:line="240" w:lineRule="auto"/>
         <w:textAlignment w:val="baseline"/>
         <w:rPr>
           <w:rFonts w:ascii="Arial" w:eastAsia="Times New Roman" w:hAnsi="Arial" w:cs="Arial"/>
+          <w:sz w:val="24"/>
+          <w:szCs w:val="24"/>
+          <w:lang w:eastAsia="pl-PL"/>
+        </w:rPr>
+      </w:pPr>
+      <w:r>
+        <w:rPr>
+          <w:rFonts w:ascii="Arial" w:eastAsia="Times New Roman" w:hAnsi="Arial" w:cs="Arial"/>
           <w:color w:val="0D0D0D"/>
           <w:lang w:eastAsia="pl-PL"/>
         </w:rPr>
-      </w:pPr>
+        <w:t>T</w:t>
+      </w:r>
       <w:r>
         <w:rPr>
           <w:rFonts w:ascii="Arial" w:eastAsia="Times New Roman" w:hAnsi="Arial" w:cs="Arial"/>
           <w:color w:val="0D0D0D"/>
           <w:lang w:eastAsia="pl-PL"/>
         </w:rPr>
-        <w:t>T</w:t>
-      </w:r>
-      <w:r>
-        <w:rPr>
-          <w:rFonts w:ascii="Arial" w:eastAsia="Times New Roman" w:hAnsi="Arial" w:cs="Arial"/>
-          <w:color w:val="0D0D0D"/>
-          <w:lang w:eastAsia="pl-PL"/>
-        </w:rPr>
-        <w:t>he User makes the desired changes and saves.</w:t>
+        <w:t>he system updates the user's profile.</w:t>
       </w:r>
     </w:p>
     <w:p>
       <w:pPr>
         <w:numPr>
           <w:ilvl w:val="0"/>
-          <w:numId w:val="4"/>
+          <w:numId w:val="7"/>
         </w:numPr>
         <w:spacing w:after="0" w:line="240" w:lineRule="auto"/>
         <w:textAlignment w:val="baseline"/>
@@ -4129,85 +3946,99 @@
           <w:color w:val="0D0D0D"/>
           <w:lang w:eastAsia="pl-PL"/>
         </w:rPr>
-        <w:t>he system updates the user's profile.</w:t>
+        <w:t>he User navigates back to the Dashboard.</w:t>
+      </w:r>
+    </w:p>
+    <w:p>
+      <w:pPr>
+        <w:spacing w:after="0" w:line="240" w:lineRule="auto"/>
+        <w:textAlignment w:val="baseline"/>
+        <w:rPr>
+          <w:rFonts w:ascii="Arial" w:eastAsia="Times New Roman" w:hAnsi="Arial" w:cs="Arial"/>
+          <w:sz w:val="24"/>
+          <w:szCs w:val="24"/>
+          <w:lang w:eastAsia="pl-PL"/>
+        </w:rPr>
+      </w:pPr>
+    </w:p>
+    <w:p>
+      <w:pPr>
+        <w:spacing w:after="0" w:line="240" w:lineRule="auto"/>
+        <w:rPr>
+          <w:rFonts w:ascii="Arial" w:eastAsia="Times New Roman" w:hAnsi="Arial" w:cs="Arial"/>
+          <w:b/>
+          <w:bCs/>
+          <w:color w:val="000000"/>
+          <w:lang w:eastAsia="pl-PL"/>
+        </w:rPr>
+      </w:pPr>
+      <w:r>
+        <w:rPr>
+          <w:rFonts w:ascii="Arial" w:eastAsia="Times New Roman" w:hAnsi="Arial" w:cs="Arial"/>
+          <w:b/>
+          <w:bCs/>
+          <w:color w:val="000000"/>
+          <w:lang w:eastAsia="pl-PL"/>
+        </w:rPr>
+        <w:t>Extensions:</w:t>
+      </w:r>
+    </w:p>
+    <w:p>
+      <w:pPr>
+        <w:spacing w:after="0" w:line="240" w:lineRule="auto"/>
+        <w:ind w:left="720"/>
+        <w:textAlignment w:val="baseline"/>
+        <w:rPr>
+          <w:rFonts w:ascii="Arial" w:eastAsia="Times New Roman" w:hAnsi="Arial" w:cs="Arial"/>
+          <w:color w:val="0D0D0D"/>
+          <w:lang w:eastAsia="pl-PL"/>
+        </w:rPr>
+      </w:pPr>
+      <w:r>
+        <w:rPr>
+          <w:rFonts w:ascii="Arial" w:eastAsia="Times New Roman" w:hAnsi="Arial" w:cs="Arial"/>
+          <w:color w:val="0D0D0D"/>
+          <w:lang w:eastAsia="pl-PL"/>
+        </w:rPr>
+        <w:t> </w:t>
       </w:r>
     </w:p>
     <w:p>
       <w:pPr>
         <w:numPr>
           <w:ilvl w:val="0"/>
-          <w:numId w:val="4"/>
+          <w:numId w:val="8"/>
         </w:numPr>
         <w:spacing w:after="0" w:line="240" w:lineRule="auto"/>
         <w:textAlignment w:val="baseline"/>
         <w:rPr>
           <w:rFonts w:ascii="Arial" w:eastAsia="Times New Roman" w:hAnsi="Arial" w:cs="Arial"/>
-          <w:sz w:val="24"/>
-          <w:szCs w:val="24"/>
-          <w:lang w:eastAsia="pl-PL"/>
-        </w:rPr>
-      </w:pPr>
-      <w:r>
-        <w:rPr>
-          <w:rFonts w:ascii="Arial" w:eastAsia="Times New Roman" w:hAnsi="Arial" w:cs="Arial"/>
           <w:color w:val="0D0D0D"/>
           <w:lang w:eastAsia="pl-PL"/>
         </w:rPr>
-        <w:t>The User navigates back to the Dashboard.</w:t>
-      </w:r>
-    </w:p>
-    <w:p>
-      <w:pPr>
-        <w:spacing w:after="0" w:line="240" w:lineRule="auto"/>
-        <w:textAlignment w:val="baseline"/>
-        <w:rPr>
-          <w:rFonts w:ascii="Arial" w:eastAsia="Times New Roman" w:hAnsi="Arial" w:cs="Arial"/>
-          <w:sz w:val="24"/>
-          <w:szCs w:val="24"/>
-          <w:lang w:eastAsia="pl-PL"/>
-        </w:rPr>
-      </w:pPr>
-    </w:p>
-    <w:p>
-      <w:pPr>
-        <w:spacing w:after="0" w:line="240" w:lineRule="auto"/>
-        <w:rPr>
-          <w:rFonts w:ascii="Arial" w:eastAsia="Times New Roman" w:hAnsi="Arial" w:cs="Arial"/>
-          <w:b/>
-          <w:bCs/>
-          <w:color w:val="000000"/>
-          <w:lang w:eastAsia="pl-PL"/>
-        </w:rPr>
-      </w:pPr>
-      <w:r>
-        <w:rPr>
-          <w:rFonts w:ascii="Arial" w:eastAsia="Times New Roman" w:hAnsi="Arial" w:cs="Arial"/>
-          <w:b/>
-          <w:bCs/>
-          <w:color w:val="000000"/>
-          <w:lang w:eastAsia="pl-PL"/>
-        </w:rPr>
-        <w:t>Extensions:</w:t>
-      </w:r>
-    </w:p>
-    <w:p>
-      <w:pPr>
-        <w:pStyle w:val="ListParagraph"/>
-        <w:spacing w:after="0" w:line="240" w:lineRule="auto"/>
-        <w:textAlignment w:val="baseline"/>
+      </w:pPr>
+      <w:r>
         <w:rPr>
           <w:rFonts w:ascii="Arial" w:eastAsia="Times New Roman" w:hAnsi="Arial" w:cs="Arial"/>
           <w:color w:val="0D0D0D"/>
           <w:lang w:eastAsia="pl-PL"/>
         </w:rPr>
-      </w:pPr>
-    </w:p>
-    <w:p>
-      <w:pPr>
-        <w:pStyle w:val="ListParagraph"/>
+        <w:t>I</w:t>
+      </w:r>
+      <w:r>
+        <w:rPr>
+          <w:rFonts w:ascii="Arial" w:eastAsia="Times New Roman" w:hAnsi="Arial" w:cs="Arial"/>
+          <w:color w:val="0D0D0D"/>
+          <w:lang w:eastAsia="pl-PL"/>
+        </w:rPr>
+        <w:t>f the user tries to delete their profile, the system prompts for confirmation.</w:t>
+      </w:r>
+    </w:p>
+    <w:p>
+      <w:pPr>
         <w:numPr>
           <w:ilvl w:val="0"/>
-          <w:numId w:val="3"/>
+          <w:numId w:val="8"/>
         </w:numPr>
         <w:spacing w:after="0" w:line="240" w:lineRule="auto"/>
         <w:textAlignment w:val="baseline"/>
@@ -4223,31 +4054,15 @@
           <w:color w:val="0D0D0D"/>
           <w:lang w:eastAsia="pl-PL"/>
         </w:rPr>
-        <w:t>If the user tries to delete their profile, the system prompts for confirmation.</w:t>
-      </w:r>
-    </w:p>
-    <w:p>
-      <w:pPr>
-        <w:pStyle w:val="ListParagraph"/>
-        <w:numPr>
-          <w:ilvl w:val="0"/>
-          <w:numId w:val="13"/>
-        </w:numPr>
-        <w:spacing w:after="0" w:line="240" w:lineRule="auto"/>
-        <w:textAlignment w:val="baseline"/>
+        <w:t>I</w:t>
+      </w:r>
+      <w:r>
         <w:rPr>
           <w:rFonts w:ascii="Arial" w:eastAsia="Times New Roman" w:hAnsi="Arial" w:cs="Arial"/>
           <w:color w:val="0D0D0D"/>
           <w:lang w:eastAsia="pl-PL"/>
         </w:rPr>
-      </w:pPr>
-      <w:r>
-        <w:rPr>
-          <w:rFonts w:ascii="Arial" w:eastAsia="Times New Roman" w:hAnsi="Arial" w:cs="Arial"/>
-          <w:color w:val="0D0D0D"/>
-          <w:lang w:eastAsia="pl-PL"/>
-        </w:rPr>
-        <w:t>If the user encounters an error while updating their profile, an error message is displayed.</w:t>
+        <w:t>f the user encounters an error while updating their profile, an error message is displayed.</w:t>
       </w:r>
     </w:p>
     <w:p>
@@ -4424,7 +4239,7 @@
       <w:pPr>
         <w:numPr>
           <w:ilvl w:val="0"/>
-          <w:numId w:val="5"/>
+          <w:numId w:val="9"/>
         </w:numPr>
         <w:spacing w:after="0" w:line="240" w:lineRule="auto"/>
         <w:textAlignment w:val="baseline"/>
@@ -4479,7 +4294,7 @@
       <w:pPr>
         <w:numPr>
           <w:ilvl w:val="0"/>
-          <w:numId w:val="5"/>
+          <w:numId w:val="9"/>
         </w:numPr>
         <w:spacing w:after="0" w:line="240" w:lineRule="auto"/>
         <w:textAlignment w:val="baseline"/>
@@ -4495,30 +4310,22 @@
           <w:color w:val="000000"/>
           <w:lang w:eastAsia="pl-PL"/>
         </w:rPr>
-        <w:t xml:space="preserve">The system checks if </w:t>
-      </w:r>
-      <w:r>
-        <w:rPr>
-          <w:rFonts w:ascii="Arial" w:eastAsia="Times New Roman" w:hAnsi="Arial" w:cs="Arial"/>
-          <w:color w:val="000000"/>
-          <w:lang w:eastAsia="pl-PL"/>
-        </w:rPr>
-        <w:t xml:space="preserve">the </w:t>
-      </w:r>
-      <w:r>
-        <w:rPr>
-          <w:rFonts w:ascii="Arial" w:eastAsia="Times New Roman" w:hAnsi="Arial" w:cs="Arial"/>
-          <w:color w:val="000000"/>
-          <w:lang w:eastAsia="pl-PL"/>
-        </w:rPr>
-        <w:t>User’s action violates community guidelines.</w:t>
+        <w:t>T</w:t>
+      </w:r>
+      <w:r>
+        <w:rPr>
+          <w:rFonts w:ascii="Arial" w:eastAsia="Times New Roman" w:hAnsi="Arial" w:cs="Arial"/>
+          <w:color w:val="000000"/>
+          <w:lang w:eastAsia="pl-PL"/>
+        </w:rPr>
+        <w:t>he system updates the review accordingly.</w:t>
       </w:r>
     </w:p>
     <w:p>
       <w:pPr>
         <w:numPr>
           <w:ilvl w:val="0"/>
-          <w:numId w:val="5"/>
+          <w:numId w:val="9"/>
         </w:numPr>
         <w:spacing w:after="0" w:line="240" w:lineRule="auto"/>
         <w:textAlignment w:val="baseline"/>
@@ -4542,81 +4349,193 @@
           <w:color w:val="000000"/>
           <w:lang w:eastAsia="pl-PL"/>
         </w:rPr>
-        <w:t>he system updates the review accordingly.</w:t>
-      </w:r>
+        <w:t>he User can also</w:t>
+      </w:r>
+      <w:r>
+        <w:rPr>
+          <w:rFonts w:ascii="Arial" w:eastAsia="Times New Roman" w:hAnsi="Arial" w:cs="Arial"/>
+          <w:color w:val="000000"/>
+          <w:lang w:eastAsia="pl-PL"/>
+        </w:rPr>
+        <w:t xml:space="preserve"> select “Report”</w:t>
+      </w:r>
+      <w:r>
+        <w:rPr>
+          <w:rFonts w:ascii="Arial" w:eastAsia="Times New Roman" w:hAnsi="Arial" w:cs="Arial"/>
+          <w:color w:val="000000"/>
+          <w:lang w:eastAsia="pl-PL"/>
+        </w:rPr>
+        <w:t xml:space="preserve"> </w:t>
+      </w:r>
+      <w:r>
+        <w:rPr>
+          <w:rFonts w:ascii="Arial" w:eastAsia="Times New Roman" w:hAnsi="Arial" w:cs="Arial"/>
+          <w:color w:val="000000"/>
+          <w:lang w:eastAsia="pl-PL"/>
+        </w:rPr>
+        <w:t xml:space="preserve">to </w:t>
+      </w:r>
+      <w:r>
+        <w:rPr>
+          <w:rFonts w:ascii="Arial" w:eastAsia="Times New Roman" w:hAnsi="Arial" w:cs="Arial"/>
+          <w:color w:val="000000"/>
+          <w:lang w:eastAsia="pl-PL"/>
+        </w:rPr>
+        <w:t>report inappropriate comments.</w:t>
+      </w:r>
+    </w:p>
+    <w:p>
+      <w:pPr>
+        <w:spacing w:after="0" w:line="240" w:lineRule="auto"/>
+        <w:rPr>
+          <w:rFonts w:ascii="Arial" w:eastAsia="Times New Roman" w:hAnsi="Arial" w:cs="Arial"/>
+          <w:color w:val="000000"/>
+          <w:lang w:eastAsia="pl-PL"/>
+        </w:rPr>
+      </w:pPr>
+    </w:p>
+    <w:p>
+      <w:pPr>
+        <w:spacing w:after="0" w:line="240" w:lineRule="auto"/>
+        <w:rPr>
+          <w:rFonts w:ascii="Arial" w:eastAsia="Times New Roman" w:hAnsi="Arial" w:cs="Arial"/>
+          <w:sz w:val="24"/>
+          <w:szCs w:val="24"/>
+          <w:lang w:eastAsia="pl-PL"/>
+        </w:rPr>
+      </w:pPr>
+      <w:r>
+        <w:rPr>
+          <w:rFonts w:ascii="Arial" w:eastAsia="Times New Roman" w:hAnsi="Arial" w:cs="Arial"/>
+          <w:b/>
+          <w:bCs/>
+          <w:color w:val="000000"/>
+          <w:lang w:eastAsia="pl-PL"/>
+        </w:rPr>
+        <w:t>Extensions:</w:t>
+      </w:r>
+    </w:p>
+    <w:p>
+      <w:pPr>
+        <w:spacing w:after="0" w:line="240" w:lineRule="auto"/>
+        <w:ind w:left="720"/>
+        <w:textAlignment w:val="baseline"/>
+        <w:rPr>
+          <w:rFonts w:ascii="Arial" w:eastAsia="Times New Roman" w:hAnsi="Arial" w:cs="Arial"/>
+          <w:color w:val="0D0D0D"/>
+          <w:lang w:eastAsia="pl-PL"/>
+        </w:rPr>
+      </w:pPr>
     </w:p>
     <w:p>
       <w:pPr>
         <w:numPr>
           <w:ilvl w:val="0"/>
-          <w:numId w:val="5"/>
+          <w:numId w:val="47"/>
         </w:numPr>
         <w:spacing w:after="0" w:line="240" w:lineRule="auto"/>
         <w:textAlignment w:val="baseline"/>
         <w:rPr>
           <w:rFonts w:ascii="Arial" w:eastAsia="Times New Roman" w:hAnsi="Arial" w:cs="Arial"/>
-          <w:color w:val="000000"/>
-          <w:lang w:eastAsia="pl-PL"/>
-        </w:rPr>
-      </w:pPr>
-      <w:r>
-        <w:rPr>
-          <w:rFonts w:ascii="Arial" w:eastAsia="Times New Roman" w:hAnsi="Arial" w:cs="Arial"/>
-          <w:color w:val="000000"/>
-          <w:lang w:eastAsia="pl-PL"/>
-        </w:rPr>
-        <w:t>T</w:t>
-      </w:r>
-      <w:r>
-        <w:rPr>
-          <w:rFonts w:ascii="Arial" w:eastAsia="Times New Roman" w:hAnsi="Arial" w:cs="Arial"/>
-          <w:color w:val="000000"/>
-          <w:lang w:eastAsia="pl-PL"/>
-        </w:rPr>
-        <w:t>he User can also</w:t>
-      </w:r>
-      <w:r>
-        <w:rPr>
-          <w:rFonts w:ascii="Arial" w:eastAsia="Times New Roman" w:hAnsi="Arial" w:cs="Arial"/>
-          <w:color w:val="000000"/>
-          <w:lang w:eastAsia="pl-PL"/>
-        </w:rPr>
-        <w:t xml:space="preserve"> select “Report”</w:t>
-      </w:r>
-      <w:r>
-        <w:rPr>
-          <w:rFonts w:ascii="Arial" w:eastAsia="Times New Roman" w:hAnsi="Arial" w:cs="Arial"/>
-          <w:color w:val="000000"/>
-          <w:lang w:eastAsia="pl-PL"/>
-        </w:rPr>
-        <w:t xml:space="preserve"> </w:t>
-      </w:r>
-      <w:r>
-        <w:rPr>
-          <w:rFonts w:ascii="Arial" w:eastAsia="Times New Roman" w:hAnsi="Arial" w:cs="Arial"/>
-          <w:color w:val="000000"/>
-          <w:lang w:eastAsia="pl-PL"/>
-        </w:rPr>
-        <w:t xml:space="preserve">to </w:t>
-      </w:r>
-      <w:r>
-        <w:rPr>
-          <w:rFonts w:ascii="Arial" w:eastAsia="Times New Roman" w:hAnsi="Arial" w:cs="Arial"/>
-          <w:color w:val="000000"/>
-          <w:lang w:eastAsia="pl-PL"/>
-        </w:rPr>
-        <w:t>report inappropriate comments.</w:t>
-      </w:r>
-    </w:p>
-    <w:p>
-      <w:pPr>
-        <w:spacing w:after="0" w:line="240" w:lineRule="auto"/>
-        <w:rPr>
-          <w:rFonts w:ascii="Arial" w:eastAsia="Times New Roman" w:hAnsi="Arial" w:cs="Arial"/>
-          <w:color w:val="000000"/>
-          <w:lang w:eastAsia="pl-PL"/>
-        </w:rPr>
-      </w:pPr>
+          <w:color w:val="0D0D0D"/>
+          <w:lang w:eastAsia="pl-PL"/>
+        </w:rPr>
+      </w:pPr>
+      <w:r>
+        <w:rPr>
+          <w:rFonts w:ascii="Arial" w:eastAsia="Times New Roman" w:hAnsi="Arial" w:cs="Arial"/>
+          <w:color w:val="0D0D0D"/>
+          <w:lang w:eastAsia="pl-PL"/>
+        </w:rPr>
+        <w:t>If the User’s action violates community guidelines, the system displays a warning message.</w:t>
+      </w:r>
+    </w:p>
+    <w:p>
+      <w:pPr>
+        <w:spacing w:before="360" w:after="120" w:line="240" w:lineRule="auto"/>
+        <w:outlineLvl w:val="1"/>
+        <w:rPr>
+          <w:rFonts w:ascii="Arial" w:eastAsia="Times New Roman" w:hAnsi="Arial" w:cs="Arial"/>
+          <w:color w:val="000000"/>
+          <w:sz w:val="32"/>
+          <w:szCs w:val="32"/>
+          <w:lang w:eastAsia="pl-PL"/>
+        </w:rPr>
+      </w:pPr>
+    </w:p>
+    <w:p>
+      <w:pPr>
+        <w:spacing w:before="360" w:after="120" w:line="240" w:lineRule="auto"/>
+        <w:outlineLvl w:val="1"/>
+        <w:rPr>
+          <w:rFonts w:ascii="Arial" w:eastAsia="Times New Roman" w:hAnsi="Arial" w:cs="Arial"/>
+          <w:color w:val="000000"/>
+          <w:sz w:val="32"/>
+          <w:szCs w:val="32"/>
+          <w:lang w:eastAsia="pl-PL"/>
+        </w:rPr>
+      </w:pPr>
+    </w:p>
+    <w:p>
+      <w:pPr>
+        <w:spacing w:before="360" w:after="120" w:line="240" w:lineRule="auto"/>
+        <w:outlineLvl w:val="1"/>
+        <w:rPr>
+          <w:rFonts w:ascii="Arial" w:eastAsia="Times New Roman" w:hAnsi="Arial" w:cs="Arial"/>
+          <w:color w:val="000000"/>
+          <w:sz w:val="32"/>
+          <w:szCs w:val="32"/>
+          <w:lang w:eastAsia="pl-PL"/>
+        </w:rPr>
+      </w:pPr>
+    </w:p>
+    <w:p>
+      <w:pPr>
+        <w:spacing w:before="360" w:after="120" w:line="240" w:lineRule="auto"/>
+        <w:outlineLvl w:val="1"/>
+        <w:rPr>
+          <w:rFonts w:ascii="Arial" w:eastAsia="Times New Roman" w:hAnsi="Arial" w:cs="Arial"/>
+          <w:color w:val="000000"/>
+          <w:sz w:val="32"/>
+          <w:szCs w:val="32"/>
+          <w:lang w:eastAsia="pl-PL"/>
+        </w:rPr>
+      </w:pPr>
+    </w:p>
+    <w:p>
+      <w:pPr>
+        <w:spacing w:before="360" w:after="120" w:line="240" w:lineRule="auto"/>
+        <w:outlineLvl w:val="1"/>
+        <w:rPr>
+          <w:rFonts w:ascii="Arial" w:eastAsia="Times New Roman" w:hAnsi="Arial" w:cs="Arial"/>
+          <w:b/>
+          <w:bCs/>
+          <w:sz w:val="36"/>
+          <w:szCs w:val="36"/>
+          <w:lang w:eastAsia="pl-PL"/>
+        </w:rPr>
+      </w:pPr>
+      <w:r>
+        <w:rPr>
+          <w:rFonts w:ascii="Arial" w:eastAsia="Times New Roman" w:hAnsi="Arial" w:cs="Arial"/>
+          <w:color w:val="000000"/>
+          <w:sz w:val="32"/>
+          <w:szCs w:val="32"/>
+          <w:lang w:eastAsia="pl-PL"/>
+        </w:rPr>
+        <w:lastRenderedPageBreak/>
+        <w:t xml:space="preserve">UC3. </w:t>
+      </w:r>
+      <w:r>
+        <w:rPr>
+          <w:rFonts w:ascii="Arial" w:eastAsia="Times New Roman" w:hAnsi="Arial" w:cs="Arial"/>
+          <w:color w:val="000000"/>
+          <w:sz w:val="32"/>
+          <w:szCs w:val="32"/>
+          <w:lang w:eastAsia="pl-PL"/>
+        </w:rPr>
+        <w:t>Writing Reviews</w:t>
+      </w:r>
     </w:p>
     <w:p>
       <w:pPr>
@@ -4631,12 +4550,102 @@
       <w:r>
         <w:rPr>
           <w:rFonts w:ascii="Arial" w:eastAsia="Times New Roman" w:hAnsi="Arial" w:cs="Arial"/>
-          <w:b/>
-          <w:bCs/>
-          <w:color w:val="000000"/>
-          <w:lang w:eastAsia="pl-PL"/>
-        </w:rPr>
-        <w:t>Extensions:</w:t>
+          <w:color w:val="0D0D0D"/>
+          <w:lang w:eastAsia="pl-PL"/>
+        </w:rPr>
+        <w:t xml:space="preserve">Actor: </w:t>
+      </w:r>
+      <w:r>
+        <w:rPr>
+          <w:rFonts w:ascii="Arial" w:eastAsia="Times New Roman" w:hAnsi="Arial" w:cs="Arial"/>
+          <w:color w:val="0D0D0D"/>
+          <w:lang w:eastAsia="pl-PL"/>
+        </w:rPr>
+        <w:t>User</w:t>
+      </w:r>
+    </w:p>
+    <w:p>
+      <w:pPr>
+        <w:spacing w:after="0" w:line="240" w:lineRule="auto"/>
+        <w:rPr>
+          <w:rFonts w:ascii="Arial" w:eastAsia="Times New Roman" w:hAnsi="Arial" w:cs="Arial"/>
+          <w:sz w:val="24"/>
+          <w:szCs w:val="24"/>
+          <w:lang w:eastAsia="pl-PL"/>
+        </w:rPr>
+      </w:pPr>
+      <w:r>
+        <w:rPr>
+          <w:rFonts w:ascii="Arial" w:eastAsia="Times New Roman" w:hAnsi="Arial" w:cs="Arial"/>
+          <w:color w:val="0D0D0D"/>
+          <w:lang w:eastAsia="pl-PL"/>
+        </w:rPr>
+        <w:t>Requirement: FR</w:t>
+      </w:r>
+      <w:r>
+        <w:rPr>
+          <w:rFonts w:ascii="Arial" w:eastAsia="Times New Roman" w:hAnsi="Arial" w:cs="Arial"/>
+          <w:color w:val="0D0D0D"/>
+          <w:lang w:eastAsia="pl-PL"/>
+        </w:rPr>
+        <w:t>2</w:t>
+      </w:r>
+    </w:p>
+    <w:p>
+      <w:pPr>
+        <w:spacing w:after="0" w:line="240" w:lineRule="auto"/>
+        <w:rPr>
+          <w:rFonts w:ascii="Arial" w:eastAsia="Times New Roman" w:hAnsi="Arial" w:cs="Arial"/>
+          <w:sz w:val="24"/>
+          <w:szCs w:val="24"/>
+          <w:lang w:eastAsia="pl-PL"/>
+        </w:rPr>
+      </w:pPr>
+      <w:r>
+        <w:rPr>
+          <w:rFonts w:ascii="Arial" w:eastAsia="Times New Roman" w:hAnsi="Arial" w:cs="Arial"/>
+          <w:color w:val="0D0D0D"/>
+          <w:lang w:eastAsia="pl-PL"/>
+        </w:rPr>
+        <w:t xml:space="preserve">Pre-conditions: Logged in as </w:t>
+      </w:r>
+      <w:r>
+        <w:rPr>
+          <w:rFonts w:ascii="Arial" w:eastAsia="Times New Roman" w:hAnsi="Arial" w:cs="Arial"/>
+          <w:color w:val="0D0D0D"/>
+          <w:lang w:eastAsia="pl-PL"/>
+        </w:rPr>
+        <w:t>a registered user</w:t>
+      </w:r>
+    </w:p>
+    <w:p>
+      <w:pPr>
+        <w:spacing w:after="0" w:line="240" w:lineRule="auto"/>
+        <w:rPr>
+          <w:rFonts w:ascii="Arial" w:eastAsia="Times New Roman" w:hAnsi="Arial" w:cs="Arial"/>
+          <w:sz w:val="24"/>
+          <w:szCs w:val="24"/>
+          <w:lang w:eastAsia="pl-PL"/>
+        </w:rPr>
+      </w:pPr>
+    </w:p>
+    <w:p>
+      <w:pPr>
+        <w:spacing w:after="0" w:line="240" w:lineRule="auto"/>
+        <w:rPr>
+          <w:rFonts w:ascii="Arial" w:eastAsia="Times New Roman" w:hAnsi="Arial" w:cs="Arial"/>
+          <w:sz w:val="24"/>
+          <w:szCs w:val="24"/>
+          <w:lang w:eastAsia="pl-PL"/>
+        </w:rPr>
+      </w:pPr>
+      <w:r>
+        <w:rPr>
+          <w:rFonts w:ascii="Arial" w:eastAsia="Times New Roman" w:hAnsi="Arial" w:cs="Arial"/>
+          <w:color w:val="0D0D0D"/>
+          <w:lang w:eastAsia="pl-PL"/>
+        </w:rPr>
+        <w:t>Main Success Scenario: </w:t>
       </w:r>
     </w:p>
     <w:p>
@@ -4646,7 +4655,176 @@
         <w:textAlignment w:val="baseline"/>
         <w:rPr>
           <w:rFonts w:ascii="Arial" w:eastAsia="Times New Roman" w:hAnsi="Arial" w:cs="Arial"/>
-          <w:color w:val="0D0D0D"/>
+          <w:color w:val="000000"/>
+          <w:lang w:eastAsia="pl-PL"/>
+        </w:rPr>
+      </w:pPr>
+    </w:p>
+    <w:p>
+      <w:pPr>
+        <w:numPr>
+          <w:ilvl w:val="0"/>
+          <w:numId w:val="10"/>
+        </w:numPr>
+        <w:spacing w:after="0" w:line="240" w:lineRule="auto"/>
+        <w:textAlignment w:val="baseline"/>
+        <w:rPr>
+          <w:rFonts w:ascii="Arial" w:eastAsia="Times New Roman" w:hAnsi="Arial" w:cs="Arial"/>
+          <w:color w:val="000000"/>
+          <w:lang w:eastAsia="pl-PL"/>
+        </w:rPr>
+      </w:pPr>
+      <w:r>
+        <w:rPr>
+          <w:rFonts w:ascii="Arial" w:eastAsia="Times New Roman" w:hAnsi="Arial" w:cs="Arial"/>
+          <w:color w:val="000000"/>
+          <w:lang w:eastAsia="pl-PL"/>
+        </w:rPr>
+        <w:t>T</w:t>
+      </w:r>
+      <w:r>
+        <w:rPr>
+          <w:rFonts w:ascii="Arial" w:eastAsia="Times New Roman" w:hAnsi="Arial" w:cs="Arial"/>
+          <w:color w:val="000000"/>
+          <w:lang w:eastAsia="pl-PL"/>
+        </w:rPr>
+        <w:t>he User selects "Write Review" for a song, album, or artist.</w:t>
+      </w:r>
+    </w:p>
+    <w:p>
+      <w:pPr>
+        <w:numPr>
+          <w:ilvl w:val="0"/>
+          <w:numId w:val="10"/>
+        </w:numPr>
+        <w:spacing w:after="0" w:line="240" w:lineRule="auto"/>
+        <w:textAlignment w:val="baseline"/>
+        <w:rPr>
+          <w:rFonts w:ascii="Arial" w:eastAsia="Times New Roman" w:hAnsi="Arial" w:cs="Arial"/>
+          <w:color w:val="000000"/>
+          <w:lang w:eastAsia="pl-PL"/>
+        </w:rPr>
+      </w:pPr>
+      <w:r>
+        <w:rPr>
+          <w:rFonts w:ascii="Arial" w:eastAsia="Times New Roman" w:hAnsi="Arial" w:cs="Arial"/>
+          <w:color w:val="000000"/>
+          <w:lang w:eastAsia="pl-PL"/>
+        </w:rPr>
+        <w:t>T</w:t>
+      </w:r>
+      <w:r>
+        <w:rPr>
+          <w:rFonts w:ascii="Arial" w:eastAsia="Times New Roman" w:hAnsi="Arial" w:cs="Arial"/>
+          <w:color w:val="000000"/>
+          <w:lang w:eastAsia="pl-PL"/>
+        </w:rPr>
+        <w:t>he system displays a form for the user to write their review.</w:t>
+      </w:r>
+    </w:p>
+    <w:p>
+      <w:pPr>
+        <w:numPr>
+          <w:ilvl w:val="0"/>
+          <w:numId w:val="10"/>
+        </w:numPr>
+        <w:spacing w:after="0" w:line="240" w:lineRule="auto"/>
+        <w:textAlignment w:val="baseline"/>
+        <w:rPr>
+          <w:rFonts w:ascii="Arial" w:eastAsia="Times New Roman" w:hAnsi="Arial" w:cs="Arial"/>
+          <w:color w:val="000000"/>
+          <w:lang w:eastAsia="pl-PL"/>
+        </w:rPr>
+      </w:pPr>
+      <w:r>
+        <w:rPr>
+          <w:rFonts w:ascii="Arial" w:eastAsia="Times New Roman" w:hAnsi="Arial" w:cs="Arial"/>
+          <w:color w:val="000000"/>
+          <w:lang w:eastAsia="pl-PL"/>
+        </w:rPr>
+        <w:t>T</w:t>
+      </w:r>
+      <w:r>
+        <w:rPr>
+          <w:rFonts w:ascii="Arial" w:eastAsia="Times New Roman" w:hAnsi="Arial" w:cs="Arial"/>
+          <w:color w:val="000000"/>
+          <w:lang w:eastAsia="pl-PL"/>
+        </w:rPr>
+        <w:t>he User fills in the review details and submits.</w:t>
+      </w:r>
+    </w:p>
+    <w:p>
+      <w:pPr>
+        <w:numPr>
+          <w:ilvl w:val="0"/>
+          <w:numId w:val="10"/>
+        </w:numPr>
+        <w:spacing w:after="0" w:line="240" w:lineRule="auto"/>
+        <w:textAlignment w:val="baseline"/>
+        <w:rPr>
+          <w:rFonts w:ascii="Arial" w:eastAsia="Times New Roman" w:hAnsi="Arial" w:cs="Arial"/>
+          <w:color w:val="000000"/>
+          <w:lang w:eastAsia="pl-PL"/>
+        </w:rPr>
+      </w:pPr>
+      <w:r>
+        <w:rPr>
+          <w:rFonts w:ascii="Arial" w:eastAsia="Times New Roman" w:hAnsi="Arial" w:cs="Arial"/>
+          <w:color w:val="000000"/>
+          <w:lang w:eastAsia="pl-PL"/>
+        </w:rPr>
+        <w:t>Th</w:t>
+      </w:r>
+      <w:r>
+        <w:rPr>
+          <w:rFonts w:ascii="Arial" w:eastAsia="Times New Roman" w:hAnsi="Arial" w:cs="Arial"/>
+          <w:color w:val="000000"/>
+          <w:lang w:eastAsia="pl-PL"/>
+        </w:rPr>
+        <w:t>e system saves the review and displays it on the relevant page.</w:t>
+      </w:r>
+    </w:p>
+    <w:p>
+      <w:pPr>
+        <w:spacing w:after="0" w:line="240" w:lineRule="auto"/>
+        <w:textAlignment w:val="baseline"/>
+        <w:rPr>
+          <w:rFonts w:ascii="Arial" w:eastAsia="Times New Roman" w:hAnsi="Arial" w:cs="Arial"/>
+          <w:color w:val="000000"/>
+          <w:lang w:eastAsia="pl-PL"/>
+        </w:rPr>
+      </w:pPr>
+    </w:p>
+    <w:p>
+      <w:pPr>
+        <w:spacing w:after="0" w:line="240" w:lineRule="auto"/>
+        <w:rPr>
+          <w:rFonts w:ascii="Arial" w:eastAsia="Times New Roman" w:hAnsi="Arial" w:cs="Arial"/>
+          <w:sz w:val="24"/>
+          <w:szCs w:val="24"/>
+          <w:lang w:eastAsia="pl-PL"/>
+        </w:rPr>
+      </w:pPr>
+      <w:r>
+        <w:rPr>
+          <w:rFonts w:ascii="Arial" w:eastAsia="Times New Roman" w:hAnsi="Arial" w:cs="Arial"/>
+          <w:b/>
+          <w:bCs/>
+          <w:color w:val="000000"/>
+          <w:lang w:eastAsia="pl-PL"/>
+        </w:rPr>
+        <w:t>Extensions:</w:t>
+      </w:r>
+    </w:p>
+    <w:p>
+      <w:pPr>
+        <w:spacing w:after="0" w:line="240" w:lineRule="auto"/>
+        <w:ind w:left="720"/>
+        <w:textAlignment w:val="baseline"/>
+        <w:rPr>
+          <w:rFonts w:ascii="Arial" w:eastAsia="Times New Roman" w:hAnsi="Arial" w:cs="Arial"/>
+          <w:sz w:val="24"/>
+          <w:szCs w:val="24"/>
           <w:lang w:eastAsia="pl-PL"/>
         </w:rPr>
       </w:pPr>
@@ -4661,80 +4839,27 @@
         <w:textAlignment w:val="baseline"/>
         <w:rPr>
           <w:rFonts w:ascii="Arial" w:eastAsia="Times New Roman" w:hAnsi="Arial" w:cs="Arial"/>
+          <w:sz w:val="24"/>
+          <w:szCs w:val="24"/>
+          <w:lang w:eastAsia="pl-PL"/>
+        </w:rPr>
+      </w:pPr>
+      <w:r>
+        <w:rPr>
+          <w:rFonts w:ascii="Arial" w:eastAsia="Times New Roman" w:hAnsi="Arial" w:cs="Arial"/>
           <w:color w:val="0D0D0D"/>
           <w:lang w:eastAsia="pl-PL"/>
         </w:rPr>
-      </w:pPr>
+        <w:t>I</w:t>
+      </w:r>
       <w:r>
         <w:rPr>
           <w:rFonts w:ascii="Arial" w:eastAsia="Times New Roman" w:hAnsi="Arial" w:cs="Arial"/>
           <w:color w:val="0D0D0D"/>
           <w:lang w:eastAsia="pl-PL"/>
         </w:rPr>
-        <w:t>If the User’s action violates community guidelines, the system displays a warning message.</w:t>
-      </w:r>
-    </w:p>
-    <w:p>
-      <w:pPr>
-        <w:numPr>
-          <w:ilvl w:val="0"/>
-          <w:numId w:val="14"/>
-        </w:numPr>
-        <w:spacing w:after="0" w:line="240" w:lineRule="auto"/>
-        <w:textAlignment w:val="baseline"/>
-        <w:rPr>
-          <w:rFonts w:ascii="Arial" w:eastAsia="Times New Roman" w:hAnsi="Arial" w:cs="Arial"/>
-          <w:color w:val="0D0D0D"/>
-          <w:lang w:eastAsia="pl-PL"/>
-        </w:rPr>
-      </w:pPr>
-      <w:r>
-        <w:rPr>
-          <w:rFonts w:ascii="Arial" w:eastAsia="Times New Roman" w:hAnsi="Arial" w:cs="Arial"/>
-          <w:color w:val="0D0D0D"/>
-          <w:lang w:eastAsia="pl-PL"/>
-        </w:rPr>
-        <w:t>The system prompts for confirmation.</w:t>
-      </w:r>
-    </w:p>
-    <w:p>
-      <w:pPr>
-        <w:spacing w:before="360" w:after="120" w:line="240" w:lineRule="auto"/>
-        <w:outlineLvl w:val="1"/>
-        <w:rPr>
-          <w:rFonts w:ascii="Arial" w:eastAsia="Times New Roman" w:hAnsi="Arial" w:cs="Arial"/>
-          <w:color w:val="000000"/>
-          <w:sz w:val="32"/>
-          <w:szCs w:val="32"/>
-          <w:lang w:eastAsia="pl-PL"/>
-        </w:rPr>
-      </w:pPr>
-    </w:p>
-    <w:p>
-      <w:pPr>
-        <w:spacing w:before="360" w:after="120" w:line="240" w:lineRule="auto"/>
-        <w:outlineLvl w:val="1"/>
-        <w:rPr>
-          <w:rFonts w:ascii="Arial" w:eastAsia="Times New Roman" w:hAnsi="Arial" w:cs="Arial"/>
-          <w:color w:val="000000"/>
-          <w:sz w:val="32"/>
-          <w:szCs w:val="32"/>
-          <w:lang w:eastAsia="pl-PL"/>
-        </w:rPr>
-      </w:pPr>
-    </w:p>
-    <w:p>
-      <w:pPr>
-        <w:spacing w:before="360" w:after="120" w:line="240" w:lineRule="auto"/>
-        <w:outlineLvl w:val="1"/>
-        <w:rPr>
-          <w:rFonts w:ascii="Arial" w:eastAsia="Times New Roman" w:hAnsi="Arial" w:cs="Arial"/>
-          <w:color w:val="000000"/>
-          <w:sz w:val="32"/>
-          <w:szCs w:val="32"/>
-          <w:lang w:eastAsia="pl-PL"/>
-        </w:rPr>
-      </w:pPr>
+        <w:t>f the review submission encounters errors, the system prompts the User to correct them.</w:t>
+      </w:r>
     </w:p>
     <w:p>
       <w:pPr>
@@ -4757,8 +4882,7 @@
           <w:szCs w:val="32"/>
           <w:lang w:eastAsia="pl-PL"/>
         </w:rPr>
-        <w:lastRenderedPageBreak/>
-        <w:t xml:space="preserve">UC3. </w:t>
+        <w:t>UC</w:t>
       </w:r>
       <w:r>
         <w:rPr>
@@ -4768,7 +4892,17 @@
           <w:szCs w:val="32"/>
           <w:lang w:eastAsia="pl-PL"/>
         </w:rPr>
-        <w:t>Writing Reviews</w:t>
+        <w:t>4</w:t>
+      </w:r>
+      <w:r>
+        <w:rPr>
+          <w:rFonts w:ascii="Arial" w:eastAsia="Times New Roman" w:hAnsi="Arial" w:cs="Arial"/>
+          <w:color w:val="000000"/>
+          <w:sz w:val="32"/>
+          <w:szCs w:val="32"/>
+          <w:lang w:eastAsia="pl-PL"/>
+        </w:rPr>
+        <w:t>. Admin Login</w:t>
       </w:r>
     </w:p>
     <w:p>
@@ -4795,7 +4929,7 @@
           <w:color w:val="0D0D0D"/>
           <w:lang w:eastAsia="pl-PL"/>
         </w:rPr>
-        <w:t>User</w:t>
+        <w:t>Admin</w:t>
       </w:r>
     </w:p>
     <w:p>
@@ -4814,7 +4948,7 @@
           <w:color w:val="0D0D0D"/>
           <w:lang w:eastAsia="pl-PL"/>
         </w:rPr>
-        <w:t>Requirement: FR</w:t>
+        <w:t>Requirement: FR1, FR</w:t>
       </w:r>
       <w:r>
         <w:rPr>
@@ -4823,6 +4957,14 @@
           <w:lang w:eastAsia="pl-PL"/>
         </w:rPr>
         <w:t>2</w:t>
+      </w:r>
+      <w:r>
+        <w:rPr>
+          <w:rFonts w:ascii="Arial" w:eastAsia="Times New Roman" w:hAnsi="Arial" w:cs="Arial"/>
+          <w:color w:val="0D0D0D"/>
+          <w:lang w:eastAsia="pl-PL"/>
+        </w:rPr>
+        <w:t>, FR3, FR4</w:t>
       </w:r>
     </w:p>
     <w:p>
@@ -4841,7 +4983,7 @@
           <w:color w:val="0D0D0D"/>
           <w:lang w:eastAsia="pl-PL"/>
         </w:rPr>
-        <w:t xml:space="preserve">Pre-conditions: Logged in as </w:t>
+        <w:t>Pre-conditions: Admin</w:t>
       </w:r>
       <w:r>
         <w:rPr>
@@ -4849,7 +4991,7 @@
           <w:color w:val="0D0D0D"/>
           <w:lang w:eastAsia="pl-PL"/>
         </w:rPr>
-        <w:t xml:space="preserve">a registered </w:t>
+        <w:t xml:space="preserve"> </w:t>
       </w:r>
       <w:r>
         <w:rPr>
@@ -4857,1002 +4999,7 @@
           <w:color w:val="0D0D0D"/>
           <w:lang w:eastAsia="pl-PL"/>
         </w:rPr>
-        <w:t>user.</w:t>
-      </w:r>
-    </w:p>
-    <w:p>
-      <w:pPr>
-        <w:spacing w:after="0" w:line="240" w:lineRule="auto"/>
-        <w:rPr>
-          <w:rFonts w:ascii="Arial" w:eastAsia="Times New Roman" w:hAnsi="Arial" w:cs="Arial"/>
-          <w:sz w:val="24"/>
-          <w:szCs w:val="24"/>
-          <w:lang w:eastAsia="pl-PL"/>
-        </w:rPr>
-      </w:pPr>
-    </w:p>
-    <w:p>
-      <w:pPr>
-        <w:spacing w:after="0" w:line="240" w:lineRule="auto"/>
-        <w:rPr>
-          <w:rFonts w:ascii="Arial" w:eastAsia="Times New Roman" w:hAnsi="Arial" w:cs="Arial"/>
-          <w:sz w:val="24"/>
-          <w:szCs w:val="24"/>
-          <w:lang w:eastAsia="pl-PL"/>
-        </w:rPr>
-      </w:pPr>
-      <w:r>
-        <w:rPr>
-          <w:rFonts w:ascii="Arial" w:eastAsia="Times New Roman" w:hAnsi="Arial" w:cs="Arial"/>
-          <w:color w:val="0D0D0D"/>
-          <w:lang w:eastAsia="pl-PL"/>
-        </w:rPr>
-        <w:t>Main Success Scenario: </w:t>
-      </w:r>
-    </w:p>
-    <w:p>
-      <w:pPr>
-        <w:spacing w:after="0" w:line="240" w:lineRule="auto"/>
-        <w:ind w:left="720"/>
-        <w:textAlignment w:val="baseline"/>
-        <w:rPr>
-          <w:rFonts w:ascii="Arial" w:eastAsia="Times New Roman" w:hAnsi="Arial" w:cs="Arial"/>
-          <w:color w:val="000000"/>
-          <w:lang w:eastAsia="pl-PL"/>
-        </w:rPr>
-      </w:pPr>
-    </w:p>
-    <w:p>
-      <w:pPr>
-        <w:numPr>
-          <w:ilvl w:val="0"/>
-          <w:numId w:val="6"/>
-        </w:numPr>
-        <w:spacing w:after="0" w:line="240" w:lineRule="auto"/>
-        <w:textAlignment w:val="baseline"/>
-        <w:rPr>
-          <w:rFonts w:ascii="Arial" w:eastAsia="Times New Roman" w:hAnsi="Arial" w:cs="Arial"/>
-          <w:color w:val="000000"/>
-          <w:lang w:eastAsia="pl-PL"/>
-        </w:rPr>
-      </w:pPr>
-      <w:r>
-        <w:rPr>
-          <w:rFonts w:ascii="Arial" w:eastAsia="Times New Roman" w:hAnsi="Arial" w:cs="Arial"/>
-          <w:color w:val="000000"/>
-          <w:lang w:eastAsia="pl-PL"/>
-        </w:rPr>
-        <w:t>T</w:t>
-      </w:r>
-      <w:r>
-        <w:rPr>
-          <w:rFonts w:ascii="Arial" w:eastAsia="Times New Roman" w:hAnsi="Arial" w:cs="Arial"/>
-          <w:color w:val="000000"/>
-          <w:lang w:eastAsia="pl-PL"/>
-        </w:rPr>
-        <w:t>he User selects "Write Review" for a song, album, or artist.</w:t>
-      </w:r>
-    </w:p>
-    <w:p>
-      <w:pPr>
-        <w:numPr>
-          <w:ilvl w:val="0"/>
-          <w:numId w:val="6"/>
-        </w:numPr>
-        <w:spacing w:after="0" w:line="240" w:lineRule="auto"/>
-        <w:textAlignment w:val="baseline"/>
-        <w:rPr>
-          <w:rFonts w:ascii="Arial" w:eastAsia="Times New Roman" w:hAnsi="Arial" w:cs="Arial"/>
-          <w:color w:val="000000"/>
-          <w:lang w:eastAsia="pl-PL"/>
-        </w:rPr>
-      </w:pPr>
-      <w:r>
-        <w:rPr>
-          <w:rFonts w:ascii="Arial" w:eastAsia="Times New Roman" w:hAnsi="Arial" w:cs="Arial"/>
-          <w:color w:val="000000"/>
-          <w:lang w:eastAsia="pl-PL"/>
-        </w:rPr>
-        <w:t>T</w:t>
-      </w:r>
-      <w:r>
-        <w:rPr>
-          <w:rFonts w:ascii="Arial" w:eastAsia="Times New Roman" w:hAnsi="Arial" w:cs="Arial"/>
-          <w:color w:val="000000"/>
-          <w:lang w:eastAsia="pl-PL"/>
-        </w:rPr>
-        <w:t>he system displays a form for the user to write their review.</w:t>
-      </w:r>
-    </w:p>
-    <w:p>
-      <w:pPr>
-        <w:numPr>
-          <w:ilvl w:val="0"/>
-          <w:numId w:val="6"/>
-        </w:numPr>
-        <w:spacing w:after="0" w:line="240" w:lineRule="auto"/>
-        <w:textAlignment w:val="baseline"/>
-        <w:rPr>
-          <w:rFonts w:ascii="Arial" w:eastAsia="Times New Roman" w:hAnsi="Arial" w:cs="Arial"/>
-          <w:color w:val="000000"/>
-          <w:lang w:eastAsia="pl-PL"/>
-        </w:rPr>
-      </w:pPr>
-      <w:r>
-        <w:rPr>
-          <w:rFonts w:ascii="Arial" w:eastAsia="Times New Roman" w:hAnsi="Arial" w:cs="Arial"/>
-          <w:color w:val="000000"/>
-          <w:lang w:eastAsia="pl-PL"/>
-        </w:rPr>
-        <w:t>The User fills in the review details and submits.</w:t>
-      </w:r>
-    </w:p>
-    <w:p>
-      <w:pPr>
-        <w:numPr>
-          <w:ilvl w:val="0"/>
-          <w:numId w:val="6"/>
-        </w:numPr>
-        <w:spacing w:after="0" w:line="240" w:lineRule="auto"/>
-        <w:textAlignment w:val="baseline"/>
-        <w:rPr>
-          <w:rFonts w:ascii="Arial" w:eastAsia="Times New Roman" w:hAnsi="Arial" w:cs="Arial"/>
-          <w:color w:val="000000"/>
-          <w:lang w:eastAsia="pl-PL"/>
-        </w:rPr>
-      </w:pPr>
-      <w:r>
-        <w:rPr>
-          <w:rFonts w:ascii="Arial" w:eastAsia="Times New Roman" w:hAnsi="Arial" w:cs="Arial"/>
-          <w:color w:val="000000"/>
-          <w:lang w:eastAsia="pl-PL"/>
-        </w:rPr>
-        <w:t>The system saves the review and displays it on the relevant page.</w:t>
-      </w:r>
-    </w:p>
-    <w:p>
-      <w:pPr>
-        <w:spacing w:after="0" w:line="240" w:lineRule="auto"/>
-        <w:textAlignment w:val="baseline"/>
-        <w:rPr>
-          <w:rFonts w:ascii="Arial" w:eastAsia="Times New Roman" w:hAnsi="Arial" w:cs="Arial"/>
-          <w:color w:val="000000"/>
-          <w:lang w:eastAsia="pl-PL"/>
-        </w:rPr>
-      </w:pPr>
-    </w:p>
-    <w:p>
-      <w:pPr>
-        <w:spacing w:after="0" w:line="240" w:lineRule="auto"/>
-        <w:rPr>
-          <w:rFonts w:ascii="Arial" w:eastAsia="Times New Roman" w:hAnsi="Arial" w:cs="Arial"/>
-          <w:sz w:val="24"/>
-          <w:szCs w:val="24"/>
-          <w:lang w:eastAsia="pl-PL"/>
-        </w:rPr>
-      </w:pPr>
-      <w:r>
-        <w:rPr>
-          <w:rFonts w:ascii="Arial" w:eastAsia="Times New Roman" w:hAnsi="Arial" w:cs="Arial"/>
-          <w:b/>
-          <w:bCs/>
-          <w:color w:val="000000"/>
-          <w:lang w:eastAsia="pl-PL"/>
-        </w:rPr>
-        <w:t>Extensions:</w:t>
-      </w:r>
-    </w:p>
-    <w:p>
-      <w:pPr>
-        <w:spacing w:after="0" w:line="240" w:lineRule="auto"/>
-        <w:ind w:left="720"/>
-        <w:textAlignment w:val="baseline"/>
-        <w:rPr>
-          <w:rFonts w:ascii="Arial" w:eastAsia="Times New Roman" w:hAnsi="Arial" w:cs="Arial"/>
-          <w:sz w:val="24"/>
-          <w:szCs w:val="24"/>
-          <w:lang w:eastAsia="pl-PL"/>
-        </w:rPr>
-      </w:pPr>
-    </w:p>
-    <w:p>
-      <w:pPr>
-        <w:numPr>
-          <w:ilvl w:val="0"/>
-          <w:numId w:val="7"/>
-        </w:numPr>
-        <w:spacing w:after="0" w:line="240" w:lineRule="auto"/>
-        <w:textAlignment w:val="baseline"/>
-        <w:rPr>
-          <w:rFonts w:ascii="Arial" w:eastAsia="Times New Roman" w:hAnsi="Arial" w:cs="Arial"/>
-          <w:sz w:val="24"/>
-          <w:szCs w:val="24"/>
-          <w:lang w:eastAsia="pl-PL"/>
-        </w:rPr>
-      </w:pPr>
-      <w:r>
-        <w:rPr>
-          <w:rFonts w:ascii="Arial" w:eastAsia="Times New Roman" w:hAnsi="Arial" w:cs="Arial"/>
-          <w:color w:val="0D0D0D"/>
-          <w:lang w:eastAsia="pl-PL"/>
-        </w:rPr>
-        <w:t>If the review submission encounters errors, the system prompts the User to correct them.</w:t>
-      </w:r>
-    </w:p>
-    <w:p>
-      <w:pPr>
-        <w:spacing w:before="360" w:after="120" w:line="240" w:lineRule="auto"/>
-        <w:outlineLvl w:val="1"/>
-        <w:rPr>
-          <w:rFonts w:ascii="Arial" w:eastAsia="Times New Roman" w:hAnsi="Arial" w:cs="Arial"/>
-          <w:b/>
-          <w:bCs/>
-          <w:sz w:val="36"/>
-          <w:szCs w:val="36"/>
-          <w:lang w:eastAsia="pl-PL"/>
-        </w:rPr>
-      </w:pPr>
-      <w:r>
-        <w:rPr>
-          <w:rFonts w:ascii="Arial" w:eastAsia="Times New Roman" w:hAnsi="Arial" w:cs="Arial"/>
-          <w:color w:val="000000"/>
-          <w:sz w:val="32"/>
-          <w:szCs w:val="32"/>
-          <w:lang w:eastAsia="pl-PL"/>
-        </w:rPr>
-        <w:t>UC</w:t>
-      </w:r>
-      <w:r>
-        <w:rPr>
-          <w:rFonts w:ascii="Arial" w:eastAsia="Times New Roman" w:hAnsi="Arial" w:cs="Arial"/>
-          <w:color w:val="000000"/>
-          <w:sz w:val="32"/>
-          <w:szCs w:val="32"/>
-          <w:lang w:eastAsia="pl-PL"/>
-        </w:rPr>
-        <w:t>4</w:t>
-      </w:r>
-      <w:r>
-        <w:rPr>
-          <w:rFonts w:ascii="Arial" w:eastAsia="Times New Roman" w:hAnsi="Arial" w:cs="Arial"/>
-          <w:color w:val="000000"/>
-          <w:sz w:val="32"/>
-          <w:szCs w:val="32"/>
-          <w:lang w:eastAsia="pl-PL"/>
-        </w:rPr>
-        <w:t>. Admin Login</w:t>
-      </w:r>
-    </w:p>
-    <w:p>
-      <w:pPr>
-        <w:spacing w:after="0" w:line="240" w:lineRule="auto"/>
-        <w:rPr>
-          <w:rFonts w:ascii="Arial" w:eastAsia="Times New Roman" w:hAnsi="Arial" w:cs="Arial"/>
-          <w:sz w:val="24"/>
-          <w:szCs w:val="24"/>
-          <w:lang w:eastAsia="pl-PL"/>
-        </w:rPr>
-      </w:pPr>
-      <w:r>
-        <w:rPr>
-          <w:rFonts w:ascii="Arial" w:eastAsia="Times New Roman" w:hAnsi="Arial" w:cs="Arial"/>
-          <w:color w:val="0D0D0D"/>
-          <w:lang w:eastAsia="pl-PL"/>
-        </w:rPr>
-        <w:t xml:space="preserve">Actor: </w:t>
-      </w:r>
-      <w:r>
-        <w:rPr>
-          <w:rFonts w:ascii="Arial" w:eastAsia="Times New Roman" w:hAnsi="Arial" w:cs="Arial"/>
-          <w:color w:val="0D0D0D"/>
-          <w:lang w:eastAsia="pl-PL"/>
-        </w:rPr>
-        <w:t>Admin</w:t>
-      </w:r>
-    </w:p>
-    <w:p>
-      <w:pPr>
-        <w:spacing w:after="0" w:line="240" w:lineRule="auto"/>
-        <w:rPr>
-          <w:rFonts w:ascii="Arial" w:eastAsia="Times New Roman" w:hAnsi="Arial" w:cs="Arial"/>
-          <w:sz w:val="24"/>
-          <w:szCs w:val="24"/>
-          <w:lang w:eastAsia="pl-PL"/>
-        </w:rPr>
-      </w:pPr>
-      <w:r>
-        <w:rPr>
-          <w:rFonts w:ascii="Arial" w:eastAsia="Times New Roman" w:hAnsi="Arial" w:cs="Arial"/>
-          <w:color w:val="0D0D0D"/>
-          <w:lang w:eastAsia="pl-PL"/>
-        </w:rPr>
-        <w:t>Requirement: FR1, FR</w:t>
-      </w:r>
-      <w:r>
-        <w:rPr>
-          <w:rFonts w:ascii="Arial" w:eastAsia="Times New Roman" w:hAnsi="Arial" w:cs="Arial"/>
-          <w:color w:val="0D0D0D"/>
-          <w:lang w:eastAsia="pl-PL"/>
-        </w:rPr>
-        <w:t>2</w:t>
-      </w:r>
-      <w:r>
-        <w:rPr>
-          <w:rFonts w:ascii="Arial" w:eastAsia="Times New Roman" w:hAnsi="Arial" w:cs="Arial"/>
-          <w:color w:val="0D0D0D"/>
-          <w:lang w:eastAsia="pl-PL"/>
-        </w:rPr>
-        <w:t>, FR3, FR4</w:t>
-      </w:r>
-    </w:p>
-    <w:p>
-      <w:pPr>
-        <w:spacing w:after="0" w:line="240" w:lineRule="auto"/>
-        <w:rPr>
-          <w:rFonts w:ascii="Arial" w:eastAsia="Times New Roman" w:hAnsi="Arial" w:cs="Arial"/>
-          <w:sz w:val="24"/>
-          <w:szCs w:val="24"/>
-          <w:lang w:eastAsia="pl-PL"/>
-        </w:rPr>
-      </w:pPr>
-      <w:r>
-        <w:rPr>
-          <w:rFonts w:ascii="Arial" w:eastAsia="Times New Roman" w:hAnsi="Arial" w:cs="Arial"/>
-          <w:color w:val="0D0D0D"/>
-          <w:lang w:eastAsia="pl-PL"/>
-        </w:rPr>
-        <w:t>Pre-conditions: Admin</w:t>
-      </w:r>
-      <w:r>
-        <w:rPr>
-          <w:rFonts w:ascii="Arial" w:eastAsia="Times New Roman" w:hAnsi="Arial" w:cs="Arial"/>
-          <w:color w:val="0D0D0D"/>
-          <w:lang w:eastAsia="pl-PL"/>
-        </w:rPr>
-        <w:t xml:space="preserve"> </w:t>
-      </w:r>
-      <w:r>
-        <w:rPr>
-          <w:rFonts w:ascii="Arial" w:eastAsia="Times New Roman" w:hAnsi="Arial" w:cs="Arial"/>
-          <w:color w:val="0D0D0D"/>
-          <w:lang w:eastAsia="pl-PL"/>
-        </w:rPr>
-        <w:t xml:space="preserve">opens </w:t>
-      </w:r>
-      <w:r>
-        <w:rPr>
-          <w:rFonts w:ascii="Arial" w:eastAsia="Times New Roman" w:hAnsi="Arial" w:cs="Arial"/>
-          <w:color w:val="0D0D0D"/>
-          <w:lang w:eastAsia="pl-PL"/>
-        </w:rPr>
-        <w:t>App.</w:t>
-      </w:r>
-    </w:p>
-    <w:p>
-      <w:pPr>
-        <w:spacing w:after="0" w:line="240" w:lineRule="auto"/>
-        <w:rPr>
-          <w:rFonts w:ascii="Arial" w:eastAsia="Times New Roman" w:hAnsi="Arial" w:cs="Arial"/>
-          <w:sz w:val="24"/>
-          <w:szCs w:val="24"/>
-          <w:lang w:eastAsia="pl-PL"/>
-        </w:rPr>
-      </w:pPr>
-    </w:p>
-    <w:p>
-      <w:pPr>
-        <w:spacing w:after="0" w:line="240" w:lineRule="auto"/>
-        <w:rPr>
-          <w:rFonts w:ascii="Arial" w:eastAsia="Times New Roman" w:hAnsi="Arial" w:cs="Arial"/>
-          <w:sz w:val="24"/>
-          <w:szCs w:val="24"/>
-          <w:lang w:eastAsia="pl-PL"/>
-        </w:rPr>
-      </w:pPr>
-      <w:r>
-        <w:rPr>
-          <w:rFonts w:ascii="Arial" w:eastAsia="Times New Roman" w:hAnsi="Arial" w:cs="Arial"/>
-          <w:color w:val="0D0D0D"/>
-          <w:lang w:eastAsia="pl-PL"/>
-        </w:rPr>
-        <w:t>Main Success Scenario: </w:t>
-      </w:r>
-    </w:p>
-    <w:p>
-      <w:pPr>
-        <w:spacing w:after="0" w:line="240" w:lineRule="auto"/>
-        <w:ind w:left="1440"/>
-        <w:textAlignment w:val="baseline"/>
-        <w:rPr>
-          <w:rFonts w:ascii="Arial" w:eastAsia="Times New Roman" w:hAnsi="Arial" w:cs="Arial"/>
-          <w:color w:val="0D0D0D"/>
-          <w:sz w:val="24"/>
-          <w:szCs w:val="24"/>
-          <w:lang w:eastAsia="pl-PL"/>
-        </w:rPr>
-      </w:pPr>
-    </w:p>
-    <w:p>
-      <w:pPr>
-        <w:numPr>
-          <w:ilvl w:val="0"/>
-          <w:numId w:val="8"/>
-        </w:numPr>
-        <w:spacing w:after="0" w:line="240" w:lineRule="auto"/>
-        <w:ind w:left="1440"/>
-        <w:textAlignment w:val="baseline"/>
-        <w:rPr>
-          <w:rFonts w:ascii="Arial" w:eastAsia="Times New Roman" w:hAnsi="Arial" w:cs="Arial"/>
-          <w:color w:val="0D0D0D"/>
-          <w:sz w:val="24"/>
-          <w:szCs w:val="24"/>
-          <w:lang w:eastAsia="pl-PL"/>
-        </w:rPr>
-      </w:pPr>
-      <w:r>
-        <w:rPr>
-          <w:rFonts w:ascii="Arial" w:eastAsia="Times New Roman" w:hAnsi="Arial" w:cs="Arial"/>
-          <w:color w:val="000000"/>
-          <w:lang w:eastAsia="pl-PL"/>
-        </w:rPr>
-        <w:t>The Actor uses his password and username to log in.</w:t>
-      </w:r>
-    </w:p>
-    <w:p>
-      <w:pPr>
-        <w:numPr>
-          <w:ilvl w:val="0"/>
-          <w:numId w:val="8"/>
-        </w:numPr>
-        <w:spacing w:after="0" w:line="240" w:lineRule="auto"/>
-        <w:ind w:left="1440"/>
-        <w:textAlignment w:val="baseline"/>
-        <w:rPr>
-          <w:rFonts w:ascii="Arial" w:eastAsia="Times New Roman" w:hAnsi="Arial" w:cs="Arial"/>
-          <w:color w:val="0D0D0D"/>
-          <w:sz w:val="24"/>
-          <w:szCs w:val="24"/>
-          <w:lang w:eastAsia="pl-PL"/>
-        </w:rPr>
-      </w:pPr>
-      <w:r>
-        <w:rPr>
-          <w:rFonts w:ascii="Arial" w:eastAsia="Times New Roman" w:hAnsi="Arial" w:cs="Arial"/>
-          <w:color w:val="000000"/>
-          <w:lang w:eastAsia="pl-PL"/>
-        </w:rPr>
-        <w:t>The system checks if the username and password match the records in the Database.</w:t>
-      </w:r>
-    </w:p>
-    <w:p>
-      <w:pPr>
-        <w:numPr>
-          <w:ilvl w:val="0"/>
-          <w:numId w:val="8"/>
-        </w:numPr>
-        <w:spacing w:after="0" w:line="240" w:lineRule="auto"/>
-        <w:ind w:left="1440"/>
-        <w:textAlignment w:val="baseline"/>
-        <w:rPr>
-          <w:rFonts w:ascii="Arial" w:eastAsia="Times New Roman" w:hAnsi="Arial" w:cs="Arial"/>
-          <w:color w:val="000000"/>
-          <w:lang w:eastAsia="pl-PL"/>
-        </w:rPr>
-      </w:pPr>
-      <w:r>
-        <w:rPr>
-          <w:rFonts w:ascii="Arial" w:eastAsia="Times New Roman" w:hAnsi="Arial" w:cs="Arial"/>
-          <w:color w:val="000000"/>
-          <w:lang w:eastAsia="pl-PL"/>
-        </w:rPr>
-        <w:t>The system displays a Dashboard with</w:t>
-      </w:r>
-      <w:r>
-        <w:rPr>
-          <w:rFonts w:ascii="Arial" w:eastAsia="Times New Roman" w:hAnsi="Arial" w:cs="Arial"/>
-          <w:color w:val="000000"/>
-          <w:lang w:eastAsia="pl-PL"/>
-        </w:rPr>
-        <w:t xml:space="preserve"> </w:t>
-      </w:r>
-      <w:r>
-        <w:rPr>
-          <w:rFonts w:ascii="Arial" w:eastAsia="Times New Roman" w:hAnsi="Arial" w:cs="Arial"/>
-          <w:color w:val="000000"/>
-          <w:lang w:eastAsia="pl-PL"/>
-        </w:rPr>
-        <w:t xml:space="preserve">three buttons to navigate through the system. Users, </w:t>
-      </w:r>
-      <w:r>
-        <w:rPr>
-          <w:rFonts w:ascii="Arial" w:eastAsia="Times New Roman" w:hAnsi="Arial" w:cs="Arial"/>
-          <w:color w:val="000000"/>
-          <w:lang w:eastAsia="pl-PL"/>
-        </w:rPr>
-        <w:t>Music,</w:t>
-      </w:r>
-      <w:r>
-        <w:rPr>
-          <w:rFonts w:ascii="Arial" w:eastAsia="Times New Roman" w:hAnsi="Arial" w:cs="Arial"/>
-          <w:color w:val="000000"/>
-          <w:lang w:eastAsia="pl-PL"/>
-        </w:rPr>
-        <w:t xml:space="preserve"> and Reviews</w:t>
-      </w:r>
-    </w:p>
-    <w:p>
-      <w:pPr>
-        <w:numPr>
-          <w:ilvl w:val="0"/>
-          <w:numId w:val="8"/>
-        </w:numPr>
-        <w:spacing w:after="0" w:line="240" w:lineRule="auto"/>
-        <w:ind w:left="1440"/>
-        <w:textAlignment w:val="baseline"/>
-        <w:rPr>
-          <w:rFonts w:ascii="Arial" w:eastAsia="Times New Roman" w:hAnsi="Arial" w:cs="Arial"/>
-          <w:color w:val="000000"/>
-          <w:lang w:eastAsia="pl-PL"/>
-        </w:rPr>
-      </w:pPr>
-      <w:r>
-        <w:rPr>
-          <w:rFonts w:ascii="Arial" w:eastAsia="Times New Roman" w:hAnsi="Arial" w:cs="Arial"/>
-          <w:color w:val="000000"/>
-          <w:lang w:eastAsia="pl-PL"/>
-        </w:rPr>
-        <w:t xml:space="preserve">The actor </w:t>
-      </w:r>
-      <w:r>
-        <w:rPr>
-          <w:rFonts w:ascii="Arial" w:eastAsia="Times New Roman" w:hAnsi="Arial" w:cs="Arial"/>
-          <w:color w:val="000000"/>
-          <w:lang w:eastAsia="pl-PL"/>
-        </w:rPr>
-        <w:t xml:space="preserve">selects one of the buttons </w:t>
-      </w:r>
-      <w:r>
-        <w:rPr>
-          <w:rFonts w:ascii="Arial" w:eastAsia="Times New Roman" w:hAnsi="Arial" w:cs="Arial"/>
-          <w:color w:val="000000"/>
-          <w:lang w:eastAsia="pl-PL"/>
-        </w:rPr>
-        <w:t>depending on what they want to do.</w:t>
-      </w:r>
-    </w:p>
-    <w:p>
-      <w:pPr>
-        <w:numPr>
-          <w:ilvl w:val="0"/>
-          <w:numId w:val="8"/>
-        </w:numPr>
-        <w:spacing w:after="0" w:line="240" w:lineRule="auto"/>
-        <w:ind w:left="1440"/>
-        <w:textAlignment w:val="baseline"/>
-        <w:rPr>
-          <w:rFonts w:ascii="Arial" w:eastAsia="Times New Roman" w:hAnsi="Arial" w:cs="Arial"/>
-          <w:color w:val="0D0D0D"/>
-          <w:sz w:val="24"/>
-          <w:szCs w:val="24"/>
-          <w:lang w:eastAsia="pl-PL"/>
-        </w:rPr>
-      </w:pPr>
-      <w:r>
-        <w:rPr>
-          <w:rFonts w:ascii="Arial" w:eastAsia="Times New Roman" w:hAnsi="Arial" w:cs="Arial"/>
-          <w:color w:val="000000"/>
-          <w:lang w:eastAsia="pl-PL"/>
-        </w:rPr>
-        <w:t xml:space="preserve">The system </w:t>
-      </w:r>
-      <w:r>
-        <w:rPr>
-          <w:rFonts w:ascii="Arial" w:eastAsia="Times New Roman" w:hAnsi="Arial" w:cs="Arial"/>
-          <w:color w:val="000000"/>
-          <w:lang w:eastAsia="pl-PL"/>
-        </w:rPr>
-        <w:t>opens the appropriate form</w:t>
-      </w:r>
-      <w:r>
-        <w:rPr>
-          <w:rFonts w:ascii="Arial" w:eastAsia="Times New Roman" w:hAnsi="Arial" w:cs="Arial"/>
-          <w:color w:val="000000"/>
-          <w:lang w:eastAsia="pl-PL"/>
-        </w:rPr>
-        <w:t>.</w:t>
-      </w:r>
-    </w:p>
-    <w:p>
-      <w:pPr>
-        <w:numPr>
-          <w:ilvl w:val="0"/>
-          <w:numId w:val="8"/>
-        </w:numPr>
-        <w:spacing w:after="0" w:line="240" w:lineRule="auto"/>
-        <w:ind w:left="1440"/>
-        <w:textAlignment w:val="baseline"/>
-        <w:rPr>
-          <w:rFonts w:ascii="Arial" w:eastAsia="Times New Roman" w:hAnsi="Arial" w:cs="Arial"/>
-          <w:color w:val="000000"/>
-          <w:lang w:eastAsia="pl-PL"/>
-        </w:rPr>
-      </w:pPr>
-      <w:r>
-        <w:rPr>
-          <w:rFonts w:ascii="Arial" w:eastAsia="Times New Roman" w:hAnsi="Arial" w:cs="Arial"/>
-          <w:color w:val="000000"/>
-          <w:lang w:eastAsia="pl-PL"/>
-        </w:rPr>
-        <w:t xml:space="preserve">The actor </w:t>
-      </w:r>
-      <w:r>
-        <w:rPr>
-          <w:rFonts w:ascii="Arial" w:eastAsia="Times New Roman" w:hAnsi="Arial" w:cs="Arial"/>
-          <w:color w:val="000000"/>
-          <w:lang w:eastAsia="pl-PL"/>
-        </w:rPr>
-        <w:t>does or changes what he wants</w:t>
-      </w:r>
-      <w:r>
-        <w:rPr>
-          <w:rFonts w:ascii="Arial" w:eastAsia="Times New Roman" w:hAnsi="Arial" w:cs="Arial"/>
-          <w:color w:val="000000"/>
-          <w:lang w:eastAsia="pl-PL"/>
-        </w:rPr>
-        <w:t>.</w:t>
-      </w:r>
-    </w:p>
-    <w:p>
-      <w:pPr>
-        <w:numPr>
-          <w:ilvl w:val="0"/>
-          <w:numId w:val="8"/>
-        </w:numPr>
-        <w:spacing w:after="0" w:line="240" w:lineRule="auto"/>
-        <w:ind w:left="1440"/>
-        <w:textAlignment w:val="baseline"/>
-        <w:rPr>
-          <w:rFonts w:ascii="Arial" w:eastAsia="Times New Roman" w:hAnsi="Arial" w:cs="Arial"/>
-          <w:color w:val="0D0D0D"/>
-          <w:lang w:eastAsia="pl-PL"/>
-        </w:rPr>
-      </w:pPr>
-      <w:r>
-        <w:rPr>
-          <w:rFonts w:ascii="Arial" w:eastAsia="Times New Roman" w:hAnsi="Arial" w:cs="Arial"/>
-          <w:color w:val="0D0D0D"/>
-          <w:lang w:eastAsia="pl-PL"/>
-        </w:rPr>
-        <w:t xml:space="preserve">The system </w:t>
-      </w:r>
-      <w:r>
-        <w:rPr>
-          <w:rFonts w:ascii="Arial" w:eastAsia="Times New Roman" w:hAnsi="Arial" w:cs="Arial"/>
-          <w:color w:val="0D0D0D"/>
-          <w:lang w:eastAsia="pl-PL"/>
-        </w:rPr>
-        <w:t>saves the changes if any were made.</w:t>
-      </w:r>
-    </w:p>
-    <w:p>
-      <w:pPr>
-        <w:spacing w:after="0" w:line="240" w:lineRule="auto"/>
-        <w:rPr>
-          <w:rFonts w:ascii="Arial" w:eastAsia="Times New Roman" w:hAnsi="Arial" w:cs="Arial"/>
-          <w:sz w:val="24"/>
-          <w:szCs w:val="24"/>
-          <w:lang w:eastAsia="pl-PL"/>
-        </w:rPr>
-      </w:pPr>
-    </w:p>
-    <w:p>
-      <w:pPr>
-        <w:spacing w:after="0" w:line="240" w:lineRule="auto"/>
-        <w:rPr>
-          <w:rFonts w:ascii="Arial" w:eastAsia="Times New Roman" w:hAnsi="Arial" w:cs="Arial"/>
-          <w:sz w:val="24"/>
-          <w:szCs w:val="24"/>
-          <w:lang w:eastAsia="pl-PL"/>
-        </w:rPr>
-      </w:pPr>
-      <w:r>
-        <w:rPr>
-          <w:rFonts w:ascii="Arial" w:eastAsia="Times New Roman" w:hAnsi="Arial" w:cs="Arial"/>
-          <w:b/>
-          <w:bCs/>
-          <w:color w:val="0D0D0D"/>
-          <w:lang w:eastAsia="pl-PL"/>
-        </w:rPr>
-        <w:t>Extensions:</w:t>
-      </w:r>
-    </w:p>
-    <w:p>
-      <w:pPr>
-        <w:spacing w:after="0" w:line="240" w:lineRule="auto"/>
-        <w:ind w:left="720"/>
-        <w:textAlignment w:val="baseline"/>
-        <w:rPr>
-          <w:rFonts w:ascii="Arial" w:eastAsia="Times New Roman" w:hAnsi="Arial" w:cs="Arial"/>
-          <w:color w:val="0D0D0D"/>
-          <w:lang w:eastAsia="pl-PL"/>
-        </w:rPr>
-      </w:pPr>
-      <w:r>
-        <w:rPr>
-          <w:rFonts w:ascii="Arial" w:eastAsia="Times New Roman" w:hAnsi="Arial" w:cs="Arial"/>
-          <w:color w:val="0D0D0D"/>
-          <w:lang w:eastAsia="pl-PL"/>
-        </w:rPr>
-        <w:t> </w:t>
-      </w:r>
-    </w:p>
-    <w:p>
-      <w:pPr>
-        <w:numPr>
-          <w:ilvl w:val="0"/>
-          <w:numId w:val="9"/>
-        </w:numPr>
-        <w:spacing w:after="0" w:line="240" w:lineRule="auto"/>
-        <w:textAlignment w:val="baseline"/>
-        <w:rPr>
-          <w:rFonts w:ascii="Arial" w:eastAsia="Times New Roman" w:hAnsi="Arial" w:cs="Arial"/>
-          <w:color w:val="0D0D0D"/>
-          <w:lang w:eastAsia="pl-PL"/>
-        </w:rPr>
-      </w:pPr>
-      <w:r>
-        <w:rPr>
-          <w:rFonts w:ascii="Arial" w:eastAsia="Times New Roman" w:hAnsi="Arial" w:cs="Arial"/>
-          <w:color w:val="0D0D0D"/>
-          <w:lang w:eastAsia="pl-PL"/>
-        </w:rPr>
-        <w:t xml:space="preserve">The </w:t>
-      </w:r>
-      <w:r>
-        <w:rPr>
-          <w:rFonts w:ascii="Arial" w:eastAsia="Times New Roman" w:hAnsi="Arial" w:cs="Arial"/>
-          <w:color w:val="0D0D0D"/>
-          <w:lang w:eastAsia="pl-PL"/>
-        </w:rPr>
-        <w:t>u</w:t>
-      </w:r>
-      <w:r>
-        <w:rPr>
-          <w:rFonts w:ascii="Arial" w:eastAsia="Times New Roman" w:hAnsi="Arial" w:cs="Arial"/>
-          <w:color w:val="0D0D0D"/>
-          <w:lang w:eastAsia="pl-PL"/>
-        </w:rPr>
-        <w:t xml:space="preserve">sername and </w:t>
-      </w:r>
-      <w:r>
-        <w:rPr>
-          <w:rFonts w:ascii="Arial" w:eastAsia="Times New Roman" w:hAnsi="Arial" w:cs="Arial"/>
-          <w:color w:val="0D0D0D"/>
-          <w:lang w:eastAsia="pl-PL"/>
-        </w:rPr>
-        <w:t>p</w:t>
-      </w:r>
-      <w:r>
-        <w:rPr>
-          <w:rFonts w:ascii="Arial" w:eastAsia="Times New Roman" w:hAnsi="Arial" w:cs="Arial"/>
-          <w:color w:val="0D0D0D"/>
-          <w:lang w:eastAsia="pl-PL"/>
-        </w:rPr>
-        <w:t>assword don’t match the records in the Database.</w:t>
-      </w:r>
-    </w:p>
-    <w:p>
-      <w:pPr>
-        <w:numPr>
-          <w:ilvl w:val="0"/>
-          <w:numId w:val="15"/>
-        </w:numPr>
-        <w:spacing w:after="0" w:line="240" w:lineRule="auto"/>
-        <w:textAlignment w:val="baseline"/>
-        <w:rPr>
-          <w:rFonts w:ascii="Arial" w:eastAsia="Times New Roman" w:hAnsi="Arial" w:cs="Arial"/>
-          <w:color w:val="0D0D0D"/>
-          <w:lang w:eastAsia="pl-PL"/>
-        </w:rPr>
-      </w:pPr>
-      <w:r>
-        <w:rPr>
-          <w:rFonts w:ascii="Arial" w:eastAsia="Times New Roman" w:hAnsi="Arial" w:cs="Arial"/>
-          <w:color w:val="0D0D0D"/>
-          <w:lang w:eastAsia="pl-PL"/>
-        </w:rPr>
-        <w:t>The System tells the Actor that the password and username don’t match any known User.</w:t>
-      </w:r>
-    </w:p>
-    <w:p>
-      <w:pPr>
-        <w:spacing w:after="0" w:line="240" w:lineRule="auto"/>
-        <w:textAlignment w:val="baseline"/>
-        <w:rPr>
-          <w:rFonts w:ascii="Arial" w:eastAsia="Times New Roman" w:hAnsi="Arial" w:cs="Arial"/>
-          <w:color w:val="0D0D0D"/>
-          <w:lang w:eastAsia="pl-PL"/>
-        </w:rPr>
-      </w:pPr>
-    </w:p>
-    <w:p>
-      <w:pPr>
-        <w:spacing w:before="360" w:after="120" w:line="240" w:lineRule="auto"/>
-        <w:outlineLvl w:val="1"/>
-        <w:rPr>
-          <w:rFonts w:ascii="Arial" w:eastAsia="Times New Roman" w:hAnsi="Arial" w:cs="Arial"/>
-          <w:color w:val="000000"/>
-          <w:sz w:val="32"/>
-          <w:szCs w:val="32"/>
-          <w:lang w:eastAsia="pl-PL"/>
-        </w:rPr>
-      </w:pPr>
-    </w:p>
-    <w:p>
-      <w:pPr>
-        <w:spacing w:before="360" w:after="120" w:line="240" w:lineRule="auto"/>
-        <w:outlineLvl w:val="1"/>
-        <w:rPr>
-          <w:rFonts w:ascii="Arial" w:eastAsia="Times New Roman" w:hAnsi="Arial" w:cs="Arial"/>
-          <w:color w:val="000000"/>
-          <w:sz w:val="32"/>
-          <w:szCs w:val="32"/>
-          <w:lang w:eastAsia="pl-PL"/>
-        </w:rPr>
-      </w:pPr>
-    </w:p>
-    <w:p>
-      <w:pPr>
-        <w:spacing w:before="360" w:after="120" w:line="240" w:lineRule="auto"/>
-        <w:outlineLvl w:val="1"/>
-        <w:rPr>
-          <w:rFonts w:ascii="Arial" w:eastAsia="Times New Roman" w:hAnsi="Arial" w:cs="Arial"/>
-          <w:color w:val="000000"/>
-          <w:sz w:val="32"/>
-          <w:szCs w:val="32"/>
-          <w:lang w:eastAsia="pl-PL"/>
-        </w:rPr>
-      </w:pPr>
-    </w:p>
-    <w:p>
-      <w:pPr>
-        <w:spacing w:before="360" w:after="120" w:line="240" w:lineRule="auto"/>
-        <w:outlineLvl w:val="1"/>
-        <w:rPr>
-          <w:rFonts w:ascii="Arial" w:eastAsia="Times New Roman" w:hAnsi="Arial" w:cs="Arial"/>
-          <w:color w:val="000000"/>
-          <w:sz w:val="32"/>
-          <w:szCs w:val="32"/>
-          <w:lang w:eastAsia="pl-PL"/>
-        </w:rPr>
-      </w:pPr>
-    </w:p>
-    <w:p>
-      <w:pPr>
-        <w:spacing w:before="360" w:after="120" w:line="240" w:lineRule="auto"/>
-        <w:outlineLvl w:val="1"/>
-        <w:rPr>
-          <w:rFonts w:ascii="Arial" w:eastAsia="Times New Roman" w:hAnsi="Arial" w:cs="Arial"/>
-          <w:b/>
-          <w:bCs/>
-          <w:sz w:val="36"/>
-          <w:szCs w:val="36"/>
-          <w:lang w:eastAsia="pl-PL"/>
-        </w:rPr>
-      </w:pPr>
-      <w:r>
-        <w:rPr>
-          <w:rFonts w:ascii="Arial" w:eastAsia="Times New Roman" w:hAnsi="Arial" w:cs="Arial"/>
-          <w:color w:val="000000"/>
-          <w:sz w:val="32"/>
-          <w:szCs w:val="32"/>
-          <w:lang w:eastAsia="pl-PL"/>
-        </w:rPr>
-        <w:lastRenderedPageBreak/>
-        <w:t>UC</w:t>
-      </w:r>
-      <w:r>
-        <w:rPr>
-          <w:rFonts w:ascii="Arial" w:eastAsia="Times New Roman" w:hAnsi="Arial" w:cs="Arial"/>
-          <w:color w:val="000000"/>
-          <w:sz w:val="32"/>
-          <w:szCs w:val="32"/>
-          <w:lang w:eastAsia="pl-PL"/>
-        </w:rPr>
-        <w:t>5</w:t>
-      </w:r>
-      <w:r>
-        <w:rPr>
-          <w:rFonts w:ascii="Arial" w:eastAsia="Times New Roman" w:hAnsi="Arial" w:cs="Arial"/>
-          <w:color w:val="000000"/>
-          <w:sz w:val="32"/>
-          <w:szCs w:val="32"/>
-          <w:lang w:eastAsia="pl-PL"/>
-        </w:rPr>
-        <w:t xml:space="preserve">. </w:t>
-      </w:r>
-      <w:r>
-        <w:rPr>
-          <w:rFonts w:ascii="Arial" w:eastAsia="Times New Roman" w:hAnsi="Arial" w:cs="Arial"/>
-          <w:color w:val="000000"/>
-          <w:sz w:val="32"/>
-          <w:szCs w:val="32"/>
-          <w:lang w:eastAsia="pl-PL"/>
-        </w:rPr>
-        <w:t>Music Recommendation</w:t>
-      </w:r>
-    </w:p>
-    <w:p>
-      <w:pPr>
-        <w:spacing w:after="0" w:line="240" w:lineRule="auto"/>
-        <w:rPr>
-          <w:rFonts w:ascii="Arial" w:eastAsia="Times New Roman" w:hAnsi="Arial" w:cs="Arial"/>
-          <w:sz w:val="24"/>
-          <w:szCs w:val="24"/>
-          <w:lang w:eastAsia="pl-PL"/>
-        </w:rPr>
-      </w:pPr>
-      <w:r>
-        <w:rPr>
-          <w:rFonts w:ascii="Arial" w:eastAsia="Times New Roman" w:hAnsi="Arial" w:cs="Arial"/>
-          <w:color w:val="0D0D0D"/>
-          <w:lang w:eastAsia="pl-PL"/>
-        </w:rPr>
-        <w:t xml:space="preserve">Actor: </w:t>
-      </w:r>
-      <w:r>
-        <w:rPr>
-          <w:rFonts w:ascii="Arial" w:eastAsia="Times New Roman" w:hAnsi="Arial" w:cs="Arial"/>
-          <w:color w:val="0D0D0D"/>
-          <w:lang w:eastAsia="pl-PL"/>
-        </w:rPr>
-        <w:t>User</w:t>
-      </w:r>
-    </w:p>
-    <w:p>
-      <w:pPr>
-        <w:spacing w:after="0" w:line="240" w:lineRule="auto"/>
-        <w:rPr>
-          <w:rFonts w:ascii="Arial" w:eastAsia="Times New Roman" w:hAnsi="Arial" w:cs="Arial"/>
-          <w:sz w:val="24"/>
-          <w:szCs w:val="24"/>
-          <w:lang w:eastAsia="pl-PL"/>
-        </w:rPr>
-      </w:pPr>
-      <w:r>
-        <w:rPr>
-          <w:rFonts w:ascii="Arial" w:eastAsia="Times New Roman" w:hAnsi="Arial" w:cs="Arial"/>
-          <w:color w:val="0D0D0D"/>
-          <w:lang w:eastAsia="pl-PL"/>
-        </w:rPr>
-        <w:t>Requirement: FR1</w:t>
-      </w:r>
-    </w:p>
-    <w:p>
-      <w:pPr>
-        <w:spacing w:after="0" w:line="240" w:lineRule="auto"/>
-        <w:rPr>
-          <w:rFonts w:ascii="Arial" w:eastAsia="Times New Roman" w:hAnsi="Arial" w:cs="Arial"/>
-          <w:sz w:val="24"/>
-          <w:szCs w:val="24"/>
-          <w:lang w:eastAsia="pl-PL"/>
-        </w:rPr>
-      </w:pPr>
-      <w:r>
-        <w:rPr>
-          <w:rFonts w:ascii="Arial" w:eastAsia="Times New Roman" w:hAnsi="Arial" w:cs="Arial"/>
-          <w:color w:val="0D0D0D"/>
-          <w:lang w:eastAsia="pl-PL"/>
-        </w:rPr>
-        <w:t xml:space="preserve">Pre-conditions: </w:t>
-      </w:r>
-      <w:r>
-        <w:rPr>
-          <w:rFonts w:ascii="Arial" w:eastAsia="Times New Roman" w:hAnsi="Arial" w:cs="Arial"/>
-          <w:color w:val="0D0D0D"/>
-          <w:lang w:eastAsia="pl-PL"/>
-        </w:rPr>
-        <w:t>Logged in as a registered user.</w:t>
+        <w:t>opens App</w:t>
       </w:r>
     </w:p>
     <w:p>
@@ -5906,6 +5053,7 @@
           <w:numId w:val="17"/>
         </w:numPr>
         <w:spacing w:after="0" w:line="240" w:lineRule="auto"/>
+        <w:ind w:left="1440"/>
         <w:textAlignment w:val="baseline"/>
         <w:rPr>
           <w:rFonts w:ascii="Arial" w:eastAsia="Times New Roman" w:hAnsi="Arial" w:cs="Arial"/>
@@ -5931,22 +5079,53 @@
           <w:numId w:val="17"/>
         </w:numPr>
         <w:spacing w:after="0" w:line="240" w:lineRule="auto"/>
+        <w:ind w:left="1440"/>
         <w:textAlignment w:val="baseline"/>
         <w:rPr>
           <w:rFonts w:ascii="Arial" w:eastAsia="Times New Roman" w:hAnsi="Arial" w:cs="Arial"/>
-          <w:color w:val="0D0D0D"/>
-          <w:sz w:val="24"/>
-          <w:szCs w:val="24"/>
-          <w:lang w:eastAsia="pl-PL"/>
-        </w:rPr>
-      </w:pPr>
-      <w:r>
-        <w:rPr>
-          <w:rFonts w:ascii="Arial" w:eastAsia="Times New Roman" w:hAnsi="Arial" w:cs="Arial"/>
-          <w:color w:val="000000"/>
-          <w:lang w:eastAsia="pl-PL"/>
-        </w:rPr>
-        <w:t>The system checks if the username and password match the records in the Database.</w:t>
+          <w:color w:val="000000"/>
+          <w:lang w:eastAsia="pl-PL"/>
+        </w:rPr>
+      </w:pPr>
+      <w:r>
+        <w:rPr>
+          <w:rFonts w:ascii="Arial" w:eastAsia="Times New Roman" w:hAnsi="Arial" w:cs="Arial"/>
+          <w:color w:val="000000"/>
+          <w:lang w:eastAsia="pl-PL"/>
+        </w:rPr>
+        <w:t>The system displays a Dashboard with</w:t>
+      </w:r>
+      <w:r>
+        <w:rPr>
+          <w:rFonts w:ascii="Arial" w:eastAsia="Times New Roman" w:hAnsi="Arial" w:cs="Arial"/>
+          <w:color w:val="000000"/>
+          <w:lang w:eastAsia="pl-PL"/>
+        </w:rPr>
+        <w:t xml:space="preserve"> </w:t>
+      </w:r>
+      <w:r>
+        <w:rPr>
+          <w:rFonts w:ascii="Arial" w:eastAsia="Times New Roman" w:hAnsi="Arial" w:cs="Arial"/>
+          <w:color w:val="000000"/>
+          <w:lang w:eastAsia="pl-PL"/>
+        </w:rPr>
+        <w:t xml:space="preserve">three buttons to navigate through the system. Users, </w:t>
+      </w:r>
+      <w:r>
+        <w:rPr>
+          <w:rFonts w:ascii="Arial" w:eastAsia="Times New Roman" w:hAnsi="Arial" w:cs="Arial"/>
+          <w:color w:val="000000"/>
+          <w:lang w:eastAsia="pl-PL"/>
+        </w:rPr>
+        <w:t>Music,</w:t>
+      </w:r>
+      <w:r>
+        <w:rPr>
+          <w:rFonts w:ascii="Arial" w:eastAsia="Times New Roman" w:hAnsi="Arial" w:cs="Arial"/>
+          <w:color w:val="000000"/>
+          <w:lang w:eastAsia="pl-PL"/>
+        </w:rPr>
+        <w:t xml:space="preserve"> and Reviews</w:t>
       </w:r>
     </w:p>
     <w:p>
@@ -5956,6 +5135,7 @@
           <w:numId w:val="17"/>
         </w:numPr>
         <w:spacing w:after="0" w:line="240" w:lineRule="auto"/>
+        <w:ind w:left="1440"/>
         <w:textAlignment w:val="baseline"/>
         <w:rPr>
           <w:rFonts w:ascii="Arial" w:eastAsia="Times New Roman" w:hAnsi="Arial" w:cs="Arial"/>
@@ -5969,7 +5149,23 @@
           <w:color w:val="000000"/>
           <w:lang w:eastAsia="pl-PL"/>
         </w:rPr>
-        <w:t>The User navigates to the “Recommendations” section.</w:t>
+        <w:t xml:space="preserve">The actor </w:t>
+      </w:r>
+      <w:r>
+        <w:rPr>
+          <w:rFonts w:ascii="Arial" w:eastAsia="Times New Roman" w:hAnsi="Arial" w:cs="Arial"/>
+          <w:color w:val="000000"/>
+          <w:lang w:eastAsia="pl-PL"/>
+        </w:rPr>
+        <w:t xml:space="preserve">selects one of the buttons </w:t>
+      </w:r>
+      <w:r>
+        <w:rPr>
+          <w:rFonts w:ascii="Arial" w:eastAsia="Times New Roman" w:hAnsi="Arial" w:cs="Arial"/>
+          <w:color w:val="000000"/>
+          <w:lang w:eastAsia="pl-PL"/>
+        </w:rPr>
+        <w:t>depending on what they want to do.</w:t>
       </w:r>
     </w:p>
     <w:p>
@@ -5979,9 +5175,11 @@
           <w:numId w:val="17"/>
         </w:numPr>
         <w:spacing w:after="0" w:line="240" w:lineRule="auto"/>
+        <w:ind w:left="1440"/>
         <w:textAlignment w:val="baseline"/>
         <w:rPr>
           <w:rFonts w:ascii="Arial" w:eastAsia="Times New Roman" w:hAnsi="Arial" w:cs="Arial"/>
+          <w:color w:val="0D0D0D"/>
           <w:sz w:val="24"/>
           <w:szCs w:val="24"/>
           <w:lang w:eastAsia="pl-PL"/>
@@ -5993,7 +5191,23 @@
           <w:color w:val="000000"/>
           <w:lang w:eastAsia="pl-PL"/>
         </w:rPr>
-        <w:t>The system suggests music based on the user’s preferences.</w:t>
+        <w:t xml:space="preserve">The system </w:t>
+      </w:r>
+      <w:r>
+        <w:rPr>
+          <w:rFonts w:ascii="Arial" w:eastAsia="Times New Roman" w:hAnsi="Arial" w:cs="Arial"/>
+          <w:color w:val="000000"/>
+          <w:lang w:eastAsia="pl-PL"/>
+        </w:rPr>
+        <w:t>opens the appropriate form</w:t>
+      </w:r>
+      <w:r>
+        <w:rPr>
+          <w:rFonts w:ascii="Arial" w:eastAsia="Times New Roman" w:hAnsi="Arial" w:cs="Arial"/>
+          <w:color w:val="000000"/>
+          <w:lang w:eastAsia="pl-PL"/>
+        </w:rPr>
+        <w:t>.</w:t>
       </w:r>
     </w:p>
     <w:p>
@@ -6003,27 +5217,34 @@
           <w:numId w:val="17"/>
         </w:numPr>
         <w:spacing w:after="0" w:line="240" w:lineRule="auto"/>
+        <w:ind w:left="1440"/>
         <w:textAlignment w:val="baseline"/>
         <w:rPr>
           <w:rFonts w:ascii="Arial" w:eastAsia="Times New Roman" w:hAnsi="Arial" w:cs="Arial"/>
-          <w:sz w:val="24"/>
-          <w:szCs w:val="24"/>
-          <w:lang w:eastAsia="pl-PL"/>
-        </w:rPr>
-      </w:pPr>
-      <w:r>
-        <w:rPr>
-          <w:rFonts w:ascii="Arial" w:eastAsia="Times New Roman" w:hAnsi="Arial" w:cs="Arial"/>
-          <w:color w:val="000000"/>
-          <w:lang w:eastAsia="pl-PL"/>
-        </w:rPr>
-        <w:t>The User can choose to accept or reject the recommendations</w:t>
-      </w:r>
-      <w:r>
-        <w:rPr>
-          <w:rFonts w:ascii="Arial" w:eastAsia="Times New Roman" w:hAnsi="Arial" w:cs="Arial"/>
-          <w:sz w:val="24"/>
-          <w:szCs w:val="24"/>
+          <w:color w:val="000000"/>
+          <w:lang w:eastAsia="pl-PL"/>
+        </w:rPr>
+      </w:pPr>
+      <w:r>
+        <w:rPr>
+          <w:rFonts w:ascii="Arial" w:eastAsia="Times New Roman" w:hAnsi="Arial" w:cs="Arial"/>
+          <w:color w:val="000000"/>
+          <w:lang w:eastAsia="pl-PL"/>
+        </w:rPr>
+        <w:t xml:space="preserve">The actor </w:t>
+      </w:r>
+      <w:r>
+        <w:rPr>
+          <w:rFonts w:ascii="Arial" w:eastAsia="Times New Roman" w:hAnsi="Arial" w:cs="Arial"/>
+          <w:color w:val="000000"/>
+          <w:lang w:eastAsia="pl-PL"/>
+        </w:rPr>
+        <w:t>does or changes what he wants</w:t>
+      </w:r>
+      <w:r>
+        <w:rPr>
+          <w:rFonts w:ascii="Arial" w:eastAsia="Times New Roman" w:hAnsi="Arial" w:cs="Arial"/>
+          <w:color w:val="000000"/>
           <w:lang w:eastAsia="pl-PL"/>
         </w:rPr>
         <w:t>.</w:t>
@@ -6031,9 +5252,39 @@
     </w:p>
     <w:p>
       <w:pPr>
+        <w:numPr>
+          <w:ilvl w:val="0"/>
+          <w:numId w:val="17"/>
+        </w:numPr>
         <w:spacing w:after="0" w:line="240" w:lineRule="auto"/>
         <w:ind w:left="1440"/>
         <w:textAlignment w:val="baseline"/>
+        <w:rPr>
+          <w:rFonts w:ascii="Arial" w:eastAsia="Times New Roman" w:hAnsi="Arial" w:cs="Arial"/>
+          <w:color w:val="0D0D0D"/>
+          <w:lang w:eastAsia="pl-PL"/>
+        </w:rPr>
+      </w:pPr>
+      <w:r>
+        <w:rPr>
+          <w:rFonts w:ascii="Arial" w:eastAsia="Times New Roman" w:hAnsi="Arial" w:cs="Arial"/>
+          <w:color w:val="0D0D0D"/>
+          <w:lang w:eastAsia="pl-PL"/>
+        </w:rPr>
+        <w:t xml:space="preserve">The system </w:t>
+      </w:r>
+      <w:r>
+        <w:rPr>
+          <w:rFonts w:ascii="Arial" w:eastAsia="Times New Roman" w:hAnsi="Arial" w:cs="Arial"/>
+          <w:color w:val="0D0D0D"/>
+          <w:lang w:eastAsia="pl-PL"/>
+        </w:rPr>
+        <w:t>saves the changes if any were made.</w:t>
+      </w:r>
+    </w:p>
+    <w:p>
+      <w:pPr>
+        <w:spacing w:after="0" w:line="240" w:lineRule="auto"/>
         <w:rPr>
           <w:rFonts w:ascii="Arial" w:eastAsia="Times New Roman" w:hAnsi="Arial" w:cs="Arial"/>
           <w:sz w:val="24"/>
@@ -6103,46 +5354,14 @@
           <w:color w:val="0D0D0D"/>
           <w:lang w:eastAsia="pl-PL"/>
         </w:rPr>
-        <w:t xml:space="preserve">The </w:t>
-      </w:r>
-      <w:r>
-        <w:rPr>
-          <w:rFonts w:ascii="Arial" w:eastAsia="Times New Roman" w:hAnsi="Arial" w:cs="Arial"/>
-          <w:color w:val="0D0D0D"/>
-          <w:lang w:eastAsia="pl-PL"/>
-        </w:rPr>
-        <w:t>u</w:t>
-      </w:r>
-      <w:r>
-        <w:rPr>
-          <w:rFonts w:ascii="Arial" w:eastAsia="Times New Roman" w:hAnsi="Arial" w:cs="Arial"/>
-          <w:color w:val="0D0D0D"/>
-          <w:lang w:eastAsia="pl-PL"/>
-        </w:rPr>
-        <w:t xml:space="preserve">sername and </w:t>
-      </w:r>
-      <w:r>
-        <w:rPr>
-          <w:rFonts w:ascii="Arial" w:eastAsia="Times New Roman" w:hAnsi="Arial" w:cs="Arial"/>
-          <w:color w:val="0D0D0D"/>
-          <w:lang w:eastAsia="pl-PL"/>
-        </w:rPr>
-        <w:t>p</w:t>
-      </w:r>
-      <w:r>
-        <w:rPr>
-          <w:rFonts w:ascii="Arial" w:eastAsia="Times New Roman" w:hAnsi="Arial" w:cs="Arial"/>
-          <w:color w:val="0D0D0D"/>
-          <w:lang w:eastAsia="pl-PL"/>
-        </w:rPr>
-        <w:t>assword don’t match the records in the Database.</w:t>
+        <w:t>The Username and Password don’t match the records in the Database.</w:t>
       </w:r>
     </w:p>
     <w:p>
       <w:pPr>
         <w:numPr>
           <w:ilvl w:val="0"/>
-          <w:numId w:val="19"/>
+          <w:numId w:val="18"/>
         </w:numPr>
         <w:spacing w:after="0" w:line="240" w:lineRule="auto"/>
         <w:textAlignment w:val="baseline"/>
@@ -6165,7 +5384,7 @@
       <w:pPr>
         <w:numPr>
           <w:ilvl w:val="0"/>
-          <w:numId w:val="20"/>
+          <w:numId w:val="18"/>
         </w:numPr>
         <w:spacing w:after="0" w:line="240" w:lineRule="auto"/>
         <w:textAlignment w:val="baseline"/>
@@ -6181,14 +5400,14 @@
           <w:color w:val="0D0D0D"/>
           <w:lang w:eastAsia="pl-PL"/>
         </w:rPr>
-        <w:t>If accepted recommendations, the system updates the user’s profile with the recommended music.</w:t>
+        <w:t>The Actor inputs the right username and password.</w:t>
       </w:r>
     </w:p>
     <w:p>
       <w:pPr>
         <w:numPr>
           <w:ilvl w:val="0"/>
-          <w:numId w:val="21"/>
+          <w:numId w:val="18"/>
         </w:numPr>
         <w:spacing w:after="0" w:line="240" w:lineRule="auto"/>
         <w:textAlignment w:val="baseline"/>
@@ -6204,90 +5423,7 @@
           <w:color w:val="0D0D0D"/>
           <w:lang w:eastAsia="pl-PL"/>
         </w:rPr>
-        <w:t xml:space="preserve">If rejected recommendations, the system </w:t>
-      </w:r>
-      <w:r>
-        <w:rPr>
-          <w:rFonts w:ascii="Arial" w:eastAsia="Times New Roman" w:hAnsi="Arial" w:cs="Arial"/>
-          <w:color w:val="0D0D0D"/>
-          <w:lang w:eastAsia="pl-PL"/>
-        </w:rPr>
-        <w:t>adjusts its algorithm based on the feedback from the user.</w:t>
-      </w:r>
-    </w:p>
-    <w:p>
-      <w:pPr>
-        <w:spacing w:after="0" w:line="240" w:lineRule="auto"/>
-        <w:textAlignment w:val="baseline"/>
-        <w:rPr>
-          <w:rFonts w:ascii="Arial" w:eastAsia="Times New Roman" w:hAnsi="Arial" w:cs="Arial"/>
-          <w:color w:val="0D0D0D"/>
-          <w:lang w:eastAsia="pl-PL"/>
-        </w:rPr>
-      </w:pPr>
-    </w:p>
-    <w:p>
-      <w:pPr>
-        <w:spacing w:before="360" w:after="120" w:line="240" w:lineRule="auto"/>
-        <w:outlineLvl w:val="1"/>
-        <w:rPr>
-          <w:rFonts w:ascii="Arial" w:eastAsia="Times New Roman" w:hAnsi="Arial" w:cs="Arial"/>
-          <w:b/>
-          <w:bCs/>
-          <w:sz w:val="36"/>
-          <w:szCs w:val="36"/>
-          <w:lang w:eastAsia="pl-PL"/>
-        </w:rPr>
-      </w:pPr>
-      <w:r>
-        <w:rPr>
-          <w:rFonts w:ascii="Arial" w:eastAsia="Times New Roman" w:hAnsi="Arial" w:cs="Arial"/>
-          <w:color w:val="000000"/>
-          <w:sz w:val="32"/>
-          <w:szCs w:val="32"/>
-          <w:lang w:eastAsia="pl-PL"/>
-        </w:rPr>
-        <w:t>UC</w:t>
-      </w:r>
-      <w:r>
-        <w:rPr>
-          <w:rFonts w:ascii="Arial" w:eastAsia="Times New Roman" w:hAnsi="Arial" w:cs="Arial"/>
-          <w:color w:val="000000"/>
-          <w:sz w:val="32"/>
-          <w:szCs w:val="32"/>
-          <w:lang w:eastAsia="pl-PL"/>
-        </w:rPr>
-        <w:t>6</w:t>
-      </w:r>
-      <w:r>
-        <w:rPr>
-          <w:rFonts w:ascii="Arial" w:eastAsia="Times New Roman" w:hAnsi="Arial" w:cs="Arial"/>
-          <w:color w:val="000000"/>
-          <w:sz w:val="32"/>
-          <w:szCs w:val="32"/>
-          <w:lang w:eastAsia="pl-PL"/>
-        </w:rPr>
-        <w:t xml:space="preserve">. </w:t>
-      </w:r>
-      <w:r>
-        <w:rPr>
-          <w:rFonts w:ascii="Arial" w:eastAsia="Times New Roman" w:hAnsi="Arial" w:cs="Arial"/>
-          <w:color w:val="000000"/>
-          <w:sz w:val="32"/>
-          <w:szCs w:val="32"/>
-          <w:lang w:eastAsia="pl-PL"/>
-        </w:rPr>
-        <w:t>Notification Sett</w:t>
-      </w:r>
-      <w:r>
-        <w:rPr>
-          <w:rFonts w:ascii="Arial" w:eastAsia="Times New Roman" w:hAnsi="Arial" w:cs="Arial"/>
-          <w:color w:val="000000"/>
-          <w:sz w:val="32"/>
-          <w:szCs w:val="32"/>
-          <w:lang w:eastAsia="pl-PL"/>
-        </w:rPr>
-        <w:t>ings</w:t>
+        <w:t>Proceed to step 2.</w:t>
       </w:r>
     </w:p>
     <w:p>
@@ -6300,460 +5436,6 @@
           <w:lang w:eastAsia="pl-PL"/>
         </w:rPr>
       </w:pPr>
-      <w:r>
-        <w:rPr>
-          <w:rFonts w:ascii="Arial" w:eastAsia="Times New Roman" w:hAnsi="Arial" w:cs="Arial"/>
-          <w:color w:val="0D0D0D"/>
-          <w:lang w:eastAsia="pl-PL"/>
-        </w:rPr>
-        <w:t xml:space="preserve">Actor: </w:t>
-      </w:r>
-      <w:r>
-        <w:rPr>
-          <w:rFonts w:ascii="Arial" w:eastAsia="Times New Roman" w:hAnsi="Arial" w:cs="Arial"/>
-          <w:color w:val="0D0D0D"/>
-          <w:lang w:eastAsia="pl-PL"/>
-        </w:rPr>
-        <w:t>User</w:t>
-      </w:r>
-    </w:p>
-    <w:p>
-      <w:pPr>
-        <w:spacing w:after="0" w:line="240" w:lineRule="auto"/>
-        <w:rPr>
-          <w:rFonts w:ascii="Arial" w:eastAsia="Times New Roman" w:hAnsi="Arial" w:cs="Arial"/>
-          <w:sz w:val="24"/>
-          <w:szCs w:val="24"/>
-          <w:lang w:eastAsia="pl-PL"/>
-        </w:rPr>
-      </w:pPr>
-      <w:r>
-        <w:rPr>
-          <w:rFonts w:ascii="Arial" w:eastAsia="Times New Roman" w:hAnsi="Arial" w:cs="Arial"/>
-          <w:color w:val="0D0D0D"/>
-          <w:lang w:eastAsia="pl-PL"/>
-        </w:rPr>
-        <w:t>Requirement: FR</w:t>
-      </w:r>
-      <w:r>
-        <w:rPr>
-          <w:rFonts w:ascii="Arial" w:eastAsia="Times New Roman" w:hAnsi="Arial" w:cs="Arial"/>
-          <w:color w:val="0D0D0D"/>
-          <w:lang w:eastAsia="pl-PL"/>
-        </w:rPr>
-        <w:t>3</w:t>
-      </w:r>
-    </w:p>
-    <w:p>
-      <w:pPr>
-        <w:spacing w:after="0" w:line="240" w:lineRule="auto"/>
-        <w:rPr>
-          <w:rFonts w:ascii="Arial" w:eastAsia="Times New Roman" w:hAnsi="Arial" w:cs="Arial"/>
-          <w:sz w:val="24"/>
-          <w:szCs w:val="24"/>
-          <w:lang w:eastAsia="pl-PL"/>
-        </w:rPr>
-      </w:pPr>
-      <w:r>
-        <w:rPr>
-          <w:rFonts w:ascii="Arial" w:eastAsia="Times New Roman" w:hAnsi="Arial" w:cs="Arial"/>
-          <w:color w:val="0D0D0D"/>
-          <w:lang w:eastAsia="pl-PL"/>
-        </w:rPr>
-        <w:t xml:space="preserve">Pre-conditions: </w:t>
-      </w:r>
-      <w:r>
-        <w:rPr>
-          <w:rFonts w:ascii="Arial" w:eastAsia="Times New Roman" w:hAnsi="Arial" w:cs="Arial"/>
-          <w:color w:val="0D0D0D"/>
-          <w:lang w:eastAsia="pl-PL"/>
-        </w:rPr>
-        <w:t>Logged in as a registered user.</w:t>
-      </w:r>
-    </w:p>
-    <w:p>
-      <w:pPr>
-        <w:spacing w:after="0" w:line="240" w:lineRule="auto"/>
-        <w:rPr>
-          <w:rFonts w:ascii="Arial" w:eastAsia="Times New Roman" w:hAnsi="Arial" w:cs="Arial"/>
-          <w:sz w:val="24"/>
-          <w:szCs w:val="24"/>
-          <w:lang w:eastAsia="pl-PL"/>
-        </w:rPr>
-      </w:pPr>
-    </w:p>
-    <w:p>
-      <w:pPr>
-        <w:spacing w:after="0" w:line="240" w:lineRule="auto"/>
-        <w:rPr>
-          <w:rFonts w:ascii="Arial" w:eastAsia="Times New Roman" w:hAnsi="Arial" w:cs="Arial"/>
-          <w:sz w:val="24"/>
-          <w:szCs w:val="24"/>
-          <w:lang w:eastAsia="pl-PL"/>
-        </w:rPr>
-      </w:pPr>
-      <w:r>
-        <w:rPr>
-          <w:rFonts w:ascii="Arial" w:eastAsia="Times New Roman" w:hAnsi="Arial" w:cs="Arial"/>
-          <w:color w:val="0D0D0D"/>
-          <w:lang w:eastAsia="pl-PL"/>
-        </w:rPr>
-        <w:t>Main Success Scenario: </w:t>
-      </w:r>
-    </w:p>
-    <w:p>
-      <w:pPr>
-        <w:spacing w:after="0" w:line="240" w:lineRule="auto"/>
-        <w:ind w:left="1440"/>
-        <w:textAlignment w:val="baseline"/>
-        <w:rPr>
-          <w:rFonts w:ascii="Arial" w:eastAsia="Times New Roman" w:hAnsi="Arial" w:cs="Arial"/>
-          <w:color w:val="0D0D0D"/>
-          <w:sz w:val="24"/>
-          <w:szCs w:val="24"/>
-          <w:lang w:eastAsia="pl-PL"/>
-        </w:rPr>
-      </w:pPr>
-    </w:p>
-    <w:p>
-      <w:pPr>
-        <w:numPr>
-          <w:ilvl w:val="0"/>
-          <w:numId w:val="22"/>
-        </w:numPr>
-        <w:spacing w:after="0" w:line="240" w:lineRule="auto"/>
-        <w:textAlignment w:val="baseline"/>
-        <w:rPr>
-          <w:rFonts w:ascii="Arial" w:eastAsia="Times New Roman" w:hAnsi="Arial" w:cs="Arial"/>
-          <w:color w:val="0D0D0D"/>
-          <w:sz w:val="24"/>
-          <w:szCs w:val="24"/>
-          <w:lang w:eastAsia="pl-PL"/>
-        </w:rPr>
-      </w:pPr>
-      <w:r>
-        <w:rPr>
-          <w:rFonts w:ascii="Arial" w:eastAsia="Times New Roman" w:hAnsi="Arial" w:cs="Arial"/>
-          <w:color w:val="000000"/>
-          <w:lang w:eastAsia="pl-PL"/>
-        </w:rPr>
-        <w:t>The Actor uses his password and username to log in.</w:t>
-      </w:r>
-    </w:p>
-    <w:p>
-      <w:pPr>
-        <w:numPr>
-          <w:ilvl w:val="0"/>
-          <w:numId w:val="22"/>
-        </w:numPr>
-        <w:spacing w:after="0" w:line="240" w:lineRule="auto"/>
-        <w:textAlignment w:val="baseline"/>
-        <w:rPr>
-          <w:rFonts w:ascii="Arial" w:eastAsia="Times New Roman" w:hAnsi="Arial" w:cs="Arial"/>
-          <w:color w:val="0D0D0D"/>
-          <w:sz w:val="24"/>
-          <w:szCs w:val="24"/>
-          <w:lang w:eastAsia="pl-PL"/>
-        </w:rPr>
-      </w:pPr>
-      <w:r>
-        <w:rPr>
-          <w:rFonts w:ascii="Arial" w:eastAsia="Times New Roman" w:hAnsi="Arial" w:cs="Arial"/>
-          <w:color w:val="000000"/>
-          <w:lang w:eastAsia="pl-PL"/>
-        </w:rPr>
-        <w:t>The system checks if the username and password match the records in the Database.</w:t>
-      </w:r>
-    </w:p>
-    <w:p>
-      <w:pPr>
-        <w:numPr>
-          <w:ilvl w:val="0"/>
-          <w:numId w:val="22"/>
-        </w:numPr>
-        <w:spacing w:after="0" w:line="240" w:lineRule="auto"/>
-        <w:textAlignment w:val="baseline"/>
-        <w:rPr>
-          <w:rFonts w:ascii="Arial" w:eastAsia="Times New Roman" w:hAnsi="Arial" w:cs="Arial"/>
-          <w:color w:val="000000"/>
-          <w:lang w:eastAsia="pl-PL"/>
-        </w:rPr>
-      </w:pPr>
-      <w:r>
-        <w:rPr>
-          <w:rFonts w:ascii="Arial" w:eastAsia="Times New Roman" w:hAnsi="Arial" w:cs="Arial"/>
-          <w:color w:val="000000"/>
-          <w:lang w:eastAsia="pl-PL"/>
-        </w:rPr>
-        <w:t>The User navigates to the “</w:t>
-      </w:r>
-      <w:r>
-        <w:rPr>
-          <w:rFonts w:ascii="Arial" w:eastAsia="Times New Roman" w:hAnsi="Arial" w:cs="Arial"/>
-          <w:color w:val="000000"/>
-          <w:lang w:eastAsia="pl-PL"/>
-        </w:rPr>
-        <w:t>Notifications</w:t>
-      </w:r>
-      <w:r>
-        <w:rPr>
-          <w:rFonts w:ascii="Arial" w:eastAsia="Times New Roman" w:hAnsi="Arial" w:cs="Arial"/>
-          <w:color w:val="000000"/>
-          <w:lang w:eastAsia="pl-PL"/>
-        </w:rPr>
-        <w:t>” section.</w:t>
-      </w:r>
-    </w:p>
-    <w:p>
-      <w:pPr>
-        <w:numPr>
-          <w:ilvl w:val="0"/>
-          <w:numId w:val="22"/>
-        </w:numPr>
-        <w:spacing w:after="0" w:line="240" w:lineRule="auto"/>
-        <w:textAlignment w:val="baseline"/>
-        <w:rPr>
-          <w:rFonts w:ascii="Arial" w:eastAsia="Times New Roman" w:hAnsi="Arial" w:cs="Arial"/>
-          <w:sz w:val="24"/>
-          <w:szCs w:val="24"/>
-          <w:lang w:eastAsia="pl-PL"/>
-        </w:rPr>
-      </w:pPr>
-      <w:r>
-        <w:rPr>
-          <w:rFonts w:ascii="Arial" w:eastAsia="Times New Roman" w:hAnsi="Arial" w:cs="Arial"/>
-          <w:color w:val="000000"/>
-          <w:lang w:eastAsia="pl-PL"/>
-        </w:rPr>
-        <w:t xml:space="preserve">The system </w:t>
-      </w:r>
-      <w:r>
-        <w:rPr>
-          <w:rFonts w:ascii="Arial" w:eastAsia="Times New Roman" w:hAnsi="Arial" w:cs="Arial"/>
-          <w:color w:val="000000"/>
-          <w:lang w:eastAsia="pl-PL"/>
-        </w:rPr>
-        <w:t xml:space="preserve">displays options to enable/disable notifications for new releases, comments, likes, etc. </w:t>
-      </w:r>
-    </w:p>
-    <w:p>
-      <w:pPr>
-        <w:numPr>
-          <w:ilvl w:val="0"/>
-          <w:numId w:val="22"/>
-        </w:numPr>
-        <w:spacing w:after="0" w:line="240" w:lineRule="auto"/>
-        <w:textAlignment w:val="baseline"/>
-        <w:rPr>
-          <w:rFonts w:ascii="Arial" w:eastAsia="Times New Roman" w:hAnsi="Arial" w:cs="Arial"/>
-          <w:sz w:val="24"/>
-          <w:szCs w:val="24"/>
-          <w:lang w:eastAsia="pl-PL"/>
-        </w:rPr>
-      </w:pPr>
-      <w:r>
-        <w:rPr>
-          <w:rFonts w:ascii="Arial" w:eastAsia="Times New Roman" w:hAnsi="Arial" w:cs="Arial"/>
-          <w:color w:val="000000"/>
-          <w:lang w:eastAsia="pl-PL"/>
-        </w:rPr>
-        <w:t xml:space="preserve">The User </w:t>
-      </w:r>
-      <w:r>
-        <w:rPr>
-          <w:rFonts w:ascii="Arial" w:eastAsia="Times New Roman" w:hAnsi="Arial" w:cs="Arial"/>
-          <w:color w:val="000000"/>
-          <w:lang w:eastAsia="pl-PL"/>
-        </w:rPr>
-        <w:t>selects their preferred notification settings.</w:t>
-      </w:r>
-    </w:p>
-    <w:p>
-      <w:pPr>
-        <w:numPr>
-          <w:ilvl w:val="0"/>
-          <w:numId w:val="22"/>
-        </w:numPr>
-        <w:spacing w:after="0" w:line="240" w:lineRule="auto"/>
-        <w:textAlignment w:val="baseline"/>
-        <w:rPr>
-          <w:rFonts w:ascii="Arial" w:eastAsia="Times New Roman" w:hAnsi="Arial" w:cs="Arial"/>
-          <w:sz w:val="24"/>
-          <w:szCs w:val="24"/>
-          <w:lang w:eastAsia="pl-PL"/>
-        </w:rPr>
-      </w:pPr>
-      <w:r>
-        <w:rPr>
-          <w:rFonts w:ascii="Arial" w:eastAsia="Times New Roman" w:hAnsi="Arial" w:cs="Arial"/>
-          <w:color w:val="000000"/>
-          <w:lang w:eastAsia="pl-PL"/>
-        </w:rPr>
-        <w:t>The system saves their settings.</w:t>
-      </w:r>
-    </w:p>
-    <w:p>
-      <w:pPr>
-        <w:spacing w:after="0" w:line="240" w:lineRule="auto"/>
-        <w:ind w:left="1440"/>
-        <w:textAlignment w:val="baseline"/>
-        <w:rPr>
-          <w:rFonts w:ascii="Arial" w:eastAsia="Times New Roman" w:hAnsi="Arial" w:cs="Arial"/>
-          <w:sz w:val="24"/>
-          <w:szCs w:val="24"/>
-          <w:lang w:eastAsia="pl-PL"/>
-        </w:rPr>
-      </w:pPr>
-    </w:p>
-    <w:p>
-      <w:pPr>
-        <w:spacing w:after="0" w:line="240" w:lineRule="auto"/>
-        <w:rPr>
-          <w:rFonts w:ascii="Arial" w:eastAsia="Times New Roman" w:hAnsi="Arial" w:cs="Arial"/>
-          <w:sz w:val="24"/>
-          <w:szCs w:val="24"/>
-          <w:lang w:eastAsia="pl-PL"/>
-        </w:rPr>
-      </w:pPr>
-      <w:r>
-        <w:rPr>
-          <w:rFonts w:ascii="Arial" w:eastAsia="Times New Roman" w:hAnsi="Arial" w:cs="Arial"/>
-          <w:b/>
-          <w:bCs/>
-          <w:color w:val="0D0D0D"/>
-          <w:lang w:eastAsia="pl-PL"/>
-        </w:rPr>
-        <w:t>Extensions:</w:t>
-      </w:r>
-    </w:p>
-    <w:p>
-      <w:pPr>
-        <w:spacing w:after="0" w:line="240" w:lineRule="auto"/>
-        <w:ind w:left="720"/>
-        <w:textAlignment w:val="baseline"/>
-        <w:rPr>
-          <w:rFonts w:ascii="Arial" w:eastAsia="Times New Roman" w:hAnsi="Arial" w:cs="Arial"/>
-          <w:color w:val="0D0D0D"/>
-          <w:lang w:eastAsia="pl-PL"/>
-        </w:rPr>
-      </w:pPr>
-      <w:r>
-        <w:rPr>
-          <w:rFonts w:ascii="Arial" w:eastAsia="Times New Roman" w:hAnsi="Arial" w:cs="Arial"/>
-          <w:color w:val="0D0D0D"/>
-          <w:lang w:eastAsia="pl-PL"/>
-        </w:rPr>
-        <w:t> </w:t>
-      </w:r>
-    </w:p>
-    <w:p>
-      <w:pPr>
-        <w:numPr>
-          <w:ilvl w:val="0"/>
-          <w:numId w:val="23"/>
-        </w:numPr>
-        <w:spacing w:after="0" w:line="240" w:lineRule="auto"/>
-        <w:textAlignment w:val="baseline"/>
-        <w:rPr>
-          <w:rFonts w:ascii="Arial" w:eastAsia="Times New Roman" w:hAnsi="Arial" w:cs="Arial"/>
-          <w:color w:val="0D0D0D"/>
-          <w:lang w:eastAsia="pl-PL"/>
-        </w:rPr>
-      </w:pPr>
-      <w:r>
-        <w:rPr>
-          <w:rFonts w:ascii="Arial" w:eastAsia="Times New Roman" w:hAnsi="Arial" w:cs="Arial"/>
-          <w:color w:val="0D0D0D"/>
-          <w:lang w:eastAsia="pl-PL"/>
-        </w:rPr>
-        <w:t xml:space="preserve">The </w:t>
-      </w:r>
-      <w:r>
-        <w:rPr>
-          <w:rFonts w:ascii="Arial" w:eastAsia="Times New Roman" w:hAnsi="Arial" w:cs="Arial"/>
-          <w:color w:val="0D0D0D"/>
-          <w:lang w:eastAsia="pl-PL"/>
-        </w:rPr>
-        <w:t>u</w:t>
-      </w:r>
-      <w:r>
-        <w:rPr>
-          <w:rFonts w:ascii="Arial" w:eastAsia="Times New Roman" w:hAnsi="Arial" w:cs="Arial"/>
-          <w:color w:val="0D0D0D"/>
-          <w:lang w:eastAsia="pl-PL"/>
-        </w:rPr>
-        <w:t xml:space="preserve">sername and </w:t>
-      </w:r>
-      <w:r>
-        <w:rPr>
-          <w:rFonts w:ascii="Arial" w:eastAsia="Times New Roman" w:hAnsi="Arial" w:cs="Arial"/>
-          <w:color w:val="0D0D0D"/>
-          <w:lang w:eastAsia="pl-PL"/>
-        </w:rPr>
-        <w:t>p</w:t>
-      </w:r>
-      <w:r>
-        <w:rPr>
-          <w:rFonts w:ascii="Arial" w:eastAsia="Times New Roman" w:hAnsi="Arial" w:cs="Arial"/>
-          <w:color w:val="0D0D0D"/>
-          <w:lang w:eastAsia="pl-PL"/>
-        </w:rPr>
-        <w:t>assword don’t match the records in the Database.</w:t>
-      </w:r>
-    </w:p>
-    <w:p>
-      <w:pPr>
-        <w:numPr>
-          <w:ilvl w:val="0"/>
-          <w:numId w:val="24"/>
-        </w:numPr>
-        <w:spacing w:after="0" w:line="240" w:lineRule="auto"/>
-        <w:textAlignment w:val="baseline"/>
-        <w:rPr>
-          <w:rFonts w:ascii="Arial" w:eastAsia="Times New Roman" w:hAnsi="Arial" w:cs="Arial"/>
-          <w:color w:val="0D0D0D"/>
-          <w:lang w:eastAsia="pl-PL"/>
-        </w:rPr>
-      </w:pPr>
-      <w:r>
-        <w:rPr>
-          <w:rFonts w:ascii="Arial" w:eastAsia="Times New Roman" w:hAnsi="Arial" w:cs="Arial"/>
-          <w:color w:val="0D0D0D"/>
-          <w:lang w:eastAsia="pl-PL"/>
-        </w:rPr>
-        <w:t>The System tells the Actor that the password and username don’t match any known User.</w:t>
-      </w:r>
-    </w:p>
-    <w:p>
-      <w:pPr>
-        <w:numPr>
-          <w:ilvl w:val="0"/>
-          <w:numId w:val="25"/>
-        </w:numPr>
-        <w:spacing w:after="0" w:line="240" w:lineRule="auto"/>
-        <w:textAlignment w:val="baseline"/>
-        <w:rPr>
-          <w:rFonts w:ascii="Arial" w:eastAsia="Times New Roman" w:hAnsi="Arial" w:cs="Arial"/>
-          <w:color w:val="0D0D0D"/>
-          <w:lang w:eastAsia="pl-PL"/>
-        </w:rPr>
-      </w:pPr>
-      <w:r>
-        <w:rPr>
-          <w:rFonts w:ascii="Arial" w:eastAsia="Times New Roman" w:hAnsi="Arial" w:cs="Arial"/>
-          <w:color w:val="0D0D0D"/>
-          <w:lang w:eastAsia="pl-PL"/>
-        </w:rPr>
-        <w:t>If there</w:t>
-      </w:r>
-      <w:r>
-        <w:rPr>
-          <w:rFonts w:ascii="Arial" w:eastAsia="Times New Roman" w:hAnsi="Arial" w:cs="Arial"/>
-          <w:color w:val="0D0D0D"/>
-          <w:lang w:eastAsia="pl-PL"/>
-        </w:rPr>
-        <w:t>’s an error in saving settings, the system prompts the User to retry or contact support.</w:t>
-      </w:r>
     </w:p>
     <w:sectPr>
       <w:pgSz w:w="11906" w:h="16838"/>
@@ -6818,11 +5500,11 @@
 <file path=word/numbering.xml><?xml version="1.0" encoding="utf-8"?>
 <w:numbering xmlns:wpc="http://schemas.microsoft.com/office/word/2010/wordprocessingCanvas" xmlns:cx="http://schemas.microsoft.com/office/drawing/2014/chartex" xmlns:cx1="http://schemas.microsoft.com/office/drawing/2015/9/8/chartex" xmlns:cx2="http://schemas.microsoft.com/office/drawing/2015/10/21/chartex" xmlns:cx3="http://schemas.microsoft.com/office/drawing/2016/5/9/chartex" xmlns:cx4="http://schemas.microsoft.com/office/drawing/2016/5/10/chartex" xmlns:cx5="http://schemas.microsoft.com/office/drawing/2016/5/11/chartex" xmlns:cx6="http://schemas.microsoft.com/office/drawing/2016/5/12/chartex" xmlns:cx7="http://schemas.microsoft.com/office/drawing/2016/5/13/chartex" xmlns:cx8="http://schemas.microsoft.com/office/drawing/2016/5/14/chartex" xmlns:mc="http://schemas.openxmlformats.org/markup-compatibility/2006" xmlns:aink="http://schemas.microsoft.com/office/drawing/2016/ink" xmlns:am3d="http://schemas.microsoft.com/office/drawing/2017/model3d" xmlns:o="urn:schemas-microsoft-com:office:office" xmlns:oel="http://schemas.microsoft.com/office/2019/extlst" xmlns:r="http://schemas.openxmlformats.org/officeDocument/2006/relationships" xmlns:m="http://schemas.openxmlformats.org/officeDocument/2006/math" xmlns:v="urn:schemas-microsoft-com:vml" xmlns:wp14="http://schemas.microsoft.com/office/word/2010/wordprocessingDrawing" xmlns:wp="http://schemas.openxmlformats.org/drawingml/2006/wordprocessingDrawing" xmlns:w10="urn:schemas-microsoft-com:office:word" xmlns:w="http://schemas.openxmlformats.org/wordprocessingml/2006/main" xmlns:w14="http://schemas.microsoft.com/office/word/2010/wordml" xmlns:w15="http://schemas.microsoft.com/office/word/2012/wordml" xmlns:w16cex="http://schemas.microsoft.com/office/word/2018/wordml/cex" xmlns:w16cid="http://schemas.microsoft.com/office/word/2016/wordml/cid" xmlns:w16="http://schemas.microsoft.com/office/word/2018/wordml" xmlns:w16sdtdh="http://schemas.microsoft.com/office/word/2020/wordml/sdtdatahash" xmlns:w16se="http://schemas.microsoft.com/office/word/2015/wordml/symex" xmlns:wpg="http://schemas.microsoft.com/office/word/2010/wordprocessingGroup" xmlns:wpi="http://schemas.microsoft.com/office/word/2010/wordprocessingInk" xmlns:wne="http://schemas.microsoft.com/office/word/2006/wordml" xmlns:wps="http://schemas.microsoft.com/office/word/2010/wordprocessingShape" mc:Ignorable="w14 w15 w16se w16cid w16 w16cex w16sdtdh wp14">
   <w:abstractNum w:abstractNumId="0" w15:restartNumberingAfterBreak="0">
-    <w:nsid w:val="1407139A"/>
+    <w:nsid w:val="00817CA1"/>
     <w:multiLevelType w:val="multilevel"/>
-    <w:tmpl w:val="E116C9B4"/>
+    <w:tmpl w:val="066CBE8E"/>
     <w:lvl w:ilvl="0">
-      <w:start w:val="5"/>
+      <w:start w:val="1"/>
       <w:numFmt w:val="decimal"/>
       <w:lvlText w:val="%1."/>
       <w:lvlJc w:val="left"/>
@@ -6832,11 +5514,8 @@
         </w:tabs>
         <w:ind w:left="720" w:hanging="360"/>
       </w:pPr>
-      <w:rPr>
-        <w:rFonts w:hint="default"/>
-      </w:rPr>
-    </w:lvl>
-    <w:lvl w:ilvl="1">
+    </w:lvl>
+    <w:lvl w:ilvl="1" w:tentative="1">
       <w:start w:val="1"/>
       <w:numFmt w:val="decimal"/>
       <w:lvlText w:val="%2."/>
@@ -6847,11 +5526,8 @@
         </w:tabs>
         <w:ind w:left="1440" w:hanging="360"/>
       </w:pPr>
-      <w:rPr>
-        <w:rFonts w:hint="default"/>
-      </w:rPr>
-    </w:lvl>
-    <w:lvl w:ilvl="2">
+    </w:lvl>
+    <w:lvl w:ilvl="2" w:tentative="1">
       <w:start w:val="1"/>
       <w:numFmt w:val="decimal"/>
       <w:lvlText w:val="%3."/>
@@ -6862,11 +5538,8 @@
         </w:tabs>
         <w:ind w:left="2160" w:hanging="360"/>
       </w:pPr>
-      <w:rPr>
-        <w:rFonts w:hint="default"/>
-      </w:rPr>
-    </w:lvl>
-    <w:lvl w:ilvl="3">
+    </w:lvl>
+    <w:lvl w:ilvl="3" w:tentative="1">
       <w:start w:val="1"/>
       <w:numFmt w:val="decimal"/>
       <w:lvlText w:val="%4."/>
@@ -6877,11 +5550,8 @@
         </w:tabs>
         <w:ind w:left="2880" w:hanging="360"/>
       </w:pPr>
-      <w:rPr>
-        <w:rFonts w:hint="default"/>
-      </w:rPr>
-    </w:lvl>
-    <w:lvl w:ilvl="4">
+    </w:lvl>
+    <w:lvl w:ilvl="4" w:tentative="1">
       <w:start w:val="1"/>
       <w:numFmt w:val="decimal"/>
       <w:lvlText w:val="%5."/>
@@ -6892,11 +5562,8 @@
         </w:tabs>
         <w:ind w:left="3600" w:hanging="360"/>
       </w:pPr>
-      <w:rPr>
-        <w:rFonts w:hint="default"/>
-      </w:rPr>
-    </w:lvl>
-    <w:lvl w:ilvl="5">
+    </w:lvl>
+    <w:lvl w:ilvl="5" w:tentative="1">
       <w:start w:val="1"/>
       <w:numFmt w:val="decimal"/>
       <w:lvlText w:val="%6."/>
@@ -6907,11 +5574,8 @@
         </w:tabs>
         <w:ind w:left="4320" w:hanging="360"/>
       </w:pPr>
-      <w:rPr>
-        <w:rFonts w:hint="default"/>
-      </w:rPr>
-    </w:lvl>
-    <w:lvl w:ilvl="6">
+    </w:lvl>
+    <w:lvl w:ilvl="6" w:tentative="1">
       <w:start w:val="1"/>
       <w:numFmt w:val="decimal"/>
       <w:lvlText w:val="%7."/>
@@ -6922,11 +5586,8 @@
         </w:tabs>
         <w:ind w:left="5040" w:hanging="360"/>
       </w:pPr>
-      <w:rPr>
-        <w:rFonts w:hint="default"/>
-      </w:rPr>
-    </w:lvl>
-    <w:lvl w:ilvl="7">
+    </w:lvl>
+    <w:lvl w:ilvl="7" w:tentative="1">
       <w:start w:val="1"/>
       <w:numFmt w:val="decimal"/>
       <w:lvlText w:val="%8."/>
@@ -6937,11 +5598,8 @@
         </w:tabs>
         <w:ind w:left="5760" w:hanging="360"/>
       </w:pPr>
-      <w:rPr>
-        <w:rFonts w:hint="default"/>
-      </w:rPr>
-    </w:lvl>
-    <w:lvl w:ilvl="8">
+    </w:lvl>
+    <w:lvl w:ilvl="8" w:tentative="1">
       <w:start w:val="1"/>
       <w:numFmt w:val="decimal"/>
       <w:lvlText w:val="%9."/>
@@ -6952,15 +5610,577 @@
         </w:tabs>
         <w:ind w:left="6480" w:hanging="360"/>
       </w:pPr>
-      <w:rPr>
-        <w:rFonts w:hint="default"/>
-      </w:rPr>
     </w:lvl>
   </w:abstractNum>
   <w:abstractNum w:abstractNumId="1" w15:restartNumberingAfterBreak="0">
+    <w:nsid w:val="04F9628F"/>
+    <w:multiLevelType w:val="multilevel"/>
+    <w:tmpl w:val="C374C87C"/>
+    <w:lvl w:ilvl="0">
+      <w:start w:val="1"/>
+      <w:numFmt w:val="decimal"/>
+      <w:lvlText w:val="%1."/>
+      <w:lvlJc w:val="left"/>
+      <w:pPr>
+        <w:tabs>
+          <w:tab w:val="num" w:pos="720"/>
+        </w:tabs>
+        <w:ind w:left="720" w:hanging="360"/>
+      </w:pPr>
+    </w:lvl>
+    <w:lvl w:ilvl="1" w:tentative="1">
+      <w:start w:val="1"/>
+      <w:numFmt w:val="decimal"/>
+      <w:lvlText w:val="%2."/>
+      <w:lvlJc w:val="left"/>
+      <w:pPr>
+        <w:tabs>
+          <w:tab w:val="num" w:pos="1440"/>
+        </w:tabs>
+        <w:ind w:left="1440" w:hanging="360"/>
+      </w:pPr>
+    </w:lvl>
+    <w:lvl w:ilvl="2" w:tentative="1">
+      <w:start w:val="1"/>
+      <w:numFmt w:val="decimal"/>
+      <w:lvlText w:val="%3."/>
+      <w:lvlJc w:val="left"/>
+      <w:pPr>
+        <w:tabs>
+          <w:tab w:val="num" w:pos="2160"/>
+        </w:tabs>
+        <w:ind w:left="2160" w:hanging="360"/>
+      </w:pPr>
+    </w:lvl>
+    <w:lvl w:ilvl="3" w:tentative="1">
+      <w:start w:val="1"/>
+      <w:numFmt w:val="decimal"/>
+      <w:lvlText w:val="%4."/>
+      <w:lvlJc w:val="left"/>
+      <w:pPr>
+        <w:tabs>
+          <w:tab w:val="num" w:pos="2880"/>
+        </w:tabs>
+        <w:ind w:left="2880" w:hanging="360"/>
+      </w:pPr>
+    </w:lvl>
+    <w:lvl w:ilvl="4" w:tentative="1">
+      <w:start w:val="1"/>
+      <w:numFmt w:val="decimal"/>
+      <w:lvlText w:val="%5."/>
+      <w:lvlJc w:val="left"/>
+      <w:pPr>
+        <w:tabs>
+          <w:tab w:val="num" w:pos="3600"/>
+        </w:tabs>
+        <w:ind w:left="3600" w:hanging="360"/>
+      </w:pPr>
+    </w:lvl>
+    <w:lvl w:ilvl="5" w:tentative="1">
+      <w:start w:val="1"/>
+      <w:numFmt w:val="decimal"/>
+      <w:lvlText w:val="%6."/>
+      <w:lvlJc w:val="left"/>
+      <w:pPr>
+        <w:tabs>
+          <w:tab w:val="num" w:pos="4320"/>
+        </w:tabs>
+        <w:ind w:left="4320" w:hanging="360"/>
+      </w:pPr>
+    </w:lvl>
+    <w:lvl w:ilvl="6" w:tentative="1">
+      <w:start w:val="1"/>
+      <w:numFmt w:val="decimal"/>
+      <w:lvlText w:val="%7."/>
+      <w:lvlJc w:val="left"/>
+      <w:pPr>
+        <w:tabs>
+          <w:tab w:val="num" w:pos="5040"/>
+        </w:tabs>
+        <w:ind w:left="5040" w:hanging="360"/>
+      </w:pPr>
+    </w:lvl>
+    <w:lvl w:ilvl="7" w:tentative="1">
+      <w:start w:val="1"/>
+      <w:numFmt w:val="decimal"/>
+      <w:lvlText w:val="%8."/>
+      <w:lvlJc w:val="left"/>
+      <w:pPr>
+        <w:tabs>
+          <w:tab w:val="num" w:pos="5760"/>
+        </w:tabs>
+        <w:ind w:left="5760" w:hanging="360"/>
+      </w:pPr>
+    </w:lvl>
+    <w:lvl w:ilvl="8" w:tentative="1">
+      <w:start w:val="1"/>
+      <w:numFmt w:val="decimal"/>
+      <w:lvlText w:val="%9."/>
+      <w:lvlJc w:val="left"/>
+      <w:pPr>
+        <w:tabs>
+          <w:tab w:val="num" w:pos="6480"/>
+        </w:tabs>
+        <w:ind w:left="6480" w:hanging="360"/>
+      </w:pPr>
+    </w:lvl>
+  </w:abstractNum>
+  <w:abstractNum w:abstractNumId="2" w15:restartNumberingAfterBreak="0">
+    <w:nsid w:val="05232FB2"/>
+    <w:multiLevelType w:val="multilevel"/>
+    <w:tmpl w:val="EB7E0228"/>
+    <w:lvl w:ilvl="0">
+      <w:start w:val="1"/>
+      <w:numFmt w:val="decimal"/>
+      <w:lvlText w:val="%1."/>
+      <w:lvlJc w:val="left"/>
+      <w:pPr>
+        <w:tabs>
+          <w:tab w:val="num" w:pos="720"/>
+        </w:tabs>
+        <w:ind w:left="720" w:hanging="360"/>
+      </w:pPr>
+    </w:lvl>
+    <w:lvl w:ilvl="1" w:tentative="1">
+      <w:start w:val="1"/>
+      <w:numFmt w:val="decimal"/>
+      <w:lvlText w:val="%2."/>
+      <w:lvlJc w:val="left"/>
+      <w:pPr>
+        <w:tabs>
+          <w:tab w:val="num" w:pos="1440"/>
+        </w:tabs>
+        <w:ind w:left="1440" w:hanging="360"/>
+      </w:pPr>
+    </w:lvl>
+    <w:lvl w:ilvl="2" w:tentative="1">
+      <w:start w:val="1"/>
+      <w:numFmt w:val="decimal"/>
+      <w:lvlText w:val="%3."/>
+      <w:lvlJc w:val="left"/>
+      <w:pPr>
+        <w:tabs>
+          <w:tab w:val="num" w:pos="2160"/>
+        </w:tabs>
+        <w:ind w:left="2160" w:hanging="360"/>
+      </w:pPr>
+    </w:lvl>
+    <w:lvl w:ilvl="3" w:tentative="1">
+      <w:start w:val="1"/>
+      <w:numFmt w:val="decimal"/>
+      <w:lvlText w:val="%4."/>
+      <w:lvlJc w:val="left"/>
+      <w:pPr>
+        <w:tabs>
+          <w:tab w:val="num" w:pos="2880"/>
+        </w:tabs>
+        <w:ind w:left="2880" w:hanging="360"/>
+      </w:pPr>
+    </w:lvl>
+    <w:lvl w:ilvl="4" w:tentative="1">
+      <w:start w:val="1"/>
+      <w:numFmt w:val="decimal"/>
+      <w:lvlText w:val="%5."/>
+      <w:lvlJc w:val="left"/>
+      <w:pPr>
+        <w:tabs>
+          <w:tab w:val="num" w:pos="3600"/>
+        </w:tabs>
+        <w:ind w:left="3600" w:hanging="360"/>
+      </w:pPr>
+    </w:lvl>
+    <w:lvl w:ilvl="5" w:tentative="1">
+      <w:start w:val="1"/>
+      <w:numFmt w:val="decimal"/>
+      <w:lvlText w:val="%6."/>
+      <w:lvlJc w:val="left"/>
+      <w:pPr>
+        <w:tabs>
+          <w:tab w:val="num" w:pos="4320"/>
+        </w:tabs>
+        <w:ind w:left="4320" w:hanging="360"/>
+      </w:pPr>
+    </w:lvl>
+    <w:lvl w:ilvl="6" w:tentative="1">
+      <w:start w:val="1"/>
+      <w:numFmt w:val="decimal"/>
+      <w:lvlText w:val="%7."/>
+      <w:lvlJc w:val="left"/>
+      <w:pPr>
+        <w:tabs>
+          <w:tab w:val="num" w:pos="5040"/>
+        </w:tabs>
+        <w:ind w:left="5040" w:hanging="360"/>
+      </w:pPr>
+    </w:lvl>
+    <w:lvl w:ilvl="7" w:tentative="1">
+      <w:start w:val="1"/>
+      <w:numFmt w:val="decimal"/>
+      <w:lvlText w:val="%8."/>
+      <w:lvlJc w:val="left"/>
+      <w:pPr>
+        <w:tabs>
+          <w:tab w:val="num" w:pos="5760"/>
+        </w:tabs>
+        <w:ind w:left="5760" w:hanging="360"/>
+      </w:pPr>
+    </w:lvl>
+    <w:lvl w:ilvl="8" w:tentative="1">
+      <w:start w:val="1"/>
+      <w:numFmt w:val="decimal"/>
+      <w:lvlText w:val="%9."/>
+      <w:lvlJc w:val="left"/>
+      <w:pPr>
+        <w:tabs>
+          <w:tab w:val="num" w:pos="6480"/>
+        </w:tabs>
+        <w:ind w:left="6480" w:hanging="360"/>
+      </w:pPr>
+    </w:lvl>
+  </w:abstractNum>
+  <w:abstractNum w:abstractNumId="3" w15:restartNumberingAfterBreak="0">
+    <w:nsid w:val="0BF14F97"/>
+    <w:multiLevelType w:val="multilevel"/>
+    <w:tmpl w:val="43D48094"/>
+    <w:lvl w:ilvl="0">
+      <w:start w:val="1"/>
+      <w:numFmt w:val="decimal"/>
+      <w:lvlText w:val="%1."/>
+      <w:lvlJc w:val="left"/>
+      <w:pPr>
+        <w:tabs>
+          <w:tab w:val="num" w:pos="720"/>
+        </w:tabs>
+        <w:ind w:left="720" w:hanging="360"/>
+      </w:pPr>
+    </w:lvl>
+    <w:lvl w:ilvl="1" w:tentative="1">
+      <w:start w:val="1"/>
+      <w:numFmt w:val="decimal"/>
+      <w:lvlText w:val="%2."/>
+      <w:lvlJc w:val="left"/>
+      <w:pPr>
+        <w:tabs>
+          <w:tab w:val="num" w:pos="1440"/>
+        </w:tabs>
+        <w:ind w:left="1440" w:hanging="360"/>
+      </w:pPr>
+    </w:lvl>
+    <w:lvl w:ilvl="2" w:tentative="1">
+      <w:start w:val="1"/>
+      <w:numFmt w:val="decimal"/>
+      <w:lvlText w:val="%3."/>
+      <w:lvlJc w:val="left"/>
+      <w:pPr>
+        <w:tabs>
+          <w:tab w:val="num" w:pos="2160"/>
+        </w:tabs>
+        <w:ind w:left="2160" w:hanging="360"/>
+      </w:pPr>
+    </w:lvl>
+    <w:lvl w:ilvl="3" w:tentative="1">
+      <w:start w:val="1"/>
+      <w:numFmt w:val="decimal"/>
+      <w:lvlText w:val="%4."/>
+      <w:lvlJc w:val="left"/>
+      <w:pPr>
+        <w:tabs>
+          <w:tab w:val="num" w:pos="2880"/>
+        </w:tabs>
+        <w:ind w:left="2880" w:hanging="360"/>
+      </w:pPr>
+    </w:lvl>
+    <w:lvl w:ilvl="4" w:tentative="1">
+      <w:start w:val="1"/>
+      <w:numFmt w:val="decimal"/>
+      <w:lvlText w:val="%5."/>
+      <w:lvlJc w:val="left"/>
+      <w:pPr>
+        <w:tabs>
+          <w:tab w:val="num" w:pos="3600"/>
+        </w:tabs>
+        <w:ind w:left="3600" w:hanging="360"/>
+      </w:pPr>
+    </w:lvl>
+    <w:lvl w:ilvl="5" w:tentative="1">
+      <w:start w:val="1"/>
+      <w:numFmt w:val="decimal"/>
+      <w:lvlText w:val="%6."/>
+      <w:lvlJc w:val="left"/>
+      <w:pPr>
+        <w:tabs>
+          <w:tab w:val="num" w:pos="4320"/>
+        </w:tabs>
+        <w:ind w:left="4320" w:hanging="360"/>
+      </w:pPr>
+    </w:lvl>
+    <w:lvl w:ilvl="6" w:tentative="1">
+      <w:start w:val="1"/>
+      <w:numFmt w:val="decimal"/>
+      <w:lvlText w:val="%7."/>
+      <w:lvlJc w:val="left"/>
+      <w:pPr>
+        <w:tabs>
+          <w:tab w:val="num" w:pos="5040"/>
+        </w:tabs>
+        <w:ind w:left="5040" w:hanging="360"/>
+      </w:pPr>
+    </w:lvl>
+    <w:lvl w:ilvl="7" w:tentative="1">
+      <w:start w:val="1"/>
+      <w:numFmt w:val="decimal"/>
+      <w:lvlText w:val="%8."/>
+      <w:lvlJc w:val="left"/>
+      <w:pPr>
+        <w:tabs>
+          <w:tab w:val="num" w:pos="5760"/>
+        </w:tabs>
+        <w:ind w:left="5760" w:hanging="360"/>
+      </w:pPr>
+    </w:lvl>
+    <w:lvl w:ilvl="8" w:tentative="1">
+      <w:start w:val="1"/>
+      <w:numFmt w:val="decimal"/>
+      <w:lvlText w:val="%9."/>
+      <w:lvlJc w:val="left"/>
+      <w:pPr>
+        <w:tabs>
+          <w:tab w:val="num" w:pos="6480"/>
+        </w:tabs>
+        <w:ind w:left="6480" w:hanging="360"/>
+      </w:pPr>
+    </w:lvl>
+  </w:abstractNum>
+  <w:abstractNum w:abstractNumId="4" w15:restartNumberingAfterBreak="0">
+    <w:nsid w:val="0F3F0E55"/>
+    <w:multiLevelType w:val="multilevel"/>
+    <w:tmpl w:val="1A6AABD4"/>
+    <w:lvl w:ilvl="0">
+      <w:start w:val="1"/>
+      <w:numFmt w:val="decimal"/>
+      <w:lvlText w:val="%1."/>
+      <w:lvlJc w:val="left"/>
+      <w:pPr>
+        <w:tabs>
+          <w:tab w:val="num" w:pos="720"/>
+        </w:tabs>
+        <w:ind w:left="720" w:hanging="360"/>
+      </w:pPr>
+    </w:lvl>
+    <w:lvl w:ilvl="1" w:tentative="1">
+      <w:start w:val="1"/>
+      <w:numFmt w:val="decimal"/>
+      <w:lvlText w:val="%2."/>
+      <w:lvlJc w:val="left"/>
+      <w:pPr>
+        <w:tabs>
+          <w:tab w:val="num" w:pos="1440"/>
+        </w:tabs>
+        <w:ind w:left="1440" w:hanging="360"/>
+      </w:pPr>
+    </w:lvl>
+    <w:lvl w:ilvl="2" w:tentative="1">
+      <w:start w:val="1"/>
+      <w:numFmt w:val="decimal"/>
+      <w:lvlText w:val="%3."/>
+      <w:lvlJc w:val="left"/>
+      <w:pPr>
+        <w:tabs>
+          <w:tab w:val="num" w:pos="2160"/>
+        </w:tabs>
+        <w:ind w:left="2160" w:hanging="360"/>
+      </w:pPr>
+    </w:lvl>
+    <w:lvl w:ilvl="3" w:tentative="1">
+      <w:start w:val="1"/>
+      <w:numFmt w:val="decimal"/>
+      <w:lvlText w:val="%4."/>
+      <w:lvlJc w:val="left"/>
+      <w:pPr>
+        <w:tabs>
+          <w:tab w:val="num" w:pos="2880"/>
+        </w:tabs>
+        <w:ind w:left="2880" w:hanging="360"/>
+      </w:pPr>
+    </w:lvl>
+    <w:lvl w:ilvl="4" w:tentative="1">
+      <w:start w:val="1"/>
+      <w:numFmt w:val="decimal"/>
+      <w:lvlText w:val="%5."/>
+      <w:lvlJc w:val="left"/>
+      <w:pPr>
+        <w:tabs>
+          <w:tab w:val="num" w:pos="3600"/>
+        </w:tabs>
+        <w:ind w:left="3600" w:hanging="360"/>
+      </w:pPr>
+    </w:lvl>
+    <w:lvl w:ilvl="5" w:tentative="1">
+      <w:start w:val="1"/>
+      <w:numFmt w:val="decimal"/>
+      <w:lvlText w:val="%6."/>
+      <w:lvlJc w:val="left"/>
+      <w:pPr>
+        <w:tabs>
+          <w:tab w:val="num" w:pos="4320"/>
+        </w:tabs>
+        <w:ind w:left="4320" w:hanging="360"/>
+      </w:pPr>
+    </w:lvl>
+    <w:lvl w:ilvl="6" w:tentative="1">
+      <w:start w:val="1"/>
+      <w:numFmt w:val="decimal"/>
+      <w:lvlText w:val="%7."/>
+      <w:lvlJc w:val="left"/>
+      <w:pPr>
+        <w:tabs>
+          <w:tab w:val="num" w:pos="5040"/>
+        </w:tabs>
+        <w:ind w:left="5040" w:hanging="360"/>
+      </w:pPr>
+    </w:lvl>
+    <w:lvl w:ilvl="7" w:tentative="1">
+      <w:start w:val="1"/>
+      <w:numFmt w:val="decimal"/>
+      <w:lvlText w:val="%8."/>
+      <w:lvlJc w:val="left"/>
+      <w:pPr>
+        <w:tabs>
+          <w:tab w:val="num" w:pos="5760"/>
+        </w:tabs>
+        <w:ind w:left="5760" w:hanging="360"/>
+      </w:pPr>
+    </w:lvl>
+    <w:lvl w:ilvl="8" w:tentative="1">
+      <w:start w:val="1"/>
+      <w:numFmt w:val="decimal"/>
+      <w:lvlText w:val="%9."/>
+      <w:lvlJc w:val="left"/>
+      <w:pPr>
+        <w:tabs>
+          <w:tab w:val="num" w:pos="6480"/>
+        </w:tabs>
+        <w:ind w:left="6480" w:hanging="360"/>
+      </w:pPr>
+    </w:lvl>
+  </w:abstractNum>
+  <w:abstractNum w:abstractNumId="5" w15:restartNumberingAfterBreak="0">
+    <w:nsid w:val="11CE4B84"/>
+    <w:multiLevelType w:val="multilevel"/>
+    <w:tmpl w:val="BA7CC9A8"/>
+    <w:lvl w:ilvl="0">
+      <w:start w:val="1"/>
+      <w:numFmt w:val="decimal"/>
+      <w:lvlText w:val="%1."/>
+      <w:lvlJc w:val="left"/>
+      <w:pPr>
+        <w:tabs>
+          <w:tab w:val="num" w:pos="720"/>
+        </w:tabs>
+        <w:ind w:left="720" w:hanging="360"/>
+      </w:pPr>
+    </w:lvl>
+    <w:lvl w:ilvl="1" w:tentative="1">
+      <w:start w:val="1"/>
+      <w:numFmt w:val="decimal"/>
+      <w:lvlText w:val="%2."/>
+      <w:lvlJc w:val="left"/>
+      <w:pPr>
+        <w:tabs>
+          <w:tab w:val="num" w:pos="1440"/>
+        </w:tabs>
+        <w:ind w:left="1440" w:hanging="360"/>
+      </w:pPr>
+    </w:lvl>
+    <w:lvl w:ilvl="2" w:tentative="1">
+      <w:start w:val="1"/>
+      <w:numFmt w:val="decimal"/>
+      <w:lvlText w:val="%3."/>
+      <w:lvlJc w:val="left"/>
+      <w:pPr>
+        <w:tabs>
+          <w:tab w:val="num" w:pos="2160"/>
+        </w:tabs>
+        <w:ind w:left="2160" w:hanging="360"/>
+      </w:pPr>
+    </w:lvl>
+    <w:lvl w:ilvl="3" w:tentative="1">
+      <w:start w:val="1"/>
+      <w:numFmt w:val="decimal"/>
+      <w:lvlText w:val="%4."/>
+      <w:lvlJc w:val="left"/>
+      <w:pPr>
+        <w:tabs>
+          <w:tab w:val="num" w:pos="2880"/>
+        </w:tabs>
+        <w:ind w:left="2880" w:hanging="360"/>
+      </w:pPr>
+    </w:lvl>
+    <w:lvl w:ilvl="4" w:tentative="1">
+      <w:start w:val="1"/>
+      <w:numFmt w:val="decimal"/>
+      <w:lvlText w:val="%5."/>
+      <w:lvlJc w:val="left"/>
+      <w:pPr>
+        <w:tabs>
+          <w:tab w:val="num" w:pos="3600"/>
+        </w:tabs>
+        <w:ind w:left="3600" w:hanging="360"/>
+      </w:pPr>
+    </w:lvl>
+    <w:lvl w:ilvl="5" w:tentative="1">
+      <w:start w:val="1"/>
+      <w:numFmt w:val="decimal"/>
+      <w:lvlText w:val="%6."/>
+      <w:lvlJc w:val="left"/>
+      <w:pPr>
+        <w:tabs>
+          <w:tab w:val="num" w:pos="4320"/>
+        </w:tabs>
+        <w:ind w:left="4320" w:hanging="360"/>
+      </w:pPr>
+    </w:lvl>
+    <w:lvl w:ilvl="6" w:tentative="1">
+      <w:start w:val="1"/>
+      <w:numFmt w:val="decimal"/>
+      <w:lvlText w:val="%7."/>
+      <w:lvlJc w:val="left"/>
+      <w:pPr>
+        <w:tabs>
+          <w:tab w:val="num" w:pos="5040"/>
+        </w:tabs>
+        <w:ind w:left="5040" w:hanging="360"/>
+      </w:pPr>
+    </w:lvl>
+    <w:lvl w:ilvl="7" w:tentative="1">
+      <w:start w:val="1"/>
+      <w:numFmt w:val="decimal"/>
+      <w:lvlText w:val="%8."/>
+      <w:lvlJc w:val="left"/>
+      <w:pPr>
+        <w:tabs>
+          <w:tab w:val="num" w:pos="5760"/>
+        </w:tabs>
+        <w:ind w:left="5760" w:hanging="360"/>
+      </w:pPr>
+    </w:lvl>
+    <w:lvl w:ilvl="8" w:tentative="1">
+      <w:start w:val="1"/>
+      <w:numFmt w:val="decimal"/>
+      <w:lvlText w:val="%9."/>
+      <w:lvlJc w:val="left"/>
+      <w:pPr>
+        <w:tabs>
+          <w:tab w:val="num" w:pos="6480"/>
+        </w:tabs>
+        <w:ind w:left="6480" w:hanging="360"/>
+      </w:pPr>
+    </w:lvl>
+  </w:abstractNum>
+  <w:abstractNum w:abstractNumId="6" w15:restartNumberingAfterBreak="0">
     <w:nsid w:val="1430223C"/>
     <w:multiLevelType w:val="multilevel"/>
-    <w:tmpl w:val="1408D4BA"/>
+    <w:tmpl w:val="234C7964"/>
     <w:lvl w:ilvl="0">
       <w:start w:val="1"/>
       <w:numFmt w:val="decimal"/>
@@ -6973,17 +6193,17 @@
         <w:ind w:left="720" w:hanging="360"/>
       </w:pPr>
     </w:lvl>
-    <w:lvl w:ilvl="1">
-      <w:start w:val="2"/>
-      <w:numFmt w:val="decimal"/>
-      <w:lvlText w:val="%2"/>
-      <w:lvlJc w:val="left"/>
-      <w:pPr>
+    <w:lvl w:ilvl="1" w:tentative="1">
+      <w:start w:val="1"/>
+      <w:numFmt w:val="decimal"/>
+      <w:lvlText w:val="%2."/>
+      <w:lvlJc w:val="left"/>
+      <w:pPr>
+        <w:tabs>
+          <w:tab w:val="num" w:pos="1440"/>
+        </w:tabs>
         <w:ind w:left="1440" w:hanging="360"/>
       </w:pPr>
-      <w:rPr>
-        <w:rFonts w:hint="default"/>
-      </w:rPr>
     </w:lvl>
     <w:lvl w:ilvl="2" w:tentative="1">
       <w:start w:val="1"/>
@@ -7070,11 +6290,10 @@
       </w:pPr>
     </w:lvl>
   </w:abstractNum>
-  <w:abstractNum w:abstractNumId="2" w15:restartNumberingAfterBreak="0">
-    <w:nsid w:val="165446B8"/>
+  <w:abstractNum w:abstractNumId="7" w15:restartNumberingAfterBreak="0">
+    <w:nsid w:val="1B6235CC"/>
     <w:multiLevelType w:val="multilevel"/>
-    <w:tmpl w:val="755A662C"/>
-    <w:styleLink w:val="CurrentList1"/>
+    <w:tmpl w:val="2EB67C1A"/>
     <w:lvl w:ilvl="0">
       <w:start w:val="1"/>
       <w:numFmt w:val="decimal"/>
@@ -7087,7 +6306,7 @@
         <w:ind w:left="720" w:hanging="360"/>
       </w:pPr>
     </w:lvl>
-    <w:lvl w:ilvl="1">
+    <w:lvl w:ilvl="1" w:tentative="1">
       <w:start w:val="1"/>
       <w:numFmt w:val="decimal"/>
       <w:lvlText w:val="%2."/>
@@ -7099,7 +6318,7 @@
         <w:ind w:left="1440" w:hanging="360"/>
       </w:pPr>
     </w:lvl>
-    <w:lvl w:ilvl="2">
+    <w:lvl w:ilvl="2" w:tentative="1">
       <w:start w:val="1"/>
       <w:numFmt w:val="decimal"/>
       <w:lvlText w:val="%3."/>
@@ -7111,7 +6330,7 @@
         <w:ind w:left="2160" w:hanging="360"/>
       </w:pPr>
     </w:lvl>
-    <w:lvl w:ilvl="3">
+    <w:lvl w:ilvl="3" w:tentative="1">
       <w:start w:val="1"/>
       <w:numFmt w:val="decimal"/>
       <w:lvlText w:val="%4."/>
@@ -7123,7 +6342,7 @@
         <w:ind w:left="2880" w:hanging="360"/>
       </w:pPr>
     </w:lvl>
-    <w:lvl w:ilvl="4">
+    <w:lvl w:ilvl="4" w:tentative="1">
       <w:start w:val="1"/>
       <w:numFmt w:val="decimal"/>
       <w:lvlText w:val="%5."/>
@@ -7135,7 +6354,7 @@
         <w:ind w:left="3600" w:hanging="360"/>
       </w:pPr>
     </w:lvl>
-    <w:lvl w:ilvl="5">
+    <w:lvl w:ilvl="5" w:tentative="1">
       <w:start w:val="1"/>
       <w:numFmt w:val="decimal"/>
       <w:lvlText w:val="%6."/>
@@ -7147,7 +6366,7 @@
         <w:ind w:left="4320" w:hanging="360"/>
       </w:pPr>
     </w:lvl>
-    <w:lvl w:ilvl="6">
+    <w:lvl w:ilvl="6" w:tentative="1">
       <w:start w:val="1"/>
       <w:numFmt w:val="decimal"/>
       <w:lvlText w:val="%7."/>
@@ -7159,7 +6378,7 @@
         <w:ind w:left="5040" w:hanging="360"/>
       </w:pPr>
     </w:lvl>
-    <w:lvl w:ilvl="7">
+    <w:lvl w:ilvl="7" w:tentative="1">
       <w:start w:val="1"/>
       <w:numFmt w:val="decimal"/>
       <w:lvlText w:val="%8."/>
@@ -7171,7 +6390,7 @@
         <w:ind w:left="5760" w:hanging="360"/>
       </w:pPr>
     </w:lvl>
-    <w:lvl w:ilvl="8">
+    <w:lvl w:ilvl="8" w:tentative="1">
       <w:start w:val="1"/>
       <w:numFmt w:val="decimal"/>
       <w:lvlText w:val="%9."/>
@@ -7184,12 +6403,12 @@
       </w:pPr>
     </w:lvl>
   </w:abstractNum>
-  <w:abstractNum w:abstractNumId="3" w15:restartNumberingAfterBreak="0">
-    <w:nsid w:val="201C7C87"/>
+  <w:abstractNum w:abstractNumId="8" w15:restartNumberingAfterBreak="0">
+    <w:nsid w:val="1D057195"/>
     <w:multiLevelType w:val="multilevel"/>
-    <w:tmpl w:val="4B2C3EB2"/>
+    <w:tmpl w:val="561CCF42"/>
     <w:lvl w:ilvl="0">
-      <w:start w:val="5"/>
+      <w:start w:val="1"/>
       <w:numFmt w:val="decimal"/>
       <w:lvlText w:val="%1."/>
       <w:lvlJc w:val="left"/>
@@ -7199,11 +6418,8 @@
         </w:tabs>
         <w:ind w:left="720" w:hanging="360"/>
       </w:pPr>
-      <w:rPr>
-        <w:rFonts w:hint="default"/>
-      </w:rPr>
-    </w:lvl>
-    <w:lvl w:ilvl="1">
+    </w:lvl>
+    <w:lvl w:ilvl="1" w:tentative="1">
       <w:start w:val="1"/>
       <w:numFmt w:val="decimal"/>
       <w:lvlText w:val="%2."/>
@@ -7214,11 +6430,8 @@
         </w:tabs>
         <w:ind w:left="1440" w:hanging="360"/>
       </w:pPr>
-      <w:rPr>
-        <w:rFonts w:hint="default"/>
-      </w:rPr>
-    </w:lvl>
-    <w:lvl w:ilvl="2">
+    </w:lvl>
+    <w:lvl w:ilvl="2" w:tentative="1">
       <w:start w:val="1"/>
       <w:numFmt w:val="decimal"/>
       <w:lvlText w:val="%3."/>
@@ -7229,11 +6442,8 @@
         </w:tabs>
         <w:ind w:left="2160" w:hanging="360"/>
       </w:pPr>
-      <w:rPr>
-        <w:rFonts w:hint="default"/>
-      </w:rPr>
-    </w:lvl>
-    <w:lvl w:ilvl="3">
+    </w:lvl>
+    <w:lvl w:ilvl="3" w:tentative="1">
       <w:start w:val="1"/>
       <w:numFmt w:val="decimal"/>
       <w:lvlText w:val="%4."/>
@@ -7244,11 +6454,8 @@
         </w:tabs>
         <w:ind w:left="2880" w:hanging="360"/>
       </w:pPr>
-      <w:rPr>
-        <w:rFonts w:hint="default"/>
-      </w:rPr>
-    </w:lvl>
-    <w:lvl w:ilvl="4">
+    </w:lvl>
+    <w:lvl w:ilvl="4" w:tentative="1">
       <w:start w:val="1"/>
       <w:numFmt w:val="decimal"/>
       <w:lvlText w:val="%5."/>
@@ -7259,11 +6466,8 @@
         </w:tabs>
         <w:ind w:left="3600" w:hanging="360"/>
       </w:pPr>
-      <w:rPr>
-        <w:rFonts w:hint="default"/>
-      </w:rPr>
-    </w:lvl>
-    <w:lvl w:ilvl="5">
+    </w:lvl>
+    <w:lvl w:ilvl="5" w:tentative="1">
       <w:start w:val="1"/>
       <w:numFmt w:val="decimal"/>
       <w:lvlText w:val="%6."/>
@@ -7274,11 +6478,8 @@
         </w:tabs>
         <w:ind w:left="4320" w:hanging="360"/>
       </w:pPr>
-      <w:rPr>
-        <w:rFonts w:hint="default"/>
-      </w:rPr>
-    </w:lvl>
-    <w:lvl w:ilvl="6">
+    </w:lvl>
+    <w:lvl w:ilvl="6" w:tentative="1">
       <w:start w:val="1"/>
       <w:numFmt w:val="decimal"/>
       <w:lvlText w:val="%7."/>
@@ -7289,11 +6490,8 @@
         </w:tabs>
         <w:ind w:left="5040" w:hanging="360"/>
       </w:pPr>
-      <w:rPr>
-        <w:rFonts w:hint="default"/>
-      </w:rPr>
-    </w:lvl>
-    <w:lvl w:ilvl="7">
+    </w:lvl>
+    <w:lvl w:ilvl="7" w:tentative="1">
       <w:start w:val="1"/>
       <w:numFmt w:val="decimal"/>
       <w:lvlText w:val="%8."/>
@@ -7304,11 +6502,8 @@
         </w:tabs>
         <w:ind w:left="5760" w:hanging="360"/>
       </w:pPr>
-      <w:rPr>
-        <w:rFonts w:hint="default"/>
-      </w:rPr>
-    </w:lvl>
-    <w:lvl w:ilvl="8">
+    </w:lvl>
+    <w:lvl w:ilvl="8" w:tentative="1">
       <w:start w:val="1"/>
       <w:numFmt w:val="decimal"/>
       <w:lvlText w:val="%9."/>
@@ -7319,17 +6514,14 @@
         </w:tabs>
         <w:ind w:left="6480" w:hanging="360"/>
       </w:pPr>
-      <w:rPr>
-        <w:rFonts w:hint="default"/>
-      </w:rPr>
     </w:lvl>
   </w:abstractNum>
-  <w:abstractNum w:abstractNumId="4" w15:restartNumberingAfterBreak="0">
-    <w:nsid w:val="21062A16"/>
+  <w:abstractNum w:abstractNumId="9" w15:restartNumberingAfterBreak="0">
+    <w:nsid w:val="1EE02577"/>
     <w:multiLevelType w:val="multilevel"/>
-    <w:tmpl w:val="3F5033A4"/>
+    <w:tmpl w:val="F512513C"/>
     <w:lvl w:ilvl="0">
-      <w:start w:val="2"/>
+      <w:start w:val="1"/>
       <w:numFmt w:val="decimal"/>
       <w:lvlText w:val="%1."/>
       <w:lvlJc w:val="left"/>
@@ -7339,11 +6531,8 @@
         </w:tabs>
         <w:ind w:left="720" w:hanging="360"/>
       </w:pPr>
-      <w:rPr>
-        <w:rFonts w:hint="default"/>
-      </w:rPr>
-    </w:lvl>
-    <w:lvl w:ilvl="1">
+    </w:lvl>
+    <w:lvl w:ilvl="1" w:tentative="1">
       <w:start w:val="1"/>
       <w:numFmt w:val="decimal"/>
       <w:lvlText w:val="%2."/>
@@ -7354,11 +6543,8 @@
         </w:tabs>
         <w:ind w:left="1440" w:hanging="360"/>
       </w:pPr>
-      <w:rPr>
-        <w:rFonts w:hint="default"/>
-      </w:rPr>
-    </w:lvl>
-    <w:lvl w:ilvl="2">
+    </w:lvl>
+    <w:lvl w:ilvl="2" w:tentative="1">
       <w:start w:val="1"/>
       <w:numFmt w:val="decimal"/>
       <w:lvlText w:val="%3."/>
@@ -7369,11 +6555,8 @@
         </w:tabs>
         <w:ind w:left="2160" w:hanging="360"/>
       </w:pPr>
-      <w:rPr>
-        <w:rFonts w:hint="default"/>
-      </w:rPr>
-    </w:lvl>
-    <w:lvl w:ilvl="3">
+    </w:lvl>
+    <w:lvl w:ilvl="3" w:tentative="1">
       <w:start w:val="1"/>
       <w:numFmt w:val="decimal"/>
       <w:lvlText w:val="%4."/>
@@ -7384,11 +6567,8 @@
         </w:tabs>
         <w:ind w:left="2880" w:hanging="360"/>
       </w:pPr>
-      <w:rPr>
-        <w:rFonts w:hint="default"/>
-      </w:rPr>
-    </w:lvl>
-    <w:lvl w:ilvl="4">
+    </w:lvl>
+    <w:lvl w:ilvl="4" w:tentative="1">
       <w:start w:val="1"/>
       <w:numFmt w:val="decimal"/>
       <w:lvlText w:val="%5."/>
@@ -7399,11 +6579,8 @@
         </w:tabs>
         <w:ind w:left="3600" w:hanging="360"/>
       </w:pPr>
-      <w:rPr>
-        <w:rFonts w:hint="default"/>
-      </w:rPr>
-    </w:lvl>
-    <w:lvl w:ilvl="5">
+    </w:lvl>
+    <w:lvl w:ilvl="5" w:tentative="1">
       <w:start w:val="1"/>
       <w:numFmt w:val="decimal"/>
       <w:lvlText w:val="%6."/>
@@ -7414,11 +6591,8 @@
         </w:tabs>
         <w:ind w:left="4320" w:hanging="360"/>
       </w:pPr>
-      <w:rPr>
-        <w:rFonts w:hint="default"/>
-      </w:rPr>
-    </w:lvl>
-    <w:lvl w:ilvl="6">
+    </w:lvl>
+    <w:lvl w:ilvl="6" w:tentative="1">
       <w:start w:val="1"/>
       <w:numFmt w:val="decimal"/>
       <w:lvlText w:val="%7."/>
@@ -7429,11 +6603,8 @@
         </w:tabs>
         <w:ind w:left="5040" w:hanging="360"/>
       </w:pPr>
-      <w:rPr>
-        <w:rFonts w:hint="default"/>
-      </w:rPr>
-    </w:lvl>
-    <w:lvl w:ilvl="7">
+    </w:lvl>
+    <w:lvl w:ilvl="7" w:tentative="1">
       <w:start w:val="1"/>
       <w:numFmt w:val="decimal"/>
       <w:lvlText w:val="%8."/>
@@ -7444,11 +6615,8 @@
         </w:tabs>
         <w:ind w:left="5760" w:hanging="360"/>
       </w:pPr>
-      <w:rPr>
-        <w:rFonts w:hint="default"/>
-      </w:rPr>
-    </w:lvl>
-    <w:lvl w:ilvl="8">
+    </w:lvl>
+    <w:lvl w:ilvl="8" w:tentative="1">
       <w:start w:val="1"/>
       <w:numFmt w:val="decimal"/>
       <w:lvlText w:val="%9."/>
@@ -7459,17 +6627,127 @@
         </w:tabs>
         <w:ind w:left="6480" w:hanging="360"/>
       </w:pPr>
-      <w:rPr>
-        <w:rFonts w:hint="default"/>
-      </w:rPr>
     </w:lvl>
   </w:abstractNum>
-  <w:abstractNum w:abstractNumId="5" w15:restartNumberingAfterBreak="0">
+  <w:abstractNum w:abstractNumId="10" w15:restartNumberingAfterBreak="0">
+    <w:nsid w:val="21F601AB"/>
+    <w:multiLevelType w:val="multilevel"/>
+    <w:tmpl w:val="42146BC8"/>
+    <w:lvl w:ilvl="0">
+      <w:start w:val="1"/>
+      <w:numFmt w:val="decimal"/>
+      <w:lvlText w:val="%1."/>
+      <w:lvlJc w:val="left"/>
+      <w:pPr>
+        <w:tabs>
+          <w:tab w:val="num" w:pos="720"/>
+        </w:tabs>
+        <w:ind w:left="720" w:hanging="360"/>
+      </w:pPr>
+    </w:lvl>
+    <w:lvl w:ilvl="1" w:tentative="1">
+      <w:start w:val="1"/>
+      <w:numFmt w:val="decimal"/>
+      <w:lvlText w:val="%2."/>
+      <w:lvlJc w:val="left"/>
+      <w:pPr>
+        <w:tabs>
+          <w:tab w:val="num" w:pos="1440"/>
+        </w:tabs>
+        <w:ind w:left="1440" w:hanging="360"/>
+      </w:pPr>
+    </w:lvl>
+    <w:lvl w:ilvl="2" w:tentative="1">
+      <w:start w:val="1"/>
+      <w:numFmt w:val="decimal"/>
+      <w:lvlText w:val="%3."/>
+      <w:lvlJc w:val="left"/>
+      <w:pPr>
+        <w:tabs>
+          <w:tab w:val="num" w:pos="2160"/>
+        </w:tabs>
+        <w:ind w:left="2160" w:hanging="360"/>
+      </w:pPr>
+    </w:lvl>
+    <w:lvl w:ilvl="3" w:tentative="1">
+      <w:start w:val="1"/>
+      <w:numFmt w:val="decimal"/>
+      <w:lvlText w:val="%4."/>
+      <w:lvlJc w:val="left"/>
+      <w:pPr>
+        <w:tabs>
+          <w:tab w:val="num" w:pos="2880"/>
+        </w:tabs>
+        <w:ind w:left="2880" w:hanging="360"/>
+      </w:pPr>
+    </w:lvl>
+    <w:lvl w:ilvl="4" w:tentative="1">
+      <w:start w:val="1"/>
+      <w:numFmt w:val="decimal"/>
+      <w:lvlText w:val="%5."/>
+      <w:lvlJc w:val="left"/>
+      <w:pPr>
+        <w:tabs>
+          <w:tab w:val="num" w:pos="3600"/>
+        </w:tabs>
+        <w:ind w:left="3600" w:hanging="360"/>
+      </w:pPr>
+    </w:lvl>
+    <w:lvl w:ilvl="5" w:tentative="1">
+      <w:start w:val="1"/>
+      <w:numFmt w:val="decimal"/>
+      <w:lvlText w:val="%6."/>
+      <w:lvlJc w:val="left"/>
+      <w:pPr>
+        <w:tabs>
+          <w:tab w:val="num" w:pos="4320"/>
+        </w:tabs>
+        <w:ind w:left="4320" w:hanging="360"/>
+      </w:pPr>
+    </w:lvl>
+    <w:lvl w:ilvl="6" w:tentative="1">
+      <w:start w:val="1"/>
+      <w:numFmt w:val="decimal"/>
+      <w:lvlText w:val="%7."/>
+      <w:lvlJc w:val="left"/>
+      <w:pPr>
+        <w:tabs>
+          <w:tab w:val="num" w:pos="5040"/>
+        </w:tabs>
+        <w:ind w:left="5040" w:hanging="360"/>
+      </w:pPr>
+    </w:lvl>
+    <w:lvl w:ilvl="7" w:tentative="1">
+      <w:start w:val="1"/>
+      <w:numFmt w:val="decimal"/>
+      <w:lvlText w:val="%8."/>
+      <w:lvlJc w:val="left"/>
+      <w:pPr>
+        <w:tabs>
+          <w:tab w:val="num" w:pos="5760"/>
+        </w:tabs>
+        <w:ind w:left="5760" w:hanging="360"/>
+      </w:pPr>
+    </w:lvl>
+    <w:lvl w:ilvl="8" w:tentative="1">
+      <w:start w:val="1"/>
+      <w:numFmt w:val="decimal"/>
+      <w:lvlText w:val="%9."/>
+      <w:lvlJc w:val="left"/>
+      <w:pPr>
+        <w:tabs>
+          <w:tab w:val="num" w:pos="6480"/>
+        </w:tabs>
+        <w:ind w:left="6480" w:hanging="360"/>
+      </w:pPr>
+    </w:lvl>
+  </w:abstractNum>
+  <w:abstractNum w:abstractNumId="11" w15:restartNumberingAfterBreak="0">
     <w:nsid w:val="236A62E7"/>
     <w:multiLevelType w:val="multilevel"/>
-    <w:tmpl w:val="20E43B7A"/>
+    <w:tmpl w:val="28022F88"/>
     <w:lvl w:ilvl="0">
-      <w:start w:val="4"/>
+      <w:start w:val="1"/>
       <w:numFmt w:val="decimal"/>
       <w:lvlText w:val="%1."/>
       <w:lvlJc w:val="left"/>
@@ -7479,11 +6757,8 @@
         </w:tabs>
         <w:ind w:left="720" w:hanging="360"/>
       </w:pPr>
-      <w:rPr>
-        <w:rFonts w:hint="default"/>
-      </w:rPr>
-    </w:lvl>
-    <w:lvl w:ilvl="1">
+    </w:lvl>
+    <w:lvl w:ilvl="1" w:tentative="1">
       <w:start w:val="1"/>
       <w:numFmt w:val="decimal"/>
       <w:lvlText w:val="%2."/>
@@ -7494,11 +6769,8 @@
         </w:tabs>
         <w:ind w:left="1440" w:hanging="360"/>
       </w:pPr>
-      <w:rPr>
-        <w:rFonts w:hint="default"/>
-      </w:rPr>
-    </w:lvl>
-    <w:lvl w:ilvl="2">
+    </w:lvl>
+    <w:lvl w:ilvl="2" w:tentative="1">
       <w:start w:val="1"/>
       <w:numFmt w:val="decimal"/>
       <w:lvlText w:val="%3."/>
@@ -7509,11 +6781,8 @@
         </w:tabs>
         <w:ind w:left="2160" w:hanging="360"/>
       </w:pPr>
-      <w:rPr>
-        <w:rFonts w:hint="default"/>
-      </w:rPr>
-    </w:lvl>
-    <w:lvl w:ilvl="3">
+    </w:lvl>
+    <w:lvl w:ilvl="3" w:tentative="1">
       <w:start w:val="1"/>
       <w:numFmt w:val="decimal"/>
       <w:lvlText w:val="%4."/>
@@ -7524,11 +6793,8 @@
         </w:tabs>
         <w:ind w:left="2880" w:hanging="360"/>
       </w:pPr>
-      <w:rPr>
-        <w:rFonts w:hint="default"/>
-      </w:rPr>
-    </w:lvl>
-    <w:lvl w:ilvl="4">
+    </w:lvl>
+    <w:lvl w:ilvl="4" w:tentative="1">
       <w:start w:val="1"/>
       <w:numFmt w:val="decimal"/>
       <w:lvlText w:val="%5."/>
@@ -7539,11 +6805,8 @@
         </w:tabs>
         <w:ind w:left="3600" w:hanging="360"/>
       </w:pPr>
-      <w:rPr>
-        <w:rFonts w:hint="default"/>
-      </w:rPr>
-    </w:lvl>
-    <w:lvl w:ilvl="5">
+    </w:lvl>
+    <w:lvl w:ilvl="5" w:tentative="1">
       <w:start w:val="1"/>
       <w:numFmt w:val="decimal"/>
       <w:lvlText w:val="%6."/>
@@ -7554,11 +6817,8 @@
         </w:tabs>
         <w:ind w:left="4320" w:hanging="360"/>
       </w:pPr>
-      <w:rPr>
-        <w:rFonts w:hint="default"/>
-      </w:rPr>
-    </w:lvl>
-    <w:lvl w:ilvl="6">
+    </w:lvl>
+    <w:lvl w:ilvl="6" w:tentative="1">
       <w:start w:val="1"/>
       <w:numFmt w:val="decimal"/>
       <w:lvlText w:val="%7."/>
@@ -7569,11 +6829,8 @@
         </w:tabs>
         <w:ind w:left="5040" w:hanging="360"/>
       </w:pPr>
-      <w:rPr>
-        <w:rFonts w:hint="default"/>
-      </w:rPr>
-    </w:lvl>
-    <w:lvl w:ilvl="7">
+    </w:lvl>
+    <w:lvl w:ilvl="7" w:tentative="1">
       <w:start w:val="1"/>
       <w:numFmt w:val="decimal"/>
       <w:lvlText w:val="%8."/>
@@ -7584,11 +6841,8 @@
         </w:tabs>
         <w:ind w:left="5760" w:hanging="360"/>
       </w:pPr>
-      <w:rPr>
-        <w:rFonts w:hint="default"/>
-      </w:rPr>
-    </w:lvl>
-    <w:lvl w:ilvl="8">
+    </w:lvl>
+    <w:lvl w:ilvl="8" w:tentative="1">
       <w:start w:val="1"/>
       <w:numFmt w:val="decimal"/>
       <w:lvlText w:val="%9."/>
@@ -7599,12 +6853,122 @@
         </w:tabs>
         <w:ind w:left="6480" w:hanging="360"/>
       </w:pPr>
-      <w:rPr>
-        <w:rFonts w:hint="default"/>
-      </w:rPr>
     </w:lvl>
   </w:abstractNum>
-  <w:abstractNum w:abstractNumId="6" w15:restartNumberingAfterBreak="0">
+  <w:abstractNum w:abstractNumId="12" w15:restartNumberingAfterBreak="0">
+    <w:nsid w:val="239F4019"/>
+    <w:multiLevelType w:val="multilevel"/>
+    <w:tmpl w:val="9DAC3700"/>
+    <w:lvl w:ilvl="0">
+      <w:start w:val="1"/>
+      <w:numFmt w:val="decimal"/>
+      <w:lvlText w:val="%1."/>
+      <w:lvlJc w:val="left"/>
+      <w:pPr>
+        <w:tabs>
+          <w:tab w:val="num" w:pos="720"/>
+        </w:tabs>
+        <w:ind w:left="720" w:hanging="360"/>
+      </w:pPr>
+    </w:lvl>
+    <w:lvl w:ilvl="1" w:tentative="1">
+      <w:start w:val="1"/>
+      <w:numFmt w:val="decimal"/>
+      <w:lvlText w:val="%2."/>
+      <w:lvlJc w:val="left"/>
+      <w:pPr>
+        <w:tabs>
+          <w:tab w:val="num" w:pos="1440"/>
+        </w:tabs>
+        <w:ind w:left="1440" w:hanging="360"/>
+      </w:pPr>
+    </w:lvl>
+    <w:lvl w:ilvl="2" w:tentative="1">
+      <w:start w:val="1"/>
+      <w:numFmt w:val="decimal"/>
+      <w:lvlText w:val="%3."/>
+      <w:lvlJc w:val="left"/>
+      <w:pPr>
+        <w:tabs>
+          <w:tab w:val="num" w:pos="2160"/>
+        </w:tabs>
+        <w:ind w:left="2160" w:hanging="360"/>
+      </w:pPr>
+    </w:lvl>
+    <w:lvl w:ilvl="3" w:tentative="1">
+      <w:start w:val="1"/>
+      <w:numFmt w:val="decimal"/>
+      <w:lvlText w:val="%4."/>
+      <w:lvlJc w:val="left"/>
+      <w:pPr>
+        <w:tabs>
+          <w:tab w:val="num" w:pos="2880"/>
+        </w:tabs>
+        <w:ind w:left="2880" w:hanging="360"/>
+      </w:pPr>
+    </w:lvl>
+    <w:lvl w:ilvl="4" w:tentative="1">
+      <w:start w:val="1"/>
+      <w:numFmt w:val="decimal"/>
+      <w:lvlText w:val="%5."/>
+      <w:lvlJc w:val="left"/>
+      <w:pPr>
+        <w:tabs>
+          <w:tab w:val="num" w:pos="3600"/>
+        </w:tabs>
+        <w:ind w:left="3600" w:hanging="360"/>
+      </w:pPr>
+    </w:lvl>
+    <w:lvl w:ilvl="5" w:tentative="1">
+      <w:start w:val="1"/>
+      <w:numFmt w:val="decimal"/>
+      <w:lvlText w:val="%6."/>
+      <w:lvlJc w:val="left"/>
+      <w:pPr>
+        <w:tabs>
+          <w:tab w:val="num" w:pos="4320"/>
+        </w:tabs>
+        <w:ind w:left="4320" w:hanging="360"/>
+      </w:pPr>
+    </w:lvl>
+    <w:lvl w:ilvl="6" w:tentative="1">
+      <w:start w:val="1"/>
+      <w:numFmt w:val="decimal"/>
+      <w:lvlText w:val="%7."/>
+      <w:lvlJc w:val="left"/>
+      <w:pPr>
+        <w:tabs>
+          <w:tab w:val="num" w:pos="5040"/>
+        </w:tabs>
+        <w:ind w:left="5040" w:hanging="360"/>
+      </w:pPr>
+    </w:lvl>
+    <w:lvl w:ilvl="7" w:tentative="1">
+      <w:start w:val="1"/>
+      <w:numFmt w:val="decimal"/>
+      <w:lvlText w:val="%8."/>
+      <w:lvlJc w:val="left"/>
+      <w:pPr>
+        <w:tabs>
+          <w:tab w:val="num" w:pos="5760"/>
+        </w:tabs>
+        <w:ind w:left="5760" w:hanging="360"/>
+      </w:pPr>
+    </w:lvl>
+    <w:lvl w:ilvl="8" w:tentative="1">
+      <w:start w:val="1"/>
+      <w:numFmt w:val="decimal"/>
+      <w:lvlText w:val="%9."/>
+      <w:lvlJc w:val="left"/>
+      <w:pPr>
+        <w:tabs>
+          <w:tab w:val="num" w:pos="6480"/>
+        </w:tabs>
+        <w:ind w:left="6480" w:hanging="360"/>
+      </w:pPr>
+    </w:lvl>
+  </w:abstractNum>
+  <w:abstractNum w:abstractNumId="13" w15:restartNumberingAfterBreak="0">
     <w:nsid w:val="24A034A7"/>
     <w:multiLevelType w:val="multilevel"/>
     <w:tmpl w:val="6810A1AA"/>
@@ -7717,12 +7081,125 @@
       </w:pPr>
     </w:lvl>
   </w:abstractNum>
-  <w:abstractNum w:abstractNumId="7" w15:restartNumberingAfterBreak="0">
+  <w:abstractNum w:abstractNumId="14" w15:restartNumberingAfterBreak="0">
+    <w:nsid w:val="2A1470AB"/>
+    <w:multiLevelType w:val="multilevel"/>
+    <w:tmpl w:val="4266AFBA"/>
+    <w:lvl w:ilvl="0">
+      <w:start w:val="1"/>
+      <w:numFmt w:val="decimal"/>
+      <w:lvlText w:val="%1."/>
+      <w:lvlJc w:val="left"/>
+      <w:pPr>
+        <w:tabs>
+          <w:tab w:val="num" w:pos="720"/>
+        </w:tabs>
+        <w:ind w:left="720" w:hanging="360"/>
+      </w:pPr>
+    </w:lvl>
+    <w:lvl w:ilvl="1" w:tentative="1">
+      <w:start w:val="1"/>
+      <w:numFmt w:val="decimal"/>
+      <w:lvlText w:val="%2."/>
+      <w:lvlJc w:val="left"/>
+      <w:pPr>
+        <w:tabs>
+          <w:tab w:val="num" w:pos="1440"/>
+        </w:tabs>
+        <w:ind w:left="1440" w:hanging="360"/>
+      </w:pPr>
+    </w:lvl>
+    <w:lvl w:ilvl="2" w:tentative="1">
+      <w:start w:val="1"/>
+      <w:numFmt w:val="decimal"/>
+      <w:lvlText w:val="%3."/>
+      <w:lvlJc w:val="left"/>
+      <w:pPr>
+        <w:tabs>
+          <w:tab w:val="num" w:pos="2160"/>
+        </w:tabs>
+        <w:ind w:left="2160" w:hanging="360"/>
+      </w:pPr>
+    </w:lvl>
+    <w:lvl w:ilvl="3" w:tentative="1">
+      <w:start w:val="1"/>
+      <w:numFmt w:val="decimal"/>
+      <w:lvlText w:val="%4."/>
+      <w:lvlJc w:val="left"/>
+      <w:pPr>
+        <w:tabs>
+          <w:tab w:val="num" w:pos="2880"/>
+        </w:tabs>
+        <w:ind w:left="2880" w:hanging="360"/>
+      </w:pPr>
+    </w:lvl>
+    <w:lvl w:ilvl="4" w:tentative="1">
+      <w:start w:val="1"/>
+      <w:numFmt w:val="decimal"/>
+      <w:lvlText w:val="%5."/>
+      <w:lvlJc w:val="left"/>
+      <w:pPr>
+        <w:tabs>
+          <w:tab w:val="num" w:pos="3600"/>
+        </w:tabs>
+        <w:ind w:left="3600" w:hanging="360"/>
+      </w:pPr>
+    </w:lvl>
+    <w:lvl w:ilvl="5" w:tentative="1">
+      <w:start w:val="1"/>
+      <w:numFmt w:val="decimal"/>
+      <w:lvlText w:val="%6."/>
+      <w:lvlJc w:val="left"/>
+      <w:pPr>
+        <w:tabs>
+          <w:tab w:val="num" w:pos="4320"/>
+        </w:tabs>
+        <w:ind w:left="4320" w:hanging="360"/>
+      </w:pPr>
+    </w:lvl>
+    <w:lvl w:ilvl="6" w:tentative="1">
+      <w:start w:val="1"/>
+      <w:numFmt w:val="decimal"/>
+      <w:lvlText w:val="%7."/>
+      <w:lvlJc w:val="left"/>
+      <w:pPr>
+        <w:tabs>
+          <w:tab w:val="num" w:pos="5040"/>
+        </w:tabs>
+        <w:ind w:left="5040" w:hanging="360"/>
+      </w:pPr>
+    </w:lvl>
+    <w:lvl w:ilvl="7" w:tentative="1">
+      <w:start w:val="1"/>
+      <w:numFmt w:val="decimal"/>
+      <w:lvlText w:val="%8."/>
+      <w:lvlJc w:val="left"/>
+      <w:pPr>
+        <w:tabs>
+          <w:tab w:val="num" w:pos="5760"/>
+        </w:tabs>
+        <w:ind w:left="5760" w:hanging="360"/>
+      </w:pPr>
+    </w:lvl>
+    <w:lvl w:ilvl="8" w:tentative="1">
+      <w:start w:val="1"/>
+      <w:numFmt w:val="decimal"/>
+      <w:lvlText w:val="%9."/>
+      <w:lvlJc w:val="left"/>
+      <w:pPr>
+        <w:tabs>
+          <w:tab w:val="num" w:pos="6480"/>
+        </w:tabs>
+        <w:ind w:left="6480" w:hanging="360"/>
+      </w:pPr>
+    </w:lvl>
+  </w:abstractNum>
+  <w:abstractNum w:abstractNumId="15" w15:restartNumberingAfterBreak="0">
     <w:nsid w:val="2ABC1736"/>
     <w:multiLevelType w:val="multilevel"/>
-    <w:tmpl w:val="349E1846"/>
+    <w:tmpl w:val="4404BF04"/>
     <w:lvl w:ilvl="0">
-      <w:start w:val="2"/>
+      <w:start w:val="1"/>
       <w:numFmt w:val="decimal"/>
       <w:lvlText w:val="%1."/>
       <w:lvlJc w:val="left"/>
@@ -7732,11 +7209,8 @@
         </w:tabs>
         <w:ind w:left="720" w:hanging="360"/>
       </w:pPr>
-      <w:rPr>
-        <w:rFonts w:hint="default"/>
-      </w:rPr>
-    </w:lvl>
-    <w:lvl w:ilvl="1">
+    </w:lvl>
+    <w:lvl w:ilvl="1" w:tentative="1">
       <w:start w:val="1"/>
       <w:numFmt w:val="decimal"/>
       <w:lvlText w:val="%2."/>
@@ -7747,11 +7221,8 @@
         </w:tabs>
         <w:ind w:left="1440" w:hanging="360"/>
       </w:pPr>
-      <w:rPr>
-        <w:rFonts w:hint="default"/>
-      </w:rPr>
-    </w:lvl>
-    <w:lvl w:ilvl="2">
+    </w:lvl>
+    <w:lvl w:ilvl="2" w:tentative="1">
       <w:start w:val="1"/>
       <w:numFmt w:val="decimal"/>
       <w:lvlText w:val="%3."/>
@@ -7762,11 +7233,8 @@
         </w:tabs>
         <w:ind w:left="2160" w:hanging="360"/>
       </w:pPr>
-      <w:rPr>
-        <w:rFonts w:hint="default"/>
-      </w:rPr>
-    </w:lvl>
-    <w:lvl w:ilvl="3">
+    </w:lvl>
+    <w:lvl w:ilvl="3" w:tentative="1">
       <w:start w:val="1"/>
       <w:numFmt w:val="decimal"/>
       <w:lvlText w:val="%4."/>
@@ -7777,11 +7245,8 @@
         </w:tabs>
         <w:ind w:left="2880" w:hanging="360"/>
       </w:pPr>
-      <w:rPr>
-        <w:rFonts w:hint="default"/>
-      </w:rPr>
-    </w:lvl>
-    <w:lvl w:ilvl="4">
+    </w:lvl>
+    <w:lvl w:ilvl="4" w:tentative="1">
       <w:start w:val="1"/>
       <w:numFmt w:val="decimal"/>
       <w:lvlText w:val="%5."/>
@@ -7792,11 +7257,8 @@
         </w:tabs>
         <w:ind w:left="3600" w:hanging="360"/>
       </w:pPr>
-      <w:rPr>
-        <w:rFonts w:hint="default"/>
-      </w:rPr>
-    </w:lvl>
-    <w:lvl w:ilvl="5">
+    </w:lvl>
+    <w:lvl w:ilvl="5" w:tentative="1">
       <w:start w:val="1"/>
       <w:numFmt w:val="decimal"/>
       <w:lvlText w:val="%6."/>
@@ -7807,11 +7269,8 @@
         </w:tabs>
         <w:ind w:left="4320" w:hanging="360"/>
       </w:pPr>
-      <w:rPr>
-        <w:rFonts w:hint="default"/>
-      </w:rPr>
-    </w:lvl>
-    <w:lvl w:ilvl="6">
+    </w:lvl>
+    <w:lvl w:ilvl="6" w:tentative="1">
       <w:start w:val="1"/>
       <w:numFmt w:val="decimal"/>
       <w:lvlText w:val="%7."/>
@@ -7822,11 +7281,8 @@
         </w:tabs>
         <w:ind w:left="5040" w:hanging="360"/>
       </w:pPr>
-      <w:rPr>
-        <w:rFonts w:hint="default"/>
-      </w:rPr>
-    </w:lvl>
-    <w:lvl w:ilvl="7">
+    </w:lvl>
+    <w:lvl w:ilvl="7" w:tentative="1">
       <w:start w:val="1"/>
       <w:numFmt w:val="decimal"/>
       <w:lvlText w:val="%8."/>
@@ -7837,11 +7293,8 @@
         </w:tabs>
         <w:ind w:left="5760" w:hanging="360"/>
       </w:pPr>
-      <w:rPr>
-        <w:rFonts w:hint="default"/>
-      </w:rPr>
-    </w:lvl>
-    <w:lvl w:ilvl="8">
+    </w:lvl>
+    <w:lvl w:ilvl="8" w:tentative="1">
       <w:start w:val="1"/>
       <w:numFmt w:val="decimal"/>
       <w:lvlText w:val="%9."/>
@@ -7852,12 +7305,9 @@
         </w:tabs>
         <w:ind w:left="6480" w:hanging="360"/>
       </w:pPr>
-      <w:rPr>
-        <w:rFonts w:hint="default"/>
-      </w:rPr>
     </w:lvl>
   </w:abstractNum>
-  <w:abstractNum w:abstractNumId="8" w15:restartNumberingAfterBreak="0">
+  <w:abstractNum w:abstractNumId="16" w15:restartNumberingAfterBreak="0">
     <w:nsid w:val="2B4A6B5A"/>
     <w:multiLevelType w:val="hybridMultilevel"/>
     <w:tmpl w:val="DBB6670E"/>
@@ -7946,10 +7396,10 @@
       </w:pPr>
     </w:lvl>
   </w:abstractNum>
-  <w:abstractNum w:abstractNumId="9" w15:restartNumberingAfterBreak="0">
-    <w:nsid w:val="2CA21072"/>
+  <w:abstractNum w:abstractNumId="17" w15:restartNumberingAfterBreak="0">
+    <w:nsid w:val="2F3136CA"/>
     <w:multiLevelType w:val="multilevel"/>
-    <w:tmpl w:val="A8DA4178"/>
+    <w:tmpl w:val="417A6BFA"/>
     <w:lvl w:ilvl="0">
       <w:start w:val="1"/>
       <w:numFmt w:val="decimal"/>
@@ -7957,11 +7407,124 @@
       <w:lvlJc w:val="left"/>
       <w:pPr>
         <w:tabs>
+          <w:tab w:val="num" w:pos="720"/>
+        </w:tabs>
+        <w:ind w:left="720" w:hanging="360"/>
+      </w:pPr>
+    </w:lvl>
+    <w:lvl w:ilvl="1" w:tentative="1">
+      <w:start w:val="1"/>
+      <w:numFmt w:val="decimal"/>
+      <w:lvlText w:val="%2."/>
+      <w:lvlJc w:val="left"/>
+      <w:pPr>
+        <w:tabs>
           <w:tab w:val="num" w:pos="1440"/>
         </w:tabs>
         <w:ind w:left="1440" w:hanging="360"/>
       </w:pPr>
     </w:lvl>
+    <w:lvl w:ilvl="2" w:tentative="1">
+      <w:start w:val="1"/>
+      <w:numFmt w:val="decimal"/>
+      <w:lvlText w:val="%3."/>
+      <w:lvlJc w:val="left"/>
+      <w:pPr>
+        <w:tabs>
+          <w:tab w:val="num" w:pos="2160"/>
+        </w:tabs>
+        <w:ind w:left="2160" w:hanging="360"/>
+      </w:pPr>
+    </w:lvl>
+    <w:lvl w:ilvl="3" w:tentative="1">
+      <w:start w:val="1"/>
+      <w:numFmt w:val="decimal"/>
+      <w:lvlText w:val="%4."/>
+      <w:lvlJc w:val="left"/>
+      <w:pPr>
+        <w:tabs>
+          <w:tab w:val="num" w:pos="2880"/>
+        </w:tabs>
+        <w:ind w:left="2880" w:hanging="360"/>
+      </w:pPr>
+    </w:lvl>
+    <w:lvl w:ilvl="4" w:tentative="1">
+      <w:start w:val="1"/>
+      <w:numFmt w:val="decimal"/>
+      <w:lvlText w:val="%5."/>
+      <w:lvlJc w:val="left"/>
+      <w:pPr>
+        <w:tabs>
+          <w:tab w:val="num" w:pos="3600"/>
+        </w:tabs>
+        <w:ind w:left="3600" w:hanging="360"/>
+      </w:pPr>
+    </w:lvl>
+    <w:lvl w:ilvl="5" w:tentative="1">
+      <w:start w:val="1"/>
+      <w:numFmt w:val="decimal"/>
+      <w:lvlText w:val="%6."/>
+      <w:lvlJc w:val="left"/>
+      <w:pPr>
+        <w:tabs>
+          <w:tab w:val="num" w:pos="4320"/>
+        </w:tabs>
+        <w:ind w:left="4320" w:hanging="360"/>
+      </w:pPr>
+    </w:lvl>
+    <w:lvl w:ilvl="6" w:tentative="1">
+      <w:start w:val="1"/>
+      <w:numFmt w:val="decimal"/>
+      <w:lvlText w:val="%7."/>
+      <w:lvlJc w:val="left"/>
+      <w:pPr>
+        <w:tabs>
+          <w:tab w:val="num" w:pos="5040"/>
+        </w:tabs>
+        <w:ind w:left="5040" w:hanging="360"/>
+      </w:pPr>
+    </w:lvl>
+    <w:lvl w:ilvl="7" w:tentative="1">
+      <w:start w:val="1"/>
+      <w:numFmt w:val="decimal"/>
+      <w:lvlText w:val="%8."/>
+      <w:lvlJc w:val="left"/>
+      <w:pPr>
+        <w:tabs>
+          <w:tab w:val="num" w:pos="5760"/>
+        </w:tabs>
+        <w:ind w:left="5760" w:hanging="360"/>
+      </w:pPr>
+    </w:lvl>
+    <w:lvl w:ilvl="8" w:tentative="1">
+      <w:start w:val="1"/>
+      <w:numFmt w:val="decimal"/>
+      <w:lvlText w:val="%9."/>
+      <w:lvlJc w:val="left"/>
+      <w:pPr>
+        <w:tabs>
+          <w:tab w:val="num" w:pos="6480"/>
+        </w:tabs>
+        <w:ind w:left="6480" w:hanging="360"/>
+      </w:pPr>
+    </w:lvl>
+  </w:abstractNum>
+  <w:abstractNum w:abstractNumId="18" w15:restartNumberingAfterBreak="0">
+    <w:nsid w:val="2FA1729C"/>
+    <w:multiLevelType w:val="multilevel"/>
+    <w:tmpl w:val="46768348"/>
+    <w:lvl w:ilvl="0">
+      <w:start w:val="1"/>
+      <w:numFmt w:val="decimal"/>
+      <w:lvlText w:val="%1."/>
+      <w:lvlJc w:val="left"/>
+      <w:pPr>
+        <w:tabs>
+          <w:tab w:val="num" w:pos="720"/>
+        </w:tabs>
+        <w:ind w:left="720" w:hanging="360"/>
+      </w:pPr>
+    </w:lvl>
     <w:lvl w:ilvl="1" w:tentative="1">
       <w:start w:val="1"/>
       <w:numFmt w:val="decimal"/>
@@ -7969,11 +7532,124 @@
       <w:lvlJc w:val="left"/>
       <w:pPr>
         <w:tabs>
+          <w:tab w:val="num" w:pos="1440"/>
+        </w:tabs>
+        <w:ind w:left="1440" w:hanging="360"/>
+      </w:pPr>
+    </w:lvl>
+    <w:lvl w:ilvl="2" w:tentative="1">
+      <w:start w:val="1"/>
+      <w:numFmt w:val="decimal"/>
+      <w:lvlText w:val="%3."/>
+      <w:lvlJc w:val="left"/>
+      <w:pPr>
+        <w:tabs>
           <w:tab w:val="num" w:pos="2160"/>
         </w:tabs>
         <w:ind w:left="2160" w:hanging="360"/>
       </w:pPr>
     </w:lvl>
+    <w:lvl w:ilvl="3" w:tentative="1">
+      <w:start w:val="1"/>
+      <w:numFmt w:val="decimal"/>
+      <w:lvlText w:val="%4."/>
+      <w:lvlJc w:val="left"/>
+      <w:pPr>
+        <w:tabs>
+          <w:tab w:val="num" w:pos="2880"/>
+        </w:tabs>
+        <w:ind w:left="2880" w:hanging="360"/>
+      </w:pPr>
+    </w:lvl>
+    <w:lvl w:ilvl="4" w:tentative="1">
+      <w:start w:val="1"/>
+      <w:numFmt w:val="decimal"/>
+      <w:lvlText w:val="%5."/>
+      <w:lvlJc w:val="left"/>
+      <w:pPr>
+        <w:tabs>
+          <w:tab w:val="num" w:pos="3600"/>
+        </w:tabs>
+        <w:ind w:left="3600" w:hanging="360"/>
+      </w:pPr>
+    </w:lvl>
+    <w:lvl w:ilvl="5" w:tentative="1">
+      <w:start w:val="1"/>
+      <w:numFmt w:val="decimal"/>
+      <w:lvlText w:val="%6."/>
+      <w:lvlJc w:val="left"/>
+      <w:pPr>
+        <w:tabs>
+          <w:tab w:val="num" w:pos="4320"/>
+        </w:tabs>
+        <w:ind w:left="4320" w:hanging="360"/>
+      </w:pPr>
+    </w:lvl>
+    <w:lvl w:ilvl="6" w:tentative="1">
+      <w:start w:val="1"/>
+      <w:numFmt w:val="decimal"/>
+      <w:lvlText w:val="%7."/>
+      <w:lvlJc w:val="left"/>
+      <w:pPr>
+        <w:tabs>
+          <w:tab w:val="num" w:pos="5040"/>
+        </w:tabs>
+        <w:ind w:left="5040" w:hanging="360"/>
+      </w:pPr>
+    </w:lvl>
+    <w:lvl w:ilvl="7" w:tentative="1">
+      <w:start w:val="1"/>
+      <w:numFmt w:val="decimal"/>
+      <w:lvlText w:val="%8."/>
+      <w:lvlJc w:val="left"/>
+      <w:pPr>
+        <w:tabs>
+          <w:tab w:val="num" w:pos="5760"/>
+        </w:tabs>
+        <w:ind w:left="5760" w:hanging="360"/>
+      </w:pPr>
+    </w:lvl>
+    <w:lvl w:ilvl="8" w:tentative="1">
+      <w:start w:val="1"/>
+      <w:numFmt w:val="decimal"/>
+      <w:lvlText w:val="%9."/>
+      <w:lvlJc w:val="left"/>
+      <w:pPr>
+        <w:tabs>
+          <w:tab w:val="num" w:pos="6480"/>
+        </w:tabs>
+        <w:ind w:left="6480" w:hanging="360"/>
+      </w:pPr>
+    </w:lvl>
+  </w:abstractNum>
+  <w:abstractNum w:abstractNumId="19" w15:restartNumberingAfterBreak="0">
+    <w:nsid w:val="33370EC7"/>
+    <w:multiLevelType w:val="multilevel"/>
+    <w:tmpl w:val="46DA66F6"/>
+    <w:lvl w:ilvl="0">
+      <w:start w:val="1"/>
+      <w:numFmt w:val="decimal"/>
+      <w:lvlText w:val="%1."/>
+      <w:lvlJc w:val="left"/>
+      <w:pPr>
+        <w:tabs>
+          <w:tab w:val="num" w:pos="720"/>
+        </w:tabs>
+        <w:ind w:left="720" w:hanging="360"/>
+      </w:pPr>
+    </w:lvl>
+    <w:lvl w:ilvl="1" w:tentative="1">
+      <w:start w:val="1"/>
+      <w:numFmt w:val="decimal"/>
+      <w:lvlText w:val="%2."/>
+      <w:lvlJc w:val="left"/>
+      <w:pPr>
+        <w:tabs>
+          <w:tab w:val="num" w:pos="1440"/>
+        </w:tabs>
+        <w:ind w:left="1440" w:hanging="360"/>
+      </w:pPr>
+    </w:lvl>
     <w:lvl w:ilvl="2" w:tentative="1">
       <w:start w:val="1"/>
       <w:numFmt w:val="decimal"/>
@@ -7981,15 +7657,27 @@
       <w:lvlJc w:val="left"/>
       <w:pPr>
         <w:tabs>
+          <w:tab w:val="num" w:pos="2160"/>
+        </w:tabs>
+        <w:ind w:left="2160" w:hanging="360"/>
+      </w:pPr>
+    </w:lvl>
+    <w:lvl w:ilvl="3" w:tentative="1">
+      <w:start w:val="1"/>
+      <w:numFmt w:val="decimal"/>
+      <w:lvlText w:val="%4."/>
+      <w:lvlJc w:val="left"/>
+      <w:pPr>
+        <w:tabs>
           <w:tab w:val="num" w:pos="2880"/>
         </w:tabs>
         <w:ind w:left="2880" w:hanging="360"/>
       </w:pPr>
     </w:lvl>
-    <w:lvl w:ilvl="3" w:tentative="1">
-      <w:start w:val="1"/>
-      <w:numFmt w:val="decimal"/>
-      <w:lvlText w:val="%4."/>
+    <w:lvl w:ilvl="4" w:tentative="1">
+      <w:start w:val="1"/>
+      <w:numFmt w:val="decimal"/>
+      <w:lvlText w:val="%5."/>
       <w:lvlJc w:val="left"/>
       <w:pPr>
         <w:tabs>
@@ -7998,10 +7686,10 @@
         <w:ind w:left="3600" w:hanging="360"/>
       </w:pPr>
     </w:lvl>
-    <w:lvl w:ilvl="4" w:tentative="1">
-      <w:start w:val="1"/>
-      <w:numFmt w:val="decimal"/>
-      <w:lvlText w:val="%5."/>
+    <w:lvl w:ilvl="5" w:tentative="1">
+      <w:start w:val="1"/>
+      <w:numFmt w:val="decimal"/>
+      <w:lvlText w:val="%6."/>
       <w:lvlJc w:val="left"/>
       <w:pPr>
         <w:tabs>
@@ -8010,10 +7698,10 @@
         <w:ind w:left="4320" w:hanging="360"/>
       </w:pPr>
     </w:lvl>
-    <w:lvl w:ilvl="5" w:tentative="1">
-      <w:start w:val="1"/>
-      <w:numFmt w:val="decimal"/>
-      <w:lvlText w:val="%6."/>
+    <w:lvl w:ilvl="6" w:tentative="1">
+      <w:start w:val="1"/>
+      <w:numFmt w:val="decimal"/>
+      <w:lvlText w:val="%7."/>
       <w:lvlJc w:val="left"/>
       <w:pPr>
         <w:tabs>
@@ -8022,10 +7710,10 @@
         <w:ind w:left="5040" w:hanging="360"/>
       </w:pPr>
     </w:lvl>
-    <w:lvl w:ilvl="6" w:tentative="1">
-      <w:start w:val="1"/>
-      <w:numFmt w:val="decimal"/>
-      <w:lvlText w:val="%7."/>
+    <w:lvl w:ilvl="7" w:tentative="1">
+      <w:start w:val="1"/>
+      <w:numFmt w:val="decimal"/>
+      <w:lvlText w:val="%8."/>
       <w:lvlJc w:val="left"/>
       <w:pPr>
         <w:tabs>
@@ -8034,10 +7722,10 @@
         <w:ind w:left="5760" w:hanging="360"/>
       </w:pPr>
     </w:lvl>
-    <w:lvl w:ilvl="7" w:tentative="1">
-      <w:start w:val="1"/>
-      <w:numFmt w:val="decimal"/>
-      <w:lvlText w:val="%8."/>
+    <w:lvl w:ilvl="8" w:tentative="1">
+      <w:start w:val="1"/>
+      <w:numFmt w:val="decimal"/>
+      <w:lvlText w:val="%9."/>
       <w:lvlJc w:val="left"/>
       <w:pPr>
         <w:tabs>
@@ -8046,160 +7734,8 @@
         <w:ind w:left="6480" w:hanging="360"/>
       </w:pPr>
     </w:lvl>
-    <w:lvl w:ilvl="8" w:tentative="1">
-      <w:start w:val="1"/>
-      <w:numFmt w:val="decimal"/>
-      <w:lvlText w:val="%9."/>
-      <w:lvlJc w:val="left"/>
-      <w:pPr>
-        <w:tabs>
-          <w:tab w:val="num" w:pos="7200"/>
-        </w:tabs>
-        <w:ind w:left="7200" w:hanging="360"/>
-      </w:pPr>
-    </w:lvl>
   </w:abstractNum>
-  <w:abstractNum w:abstractNumId="10" w15:restartNumberingAfterBreak="0">
-    <w:nsid w:val="36F232A0"/>
-    <w:multiLevelType w:val="multilevel"/>
-    <w:tmpl w:val="1508150E"/>
-    <w:lvl w:ilvl="0">
-      <w:start w:val="2"/>
-      <w:numFmt w:val="decimal"/>
-      <w:lvlText w:val="%1."/>
-      <w:lvlJc w:val="left"/>
-      <w:pPr>
-        <w:tabs>
-          <w:tab w:val="num" w:pos="720"/>
-        </w:tabs>
-        <w:ind w:left="720" w:hanging="360"/>
-      </w:pPr>
-      <w:rPr>
-        <w:rFonts w:hint="default"/>
-      </w:rPr>
-    </w:lvl>
-    <w:lvl w:ilvl="1">
-      <w:start w:val="1"/>
-      <w:numFmt w:val="decimal"/>
-      <w:lvlText w:val="%2."/>
-      <w:lvlJc w:val="left"/>
-      <w:pPr>
-        <w:tabs>
-          <w:tab w:val="num" w:pos="1440"/>
-        </w:tabs>
-        <w:ind w:left="1440" w:hanging="360"/>
-      </w:pPr>
-      <w:rPr>
-        <w:rFonts w:hint="default"/>
-      </w:rPr>
-    </w:lvl>
-    <w:lvl w:ilvl="2">
-      <w:start w:val="1"/>
-      <w:numFmt w:val="decimal"/>
-      <w:lvlText w:val="%3."/>
-      <w:lvlJc w:val="left"/>
-      <w:pPr>
-        <w:tabs>
-          <w:tab w:val="num" w:pos="2160"/>
-        </w:tabs>
-        <w:ind w:left="2160" w:hanging="360"/>
-      </w:pPr>
-      <w:rPr>
-        <w:rFonts w:hint="default"/>
-      </w:rPr>
-    </w:lvl>
-    <w:lvl w:ilvl="3">
-      <w:start w:val="1"/>
-      <w:numFmt w:val="decimal"/>
-      <w:lvlText w:val="%4."/>
-      <w:lvlJc w:val="left"/>
-      <w:pPr>
-        <w:tabs>
-          <w:tab w:val="num" w:pos="2880"/>
-        </w:tabs>
-        <w:ind w:left="2880" w:hanging="360"/>
-      </w:pPr>
-      <w:rPr>
-        <w:rFonts w:hint="default"/>
-      </w:rPr>
-    </w:lvl>
-    <w:lvl w:ilvl="4">
-      <w:start w:val="1"/>
-      <w:numFmt w:val="decimal"/>
-      <w:lvlText w:val="%5."/>
-      <w:lvlJc w:val="left"/>
-      <w:pPr>
-        <w:tabs>
-          <w:tab w:val="num" w:pos="3600"/>
-        </w:tabs>
-        <w:ind w:left="3600" w:hanging="360"/>
-      </w:pPr>
-      <w:rPr>
-        <w:rFonts w:hint="default"/>
-      </w:rPr>
-    </w:lvl>
-    <w:lvl w:ilvl="5">
-      <w:start w:val="1"/>
-      <w:numFmt w:val="decimal"/>
-      <w:lvlText w:val="%6."/>
-      <w:lvlJc w:val="left"/>
-      <w:pPr>
-        <w:tabs>
-          <w:tab w:val="num" w:pos="4320"/>
-        </w:tabs>
-        <w:ind w:left="4320" w:hanging="360"/>
-      </w:pPr>
-      <w:rPr>
-        <w:rFonts w:hint="default"/>
-      </w:rPr>
-    </w:lvl>
-    <w:lvl w:ilvl="6">
-      <w:start w:val="1"/>
-      <w:numFmt w:val="decimal"/>
-      <w:lvlText w:val="%7."/>
-      <w:lvlJc w:val="left"/>
-      <w:pPr>
-        <w:tabs>
-          <w:tab w:val="num" w:pos="5040"/>
-        </w:tabs>
-        <w:ind w:left="5040" w:hanging="360"/>
-      </w:pPr>
-      <w:rPr>
-        <w:rFonts w:hint="default"/>
-      </w:rPr>
-    </w:lvl>
-    <w:lvl w:ilvl="7">
-      <w:start w:val="1"/>
-      <w:numFmt w:val="decimal"/>
-      <w:lvlText w:val="%8."/>
-      <w:lvlJc w:val="left"/>
-      <w:pPr>
-        <w:tabs>
-          <w:tab w:val="num" w:pos="5760"/>
-        </w:tabs>
-        <w:ind w:left="5760" w:hanging="360"/>
-      </w:pPr>
-      <w:rPr>
-        <w:rFonts w:hint="default"/>
-      </w:rPr>
-    </w:lvl>
-    <w:lvl w:ilvl="8">
-      <w:start w:val="1"/>
-      <w:numFmt w:val="decimal"/>
-      <w:lvlText w:val="%9."/>
-      <w:lvlJc w:val="left"/>
-      <w:pPr>
-        <w:tabs>
-          <w:tab w:val="num" w:pos="6480"/>
-        </w:tabs>
-        <w:ind w:left="6480" w:hanging="360"/>
-      </w:pPr>
-      <w:rPr>
-        <w:rFonts w:hint="default"/>
-      </w:rPr>
-    </w:lvl>
-  </w:abstractNum>
-  <w:abstractNum w:abstractNumId="11" w15:restartNumberingAfterBreak="0">
+  <w:abstractNum w:abstractNumId="20" w15:restartNumberingAfterBreak="0">
     <w:nsid w:val="37625D26"/>
     <w:multiLevelType w:val="multilevel"/>
     <w:tmpl w:val="AA889E66"/>
@@ -8312,7 +7848,120 @@
       </w:pPr>
     </w:lvl>
   </w:abstractNum>
-  <w:abstractNum w:abstractNumId="12" w15:restartNumberingAfterBreak="0">
+  <w:abstractNum w:abstractNumId="21" w15:restartNumberingAfterBreak="0">
+    <w:nsid w:val="38985664"/>
+    <w:multiLevelType w:val="multilevel"/>
+    <w:tmpl w:val="E4A8B36A"/>
+    <w:lvl w:ilvl="0">
+      <w:start w:val="1"/>
+      <w:numFmt w:val="decimal"/>
+      <w:lvlText w:val="%1."/>
+      <w:lvlJc w:val="left"/>
+      <w:pPr>
+        <w:tabs>
+          <w:tab w:val="num" w:pos="720"/>
+        </w:tabs>
+        <w:ind w:left="720" w:hanging="360"/>
+      </w:pPr>
+    </w:lvl>
+    <w:lvl w:ilvl="1" w:tentative="1">
+      <w:start w:val="1"/>
+      <w:numFmt w:val="decimal"/>
+      <w:lvlText w:val="%2."/>
+      <w:lvlJc w:val="left"/>
+      <w:pPr>
+        <w:tabs>
+          <w:tab w:val="num" w:pos="1440"/>
+        </w:tabs>
+        <w:ind w:left="1440" w:hanging="360"/>
+      </w:pPr>
+    </w:lvl>
+    <w:lvl w:ilvl="2" w:tentative="1">
+      <w:start w:val="1"/>
+      <w:numFmt w:val="decimal"/>
+      <w:lvlText w:val="%3."/>
+      <w:lvlJc w:val="left"/>
+      <w:pPr>
+        <w:tabs>
+          <w:tab w:val="num" w:pos="2160"/>
+        </w:tabs>
+        <w:ind w:left="2160" w:hanging="360"/>
+      </w:pPr>
+    </w:lvl>
+    <w:lvl w:ilvl="3" w:tentative="1">
+      <w:start w:val="1"/>
+      <w:numFmt w:val="decimal"/>
+      <w:lvlText w:val="%4."/>
+      <w:lvlJc w:val="left"/>
+      <w:pPr>
+        <w:tabs>
+          <w:tab w:val="num" w:pos="2880"/>
+        </w:tabs>
+        <w:ind w:left="2880" w:hanging="360"/>
+      </w:pPr>
+    </w:lvl>
+    <w:lvl w:ilvl="4" w:tentative="1">
+      <w:start w:val="1"/>
+      <w:numFmt w:val="decimal"/>
+      <w:lvlText w:val="%5."/>
+      <w:lvlJc w:val="left"/>
+      <w:pPr>
+        <w:tabs>
+          <w:tab w:val="num" w:pos="3600"/>
+        </w:tabs>
+        <w:ind w:left="3600" w:hanging="360"/>
+      </w:pPr>
+    </w:lvl>
+    <w:lvl w:ilvl="5" w:tentative="1">
+      <w:start w:val="1"/>
+      <w:numFmt w:val="decimal"/>
+      <w:lvlText w:val="%6."/>
+      <w:lvlJc w:val="left"/>
+      <w:pPr>
+        <w:tabs>
+          <w:tab w:val="num" w:pos="4320"/>
+        </w:tabs>
+        <w:ind w:left="4320" w:hanging="360"/>
+      </w:pPr>
+    </w:lvl>
+    <w:lvl w:ilvl="6" w:tentative="1">
+      <w:start w:val="1"/>
+      <w:numFmt w:val="decimal"/>
+      <w:lvlText w:val="%7."/>
+      <w:lvlJc w:val="left"/>
+      <w:pPr>
+        <w:tabs>
+          <w:tab w:val="num" w:pos="5040"/>
+        </w:tabs>
+        <w:ind w:left="5040" w:hanging="360"/>
+      </w:pPr>
+    </w:lvl>
+    <w:lvl w:ilvl="7" w:tentative="1">
+      <w:start w:val="1"/>
+      <w:numFmt w:val="decimal"/>
+      <w:lvlText w:val="%8."/>
+      <w:lvlJc w:val="left"/>
+      <w:pPr>
+        <w:tabs>
+          <w:tab w:val="num" w:pos="5760"/>
+        </w:tabs>
+        <w:ind w:left="5760" w:hanging="360"/>
+      </w:pPr>
+    </w:lvl>
+    <w:lvl w:ilvl="8" w:tentative="1">
+      <w:start w:val="1"/>
+      <w:numFmt w:val="decimal"/>
+      <w:lvlText w:val="%9."/>
+      <w:lvlJc w:val="left"/>
+      <w:pPr>
+        <w:tabs>
+          <w:tab w:val="num" w:pos="6480"/>
+        </w:tabs>
+        <w:ind w:left="6480" w:hanging="360"/>
+      </w:pPr>
+    </w:lvl>
+  </w:abstractNum>
+  <w:abstractNum w:abstractNumId="22" w15:restartNumberingAfterBreak="0">
     <w:nsid w:val="39547AA5"/>
     <w:multiLevelType w:val="multilevel"/>
     <w:tmpl w:val="A0BA8CC8"/>
@@ -8425,10 +8074,349 @@
       </w:pPr>
     </w:lvl>
   </w:abstractNum>
-  <w:abstractNum w:abstractNumId="13" w15:restartNumberingAfterBreak="0">
-    <w:nsid w:val="3A8835A6"/>
+  <w:abstractNum w:abstractNumId="23" w15:restartNumberingAfterBreak="0">
+    <w:nsid w:val="3F777B7A"/>
     <w:multiLevelType w:val="multilevel"/>
-    <w:tmpl w:val="D9B8F012"/>
+    <w:tmpl w:val="74485A7A"/>
+    <w:lvl w:ilvl="0">
+      <w:start w:val="1"/>
+      <w:numFmt w:val="decimal"/>
+      <w:lvlText w:val="%1."/>
+      <w:lvlJc w:val="left"/>
+      <w:pPr>
+        <w:tabs>
+          <w:tab w:val="num" w:pos="720"/>
+        </w:tabs>
+        <w:ind w:left="720" w:hanging="360"/>
+      </w:pPr>
+    </w:lvl>
+    <w:lvl w:ilvl="1" w:tentative="1">
+      <w:start w:val="1"/>
+      <w:numFmt w:val="decimal"/>
+      <w:lvlText w:val="%2."/>
+      <w:lvlJc w:val="left"/>
+      <w:pPr>
+        <w:tabs>
+          <w:tab w:val="num" w:pos="1440"/>
+        </w:tabs>
+        <w:ind w:left="1440" w:hanging="360"/>
+      </w:pPr>
+    </w:lvl>
+    <w:lvl w:ilvl="2" w:tentative="1">
+      <w:start w:val="1"/>
+      <w:numFmt w:val="decimal"/>
+      <w:lvlText w:val="%3."/>
+      <w:lvlJc w:val="left"/>
+      <w:pPr>
+        <w:tabs>
+          <w:tab w:val="num" w:pos="2160"/>
+        </w:tabs>
+        <w:ind w:left="2160" w:hanging="360"/>
+      </w:pPr>
+    </w:lvl>
+    <w:lvl w:ilvl="3" w:tentative="1">
+      <w:start w:val="1"/>
+      <w:numFmt w:val="decimal"/>
+      <w:lvlText w:val="%4."/>
+      <w:lvlJc w:val="left"/>
+      <w:pPr>
+        <w:tabs>
+          <w:tab w:val="num" w:pos="2880"/>
+        </w:tabs>
+        <w:ind w:left="2880" w:hanging="360"/>
+      </w:pPr>
+    </w:lvl>
+    <w:lvl w:ilvl="4" w:tentative="1">
+      <w:start w:val="1"/>
+      <w:numFmt w:val="decimal"/>
+      <w:lvlText w:val="%5."/>
+      <w:lvlJc w:val="left"/>
+      <w:pPr>
+        <w:tabs>
+          <w:tab w:val="num" w:pos="3600"/>
+        </w:tabs>
+        <w:ind w:left="3600" w:hanging="360"/>
+      </w:pPr>
+    </w:lvl>
+    <w:lvl w:ilvl="5" w:tentative="1">
+      <w:start w:val="1"/>
+      <w:numFmt w:val="decimal"/>
+      <w:lvlText w:val="%6."/>
+      <w:lvlJc w:val="left"/>
+      <w:pPr>
+        <w:tabs>
+          <w:tab w:val="num" w:pos="4320"/>
+        </w:tabs>
+        <w:ind w:left="4320" w:hanging="360"/>
+      </w:pPr>
+    </w:lvl>
+    <w:lvl w:ilvl="6" w:tentative="1">
+      <w:start w:val="1"/>
+      <w:numFmt w:val="decimal"/>
+      <w:lvlText w:val="%7."/>
+      <w:lvlJc w:val="left"/>
+      <w:pPr>
+        <w:tabs>
+          <w:tab w:val="num" w:pos="5040"/>
+        </w:tabs>
+        <w:ind w:left="5040" w:hanging="360"/>
+      </w:pPr>
+    </w:lvl>
+    <w:lvl w:ilvl="7" w:tentative="1">
+      <w:start w:val="1"/>
+      <w:numFmt w:val="decimal"/>
+      <w:lvlText w:val="%8."/>
+      <w:lvlJc w:val="left"/>
+      <w:pPr>
+        <w:tabs>
+          <w:tab w:val="num" w:pos="5760"/>
+        </w:tabs>
+        <w:ind w:left="5760" w:hanging="360"/>
+      </w:pPr>
+    </w:lvl>
+    <w:lvl w:ilvl="8" w:tentative="1">
+      <w:start w:val="1"/>
+      <w:numFmt w:val="decimal"/>
+      <w:lvlText w:val="%9."/>
+      <w:lvlJc w:val="left"/>
+      <w:pPr>
+        <w:tabs>
+          <w:tab w:val="num" w:pos="6480"/>
+        </w:tabs>
+        <w:ind w:left="6480" w:hanging="360"/>
+      </w:pPr>
+    </w:lvl>
+  </w:abstractNum>
+  <w:abstractNum w:abstractNumId="24" w15:restartNumberingAfterBreak="0">
+    <w:nsid w:val="414E21A1"/>
+    <w:multiLevelType w:val="multilevel"/>
+    <w:tmpl w:val="B47EB454"/>
+    <w:lvl w:ilvl="0">
+      <w:start w:val="1"/>
+      <w:numFmt w:val="decimal"/>
+      <w:lvlText w:val="%1."/>
+      <w:lvlJc w:val="left"/>
+      <w:pPr>
+        <w:tabs>
+          <w:tab w:val="num" w:pos="720"/>
+        </w:tabs>
+        <w:ind w:left="720" w:hanging="360"/>
+      </w:pPr>
+    </w:lvl>
+    <w:lvl w:ilvl="1" w:tentative="1">
+      <w:start w:val="1"/>
+      <w:numFmt w:val="decimal"/>
+      <w:lvlText w:val="%2."/>
+      <w:lvlJc w:val="left"/>
+      <w:pPr>
+        <w:tabs>
+          <w:tab w:val="num" w:pos="1440"/>
+        </w:tabs>
+        <w:ind w:left="1440" w:hanging="360"/>
+      </w:pPr>
+    </w:lvl>
+    <w:lvl w:ilvl="2" w:tentative="1">
+      <w:start w:val="1"/>
+      <w:numFmt w:val="decimal"/>
+      <w:lvlText w:val="%3."/>
+      <w:lvlJc w:val="left"/>
+      <w:pPr>
+        <w:tabs>
+          <w:tab w:val="num" w:pos="2160"/>
+        </w:tabs>
+        <w:ind w:left="2160" w:hanging="360"/>
+      </w:pPr>
+    </w:lvl>
+    <w:lvl w:ilvl="3" w:tentative="1">
+      <w:start w:val="1"/>
+      <w:numFmt w:val="decimal"/>
+      <w:lvlText w:val="%4."/>
+      <w:lvlJc w:val="left"/>
+      <w:pPr>
+        <w:tabs>
+          <w:tab w:val="num" w:pos="2880"/>
+        </w:tabs>
+        <w:ind w:left="2880" w:hanging="360"/>
+      </w:pPr>
+    </w:lvl>
+    <w:lvl w:ilvl="4" w:tentative="1">
+      <w:start w:val="1"/>
+      <w:numFmt w:val="decimal"/>
+      <w:lvlText w:val="%5."/>
+      <w:lvlJc w:val="left"/>
+      <w:pPr>
+        <w:tabs>
+          <w:tab w:val="num" w:pos="3600"/>
+        </w:tabs>
+        <w:ind w:left="3600" w:hanging="360"/>
+      </w:pPr>
+    </w:lvl>
+    <w:lvl w:ilvl="5" w:tentative="1">
+      <w:start w:val="1"/>
+      <w:numFmt w:val="decimal"/>
+      <w:lvlText w:val="%6."/>
+      <w:lvlJc w:val="left"/>
+      <w:pPr>
+        <w:tabs>
+          <w:tab w:val="num" w:pos="4320"/>
+        </w:tabs>
+        <w:ind w:left="4320" w:hanging="360"/>
+      </w:pPr>
+    </w:lvl>
+    <w:lvl w:ilvl="6" w:tentative="1">
+      <w:start w:val="1"/>
+      <w:numFmt w:val="decimal"/>
+      <w:lvlText w:val="%7."/>
+      <w:lvlJc w:val="left"/>
+      <w:pPr>
+        <w:tabs>
+          <w:tab w:val="num" w:pos="5040"/>
+        </w:tabs>
+        <w:ind w:left="5040" w:hanging="360"/>
+      </w:pPr>
+    </w:lvl>
+    <w:lvl w:ilvl="7" w:tentative="1">
+      <w:start w:val="1"/>
+      <w:numFmt w:val="decimal"/>
+      <w:lvlText w:val="%8."/>
+      <w:lvlJc w:val="left"/>
+      <w:pPr>
+        <w:tabs>
+          <w:tab w:val="num" w:pos="5760"/>
+        </w:tabs>
+        <w:ind w:left="5760" w:hanging="360"/>
+      </w:pPr>
+    </w:lvl>
+    <w:lvl w:ilvl="8" w:tentative="1">
+      <w:start w:val="1"/>
+      <w:numFmt w:val="decimal"/>
+      <w:lvlText w:val="%9."/>
+      <w:lvlJc w:val="left"/>
+      <w:pPr>
+        <w:tabs>
+          <w:tab w:val="num" w:pos="6480"/>
+        </w:tabs>
+        <w:ind w:left="6480" w:hanging="360"/>
+      </w:pPr>
+    </w:lvl>
+  </w:abstractNum>
+  <w:abstractNum w:abstractNumId="25" w15:restartNumberingAfterBreak="0">
+    <w:nsid w:val="46267146"/>
+    <w:multiLevelType w:val="multilevel"/>
+    <w:tmpl w:val="D6FAC104"/>
+    <w:lvl w:ilvl="0">
+      <w:start w:val="1"/>
+      <w:numFmt w:val="decimal"/>
+      <w:lvlText w:val="%1."/>
+      <w:lvlJc w:val="left"/>
+      <w:pPr>
+        <w:tabs>
+          <w:tab w:val="num" w:pos="720"/>
+        </w:tabs>
+        <w:ind w:left="720" w:hanging="360"/>
+      </w:pPr>
+    </w:lvl>
+    <w:lvl w:ilvl="1" w:tentative="1">
+      <w:start w:val="1"/>
+      <w:numFmt w:val="decimal"/>
+      <w:lvlText w:val="%2."/>
+      <w:lvlJc w:val="left"/>
+      <w:pPr>
+        <w:tabs>
+          <w:tab w:val="num" w:pos="1440"/>
+        </w:tabs>
+        <w:ind w:left="1440" w:hanging="360"/>
+      </w:pPr>
+    </w:lvl>
+    <w:lvl w:ilvl="2" w:tentative="1">
+      <w:start w:val="1"/>
+      <w:numFmt w:val="decimal"/>
+      <w:lvlText w:val="%3."/>
+      <w:lvlJc w:val="left"/>
+      <w:pPr>
+        <w:tabs>
+          <w:tab w:val="num" w:pos="2160"/>
+        </w:tabs>
+        <w:ind w:left="2160" w:hanging="360"/>
+      </w:pPr>
+    </w:lvl>
+    <w:lvl w:ilvl="3" w:tentative="1">
+      <w:start w:val="1"/>
+      <w:numFmt w:val="decimal"/>
+      <w:lvlText w:val="%4."/>
+      <w:lvlJc w:val="left"/>
+      <w:pPr>
+        <w:tabs>
+          <w:tab w:val="num" w:pos="2880"/>
+        </w:tabs>
+        <w:ind w:left="2880" w:hanging="360"/>
+      </w:pPr>
+    </w:lvl>
+    <w:lvl w:ilvl="4" w:tentative="1">
+      <w:start w:val="1"/>
+      <w:numFmt w:val="decimal"/>
+      <w:lvlText w:val="%5."/>
+      <w:lvlJc w:val="left"/>
+      <w:pPr>
+        <w:tabs>
+          <w:tab w:val="num" w:pos="3600"/>
+        </w:tabs>
+        <w:ind w:left="3600" w:hanging="360"/>
+      </w:pPr>
+    </w:lvl>
+    <w:lvl w:ilvl="5" w:tentative="1">
+      <w:start w:val="1"/>
+      <w:numFmt w:val="decimal"/>
+      <w:lvlText w:val="%6."/>
+      <w:lvlJc w:val="left"/>
+      <w:pPr>
+        <w:tabs>
+          <w:tab w:val="num" w:pos="4320"/>
+        </w:tabs>
+        <w:ind w:left="4320" w:hanging="360"/>
+      </w:pPr>
+    </w:lvl>
+    <w:lvl w:ilvl="6" w:tentative="1">
+      <w:start w:val="1"/>
+      <w:numFmt w:val="decimal"/>
+      <w:lvlText w:val="%7."/>
+      <w:lvlJc w:val="left"/>
+      <w:pPr>
+        <w:tabs>
+          <w:tab w:val="num" w:pos="5040"/>
+        </w:tabs>
+        <w:ind w:left="5040" w:hanging="360"/>
+      </w:pPr>
+    </w:lvl>
+    <w:lvl w:ilvl="7" w:tentative="1">
+      <w:start w:val="1"/>
+      <w:numFmt w:val="decimal"/>
+      <w:lvlText w:val="%8."/>
+      <w:lvlJc w:val="left"/>
+      <w:pPr>
+        <w:tabs>
+          <w:tab w:val="num" w:pos="5760"/>
+        </w:tabs>
+        <w:ind w:left="5760" w:hanging="360"/>
+      </w:pPr>
+    </w:lvl>
+    <w:lvl w:ilvl="8" w:tentative="1">
+      <w:start w:val="1"/>
+      <w:numFmt w:val="decimal"/>
+      <w:lvlText w:val="%9."/>
+      <w:lvlJc w:val="left"/>
+      <w:pPr>
+        <w:tabs>
+          <w:tab w:val="num" w:pos="6480"/>
+        </w:tabs>
+        <w:ind w:left="6480" w:hanging="360"/>
+      </w:pPr>
+    </w:lvl>
+  </w:abstractNum>
+  <w:abstractNum w:abstractNumId="26" w15:restartNumberingAfterBreak="0">
+    <w:nsid w:val="49EF1FEF"/>
+    <w:multiLevelType w:val="multilevel"/>
+    <w:tmpl w:val="AF16727E"/>
     <w:lvl w:ilvl="0">
       <w:start w:val="5"/>
       <w:numFmt w:val="decimal"/>
@@ -8440,11 +8428,8 @@
         </w:tabs>
         <w:ind w:left="720" w:hanging="360"/>
       </w:pPr>
-      <w:rPr>
-        <w:rFonts w:hint="default"/>
-      </w:rPr>
-    </w:lvl>
-    <w:lvl w:ilvl="1">
+    </w:lvl>
+    <w:lvl w:ilvl="1" w:tentative="1">
       <w:start w:val="1"/>
       <w:numFmt w:val="decimal"/>
       <w:lvlText w:val="%2."/>
@@ -8455,11 +8440,8 @@
         </w:tabs>
         <w:ind w:left="1440" w:hanging="360"/>
       </w:pPr>
-      <w:rPr>
-        <w:rFonts w:hint="default"/>
-      </w:rPr>
-    </w:lvl>
-    <w:lvl w:ilvl="2">
+    </w:lvl>
+    <w:lvl w:ilvl="2" w:tentative="1">
       <w:start w:val="1"/>
       <w:numFmt w:val="decimal"/>
       <w:lvlText w:val="%3."/>
@@ -8470,11 +8452,8 @@
         </w:tabs>
         <w:ind w:left="2160" w:hanging="360"/>
       </w:pPr>
-      <w:rPr>
-        <w:rFonts w:hint="default"/>
-      </w:rPr>
-    </w:lvl>
-    <w:lvl w:ilvl="3">
+    </w:lvl>
+    <w:lvl w:ilvl="3" w:tentative="1">
       <w:start w:val="1"/>
       <w:numFmt w:val="decimal"/>
       <w:lvlText w:val="%4."/>
@@ -8485,11 +8464,8 @@
         </w:tabs>
         <w:ind w:left="2880" w:hanging="360"/>
       </w:pPr>
-      <w:rPr>
-        <w:rFonts w:hint="default"/>
-      </w:rPr>
-    </w:lvl>
-    <w:lvl w:ilvl="4">
+    </w:lvl>
+    <w:lvl w:ilvl="4" w:tentative="1">
       <w:start w:val="1"/>
       <w:numFmt w:val="decimal"/>
       <w:lvlText w:val="%5."/>
@@ -8500,11 +8476,8 @@
         </w:tabs>
         <w:ind w:left="3600" w:hanging="360"/>
       </w:pPr>
-      <w:rPr>
-        <w:rFonts w:hint="default"/>
-      </w:rPr>
-    </w:lvl>
-    <w:lvl w:ilvl="5">
+    </w:lvl>
+    <w:lvl w:ilvl="5" w:tentative="1">
       <w:start w:val="1"/>
       <w:numFmt w:val="decimal"/>
       <w:lvlText w:val="%6."/>
@@ -8515,11 +8488,8 @@
         </w:tabs>
         <w:ind w:left="4320" w:hanging="360"/>
       </w:pPr>
-      <w:rPr>
-        <w:rFonts w:hint="default"/>
-      </w:rPr>
-    </w:lvl>
-    <w:lvl w:ilvl="6">
+    </w:lvl>
+    <w:lvl w:ilvl="6" w:tentative="1">
       <w:start w:val="1"/>
       <w:numFmt w:val="decimal"/>
       <w:lvlText w:val="%7."/>
@@ -8530,11 +8500,8 @@
         </w:tabs>
         <w:ind w:left="5040" w:hanging="360"/>
       </w:pPr>
-      <w:rPr>
-        <w:rFonts w:hint="default"/>
-      </w:rPr>
-    </w:lvl>
-    <w:lvl w:ilvl="7">
+    </w:lvl>
+    <w:lvl w:ilvl="7" w:tentative="1">
       <w:start w:val="1"/>
       <w:numFmt w:val="decimal"/>
       <w:lvlText w:val="%8."/>
@@ -8545,11 +8512,8 @@
         </w:tabs>
         <w:ind w:left="5760" w:hanging="360"/>
       </w:pPr>
-      <w:rPr>
-        <w:rFonts w:hint="default"/>
-      </w:rPr>
-    </w:lvl>
-    <w:lvl w:ilvl="8">
+    </w:lvl>
+    <w:lvl w:ilvl="8" w:tentative="1">
       <w:start w:val="1"/>
       <w:numFmt w:val="decimal"/>
       <w:lvlText w:val="%9."/>
@@ -8560,292 +8524,9 @@
         </w:tabs>
         <w:ind w:left="6480" w:hanging="360"/>
       </w:pPr>
-      <w:rPr>
-        <w:rFonts w:hint="default"/>
-      </w:rPr>
     </w:lvl>
   </w:abstractNum>
-  <w:abstractNum w:abstractNumId="14" w15:restartNumberingAfterBreak="0">
-    <w:nsid w:val="3E630CE3"/>
-    <w:multiLevelType w:val="multilevel"/>
-    <w:tmpl w:val="1C30A65A"/>
-    <w:lvl w:ilvl="0">
-      <w:start w:val="2"/>
-      <w:numFmt w:val="decimal"/>
-      <w:lvlText w:val="%1."/>
-      <w:lvlJc w:val="left"/>
-      <w:pPr>
-        <w:tabs>
-          <w:tab w:val="num" w:pos="720"/>
-        </w:tabs>
-        <w:ind w:left="720" w:hanging="360"/>
-      </w:pPr>
-      <w:rPr>
-        <w:rFonts w:hint="default"/>
-      </w:rPr>
-    </w:lvl>
-    <w:lvl w:ilvl="1">
-      <w:start w:val="1"/>
-      <w:numFmt w:val="decimal"/>
-      <w:lvlText w:val="%2."/>
-      <w:lvlJc w:val="left"/>
-      <w:pPr>
-        <w:tabs>
-          <w:tab w:val="num" w:pos="1440"/>
-        </w:tabs>
-        <w:ind w:left="1440" w:hanging="360"/>
-      </w:pPr>
-      <w:rPr>
-        <w:rFonts w:hint="default"/>
-      </w:rPr>
-    </w:lvl>
-    <w:lvl w:ilvl="2">
-      <w:start w:val="1"/>
-      <w:numFmt w:val="decimal"/>
-      <w:lvlText w:val="%3."/>
-      <w:lvlJc w:val="left"/>
-      <w:pPr>
-        <w:tabs>
-          <w:tab w:val="num" w:pos="2160"/>
-        </w:tabs>
-        <w:ind w:left="2160" w:hanging="360"/>
-      </w:pPr>
-      <w:rPr>
-        <w:rFonts w:hint="default"/>
-      </w:rPr>
-    </w:lvl>
-    <w:lvl w:ilvl="3">
-      <w:start w:val="1"/>
-      <w:numFmt w:val="decimal"/>
-      <w:lvlText w:val="%4."/>
-      <w:lvlJc w:val="left"/>
-      <w:pPr>
-        <w:tabs>
-          <w:tab w:val="num" w:pos="2880"/>
-        </w:tabs>
-        <w:ind w:left="2880" w:hanging="360"/>
-      </w:pPr>
-      <w:rPr>
-        <w:rFonts w:hint="default"/>
-      </w:rPr>
-    </w:lvl>
-    <w:lvl w:ilvl="4">
-      <w:start w:val="1"/>
-      <w:numFmt w:val="decimal"/>
-      <w:lvlText w:val="%5."/>
-      <w:lvlJc w:val="left"/>
-      <w:pPr>
-        <w:tabs>
-          <w:tab w:val="num" w:pos="3600"/>
-        </w:tabs>
-        <w:ind w:left="3600" w:hanging="360"/>
-      </w:pPr>
-      <w:rPr>
-        <w:rFonts w:hint="default"/>
-      </w:rPr>
-    </w:lvl>
-    <w:lvl w:ilvl="5">
-      <w:start w:val="1"/>
-      <w:numFmt w:val="decimal"/>
-      <w:lvlText w:val="%6."/>
-      <w:lvlJc w:val="left"/>
-      <w:pPr>
-        <w:tabs>
-          <w:tab w:val="num" w:pos="4320"/>
-        </w:tabs>
-        <w:ind w:left="4320" w:hanging="360"/>
-      </w:pPr>
-      <w:rPr>
-        <w:rFonts w:hint="default"/>
-      </w:rPr>
-    </w:lvl>
-    <w:lvl w:ilvl="6">
-      <w:start w:val="1"/>
-      <w:numFmt w:val="decimal"/>
-      <w:lvlText w:val="%7."/>
-      <w:lvlJc w:val="left"/>
-      <w:pPr>
-        <w:tabs>
-          <w:tab w:val="num" w:pos="5040"/>
-        </w:tabs>
-        <w:ind w:left="5040" w:hanging="360"/>
-      </w:pPr>
-      <w:rPr>
-        <w:rFonts w:hint="default"/>
-      </w:rPr>
-    </w:lvl>
-    <w:lvl w:ilvl="7">
-      <w:start w:val="1"/>
-      <w:numFmt w:val="decimal"/>
-      <w:lvlText w:val="%8."/>
-      <w:lvlJc w:val="left"/>
-      <w:pPr>
-        <w:tabs>
-          <w:tab w:val="num" w:pos="5760"/>
-        </w:tabs>
-        <w:ind w:left="5760" w:hanging="360"/>
-      </w:pPr>
-      <w:rPr>
-        <w:rFonts w:hint="default"/>
-      </w:rPr>
-    </w:lvl>
-    <w:lvl w:ilvl="8">
-      <w:start w:val="1"/>
-      <w:numFmt w:val="decimal"/>
-      <w:lvlText w:val="%9."/>
-      <w:lvlJc w:val="left"/>
-      <w:pPr>
-        <w:tabs>
-          <w:tab w:val="num" w:pos="6480"/>
-        </w:tabs>
-        <w:ind w:left="6480" w:hanging="360"/>
-      </w:pPr>
-      <w:rPr>
-        <w:rFonts w:hint="default"/>
-      </w:rPr>
-    </w:lvl>
-  </w:abstractNum>
-  <w:abstractNum w:abstractNumId="15" w15:restartNumberingAfterBreak="0">
-    <w:nsid w:val="45726916"/>
-    <w:multiLevelType w:val="multilevel"/>
-    <w:tmpl w:val="0FE4F732"/>
-    <w:lvl w:ilvl="0">
-      <w:start w:val="5"/>
-      <w:numFmt w:val="decimal"/>
-      <w:lvlText w:val="%1."/>
-      <w:lvlJc w:val="left"/>
-      <w:pPr>
-        <w:tabs>
-          <w:tab w:val="num" w:pos="720"/>
-        </w:tabs>
-        <w:ind w:left="720" w:hanging="360"/>
-      </w:pPr>
-      <w:rPr>
-        <w:rFonts w:hint="default"/>
-      </w:rPr>
-    </w:lvl>
-    <w:lvl w:ilvl="1">
-      <w:start w:val="1"/>
-      <w:numFmt w:val="decimal"/>
-      <w:lvlText w:val="%2."/>
-      <w:lvlJc w:val="left"/>
-      <w:pPr>
-        <w:tabs>
-          <w:tab w:val="num" w:pos="1440"/>
-        </w:tabs>
-        <w:ind w:left="1440" w:hanging="360"/>
-      </w:pPr>
-      <w:rPr>
-        <w:rFonts w:hint="default"/>
-      </w:rPr>
-    </w:lvl>
-    <w:lvl w:ilvl="2">
-      <w:start w:val="1"/>
-      <w:numFmt w:val="decimal"/>
-      <w:lvlText w:val="%3."/>
-      <w:lvlJc w:val="left"/>
-      <w:pPr>
-        <w:tabs>
-          <w:tab w:val="num" w:pos="2160"/>
-        </w:tabs>
-        <w:ind w:left="2160" w:hanging="360"/>
-      </w:pPr>
-      <w:rPr>
-        <w:rFonts w:hint="default"/>
-      </w:rPr>
-    </w:lvl>
-    <w:lvl w:ilvl="3">
-      <w:start w:val="1"/>
-      <w:numFmt w:val="decimal"/>
-      <w:lvlText w:val="%4."/>
-      <w:lvlJc w:val="left"/>
-      <w:pPr>
-        <w:tabs>
-          <w:tab w:val="num" w:pos="2880"/>
-        </w:tabs>
-        <w:ind w:left="2880" w:hanging="360"/>
-      </w:pPr>
-      <w:rPr>
-        <w:rFonts w:hint="default"/>
-      </w:rPr>
-    </w:lvl>
-    <w:lvl w:ilvl="4">
-      <w:start w:val="1"/>
-      <w:numFmt w:val="decimal"/>
-      <w:lvlText w:val="%5."/>
-      <w:lvlJc w:val="left"/>
-      <w:pPr>
-        <w:tabs>
-          <w:tab w:val="num" w:pos="3600"/>
-        </w:tabs>
-        <w:ind w:left="3600" w:hanging="360"/>
-      </w:pPr>
-      <w:rPr>
-        <w:rFonts w:hint="default"/>
-      </w:rPr>
-    </w:lvl>
-    <w:lvl w:ilvl="5">
-      <w:start w:val="1"/>
-      <w:numFmt w:val="decimal"/>
-      <w:lvlText w:val="%6."/>
-      <w:lvlJc w:val="left"/>
-      <w:pPr>
-        <w:tabs>
-          <w:tab w:val="num" w:pos="4320"/>
-        </w:tabs>
-        <w:ind w:left="4320" w:hanging="360"/>
-      </w:pPr>
-      <w:rPr>
-        <w:rFonts w:hint="default"/>
-      </w:rPr>
-    </w:lvl>
-    <w:lvl w:ilvl="6">
-      <w:start w:val="1"/>
-      <w:numFmt w:val="decimal"/>
-      <w:lvlText w:val="%7."/>
-      <w:lvlJc w:val="left"/>
-      <w:pPr>
-        <w:tabs>
-          <w:tab w:val="num" w:pos="5040"/>
-        </w:tabs>
-        <w:ind w:left="5040" w:hanging="360"/>
-      </w:pPr>
-      <w:rPr>
-        <w:rFonts w:hint="default"/>
-      </w:rPr>
-    </w:lvl>
-    <w:lvl w:ilvl="7">
-      <w:start w:val="1"/>
-      <w:numFmt w:val="decimal"/>
-      <w:lvlText w:val="%8."/>
-      <w:lvlJc w:val="left"/>
-      <w:pPr>
-        <w:tabs>
-          <w:tab w:val="num" w:pos="5760"/>
-        </w:tabs>
-        <w:ind w:left="5760" w:hanging="360"/>
-      </w:pPr>
-      <w:rPr>
-        <w:rFonts w:hint="default"/>
-      </w:rPr>
-    </w:lvl>
-    <w:lvl w:ilvl="8">
-      <w:start w:val="1"/>
-      <w:numFmt w:val="decimal"/>
-      <w:lvlText w:val="%9."/>
-      <w:lvlJc w:val="left"/>
-      <w:pPr>
-        <w:tabs>
-          <w:tab w:val="num" w:pos="6480"/>
-        </w:tabs>
-        <w:ind w:left="6480" w:hanging="360"/>
-      </w:pPr>
-      <w:rPr>
-        <w:rFonts w:hint="default"/>
-      </w:rPr>
-    </w:lvl>
-  </w:abstractNum>
-  <w:abstractNum w:abstractNumId="16" w15:restartNumberingAfterBreak="0">
+  <w:abstractNum w:abstractNumId="27" w15:restartNumberingAfterBreak="0">
     <w:nsid w:val="4D9E6981"/>
     <w:multiLevelType w:val="multilevel"/>
     <w:tmpl w:val="A8DA4178"/>
@@ -8958,12 +8639,12 @@
       </w:pPr>
     </w:lvl>
   </w:abstractNum>
-  <w:abstractNum w:abstractNumId="17" w15:restartNumberingAfterBreak="0">
-    <w:nsid w:val="520439BE"/>
+  <w:abstractNum w:abstractNumId="28" w15:restartNumberingAfterBreak="0">
+    <w:nsid w:val="4F094343"/>
     <w:multiLevelType w:val="multilevel"/>
-    <w:tmpl w:val="E30AB322"/>
+    <w:tmpl w:val="461AD2BA"/>
     <w:lvl w:ilvl="0">
-      <w:start w:val="2"/>
+      <w:start w:val="1"/>
       <w:numFmt w:val="decimal"/>
       <w:lvlText w:val="%1."/>
       <w:lvlJc w:val="left"/>
@@ -8973,11 +8654,8 @@
         </w:tabs>
         <w:ind w:left="720" w:hanging="360"/>
       </w:pPr>
-      <w:rPr>
-        <w:rFonts w:hint="default"/>
-      </w:rPr>
-    </w:lvl>
-    <w:lvl w:ilvl="1">
+    </w:lvl>
+    <w:lvl w:ilvl="1" w:tentative="1">
       <w:start w:val="1"/>
       <w:numFmt w:val="decimal"/>
       <w:lvlText w:val="%2."/>
@@ -8988,11 +8666,8 @@
         </w:tabs>
         <w:ind w:left="1440" w:hanging="360"/>
       </w:pPr>
-      <w:rPr>
-        <w:rFonts w:hint="default"/>
-      </w:rPr>
-    </w:lvl>
-    <w:lvl w:ilvl="2">
+    </w:lvl>
+    <w:lvl w:ilvl="2" w:tentative="1">
       <w:start w:val="1"/>
       <w:numFmt w:val="decimal"/>
       <w:lvlText w:val="%3."/>
@@ -9003,11 +8678,8 @@
         </w:tabs>
         <w:ind w:left="2160" w:hanging="360"/>
       </w:pPr>
-      <w:rPr>
-        <w:rFonts w:hint="default"/>
-      </w:rPr>
-    </w:lvl>
-    <w:lvl w:ilvl="3">
+    </w:lvl>
+    <w:lvl w:ilvl="3" w:tentative="1">
       <w:start w:val="1"/>
       <w:numFmt w:val="decimal"/>
       <w:lvlText w:val="%4."/>
@@ -9018,11 +8690,8 @@
         </w:tabs>
         <w:ind w:left="2880" w:hanging="360"/>
       </w:pPr>
-      <w:rPr>
-        <w:rFonts w:hint="default"/>
-      </w:rPr>
-    </w:lvl>
-    <w:lvl w:ilvl="4">
+    </w:lvl>
+    <w:lvl w:ilvl="4" w:tentative="1">
       <w:start w:val="1"/>
       <w:numFmt w:val="decimal"/>
       <w:lvlText w:val="%5."/>
@@ -9033,11 +8702,8 @@
         </w:tabs>
         <w:ind w:left="3600" w:hanging="360"/>
       </w:pPr>
-      <w:rPr>
-        <w:rFonts w:hint="default"/>
-      </w:rPr>
-    </w:lvl>
-    <w:lvl w:ilvl="5">
+    </w:lvl>
+    <w:lvl w:ilvl="5" w:tentative="1">
       <w:start w:val="1"/>
       <w:numFmt w:val="decimal"/>
       <w:lvlText w:val="%6."/>
@@ -9048,11 +8714,8 @@
         </w:tabs>
         <w:ind w:left="4320" w:hanging="360"/>
       </w:pPr>
-      <w:rPr>
-        <w:rFonts w:hint="default"/>
-      </w:rPr>
-    </w:lvl>
-    <w:lvl w:ilvl="6">
+    </w:lvl>
+    <w:lvl w:ilvl="6" w:tentative="1">
       <w:start w:val="1"/>
       <w:numFmt w:val="decimal"/>
       <w:lvlText w:val="%7."/>
@@ -9063,11 +8726,8 @@
         </w:tabs>
         <w:ind w:left="5040" w:hanging="360"/>
       </w:pPr>
-      <w:rPr>
-        <w:rFonts w:hint="default"/>
-      </w:rPr>
-    </w:lvl>
-    <w:lvl w:ilvl="7">
+    </w:lvl>
+    <w:lvl w:ilvl="7" w:tentative="1">
       <w:start w:val="1"/>
       <w:numFmt w:val="decimal"/>
       <w:lvlText w:val="%8."/>
@@ -9078,11 +8738,8 @@
         </w:tabs>
         <w:ind w:left="5760" w:hanging="360"/>
       </w:pPr>
-      <w:rPr>
-        <w:rFonts w:hint="default"/>
-      </w:rPr>
-    </w:lvl>
-    <w:lvl w:ilvl="8">
+    </w:lvl>
+    <w:lvl w:ilvl="8" w:tentative="1">
       <w:start w:val="1"/>
       <w:numFmt w:val="decimal"/>
       <w:lvlText w:val="%9."/>
@@ -9093,12 +8750,122 @@
         </w:tabs>
         <w:ind w:left="6480" w:hanging="360"/>
       </w:pPr>
-      <w:rPr>
-        <w:rFonts w:hint="default"/>
-      </w:rPr>
     </w:lvl>
   </w:abstractNum>
-  <w:abstractNum w:abstractNumId="18" w15:restartNumberingAfterBreak="0">
+  <w:abstractNum w:abstractNumId="29" w15:restartNumberingAfterBreak="0">
+    <w:nsid w:val="511A1523"/>
+    <w:multiLevelType w:val="multilevel"/>
+    <w:tmpl w:val="2D349A0C"/>
+    <w:lvl w:ilvl="0">
+      <w:start w:val="1"/>
+      <w:numFmt w:val="decimal"/>
+      <w:lvlText w:val="%1."/>
+      <w:lvlJc w:val="left"/>
+      <w:pPr>
+        <w:tabs>
+          <w:tab w:val="num" w:pos="720"/>
+        </w:tabs>
+        <w:ind w:left="720" w:hanging="360"/>
+      </w:pPr>
+    </w:lvl>
+    <w:lvl w:ilvl="1" w:tentative="1">
+      <w:start w:val="1"/>
+      <w:numFmt w:val="decimal"/>
+      <w:lvlText w:val="%2."/>
+      <w:lvlJc w:val="left"/>
+      <w:pPr>
+        <w:tabs>
+          <w:tab w:val="num" w:pos="1440"/>
+        </w:tabs>
+        <w:ind w:left="1440" w:hanging="360"/>
+      </w:pPr>
+    </w:lvl>
+    <w:lvl w:ilvl="2" w:tentative="1">
+      <w:start w:val="1"/>
+      <w:numFmt w:val="decimal"/>
+      <w:lvlText w:val="%3."/>
+      <w:lvlJc w:val="left"/>
+      <w:pPr>
+        <w:tabs>
+          <w:tab w:val="num" w:pos="2160"/>
+        </w:tabs>
+        <w:ind w:left="2160" w:hanging="360"/>
+      </w:pPr>
+    </w:lvl>
+    <w:lvl w:ilvl="3" w:tentative="1">
+      <w:start w:val="1"/>
+      <w:numFmt w:val="decimal"/>
+      <w:lvlText w:val="%4."/>
+      <w:lvlJc w:val="left"/>
+      <w:pPr>
+        <w:tabs>
+          <w:tab w:val="num" w:pos="2880"/>
+        </w:tabs>
+        <w:ind w:left="2880" w:hanging="360"/>
+      </w:pPr>
+    </w:lvl>
+    <w:lvl w:ilvl="4" w:tentative="1">
+      <w:start w:val="1"/>
+      <w:numFmt w:val="decimal"/>
+      <w:lvlText w:val="%5."/>
+      <w:lvlJc w:val="left"/>
+      <w:pPr>
+        <w:tabs>
+          <w:tab w:val="num" w:pos="3600"/>
+        </w:tabs>
+        <w:ind w:left="3600" w:hanging="360"/>
+      </w:pPr>
+    </w:lvl>
+    <w:lvl w:ilvl="5" w:tentative="1">
+      <w:start w:val="1"/>
+      <w:numFmt w:val="decimal"/>
+      <w:lvlText w:val="%6."/>
+      <w:lvlJc w:val="left"/>
+      <w:pPr>
+        <w:tabs>
+          <w:tab w:val="num" w:pos="4320"/>
+        </w:tabs>
+        <w:ind w:left="4320" w:hanging="360"/>
+      </w:pPr>
+    </w:lvl>
+    <w:lvl w:ilvl="6" w:tentative="1">
+      <w:start w:val="1"/>
+      <w:numFmt w:val="decimal"/>
+      <w:lvlText w:val="%7."/>
+      <w:lvlJc w:val="left"/>
+      <w:pPr>
+        <w:tabs>
+          <w:tab w:val="num" w:pos="5040"/>
+        </w:tabs>
+        <w:ind w:left="5040" w:hanging="360"/>
+      </w:pPr>
+    </w:lvl>
+    <w:lvl w:ilvl="7" w:tentative="1">
+      <w:start w:val="1"/>
+      <w:numFmt w:val="decimal"/>
+      <w:lvlText w:val="%8."/>
+      <w:lvlJc w:val="left"/>
+      <w:pPr>
+        <w:tabs>
+          <w:tab w:val="num" w:pos="5760"/>
+        </w:tabs>
+        <w:ind w:left="5760" w:hanging="360"/>
+      </w:pPr>
+    </w:lvl>
+    <w:lvl w:ilvl="8" w:tentative="1">
+      <w:start w:val="1"/>
+      <w:numFmt w:val="decimal"/>
+      <w:lvlText w:val="%9."/>
+      <w:lvlJc w:val="left"/>
+      <w:pPr>
+        <w:tabs>
+          <w:tab w:val="num" w:pos="6480"/>
+        </w:tabs>
+        <w:ind w:left="6480" w:hanging="360"/>
+      </w:pPr>
+    </w:lvl>
+  </w:abstractNum>
+  <w:abstractNum w:abstractNumId="30" w15:restartNumberingAfterBreak="0">
     <w:nsid w:val="55DF200D"/>
     <w:multiLevelType w:val="multilevel"/>
     <w:tmpl w:val="98B835F6"/>
@@ -9211,7 +8978,120 @@
       </w:pPr>
     </w:lvl>
   </w:abstractNum>
-  <w:abstractNum w:abstractNumId="19" w15:restartNumberingAfterBreak="0">
+  <w:abstractNum w:abstractNumId="31" w15:restartNumberingAfterBreak="0">
+    <w:nsid w:val="55FC658B"/>
+    <w:multiLevelType w:val="multilevel"/>
+    <w:tmpl w:val="AFE8F13A"/>
+    <w:lvl w:ilvl="0">
+      <w:start w:val="1"/>
+      <w:numFmt w:val="decimal"/>
+      <w:lvlText w:val="%1."/>
+      <w:lvlJc w:val="left"/>
+      <w:pPr>
+        <w:tabs>
+          <w:tab w:val="num" w:pos="720"/>
+        </w:tabs>
+        <w:ind w:left="720" w:hanging="360"/>
+      </w:pPr>
+    </w:lvl>
+    <w:lvl w:ilvl="1" w:tentative="1">
+      <w:start w:val="1"/>
+      <w:numFmt w:val="decimal"/>
+      <w:lvlText w:val="%2."/>
+      <w:lvlJc w:val="left"/>
+      <w:pPr>
+        <w:tabs>
+          <w:tab w:val="num" w:pos="1440"/>
+        </w:tabs>
+        <w:ind w:left="1440" w:hanging="360"/>
+      </w:pPr>
+    </w:lvl>
+    <w:lvl w:ilvl="2" w:tentative="1">
+      <w:start w:val="1"/>
+      <w:numFmt w:val="decimal"/>
+      <w:lvlText w:val="%3."/>
+      <w:lvlJc w:val="left"/>
+      <w:pPr>
+        <w:tabs>
+          <w:tab w:val="num" w:pos="2160"/>
+        </w:tabs>
+        <w:ind w:left="2160" w:hanging="360"/>
+      </w:pPr>
+    </w:lvl>
+    <w:lvl w:ilvl="3" w:tentative="1">
+      <w:start w:val="1"/>
+      <w:numFmt w:val="decimal"/>
+      <w:lvlText w:val="%4."/>
+      <w:lvlJc w:val="left"/>
+      <w:pPr>
+        <w:tabs>
+          <w:tab w:val="num" w:pos="2880"/>
+        </w:tabs>
+        <w:ind w:left="2880" w:hanging="360"/>
+      </w:pPr>
+    </w:lvl>
+    <w:lvl w:ilvl="4" w:tentative="1">
+      <w:start w:val="1"/>
+      <w:numFmt w:val="decimal"/>
+      <w:lvlText w:val="%5."/>
+      <w:lvlJc w:val="left"/>
+      <w:pPr>
+        <w:tabs>
+          <w:tab w:val="num" w:pos="3600"/>
+        </w:tabs>
+        <w:ind w:left="3600" w:hanging="360"/>
+      </w:pPr>
+    </w:lvl>
+    <w:lvl w:ilvl="5" w:tentative="1">
+      <w:start w:val="1"/>
+      <w:numFmt w:val="decimal"/>
+      <w:lvlText w:val="%6."/>
+      <w:lvlJc w:val="left"/>
+      <w:pPr>
+        <w:tabs>
+          <w:tab w:val="num" w:pos="4320"/>
+        </w:tabs>
+        <w:ind w:left="4320" w:hanging="360"/>
+      </w:pPr>
+    </w:lvl>
+    <w:lvl w:ilvl="6" w:tentative="1">
+      <w:start w:val="1"/>
+      <w:numFmt w:val="decimal"/>
+      <w:lvlText w:val="%7."/>
+      <w:lvlJc w:val="left"/>
+      <w:pPr>
+        <w:tabs>
+          <w:tab w:val="num" w:pos="5040"/>
+        </w:tabs>
+        <w:ind w:left="5040" w:hanging="360"/>
+      </w:pPr>
+    </w:lvl>
+    <w:lvl w:ilvl="7" w:tentative="1">
+      <w:start w:val="1"/>
+      <w:numFmt w:val="decimal"/>
+      <w:lvlText w:val="%8."/>
+      <w:lvlJc w:val="left"/>
+      <w:pPr>
+        <w:tabs>
+          <w:tab w:val="num" w:pos="5760"/>
+        </w:tabs>
+        <w:ind w:left="5760" w:hanging="360"/>
+      </w:pPr>
+    </w:lvl>
+    <w:lvl w:ilvl="8" w:tentative="1">
+      <w:start w:val="1"/>
+      <w:numFmt w:val="decimal"/>
+      <w:lvlText w:val="%9."/>
+      <w:lvlJc w:val="left"/>
+      <w:pPr>
+        <w:tabs>
+          <w:tab w:val="num" w:pos="6480"/>
+        </w:tabs>
+        <w:ind w:left="6480" w:hanging="360"/>
+      </w:pPr>
+    </w:lvl>
+  </w:abstractNum>
+  <w:abstractNum w:abstractNumId="32" w15:restartNumberingAfterBreak="0">
     <w:nsid w:val="566C44DB"/>
     <w:multiLevelType w:val="multilevel"/>
     <w:tmpl w:val="755A662C"/>
@@ -9324,12 +9204,464 @@
       </w:pPr>
     </w:lvl>
   </w:abstractNum>
-  <w:abstractNum w:abstractNumId="20" w15:restartNumberingAfterBreak="0">
+  <w:abstractNum w:abstractNumId="33" w15:restartNumberingAfterBreak="0">
+    <w:nsid w:val="56954BA4"/>
+    <w:multiLevelType w:val="multilevel"/>
+    <w:tmpl w:val="5128C9D6"/>
+    <w:lvl w:ilvl="0">
+      <w:start w:val="1"/>
+      <w:numFmt w:val="decimal"/>
+      <w:lvlText w:val="%1."/>
+      <w:lvlJc w:val="left"/>
+      <w:pPr>
+        <w:tabs>
+          <w:tab w:val="num" w:pos="720"/>
+        </w:tabs>
+        <w:ind w:left="720" w:hanging="360"/>
+      </w:pPr>
+    </w:lvl>
+    <w:lvl w:ilvl="1" w:tentative="1">
+      <w:start w:val="1"/>
+      <w:numFmt w:val="decimal"/>
+      <w:lvlText w:val="%2."/>
+      <w:lvlJc w:val="left"/>
+      <w:pPr>
+        <w:tabs>
+          <w:tab w:val="num" w:pos="1440"/>
+        </w:tabs>
+        <w:ind w:left="1440" w:hanging="360"/>
+      </w:pPr>
+    </w:lvl>
+    <w:lvl w:ilvl="2" w:tentative="1">
+      <w:start w:val="1"/>
+      <w:numFmt w:val="decimal"/>
+      <w:lvlText w:val="%3."/>
+      <w:lvlJc w:val="left"/>
+      <w:pPr>
+        <w:tabs>
+          <w:tab w:val="num" w:pos="2160"/>
+        </w:tabs>
+        <w:ind w:left="2160" w:hanging="360"/>
+      </w:pPr>
+    </w:lvl>
+    <w:lvl w:ilvl="3" w:tentative="1">
+      <w:start w:val="1"/>
+      <w:numFmt w:val="decimal"/>
+      <w:lvlText w:val="%4."/>
+      <w:lvlJc w:val="left"/>
+      <w:pPr>
+        <w:tabs>
+          <w:tab w:val="num" w:pos="2880"/>
+        </w:tabs>
+        <w:ind w:left="2880" w:hanging="360"/>
+      </w:pPr>
+    </w:lvl>
+    <w:lvl w:ilvl="4" w:tentative="1">
+      <w:start w:val="1"/>
+      <w:numFmt w:val="decimal"/>
+      <w:lvlText w:val="%5."/>
+      <w:lvlJc w:val="left"/>
+      <w:pPr>
+        <w:tabs>
+          <w:tab w:val="num" w:pos="3600"/>
+        </w:tabs>
+        <w:ind w:left="3600" w:hanging="360"/>
+      </w:pPr>
+    </w:lvl>
+    <w:lvl w:ilvl="5" w:tentative="1">
+      <w:start w:val="1"/>
+      <w:numFmt w:val="decimal"/>
+      <w:lvlText w:val="%6."/>
+      <w:lvlJc w:val="left"/>
+      <w:pPr>
+        <w:tabs>
+          <w:tab w:val="num" w:pos="4320"/>
+        </w:tabs>
+        <w:ind w:left="4320" w:hanging="360"/>
+      </w:pPr>
+    </w:lvl>
+    <w:lvl w:ilvl="6" w:tentative="1">
+      <w:start w:val="1"/>
+      <w:numFmt w:val="decimal"/>
+      <w:lvlText w:val="%7."/>
+      <w:lvlJc w:val="left"/>
+      <w:pPr>
+        <w:tabs>
+          <w:tab w:val="num" w:pos="5040"/>
+        </w:tabs>
+        <w:ind w:left="5040" w:hanging="360"/>
+      </w:pPr>
+    </w:lvl>
+    <w:lvl w:ilvl="7" w:tentative="1">
+      <w:start w:val="1"/>
+      <w:numFmt w:val="decimal"/>
+      <w:lvlText w:val="%8."/>
+      <w:lvlJc w:val="left"/>
+      <w:pPr>
+        <w:tabs>
+          <w:tab w:val="num" w:pos="5760"/>
+        </w:tabs>
+        <w:ind w:left="5760" w:hanging="360"/>
+      </w:pPr>
+    </w:lvl>
+    <w:lvl w:ilvl="8" w:tentative="1">
+      <w:start w:val="1"/>
+      <w:numFmt w:val="decimal"/>
+      <w:lvlText w:val="%9."/>
+      <w:lvlJc w:val="left"/>
+      <w:pPr>
+        <w:tabs>
+          <w:tab w:val="num" w:pos="6480"/>
+        </w:tabs>
+        <w:ind w:left="6480" w:hanging="360"/>
+      </w:pPr>
+    </w:lvl>
+  </w:abstractNum>
+  <w:abstractNum w:abstractNumId="34" w15:restartNumberingAfterBreak="0">
+    <w:nsid w:val="58557AC5"/>
+    <w:multiLevelType w:val="multilevel"/>
+    <w:tmpl w:val="510A4508"/>
+    <w:lvl w:ilvl="0">
+      <w:start w:val="1"/>
+      <w:numFmt w:val="decimal"/>
+      <w:lvlText w:val="%1."/>
+      <w:lvlJc w:val="left"/>
+      <w:pPr>
+        <w:tabs>
+          <w:tab w:val="num" w:pos="720"/>
+        </w:tabs>
+        <w:ind w:left="720" w:hanging="360"/>
+      </w:pPr>
+    </w:lvl>
+    <w:lvl w:ilvl="1" w:tentative="1">
+      <w:start w:val="1"/>
+      <w:numFmt w:val="decimal"/>
+      <w:lvlText w:val="%2."/>
+      <w:lvlJc w:val="left"/>
+      <w:pPr>
+        <w:tabs>
+          <w:tab w:val="num" w:pos="1440"/>
+        </w:tabs>
+        <w:ind w:left="1440" w:hanging="360"/>
+      </w:pPr>
+    </w:lvl>
+    <w:lvl w:ilvl="2" w:tentative="1">
+      <w:start w:val="1"/>
+      <w:numFmt w:val="decimal"/>
+      <w:lvlText w:val="%3."/>
+      <w:lvlJc w:val="left"/>
+      <w:pPr>
+        <w:tabs>
+          <w:tab w:val="num" w:pos="2160"/>
+        </w:tabs>
+        <w:ind w:left="2160" w:hanging="360"/>
+      </w:pPr>
+    </w:lvl>
+    <w:lvl w:ilvl="3" w:tentative="1">
+      <w:start w:val="1"/>
+      <w:numFmt w:val="decimal"/>
+      <w:lvlText w:val="%4."/>
+      <w:lvlJc w:val="left"/>
+      <w:pPr>
+        <w:tabs>
+          <w:tab w:val="num" w:pos="2880"/>
+        </w:tabs>
+        <w:ind w:left="2880" w:hanging="360"/>
+      </w:pPr>
+    </w:lvl>
+    <w:lvl w:ilvl="4" w:tentative="1">
+      <w:start w:val="1"/>
+      <w:numFmt w:val="decimal"/>
+      <w:lvlText w:val="%5."/>
+      <w:lvlJc w:val="left"/>
+      <w:pPr>
+        <w:tabs>
+          <w:tab w:val="num" w:pos="3600"/>
+        </w:tabs>
+        <w:ind w:left="3600" w:hanging="360"/>
+      </w:pPr>
+    </w:lvl>
+    <w:lvl w:ilvl="5" w:tentative="1">
+      <w:start w:val="1"/>
+      <w:numFmt w:val="decimal"/>
+      <w:lvlText w:val="%6."/>
+      <w:lvlJc w:val="left"/>
+      <w:pPr>
+        <w:tabs>
+          <w:tab w:val="num" w:pos="4320"/>
+        </w:tabs>
+        <w:ind w:left="4320" w:hanging="360"/>
+      </w:pPr>
+    </w:lvl>
+    <w:lvl w:ilvl="6" w:tentative="1">
+      <w:start w:val="1"/>
+      <w:numFmt w:val="decimal"/>
+      <w:lvlText w:val="%7."/>
+      <w:lvlJc w:val="left"/>
+      <w:pPr>
+        <w:tabs>
+          <w:tab w:val="num" w:pos="5040"/>
+        </w:tabs>
+        <w:ind w:left="5040" w:hanging="360"/>
+      </w:pPr>
+    </w:lvl>
+    <w:lvl w:ilvl="7" w:tentative="1">
+      <w:start w:val="1"/>
+      <w:numFmt w:val="decimal"/>
+      <w:lvlText w:val="%8."/>
+      <w:lvlJc w:val="left"/>
+      <w:pPr>
+        <w:tabs>
+          <w:tab w:val="num" w:pos="5760"/>
+        </w:tabs>
+        <w:ind w:left="5760" w:hanging="360"/>
+      </w:pPr>
+    </w:lvl>
+    <w:lvl w:ilvl="8" w:tentative="1">
+      <w:start w:val="1"/>
+      <w:numFmt w:val="decimal"/>
+      <w:lvlText w:val="%9."/>
+      <w:lvlJc w:val="left"/>
+      <w:pPr>
+        <w:tabs>
+          <w:tab w:val="num" w:pos="6480"/>
+        </w:tabs>
+        <w:ind w:left="6480" w:hanging="360"/>
+      </w:pPr>
+    </w:lvl>
+  </w:abstractNum>
+  <w:abstractNum w:abstractNumId="35" w15:restartNumberingAfterBreak="0">
+    <w:nsid w:val="5B1A3277"/>
+    <w:multiLevelType w:val="multilevel"/>
+    <w:tmpl w:val="6472C02A"/>
+    <w:lvl w:ilvl="0">
+      <w:start w:val="1"/>
+      <w:numFmt w:val="decimal"/>
+      <w:lvlText w:val="%1."/>
+      <w:lvlJc w:val="left"/>
+      <w:pPr>
+        <w:tabs>
+          <w:tab w:val="num" w:pos="720"/>
+        </w:tabs>
+        <w:ind w:left="720" w:hanging="360"/>
+      </w:pPr>
+    </w:lvl>
+    <w:lvl w:ilvl="1" w:tentative="1">
+      <w:start w:val="1"/>
+      <w:numFmt w:val="decimal"/>
+      <w:lvlText w:val="%2."/>
+      <w:lvlJc w:val="left"/>
+      <w:pPr>
+        <w:tabs>
+          <w:tab w:val="num" w:pos="1440"/>
+        </w:tabs>
+        <w:ind w:left="1440" w:hanging="360"/>
+      </w:pPr>
+    </w:lvl>
+    <w:lvl w:ilvl="2" w:tentative="1">
+      <w:start w:val="1"/>
+      <w:numFmt w:val="decimal"/>
+      <w:lvlText w:val="%3."/>
+      <w:lvlJc w:val="left"/>
+      <w:pPr>
+        <w:tabs>
+          <w:tab w:val="num" w:pos="2160"/>
+        </w:tabs>
+        <w:ind w:left="2160" w:hanging="360"/>
+      </w:pPr>
+    </w:lvl>
+    <w:lvl w:ilvl="3" w:tentative="1">
+      <w:start w:val="1"/>
+      <w:numFmt w:val="decimal"/>
+      <w:lvlText w:val="%4."/>
+      <w:lvlJc w:val="left"/>
+      <w:pPr>
+        <w:tabs>
+          <w:tab w:val="num" w:pos="2880"/>
+        </w:tabs>
+        <w:ind w:left="2880" w:hanging="360"/>
+      </w:pPr>
+    </w:lvl>
+    <w:lvl w:ilvl="4" w:tentative="1">
+      <w:start w:val="1"/>
+      <w:numFmt w:val="decimal"/>
+      <w:lvlText w:val="%5."/>
+      <w:lvlJc w:val="left"/>
+      <w:pPr>
+        <w:tabs>
+          <w:tab w:val="num" w:pos="3600"/>
+        </w:tabs>
+        <w:ind w:left="3600" w:hanging="360"/>
+      </w:pPr>
+    </w:lvl>
+    <w:lvl w:ilvl="5" w:tentative="1">
+      <w:start w:val="1"/>
+      <w:numFmt w:val="decimal"/>
+      <w:lvlText w:val="%6."/>
+      <w:lvlJc w:val="left"/>
+      <w:pPr>
+        <w:tabs>
+          <w:tab w:val="num" w:pos="4320"/>
+        </w:tabs>
+        <w:ind w:left="4320" w:hanging="360"/>
+      </w:pPr>
+    </w:lvl>
+    <w:lvl w:ilvl="6" w:tentative="1">
+      <w:start w:val="1"/>
+      <w:numFmt w:val="decimal"/>
+      <w:lvlText w:val="%7."/>
+      <w:lvlJc w:val="left"/>
+      <w:pPr>
+        <w:tabs>
+          <w:tab w:val="num" w:pos="5040"/>
+        </w:tabs>
+        <w:ind w:left="5040" w:hanging="360"/>
+      </w:pPr>
+    </w:lvl>
+    <w:lvl w:ilvl="7" w:tentative="1">
+      <w:start w:val="1"/>
+      <w:numFmt w:val="decimal"/>
+      <w:lvlText w:val="%8."/>
+      <w:lvlJc w:val="left"/>
+      <w:pPr>
+        <w:tabs>
+          <w:tab w:val="num" w:pos="5760"/>
+        </w:tabs>
+        <w:ind w:left="5760" w:hanging="360"/>
+      </w:pPr>
+    </w:lvl>
+    <w:lvl w:ilvl="8" w:tentative="1">
+      <w:start w:val="1"/>
+      <w:numFmt w:val="decimal"/>
+      <w:lvlText w:val="%9."/>
+      <w:lvlJc w:val="left"/>
+      <w:pPr>
+        <w:tabs>
+          <w:tab w:val="num" w:pos="6480"/>
+        </w:tabs>
+        <w:ind w:left="6480" w:hanging="360"/>
+      </w:pPr>
+    </w:lvl>
+  </w:abstractNum>
+  <w:abstractNum w:abstractNumId="36" w15:restartNumberingAfterBreak="0">
+    <w:nsid w:val="5B28459F"/>
+    <w:multiLevelType w:val="multilevel"/>
+    <w:tmpl w:val="4404BF04"/>
+    <w:lvl w:ilvl="0">
+      <w:start w:val="1"/>
+      <w:numFmt w:val="decimal"/>
+      <w:lvlText w:val="%1."/>
+      <w:lvlJc w:val="left"/>
+      <w:pPr>
+        <w:tabs>
+          <w:tab w:val="num" w:pos="720"/>
+        </w:tabs>
+        <w:ind w:left="720" w:hanging="360"/>
+      </w:pPr>
+    </w:lvl>
+    <w:lvl w:ilvl="1" w:tentative="1">
+      <w:start w:val="1"/>
+      <w:numFmt w:val="decimal"/>
+      <w:lvlText w:val="%2."/>
+      <w:lvlJc w:val="left"/>
+      <w:pPr>
+        <w:tabs>
+          <w:tab w:val="num" w:pos="1440"/>
+        </w:tabs>
+        <w:ind w:left="1440" w:hanging="360"/>
+      </w:pPr>
+    </w:lvl>
+    <w:lvl w:ilvl="2" w:tentative="1">
+      <w:start w:val="1"/>
+      <w:numFmt w:val="decimal"/>
+      <w:lvlText w:val="%3."/>
+      <w:lvlJc w:val="left"/>
+      <w:pPr>
+        <w:tabs>
+          <w:tab w:val="num" w:pos="2160"/>
+        </w:tabs>
+        <w:ind w:left="2160" w:hanging="360"/>
+      </w:pPr>
+    </w:lvl>
+    <w:lvl w:ilvl="3" w:tentative="1">
+      <w:start w:val="1"/>
+      <w:numFmt w:val="decimal"/>
+      <w:lvlText w:val="%4."/>
+      <w:lvlJc w:val="left"/>
+      <w:pPr>
+        <w:tabs>
+          <w:tab w:val="num" w:pos="2880"/>
+        </w:tabs>
+        <w:ind w:left="2880" w:hanging="360"/>
+      </w:pPr>
+    </w:lvl>
+    <w:lvl w:ilvl="4" w:tentative="1">
+      <w:start w:val="1"/>
+      <w:numFmt w:val="decimal"/>
+      <w:lvlText w:val="%5."/>
+      <w:lvlJc w:val="left"/>
+      <w:pPr>
+        <w:tabs>
+          <w:tab w:val="num" w:pos="3600"/>
+        </w:tabs>
+        <w:ind w:left="3600" w:hanging="360"/>
+      </w:pPr>
+    </w:lvl>
+    <w:lvl w:ilvl="5" w:tentative="1">
+      <w:start w:val="1"/>
+      <w:numFmt w:val="decimal"/>
+      <w:lvlText w:val="%6."/>
+      <w:lvlJc w:val="left"/>
+      <w:pPr>
+        <w:tabs>
+          <w:tab w:val="num" w:pos="4320"/>
+        </w:tabs>
+        <w:ind w:left="4320" w:hanging="360"/>
+      </w:pPr>
+    </w:lvl>
+    <w:lvl w:ilvl="6" w:tentative="1">
+      <w:start w:val="1"/>
+      <w:numFmt w:val="decimal"/>
+      <w:lvlText w:val="%7."/>
+      <w:lvlJc w:val="left"/>
+      <w:pPr>
+        <w:tabs>
+          <w:tab w:val="num" w:pos="5040"/>
+        </w:tabs>
+        <w:ind w:left="5040" w:hanging="360"/>
+      </w:pPr>
+    </w:lvl>
+    <w:lvl w:ilvl="7" w:tentative="1">
+      <w:start w:val="1"/>
+      <w:numFmt w:val="decimal"/>
+      <w:lvlText w:val="%8."/>
+      <w:lvlJc w:val="left"/>
+      <w:pPr>
+        <w:tabs>
+          <w:tab w:val="num" w:pos="5760"/>
+        </w:tabs>
+        <w:ind w:left="5760" w:hanging="360"/>
+      </w:pPr>
+    </w:lvl>
+    <w:lvl w:ilvl="8" w:tentative="1">
+      <w:start w:val="1"/>
+      <w:numFmt w:val="decimal"/>
+      <w:lvlText w:val="%9."/>
+      <w:lvlJc w:val="left"/>
+      <w:pPr>
+        <w:tabs>
+          <w:tab w:val="num" w:pos="6480"/>
+        </w:tabs>
+        <w:ind w:left="6480" w:hanging="360"/>
+      </w:pPr>
+    </w:lvl>
+  </w:abstractNum>
+  <w:abstractNum w:abstractNumId="37" w15:restartNumberingAfterBreak="0">
     <w:nsid w:val="5CEE556E"/>
     <w:multiLevelType w:val="multilevel"/>
-    <w:tmpl w:val="5A723B60"/>
+    <w:tmpl w:val="2D56A88C"/>
     <w:lvl w:ilvl="0">
-      <w:start w:val="2"/>
+      <w:start w:val="1"/>
       <w:numFmt w:val="decimal"/>
       <w:lvlText w:val="%1."/>
       <w:lvlJc w:val="left"/>
@@ -9339,11 +9671,8 @@
         </w:tabs>
         <w:ind w:left="720" w:hanging="360"/>
       </w:pPr>
-      <w:rPr>
-        <w:rFonts w:hint="default"/>
-      </w:rPr>
-    </w:lvl>
-    <w:lvl w:ilvl="1">
+    </w:lvl>
+    <w:lvl w:ilvl="1" w:tentative="1">
       <w:start w:val="1"/>
       <w:numFmt w:val="decimal"/>
       <w:lvlText w:val="%2."/>
@@ -9354,11 +9683,8 @@
         </w:tabs>
         <w:ind w:left="1440" w:hanging="360"/>
       </w:pPr>
-      <w:rPr>
-        <w:rFonts w:hint="default"/>
-      </w:rPr>
-    </w:lvl>
-    <w:lvl w:ilvl="2">
+    </w:lvl>
+    <w:lvl w:ilvl="2" w:tentative="1">
       <w:start w:val="1"/>
       <w:numFmt w:val="decimal"/>
       <w:lvlText w:val="%3."/>
@@ -9369,11 +9695,8 @@
         </w:tabs>
         <w:ind w:left="2160" w:hanging="360"/>
       </w:pPr>
-      <w:rPr>
-        <w:rFonts w:hint="default"/>
-      </w:rPr>
-    </w:lvl>
-    <w:lvl w:ilvl="3">
+    </w:lvl>
+    <w:lvl w:ilvl="3" w:tentative="1">
       <w:start w:val="1"/>
       <w:numFmt w:val="decimal"/>
       <w:lvlText w:val="%4."/>
@@ -9384,11 +9707,8 @@
         </w:tabs>
         <w:ind w:left="2880" w:hanging="360"/>
       </w:pPr>
-      <w:rPr>
-        <w:rFonts w:hint="default"/>
-      </w:rPr>
-    </w:lvl>
-    <w:lvl w:ilvl="4">
+    </w:lvl>
+    <w:lvl w:ilvl="4" w:tentative="1">
       <w:start w:val="1"/>
       <w:numFmt w:val="decimal"/>
       <w:lvlText w:val="%5."/>
@@ -9399,11 +9719,8 @@
         </w:tabs>
         <w:ind w:left="3600" w:hanging="360"/>
       </w:pPr>
-      <w:rPr>
-        <w:rFonts w:hint="default"/>
-      </w:rPr>
-    </w:lvl>
-    <w:lvl w:ilvl="5">
+    </w:lvl>
+    <w:lvl w:ilvl="5" w:tentative="1">
       <w:start w:val="1"/>
       <w:numFmt w:val="decimal"/>
       <w:lvlText w:val="%6."/>
@@ -9414,11 +9731,8 @@
         </w:tabs>
         <w:ind w:left="4320" w:hanging="360"/>
       </w:pPr>
-      <w:rPr>
-        <w:rFonts w:hint="default"/>
-      </w:rPr>
-    </w:lvl>
-    <w:lvl w:ilvl="6">
+    </w:lvl>
+    <w:lvl w:ilvl="6" w:tentative="1">
       <w:start w:val="1"/>
       <w:numFmt w:val="decimal"/>
       <w:lvlText w:val="%7."/>
@@ -9429,11 +9743,8 @@
         </w:tabs>
         <w:ind w:left="5040" w:hanging="360"/>
       </w:pPr>
-      <w:rPr>
-        <w:rFonts w:hint="default"/>
-      </w:rPr>
-    </w:lvl>
-    <w:lvl w:ilvl="7">
+    </w:lvl>
+    <w:lvl w:ilvl="7" w:tentative="1">
       <w:start w:val="1"/>
       <w:numFmt w:val="decimal"/>
       <w:lvlText w:val="%8."/>
@@ -9444,11 +9755,8 @@
         </w:tabs>
         <w:ind w:left="5760" w:hanging="360"/>
       </w:pPr>
-      <w:rPr>
-        <w:rFonts w:hint="default"/>
-      </w:rPr>
-    </w:lvl>
-    <w:lvl w:ilvl="8">
+    </w:lvl>
+    <w:lvl w:ilvl="8" w:tentative="1">
       <w:start w:val="1"/>
       <w:numFmt w:val="decimal"/>
       <w:lvlText w:val="%9."/>
@@ -9459,15 +9767,12 @@
         </w:tabs>
         <w:ind w:left="6480" w:hanging="360"/>
       </w:pPr>
-      <w:rPr>
-        <w:rFonts w:hint="default"/>
-      </w:rPr>
     </w:lvl>
   </w:abstractNum>
-  <w:abstractNum w:abstractNumId="21" w15:restartNumberingAfterBreak="0">
-    <w:nsid w:val="72D93F80"/>
+  <w:abstractNum w:abstractNumId="38" w15:restartNumberingAfterBreak="0">
+    <w:nsid w:val="5DB06D1E"/>
     <w:multiLevelType w:val="multilevel"/>
-    <w:tmpl w:val="A8DA4178"/>
+    <w:tmpl w:val="B464EA3A"/>
     <w:lvl w:ilvl="0">
       <w:start w:val="1"/>
       <w:numFmt w:val="decimal"/>
@@ -9475,11 +9780,124 @@
       <w:lvlJc w:val="left"/>
       <w:pPr>
         <w:tabs>
+          <w:tab w:val="num" w:pos="720"/>
+        </w:tabs>
+        <w:ind w:left="720" w:hanging="360"/>
+      </w:pPr>
+    </w:lvl>
+    <w:lvl w:ilvl="1" w:tentative="1">
+      <w:start w:val="1"/>
+      <w:numFmt w:val="decimal"/>
+      <w:lvlText w:val="%2."/>
+      <w:lvlJc w:val="left"/>
+      <w:pPr>
+        <w:tabs>
           <w:tab w:val="num" w:pos="1440"/>
         </w:tabs>
         <w:ind w:left="1440" w:hanging="360"/>
       </w:pPr>
     </w:lvl>
+    <w:lvl w:ilvl="2" w:tentative="1">
+      <w:start w:val="1"/>
+      <w:numFmt w:val="decimal"/>
+      <w:lvlText w:val="%3."/>
+      <w:lvlJc w:val="left"/>
+      <w:pPr>
+        <w:tabs>
+          <w:tab w:val="num" w:pos="2160"/>
+        </w:tabs>
+        <w:ind w:left="2160" w:hanging="360"/>
+      </w:pPr>
+    </w:lvl>
+    <w:lvl w:ilvl="3" w:tentative="1">
+      <w:start w:val="1"/>
+      <w:numFmt w:val="decimal"/>
+      <w:lvlText w:val="%4."/>
+      <w:lvlJc w:val="left"/>
+      <w:pPr>
+        <w:tabs>
+          <w:tab w:val="num" w:pos="2880"/>
+        </w:tabs>
+        <w:ind w:left="2880" w:hanging="360"/>
+      </w:pPr>
+    </w:lvl>
+    <w:lvl w:ilvl="4" w:tentative="1">
+      <w:start w:val="1"/>
+      <w:numFmt w:val="decimal"/>
+      <w:lvlText w:val="%5."/>
+      <w:lvlJc w:val="left"/>
+      <w:pPr>
+        <w:tabs>
+          <w:tab w:val="num" w:pos="3600"/>
+        </w:tabs>
+        <w:ind w:left="3600" w:hanging="360"/>
+      </w:pPr>
+    </w:lvl>
+    <w:lvl w:ilvl="5" w:tentative="1">
+      <w:start w:val="1"/>
+      <w:numFmt w:val="decimal"/>
+      <w:lvlText w:val="%6."/>
+      <w:lvlJc w:val="left"/>
+      <w:pPr>
+        <w:tabs>
+          <w:tab w:val="num" w:pos="4320"/>
+        </w:tabs>
+        <w:ind w:left="4320" w:hanging="360"/>
+      </w:pPr>
+    </w:lvl>
+    <w:lvl w:ilvl="6" w:tentative="1">
+      <w:start w:val="1"/>
+      <w:numFmt w:val="decimal"/>
+      <w:lvlText w:val="%7."/>
+      <w:lvlJc w:val="left"/>
+      <w:pPr>
+        <w:tabs>
+          <w:tab w:val="num" w:pos="5040"/>
+        </w:tabs>
+        <w:ind w:left="5040" w:hanging="360"/>
+      </w:pPr>
+    </w:lvl>
+    <w:lvl w:ilvl="7" w:tentative="1">
+      <w:start w:val="1"/>
+      <w:numFmt w:val="decimal"/>
+      <w:lvlText w:val="%8."/>
+      <w:lvlJc w:val="left"/>
+      <w:pPr>
+        <w:tabs>
+          <w:tab w:val="num" w:pos="5760"/>
+        </w:tabs>
+        <w:ind w:left="5760" w:hanging="360"/>
+      </w:pPr>
+    </w:lvl>
+    <w:lvl w:ilvl="8" w:tentative="1">
+      <w:start w:val="1"/>
+      <w:numFmt w:val="decimal"/>
+      <w:lvlText w:val="%9."/>
+      <w:lvlJc w:val="left"/>
+      <w:pPr>
+        <w:tabs>
+          <w:tab w:val="num" w:pos="6480"/>
+        </w:tabs>
+        <w:ind w:left="6480" w:hanging="360"/>
+      </w:pPr>
+    </w:lvl>
+  </w:abstractNum>
+  <w:abstractNum w:abstractNumId="39" w15:restartNumberingAfterBreak="0">
+    <w:nsid w:val="63502F4A"/>
+    <w:multiLevelType w:val="multilevel"/>
+    <w:tmpl w:val="C032C9F8"/>
+    <w:lvl w:ilvl="0">
+      <w:start w:val="1"/>
+      <w:numFmt w:val="decimal"/>
+      <w:lvlText w:val="%1."/>
+      <w:lvlJc w:val="left"/>
+      <w:pPr>
+        <w:tabs>
+          <w:tab w:val="num" w:pos="720"/>
+        </w:tabs>
+        <w:ind w:left="720" w:hanging="360"/>
+      </w:pPr>
+    </w:lvl>
     <w:lvl w:ilvl="1" w:tentative="1">
       <w:start w:val="1"/>
       <w:numFmt w:val="decimal"/>
@@ -9487,11 +9905,124 @@
       <w:lvlJc w:val="left"/>
       <w:pPr>
         <w:tabs>
+          <w:tab w:val="num" w:pos="1440"/>
+        </w:tabs>
+        <w:ind w:left="1440" w:hanging="360"/>
+      </w:pPr>
+    </w:lvl>
+    <w:lvl w:ilvl="2" w:tentative="1">
+      <w:start w:val="1"/>
+      <w:numFmt w:val="decimal"/>
+      <w:lvlText w:val="%3."/>
+      <w:lvlJc w:val="left"/>
+      <w:pPr>
+        <w:tabs>
           <w:tab w:val="num" w:pos="2160"/>
         </w:tabs>
         <w:ind w:left="2160" w:hanging="360"/>
       </w:pPr>
     </w:lvl>
+    <w:lvl w:ilvl="3" w:tentative="1">
+      <w:start w:val="1"/>
+      <w:numFmt w:val="decimal"/>
+      <w:lvlText w:val="%4."/>
+      <w:lvlJc w:val="left"/>
+      <w:pPr>
+        <w:tabs>
+          <w:tab w:val="num" w:pos="2880"/>
+        </w:tabs>
+        <w:ind w:left="2880" w:hanging="360"/>
+      </w:pPr>
+    </w:lvl>
+    <w:lvl w:ilvl="4" w:tentative="1">
+      <w:start w:val="1"/>
+      <w:numFmt w:val="decimal"/>
+      <w:lvlText w:val="%5."/>
+      <w:lvlJc w:val="left"/>
+      <w:pPr>
+        <w:tabs>
+          <w:tab w:val="num" w:pos="3600"/>
+        </w:tabs>
+        <w:ind w:left="3600" w:hanging="360"/>
+      </w:pPr>
+    </w:lvl>
+    <w:lvl w:ilvl="5" w:tentative="1">
+      <w:start w:val="1"/>
+      <w:numFmt w:val="decimal"/>
+      <w:lvlText w:val="%6."/>
+      <w:lvlJc w:val="left"/>
+      <w:pPr>
+        <w:tabs>
+          <w:tab w:val="num" w:pos="4320"/>
+        </w:tabs>
+        <w:ind w:left="4320" w:hanging="360"/>
+      </w:pPr>
+    </w:lvl>
+    <w:lvl w:ilvl="6" w:tentative="1">
+      <w:start w:val="1"/>
+      <w:numFmt w:val="decimal"/>
+      <w:lvlText w:val="%7."/>
+      <w:lvlJc w:val="left"/>
+      <w:pPr>
+        <w:tabs>
+          <w:tab w:val="num" w:pos="5040"/>
+        </w:tabs>
+        <w:ind w:left="5040" w:hanging="360"/>
+      </w:pPr>
+    </w:lvl>
+    <w:lvl w:ilvl="7" w:tentative="1">
+      <w:start w:val="1"/>
+      <w:numFmt w:val="decimal"/>
+      <w:lvlText w:val="%8."/>
+      <w:lvlJc w:val="left"/>
+      <w:pPr>
+        <w:tabs>
+          <w:tab w:val="num" w:pos="5760"/>
+        </w:tabs>
+        <w:ind w:left="5760" w:hanging="360"/>
+      </w:pPr>
+    </w:lvl>
+    <w:lvl w:ilvl="8" w:tentative="1">
+      <w:start w:val="1"/>
+      <w:numFmt w:val="decimal"/>
+      <w:lvlText w:val="%9."/>
+      <w:lvlJc w:val="left"/>
+      <w:pPr>
+        <w:tabs>
+          <w:tab w:val="num" w:pos="6480"/>
+        </w:tabs>
+        <w:ind w:left="6480" w:hanging="360"/>
+      </w:pPr>
+    </w:lvl>
+  </w:abstractNum>
+  <w:abstractNum w:abstractNumId="40" w15:restartNumberingAfterBreak="0">
+    <w:nsid w:val="637258C7"/>
+    <w:multiLevelType w:val="multilevel"/>
+    <w:tmpl w:val="2950532E"/>
+    <w:lvl w:ilvl="0">
+      <w:start w:val="1"/>
+      <w:numFmt w:val="decimal"/>
+      <w:lvlText w:val="%1."/>
+      <w:lvlJc w:val="left"/>
+      <w:pPr>
+        <w:tabs>
+          <w:tab w:val="num" w:pos="720"/>
+        </w:tabs>
+        <w:ind w:left="720" w:hanging="360"/>
+      </w:pPr>
+    </w:lvl>
+    <w:lvl w:ilvl="1" w:tentative="1">
+      <w:start w:val="1"/>
+      <w:numFmt w:val="decimal"/>
+      <w:lvlText w:val="%2."/>
+      <w:lvlJc w:val="left"/>
+      <w:pPr>
+        <w:tabs>
+          <w:tab w:val="num" w:pos="1440"/>
+        </w:tabs>
+        <w:ind w:left="1440" w:hanging="360"/>
+      </w:pPr>
+    </w:lvl>
     <w:lvl w:ilvl="2" w:tentative="1">
       <w:start w:val="1"/>
       <w:numFmt w:val="decimal"/>
@@ -9499,11 +10030,124 @@
       <w:lvlJc w:val="left"/>
       <w:pPr>
         <w:tabs>
+          <w:tab w:val="num" w:pos="2160"/>
+        </w:tabs>
+        <w:ind w:left="2160" w:hanging="360"/>
+      </w:pPr>
+    </w:lvl>
+    <w:lvl w:ilvl="3" w:tentative="1">
+      <w:start w:val="1"/>
+      <w:numFmt w:val="decimal"/>
+      <w:lvlText w:val="%4."/>
+      <w:lvlJc w:val="left"/>
+      <w:pPr>
+        <w:tabs>
           <w:tab w:val="num" w:pos="2880"/>
         </w:tabs>
         <w:ind w:left="2880" w:hanging="360"/>
       </w:pPr>
     </w:lvl>
+    <w:lvl w:ilvl="4" w:tentative="1">
+      <w:start w:val="1"/>
+      <w:numFmt w:val="decimal"/>
+      <w:lvlText w:val="%5."/>
+      <w:lvlJc w:val="left"/>
+      <w:pPr>
+        <w:tabs>
+          <w:tab w:val="num" w:pos="3600"/>
+        </w:tabs>
+        <w:ind w:left="3600" w:hanging="360"/>
+      </w:pPr>
+    </w:lvl>
+    <w:lvl w:ilvl="5" w:tentative="1">
+      <w:start w:val="1"/>
+      <w:numFmt w:val="decimal"/>
+      <w:lvlText w:val="%6."/>
+      <w:lvlJc w:val="left"/>
+      <w:pPr>
+        <w:tabs>
+          <w:tab w:val="num" w:pos="4320"/>
+        </w:tabs>
+        <w:ind w:left="4320" w:hanging="360"/>
+      </w:pPr>
+    </w:lvl>
+    <w:lvl w:ilvl="6" w:tentative="1">
+      <w:start w:val="1"/>
+      <w:numFmt w:val="decimal"/>
+      <w:lvlText w:val="%7."/>
+      <w:lvlJc w:val="left"/>
+      <w:pPr>
+        <w:tabs>
+          <w:tab w:val="num" w:pos="5040"/>
+        </w:tabs>
+        <w:ind w:left="5040" w:hanging="360"/>
+      </w:pPr>
+    </w:lvl>
+    <w:lvl w:ilvl="7" w:tentative="1">
+      <w:start w:val="1"/>
+      <w:numFmt w:val="decimal"/>
+      <w:lvlText w:val="%8."/>
+      <w:lvlJc w:val="left"/>
+      <w:pPr>
+        <w:tabs>
+          <w:tab w:val="num" w:pos="5760"/>
+        </w:tabs>
+        <w:ind w:left="5760" w:hanging="360"/>
+      </w:pPr>
+    </w:lvl>
+    <w:lvl w:ilvl="8" w:tentative="1">
+      <w:start w:val="1"/>
+      <w:numFmt w:val="decimal"/>
+      <w:lvlText w:val="%9."/>
+      <w:lvlJc w:val="left"/>
+      <w:pPr>
+        <w:tabs>
+          <w:tab w:val="num" w:pos="6480"/>
+        </w:tabs>
+        <w:ind w:left="6480" w:hanging="360"/>
+      </w:pPr>
+    </w:lvl>
+  </w:abstractNum>
+  <w:abstractNum w:abstractNumId="41" w15:restartNumberingAfterBreak="0">
+    <w:nsid w:val="69E67BB0"/>
+    <w:multiLevelType w:val="multilevel"/>
+    <w:tmpl w:val="BB02AF06"/>
+    <w:lvl w:ilvl="0">
+      <w:start w:val="1"/>
+      <w:numFmt w:val="decimal"/>
+      <w:lvlText w:val="%1."/>
+      <w:lvlJc w:val="left"/>
+      <w:pPr>
+        <w:tabs>
+          <w:tab w:val="num" w:pos="720"/>
+        </w:tabs>
+        <w:ind w:left="720" w:hanging="360"/>
+      </w:pPr>
+    </w:lvl>
+    <w:lvl w:ilvl="1" w:tentative="1">
+      <w:start w:val="1"/>
+      <w:numFmt w:val="decimal"/>
+      <w:lvlText w:val="%2."/>
+      <w:lvlJc w:val="left"/>
+      <w:pPr>
+        <w:tabs>
+          <w:tab w:val="num" w:pos="1440"/>
+        </w:tabs>
+        <w:ind w:left="1440" w:hanging="360"/>
+      </w:pPr>
+    </w:lvl>
+    <w:lvl w:ilvl="2" w:tentative="1">
+      <w:start w:val="1"/>
+      <w:numFmt w:val="decimal"/>
+      <w:lvlText w:val="%3."/>
+      <w:lvlJc w:val="left"/>
+      <w:pPr>
+        <w:tabs>
+          <w:tab w:val="num" w:pos="2160"/>
+        </w:tabs>
+        <w:ind w:left="2160" w:hanging="360"/>
+      </w:pPr>
+    </w:lvl>
     <w:lvl w:ilvl="3" w:tentative="1">
       <w:start w:val="1"/>
       <w:numFmt w:val="decimal"/>
@@ -9511,11 +10155,124 @@
       <w:lvlJc w:val="left"/>
       <w:pPr>
         <w:tabs>
+          <w:tab w:val="num" w:pos="2880"/>
+        </w:tabs>
+        <w:ind w:left="2880" w:hanging="360"/>
+      </w:pPr>
+    </w:lvl>
+    <w:lvl w:ilvl="4" w:tentative="1">
+      <w:start w:val="1"/>
+      <w:numFmt w:val="decimal"/>
+      <w:lvlText w:val="%5."/>
+      <w:lvlJc w:val="left"/>
+      <w:pPr>
+        <w:tabs>
           <w:tab w:val="num" w:pos="3600"/>
         </w:tabs>
         <w:ind w:left="3600" w:hanging="360"/>
       </w:pPr>
     </w:lvl>
+    <w:lvl w:ilvl="5" w:tentative="1">
+      <w:start w:val="1"/>
+      <w:numFmt w:val="decimal"/>
+      <w:lvlText w:val="%6."/>
+      <w:lvlJc w:val="left"/>
+      <w:pPr>
+        <w:tabs>
+          <w:tab w:val="num" w:pos="4320"/>
+        </w:tabs>
+        <w:ind w:left="4320" w:hanging="360"/>
+      </w:pPr>
+    </w:lvl>
+    <w:lvl w:ilvl="6" w:tentative="1">
+      <w:start w:val="1"/>
+      <w:numFmt w:val="decimal"/>
+      <w:lvlText w:val="%7."/>
+      <w:lvlJc w:val="left"/>
+      <w:pPr>
+        <w:tabs>
+          <w:tab w:val="num" w:pos="5040"/>
+        </w:tabs>
+        <w:ind w:left="5040" w:hanging="360"/>
+      </w:pPr>
+    </w:lvl>
+    <w:lvl w:ilvl="7" w:tentative="1">
+      <w:start w:val="1"/>
+      <w:numFmt w:val="decimal"/>
+      <w:lvlText w:val="%8."/>
+      <w:lvlJc w:val="left"/>
+      <w:pPr>
+        <w:tabs>
+          <w:tab w:val="num" w:pos="5760"/>
+        </w:tabs>
+        <w:ind w:left="5760" w:hanging="360"/>
+      </w:pPr>
+    </w:lvl>
+    <w:lvl w:ilvl="8" w:tentative="1">
+      <w:start w:val="1"/>
+      <w:numFmt w:val="decimal"/>
+      <w:lvlText w:val="%9."/>
+      <w:lvlJc w:val="left"/>
+      <w:pPr>
+        <w:tabs>
+          <w:tab w:val="num" w:pos="6480"/>
+        </w:tabs>
+        <w:ind w:left="6480" w:hanging="360"/>
+      </w:pPr>
+    </w:lvl>
+  </w:abstractNum>
+  <w:abstractNum w:abstractNumId="42" w15:restartNumberingAfterBreak="0">
+    <w:nsid w:val="776F217F"/>
+    <w:multiLevelType w:val="multilevel"/>
+    <w:tmpl w:val="74A44E4A"/>
+    <w:lvl w:ilvl="0">
+      <w:start w:val="1"/>
+      <w:numFmt w:val="decimal"/>
+      <w:lvlText w:val="%1."/>
+      <w:lvlJc w:val="left"/>
+      <w:pPr>
+        <w:tabs>
+          <w:tab w:val="num" w:pos="720"/>
+        </w:tabs>
+        <w:ind w:left="720" w:hanging="360"/>
+      </w:pPr>
+    </w:lvl>
+    <w:lvl w:ilvl="1" w:tentative="1">
+      <w:start w:val="1"/>
+      <w:numFmt w:val="decimal"/>
+      <w:lvlText w:val="%2."/>
+      <w:lvlJc w:val="left"/>
+      <w:pPr>
+        <w:tabs>
+          <w:tab w:val="num" w:pos="1440"/>
+        </w:tabs>
+        <w:ind w:left="1440" w:hanging="360"/>
+      </w:pPr>
+    </w:lvl>
+    <w:lvl w:ilvl="2" w:tentative="1">
+      <w:start w:val="1"/>
+      <w:numFmt w:val="decimal"/>
+      <w:lvlText w:val="%3."/>
+      <w:lvlJc w:val="left"/>
+      <w:pPr>
+        <w:tabs>
+          <w:tab w:val="num" w:pos="2160"/>
+        </w:tabs>
+        <w:ind w:left="2160" w:hanging="360"/>
+      </w:pPr>
+    </w:lvl>
+    <w:lvl w:ilvl="3" w:tentative="1">
+      <w:start w:val="1"/>
+      <w:numFmt w:val="decimal"/>
+      <w:lvlText w:val="%4."/>
+      <w:lvlJc w:val="left"/>
+      <w:pPr>
+        <w:tabs>
+          <w:tab w:val="num" w:pos="2880"/>
+        </w:tabs>
+        <w:ind w:left="2880" w:hanging="360"/>
+      </w:pPr>
+    </w:lvl>
     <w:lvl w:ilvl="4" w:tentative="1">
       <w:start w:val="1"/>
       <w:numFmt w:val="decimal"/>
@@ -9523,11 +10280,124 @@
       <w:lvlJc w:val="left"/>
       <w:pPr>
         <w:tabs>
+          <w:tab w:val="num" w:pos="3600"/>
+        </w:tabs>
+        <w:ind w:left="3600" w:hanging="360"/>
+      </w:pPr>
+    </w:lvl>
+    <w:lvl w:ilvl="5" w:tentative="1">
+      <w:start w:val="1"/>
+      <w:numFmt w:val="decimal"/>
+      <w:lvlText w:val="%6."/>
+      <w:lvlJc w:val="left"/>
+      <w:pPr>
+        <w:tabs>
           <w:tab w:val="num" w:pos="4320"/>
         </w:tabs>
         <w:ind w:left="4320" w:hanging="360"/>
       </w:pPr>
     </w:lvl>
+    <w:lvl w:ilvl="6" w:tentative="1">
+      <w:start w:val="1"/>
+      <w:numFmt w:val="decimal"/>
+      <w:lvlText w:val="%7."/>
+      <w:lvlJc w:val="left"/>
+      <w:pPr>
+        <w:tabs>
+          <w:tab w:val="num" w:pos="5040"/>
+        </w:tabs>
+        <w:ind w:left="5040" w:hanging="360"/>
+      </w:pPr>
+    </w:lvl>
+    <w:lvl w:ilvl="7" w:tentative="1">
+      <w:start w:val="1"/>
+      <w:numFmt w:val="decimal"/>
+      <w:lvlText w:val="%8."/>
+      <w:lvlJc w:val="left"/>
+      <w:pPr>
+        <w:tabs>
+          <w:tab w:val="num" w:pos="5760"/>
+        </w:tabs>
+        <w:ind w:left="5760" w:hanging="360"/>
+      </w:pPr>
+    </w:lvl>
+    <w:lvl w:ilvl="8" w:tentative="1">
+      <w:start w:val="1"/>
+      <w:numFmt w:val="decimal"/>
+      <w:lvlText w:val="%9."/>
+      <w:lvlJc w:val="left"/>
+      <w:pPr>
+        <w:tabs>
+          <w:tab w:val="num" w:pos="6480"/>
+        </w:tabs>
+        <w:ind w:left="6480" w:hanging="360"/>
+      </w:pPr>
+    </w:lvl>
+  </w:abstractNum>
+  <w:abstractNum w:abstractNumId="43" w15:restartNumberingAfterBreak="0">
+    <w:nsid w:val="7A7E74D7"/>
+    <w:multiLevelType w:val="multilevel"/>
+    <w:tmpl w:val="62525C68"/>
+    <w:lvl w:ilvl="0">
+      <w:start w:val="1"/>
+      <w:numFmt w:val="decimal"/>
+      <w:lvlText w:val="%1."/>
+      <w:lvlJc w:val="left"/>
+      <w:pPr>
+        <w:tabs>
+          <w:tab w:val="num" w:pos="720"/>
+        </w:tabs>
+        <w:ind w:left="720" w:hanging="360"/>
+      </w:pPr>
+    </w:lvl>
+    <w:lvl w:ilvl="1" w:tentative="1">
+      <w:start w:val="1"/>
+      <w:numFmt w:val="decimal"/>
+      <w:lvlText w:val="%2."/>
+      <w:lvlJc w:val="left"/>
+      <w:pPr>
+        <w:tabs>
+          <w:tab w:val="num" w:pos="1440"/>
+        </w:tabs>
+        <w:ind w:left="1440" w:hanging="360"/>
+      </w:pPr>
+    </w:lvl>
+    <w:lvl w:ilvl="2" w:tentative="1">
+      <w:start w:val="1"/>
+      <w:numFmt w:val="decimal"/>
+      <w:lvlText w:val="%3."/>
+      <w:lvlJc w:val="left"/>
+      <w:pPr>
+        <w:tabs>
+          <w:tab w:val="num" w:pos="2160"/>
+        </w:tabs>
+        <w:ind w:left="2160" w:hanging="360"/>
+      </w:pPr>
+    </w:lvl>
+    <w:lvl w:ilvl="3" w:tentative="1">
+      <w:start w:val="1"/>
+      <w:numFmt w:val="decimal"/>
+      <w:lvlText w:val="%4."/>
+      <w:lvlJc w:val="left"/>
+      <w:pPr>
+        <w:tabs>
+          <w:tab w:val="num" w:pos="2880"/>
+        </w:tabs>
+        <w:ind w:left="2880" w:hanging="360"/>
+      </w:pPr>
+    </w:lvl>
+    <w:lvl w:ilvl="4" w:tentative="1">
+      <w:start w:val="1"/>
+      <w:numFmt w:val="decimal"/>
+      <w:lvlText w:val="%5."/>
+      <w:lvlJc w:val="left"/>
+      <w:pPr>
+        <w:tabs>
+          <w:tab w:val="num" w:pos="3600"/>
+        </w:tabs>
+        <w:ind w:left="3600" w:hanging="360"/>
+      </w:pPr>
+    </w:lvl>
     <w:lvl w:ilvl="5" w:tentative="1">
       <w:start w:val="1"/>
       <w:numFmt w:val="decimal"/>
@@ -9535,15 +10405,27 @@
       <w:lvlJc w:val="left"/>
       <w:pPr>
         <w:tabs>
+          <w:tab w:val="num" w:pos="4320"/>
+        </w:tabs>
+        <w:ind w:left="4320" w:hanging="360"/>
+      </w:pPr>
+    </w:lvl>
+    <w:lvl w:ilvl="6" w:tentative="1">
+      <w:start w:val="1"/>
+      <w:numFmt w:val="decimal"/>
+      <w:lvlText w:val="%7."/>
+      <w:lvlJc w:val="left"/>
+      <w:pPr>
+        <w:tabs>
           <w:tab w:val="num" w:pos="5040"/>
         </w:tabs>
         <w:ind w:left="5040" w:hanging="360"/>
       </w:pPr>
     </w:lvl>
-    <w:lvl w:ilvl="6" w:tentative="1">
-      <w:start w:val="1"/>
-      <w:numFmt w:val="decimal"/>
-      <w:lvlText w:val="%7."/>
+    <w:lvl w:ilvl="7" w:tentative="1">
+      <w:start w:val="1"/>
+      <w:numFmt w:val="decimal"/>
+      <w:lvlText w:val="%8."/>
       <w:lvlJc w:val="left"/>
       <w:pPr>
         <w:tabs>
@@ -9552,10 +10434,10 @@
         <w:ind w:left="5760" w:hanging="360"/>
       </w:pPr>
     </w:lvl>
-    <w:lvl w:ilvl="7" w:tentative="1">
-      <w:start w:val="1"/>
-      <w:numFmt w:val="decimal"/>
-      <w:lvlText w:val="%8."/>
+    <w:lvl w:ilvl="8" w:tentative="1">
+      <w:start w:val="1"/>
+      <w:numFmt w:val="decimal"/>
+      <w:lvlText w:val="%9."/>
       <w:lvlJc w:val="left"/>
       <w:pPr>
         <w:tabs>
@@ -9563,489 +10445,177 @@
         </w:tabs>
         <w:ind w:left="6480" w:hanging="360"/>
       </w:pPr>
-    </w:lvl>
-    <w:lvl w:ilvl="8" w:tentative="1">
-      <w:start w:val="1"/>
-      <w:numFmt w:val="decimal"/>
-      <w:lvlText w:val="%9."/>
-      <w:lvlJc w:val="left"/>
-      <w:pPr>
-        <w:tabs>
-          <w:tab w:val="num" w:pos="7200"/>
-        </w:tabs>
-        <w:ind w:left="7200" w:hanging="360"/>
-      </w:pPr>
-    </w:lvl>
-  </w:abstractNum>
-  <w:abstractNum w:abstractNumId="22" w15:restartNumberingAfterBreak="0">
-    <w:nsid w:val="74970E2C"/>
-    <w:multiLevelType w:val="multilevel"/>
-    <w:tmpl w:val="A8DA4178"/>
-    <w:lvl w:ilvl="0">
-      <w:start w:val="1"/>
-      <w:numFmt w:val="decimal"/>
-      <w:lvlText w:val="%1."/>
-      <w:lvlJc w:val="left"/>
-      <w:pPr>
-        <w:tabs>
-          <w:tab w:val="num" w:pos="1440"/>
-        </w:tabs>
-        <w:ind w:left="1440" w:hanging="360"/>
-      </w:pPr>
-    </w:lvl>
-    <w:lvl w:ilvl="1" w:tentative="1">
-      <w:start w:val="1"/>
-      <w:numFmt w:val="decimal"/>
-      <w:lvlText w:val="%2."/>
-      <w:lvlJc w:val="left"/>
-      <w:pPr>
-        <w:tabs>
-          <w:tab w:val="num" w:pos="2160"/>
-        </w:tabs>
-        <w:ind w:left="2160" w:hanging="360"/>
-      </w:pPr>
-    </w:lvl>
-    <w:lvl w:ilvl="2" w:tentative="1">
-      <w:start w:val="1"/>
-      <w:numFmt w:val="decimal"/>
-      <w:lvlText w:val="%3."/>
-      <w:lvlJc w:val="left"/>
-      <w:pPr>
-        <w:tabs>
-          <w:tab w:val="num" w:pos="2880"/>
-        </w:tabs>
-        <w:ind w:left="2880" w:hanging="360"/>
-      </w:pPr>
-    </w:lvl>
-    <w:lvl w:ilvl="3" w:tentative="1">
-      <w:start w:val="1"/>
-      <w:numFmt w:val="decimal"/>
-      <w:lvlText w:val="%4."/>
-      <w:lvlJc w:val="left"/>
-      <w:pPr>
-        <w:tabs>
-          <w:tab w:val="num" w:pos="3600"/>
-        </w:tabs>
-        <w:ind w:left="3600" w:hanging="360"/>
-      </w:pPr>
-    </w:lvl>
-    <w:lvl w:ilvl="4" w:tentative="1">
-      <w:start w:val="1"/>
-      <w:numFmt w:val="decimal"/>
-      <w:lvlText w:val="%5."/>
-      <w:lvlJc w:val="left"/>
-      <w:pPr>
-        <w:tabs>
-          <w:tab w:val="num" w:pos="4320"/>
-        </w:tabs>
-        <w:ind w:left="4320" w:hanging="360"/>
-      </w:pPr>
-    </w:lvl>
-    <w:lvl w:ilvl="5" w:tentative="1">
-      <w:start w:val="1"/>
-      <w:numFmt w:val="decimal"/>
-      <w:lvlText w:val="%6."/>
-      <w:lvlJc w:val="left"/>
-      <w:pPr>
-        <w:tabs>
-          <w:tab w:val="num" w:pos="5040"/>
-        </w:tabs>
-        <w:ind w:left="5040" w:hanging="360"/>
-      </w:pPr>
-    </w:lvl>
-    <w:lvl w:ilvl="6" w:tentative="1">
-      <w:start w:val="1"/>
-      <w:numFmt w:val="decimal"/>
-      <w:lvlText w:val="%7."/>
-      <w:lvlJc w:val="left"/>
-      <w:pPr>
-        <w:tabs>
-          <w:tab w:val="num" w:pos="5760"/>
-        </w:tabs>
-        <w:ind w:left="5760" w:hanging="360"/>
-      </w:pPr>
-    </w:lvl>
-    <w:lvl w:ilvl="7" w:tentative="1">
-      <w:start w:val="1"/>
-      <w:numFmt w:val="decimal"/>
-      <w:lvlText w:val="%8."/>
-      <w:lvlJc w:val="left"/>
-      <w:pPr>
-        <w:tabs>
-          <w:tab w:val="num" w:pos="6480"/>
-        </w:tabs>
-        <w:ind w:left="6480" w:hanging="360"/>
-      </w:pPr>
-    </w:lvl>
-    <w:lvl w:ilvl="8" w:tentative="1">
-      <w:start w:val="1"/>
-      <w:numFmt w:val="decimal"/>
-      <w:lvlText w:val="%9."/>
-      <w:lvlJc w:val="left"/>
-      <w:pPr>
-        <w:tabs>
-          <w:tab w:val="num" w:pos="7200"/>
-        </w:tabs>
-        <w:ind w:left="7200" w:hanging="360"/>
-      </w:pPr>
-    </w:lvl>
-  </w:abstractNum>
-  <w:abstractNum w:abstractNumId="23" w15:restartNumberingAfterBreak="0">
-    <w:nsid w:val="795A3303"/>
-    <w:multiLevelType w:val="multilevel"/>
-    <w:tmpl w:val="037CFBD6"/>
-    <w:lvl w:ilvl="0">
-      <w:start w:val="2"/>
-      <w:numFmt w:val="decimal"/>
-      <w:lvlText w:val="%1."/>
-      <w:lvlJc w:val="left"/>
-      <w:pPr>
-        <w:tabs>
-          <w:tab w:val="num" w:pos="720"/>
-        </w:tabs>
-        <w:ind w:left="720" w:hanging="360"/>
-      </w:pPr>
-      <w:rPr>
-        <w:rFonts w:hint="default"/>
-      </w:rPr>
-    </w:lvl>
-    <w:lvl w:ilvl="1">
-      <w:start w:val="1"/>
-      <w:numFmt w:val="decimal"/>
-      <w:lvlText w:val="%2."/>
-      <w:lvlJc w:val="left"/>
-      <w:pPr>
-        <w:tabs>
-          <w:tab w:val="num" w:pos="1440"/>
-        </w:tabs>
-        <w:ind w:left="1440" w:hanging="360"/>
-      </w:pPr>
-      <w:rPr>
-        <w:rFonts w:hint="default"/>
-      </w:rPr>
-    </w:lvl>
-    <w:lvl w:ilvl="2">
-      <w:start w:val="1"/>
-      <w:numFmt w:val="decimal"/>
-      <w:lvlText w:val="%3."/>
-      <w:lvlJc w:val="left"/>
-      <w:pPr>
-        <w:tabs>
-          <w:tab w:val="num" w:pos="2160"/>
-        </w:tabs>
-        <w:ind w:left="2160" w:hanging="360"/>
-      </w:pPr>
-      <w:rPr>
-        <w:rFonts w:hint="default"/>
-      </w:rPr>
-    </w:lvl>
-    <w:lvl w:ilvl="3">
-      <w:start w:val="1"/>
-      <w:numFmt w:val="decimal"/>
-      <w:lvlText w:val="%4."/>
-      <w:lvlJc w:val="left"/>
-      <w:pPr>
-        <w:tabs>
-          <w:tab w:val="num" w:pos="2880"/>
-        </w:tabs>
-        <w:ind w:left="2880" w:hanging="360"/>
-      </w:pPr>
-      <w:rPr>
-        <w:rFonts w:hint="default"/>
-      </w:rPr>
-    </w:lvl>
-    <w:lvl w:ilvl="4">
-      <w:start w:val="1"/>
-      <w:numFmt w:val="decimal"/>
-      <w:lvlText w:val="%5."/>
-      <w:lvlJc w:val="left"/>
-      <w:pPr>
-        <w:tabs>
-          <w:tab w:val="num" w:pos="3600"/>
-        </w:tabs>
-        <w:ind w:left="3600" w:hanging="360"/>
-      </w:pPr>
-      <w:rPr>
-        <w:rFonts w:hint="default"/>
-      </w:rPr>
-    </w:lvl>
-    <w:lvl w:ilvl="5">
-      <w:start w:val="1"/>
-      <w:numFmt w:val="decimal"/>
-      <w:lvlText w:val="%6."/>
-      <w:lvlJc w:val="left"/>
-      <w:pPr>
-        <w:tabs>
-          <w:tab w:val="num" w:pos="4320"/>
-        </w:tabs>
-        <w:ind w:left="4320" w:hanging="360"/>
-      </w:pPr>
-      <w:rPr>
-        <w:rFonts w:hint="default"/>
-      </w:rPr>
-    </w:lvl>
-    <w:lvl w:ilvl="6">
-      <w:start w:val="1"/>
-      <w:numFmt w:val="decimal"/>
-      <w:lvlText w:val="%7."/>
-      <w:lvlJc w:val="left"/>
-      <w:pPr>
-        <w:tabs>
-          <w:tab w:val="num" w:pos="5040"/>
-        </w:tabs>
-        <w:ind w:left="5040" w:hanging="360"/>
-      </w:pPr>
-      <w:rPr>
-        <w:rFonts w:hint="default"/>
-      </w:rPr>
-    </w:lvl>
-    <w:lvl w:ilvl="7">
-      <w:start w:val="1"/>
-      <w:numFmt w:val="decimal"/>
-      <w:lvlText w:val="%8."/>
-      <w:lvlJc w:val="left"/>
-      <w:pPr>
-        <w:tabs>
-          <w:tab w:val="num" w:pos="5760"/>
-        </w:tabs>
-        <w:ind w:left="5760" w:hanging="360"/>
-      </w:pPr>
-      <w:rPr>
-        <w:rFonts w:hint="default"/>
-      </w:rPr>
-    </w:lvl>
-    <w:lvl w:ilvl="8">
-      <w:start w:val="1"/>
-      <w:numFmt w:val="decimal"/>
-      <w:lvlText w:val="%9."/>
-      <w:lvlJc w:val="left"/>
-      <w:pPr>
-        <w:tabs>
-          <w:tab w:val="num" w:pos="6480"/>
-        </w:tabs>
-        <w:ind w:left="6480" w:hanging="360"/>
-      </w:pPr>
-      <w:rPr>
-        <w:rFonts w:hint="default"/>
-      </w:rPr>
-    </w:lvl>
-  </w:abstractNum>
-  <w:abstractNum w:abstractNumId="24" w15:restartNumberingAfterBreak="0">
-    <w:nsid w:val="7CBC11D8"/>
-    <w:multiLevelType w:val="multilevel"/>
-    <w:tmpl w:val="CE58B5AA"/>
-    <w:lvl w:ilvl="0">
-      <w:start w:val="4"/>
-      <w:numFmt w:val="decimal"/>
-      <w:lvlText w:val="%1."/>
-      <w:lvlJc w:val="left"/>
-      <w:pPr>
-        <w:tabs>
-          <w:tab w:val="num" w:pos="720"/>
-        </w:tabs>
-        <w:ind w:left="720" w:hanging="360"/>
-      </w:pPr>
-      <w:rPr>
-        <w:rFonts w:hint="default"/>
-      </w:rPr>
-    </w:lvl>
-    <w:lvl w:ilvl="1">
-      <w:start w:val="1"/>
-      <w:numFmt w:val="decimal"/>
-      <w:lvlText w:val="%2."/>
-      <w:lvlJc w:val="left"/>
-      <w:pPr>
-        <w:tabs>
-          <w:tab w:val="num" w:pos="1440"/>
-        </w:tabs>
-        <w:ind w:left="1440" w:hanging="360"/>
-      </w:pPr>
-      <w:rPr>
-        <w:rFonts w:hint="default"/>
-      </w:rPr>
-    </w:lvl>
-    <w:lvl w:ilvl="2">
-      <w:start w:val="1"/>
-      <w:numFmt w:val="decimal"/>
-      <w:lvlText w:val="%3."/>
-      <w:lvlJc w:val="left"/>
-      <w:pPr>
-        <w:tabs>
-          <w:tab w:val="num" w:pos="2160"/>
-        </w:tabs>
-        <w:ind w:left="2160" w:hanging="360"/>
-      </w:pPr>
-      <w:rPr>
-        <w:rFonts w:hint="default"/>
-      </w:rPr>
-    </w:lvl>
-    <w:lvl w:ilvl="3">
-      <w:start w:val="1"/>
-      <w:numFmt w:val="decimal"/>
-      <w:lvlText w:val="%4."/>
-      <w:lvlJc w:val="left"/>
-      <w:pPr>
-        <w:tabs>
-          <w:tab w:val="num" w:pos="2880"/>
-        </w:tabs>
-        <w:ind w:left="2880" w:hanging="360"/>
-      </w:pPr>
-      <w:rPr>
-        <w:rFonts w:hint="default"/>
-      </w:rPr>
-    </w:lvl>
-    <w:lvl w:ilvl="4">
-      <w:start w:val="1"/>
-      <w:numFmt w:val="decimal"/>
-      <w:lvlText w:val="%5."/>
-      <w:lvlJc w:val="left"/>
-      <w:pPr>
-        <w:tabs>
-          <w:tab w:val="num" w:pos="3600"/>
-        </w:tabs>
-        <w:ind w:left="3600" w:hanging="360"/>
-      </w:pPr>
-      <w:rPr>
-        <w:rFonts w:hint="default"/>
-      </w:rPr>
-    </w:lvl>
-    <w:lvl w:ilvl="5">
-      <w:start w:val="1"/>
-      <w:numFmt w:val="decimal"/>
-      <w:lvlText w:val="%6."/>
-      <w:lvlJc w:val="left"/>
-      <w:pPr>
-        <w:tabs>
-          <w:tab w:val="num" w:pos="4320"/>
-        </w:tabs>
-        <w:ind w:left="4320" w:hanging="360"/>
-      </w:pPr>
-      <w:rPr>
-        <w:rFonts w:hint="default"/>
-      </w:rPr>
-    </w:lvl>
-    <w:lvl w:ilvl="6">
-      <w:start w:val="1"/>
-      <w:numFmt w:val="decimal"/>
-      <w:lvlText w:val="%7."/>
-      <w:lvlJc w:val="left"/>
-      <w:pPr>
-        <w:tabs>
-          <w:tab w:val="num" w:pos="5040"/>
-        </w:tabs>
-        <w:ind w:left="5040" w:hanging="360"/>
-      </w:pPr>
-      <w:rPr>
-        <w:rFonts w:hint="default"/>
-      </w:rPr>
-    </w:lvl>
-    <w:lvl w:ilvl="7">
-      <w:start w:val="1"/>
-      <w:numFmt w:val="decimal"/>
-      <w:lvlText w:val="%8."/>
-      <w:lvlJc w:val="left"/>
-      <w:pPr>
-        <w:tabs>
-          <w:tab w:val="num" w:pos="5760"/>
-        </w:tabs>
-        <w:ind w:left="5760" w:hanging="360"/>
-      </w:pPr>
-      <w:rPr>
-        <w:rFonts w:hint="default"/>
-      </w:rPr>
-    </w:lvl>
-    <w:lvl w:ilvl="8">
-      <w:start w:val="1"/>
-      <w:numFmt w:val="decimal"/>
-      <w:lvlText w:val="%9."/>
-      <w:lvlJc w:val="left"/>
-      <w:pPr>
-        <w:tabs>
-          <w:tab w:val="num" w:pos="6480"/>
-        </w:tabs>
-        <w:ind w:left="6480" w:hanging="360"/>
-      </w:pPr>
-      <w:rPr>
-        <w:rFonts w:hint="default"/>
-      </w:rPr>
     </w:lvl>
   </w:abstractNum>
   <w:num w:numId="1" w16cid:durableId="808399730">
+    <w:abstractNumId w:val="20"/>
+  </w:num>
+  <w:num w:numId="2" w16cid:durableId="791675891">
+    <w:abstractNumId w:val="38"/>
+  </w:num>
+  <w:num w:numId="3" w16cid:durableId="825633646">
+    <w:abstractNumId w:val="13"/>
+  </w:num>
+  <w:num w:numId="4" w16cid:durableId="366610433">
+    <w:abstractNumId w:val="32"/>
+  </w:num>
+  <w:num w:numId="5" w16cid:durableId="806238314">
+    <w:abstractNumId w:val="21"/>
+  </w:num>
+  <w:num w:numId="6" w16cid:durableId="2030597338">
+    <w:abstractNumId w:val="42"/>
+  </w:num>
+  <w:num w:numId="7" w16cid:durableId="1199244720">
+    <w:abstractNumId w:val="6"/>
+  </w:num>
+  <w:num w:numId="8" w16cid:durableId="1252397261">
+    <w:abstractNumId w:val="36"/>
+  </w:num>
+  <w:num w:numId="9" w16cid:durableId="902643250">
+    <w:abstractNumId w:val="22"/>
+  </w:num>
+  <w:num w:numId="10" w16cid:durableId="1031568212">
+    <w:abstractNumId w:val="30"/>
+  </w:num>
+  <w:num w:numId="11" w16cid:durableId="1633749798">
     <w:abstractNumId w:val="11"/>
   </w:num>
-  <w:num w:numId="2" w16cid:durableId="825633646">
-    <w:abstractNumId w:val="6"/>
+  <w:num w:numId="12" w16cid:durableId="1134444877">
+    <w:abstractNumId w:val="40"/>
   </w:num>
-  <w:num w:numId="3" w16cid:durableId="366610433">
+  <w:num w:numId="13" w16cid:durableId="1601447186">
+    <w:abstractNumId w:val="31"/>
+  </w:num>
+  <w:num w:numId="14" w16cid:durableId="1806700225">
+    <w:abstractNumId w:val="39"/>
+  </w:num>
+  <w:num w:numId="15" w16cid:durableId="1198926578">
+    <w:abstractNumId w:val="24"/>
+  </w:num>
+  <w:num w:numId="16" w16cid:durableId="1754082018">
+    <w:abstractNumId w:val="18"/>
+  </w:num>
+  <w:num w:numId="17" w16cid:durableId="259876152">
+    <w:abstractNumId w:val="27"/>
+  </w:num>
+  <w:num w:numId="18" w16cid:durableId="1383404314">
+    <w:abstractNumId w:val="37"/>
+  </w:num>
+  <w:num w:numId="19" w16cid:durableId="830678811">
+    <w:abstractNumId w:val="43"/>
+  </w:num>
+  <w:num w:numId="20" w16cid:durableId="1591310779">
+    <w:abstractNumId w:val="0"/>
+  </w:num>
+  <w:num w:numId="21" w16cid:durableId="1478378188">
+    <w:abstractNumId w:val="34"/>
+  </w:num>
+  <w:num w:numId="22" w16cid:durableId="1887258532">
+    <w:abstractNumId w:val="26"/>
+    <w:lvlOverride w:ilvl="0">
+      <w:lvl w:ilvl="0">
+        <w:numFmt w:val="decimal"/>
+        <w:lvlText w:val="%1."/>
+        <w:lvlJc w:val="left"/>
+      </w:lvl>
+    </w:lvlOverride>
+  </w:num>
+  <w:num w:numId="23" w16cid:durableId="1290744507">
+    <w:abstractNumId w:val="26"/>
+    <w:lvlOverride w:ilvl="0">
+      <w:lvl w:ilvl="0">
+        <w:numFmt w:val="decimal"/>
+        <w:lvlText w:val="%1."/>
+        <w:lvlJc w:val="left"/>
+      </w:lvl>
+    </w:lvlOverride>
+  </w:num>
+  <w:num w:numId="24" w16cid:durableId="132212689">
+    <w:abstractNumId w:val="26"/>
+    <w:lvlOverride w:ilvl="0">
+      <w:lvl w:ilvl="0">
+        <w:numFmt w:val="decimal"/>
+        <w:lvlText w:val="%1."/>
+        <w:lvlJc w:val="left"/>
+      </w:lvl>
+    </w:lvlOverride>
+  </w:num>
+  <w:num w:numId="25" w16cid:durableId="646326733">
+    <w:abstractNumId w:val="26"/>
+    <w:lvlOverride w:ilvl="0">
+      <w:lvl w:ilvl="0">
+        <w:numFmt w:val="decimal"/>
+        <w:lvlText w:val="%1."/>
+        <w:lvlJc w:val="left"/>
+      </w:lvl>
+    </w:lvlOverride>
+  </w:num>
+  <w:num w:numId="26" w16cid:durableId="751127074">
     <w:abstractNumId w:val="19"/>
   </w:num>
-  <w:num w:numId="4" w16cid:durableId="1199244720">
+  <w:num w:numId="27" w16cid:durableId="750548100">
+    <w:abstractNumId w:val="23"/>
+  </w:num>
+  <w:num w:numId="28" w16cid:durableId="810943161">
+    <w:abstractNumId w:val="25"/>
+  </w:num>
+  <w:num w:numId="29" w16cid:durableId="1910117567">
+    <w:abstractNumId w:val="14"/>
+  </w:num>
+  <w:num w:numId="30" w16cid:durableId="1656101756">
     <w:abstractNumId w:val="1"/>
   </w:num>
-  <w:num w:numId="5" w16cid:durableId="902643250">
+  <w:num w:numId="31" w16cid:durableId="1134178652">
     <w:abstractNumId w:val="12"/>
   </w:num>
-  <w:num w:numId="6" w16cid:durableId="1031568212">
-    <w:abstractNumId w:val="18"/>
+  <w:num w:numId="32" w16cid:durableId="1746995015">
+    <w:abstractNumId w:val="33"/>
   </w:num>
-  <w:num w:numId="7" w16cid:durableId="1633749798">
+  <w:num w:numId="33" w16cid:durableId="1472405632">
+    <w:abstractNumId w:val="28"/>
+  </w:num>
+  <w:num w:numId="34" w16cid:durableId="1069226025">
+    <w:abstractNumId w:val="4"/>
+  </w:num>
+  <w:num w:numId="35" w16cid:durableId="74474823">
+    <w:abstractNumId w:val="2"/>
+  </w:num>
+  <w:num w:numId="36" w16cid:durableId="1969387952">
     <w:abstractNumId w:val="5"/>
   </w:num>
-  <w:num w:numId="8" w16cid:durableId="259876152">
+  <w:num w:numId="37" w16cid:durableId="1529874552">
+    <w:abstractNumId w:val="8"/>
+  </w:num>
+  <w:num w:numId="38" w16cid:durableId="1122698781">
+    <w:abstractNumId w:val="7"/>
+  </w:num>
+  <w:num w:numId="39" w16cid:durableId="1807504241">
+    <w:abstractNumId w:val="17"/>
+  </w:num>
+  <w:num w:numId="40" w16cid:durableId="372537547">
+    <w:abstractNumId w:val="29"/>
+  </w:num>
+  <w:num w:numId="41" w16cid:durableId="1113325951">
+    <w:abstractNumId w:val="35"/>
+  </w:num>
+  <w:num w:numId="42" w16cid:durableId="393358825">
+    <w:abstractNumId w:val="10"/>
+  </w:num>
+  <w:num w:numId="43" w16cid:durableId="581833674">
+    <w:abstractNumId w:val="3"/>
+  </w:num>
+  <w:num w:numId="44" w16cid:durableId="1991782910">
+    <w:abstractNumId w:val="41"/>
+  </w:num>
+  <w:num w:numId="45" w16cid:durableId="2136487955">
+    <w:abstractNumId w:val="9"/>
+  </w:num>
+  <w:num w:numId="46" w16cid:durableId="1977953835">
     <w:abstractNumId w:val="16"/>
   </w:num>
-  <w:num w:numId="9" w16cid:durableId="1383404314">
-    <w:abstractNumId w:val="20"/>
-  </w:num>
-  <w:num w:numId="10" w16cid:durableId="1977953835">
-    <w:abstractNumId w:val="8"/>
-  </w:num>
-  <w:num w:numId="11" w16cid:durableId="839079589">
-    <w:abstractNumId w:val="7"/>
-  </w:num>
-  <w:num w:numId="12" w16cid:durableId="1039010458">
-    <w:abstractNumId w:val="2"/>
-  </w:num>
-  <w:num w:numId="13" w16cid:durableId="1584342031">
-    <w:abstractNumId w:val="0"/>
-  </w:num>
-  <w:num w:numId="14" w16cid:durableId="1742367070">
-    <w:abstractNumId w:val="24"/>
-  </w:num>
-  <w:num w:numId="15" w16cid:durableId="814758332">
-    <w:abstractNumId w:val="4"/>
-  </w:num>
-  <w:num w:numId="16" w16cid:durableId="1366755887">
-    <w:abstractNumId w:val="22"/>
-  </w:num>
-  <w:num w:numId="17" w16cid:durableId="529951027">
-    <w:abstractNumId w:val="9"/>
-  </w:num>
-  <w:num w:numId="18" w16cid:durableId="1232347973">
-    <w:abstractNumId w:val="17"/>
-  </w:num>
-  <w:num w:numId="19" w16cid:durableId="426001907">
-    <w:abstractNumId w:val="14"/>
-  </w:num>
-  <w:num w:numId="20" w16cid:durableId="1217937235">
-    <w:abstractNumId w:val="3"/>
-  </w:num>
-  <w:num w:numId="21" w16cid:durableId="1052461759">
-    <w:abstractNumId w:val="13"/>
-  </w:num>
-  <w:num w:numId="22" w16cid:durableId="1202013861">
-    <w:abstractNumId w:val="21"/>
-  </w:num>
-  <w:num w:numId="23" w16cid:durableId="813714608">
-    <w:abstractNumId w:val="10"/>
-  </w:num>
-  <w:num w:numId="24" w16cid:durableId="84421764">
-    <w:abstractNumId w:val="23"/>
-  </w:num>
-  <w:num w:numId="25" w16cid:durableId="631255691">
+  <w:num w:numId="47" w16cid:durableId="839079589">
     <w:abstractNumId w:val="15"/>
   </w:num>
-  <w:numIdMacAtCleanup w:val="13"/>
 </w:numbering>
 </file>
 
@@ -10633,16 +11203,6 @@
       <w:lang w:val="en-US"/>
     </w:rPr>
   </w:style>
-  <w:style w:type="numbering" w:customStyle="1" w:styleId="CurrentList1">
-    <w:name w:val="Current List1"/>
-    <w:uiPriority w:val="99"/>
-    <w:rsid w:val="00060112"/>
-    <w:pPr>
-      <w:numPr>
-        <w:numId w:val="12"/>
-      </w:numPr>
-    </w:pPr>
-  </w:style>
 </w:styles>
 </file>
 
